--- a/plantillas_maestras/04_seguro_proteccion_tarjetas_y_dinero/contratacion_no_consentida/2_ddos_banco_y_aseguradora/mujer/TPL_0731_2025_SEGURO_PROTECCION_TARJETAS_Y_DINERO_CONTRATACION_NO_CONSENTIDA_BANCO_MUJER_R1.docx
+++ b/plantillas_maestras/04_seguro_proteccion_tarjetas_y_dinero/contratacion_no_consentida/2_ddos_banco_y_aseguradora/mujer/TPL_0731_2025_SEGURO_PROTECCION_TARJETAS_Y_DINERO_CONTRATACION_NO_CONSENTIDA_BANCO_MUJER_R1.docx
@@ -423,7 +423,7 @@
           <w14:ligatures w14:val="none"/>
         </w:rPr>
         <w:tab/>
-        <w:t>:       ADMISIÓN A TRÁMITE</w:t>
+        <w:t>: ADMISIÓN A TRÁMITE</w:t>
       </w:r>
     </w:p>
     <w:p>
@@ -796,7 +796,7 @@
           <w:lang w:val="es-ES" w:eastAsia="es-ES"/>
           <w14:ligatures w14:val="none"/>
         </w:rPr>
-        <w:t>Ley N°29571, Código de Protección y Defensa del Consumidor (en adelante, Código)</w:t>
+        <w:t>Ley 29571, Código de Protección y Defensa del Consumidor (en adelante, Código)</w:t>
       </w:r>
       <w:r>
         <w:rPr>
@@ -1031,7 +1031,7 @@
           <w:lang w:val="es-ES" w:eastAsia="es-ES"/>
           <w14:ligatures w14:val="none"/>
         </w:rPr>
-        <w:t>de Protección de Tarjeta Full Nº 0233604</w:t>
+        <w:t>de Protección de Tarjeta Full 023xxxxxx604</w:t>
       </w:r>
       <w:r>
         <w:rPr>
@@ -1359,7 +1359,7 @@
           <w:lang w:val="es-ES" w:eastAsia="es-ES"/>
           <w14:ligatures w14:val="none"/>
         </w:rPr>
-        <w:t>º 8080071 correspondiente al Seguro de Sepelio Grupal para Clientes de Entidades Financieras de Sepelio y la Póliza Nº 27330 correspondiente al Seguro</w:t>
+        <w:t> 8080071 correspondiente al Seguro de Sepelio Grupal para Clientes de Entidades Financieras de Sepelio y la Póliza 27330 correspondiente al Seguro</w:t>
       </w:r>
       <w:r>
         <w:rPr>
@@ -1379,7 +1379,7 @@
           <w:lang w:val="es-ES" w:eastAsia="es-ES"/>
           <w14:ligatures w14:val="none"/>
         </w:rPr>
-        <w:t xml:space="preserve">de Protección de Tarjeta Full Nº 0233604, más </w:t>
+        <w:t xml:space="preserve">de Protección de Tarjeta Full 023xxxxxx604, más </w:t>
       </w:r>
       <w:r>
         <w:rPr>
@@ -1550,7 +1550,7 @@
           <w:lang w:val="es-ES" w:eastAsia="es-ES"/>
           <w14:ligatures w14:val="none"/>
         </w:rPr>
-        <w:t xml:space="preserve">, requirió el reembolso de costos y costas del presente procedimiento.  </w:t>
+        <w:t xml:space="preserve">, requirió el reembolso de costos y costas del presente procedimiento. </w:t>
       </w:r>
     </w:p>
     <w:p>
@@ -1650,7 +1650,7 @@
           <w:lang w:eastAsia="es-PE"/>
           <w14:ligatures w14:val="none"/>
         </w:rPr>
-        <w:t>La Secretaría Técnica de la Comisión de Protección al Consumidor N°1 (en adelante, la Secretaría Técnica), en ejercicio de sus facultades</w:t>
+        <w:t>La Secretaría Técnica de la Comisión de Protección al Consumidor 1 (en adelante, la Secretaría Técnica), en ejercicio de sus facultades</w:t>
       </w:r>
       <w:r>
         <w:rPr>
@@ -1696,7 +1696,7 @@
           <w:lang w:eastAsia="es-PE"/>
           <w14:ligatures w14:val="none"/>
         </w:rPr>
-        <w:t xml:space="preserve">Mapfre Perú Compañía de Seguros y Reaseguros S.A. y Banco Ripley Perú S.A. habrían atribuido indebidamente la Póliza N° 8080071 a </w:t>
+        <w:t xml:space="preserve">Mapfre Perú Compañía de Seguros y Reaseguros S.A. y Banco Ripley Perú S.A. habrían atribuido indebidamente la Póliza 8080071 a </w:t>
       </w:r>
       <w:r>
         <w:rPr>
@@ -1873,7 +1873,7 @@
           <w:shd w:val="clear" w:color="auto" w:fill="FFFFFF"/>
           <w14:ligatures w14:val="none"/>
         </w:rPr>
-        <w:t>° del</w:t>
+        <w:t> del</w:t>
       </w:r>
       <w:r>
         <w:rPr>
@@ -1962,7 +1962,7 @@
           <w:kern w:val="0"/>
           <w14:ligatures w14:val="none"/>
         </w:rPr>
-        <w:t>Mapfre Perú Compañía de Seguros y Reaseguros S.A. y Banco Ripley Perú S.A. habría atribuido indebidamente la Póliza N° 27330 a favor del denunciante, generando el descuento de las primas desde su tarjeta de crédito</w:t>
+        <w:t>Mapfre Perú Compañía de Seguros y Reaseguros S.A. y Banco Ripley Perú S.A. habría atribuido indebidamente la Póliza 27330 a favor del denunciante, generando el descuento de las primas desde su tarjeta de crédito</w:t>
       </w:r>
       <w:r>
         <w:rPr>
@@ -1986,7 +1986,7 @@
           <w:kern w:val="0"/>
           <w14:ligatures w14:val="none"/>
         </w:rPr>
-        <w:t>protección contra los métodos comerciales agresivos o engañosos, tipificado en el artículo 58° del Có</w:t>
+        <w:t>protección contra los métodos comerciales agresivos o engañosos, tipificado en el artículo 58 del Có</w:t>
       </w:r>
       <w:r>
         <w:rPr>
@@ -2064,7 +2064,7 @@
           <w:lang w:eastAsia="es-PE"/>
           <w14:ligatures w14:val="none"/>
         </w:rPr>
-        <w:t xml:space="preserve">Mapfre Perú Compañía de Seguros y Reaseguros S.A. no habría cumplido con remitir la Póliza N° 8080071 al correo electrónico </w:t>
+        <w:t xml:space="preserve">Mapfre Perú Compañía de Seguros y Reaseguros S.A. no habría cumplido con remitir la Póliza 8080071 al correo electrónico </w:t>
       </w:r>
       <w:r>
         <w:rPr>
@@ -2145,7 +2145,7 @@
           <w:kern w:val="0"/>
           <w14:ligatures w14:val="none"/>
         </w:rPr>
-        <w:t xml:space="preserve">inciso e) del artículo 47° </w:t>
+        <w:t xml:space="preserve">inciso e) del artículo 47 </w:t>
       </w:r>
       <w:r>
         <w:rPr>
@@ -2229,7 +2229,7 @@
           <w:lang w:eastAsia="es-PE"/>
           <w14:ligatures w14:val="none"/>
         </w:rPr>
-        <w:t xml:space="preserve">Mapfre Perú Compañía de Seguros y Reaseguros S.A. no habría cumplido con remitir la Póliza N° 27330 al correo electrónico del </w:t>
+        <w:t xml:space="preserve">Mapfre Perú Compañía de Seguros y Reaseguros S.A. no habría cumplido con remitir la Póliza 27330 al correo electrónico del </w:t>
       </w:r>
       <w:r>
         <w:rPr>
@@ -2302,7 +2302,7 @@
           <w:kern w:val="0"/>
           <w14:ligatures w14:val="none"/>
         </w:rPr>
-        <w:t xml:space="preserve">inciso e) del artículo 47° </w:t>
+        <w:t xml:space="preserve">inciso e) del artículo 47 </w:t>
       </w:r>
       <w:r>
         <w:rPr>
@@ -2433,7 +2433,7 @@
           <w:lang w:eastAsia="es-PE"/>
           <w14:ligatures w14:val="none"/>
         </w:rPr>
-        <w:t>ndencia entre lo que esperaba recibir de parte del proveedor y lo que realmente recibió. Por consiguiente, corresponde calificar el hecho materia de denuncia como una presunta infracción al deber de idoneidad, tipificado en los artículos 18° y 19° del Código</w:t>
+        <w:t>ndencia entre lo que esperaba recibir de parte del proveedor y lo que realmente recibió. Por consiguiente, corresponde calificar el hecho materia de denuncia como una presunta infracción al deber de idoneidad, tipificado en los artículos 18 y 19 del Código</w:t>
       </w:r>
       <w:r>
         <w:rPr>
@@ -2515,7 +2515,7 @@
           <w:lang w:eastAsia="es-PE"/>
           <w14:ligatures w14:val="none"/>
         </w:rPr>
-        <w:t>Banco Ripley Perú S.A. habría consignado un número telefónico y correo electrónico en las Pólizas N° 8080071 y N° 27330 que no pertenecían al denunciante</w:t>
+        <w:t>Banco Ripley Perú S.A. habría consignado un número telefónico y correo electrónico en las Pólizas 8080071 y 27330 que no pertenecían al denunciante</w:t>
       </w:r>
       <w:r>
         <w:rPr>
@@ -2533,7 +2533,7 @@
           <w:lang w:eastAsia="es-PE"/>
           <w14:ligatures w14:val="none"/>
         </w:rPr>
-        <w:t>involucraría una presunta afectación a sus expectativas, quien no habría encontrado una correspondencia entre lo que esperaba recibir de parte del proveedor y lo que realmente recibió. Por consiguiente, corresponde calificar el hecho materia de denuncia como una presunta infracción al deber de idoneidad, tipificado en los artículos 18° y 19° del Código</w:t>
+        <w:t>involucraría una presunta afectación a sus expectativas, quien no habría encontrado una correspondencia entre lo que esperaba recibir de parte del proveedor y lo que realmente recibió. Por consiguiente, corresponde calificar el hecho materia de denuncia como una presunta infracción al deber de idoneidad, tipificado en los artículos 18 y 19 del Código</w:t>
       </w:r>
       <w:r>
         <w:rPr>
@@ -2622,7 +2622,7 @@
           <w:lang w:eastAsia="es-PE"/>
           <w14:ligatures w14:val="none"/>
         </w:rPr>
-        <w:t>III.       REQUERIMIENTO DE INFORMACION</w:t>
+        <w:t>III. REQUERIMIENTO DE INFORMACION</w:t>
       </w:r>
     </w:p>
     <w:p>
@@ -2736,7 +2736,7 @@
           <w:lang w:val="es-ES" w:eastAsia="es-ES"/>
           <w14:ligatures w14:val="none"/>
         </w:rPr>
-        <w:t>(i) presentar una copia completa, legible y debidamente suscrita de la Póliza Nº   8080071 y la Póliza Nº 27330 materia de denuncia (ii) presentar los medios probatorios que acrediten que remitió la Póliza Nº   8080071 y la Póliza Nº 27330 al consumidor; y, (iii) presentar los medios probatorios que acrediten que los datos de correo electrónico y número telefónico consignadas en las pólizas materia de denuncia pertenecen al consumidor</w:t>
+        <w:t>(i) presentar una copia completa, legible y debidamente suscrita de la Póliza 8080071 y la Póliza 27330 materia de denuncia (ii) presentar los medios probatorios que acrediten que remitió la Póliza 8080071 y la Póliza 27330 al consumidor; y, (iii) presentar los medios probatorios que acrediten que los datos de correo electrónico y número telefónico consignadas en las pólizas materia de denuncia pertenecen al consumidor</w:t>
       </w:r>
       <w:r>
         <w:rPr>
@@ -2830,7 +2830,7 @@
           <w:lang w:eastAsia="es-ES"/>
           <w14:ligatures w14:val="none"/>
         </w:rPr>
-        <w:t>(i) presentar una copia debidamente suscrita de la Póliza Nº   8080071 y la Póliza Nº 27330 materia de denuncia; y, (ii) presentar todas las comunicaciones cursadas con la parte denunciante en virtud de los hechos materia de denuncia</w:t>
+        <w:t>(i) presentar una copia debidamente suscrita de la Póliza 8080071 y la Póliza 27330 materia de denuncia; y, (ii) presentar todas las comunicaciones cursadas con la parte denunciante en virtud de los hechos materia de denuncia</w:t>
       </w:r>
       <w:r>
         <w:rPr>
@@ -2884,7 +2884,7 @@
           <w:lang w:eastAsia="es-PE"/>
           <w14:ligatures w14:val="none"/>
         </w:rPr>
-        <w:t xml:space="preserve">RESOLUCIÓN DE LA SECRETARÍA TÉCNICA  </w:t>
+        <w:t xml:space="preserve">RESOLUCIÓN DE LA SECRETARÍA TÉCNICA </w:t>
       </w:r>
     </w:p>
     <w:p>
@@ -3257,7 +3257,7 @@
           <w:lang w:eastAsia="es-PE"/>
           <w14:ligatures w14:val="none"/>
         </w:rPr>
-        <w:t>°</w:t>
+        <w:t/>
       </w:r>
       <w:r>
         <w:rPr>
@@ -3338,7 +3338,7 @@
           <w:lang w:eastAsia="es-PE"/>
           <w14:ligatures w14:val="none"/>
         </w:rPr>
-        <w:t>Póliza N° 8080071 a favor del denunciante, generando el descuento de las primas desde su tarjeta de crédito.</w:t>
+        <w:t>Póliza 8080071 a favor del denunciante, generando el descuento de las primas desde su tarjeta de crédito.</w:t>
       </w:r>
     </w:p>
     <w:p>
@@ -3409,7 +3409,7 @@
           <w:lang w:eastAsia="es-PE"/>
           <w14:ligatures w14:val="none"/>
         </w:rPr>
-        <w:t>°</w:t>
+        <w:t/>
       </w:r>
       <w:r>
         <w:rPr>
@@ -3446,7 +3446,7 @@
           <w:lang w:eastAsia="es-PE"/>
           <w14:ligatures w14:val="none"/>
         </w:rPr>
-        <w:t>Póliza N° 27330 a favor del denunciante, generando el descuento de las primas desde su tarjeta de crédito</w:t>
+        <w:t>Póliza 27330 a favor del denunciante, generando el descuento de las primas desde su tarjeta de crédito</w:t>
       </w:r>
       <w:r>
         <w:rPr>
@@ -3567,7 +3567,7 @@
           <w:lang w:eastAsia="es-PE"/>
           <w14:ligatures w14:val="none"/>
         </w:rPr>
-        <w:t>°</w:t>
+        <w:t/>
       </w:r>
       <w:r>
         <w:rPr>
@@ -3613,7 +3613,7 @@
           <w:lang w:eastAsia="es-PE"/>
           <w14:ligatures w14:val="none"/>
         </w:rPr>
-        <w:t>Póliza N° 8080071 al correo electrónico del denunciante.</w:t>
+        <w:t>Póliza 8080071 al correo electrónico del denunciante.</w:t>
       </w:r>
     </w:p>
     <w:p>
@@ -3712,7 +3712,7 @@
           <w:lang w:eastAsia="es-PE"/>
           <w14:ligatures w14:val="none"/>
         </w:rPr>
-        <w:t>°</w:t>
+        <w:t/>
       </w:r>
       <w:r>
         <w:rPr>
@@ -3758,7 +3758,7 @@
           <w:lang w:eastAsia="es-PE"/>
           <w14:ligatures w14:val="none"/>
         </w:rPr>
-        <w:t>Póliza N° 27330 al correo electrónico del denunciante.</w:t>
+        <w:t>Póliza 27330 al correo electrónico del denunciante.</w:t>
       </w:r>
     </w:p>
     <w:p>
@@ -3828,7 +3828,7 @@
           <w:lang w:eastAsia="es-PE"/>
           <w14:ligatures w14:val="none"/>
         </w:rPr>
-        <w:t>artículos 18° y 19°</w:t>
+        <w:t>artículos 18 y 19</w:t>
       </w:r>
       <w:r>
         <w:rPr>
@@ -3963,7 +3963,7 @@
           <w:lang w:eastAsia="es-PE"/>
           <w14:ligatures w14:val="none"/>
         </w:rPr>
-        <w:t xml:space="preserve"> infracción a los artículos 18° y 19°</w:t>
+        <w:t xml:space="preserve"> infracción a los artículos 18 y 19</w:t>
       </w:r>
       <w:r>
         <w:rPr>
@@ -4009,7 +4009,7 @@
           <w:lang w:eastAsia="es-PE"/>
           <w14:ligatures w14:val="none"/>
         </w:rPr>
-        <w:t>habría consignado un número telefónico y correo electrónico en las Pólizas N° 8080071 y N° 27330 que no pertenecían al denunciante.</w:t>
+        <w:t>habría consignado un número telefónico y correo electrónico en las Pólizas 8080071 y 27330 que no pertenecían al denunciante.</w:t>
       </w:r>
     </w:p>
     <w:p>
@@ -4428,7 +4428,7 @@
           <w:lang w:eastAsia="es-PE"/>
           <w14:ligatures w14:val="none"/>
         </w:rPr>
-        <w:t>°</w:t>
+        <w:t/>
       </w:r>
       <w:r>
         <w:rPr>
@@ -4515,7 +4515,7 @@
           <w:kern w:val="0"/>
           <w14:ligatures w14:val="none"/>
         </w:rPr>
-        <w:t xml:space="preserve">. Ello, a fin de que la Comisión pueda meritar dicha documentación, conforme lo establece el artículo 110º del </w:t>
+        <w:t xml:space="preserve">. Ello, a fin de que la Comisión pueda meritar dicha documentación, conforme lo establece el artículo 110 del </w:t>
       </w:r>
       <w:r>
         <w:rPr>
@@ -4764,7 +4764,7 @@
           <w:lang w:eastAsia="es-PE"/>
           <w14:ligatures w14:val="none"/>
         </w:rPr>
-        <w:t>°</w:t>
+        <w:t/>
       </w:r>
       <w:r>
         <w:rPr>
@@ -5018,7 +5018,7 @@
           <w:lang w:val="es-ES" w:eastAsia="es-ES"/>
           <w14:ligatures w14:val="none"/>
         </w:rPr>
-        <w:t xml:space="preserve">Nº </w:t>
+        <w:t xml:space="preserve"/>
       </w:r>
       <w:r>
         <w:rPr>
@@ -5048,7 +5048,7 @@
           <w:lang w:val="es-ES" w:eastAsia="es-ES"/>
           <w14:ligatures w14:val="none"/>
         </w:rPr>
-        <w:t xml:space="preserve">y la Póliza Nº 27330 </w:t>
+        <w:t xml:space="preserve">y la Póliza 27330 </w:t>
       </w:r>
       <w:r>
         <w:rPr>
@@ -5098,7 +5098,7 @@
           <w:lang w:val="es-ES" w:eastAsia="es-ES"/>
           <w14:ligatures w14:val="none"/>
         </w:rPr>
-        <w:t xml:space="preserve">Nº  </w:t>
+        <w:t xml:space="preserve"/>
       </w:r>
       <w:r>
         <w:rPr>
@@ -5118,7 +5118,7 @@
           <w:lang w:val="es-ES" w:eastAsia="es-ES"/>
           <w14:ligatures w14:val="none"/>
         </w:rPr>
-        <w:t xml:space="preserve">y la Póliza Nº </w:t>
+        <w:t xml:space="preserve">y la Póliza </w:t>
       </w:r>
       <w:r>
         <w:rPr>
@@ -5320,7 +5320,7 @@
           <w:lang w:eastAsia="es-ES"/>
           <w14:ligatures w14:val="none"/>
         </w:rPr>
-        <w:t>(i) presentar una copia debidamente suscrita de la Póliza Nº   8080071 y la Póliza Nº 27330 materia de denuncia; y, (ii) presentar todas las comunicaciones cursadas con la parte denunciante en virtud de los hechos materia de denuncia</w:t>
+        <w:t>(i) presentar una copia debidamente suscrita de la Póliza 8080071 y la Póliza 27330 materia de denuncia; y, (ii) presentar todas las comunicaciones cursadas con la parte denunciante en virtud de los hechos materia de denuncia</w:t>
       </w:r>
       <w:r>
         <w:rPr>
@@ -5400,7 +5400,7 @@
           <w:lang w:eastAsia="es-PE"/>
           <w14:ligatures w14:val="none"/>
         </w:rPr>
-        <w:t>°</w:t>
+        <w:t/>
       </w:r>
       <w:r>
         <w:rPr>
@@ -5441,7 +5441,7 @@
           <w:lang w:eastAsia="es-PE"/>
           <w14:ligatures w14:val="none"/>
         </w:rPr>
-        <w:t>°</w:t>
+        <w:t/>
       </w:r>
       <w:r>
         <w:rPr>
@@ -5461,7 +5461,7 @@
           <w:lang w:eastAsia="es-PE"/>
           <w14:ligatures w14:val="none"/>
         </w:rPr>
-        <w:t>°</w:t>
+        <w:t/>
       </w:r>
       <w:r>
         <w:rPr>
@@ -5481,7 +5481,7 @@
           <w:lang w:eastAsia="es-PE"/>
           <w14:ligatures w14:val="none"/>
         </w:rPr>
-        <w:t>°</w:t>
+        <w:t/>
       </w:r>
       <w:r>
         <w:rPr>
@@ -5533,7 +5533,7 @@
           <w:lang w:eastAsia="es-PE"/>
           <w14:ligatures w14:val="none"/>
         </w:rPr>
-        <w:t>°</w:t>
+        <w:t/>
       </w:r>
       <w:r>
         <w:rPr>
@@ -5635,7 +5635,7 @@
           <w:lang w:eastAsia="es-PE"/>
           <w14:ligatures w14:val="none"/>
         </w:rPr>
-        <w:t>°</w:t>
+        <w:t/>
       </w:r>
       <w:r>
         <w:rPr>
@@ -5720,7 +5720,7 @@
           <w:kern w:val="0"/>
           <w14:ligatures w14:val="none"/>
         </w:rPr>
-        <w:t xml:space="preserve"> comunicar a las partes que, de acuerdo a lo señalado por el artículo 29° del Decreto Legislativo N° 807</w:t>
+        <w:t xml:space="preserve"> comunicar a las partes que, de acuerdo a lo señalado por el artículo 29 del Decreto Legislativo 807</w:t>
       </w:r>
       <w:r>
         <w:rPr>
@@ -6027,7 +6027,7 @@
           <w:rFonts w:ascii="Arial Narrow" w:hAnsi="Arial Narrow"/>
           <w:color w:val="000000"/>
         </w:rPr>
-        <w:t>°</w:t>
+        <w:t/>
       </w:r>
       <w:r>
         <w:rPr>
@@ -6041,7 +6041,7 @@
           <w:rFonts w:ascii="Arial Narrow" w:hAnsi="Arial Narrow"/>
           <w:color w:val="000000"/>
         </w:rPr>
-        <w:t>°</w:t>
+        <w:t/>
       </w:r>
       <w:r>
         <w:rPr>
@@ -6354,7 +6354,7 @@
           <w:kern w:val="0"/>
           <w14:ligatures w14:val="none"/>
         </w:rPr>
-        <w:t> Protección al Consumidor N° 1</w:t>
+        <w:t> Protección al Consumidor 1</w:t>
       </w:r>
     </w:p>
     <w:p>
@@ -6606,7 +6606,7 @@
           <w:sz w:val="16"/>
           <w:szCs w:val="16"/>
         </w:rPr>
-        <w:t xml:space="preserve">           </w:t>
+        <w:t xml:space="preserve"> </w:t>
       </w:r>
       <w:r>
         <w:rPr>
@@ -6624,7 +6624,7 @@
           <w:sz w:val="16"/>
           <w:szCs w:val="16"/>
         </w:rPr>
-        <w:t xml:space="preserve">LEY N° 29571, CÓDIGO DE PROTECCIÓN Y DEFENSA DEL CONSUMIDOR, publicado el 2 de setiembre de 2010 y modificado por Decreto Legislativo N° 1308  </w:t>
+        <w:t xml:space="preserve">LEY 29571, CÓDIGO DE PROTECCIÓN Y DEFENSA DEL CONSUMIDOR, publicado el 2 de setiembre de 2010 y modificado por Decreto Legislativo 1308 </w:t>
       </w:r>
     </w:p>
     <w:p>
@@ -6654,7 +6654,7 @@
           <w:sz w:val="16"/>
           <w:szCs w:val="16"/>
         </w:rPr>
-        <w:t xml:space="preserve">  </w:t>
+        <w:t xml:space="preserve"> </w:t>
       </w:r>
     </w:p>
     <w:p>
@@ -6674,7 +6674,7 @@
           <w:sz w:val="16"/>
           <w:szCs w:val="16"/>
         </w:rPr>
-        <w:t xml:space="preserve">El Instituto Nacional de Defensa de la Competencia y de la Protección de la Propiedad Intelectual (Indecopi) es la autoridad con competencia primaria y de alcance nacional para conocer las presuntas infracciones a las disposiciones contenidas en el presente Código, así como para imponer las sanciones y medidas correctivas establecidas en el presente capítulo, conforme al Decreto Legislativo N° 1033, Ley de Organización y Funciones del Indecopi. Dicha competencia solo puede ser negada cuando ella haya sido asignada o se asigne a favor de otro organismo por norma expresa con rango de ley.  </w:t>
+        <w:t xml:space="preserve">El Instituto Nacional de Defensa de la Competencia y de la Protección de la Propiedad Intelectual (Indecopi) es la autoridad con competencia primaria y de alcance nacional para conocer las presuntas infracciones a las disposiciones contenidas en el presente Código, así como para imponer las sanciones y medidas correctivas establecidas en el presente capítulo, conforme al Decreto Legislativo 1033, Ley de Organización y Funciones del Indecopi. Dicha competencia solo puede ser negada cuando ella haya sido asignada o se asigne a favor de otro organismo por norma expresa con rango de ley. </w:t>
       </w:r>
     </w:p>
     <w:p>
@@ -6694,7 +6694,7 @@
           <w:sz w:val="16"/>
           <w:szCs w:val="16"/>
         </w:rPr>
-        <w:t xml:space="preserve">(…).  </w:t>
+        <w:t xml:space="preserve">(…). </w:t>
       </w:r>
     </w:p>
     <w:p>
@@ -6738,7 +6738,7 @@
           <w:sz w:val="16"/>
           <w:szCs w:val="16"/>
         </w:rPr>
-        <w:t xml:space="preserve">LEY DE ORGANIZACIÓN Y FUNCIONES DEL INDECOPI, APROBADA POR DECRETO LEGISLATIVO N° 1033  </w:t>
+        <w:t xml:space="preserve">LEY DE ORGANIZACIÓN Y FUNCIONES DEL INDECOPI, APROBADA POR DECRETO LEGISLATIVO 1033 </w:t>
       </w:r>
     </w:p>
     <w:p>
@@ -6768,7 +6768,7 @@
           <w:sz w:val="16"/>
           <w:szCs w:val="16"/>
         </w:rPr>
-        <w:t xml:space="preserve"> De la Comisión de Protección al Consumidor.-  </w:t>
+        <w:t xml:space="preserve"> De la Comisión de Protección al Consumidor.- </w:t>
       </w:r>
     </w:p>
     <w:p>
@@ -6788,7 +6788,7 @@
           <w:sz w:val="16"/>
           <w:szCs w:val="16"/>
         </w:rPr>
-        <w:t xml:space="preserve">Corresponde a la Comisión de Protección al Consumidor velar por el cumplimiento de la Ley de Protección al Consumidor y de las leyes que, en general, protegen a los consumidores de la falta de idoneidad de los bienes y servicios en función de la información brindada, de las omisiones de información y de la discriminación en el consumo, así como de aquellas que complementen o sustituyan a las anteriores.  </w:t>
+        <w:t xml:space="preserve">Corresponde a la Comisión de Protección al Consumidor velar por el cumplimiento de la Ley de Protección al Consumidor y de las leyes que, en general, protegen a los consumidores de la falta de idoneidad de los bienes y servicios en función de la información brindada, de las omisiones de información y de la discriminación en el consumo, así como de aquellas que complementen o sustituyan a las anteriores. </w:t>
       </w:r>
     </w:p>
     <w:p>
@@ -6832,7 +6832,7 @@
           <w:sz w:val="16"/>
           <w:szCs w:val="16"/>
         </w:rPr>
-        <w:t xml:space="preserve">LEY SOBRE FACULTADES, NORMAS Y ORGANIZACIÓN DEL INDECOPI, APROBADA POR DECRETO LEGISLATIVO N° 807  </w:t>
+        <w:t xml:space="preserve">LEY SOBRE FACULTADES, NORMAS Y ORGANIZACIÓN DEL INDECOPI, APROBADA POR DECRETO LEGISLATIVO 807 </w:t>
       </w:r>
     </w:p>
     <w:p>
@@ -6862,7 +6862,7 @@
           <w:sz w:val="16"/>
           <w:szCs w:val="16"/>
         </w:rPr>
-        <w:t xml:space="preserve">- El Secretario Técnico se encargará de la tramitación del procedimiento. Para ello, cuenta con las siguientes facultades:  </w:t>
+        <w:t xml:space="preserve">- El Secretario Técnico se encargará de la tramitación del procedimiento. Para ello, cuenta con las siguientes facultades: </w:t>
       </w:r>
     </w:p>
     <w:p>
@@ -6882,7 +6882,7 @@
           <w:sz w:val="16"/>
           <w:szCs w:val="16"/>
         </w:rPr>
-        <w:t xml:space="preserve">(...)  </w:t>
+        <w:t xml:space="preserve">(...) </w:t>
       </w:r>
     </w:p>
     <w:p>
@@ -6902,7 +6902,7 @@
           <w:sz w:val="16"/>
           <w:szCs w:val="16"/>
         </w:rPr>
-        <w:t xml:space="preserve">c) Admitir denuncias a trámite, en aquellos casos en que la Comisión le haya delegado esta facultad.  </w:t>
+        <w:t xml:space="preserve">c) Admitir denuncias a trámite, en aquellos casos en que la Comisión le haya delegado esta facultad. </w:t>
       </w:r>
     </w:p>
     <w:p>
@@ -6922,7 +6922,7 @@
           <w:sz w:val="16"/>
           <w:szCs w:val="16"/>
         </w:rPr>
-        <w:t xml:space="preserve">(...).  </w:t>
+        <w:t xml:space="preserve">(...). </w:t>
       </w:r>
     </w:p>
     <w:p>
@@ -6969,7 +6969,7 @@
           <w:sz w:val="16"/>
           <w:szCs w:val="16"/>
         </w:rPr>
-        <w:t xml:space="preserve">           </w:t>
+        <w:t xml:space="preserve"> </w:t>
       </w:r>
       <w:r>
         <w:rPr>
@@ -6987,7 +6987,7 @@
           <w:sz w:val="16"/>
           <w:szCs w:val="16"/>
         </w:rPr>
-        <w:t xml:space="preserve">LEY N° 29571, CÓDIGO DE PROTECCIÓN Y DEFENSA DEL CONSUMIDOR, publicado el 2 de setiembre de 2010 y modificado por Decreto Legislativo N° 1308   </w:t>
+        <w:t xml:space="preserve">LEY 29571, CÓDIGO DE PROTECCIÓN Y DEFENSA DEL CONSUMIDOR, publicado el 2 de setiembre de 2010 y modificado por Decreto Legislativo 1308 </w:t>
       </w:r>
     </w:p>
     <w:p>
@@ -7295,7 +7295,7 @@
           <w:sz w:val="16"/>
           <w:szCs w:val="16"/>
         </w:rPr>
-        <w:t xml:space="preserve">           </w:t>
+        <w:t xml:space="preserve"> </w:t>
       </w:r>
       <w:r>
         <w:rPr>
@@ -7313,7 +7313,7 @@
           <w:sz w:val="16"/>
           <w:szCs w:val="16"/>
         </w:rPr>
-        <w:t xml:space="preserve">LEY N° 29571, CÓDIGO DE PROTECCIÓN Y DEFENSA DEL CONSUMIDOR, publicado el 2 de setiembre de 2010 y modificado por Decreto Legislativo N° 1308   </w:t>
+        <w:t xml:space="preserve">LEY 29571, CÓDIGO DE PROTECCIÓN Y DEFENSA DEL CONSUMIDOR, publicado el 2 de setiembre de 2010 y modificado por Decreto Legislativo 1308 </w:t>
       </w:r>
     </w:p>
     <w:p>
@@ -7452,7 +7452,7 @@
           <w:sz w:val="16"/>
           <w:szCs w:val="16"/>
         </w:rPr>
-        <w:t xml:space="preserve">           </w:t>
+        <w:t xml:space="preserve"> </w:t>
       </w:r>
       <w:r>
         <w:rPr>
@@ -7470,7 +7470,7 @@
           <w:sz w:val="16"/>
           <w:szCs w:val="16"/>
         </w:rPr>
-        <w:t xml:space="preserve">LEY N° 29571, CÓDIGO DE PROTECCIÓN Y DEFENSA DEL CONSUMIDOR, publicado el 2 de setiembre de 2010 y modificado por Decreto Legislativo N° 1308   </w:t>
+        <w:t xml:space="preserve">LEY 29571, CÓDIGO DE PROTECCIÓN Y DEFENSA DEL CONSUMIDOR, publicado el 2 de setiembre de 2010 y modificado por Decreto Legislativo 1308 </w:t>
       </w:r>
     </w:p>
     <w:p>
@@ -7494,7 +7494,7 @@
           <w:sz w:val="16"/>
           <w:szCs w:val="16"/>
         </w:rPr>
-        <w:t xml:space="preserve">Artículo 18.- Idoneidad   </w:t>
+        <w:t xml:space="preserve">Artículo 18.- Idoneidad </w:t>
       </w:r>
     </w:p>
     <w:p>
@@ -7514,7 +7514,7 @@
           <w:sz w:val="16"/>
           <w:szCs w:val="16"/>
         </w:rPr>
-        <w:t xml:space="preserve">Se entiende por idoneidad la correspondencia entre lo que un consumidor espera y lo que efectivamente recibe, en función a lo que se le hubiera ofrecido, la publicidad e información transmitida, las condiciones y circunstancias de la transacción, las características y naturaleza del producto o servicio, el precio, entre otros factores, atendiendo a las circunstancias del caso.    </w:t>
+        <w:t xml:space="preserve">Se entiende por idoneidad la correspondencia entre lo que un consumidor espera y lo que efectivamente recibe, en función a lo que se le hubiera ofrecido, la publicidad e información transmitida, las condiciones y circunstancias de la transacción, las características y naturaleza del producto o servicio, el precio, entre otros factores, atendiendo a las circunstancias del caso. </w:t>
       </w:r>
     </w:p>
     <w:p>
@@ -7635,7 +7635,7 @@
           <w:sz w:val="16"/>
           <w:szCs w:val="16"/>
         </w:rPr>
-        <w:t xml:space="preserve">           </w:t>
+        <w:t xml:space="preserve"> </w:t>
       </w:r>
       <w:r>
         <w:rPr>
@@ -7653,7 +7653,7 @@
           <w:sz w:val="16"/>
           <w:szCs w:val="16"/>
         </w:rPr>
-        <w:t xml:space="preserve">CÓDIGO PROCESAL CIVIL   </w:t>
+        <w:t xml:space="preserve">CÓDIGO PROCESAL CIVIL </w:t>
       </w:r>
     </w:p>
     <w:p>
@@ -7703,7 +7703,7 @@
           <w:sz w:val="16"/>
           <w:szCs w:val="16"/>
         </w:rPr>
-        <w:t xml:space="preserve">1.  Observar los requisitos previstos para la demanda, en lo que corresponda; </w:t>
+        <w:t xml:space="preserve">1. Observar los requisitos previstos para la demanda, en lo que corresponda; </w:t>
       </w:r>
     </w:p>
     <w:p>
@@ -7723,7 +7723,7 @@
           <w:sz w:val="16"/>
           <w:szCs w:val="16"/>
         </w:rPr>
-        <w:t xml:space="preserve">2.  Pronunciarse respecto de cada uno de los hechos expuestos en la demanda. El silencio, la respuesta evasiva o la negativa genérica pueden ser apreciados por el Juez como reconocimiento de verdad de los hechos alegados; </w:t>
+        <w:t xml:space="preserve">2. Pronunciarse respecto de cada uno de los hechos expuestos en la demanda. El silencio, la respuesta evasiva o la negativa genérica pueden ser apreciados por el Juez como reconocimiento de verdad de los hechos alegados; </w:t>
       </w:r>
     </w:p>
     <w:p>
@@ -7743,7 +7743,7 @@
           <w:sz w:val="16"/>
           <w:szCs w:val="16"/>
         </w:rPr>
-        <w:t xml:space="preserve">3.  Reconocer o negar categóricamente la autenticidad de los documentos que se le atribuyen, o aceptar o negar, de igual manera, la recepción de documentos que se alega le fueron enviados. El silencio puede ser apreciado por el Juez como reconocimiento o aceptación de recepción de los documentos; </w:t>
+        <w:t xml:space="preserve">3. Reconocer o negar categóricamente la autenticidad de los documentos que se le atribuyen, o aceptar o negar, de igual manera, la recepción de documentos que se alega le fueron enviados. El silencio puede ser apreciado por el Juez como reconocimiento o aceptación de recepción de los documentos; </w:t>
       </w:r>
     </w:p>
     <w:p>
@@ -7763,7 +7763,7 @@
           <w:sz w:val="16"/>
           <w:szCs w:val="16"/>
         </w:rPr>
-        <w:t xml:space="preserve">4.  Exponer los hechos en que funda su defensa en forma precisa, ordenada y clara; </w:t>
+        <w:t xml:space="preserve">4. Exponer los hechos en que funda su defensa en forma precisa, ordenada y clara; </w:t>
       </w:r>
     </w:p>
     <w:p>
@@ -7783,7 +7783,7 @@
           <w:sz w:val="16"/>
           <w:szCs w:val="16"/>
         </w:rPr>
-        <w:t xml:space="preserve">5.  Ofrecer los medios probatorios; y </w:t>
+        <w:t xml:space="preserve">5. Ofrecer los medios probatorios; y </w:t>
       </w:r>
     </w:p>
     <w:p>
@@ -7803,7 +7803,7 @@
           <w:sz w:val="16"/>
           <w:szCs w:val="16"/>
         </w:rPr>
-        <w:t>6.  Incluir su firma o la de su representante o de su apoderado, y la del Abogado. El Secretario respectivo certificará la huella digital del demandado analfabeto.</w:t>
+        <w:t>6. Incluir su firma o la de su representante o de su apoderado, y la del Abogado. El Secretario respectivo certificará la huella digital del demandado analfabeto.</w:t>
       </w:r>
     </w:p>
     <w:p>
@@ -7854,7 +7854,7 @@
           <w:szCs w:val="16"/>
         </w:rPr>
         <w:tab/>
-        <w:t>El número de trabajadores se atenderá siempre que la empresa haya sido constituida antes de la vigencia de la Ley Nº 30056, publicada el 2 de julio de 2013, que modificó el artículo 5º del Texto Único Ordenado de la Ley de Promoción de la Competitividad, Formalización y Desarrollo de la Micro y Pequeña Empresa y de Acceso al Empleo Decente (LEY MYPE). Ello, en la medida que la Tercera Disposición Complementaria Transitoria de la norma modificatoria precisa que las empresas constituidas antes de la entrada en vigencia de dicha Ley se rigen por los requisitos de acogimiento al régimen de las micro y pequeñas empresas regulados en el Decreto Legislativo 1086.</w:t>
+        <w:t>El número de trabajadores se atenderá siempre que la empresa haya sido constituida antes de la vigencia de la Ley 30056, publicada el 2 de julio de 2013, que modificó el artículo 5 del Texto Único Ordenado de la Ley de Promoción de la Competitividad, Formalización y Desarrollo de la Micro y Pequeña Empresa y de Acceso al Empleo Decente (LEY MYPE). Ello, en la medida que la Tercera Disposición Complementaria Transitoria de la norma modificatoria precisa que las empresas constituidas antes de la entrada en vigencia de dicha Ley se rigen por los requisitos de acogimiento al régimen de las micro y pequeñas empresas regulados en el Decreto Legislativo 1086.</w:t>
       </w:r>
     </w:p>
     <w:p>
@@ -7933,7 +7933,7 @@
           <w:sz w:val="16"/>
           <w:szCs w:val="16"/>
         </w:rPr>
-        <w:t>publicado el 2 de setiembre de 2010 y modificado por Decreto Legislativo N° 1308</w:t>
+        <w:t>publicado el 2 de setiembre de 2010 y modificado por Decreto Legislativo 1308</w:t>
       </w:r>
     </w:p>
     <w:p>
@@ -7965,7 +7965,7 @@
           <w:sz w:val="16"/>
           <w:szCs w:val="16"/>
         </w:rPr>
-        <w:t>Artículo 110º.- Sanciones Administrativas</w:t>
+        <w:t>Artículo 110.- Sanciones Administrativas</w:t>
       </w:r>
     </w:p>
     <w:p>
@@ -8206,15 +8206,15 @@
           <w:szCs w:val="16"/>
           <w:vertAlign w:val="superscript"/>
         </w:rPr>
-        <w:t xml:space="preserve">  </w:t>
-      </w:r>
-      <w:r>
-        <w:rPr>
-          <w:rFonts w:ascii="Arial Narrow" w:hAnsi="Arial Narrow" w:cs="Arial"/>
-          <w:sz w:val="16"/>
-          <w:szCs w:val="16"/>
-        </w:rPr>
-        <w:t xml:space="preserve">     </w:t>
+        <w:t xml:space="preserve"> </w:t>
+      </w:r>
+      <w:r>
+        <w:rPr>
+          <w:rFonts w:ascii="Arial Narrow" w:hAnsi="Arial Narrow" w:cs="Arial"/>
+          <w:sz w:val="16"/>
+          <w:szCs w:val="16"/>
+        </w:rPr>
+        <w:t xml:space="preserve"> </w:t>
       </w:r>
       <w:r>
         <w:rPr>
@@ -8250,7 +8250,7 @@
           <w:sz w:val="16"/>
           <w:szCs w:val="16"/>
         </w:rPr>
-        <w:t>publicado el 2 de setiembre de 2010 y modificado por Decreto Legislativo N° 1308</w:t>
+        <w:t>publicado el 2 de setiembre de 2010 y modificado por Decreto Legislativo 1308</w:t>
       </w:r>
     </w:p>
     <w:p>
@@ -8293,7 +8293,7 @@
           <w:sz w:val="16"/>
           <w:szCs w:val="16"/>
         </w:rPr>
-        <w:t>El órgano resolutivo puede sancionar las infracciones administrativas a que se refiere el artículo 108º con amonestación y multas de hasta cuatrocientos cincuenta (450) Unidades Impositivas Tributarias (UIT), las cuales son calificadas de la siguiente manera:</w:t>
+        <w:t>El órgano resolutivo puede sancionar las infracciones administrativas a que se refiere el artículo 108 con amonestación y multas de hasta cuatrocientos cincuenta (450) Unidades Impositivas Tributarias (UIT), las cuales son calificadas de la siguiente manera:</w:t>
       </w:r>
     </w:p>
     <w:p>
@@ -8406,7 +8406,7 @@
           <w:sz w:val="16"/>
           <w:szCs w:val="16"/>
         </w:rPr>
-        <w:t>En caso de que el proveedor incumpla un acuerdo conciliatorio o cualquier otro acuerdo que de forma indubitable deje constancia de la manifestación de voluntad expresa de las partes de dar por culminada la controversia, o un laudo arbitral, el órgano resolutivo puede sancionar con una multa entre una (1) Unidad Impositiva Tributaria y doscientos (200) Unidades Impositivas Tributarias. Para la graduación se observan los criterios establecidos en el presente Código y supletoriamente, los criterios que establece la Ley N° 27444, Ley del Procedimiento Administrativo General o la norma que la sustituya o complemente.</w:t>
+        <w:t>En caso de que el proveedor incumpla un acuerdo conciliatorio o cualquier otro acuerdo que de forma indubitable deje constancia de la manifestación de voluntad expresa de las partes de dar por culminada la controversia, o un laudo arbitral, el órgano resolutivo puede sancionar con una multa entre una (1) Unidad Impositiva Tributaria y doscientos (200) Unidades Impositivas Tributarias. Para la graduación se observan los criterios establecidos en el presente Código y supletoriamente, los criterios que establece la Ley 27444, Ley del Procedimiento Administrativo General o la norma que la sustituya o complemente.</w:t>
       </w:r>
     </w:p>
     <w:p>
@@ -8468,7 +8468,7 @@
           <w:sz w:val="16"/>
           <w:szCs w:val="16"/>
         </w:rPr>
-        <w:t xml:space="preserve">        </w:t>
+        <w:t xml:space="preserve"> </w:t>
       </w:r>
       <w:r>
         <w:rPr>
@@ -9213,7 +9213,7 @@
           <w:sz w:val="16"/>
           <w:szCs w:val="16"/>
         </w:rPr>
-        <w:t xml:space="preserve">         </w:t>
+        <w:t xml:space="preserve"> </w:t>
       </w:r>
       <w:r>
         <w:rPr>
@@ -9249,7 +9249,7 @@
           <w:sz w:val="16"/>
           <w:szCs w:val="16"/>
         </w:rPr>
-        <w:t>publicado el 2 de setiembre de 2010 y modificado por Decreto Legislativo N° 1308</w:t>
+        <w:t>publicado el 2 de setiembre de 2010 y modificado por Decreto Legislativo 1308</w:t>
       </w:r>
     </w:p>
     <w:p>
@@ -9412,7 +9412,7 @@
           <w:sz w:val="16"/>
           <w:szCs w:val="16"/>
         </w:rPr>
-        <w:t xml:space="preserve">         </w:t>
+        <w:t xml:space="preserve"> </w:t>
       </w:r>
       <w:r>
         <w:rPr>
@@ -9534,7 +9534,7 @@
           <w:szCs w:val="16"/>
         </w:rPr>
         <w:tab/>
-        <w:t>DECRETO LEGISLATIVO Nº 807, LEY SOBRE FACULTADES, NORMAS Y ORGANIZACIÓN DEL INDECOPI FACULTADES DE LAS COMISIONES Y OFICINAS DEL INDECOPI.</w:t>
+        <w:t>DECRETO LEGISLATIVO 807, LEY SOBRE FACULTADES, NORMAS Y ORGANIZACIÓN DEL INDECOPI FACULTADES DE LAS COMISIONES Y OFICINAS DEL INDECOPI.</w:t>
       </w:r>
     </w:p>
     <w:p>
@@ -9557,7 +9557,7 @@
           <w:sz w:val="16"/>
           <w:szCs w:val="16"/>
         </w:rPr>
-        <w:t xml:space="preserve">Artículo 29º.- </w:t>
+        <w:t xml:space="preserve">Artículo 29.- </w:t>
       </w:r>
       <w:r>
         <w:rPr>
@@ -9918,7 +9918,7 @@
               <w:sz w:val="16"/>
               <w:szCs w:val="16"/>
             </w:rPr>
-            <w:t xml:space="preserve">CNICA DE LA    </w:t>
+            <w:t xml:space="preserve">CNICA DE LA </w:t>
           </w:r>
         </w:p>
         <w:p>

--- a/plantillas_maestras/04_seguro_proteccion_tarjetas_y_dinero/contratacion_no_consentida/2_ddos_banco_y_aseguradora/mujer/TPL_0731_2025_SEGURO_PROTECCION_TARJETAS_Y_DINERO_CONTRATACION_NO_CONSENTIDA_BANCO_MUJER_R1.docx
+++ b/plantillas_maestras/04_seguro_proteccion_tarjetas_y_dinero/contratacion_no_consentida/2_ddos_banco_y_aseguradora/mujer/TPL_0731_2025_SEGURO_PROTECCION_TARJETAS_Y_DINERO_CONTRATACION_NO_CONSENTIDA_BANCO_MUJER_R1.docx
@@ -121,7 +121,7 @@
           <w:lang w:eastAsia="es-PE"/>
           <w14:ligatures w14:val="none"/>
         </w:rPr>
-        <w:t>DENUNCIANTE</w:t>
+        <w:t xml:space="preserve">DENUNCIANTE:[DENUNCIANTE] (LA SEÑORA [APELLIDO])</w:t>
       </w:r>
       <w:r>
         <w:rPr>
@@ -133,7 +133,7 @@
           <w14:ligatures w14:val="none"/>
         </w:rPr>
         <w:tab/>
-        <w:t>:</w:t>
+        <w:t/>
       </w:r>
       <w:r>
         <w:rPr>
@@ -155,62 +155,62 @@
           <w:lang w:eastAsia="es-PE"/>
           <w14:ligatures w14:val="none"/>
         </w:rPr>
-        <w:t xml:space="preserve">LIZZETH AMIRALI VILLANUEVA VELASQUEZ </w:t>
-      </w:r>
-      <w:r>
-        <w:rPr>
-          <w:rFonts w:ascii="Arial Narrow" w:eastAsia="Arial Narrow" w:hAnsi="Arial Narrow" w:cs="Arial Narrow"/>
-          <w:b/>
-          <w:color w:val="000000"/>
-          <w:kern w:val="0"/>
-          <w:lang w:eastAsia="es-PE"/>
-          <w14:ligatures w14:val="none"/>
-        </w:rPr>
-        <w:t>(</w:t>
-      </w:r>
-      <w:r>
-        <w:rPr>
-          <w:rFonts w:ascii="Arial Narrow" w:eastAsia="Arial Narrow" w:hAnsi="Arial Narrow" w:cs="Arial Narrow"/>
-          <w:b/>
-          <w:color w:val="000000"/>
-          <w:kern w:val="0"/>
-          <w:lang w:eastAsia="es-PE"/>
-          <w14:ligatures w14:val="none"/>
-        </w:rPr>
-        <w:t>LA SEÑORA</w:t>
-      </w:r>
-      <w:r>
-        <w:rPr>
-          <w:rFonts w:ascii="Arial Narrow" w:eastAsia="Arial Narrow" w:hAnsi="Arial Narrow" w:cs="Arial Narrow"/>
-          <w:b/>
-          <w:color w:val="000000"/>
-          <w:kern w:val="0"/>
-          <w:lang w:eastAsia="es-PE"/>
-          <w14:ligatures w14:val="none"/>
-        </w:rPr>
-        <w:t xml:space="preserve"> </w:t>
-      </w:r>
-      <w:r>
-        <w:rPr>
-          <w:rFonts w:ascii="Arial Narrow" w:eastAsia="Arial Narrow" w:hAnsi="Arial Narrow" w:cs="Arial Narrow"/>
-          <w:b/>
-          <w:color w:val="000000"/>
-          <w:kern w:val="0"/>
-          <w:lang w:eastAsia="es-PE"/>
-          <w14:ligatures w14:val="none"/>
-        </w:rPr>
-        <w:t>VILLANUEVA</w:t>
-      </w:r>
-      <w:r>
-        <w:rPr>
-          <w:rFonts w:ascii="Arial Narrow" w:eastAsia="Arial Narrow" w:hAnsi="Arial Narrow" w:cs="Arial Narrow"/>
-          <w:b/>
-          <w:color w:val="000000"/>
-          <w:kern w:val="0"/>
-          <w:lang w:eastAsia="es-PE"/>
-          <w14:ligatures w14:val="none"/>
-        </w:rPr>
-        <w:t>)</w:t>
+        <w:t xml:space="preserve"/>
+      </w:r>
+      <w:r>
+        <w:rPr>
+          <w:rFonts w:ascii="Arial Narrow" w:eastAsia="Arial Narrow" w:hAnsi="Arial Narrow" w:cs="Arial Narrow"/>
+          <w:b/>
+          <w:color w:val="000000"/>
+          <w:kern w:val="0"/>
+          <w:lang w:eastAsia="es-PE"/>
+          <w14:ligatures w14:val="none"/>
+        </w:rPr>
+        <w:t/>
+      </w:r>
+      <w:r>
+        <w:rPr>
+          <w:rFonts w:ascii="Arial Narrow" w:eastAsia="Arial Narrow" w:hAnsi="Arial Narrow" w:cs="Arial Narrow"/>
+          <w:b/>
+          <w:color w:val="000000"/>
+          <w:kern w:val="0"/>
+          <w:lang w:eastAsia="es-PE"/>
+          <w14:ligatures w14:val="none"/>
+        </w:rPr>
+        <w:t/>
+      </w:r>
+      <w:r>
+        <w:rPr>
+          <w:rFonts w:ascii="Arial Narrow" w:eastAsia="Arial Narrow" w:hAnsi="Arial Narrow" w:cs="Arial Narrow"/>
+          <w:b/>
+          <w:color w:val="000000"/>
+          <w:kern w:val="0"/>
+          <w:lang w:eastAsia="es-PE"/>
+          <w14:ligatures w14:val="none"/>
+        </w:rPr>
+        <w:t xml:space="preserve"/>
+      </w:r>
+      <w:r>
+        <w:rPr>
+          <w:rFonts w:ascii="Arial Narrow" w:eastAsia="Arial Narrow" w:hAnsi="Arial Narrow" w:cs="Arial Narrow"/>
+          <w:b/>
+          <w:color w:val="000000"/>
+          <w:kern w:val="0"/>
+          <w:lang w:eastAsia="es-PE"/>
+          <w14:ligatures w14:val="none"/>
+        </w:rPr>
+        <w:t/>
+      </w:r>
+      <w:r>
+        <w:rPr>
+          <w:rFonts w:ascii="Arial Narrow" w:eastAsia="Arial Narrow" w:hAnsi="Arial Narrow" w:cs="Arial Narrow"/>
+          <w:b/>
+          <w:color w:val="000000"/>
+          <w:kern w:val="0"/>
+          <w:lang w:eastAsia="es-PE"/>
+          <w14:ligatures w14:val="none"/>
+        </w:rPr>
+        <w:t/>
       </w:r>
     </w:p>
     <w:p>
@@ -692,7 +692,7 @@
           <w:lang w:val="es-ES" w:eastAsia="es-ES"/>
           <w14:ligatures w14:val="none"/>
         </w:rPr>
-        <w:t xml:space="preserve">Mediante </w:t>
+        <w:t xml:space="preserve">Mediante el escrito del 23 de marzo de 2025, la señora [APELLIDO] denunció al Banco y a Mapfre por presuntas infracciones a la Ley 29571, Código de Protección y Defensa del Consumidor (en adelante, Código), señalando lo siguiente:</w:t>
       </w:r>
       <w:r>
         <w:rPr>
@@ -702,7 +702,7 @@
           <w:lang w:val="es-ES" w:eastAsia="es-ES"/>
           <w14:ligatures w14:val="none"/>
         </w:rPr>
-        <w:t xml:space="preserve">el escrito del </w:t>
+        <w:t xml:space="preserve"/>
       </w:r>
       <w:r>
         <w:rPr>
@@ -712,7 +712,7 @@
           <w:lang w:val="es-ES" w:eastAsia="es-ES"/>
           <w14:ligatures w14:val="none"/>
         </w:rPr>
-        <w:t>23</w:t>
+        <w:t/>
       </w:r>
       <w:r>
         <w:rPr>
@@ -722,7 +722,7 @@
           <w:lang w:val="es-ES" w:eastAsia="es-ES"/>
           <w14:ligatures w14:val="none"/>
         </w:rPr>
-        <w:t xml:space="preserve"> de </w:t>
+        <w:t xml:space="preserve"/>
       </w:r>
       <w:r>
         <w:rPr>
@@ -732,7 +732,7 @@
           <w:lang w:val="es-ES" w:eastAsia="es-ES"/>
           <w14:ligatures w14:val="none"/>
         </w:rPr>
-        <w:t>marzo</w:t>
+        <w:t/>
       </w:r>
       <w:r>
         <w:rPr>
@@ -740,7 +740,7 @@
           <w:kern w:val="0"/>
           <w14:ligatures w14:val="none"/>
         </w:rPr>
-        <w:t xml:space="preserve"> de 2025, la </w:t>
+        <w:t xml:space="preserve"/>
       </w:r>
       <w:r>
         <w:rPr>
@@ -748,7 +748,7 @@
           <w:kern w:val="0"/>
           <w14:ligatures w14:val="none"/>
         </w:rPr>
-        <w:t xml:space="preserve">señora </w:t>
+        <w:t xml:space="preserve"/>
       </w:r>
       <w:r>
         <w:rPr>
@@ -756,7 +756,7 @@
           <w:kern w:val="0"/>
           <w14:ligatures w14:val="none"/>
         </w:rPr>
-        <w:t xml:space="preserve">Villanueva </w:t>
+        <w:t xml:space="preserve"/>
       </w:r>
       <w:r>
         <w:rPr>
@@ -766,7 +766,7 @@
           <w:lang w:val="es-ES" w:eastAsia="es-ES"/>
           <w14:ligatures w14:val="none"/>
         </w:rPr>
-        <w:t xml:space="preserve">denunció al Banco y a </w:t>
+        <w:t xml:space="preserve"/>
       </w:r>
       <w:r>
         <w:rPr>
@@ -776,7 +776,7 @@
           <w:lang w:val="es-ES" w:eastAsia="es-ES"/>
           <w14:ligatures w14:val="none"/>
         </w:rPr>
-        <w:t xml:space="preserve">Mapfre </w:t>
+        <w:t xml:space="preserve"/>
       </w:r>
       <w:r>
         <w:rPr>
@@ -786,7 +786,7 @@
           <w:lang w:val="es-ES" w:eastAsia="es-ES"/>
           <w14:ligatures w14:val="none"/>
         </w:rPr>
-        <w:t xml:space="preserve">por presuntas infracciones a la </w:t>
+        <w:t xml:space="preserve"/>
       </w:r>
       <w:r>
         <w:rPr>
@@ -796,7 +796,7 @@
           <w:lang w:val="es-ES" w:eastAsia="es-ES"/>
           <w14:ligatures w14:val="none"/>
         </w:rPr>
-        <w:t>Ley 29571, Código de Protección y Defensa del Consumidor (en adelante, Código)</w:t>
+        <w:t/>
       </w:r>
       <w:r>
         <w:rPr>
@@ -817,7 +817,7 @@
           <w:lang w:val="es-ES" w:eastAsia="es-ES"/>
           <w14:ligatures w14:val="none"/>
         </w:rPr>
-        <w:t xml:space="preserve">, señalando </w:t>
+        <w:t xml:space="preserve"/>
       </w:r>
       <w:r>
         <w:rPr>
@@ -828,7 +828,7 @@
           <w:lang w:val="es-ES" w:eastAsia="es-ES"/>
           <w14:ligatures w14:val="none"/>
         </w:rPr>
-        <w:t>lo siguiente:</w:t>
+        <w:t/>
       </w:r>
     </w:p>
     <w:p>
@@ -1283,7 +1283,7 @@
           <w:lang w:val="es-ES" w:eastAsia="es-ES"/>
           <w14:ligatures w14:val="none"/>
         </w:rPr>
-        <w:t xml:space="preserve">La </w:t>
+        <w:t xml:space="preserve">La señora [APELLIDO] solicitó, en calidad de medida correctiva, que el Banco cumpla con la devolución de los cobros indebidos respecto a la Póliza N 8080071 correspondiente al Seguro de Sepelio Grupal para Clientes de Entidades Financieras de Sepelio y la Póliza 27330 correspondiente al Seguro de Protección de Tarjeta Full 023xxxxxx604, más los intereses legales; así como también, solicitó que se elimine cualquier cargo generado por dicha transacción. Asimismo, solicitó la corrección de su historial crediticio afectado por los cobros indebidos del Banco. Además, requirió el reembolso de costos y costas del presente procedimiento. </w:t>
       </w:r>
       <w:r>
         <w:rPr>
@@ -1291,7 +1291,7 @@
           <w:kern w:val="0"/>
           <w14:ligatures w14:val="none"/>
         </w:rPr>
-        <w:t xml:space="preserve">señora </w:t>
+        <w:t xml:space="preserve"/>
       </w:r>
       <w:r>
         <w:rPr>
@@ -1299,7 +1299,7 @@
           <w:kern w:val="0"/>
           <w14:ligatures w14:val="none"/>
         </w:rPr>
-        <w:t xml:space="preserve">Villanueva </w:t>
+        <w:t xml:space="preserve"/>
       </w:r>
       <w:r>
         <w:rPr>
@@ -1309,7 +1309,7 @@
           <w:lang w:val="es-ES" w:eastAsia="es-ES"/>
           <w14:ligatures w14:val="none"/>
         </w:rPr>
-        <w:t xml:space="preserve">solicitó, en calidad de </w:t>
+        <w:t xml:space="preserve"/>
       </w:r>
       <w:r>
         <w:rPr>
@@ -1319,7 +1319,7 @@
           <w:lang w:val="es-ES" w:eastAsia="es-ES"/>
           <w14:ligatures w14:val="none"/>
         </w:rPr>
-        <w:t xml:space="preserve">medida correctiva, que el Banco cumpla </w:t>
+        <w:t xml:space="preserve"/>
       </w:r>
       <w:r>
         <w:rPr>
@@ -1329,7 +1329,7 @@
           <w:lang w:val="es-ES" w:eastAsia="es-ES"/>
           <w14:ligatures w14:val="none"/>
         </w:rPr>
-        <w:t>con la devolución de los cobros indebidos respecto a la Póliza</w:t>
+        <w:t/>
       </w:r>
       <w:r>
         <w:rPr>
@@ -1339,7 +1339,7 @@
           <w:lang w:val="es-ES" w:eastAsia="es-ES"/>
           <w14:ligatures w14:val="none"/>
         </w:rPr>
-        <w:t xml:space="preserve"> </w:t>
+        <w:t xml:space="preserve"/>
       </w:r>
       <w:r>
         <w:rPr>
@@ -1349,7 +1349,7 @@
           <w:lang w:val="es-ES" w:eastAsia="es-ES"/>
           <w14:ligatures w14:val="none"/>
         </w:rPr>
-        <w:t>N</w:t>
+        <w:t/>
       </w:r>
       <w:r>
         <w:rPr>
@@ -1359,7 +1359,7 @@
           <w:lang w:val="es-ES" w:eastAsia="es-ES"/>
           <w14:ligatures w14:val="none"/>
         </w:rPr>
-        <w:t> 8080071 correspondiente al Seguro de Sepelio Grupal para Clientes de Entidades Financieras de Sepelio y la Póliza 27330 correspondiente al Seguro</w:t>
+        <w:t/>
       </w:r>
       <w:r>
         <w:rPr>
@@ -1369,7 +1369,7 @@
           <w:lang w:val="es-ES" w:eastAsia="es-ES"/>
           <w14:ligatures w14:val="none"/>
         </w:rPr>
-        <w:t xml:space="preserve"> </w:t>
+        <w:t xml:space="preserve"/>
       </w:r>
       <w:r>
         <w:rPr>
@@ -1379,7 +1379,7 @@
           <w:lang w:val="es-ES" w:eastAsia="es-ES"/>
           <w14:ligatures w14:val="none"/>
         </w:rPr>
-        <w:t xml:space="preserve">de Protección de Tarjeta Full 023xxxxxx604, más </w:t>
+        <w:t xml:space="preserve"/>
       </w:r>
       <w:r>
         <w:rPr>
@@ -1389,7 +1389,7 @@
           <w:lang w:val="es-ES" w:eastAsia="es-ES"/>
           <w14:ligatures w14:val="none"/>
         </w:rPr>
-        <w:t>los</w:t>
+        <w:t/>
       </w:r>
       <w:r>
         <w:rPr>
@@ -1399,7 +1399,7 @@
           <w:lang w:val="es-ES" w:eastAsia="es-ES"/>
           <w14:ligatures w14:val="none"/>
         </w:rPr>
-        <w:t xml:space="preserve"> intereses legales; así </w:t>
+        <w:t xml:space="preserve"/>
       </w:r>
       <w:r>
         <w:rPr>
@@ -1410,7 +1410,7 @@
           <w14:ligatures w14:val="none"/>
         </w:rPr>
         <w:lastRenderedPageBreak/>
-        <w:t xml:space="preserve">como también, </w:t>
+        <w:t xml:space="preserve"/>
       </w:r>
       <w:r>
         <w:rPr>
@@ -1420,7 +1420,7 @@
           <w:lang w:val="es-ES" w:eastAsia="es-ES"/>
           <w14:ligatures w14:val="none"/>
         </w:rPr>
-        <w:t xml:space="preserve">solicitó que </w:t>
+        <w:t xml:space="preserve"/>
       </w:r>
       <w:r>
         <w:rPr>
@@ -1430,7 +1430,7 @@
           <w:lang w:val="es-ES" w:eastAsia="es-ES"/>
           <w14:ligatures w14:val="none"/>
         </w:rPr>
-        <w:t>se elimine cualquier cargo generado por dicha transacción.</w:t>
+        <w:t/>
       </w:r>
       <w:r>
         <w:rPr>
@@ -1440,7 +1440,7 @@
           <w:lang w:val="es-ES" w:eastAsia="es-ES"/>
           <w14:ligatures w14:val="none"/>
         </w:rPr>
-        <w:t xml:space="preserve"> </w:t>
+        <w:t xml:space="preserve"/>
       </w:r>
       <w:r>
         <w:rPr>
@@ -1450,7 +1450,7 @@
           <w:lang w:val="es-ES" w:eastAsia="es-ES"/>
           <w14:ligatures w14:val="none"/>
         </w:rPr>
-        <w:t xml:space="preserve">Asimismo, solicitó </w:t>
+        <w:t xml:space="preserve"/>
       </w:r>
       <w:r>
         <w:rPr>
@@ -1460,7 +1460,7 @@
           <w:lang w:val="es-ES" w:eastAsia="es-ES"/>
           <w14:ligatures w14:val="none"/>
         </w:rPr>
-        <w:t xml:space="preserve">la corrección de </w:t>
+        <w:t xml:space="preserve"/>
       </w:r>
       <w:r>
         <w:rPr>
@@ -1470,7 +1470,7 @@
           <w:lang w:val="es-ES" w:eastAsia="es-ES"/>
           <w14:ligatures w14:val="none"/>
         </w:rPr>
-        <w:t>su</w:t>
+        <w:t/>
       </w:r>
       <w:r>
         <w:rPr>
@@ -1480,7 +1480,7 @@
           <w:lang w:val="es-ES" w:eastAsia="es-ES"/>
           <w14:ligatures w14:val="none"/>
         </w:rPr>
-        <w:t xml:space="preserve"> historial </w:t>
+        <w:t xml:space="preserve"/>
       </w:r>
       <w:r>
         <w:rPr>
@@ -1490,7 +1490,7 @@
           <w:lang w:val="es-ES" w:eastAsia="es-ES"/>
           <w14:ligatures w14:val="none"/>
         </w:rPr>
-        <w:t>crediticio</w:t>
+        <w:t/>
       </w:r>
       <w:r>
         <w:rPr>
@@ -1500,7 +1500,7 @@
           <w:lang w:val="es-ES" w:eastAsia="es-ES"/>
           <w14:ligatures w14:val="none"/>
         </w:rPr>
-        <w:t xml:space="preserve"> afectado </w:t>
+        <w:t xml:space="preserve"/>
       </w:r>
       <w:r>
         <w:rPr>
@@ -1510,7 +1510,7 @@
           <w:lang w:val="es-ES" w:eastAsia="es-ES"/>
           <w14:ligatures w14:val="none"/>
         </w:rPr>
-        <w:t xml:space="preserve">por los cobros indebidos </w:t>
+        <w:t xml:space="preserve"/>
       </w:r>
       <w:r>
         <w:rPr>
@@ -1520,7 +1520,7 @@
           <w:lang w:val="es-ES" w:eastAsia="es-ES"/>
           <w14:ligatures w14:val="none"/>
         </w:rPr>
-        <w:t>del Banco</w:t>
+        <w:t/>
       </w:r>
       <w:r>
         <w:rPr>
@@ -1530,7 +1530,7 @@
           <w:lang w:val="es-ES" w:eastAsia="es-ES"/>
           <w14:ligatures w14:val="none"/>
         </w:rPr>
-        <w:t xml:space="preserve">. </w:t>
+        <w:t xml:space="preserve"/>
       </w:r>
       <w:r>
         <w:rPr>
@@ -1540,7 +1540,7 @@
           <w:lang w:val="es-ES" w:eastAsia="es-ES"/>
           <w14:ligatures w14:val="none"/>
         </w:rPr>
-        <w:t>Además</w:t>
+        <w:t/>
       </w:r>
       <w:r>
         <w:rPr>
@@ -1550,7 +1550,7 @@
           <w:lang w:val="es-ES" w:eastAsia="es-ES"/>
           <w14:ligatures w14:val="none"/>
         </w:rPr>
-        <w:t xml:space="preserve">, requirió el reembolso de costos y costas del presente procedimiento. </w:t>
+        <w:t xml:space="preserve"/>
       </w:r>
     </w:p>
     <w:p>
@@ -2922,7 +2922,7 @@
           <w:lang w:eastAsia="es-PE"/>
           <w14:ligatures w14:val="none"/>
         </w:rPr>
-        <w:t xml:space="preserve">PRIMERO: </w:t>
+        <w:t xml:space="preserve">PRIMERO: admitir a trámite la denuncia del 23 de marzo de 2025, interpuesta por la señora [APELLIDO] Velásquez contra Banco Ripley Perú S.A. y Mapfre Perú Compañía de Seguros y Reaseguros S.A., por lo siguiente:</w:t>
       </w:r>
       <w:r>
         <w:rPr>
@@ -2933,7 +2933,7 @@
           <w:lang w:eastAsia="es-PE"/>
           <w14:ligatures w14:val="none"/>
         </w:rPr>
-        <w:t xml:space="preserve">admitir a trámite la denuncia </w:t>
+        <w:t xml:space="preserve"/>
       </w:r>
       <w:r>
         <w:rPr>
@@ -2943,7 +2943,7 @@
           <w:lang w:val="es-ES" w:eastAsia="es-ES"/>
           <w14:ligatures w14:val="none"/>
         </w:rPr>
-        <w:t xml:space="preserve">del </w:t>
+        <w:t xml:space="preserve"/>
       </w:r>
       <w:r>
         <w:rPr>
@@ -2953,7 +2953,7 @@
           <w:lang w:val="es-ES" w:eastAsia="es-ES"/>
           <w14:ligatures w14:val="none"/>
         </w:rPr>
-        <w:t xml:space="preserve">23 de marzo de </w:t>
+        <w:t xml:space="preserve"/>
       </w:r>
       <w:r>
         <w:rPr>
@@ -2963,7 +2963,7 @@
           <w:lang w:val="es-ES" w:eastAsia="es-ES"/>
           <w14:ligatures w14:val="none"/>
         </w:rPr>
-        <w:t>2025</w:t>
+        <w:t/>
       </w:r>
       <w:r>
         <w:rPr>
@@ -2971,7 +2971,7 @@
           <w:kern w:val="0"/>
           <w14:ligatures w14:val="none"/>
         </w:rPr>
-        <w:t>,</w:t>
+        <w:t/>
       </w:r>
       <w:r>
         <w:rPr>
@@ -2981,7 +2981,7 @@
           <w:lang w:val="es-ES" w:eastAsia="es-ES"/>
           <w14:ligatures w14:val="none"/>
         </w:rPr>
-        <w:t xml:space="preserve"> </w:t>
+        <w:t xml:space="preserve"/>
       </w:r>
       <w:r>
         <w:rPr>
@@ -2992,7 +2992,7 @@
           <w:lang w:eastAsia="es-PE"/>
           <w14:ligatures w14:val="none"/>
         </w:rPr>
-        <w:t xml:space="preserve">interpuesta por </w:t>
+        <w:t xml:space="preserve"/>
       </w:r>
       <w:r>
         <w:rPr>
@@ -3000,7 +3000,7 @@
           <w:kern w:val="0"/>
           <w14:ligatures w14:val="none"/>
         </w:rPr>
-        <w:t>la</w:t>
+        <w:t/>
       </w:r>
       <w:r>
         <w:rPr>
@@ -3008,7 +3008,7 @@
           <w:kern w:val="0"/>
           <w14:ligatures w14:val="none"/>
         </w:rPr>
-        <w:t xml:space="preserve"> señora Lizzeth Amirali Villanueva </w:t>
+        <w:t xml:space="preserve"/>
       </w:r>
       <w:r>
         <w:rPr>
@@ -3016,7 +3016,7 @@
           <w:kern w:val="0"/>
           <w14:ligatures w14:val="none"/>
         </w:rPr>
-        <w:t>Velásquez</w:t>
+        <w:t/>
       </w:r>
       <w:r>
         <w:rPr>
@@ -3024,7 +3024,7 @@
           <w:kern w:val="0"/>
           <w14:ligatures w14:val="none"/>
         </w:rPr>
-        <w:t xml:space="preserve"> </w:t>
+        <w:t xml:space="preserve"/>
       </w:r>
       <w:r>
         <w:rPr>
@@ -3035,7 +3035,7 @@
           <w:lang w:eastAsia="es-PE"/>
           <w14:ligatures w14:val="none"/>
         </w:rPr>
-        <w:t>contra</w:t>
+        <w:t/>
       </w:r>
       <w:bookmarkStart w:id="6" w:name="_Hlk138779332"/>
       <w:r>
@@ -3047,7 +3047,7 @@
           <w:lang w:eastAsia="es-PE"/>
           <w14:ligatures w14:val="none"/>
         </w:rPr>
-        <w:t xml:space="preserve"> </w:t>
+        <w:t xml:space="preserve"/>
       </w:r>
       <w:r>
         <w:rPr>
@@ -3058,7 +3058,7 @@
           <w:lang w:eastAsia="es-PE"/>
           <w14:ligatures w14:val="none"/>
         </w:rPr>
-        <w:t xml:space="preserve">Banco Ripley </w:t>
+        <w:t xml:space="preserve"/>
       </w:r>
       <w:r>
         <w:rPr>
@@ -3069,7 +3069,7 @@
           <w:lang w:eastAsia="es-PE"/>
           <w14:ligatures w14:val="none"/>
         </w:rPr>
-        <w:t>Perú</w:t>
+        <w:t/>
       </w:r>
       <w:r>
         <w:rPr>
@@ -3080,7 +3080,7 @@
           <w:lang w:eastAsia="es-PE"/>
           <w14:ligatures w14:val="none"/>
         </w:rPr>
-        <w:t xml:space="preserve"> S.A. </w:t>
+        <w:t xml:space="preserve"/>
       </w:r>
       <w:r>
         <w:rPr>
@@ -3091,44 +3091,44 @@
           <w:lang w:eastAsia="es-PE"/>
           <w14:ligatures w14:val="none"/>
         </w:rPr>
-        <w:t xml:space="preserve">y </w:t>
+        <w:t xml:space="preserve"/>
       </w:r>
       <w:bookmarkStart w:id="7" w:name="_Hlk193897545"/>
       <w:r>
         <w:rPr>
           <w:rFonts w:ascii="Arial Narrow" w:eastAsia="Calibri" w:hAnsi="Arial Narrow" w:cs="Times New Roman"/>
         </w:rPr>
-        <w:t xml:space="preserve">Mapfre </w:t>
+        <w:t xml:space="preserve"/>
       </w:r>
       <w:r>
         <w:rPr>
           <w:rFonts w:ascii="Arial Narrow" w:eastAsia="Calibri" w:hAnsi="Arial Narrow" w:cs="Times New Roman"/>
         </w:rPr>
-        <w:t>Perú</w:t>
+        <w:t/>
       </w:r>
       <w:r>
         <w:rPr>
           <w:rFonts w:ascii="Arial Narrow" w:eastAsia="Calibri" w:hAnsi="Arial Narrow" w:cs="Times New Roman"/>
         </w:rPr>
-        <w:t xml:space="preserve"> </w:t>
+        <w:t xml:space="preserve"/>
       </w:r>
       <w:r>
         <w:rPr>
           <w:rFonts w:ascii="Arial Narrow" w:eastAsia="Calibri" w:hAnsi="Arial Narrow" w:cs="Times New Roman"/>
         </w:rPr>
-        <w:t>C</w:t>
+        <w:t/>
       </w:r>
       <w:r>
         <w:rPr>
           <w:rFonts w:ascii="Arial Narrow" w:eastAsia="Calibri" w:hAnsi="Arial Narrow" w:cs="Times New Roman"/>
         </w:rPr>
-        <w:t>ompañía</w:t>
+        <w:t/>
       </w:r>
       <w:r>
         <w:rPr>
           <w:rFonts w:ascii="Arial Narrow" w:eastAsia="Calibri" w:hAnsi="Arial Narrow" w:cs="Times New Roman"/>
         </w:rPr>
-        <w:t xml:space="preserve"> de Seguros y Reaseguros S.A.</w:t>
+        <w:t xml:space="preserve"/>
       </w:r>
       <w:bookmarkEnd w:id="7"/>
       <w:r>
@@ -3140,7 +3140,7 @@
           <w:lang w:eastAsia="es-PE"/>
           <w14:ligatures w14:val="none"/>
         </w:rPr>
-        <w:t xml:space="preserve">, </w:t>
+        <w:t xml:space="preserve"/>
       </w:r>
       <w:r>
         <w:rPr>
@@ -3150,7 +3150,7 @@
           <w:lang w:eastAsia="es-PE"/>
           <w14:ligatures w14:val="none"/>
         </w:rPr>
-        <w:t>por</w:t>
+        <w:t/>
       </w:r>
       <w:bookmarkEnd w:id="6"/>
       <w:r>
@@ -3161,7 +3161,7 @@
           <w:lang w:eastAsia="es-PE"/>
           <w14:ligatures w14:val="none"/>
         </w:rPr>
-        <w:t xml:space="preserve"> </w:t>
+        <w:t xml:space="preserve"/>
       </w:r>
       <w:r>
         <w:rPr>
@@ -3171,7 +3171,7 @@
           <w:lang w:eastAsia="es-PE"/>
           <w14:ligatures w14:val="none"/>
         </w:rPr>
-        <w:t>lo siguiente</w:t>
+        <w:t/>
       </w:r>
       <w:r>
         <w:rPr>
@@ -3181,7 +3181,7 @@
           <w:lang w:eastAsia="es-PE"/>
           <w14:ligatures w14:val="none"/>
         </w:rPr>
-        <w:t>:</w:t>
+        <w:t/>
       </w:r>
     </w:p>
     <w:p>
@@ -5858,7 +5858,7 @@
           <w:kern w:val="0"/>
           <w14:ligatures w14:val="none"/>
         </w:rPr>
-        <w:t xml:space="preserve">DÉCIMO </w:t>
+        <w:t xml:space="preserve">DÉCIMO PRIMERO: requerir a la señora [APELLIDO] Velásquez y Banco Ripley Perú S.A. para que, dentro del plazo de dos (2) días hábiles siguientes a la fecha en que reciba la notificación en su bandeja de correo electrónico, efectúe la confirmación de recepción de la notificación remitida por este despacho a su correo electrónico, de conformidad con el segundo párrafo del numeral 4 del artículo 20 del Texto Único Ordenado de la Ley del Procedimiento Administrativo General, aprobado mediante Decreto Supremo 006-2026-JUS, bajo apercibimiento de rehacer el acto de notificación y notificarle conforme al numeral 1 del artículo 20 del citado cuerpo normativo.</w:t>
       </w:r>
       <w:r>
         <w:rPr>
@@ -5866,7 +5866,7 @@
           <w:b/>
           <w:bCs/>
         </w:rPr>
-        <w:t>PRIMERO</w:t>
+        <w:t/>
       </w:r>
       <w:r>
         <w:rPr>
@@ -5876,7 +5876,7 @@
           <w:kern w:val="0"/>
           <w14:ligatures w14:val="none"/>
         </w:rPr>
-        <w:t>:</w:t>
+        <w:t/>
       </w:r>
       <w:r>
         <w:rPr>
@@ -5886,7 +5886,7 @@
           <w:kern w:val="0"/>
           <w14:ligatures w14:val="none"/>
         </w:rPr>
-        <w:t xml:space="preserve"> </w:t>
+        <w:t xml:space="preserve"/>
       </w:r>
       <w:bookmarkStart w:id="14" w:name="_Hlk182351875"/>
       <w:r>
@@ -5897,7 +5897,7 @@
           <w:kern w:val="0"/>
           <w14:ligatures w14:val="none"/>
         </w:rPr>
-        <w:t>requerir</w:t>
+        <w:t/>
       </w:r>
       <w:r>
         <w:rPr>
@@ -5907,7 +5907,7 @@
           <w:kern w:val="0"/>
           <w14:ligatures w14:val="none"/>
         </w:rPr>
-        <w:t xml:space="preserve"> a</w:t>
+        <w:t xml:space="preserve"/>
       </w:r>
       <w:r>
         <w:rPr>
@@ -5917,7 +5917,7 @@
           <w:kern w:val="0"/>
           <w14:ligatures w14:val="none"/>
         </w:rPr>
-        <w:t xml:space="preserve"> </w:t>
+        <w:t xml:space="preserve"/>
       </w:r>
       <w:r>
         <w:rPr>
@@ -5925,7 +5925,7 @@
           <w:kern w:val="0"/>
           <w14:ligatures w14:val="none"/>
         </w:rPr>
-        <w:t xml:space="preserve">la señora Lizzeth Amirali Villanueva </w:t>
+        <w:t xml:space="preserve"/>
       </w:r>
       <w:r>
         <w:rPr>
@@ -5933,7 +5933,7 @@
           <w:kern w:val="0"/>
           <w14:ligatures w14:val="none"/>
         </w:rPr>
-        <w:t>Velásquez</w:t>
+        <w:t/>
       </w:r>
       <w:r>
         <w:rPr>
@@ -5943,7 +5943,7 @@
           <w:kern w:val="0"/>
           <w14:ligatures w14:val="none"/>
         </w:rPr>
-        <w:t xml:space="preserve"> </w:t>
+        <w:t xml:space="preserve"/>
       </w:r>
       <w:r>
         <w:rPr>
@@ -5953,7 +5953,7 @@
           <w:kern w:val="0"/>
           <w14:ligatures w14:val="none"/>
         </w:rPr>
-        <w:t xml:space="preserve">y </w:t>
+        <w:t xml:space="preserve"/>
       </w:r>
       <w:r>
         <w:rPr>
@@ -5964,7 +5964,7 @@
           <w:lang w:eastAsia="es-PE"/>
           <w14:ligatures w14:val="none"/>
         </w:rPr>
-        <w:t xml:space="preserve">Banco Ripley </w:t>
+        <w:t xml:space="preserve"/>
       </w:r>
       <w:r>
         <w:rPr>
@@ -5975,7 +5975,7 @@
           <w:lang w:eastAsia="es-PE"/>
           <w14:ligatures w14:val="none"/>
         </w:rPr>
-        <w:t>Perú</w:t>
+        <w:t/>
       </w:r>
       <w:r>
         <w:rPr>
@@ -5986,7 +5986,7 @@
           <w:lang w:eastAsia="es-PE"/>
           <w14:ligatures w14:val="none"/>
         </w:rPr>
-        <w:t xml:space="preserve"> S.A.</w:t>
+        <w:t xml:space="preserve"/>
       </w:r>
       <w:r>
         <w:rPr>
@@ -5996,7 +5996,7 @@
           <w:lang w:eastAsia="es-PE"/>
           <w14:ligatures w14:val="none"/>
         </w:rPr>
-        <w:t xml:space="preserve"> </w:t>
+        <w:t xml:space="preserve"/>
       </w:r>
       <w:r>
         <w:rPr>
@@ -6006,21 +6006,21 @@
           <w:kern w:val="0"/>
           <w14:ligatures w14:val="none"/>
         </w:rPr>
-        <w:t xml:space="preserve">para </w:t>
+        <w:t xml:space="preserve"/>
       </w:r>
       <w:r>
         <w:rPr>
           <w:rFonts w:ascii="Arial Narrow" w:hAnsi="Arial Narrow"/>
           <w:color w:val="000000"/>
         </w:rPr>
-        <w:t>que, dentro del plazo de dos (2) días hábiles siguientes a la fecha en que reciba la notificación en su bandeja de correo electrónico, efectúe la confirmación</w:t>
+        <w:t/>
       </w:r>
       <w:r>
         <w:rPr>
           <w:rFonts w:ascii="Arial Narrow" w:hAnsi="Arial Narrow"/>
           <w:color w:val="000000"/>
         </w:rPr>
-        <w:t xml:space="preserve"> de recepción de la notificación remitida por este despacho a su correo electrónico, de conformidad con el segundo párrafo del numeral 4 del artículo 20</w:t>
+        <w:t xml:space="preserve"/>
       </w:r>
       <w:r>
         <w:rPr>
@@ -6034,7 +6034,7 @@
           <w:rFonts w:ascii="Arial Narrow" w:hAnsi="Arial Narrow"/>
           <w:color w:val="000000"/>
         </w:rPr>
-        <w:t xml:space="preserve"> del Texto Único Ordenado de la Ley del Procedimiento Administrativo General, aprobado mediante Decreto Supremo 006-2026-JUS, bajo apercibimiento de rehacer el acto de notificación y notificarle conforme al numeral 1 del artículo 20</w:t>
+        <w:t xml:space="preserve"/>
       </w:r>
       <w:r>
         <w:rPr>
@@ -6048,7 +6048,7 @@
           <w:rFonts w:ascii="Arial Narrow" w:hAnsi="Arial Narrow"/>
           <w:color w:val="000000"/>
         </w:rPr>
-        <w:t xml:space="preserve"> del citado cuerpo normativo</w:t>
+        <w:t xml:space="preserve"/>
       </w:r>
       <w:r>
         <w:rPr>
@@ -6061,7 +6061,7 @@
         <w:rPr>
           <w:rFonts w:ascii="Arial Narrow" w:hAnsi="Arial Narrow" w:cs="Arial"/>
         </w:rPr>
-        <w:t>.</w:t>
+        <w:t/>
       </w:r>
       <w:bookmarkEnd w:id="14"/>
     </w:p>

--- a/plantillas_maestras/04_seguro_proteccion_tarjetas_y_dinero/contratacion_no_consentida/2_ddos_banco_y_aseguradora/mujer/TPL_0731_2025_SEGURO_PROTECCION_TARJETAS_Y_DINERO_CONTRATACION_NO_CONSENTIDA_BANCO_MUJER_R1.docx
+++ b/plantillas_maestras/04_seguro_proteccion_tarjetas_y_dinero/contratacion_no_consentida/2_ddos_banco_y_aseguradora/mujer/TPL_0731_2025_SEGURO_PROTECCION_TARJETAS_Y_DINERO_CONTRATACION_NO_CONSENTIDA_BANCO_MUJER_R1.docx
@@ -800,6 +800,7 @@
       </w:r>
       <w:r>
         <w:rPr>
+          <w:rStyle w:val="Refdenotaalpie"/>
           <w:rFonts w:ascii="Arial Narrow" w:eastAsia="Times New Roman" w:hAnsi="Arial Narrow" w:cs="Times New Roman"/>
           <w:color w:val="000000"/>
           <w:kern w:val="0"/>
@@ -1654,6 +1655,7 @@
       </w:r>
       <w:r>
         <w:rPr>
+          <w:rStyle w:val="Refdenotaalpie"/>
           <w:rFonts w:ascii="Arial Narrow" w:eastAsia="Calibri" w:hAnsi="Arial Narrow" w:cs="Times New Roman"/>
           <w:vertAlign w:val="superscript"/>
         </w:rPr>
@@ -1895,6 +1897,7 @@
       </w:r>
       <w:r>
         <w:rPr>
+          <w:rStyle w:val="Refdenotaalpie"/>
           <w:rFonts w:ascii="Arial Narrow" w:eastAsia="Calibri" w:hAnsi="Arial Narrow" w:cs="Arial"/>
           <w:vertAlign w:val="superscript"/>
         </w:rPr>
@@ -2157,6 +2160,7 @@
       </w:r>
       <w:r>
         <w:rPr>
+          <w:rStyle w:val="Refdenotaalpie"/>
           <w:rFonts w:ascii="Arial Narrow" w:eastAsia="Calibri" w:hAnsi="Arial Narrow" w:cs="Arial"/>
           <w:vertAlign w:val="superscript"/>
         </w:rPr>
@@ -2437,6 +2441,7 @@
       </w:r>
       <w:r>
         <w:rPr>
+          <w:rStyle w:val="Refdenotaalpie"/>
           <w:rFonts w:ascii="Arial Narrow" w:eastAsia="Calibri" w:hAnsi="Arial Narrow" w:cs="Arial"/>
           <w:vertAlign w:val="superscript"/>
         </w:rPr>
@@ -4442,6 +4447,7 @@
       </w:r>
       <w:r>
         <w:rPr>
+          <w:rStyle w:val="Refdenotaalpie"/>
           <w:rFonts w:ascii="Arial Narrow" w:eastAsia="Arial Narrow" w:hAnsi="Arial Narrow" w:cs="Arial Narrow"/>
           <w:kern w:val="0"/>
           <w:vertAlign w:val="superscript"/>
@@ -4502,6 +4508,7 @@
       </w:r>
       <w:r>
         <w:rPr>
+          <w:rStyle w:val="Refdenotaalpie"/>
           <w:rFonts w:ascii="Arial Narrow" w:eastAsia="Calibri" w:hAnsi="Arial Narrow" w:cs="Arial"/>
           <w:kern w:val="0"/>
           <w:vertAlign w:val="superscript"/>
@@ -4528,6 +4535,7 @@
       </w:r>
       <w:r>
         <w:rPr>
+          <w:rStyle w:val="Refdenotaalpie"/>
           <w:rFonts w:ascii="Arial Narrow" w:eastAsia="Calibri" w:hAnsi="Arial Narrow" w:cs="Arial"/>
           <w:spacing w:val="-2"/>
           <w:kern w:val="0"/>
@@ -4788,6 +4796,7 @@
       </w:r>
       <w:r>
         <w:rPr>
+          <w:rStyle w:val="Refdenotaalpie"/>
           <w:rFonts w:ascii="Arial Narrow" w:eastAsia="Calibri" w:hAnsi="Arial Narrow" w:cs="Arial"/>
           <w:spacing w:val="-2"/>
           <w:kern w:val="0"/>
@@ -5414,6 +5423,7 @@
       </w:r>
       <w:r>
         <w:rPr>
+          <w:rStyle w:val="Refdenotaalpie"/>
           <w:rFonts w:ascii="Arial Narrow" w:eastAsia="Arial Narrow" w:hAnsi="Arial Narrow" w:cs="Times New Roman"/>
           <w:color w:val="000000"/>
           <w:kern w:val="0"/>
@@ -5495,6 +5505,7 @@
       </w:r>
       <w:r>
         <w:rPr>
+          <w:rStyle w:val="Refdenotaalpie"/>
           <w:rFonts w:ascii="Arial Narrow" w:eastAsia="Arial Narrow" w:hAnsi="Arial Narrow" w:cs="Times New Roman"/>
           <w:color w:val="000000"/>
           <w:kern w:val="0"/>
@@ -5547,6 +5558,7 @@
       </w:r>
       <w:r>
         <w:rPr>
+          <w:rStyle w:val="Refdenotaalpie"/>
           <w:rFonts w:ascii="Arial Narrow" w:eastAsia="Arial Narrow" w:hAnsi="Arial Narrow" w:cs="Times New Roman"/>
           <w:color w:val="000000"/>
           <w:kern w:val="0"/>
@@ -5649,6 +5661,7 @@
       </w:r>
       <w:r>
         <w:rPr>
+          <w:rStyle w:val="Refdenotaalpie"/>
           <w:rFonts w:ascii="Arial Narrow" w:eastAsia="Arial Narrow" w:hAnsi="Arial Narrow" w:cs="Times New Roman"/>
           <w:color w:val="000000"/>
           <w:kern w:val="0"/>
@@ -5724,6 +5737,7 @@
       </w:r>
       <w:r>
         <w:rPr>
+          <w:rStyle w:val="Refdenotaalpie"/>
           <w:rFonts w:ascii="Arial Narrow" w:eastAsia="Calibri" w:hAnsi="Arial Narrow" w:cs="Arial"/>
           <w:kern w:val="0"/>
           <w:vertAlign w:val="superscript"/>
@@ -6052,6 +6066,7 @@
       </w:r>
       <w:r>
         <w:rPr>
+          <w:rStyle w:val="Refdenotaalpie"/>
           <w:rFonts w:ascii="Arial Narrow" w:hAnsi="Arial Narrow"/>
           <w:vertAlign w:val="superscript"/>
         </w:rPr>
@@ -6464,14 +6479,14 @@
         <w:tab w:val="right" w:pos="8838"/>
       </w:tabs>
       <w:rPr>
-        <w:rFonts w:ascii="Arial" w:eastAsia="Arial" w:hAnsi="Arial" w:cs="Arial"/>
+        <w:rFonts w:ascii="Arial Narrow" w:eastAsia="Arial" w:hAnsi="Arial Narrow" w:cs="Arial"/>
         <w:sz w:val="16"/>
         <w:szCs w:val="16"/>
       </w:rPr>
     </w:pPr>
     <w:r>
       <w:rPr>
-        <w:rFonts w:ascii="Arial" w:eastAsia="Arial" w:hAnsi="Arial" w:cs="Arial"/>
+        <w:rFonts w:ascii="Arial Narrow" w:eastAsia="Arial" w:hAnsi="Arial Narrow" w:cs="Arial"/>
         <w:sz w:val="16"/>
         <w:szCs w:val="16"/>
       </w:rPr>
@@ -6526,6 +6541,7 @@
           <w:rFonts w:ascii="Arial Narrow" w:hAnsi="Arial Narrow" w:cs="Arial"/>
           <w:sz w:val="16"/>
           <w:szCs w:val="16"/>
+          <w:vertAlign w:val="superscript"/>
         </w:rPr>
         <w:footnoteRef/>
       </w:r>
@@ -6597,6 +6613,7 @@
           <w:rFonts w:ascii="Arial Narrow" w:hAnsi="Arial Narrow" w:cs="Arial"/>
           <w:sz w:val="16"/>
           <w:szCs w:val="16"/>
+          <w:vertAlign w:val="superscript"/>
         </w:rPr>
         <w:footnoteRef/>
       </w:r>
@@ -6960,6 +6977,7 @@
           <w:rFonts w:ascii="Arial Narrow" w:hAnsi="Arial Narrow" w:cs="Arial"/>
           <w:sz w:val="16"/>
           <w:szCs w:val="16"/>
+          <w:vertAlign w:val="superscript"/>
         </w:rPr>
         <w:footnoteRef/>
       </w:r>
@@ -7286,6 +7304,7 @@
           <w:rFonts w:ascii="Arial Narrow" w:hAnsi="Arial Narrow" w:cs="Arial"/>
           <w:sz w:val="16"/>
           <w:szCs w:val="16"/>
+          <w:vertAlign w:val="superscript"/>
         </w:rPr>
         <w:footnoteRef/>
       </w:r>
@@ -7443,6 +7462,7 @@
           <w:rFonts w:ascii="Arial Narrow" w:hAnsi="Arial Narrow" w:cs="Arial"/>
           <w:sz w:val="16"/>
           <w:szCs w:val="16"/>
+          <w:vertAlign w:val="superscript"/>
         </w:rPr>
         <w:footnoteRef/>
       </w:r>
@@ -7626,6 +7646,7 @@
           <w:rFonts w:ascii="Arial Narrow" w:hAnsi="Arial Narrow" w:cs="Arial"/>
           <w:sz w:val="16"/>
           <w:szCs w:val="16"/>
+          <w:vertAlign w:val="superscript"/>
         </w:rPr>
         <w:footnoteRef/>
       </w:r>
@@ -7836,6 +7857,7 @@
           <w:rFonts w:ascii="Arial Narrow" w:hAnsi="Arial Narrow" w:cs="Arial"/>
           <w:sz w:val="16"/>
           <w:szCs w:val="16"/>
+          <w:vertAlign w:val="superscript"/>
         </w:rPr>
         <w:footnoteRef/>
       </w:r>
@@ -7888,6 +7910,7 @@
           <w:rFonts w:ascii="Arial Narrow" w:hAnsi="Arial Narrow" w:cs="Arial"/>
           <w:sz w:val="16"/>
           <w:szCs w:val="16"/>
+          <w:vertAlign w:val="superscript"/>
         </w:rPr>
         <w:footnoteRef/>
       </w:r>
@@ -8077,6 +8100,7 @@
           <w:rFonts w:ascii="Arial Narrow" w:hAnsi="Arial Narrow" w:cs="Arial"/>
           <w:sz w:val="16"/>
           <w:szCs w:val="16"/>
+          <w:vertAlign w:val="superscript"/>
         </w:rPr>
         <w:footnoteRef/>
       </w:r>
@@ -8191,7 +8215,7 @@
       </w:pPr>
       <w:r>
         <w:rPr>
-          <w:rStyle w:val="TextonotapieCar"/>
+          <w:rStyle w:val="Refdenotaalpie"/>
           <w:rFonts w:ascii="Arial Narrow" w:hAnsi="Arial Narrow" w:cs="Arial"/>
           <w:sz w:val="16"/>
           <w:szCs w:val="16"/>
@@ -8459,6 +8483,7 @@
           <w:rFonts w:ascii="Arial Narrow" w:hAnsi="Arial Narrow" w:cs="Arial"/>
           <w:sz w:val="16"/>
           <w:szCs w:val="16"/>
+          <w:vertAlign w:val="superscript"/>
         </w:rPr>
         <w:footnoteRef/>
       </w:r>
@@ -9204,6 +9229,7 @@
           <w:rFonts w:ascii="Arial Narrow" w:hAnsi="Arial Narrow" w:cs="Arial"/>
           <w:sz w:val="16"/>
           <w:szCs w:val="16"/>
+          <w:vertAlign w:val="superscript"/>
         </w:rPr>
         <w:footnoteRef/>
       </w:r>
@@ -9403,6 +9429,7 @@
           <w:rFonts w:ascii="Arial Narrow" w:hAnsi="Arial Narrow" w:cs="Arial"/>
           <w:sz w:val="16"/>
           <w:szCs w:val="16"/>
+          <w:vertAlign w:val="superscript"/>
         </w:rPr>
         <w:footnoteRef/>
       </w:r>
@@ -9512,6 +9539,7 @@
           <w:bCs/>
           <w:sz w:val="16"/>
           <w:szCs w:val="16"/>
+          <w:vertAlign w:val="superscript"/>
         </w:rPr>
         <w:footnoteRef/>
       </w:r>
@@ -9601,6 +9629,7 @@
           <w:rFonts w:ascii="Arial Narrow" w:hAnsi="Arial Narrow" w:cs="Arial"/>
           <w:sz w:val="16"/>
           <w:szCs w:val="16"/>
+          <w:vertAlign w:val="superscript"/>
         </w:rPr>
         <w:footnoteRef/>
       </w:r>
@@ -12019,6 +12048,17 @@
       <w:szCs w:val="20"/>
     </w:rPr>
   </w:style>
+  <w:style w:type="character" w:styleId="FootnoteReference">
+    <w:name w:val="footnote reference"/>
+    <w:basedOn w:val="Fuentedeprrafopredeter"/>
+    <w:uiPriority w:val="99"/>
+    <w:semiHidden/>
+    <w:unhideWhenUsed/>
+    <w:rPr>
+      <w:rFonts w:ascii="Arial Narrow" w:hAnsi="Arial Narrow"/>
+      <w:vertAlign w:val="superscript"/>
+    </w:rPr>
+  </w:style>
 </w:styles>
 </file>
 

--- a/plantillas_maestras/04_seguro_proteccion_tarjetas_y_dinero/contratacion_no_consentida/2_ddos_banco_y_aseguradora/mujer/TPL_0731_2025_SEGURO_PROTECCION_TARJETAS_Y_DINERO_CONTRATACION_NO_CONSENTIDA_BANCO_MUJER_R1.docx
+++ b/plantillas_maestras/04_seguro_proteccion_tarjetas_y_dinero/contratacion_no_consentida/2_ddos_banco_y_aseguradora/mujer/TPL_0731_2025_SEGURO_PROTECCION_TARJETAS_Y_DINERO_CONTRATACION_NO_CONSENTIDA_BANCO_MUJER_R1.docx
@@ -1,8 +1,8 @@
 
 <file path=word/document.xml><?xml version="1.0" encoding="utf-8"?>
-<w:document xmlns:wpc="http://schemas.microsoft.com/office/word/2010/wordprocessingCanvas" xmlns:cx="http://schemas.microsoft.com/office/drawing/2014/chartex" xmlns:cx1="http://schemas.microsoft.com/office/drawing/2015/9/8/chartex" xmlns:cx2="http://schemas.microsoft.com/office/drawing/2015/10/21/chartex" xmlns:cx3="http://schemas.microsoft.com/office/drawing/2016/5/9/chartex" xmlns:cx4="http://schemas.microsoft.com/office/drawing/2016/5/10/chartex" xmlns:cx5="http://schemas.microsoft.com/office/drawing/2016/5/11/chartex" xmlns:cx6="http://schemas.microsoft.com/office/drawing/2016/5/12/chartex" xmlns:cx7="http://schemas.microsoft.com/office/drawing/2016/5/13/chartex" xmlns:cx8="http://schemas.microsoft.com/office/drawing/2016/5/14/chartex" xmlns:mc="http://schemas.openxmlformats.org/markup-compatibility/2006" xmlns:aink="http://schemas.microsoft.com/office/drawing/2016/ink" xmlns:am3d="http://schemas.microsoft.com/office/drawing/2017/model3d" xmlns:o="urn:schemas-microsoft-com:office:office" xmlns:oel="http://schemas.microsoft.com/office/2019/extlst" xmlns:r="http://schemas.openxmlformats.org/officeDocument/2006/relationships" xmlns:m="http://schemas.openxmlformats.org/officeDocument/2006/math" xmlns:v="urn:schemas-microsoft-com:vml" xmlns:wp14="http://schemas.microsoft.com/office/word/2010/wordprocessingDrawing" xmlns:wp="http://schemas.openxmlformats.org/drawingml/2006/wordprocessingDrawing" xmlns:w10="urn:schemas-microsoft-com:office:word" xmlns:w="http://schemas.openxmlformats.org/wordprocessingml/2006/main" xmlns:w14="http://schemas.microsoft.com/office/word/2010/wordml" xmlns:w15="http://schemas.microsoft.com/office/word/2012/wordml" xmlns:w16cex="http://schemas.microsoft.com/office/word/2018/wordml/cex" xmlns:w16cid="http://schemas.microsoft.com/office/word/2016/wordml/cid" xmlns:w16="http://schemas.microsoft.com/office/word/2018/wordml" xmlns:w16du="http://schemas.microsoft.com/office/word/2023/wordml/word16du" xmlns:w16sdtdh="http://schemas.microsoft.com/office/word/2020/wordml/sdtdatahash" xmlns:w16sdtfl="http://schemas.microsoft.com/office/word/2024/wordml/sdtformatlock" xmlns:w16se="http://schemas.microsoft.com/office/word/2015/wordml/symex" xmlns:wpg="http://schemas.microsoft.com/office/word/2010/wordprocessingGroup" xmlns:wpi="http://schemas.microsoft.com/office/word/2010/wordprocessingInk" xmlns:wne="http://schemas.microsoft.com/office/word/2006/wordml" xmlns:wps="http://schemas.microsoft.com/office/word/2010/wordprocessingShape" mc:Ignorable="w14 w15 w16se w16cid w16 w16cex w16sdtdh w16sdtfl w16du wp14">
+<w:document xmlns:ns1="http://schemas.openxmlformats.org/markup-compatibility/2006" xmlns:ns2="http://schemas.microsoft.com/office/word/2010/wordml" xmlns:ns3="http://schemas.openxmlformats.org/officeDocument/2006/relationships" xmlns:w="http://schemas.openxmlformats.org/wordprocessingml/2006/main" ns1:Ignorable="w14 w15 w16se w16cid w16 w16cex w16sdtdh w16sdtfl w16du wp14">
   <w:body>
-    <w:p>
+    <w:p ns2:paraId="6722F86A" ns2:textId="64B116BF">
       <w:pPr>
         <w:tabs>
           <w:tab w:val="left" w:pos="1701"/>
@@ -14,7 +14,7 @@
           <w:color w:val="000000"/>
           <w:kern w:val="0"/>
           <w:lang w:eastAsia="es-PE"/>
-          <w14:ligatures w14:val="none"/>
+          <ns2:ligatures ns2:val="none"/>
         </w:rPr>
       </w:pPr>
       <w:bookmarkStart w:id="0" w:name="_Hlk80343540"/>
@@ -25,7 +25,7 @@
           <w:color w:val="000000"/>
           <w:kern w:val="0"/>
           <w:lang w:eastAsia="es-PE"/>
-          <w14:ligatures w14:val="none"/>
+          <ns2:ligatures ns2:val="none"/>
         </w:rPr>
         <w:t xml:space="preserve">EXPEDIENTE </w:t>
       </w:r>
@@ -36,7 +36,7 @@
           <w:color w:val="000000"/>
           <w:kern w:val="0"/>
           <w:lang w:eastAsia="es-PE"/>
-          <w14:ligatures w14:val="none"/>
+          <ns2:ligatures ns2:val="none"/>
         </w:rPr>
         <w:tab/>
         <w:t>:</w:t>
@@ -48,7 +48,7 @@
           <w:color w:val="000000"/>
           <w:kern w:val="0"/>
           <w:lang w:eastAsia="es-PE"/>
-          <w14:ligatures w14:val="none"/>
+          <ns2:ligatures ns2:val="none"/>
         </w:rPr>
         <w:tab/>
       </w:r>
@@ -61,7 +61,7 @@
           <w:kern w:val="0"/>
           <w:shd w:val="clear" w:color="auto" w:fill="FFFFFF"/>
           <w:lang w:eastAsia="es-PE"/>
-          <w14:ligatures w14:val="none"/>
+          <ns2:ligatures ns2:val="none"/>
         </w:rPr>
         <w:t>0</w:t>
       </w:r>
@@ -74,7 +74,7 @@
           <w:kern w:val="0"/>
           <w:shd w:val="clear" w:color="auto" w:fill="FFFFFF"/>
           <w:lang w:eastAsia="es-PE"/>
-          <w14:ligatures w14:val="none"/>
+          <ns2:ligatures ns2:val="none"/>
         </w:rPr>
         <w:t>731</w:t>
       </w:r>
@@ -87,12 +87,12 @@
           <w:kern w:val="0"/>
           <w:shd w:val="clear" w:color="auto" w:fill="FFFFFF"/>
           <w:lang w:eastAsia="es-PE"/>
-          <w14:ligatures w14:val="none"/>
+          <ns2:ligatures ns2:val="none"/>
         </w:rPr>
         <w:t>-2025/CC1</w:t>
       </w:r>
     </w:p>
-    <w:p>
+    <w:p ns2:paraId="43A0F2EB" ns2:textId="1C6CCE5F">
       <w:pPr>
         <w:tabs>
           <w:tab w:val="left" w:pos="1701"/>
@@ -109,17 +109,17 @@
           <w:kern w:val="0"/>
           <w:shd w:val="clear" w:color="auto" w:fill="FFFFFF"/>
           <w:lang w:eastAsia="es-PE"/>
-          <w14:ligatures w14:val="none"/>
-        </w:rPr>
-      </w:pPr>
-      <w:r>
-        <w:rPr>
-          <w:rFonts w:ascii="Arial Narrow" w:eastAsia="Arial Narrow" w:hAnsi="Arial Narrow" w:cs="Arial Narrow"/>
-          <w:b/>
-          <w:color w:val="000000"/>
-          <w:kern w:val="0"/>
-          <w:lang w:eastAsia="es-PE"/>
-          <w14:ligatures w14:val="none"/>
+          <ns2:ligatures ns2:val="none"/>
+        </w:rPr>
+      </w:pPr>
+      <w:r>
+        <w:rPr>
+          <w:rFonts w:ascii="Arial Narrow" w:eastAsia="Arial Narrow" w:hAnsi="Arial Narrow" w:cs="Arial Narrow"/>
+          <w:b/>
+          <w:color w:val="000000"/>
+          <w:kern w:val="0"/>
+          <w:lang w:eastAsia="es-PE"/>
+          <ns2:ligatures ns2:val="none"/>
         </w:rPr>
         <w:t xml:space="preserve">DENUNCIANTE:[DENUNCIANTE] (LA SEÑORA [APELLIDO])</w:t>
       </w:r>
@@ -130,7 +130,7 @@
           <w:color w:val="000000"/>
           <w:kern w:val="0"/>
           <w:lang w:eastAsia="es-PE"/>
-          <w14:ligatures w14:val="none"/>
+          <ns2:ligatures ns2:val="none"/>
         </w:rPr>
         <w:tab/>
         <w:t/>
@@ -142,7 +142,7 @@
           <w:color w:val="000000"/>
           <w:kern w:val="0"/>
           <w:lang w:eastAsia="es-PE"/>
-          <w14:ligatures w14:val="none"/>
+          <ns2:ligatures ns2:val="none"/>
         </w:rPr>
         <w:tab/>
       </w:r>
@@ -153,7 +153,7 @@
           <w:color w:val="000000"/>
           <w:kern w:val="0"/>
           <w:lang w:eastAsia="es-PE"/>
-          <w14:ligatures w14:val="none"/>
+          <ns2:ligatures ns2:val="none"/>
         </w:rPr>
         <w:t xml:space="preserve"/>
       </w:r>
@@ -164,7 +164,7 @@
           <w:color w:val="000000"/>
           <w:kern w:val="0"/>
           <w:lang w:eastAsia="es-PE"/>
-          <w14:ligatures w14:val="none"/>
+          <ns2:ligatures ns2:val="none"/>
         </w:rPr>
         <w:t/>
       </w:r>
@@ -175,7 +175,7 @@
           <w:color w:val="000000"/>
           <w:kern w:val="0"/>
           <w:lang w:eastAsia="es-PE"/>
-          <w14:ligatures w14:val="none"/>
+          <ns2:ligatures ns2:val="none"/>
         </w:rPr>
         <w:t/>
       </w:r>
@@ -186,7 +186,7 @@
           <w:color w:val="000000"/>
           <w:kern w:val="0"/>
           <w:lang w:eastAsia="es-PE"/>
-          <w14:ligatures w14:val="none"/>
+          <ns2:ligatures ns2:val="none"/>
         </w:rPr>
         <w:t xml:space="preserve"/>
       </w:r>
@@ -197,7 +197,7 @@
           <w:color w:val="000000"/>
           <w:kern w:val="0"/>
           <w:lang w:eastAsia="es-PE"/>
-          <w14:ligatures w14:val="none"/>
+          <ns2:ligatures ns2:val="none"/>
         </w:rPr>
         <w:t/>
       </w:r>
@@ -208,12 +208,12 @@
           <w:color w:val="000000"/>
           <w:kern w:val="0"/>
           <w:lang w:eastAsia="es-PE"/>
-          <w14:ligatures w14:val="none"/>
+          <ns2:ligatures ns2:val="none"/>
         </w:rPr>
         <w:t/>
       </w:r>
     </w:p>
-    <w:p>
+    <w:p ns2:paraId="1093F73E" ns2:textId="02963A49">
       <w:pPr>
         <w:tabs>
           <w:tab w:val="left" w:pos="1701"/>
@@ -228,17 +228,17 @@
           <w:color w:val="000000"/>
           <w:kern w:val="0"/>
           <w:lang w:eastAsia="es-PE"/>
-          <w14:ligatures w14:val="none"/>
-        </w:rPr>
-      </w:pPr>
-      <w:r>
-        <w:rPr>
-          <w:rFonts w:ascii="Arial Narrow" w:eastAsia="Arial Narrow" w:hAnsi="Arial Narrow" w:cs="Arial Narrow"/>
-          <w:b/>
-          <w:color w:val="000000"/>
-          <w:kern w:val="0"/>
-          <w:lang w:eastAsia="es-PE"/>
-          <w14:ligatures w14:val="none"/>
+          <ns2:ligatures ns2:val="none"/>
+        </w:rPr>
+      </w:pPr>
+      <w:r>
+        <w:rPr>
+          <w:rFonts w:ascii="Arial Narrow" w:eastAsia="Arial Narrow" w:hAnsi="Arial Narrow" w:cs="Arial Narrow"/>
+          <w:b/>
+          <w:color w:val="000000"/>
+          <w:kern w:val="0"/>
+          <w:lang w:eastAsia="es-PE"/>
+          <ns2:ligatures ns2:val="none"/>
         </w:rPr>
         <w:t>DENUNCIADOS</w:t>
       </w:r>
@@ -249,7 +249,7 @@
           <w:color w:val="000000"/>
           <w:kern w:val="0"/>
           <w:lang w:eastAsia="es-PE"/>
-          <w14:ligatures w14:val="none"/>
+          <ns2:ligatures ns2:val="none"/>
         </w:rPr>
         <w:tab/>
         <w:t>:</w:t>
@@ -261,7 +261,7 @@
           <w:color w:val="000000"/>
           <w:kern w:val="0"/>
           <w:lang w:eastAsia="es-PE"/>
-          <w14:ligatures w14:val="none"/>
+          <ns2:ligatures ns2:val="none"/>
         </w:rPr>
         <w:tab/>
       </w:r>
@@ -272,7 +272,7 @@
           <w:color w:val="000000"/>
           <w:kern w:val="0"/>
           <w:lang w:eastAsia="es-PE"/>
-          <w14:ligatures w14:val="none"/>
+          <ns2:ligatures ns2:val="none"/>
         </w:rPr>
         <w:t xml:space="preserve">BANCO RIPLEY PERU S.A. </w:t>
       </w:r>
@@ -283,12 +283,12 @@
           <w:color w:val="000000"/>
           <w:kern w:val="0"/>
           <w:lang w:eastAsia="es-PE"/>
-          <w14:ligatures w14:val="none"/>
+          <ns2:ligatures ns2:val="none"/>
         </w:rPr>
         <w:t>(BANCO)</w:t>
       </w:r>
     </w:p>
-    <w:p>
+    <w:p ns2:paraId="1780BF25" ns2:textId="3E3366F5">
       <w:pPr>
         <w:tabs>
           <w:tab w:val="left" w:pos="1701"/>
@@ -303,17 +303,17 @@
           <w:color w:val="000000"/>
           <w:kern w:val="0"/>
           <w:lang w:eastAsia="es-PE"/>
-          <w14:ligatures w14:val="none"/>
-        </w:rPr>
-      </w:pPr>
-      <w:r>
-        <w:rPr>
-          <w:rFonts w:ascii="Arial Narrow" w:eastAsia="Arial Narrow" w:hAnsi="Arial Narrow" w:cs="Arial Narrow"/>
-          <w:b/>
-          <w:color w:val="000000"/>
-          <w:kern w:val="0"/>
-          <w:lang w:eastAsia="es-PE"/>
-          <w14:ligatures w14:val="none"/>
+          <ns2:ligatures ns2:val="none"/>
+        </w:rPr>
+      </w:pPr>
+      <w:r>
+        <w:rPr>
+          <w:rFonts w:ascii="Arial Narrow" w:eastAsia="Arial Narrow" w:hAnsi="Arial Narrow" w:cs="Arial Narrow"/>
+          <w:b/>
+          <w:color w:val="000000"/>
+          <w:kern w:val="0"/>
+          <w:lang w:eastAsia="es-PE"/>
+          <ns2:ligatures ns2:val="none"/>
         </w:rPr>
         <w:tab/>
       </w:r>
@@ -324,7 +324,7 @@
           <w:color w:val="000000"/>
           <w:kern w:val="0"/>
           <w:lang w:eastAsia="es-PE"/>
-          <w14:ligatures w14:val="none"/>
+          <ns2:ligatures ns2:val="none"/>
         </w:rPr>
         <w:tab/>
       </w:r>
@@ -335,7 +335,7 @@
           <w:color w:val="000000"/>
           <w:kern w:val="0"/>
           <w:lang w:eastAsia="es-PE"/>
-          <w14:ligatures w14:val="none"/>
+          <ns2:ligatures ns2:val="none"/>
         </w:rPr>
         <w:t xml:space="preserve">MAPFRE PERU COMPAÑIA DE SEGUROS Y REASEGUROS </w:t>
       </w:r>
@@ -346,7 +346,7 @@
           <w:color w:val="000000"/>
           <w:kern w:val="0"/>
           <w:lang w:eastAsia="es-PE"/>
-          <w14:ligatures w14:val="none"/>
+          <ns2:ligatures ns2:val="none"/>
         </w:rPr>
         <w:t xml:space="preserve">S.A. </w:t>
       </w:r>
@@ -357,7 +357,7 @@
           <w:color w:val="000000"/>
           <w:kern w:val="0"/>
           <w:lang w:eastAsia="es-PE"/>
-          <w14:ligatures w14:val="none"/>
+          <ns2:ligatures ns2:val="none"/>
         </w:rPr>
         <w:t>(</w:t>
       </w:r>
@@ -368,7 +368,7 @@
           <w:color w:val="000000"/>
           <w:kern w:val="0"/>
           <w:lang w:eastAsia="es-PE"/>
-          <w14:ligatures w14:val="none"/>
+          <ns2:ligatures ns2:val="none"/>
         </w:rPr>
         <w:t>MAPFRE</w:t>
       </w:r>
@@ -379,12 +379,12 @@
           <w:color w:val="000000"/>
           <w:kern w:val="0"/>
           <w:lang w:eastAsia="es-PE"/>
-          <w14:ligatures w14:val="none"/>
+          <ns2:ligatures ns2:val="none"/>
         </w:rPr>
         <w:t>)</w:t>
       </w:r>
     </w:p>
-    <w:p>
+    <w:p ns2:paraId="2C08B8E9" ns2:textId="6E06E4F6">
       <w:pPr>
         <w:tabs>
           <w:tab w:val="left" w:pos="1701"/>
@@ -399,17 +399,17 @@
           <w:color w:val="000000"/>
           <w:kern w:val="0"/>
           <w:lang w:eastAsia="es-PE"/>
-          <w14:ligatures w14:val="none"/>
-        </w:rPr>
-      </w:pPr>
-      <w:r>
-        <w:rPr>
-          <w:rFonts w:ascii="Arial Narrow" w:eastAsia="Arial Narrow" w:hAnsi="Arial Narrow" w:cs="Arial Narrow"/>
-          <w:b/>
-          <w:color w:val="000000"/>
-          <w:kern w:val="0"/>
-          <w:lang w:eastAsia="es-PE"/>
-          <w14:ligatures w14:val="none"/>
+          <ns2:ligatures ns2:val="none"/>
+        </w:rPr>
+      </w:pPr>
+      <w:r>
+        <w:rPr>
+          <w:rFonts w:ascii="Arial Narrow" w:eastAsia="Arial Narrow" w:hAnsi="Arial Narrow" w:cs="Arial Narrow"/>
+          <w:b/>
+          <w:color w:val="000000"/>
+          <w:kern w:val="0"/>
+          <w:lang w:eastAsia="es-PE"/>
+          <ns2:ligatures ns2:val="none"/>
         </w:rPr>
         <w:t>MATERIAS</w:t>
       </w:r>
@@ -420,13 +420,13 @@
           <w:color w:val="000000"/>
           <w:kern w:val="0"/>
           <w:lang w:eastAsia="es-PE"/>
-          <w14:ligatures w14:val="none"/>
+          <ns2:ligatures ns2:val="none"/>
         </w:rPr>
         <w:tab/>
         <w:t>: ADMISIÓN A TRÁMITE</w:t>
       </w:r>
     </w:p>
-    <w:p>
+    <w:p ns2:paraId="65AA893A" ns2:textId="77777777">
       <w:pPr>
         <w:tabs>
           <w:tab w:val="left" w:pos="1701"/>
@@ -441,22 +441,22 @@
           <w:color w:val="000000"/>
           <w:kern w:val="0"/>
           <w:lang w:eastAsia="es-PE"/>
-          <w14:ligatures w14:val="none"/>
-        </w:rPr>
-      </w:pPr>
-      <w:r>
-        <w:rPr>
-          <w:rFonts w:ascii="Arial Narrow" w:eastAsia="Arial Narrow" w:hAnsi="Arial Narrow" w:cs="Arial Narrow"/>
-          <w:b/>
-          <w:color w:val="000000"/>
-          <w:kern w:val="0"/>
-          <w:lang w:eastAsia="es-PE"/>
-          <w14:ligatures w14:val="none"/>
+          <ns2:ligatures ns2:val="none"/>
+        </w:rPr>
+      </w:pPr>
+      <w:r>
+        <w:rPr>
+          <w:rFonts w:ascii="Arial Narrow" w:eastAsia="Arial Narrow" w:hAnsi="Arial Narrow" w:cs="Arial Narrow"/>
+          <w:b/>
+          <w:color w:val="000000"/>
+          <w:kern w:val="0"/>
+          <w:lang w:eastAsia="es-PE"/>
+          <ns2:ligatures ns2:val="none"/>
         </w:rPr>
         <w:t>REQUERIMIENTO DE INFORMACIÓN</w:t>
       </w:r>
     </w:p>
-    <w:p>
+    <w:p ns2:paraId="5A5F53F4" ns2:textId="77777777">
       <w:pPr>
         <w:tabs>
           <w:tab w:val="left" w:pos="1701"/>
@@ -470,17 +470,17 @@
           <w:color w:val="000000"/>
           <w:kern w:val="0"/>
           <w:lang w:eastAsia="es-PE"/>
-          <w14:ligatures w14:val="none"/>
-        </w:rPr>
-      </w:pPr>
-      <w:r>
-        <w:rPr>
-          <w:rFonts w:ascii="Arial Narrow" w:eastAsia="Arial Narrow" w:hAnsi="Arial Narrow" w:cs="Arial Narrow"/>
-          <w:b/>
-          <w:color w:val="000000"/>
-          <w:kern w:val="0"/>
-          <w:lang w:eastAsia="es-PE"/>
-          <w14:ligatures w14:val="none"/>
+          <ns2:ligatures ns2:val="none"/>
+        </w:rPr>
+      </w:pPr>
+      <w:r>
+        <w:rPr>
+          <w:rFonts w:ascii="Arial Narrow" w:eastAsia="Arial Narrow" w:hAnsi="Arial Narrow" w:cs="Arial Narrow"/>
+          <w:b/>
+          <w:color w:val="000000"/>
+          <w:kern w:val="0"/>
+          <w:lang w:eastAsia="es-PE"/>
+          <ns2:ligatures ns2:val="none"/>
         </w:rPr>
         <w:t xml:space="preserve">RESOLUCIÓN </w:t>
       </w:r>
@@ -491,7 +491,7 @@
           <w:color w:val="000000"/>
           <w:kern w:val="0"/>
           <w:lang w:eastAsia="es-PE"/>
-          <w14:ligatures w14:val="none"/>
+          <ns2:ligatures ns2:val="none"/>
         </w:rPr>
         <w:tab/>
         <w:t>:</w:t>
@@ -503,13 +503,13 @@
           <w:color w:val="000000"/>
           <w:kern w:val="0"/>
           <w:lang w:eastAsia="es-PE"/>
-          <w14:ligatures w14:val="none"/>
+          <ns2:ligatures ns2:val="none"/>
         </w:rPr>
         <w:tab/>
         <w:t>1</w:t>
       </w:r>
     </w:p>
-    <w:p>
+    <w:p ns2:paraId="1624A856" ns2:textId="77777777">
       <w:pPr>
         <w:tabs>
           <w:tab w:val="left" w:pos="1014"/>
@@ -522,11 +522,11 @@
           <w:kern w:val="0"/>
           <w:shd w:val="clear" w:color="auto" w:fill="FFFFFF"/>
           <w:lang w:eastAsia="es-PE"/>
-          <w14:ligatures w14:val="none"/>
-        </w:rPr>
-      </w:pPr>
-    </w:p>
-    <w:p>
+          <ns2:ligatures ns2:val="none"/>
+        </w:rPr>
+      </w:pPr>
+    </w:p>
+    <w:p ns2:paraId="175AA5EA" ns2:textId="74E4450D">
       <w:pPr>
         <w:tabs>
           <w:tab w:val="left" w:pos="1014"/>
@@ -539,7 +539,7 @@
           <w:kern w:val="0"/>
           <w:shd w:val="clear" w:color="auto" w:fill="FFFFFF"/>
           <w:lang w:eastAsia="es-PE"/>
-          <w14:ligatures w14:val="none"/>
+          <ns2:ligatures ns2:val="none"/>
         </w:rPr>
       </w:pPr>
       <w:r>
@@ -549,7 +549,7 @@
           <w:kern w:val="0"/>
           <w:shd w:val="clear" w:color="auto" w:fill="FFFFFF"/>
           <w:lang w:eastAsia="es-PE"/>
-          <w14:ligatures w14:val="none"/>
+          <ns2:ligatures ns2:val="none"/>
         </w:rPr>
         <w:t xml:space="preserve">Lima, </w:t>
       </w:r>
@@ -560,7 +560,7 @@
           <w:kern w:val="0"/>
           <w:shd w:val="clear" w:color="auto" w:fill="FFFFFF"/>
           <w:lang w:eastAsia="es-PE"/>
-          <w14:ligatures w14:val="none"/>
+          <ns2:ligatures ns2:val="none"/>
         </w:rPr>
         <w:t>28</w:t>
       </w:r>
@@ -571,7 +571,7 @@
           <w:kern w:val="0"/>
           <w:shd w:val="clear" w:color="auto" w:fill="FFFFFF"/>
           <w:lang w:eastAsia="es-PE"/>
-          <w14:ligatures w14:val="none"/>
+          <ns2:ligatures ns2:val="none"/>
         </w:rPr>
         <w:t xml:space="preserve"> </w:t>
       </w:r>
@@ -582,7 +582,7 @@
           <w:kern w:val="0"/>
           <w:shd w:val="clear" w:color="auto" w:fill="FFFFFF"/>
           <w:lang w:eastAsia="es-PE"/>
-          <w14:ligatures w14:val="none"/>
+          <ns2:ligatures ns2:val="none"/>
         </w:rPr>
         <w:t xml:space="preserve">de </w:t>
       </w:r>
@@ -593,7 +593,7 @@
           <w:kern w:val="0"/>
           <w:shd w:val="clear" w:color="auto" w:fill="FFFFFF"/>
           <w:lang w:eastAsia="es-PE"/>
-          <w14:ligatures w14:val="none"/>
+          <ns2:ligatures ns2:val="none"/>
         </w:rPr>
         <w:t>abril</w:t>
       </w:r>
@@ -604,12 +604,12 @@
           <w:kern w:val="0"/>
           <w:shd w:val="clear" w:color="auto" w:fill="FFFFFF"/>
           <w:lang w:eastAsia="es-PE"/>
-          <w14:ligatures w14:val="none"/>
+          <ns2:ligatures ns2:val="none"/>
         </w:rPr>
         <w:t xml:space="preserve"> de 2025</w:t>
       </w:r>
     </w:p>
-    <w:p>
+    <w:p ns2:paraId="0B9BBE1B" ns2:textId="77777777">
       <w:pPr>
         <w:tabs>
           <w:tab w:val="left" w:pos="1014"/>
@@ -621,11 +621,11 @@
           <w:color w:val="000000"/>
           <w:kern w:val="0"/>
           <w:lang w:eastAsia="es-PE"/>
-          <w14:ligatures w14:val="none"/>
-        </w:rPr>
-      </w:pPr>
-    </w:p>
-    <w:p>
+          <ns2:ligatures ns2:val="none"/>
+        </w:rPr>
+      </w:pPr>
+    </w:p>
+    <w:p ns2:paraId="70D8B8D8" ns2:textId="77777777">
       <w:pPr>
         <w:numPr>
           <w:ilvl w:val="0"/>
@@ -639,22 +639,22 @@
           <w:color w:val="000000"/>
           <w:kern w:val="0"/>
           <w:lang w:eastAsia="es-PE"/>
-          <w14:ligatures w14:val="none"/>
-        </w:rPr>
-      </w:pPr>
-      <w:r>
-        <w:rPr>
-          <w:rFonts w:ascii="Arial Narrow" w:eastAsia="Arial Narrow" w:hAnsi="Arial Narrow" w:cs="Arial Narrow"/>
-          <w:b/>
-          <w:color w:val="000000"/>
-          <w:kern w:val="0"/>
-          <w:lang w:eastAsia="es-PE"/>
-          <w14:ligatures w14:val="none"/>
+          <ns2:ligatures ns2:val="none"/>
+        </w:rPr>
+      </w:pPr>
+      <w:r>
+        <w:rPr>
+          <w:rFonts w:ascii="Arial Narrow" w:eastAsia="Arial Narrow" w:hAnsi="Arial Narrow" w:cs="Arial Narrow"/>
+          <w:b/>
+          <w:color w:val="000000"/>
+          <w:kern w:val="0"/>
+          <w:lang w:eastAsia="es-PE"/>
+          <ns2:ligatures ns2:val="none"/>
         </w:rPr>
         <w:t xml:space="preserve">HECHOS </w:t>
       </w:r>
     </w:p>
-    <w:p>
+    <w:p ns2:paraId="453828A9" ns2:textId="77777777">
       <w:pPr>
         <w:spacing w:after="0" w:line="240" w:lineRule="auto"/>
         <w:jc w:val="both"/>
@@ -663,11 +663,11 @@
           <w:color w:val="000000"/>
           <w:kern w:val="0"/>
           <w:lang w:eastAsia="es-PE"/>
-          <w14:ligatures w14:val="none"/>
-        </w:rPr>
-      </w:pPr>
-    </w:p>
-    <w:p>
+          <ns2:ligatures ns2:val="none"/>
+        </w:rPr>
+      </w:pPr>
+    </w:p>
+    <w:p ns2:paraId="167CAE58" ns2:textId="111D6E42">
       <w:pPr>
         <w:numPr>
           <w:ilvl w:val="1"/>
@@ -681,7 +681,7 @@
           <w:color w:val="000000"/>
           <w:kern w:val="0"/>
           <w:lang w:val="es-ES" w:eastAsia="es-ES"/>
-          <w14:ligatures w14:val="none"/>
+          <ns2:ligatures ns2:val="none"/>
         </w:rPr>
       </w:pPr>
       <w:r>
@@ -690,7 +690,7 @@
           <w:color w:val="000000"/>
           <w:kern w:val="0"/>
           <w:lang w:val="es-ES" w:eastAsia="es-ES"/>
-          <w14:ligatures w14:val="none"/>
+          <ns2:ligatures ns2:val="none"/>
         </w:rPr>
         <w:t xml:space="preserve">Mediante el escrito del 23 de marzo de 2025, la señora [APELLIDO] denunció al Banco y a Mapfre por presuntas infracciones a la Ley 29571, Código de Protección y Defensa del Consumidor (en adelante, Código), señalando lo siguiente:</w:t>
       </w:r>
@@ -700,7 +700,7 @@
           <w:color w:val="000000"/>
           <w:kern w:val="0"/>
           <w:lang w:val="es-ES" w:eastAsia="es-ES"/>
-          <w14:ligatures w14:val="none"/>
+          <ns2:ligatures ns2:val="none"/>
         </w:rPr>
         <w:t xml:space="preserve"/>
       </w:r>
@@ -710,7 +710,7 @@
           <w:color w:val="000000"/>
           <w:kern w:val="0"/>
           <w:lang w:val="es-ES" w:eastAsia="es-ES"/>
-          <w14:ligatures w14:val="none"/>
+          <ns2:ligatures ns2:val="none"/>
         </w:rPr>
         <w:t/>
       </w:r>
@@ -720,7 +720,7 @@
           <w:color w:val="000000"/>
           <w:kern w:val="0"/>
           <w:lang w:val="es-ES" w:eastAsia="es-ES"/>
-          <w14:ligatures w14:val="none"/>
+          <ns2:ligatures ns2:val="none"/>
         </w:rPr>
         <w:t xml:space="preserve"/>
       </w:r>
@@ -730,7 +730,7 @@
           <w:color w:val="000000"/>
           <w:kern w:val="0"/>
           <w:lang w:val="es-ES" w:eastAsia="es-ES"/>
-          <w14:ligatures w14:val="none"/>
+          <ns2:ligatures ns2:val="none"/>
         </w:rPr>
         <w:t/>
       </w:r>
@@ -738,7 +738,7 @@
         <w:rPr>
           <w:rFonts w:ascii="Arial Narrow" w:eastAsia="Calibri" w:hAnsi="Arial Narrow" w:cs="Arial"/>
           <w:kern w:val="0"/>
-          <w14:ligatures w14:val="none"/>
+          <ns2:ligatures ns2:val="none"/>
         </w:rPr>
         <w:t xml:space="preserve"/>
       </w:r>
@@ -746,7 +746,7 @@
         <w:rPr>
           <w:rFonts w:ascii="Arial Narrow" w:eastAsia="Calibri" w:hAnsi="Arial Narrow" w:cs="Arial"/>
           <w:kern w:val="0"/>
-          <w14:ligatures w14:val="none"/>
+          <ns2:ligatures ns2:val="none"/>
         </w:rPr>
         <w:t xml:space="preserve"/>
       </w:r>
@@ -754,7 +754,7 @@
         <w:rPr>
           <w:rFonts w:ascii="Arial Narrow" w:eastAsia="Calibri" w:hAnsi="Arial Narrow" w:cs="Arial"/>
           <w:kern w:val="0"/>
-          <w14:ligatures w14:val="none"/>
+          <ns2:ligatures ns2:val="none"/>
         </w:rPr>
         <w:t xml:space="preserve"/>
       </w:r>
@@ -764,7 +764,7 @@
           <w:color w:val="000000"/>
           <w:kern w:val="0"/>
           <w:lang w:val="es-ES" w:eastAsia="es-ES"/>
-          <w14:ligatures w14:val="none"/>
+          <ns2:ligatures ns2:val="none"/>
         </w:rPr>
         <w:t xml:space="preserve"/>
       </w:r>
@@ -774,7 +774,7 @@
           <w:color w:val="000000"/>
           <w:kern w:val="0"/>
           <w:lang w:val="es-ES" w:eastAsia="es-ES"/>
-          <w14:ligatures w14:val="none"/>
+          <ns2:ligatures ns2:val="none"/>
         </w:rPr>
         <w:t xml:space="preserve"/>
       </w:r>
@@ -784,7 +784,7 @@
           <w:color w:val="000000"/>
           <w:kern w:val="0"/>
           <w:lang w:val="es-ES" w:eastAsia="es-ES"/>
-          <w14:ligatures w14:val="none"/>
+          <ns2:ligatures ns2:val="none"/>
         </w:rPr>
         <w:t xml:space="preserve"/>
       </w:r>
@@ -794,7 +794,7 @@
           <w:color w:val="000000"/>
           <w:kern w:val="0"/>
           <w:lang w:val="es-ES" w:eastAsia="es-ES"/>
-          <w14:ligatures w14:val="none"/>
+          <ns2:ligatures ns2:val="none"/>
         </w:rPr>
         <w:t/>
       </w:r>
@@ -806,7 +806,7 @@
           <w:kern w:val="0"/>
           <w:vertAlign w:val="superscript"/>
           <w:lang w:val="es-ES" w:eastAsia="es-ES"/>
-          <w14:ligatures w14:val="none"/>
+          <ns2:ligatures ns2:val="none"/>
         </w:rPr>
         <w:footnoteReference w:id="1"/>
       </w:r>
@@ -816,7 +816,7 @@
           <w:color w:val="000000"/>
           <w:kern w:val="0"/>
           <w:lang w:val="es-ES" w:eastAsia="es-ES"/>
-          <w14:ligatures w14:val="none"/>
+          <ns2:ligatures ns2:val="none"/>
         </w:rPr>
         <w:t xml:space="preserve"/>
       </w:r>
@@ -827,12 +827,12 @@
           <w:color w:val="000000"/>
           <w:kern w:val="0"/>
           <w:lang w:val="es-ES" w:eastAsia="es-ES"/>
-          <w14:ligatures w14:val="none"/>
+          <ns2:ligatures ns2:val="none"/>
         </w:rPr>
         <w:t/>
       </w:r>
     </w:p>
-    <w:p>
+    <w:p ns2:paraId="48391C5E" ns2:textId="77777777">
       <w:pPr>
         <w:spacing w:after="0" w:line="240" w:lineRule="auto"/>
         <w:jc w:val="both"/>
@@ -841,11 +841,11 @@
           <w:color w:val="000000"/>
           <w:kern w:val="0"/>
           <w:lang w:val="es-ES" w:eastAsia="es-ES"/>
-          <w14:ligatures w14:val="none"/>
-        </w:rPr>
-      </w:pPr>
-    </w:p>
-    <w:p>
+          <ns2:ligatures ns2:val="none"/>
+        </w:rPr>
+      </w:pPr>
+    </w:p>
+    <w:p ns2:paraId="41B589BE" ns2:textId="214FBCF2">
       <w:pPr>
         <w:numPr>
           <w:ilvl w:val="2"/>
@@ -865,7 +865,7 @@
           <w:color w:val="000000"/>
           <w:kern w:val="0"/>
           <w:lang w:eastAsia="es-ES"/>
-          <w14:ligatures w14:val="none"/>
+          <ns2:ligatures ns2:val="none"/>
         </w:rPr>
       </w:pPr>
       <w:r>
@@ -874,12 +874,12 @@
           <w:color w:val="000000"/>
           <w:kern w:val="0"/>
           <w:lang w:eastAsia="es-ES"/>
-          <w14:ligatures w14:val="none"/>
+          <ns2:ligatures ns2:val="none"/>
         </w:rPr>
         <w:t>El 21 de marzo de 2024, se dirigió a las instalaciones del Banco con el objetivo de solicitar una nueva tarjeta de crédito, debido a que la anterior había vencido. En ese momento, se le proporcionó una tarjeta de crédito de reemplazo.</w:t>
       </w:r>
     </w:p>
-    <w:p>
+    <w:p ns2:paraId="6C7208B0" ns2:textId="77777777">
       <w:pPr>
         <w:tabs>
           <w:tab w:val="left" w:pos="567"/>
@@ -894,11 +894,11 @@
           <w:color w:val="000000"/>
           <w:kern w:val="0"/>
           <w:lang w:eastAsia="es-ES"/>
-          <w14:ligatures w14:val="none"/>
-        </w:rPr>
-      </w:pPr>
-    </w:p>
-    <w:p>
+          <ns2:ligatures ns2:val="none"/>
+        </w:rPr>
+      </w:pPr>
+    </w:p>
+    <w:p ns2:paraId="6DC4352E" ns2:textId="170AEB44">
       <w:pPr>
         <w:numPr>
           <w:ilvl w:val="2"/>
@@ -918,7 +918,7 @@
           <w:color w:val="000000"/>
           <w:kern w:val="0"/>
           <w:lang w:eastAsia="es-ES"/>
-          <w14:ligatures w14:val="none"/>
+          <ns2:ligatures ns2:val="none"/>
         </w:rPr>
       </w:pPr>
       <w:r>
@@ -927,12 +927,12 @@
           <w:color w:val="000000"/>
           <w:kern w:val="0"/>
           <w:lang w:eastAsia="es-ES"/>
-          <w14:ligatures w14:val="none"/>
+          <ns2:ligatures ns2:val="none"/>
         </w:rPr>
         <w:t>El 28 de octubre de 2024, se dirigió nuevamente a las instalaciones del Banco Ripley para presentar un reclamo con la finalidad de solicitar una explicación sobre el origen de una deuda superior a S/ 30.00, dado que, en el mes de octubre, no había realizado ningún consumo.</w:t>
       </w:r>
     </w:p>
-    <w:p>
+    <w:p ns2:paraId="1B391F9F" ns2:textId="77777777">
       <w:pPr>
         <w:tabs>
           <w:tab w:val="left" w:pos="567"/>
@@ -947,11 +947,11 @@
           <w:color w:val="000000"/>
           <w:kern w:val="0"/>
           <w:lang w:eastAsia="es-ES"/>
-          <w14:ligatures w14:val="none"/>
-        </w:rPr>
-      </w:pPr>
-    </w:p>
-    <w:p>
+          <ns2:ligatures ns2:val="none"/>
+        </w:rPr>
+      </w:pPr>
+    </w:p>
+    <w:p ns2:paraId="5BAE265C" ns2:textId="07CF6176">
       <w:pPr>
         <w:numPr>
           <w:ilvl w:val="2"/>
@@ -971,7 +971,7 @@
           <w:color w:val="000000"/>
           <w:kern w:val="0"/>
           <w:lang w:eastAsia="es-ES"/>
-          <w14:ligatures w14:val="none"/>
+          <ns2:ligatures ns2:val="none"/>
         </w:rPr>
       </w:pPr>
       <w:r>
@@ -980,7 +980,7 @@
           <w:color w:val="000000"/>
           <w:kern w:val="0"/>
           <w:lang w:eastAsia="es-ES"/>
-          <w14:ligatures w14:val="none"/>
+          <ns2:ligatures ns2:val="none"/>
         </w:rPr>
         <w:t xml:space="preserve">Mediante una carta, el 28 de octubre del 2024, el Banco le respondió indicándole que el día 28 de octubre del 2024 se dieron de baja las pólizas del </w:t>
       </w:r>
@@ -990,7 +990,7 @@
           <w:color w:val="000000"/>
           <w:kern w:val="0"/>
           <w:lang w:val="es-ES" w:eastAsia="es-ES"/>
-          <w14:ligatures w14:val="none"/>
+          <ns2:ligatures ns2:val="none"/>
         </w:rPr>
         <w:t>Seguro de Sepelio Grupal para Clientes de Entidades Financieras de Sepelio</w:t>
       </w:r>
@@ -1000,7 +1000,7 @@
           <w:color w:val="000000"/>
           <w:kern w:val="0"/>
           <w:lang w:eastAsia="es-ES"/>
-          <w14:ligatures w14:val="none"/>
+          <ns2:ligatures ns2:val="none"/>
         </w:rPr>
         <w:t xml:space="preserve">, cuya prima mensual era de S/14.90, y </w:t>
       </w:r>
@@ -1010,7 +1010,7 @@
           <w:color w:val="000000"/>
           <w:kern w:val="0"/>
           <w:lang w:val="es-ES" w:eastAsia="es-ES"/>
-          <w14:ligatures w14:val="none"/>
+          <ns2:ligatures ns2:val="none"/>
         </w:rPr>
         <w:t>Seguro</w:t>
       </w:r>
@@ -1020,7 +1020,7 @@
           <w:color w:val="000000"/>
           <w:kern w:val="0"/>
           <w:lang w:val="es-ES" w:eastAsia="es-ES"/>
-          <w14:ligatures w14:val="none"/>
+          <ns2:ligatures ns2:val="none"/>
         </w:rPr>
         <w:t xml:space="preserve"> </w:t>
       </w:r>
@@ -1030,7 +1030,7 @@
           <w:color w:val="000000"/>
           <w:kern w:val="0"/>
           <w:lang w:val="es-ES" w:eastAsia="es-ES"/>
-          <w14:ligatures w14:val="none"/>
+          <ns2:ligatures ns2:val="none"/>
         </w:rPr>
         <w:t>de Protección de Tarjeta Full 023xxxxxx604</w:t>
       </w:r>
@@ -1040,7 +1040,7 @@
           <w:color w:val="000000"/>
           <w:kern w:val="0"/>
           <w:lang w:eastAsia="es-ES"/>
-          <w14:ligatures w14:val="none"/>
+          <ns2:ligatures ns2:val="none"/>
         </w:rPr>
         <w:t>, con prima mensual de S/14.90</w:t>
       </w:r>
@@ -1050,7 +1050,7 @@
           <w:color w:val="000000"/>
           <w:kern w:val="0"/>
           <w:lang w:eastAsia="es-ES"/>
-          <w14:ligatures w14:val="none"/>
+          <ns2:ligatures ns2:val="none"/>
         </w:rPr>
         <w:t xml:space="preserve"> (en adelante, Los Seguros)</w:t>
       </w:r>
@@ -1060,7 +1060,7 @@
           <w:color w:val="000000"/>
           <w:kern w:val="0"/>
           <w:lang w:eastAsia="es-ES"/>
-          <w14:ligatures w14:val="none"/>
+          <ns2:ligatures ns2:val="none"/>
         </w:rPr>
         <w:t>. Asimismo, se le indicó que su reclamo resultaba en improcedente, debido a que debió realizar su reclamo dentro de los 30 días siguientes de recibido su estado de cuenta. Sobre ello, señala que nunca recibió estados de cuenta, pues sol</w:t>
       </w:r>
@@ -1070,7 +1070,7 @@
           <w:color w:val="000000"/>
           <w:kern w:val="0"/>
           <w:lang w:eastAsia="es-ES"/>
-          <w14:ligatures w14:val="none"/>
+          <ns2:ligatures ns2:val="none"/>
         </w:rPr>
         <w:t>o</w:t>
       </w:r>
@@ -1080,7 +1080,7 @@
           <w:color w:val="000000"/>
           <w:kern w:val="0"/>
           <w:lang w:eastAsia="es-ES"/>
-          <w14:ligatures w14:val="none"/>
+          <ns2:ligatures ns2:val="none"/>
         </w:rPr>
         <w:t xml:space="preserve"> realizaba los pagos a través del aplica</w:t>
       </w:r>
@@ -1090,7 +1090,7 @@
           <w:color w:val="000000"/>
           <w:kern w:val="0"/>
           <w:lang w:eastAsia="es-ES"/>
-          <w14:ligatures w14:val="none"/>
+          <ns2:ligatures ns2:val="none"/>
         </w:rPr>
         <w:t>ti</w:t>
       </w:r>
@@ -1100,7 +1100,7 @@
           <w:color w:val="000000"/>
           <w:kern w:val="0"/>
           <w:lang w:eastAsia="es-ES"/>
-          <w14:ligatures w14:val="none"/>
+          <ns2:ligatures ns2:val="none"/>
         </w:rPr>
         <w:t xml:space="preserve">vo, en el cual no figuraba el consumo por el concepto del pago de </w:t>
       </w:r>
@@ -1110,12 +1110,12 @@
           <w:color w:val="000000"/>
           <w:kern w:val="0"/>
           <w:lang w:eastAsia="es-ES"/>
-          <w14:ligatures w14:val="none"/>
+          <ns2:ligatures ns2:val="none"/>
         </w:rPr>
         <w:t>Los Seguros.</w:t>
       </w:r>
     </w:p>
-    <w:p>
+    <w:p ns2:paraId="694CEC4A" ns2:textId="77777777">
       <w:pPr>
         <w:tabs>
           <w:tab w:val="left" w:pos="567"/>
@@ -1129,11 +1129,11 @@
           <w:color w:val="000000"/>
           <w:kern w:val="0"/>
           <w:lang w:eastAsia="es-ES"/>
-          <w14:ligatures w14:val="none"/>
-        </w:rPr>
-      </w:pPr>
-    </w:p>
-    <w:p>
+          <ns2:ligatures ns2:val="none"/>
+        </w:rPr>
+      </w:pPr>
+    </w:p>
+    <w:p ns2:paraId="6E51E313" ns2:textId="25B5B980">
       <w:pPr>
         <w:numPr>
           <w:ilvl w:val="2"/>
@@ -1153,7 +1153,7 @@
           <w:color w:val="000000"/>
           <w:kern w:val="0"/>
           <w:lang w:eastAsia="es-ES"/>
-          <w14:ligatures w14:val="none"/>
+          <ns2:ligatures ns2:val="none"/>
         </w:rPr>
       </w:pPr>
       <w:r>
@@ -1162,7 +1162,7 @@
           <w:color w:val="000000"/>
           <w:kern w:val="0"/>
           <w:lang w:eastAsia="es-ES"/>
-          <w14:ligatures w14:val="none"/>
+          <ns2:ligatures ns2:val="none"/>
         </w:rPr>
         <w:t>El Banco le remitió los formularios de la solicitud de Los Seguros. No obstante, estas solicitudes para la adquisición de Los Seguros nunca fueron ofrecidas por algún representante de dichas empresas al realizar la renovación de su tarjeta de crédito y tampoco los datos y firma que figura en estos documentos pertenecen a la denunciante, tales como el correo electrónico y su número telefónico. Como consecuencia, señala que el Banco le realizaba llamadas y mensajes continuamente solicitándole el pago de las cuotas de los seguros que supuestamente contrató; así también fue reportada</w:t>
       </w:r>
@@ -1172,7 +1172,7 @@
           <w:color w:val="000000"/>
           <w:kern w:val="0"/>
           <w:lang w:eastAsia="es-ES"/>
-          <w14:ligatures w14:val="none"/>
+          <ns2:ligatures ns2:val="none"/>
         </w:rPr>
         <w:t xml:space="preserve"> por el Banco ante </w:t>
       </w:r>
@@ -1182,7 +1182,7 @@
           <w:color w:val="000000"/>
           <w:kern w:val="0"/>
           <w:lang w:eastAsia="es-ES"/>
-          <w14:ligatures w14:val="none"/>
+          <ns2:ligatures ns2:val="none"/>
         </w:rPr>
         <w:t>a INFOCORP</w:t>
       </w:r>
@@ -1192,7 +1192,7 @@
           <w:color w:val="000000"/>
           <w:kern w:val="0"/>
           <w:lang w:eastAsia="es-ES"/>
-          <w14:ligatures w14:val="none"/>
+          <ns2:ligatures ns2:val="none"/>
         </w:rPr>
         <w:t xml:space="preserve"> ocasionando un </w:t>
       </w:r>
@@ -1202,7 +1202,7 @@
           <w:color w:val="000000"/>
           <w:kern w:val="0"/>
           <w:lang w:eastAsia="es-ES"/>
-          <w14:ligatures w14:val="none"/>
+          <ns2:ligatures ns2:val="none"/>
         </w:rPr>
         <w:t xml:space="preserve">precedente </w:t>
       </w:r>
@@ -1212,7 +1212,7 @@
           <w:color w:val="000000"/>
           <w:kern w:val="0"/>
           <w:lang w:eastAsia="es-ES"/>
-          <w14:ligatures w14:val="none"/>
+          <ns2:ligatures ns2:val="none"/>
         </w:rPr>
         <w:t>negativo en su</w:t>
       </w:r>
@@ -1222,7 +1222,7 @@
           <w:color w:val="000000"/>
           <w:kern w:val="0"/>
           <w:lang w:eastAsia="es-ES"/>
-          <w14:ligatures w14:val="none"/>
+          <ns2:ligatures ns2:val="none"/>
         </w:rPr>
         <w:t xml:space="preserve"> historial </w:t>
       </w:r>
@@ -1232,12 +1232,12 @@
           <w:color w:val="000000"/>
           <w:kern w:val="0"/>
           <w:lang w:eastAsia="es-ES"/>
-          <w14:ligatures w14:val="none"/>
+          <ns2:ligatures ns2:val="none"/>
         </w:rPr>
         <w:t>crediticio.</w:t>
       </w:r>
     </w:p>
-    <w:p>
+    <w:p ns2:paraId="4F829FCF" ns2:textId="77777777">
       <w:pPr>
         <w:tabs>
           <w:tab w:val="left" w:pos="567"/>
@@ -1251,11 +1251,11 @@
           <w:color w:val="000000"/>
           <w:kern w:val="0"/>
           <w:lang w:eastAsia="es-ES"/>
-          <w14:ligatures w14:val="none"/>
-        </w:rPr>
-      </w:pPr>
-    </w:p>
-    <w:p>
+          <ns2:ligatures ns2:val="none"/>
+        </w:rPr>
+      </w:pPr>
+    </w:p>
+    <w:p ns2:paraId="6DF86CE4" ns2:textId="5D372638">
       <w:pPr>
         <w:numPr>
           <w:ilvl w:val="1"/>
@@ -1273,7 +1273,7 @@
           <w:color w:val="000000"/>
           <w:kern w:val="0"/>
           <w:lang w:val="es-ES" w:eastAsia="es-ES"/>
-          <w14:ligatures w14:val="none"/>
+          <ns2:ligatures ns2:val="none"/>
         </w:rPr>
       </w:pPr>
       <w:r>
@@ -1282,7 +1282,7 @@
           <w:color w:val="000000"/>
           <w:kern w:val="0"/>
           <w:lang w:val="es-ES" w:eastAsia="es-ES"/>
-          <w14:ligatures w14:val="none"/>
+          <ns2:ligatures ns2:val="none"/>
         </w:rPr>
         <w:t xml:space="preserve">La señora [APELLIDO] solicitó, en calidad de medida correctiva, que el Banco cumpla con la devolución de los cobros indebidos respecto a la Póliza N 8080071 correspondiente al Seguro de Sepelio Grupal para Clientes de Entidades Financieras de Sepelio y la Póliza 27330 correspondiente al Seguro de Protección de Tarjeta Full 023xxxxxx604, más los intereses legales; así como también, solicitó que se elimine cualquier cargo generado por dicha transacción. Asimismo, solicitó la corrección de su historial crediticio afectado por los cobros indebidos del Banco. Además, requirió el reembolso de costos y costas del presente procedimiento. </w:t>
       </w:r>
@@ -1290,7 +1290,7 @@
         <w:rPr>
           <w:rFonts w:ascii="Arial Narrow" w:eastAsia="Calibri" w:hAnsi="Arial Narrow" w:cs="Arial"/>
           <w:kern w:val="0"/>
-          <w14:ligatures w14:val="none"/>
+          <ns2:ligatures ns2:val="none"/>
         </w:rPr>
         <w:t xml:space="preserve"/>
       </w:r>
@@ -1298,7 +1298,7 @@
         <w:rPr>
           <w:rFonts w:ascii="Arial Narrow" w:eastAsia="Calibri" w:hAnsi="Arial Narrow" w:cs="Arial"/>
           <w:kern w:val="0"/>
-          <w14:ligatures w14:val="none"/>
+          <ns2:ligatures ns2:val="none"/>
         </w:rPr>
         <w:t xml:space="preserve"/>
       </w:r>
@@ -1308,7 +1308,7 @@
           <w:color w:val="000000"/>
           <w:kern w:val="0"/>
           <w:lang w:val="es-ES" w:eastAsia="es-ES"/>
-          <w14:ligatures w14:val="none"/>
+          <ns2:ligatures ns2:val="none"/>
         </w:rPr>
         <w:t xml:space="preserve"/>
       </w:r>
@@ -1318,7 +1318,7 @@
           <w:color w:val="000000"/>
           <w:kern w:val="0"/>
           <w:lang w:val="es-ES" w:eastAsia="es-ES"/>
-          <w14:ligatures w14:val="none"/>
+          <ns2:ligatures ns2:val="none"/>
         </w:rPr>
         <w:t xml:space="preserve"/>
       </w:r>
@@ -1328,7 +1328,7 @@
           <w:color w:val="000000"/>
           <w:kern w:val="0"/>
           <w:lang w:val="es-ES" w:eastAsia="es-ES"/>
-          <w14:ligatures w14:val="none"/>
+          <ns2:ligatures ns2:val="none"/>
         </w:rPr>
         <w:t/>
       </w:r>
@@ -1338,7 +1338,7 @@
           <w:color w:val="000000"/>
           <w:kern w:val="0"/>
           <w:lang w:val="es-ES" w:eastAsia="es-ES"/>
-          <w14:ligatures w14:val="none"/>
+          <ns2:ligatures ns2:val="none"/>
         </w:rPr>
         <w:t xml:space="preserve"/>
       </w:r>
@@ -1348,7 +1348,7 @@
           <w:color w:val="000000"/>
           <w:kern w:val="0"/>
           <w:lang w:val="es-ES" w:eastAsia="es-ES"/>
-          <w14:ligatures w14:val="none"/>
+          <ns2:ligatures ns2:val="none"/>
         </w:rPr>
         <w:t/>
       </w:r>
@@ -1358,7 +1358,7 @@
           <w:color w:val="000000"/>
           <w:kern w:val="0"/>
           <w:lang w:val="es-ES" w:eastAsia="es-ES"/>
-          <w14:ligatures w14:val="none"/>
+          <ns2:ligatures ns2:val="none"/>
         </w:rPr>
         <w:t/>
       </w:r>
@@ -1368,7 +1368,7 @@
           <w:color w:val="000000"/>
           <w:kern w:val="0"/>
           <w:lang w:val="es-ES" w:eastAsia="es-ES"/>
-          <w14:ligatures w14:val="none"/>
+          <ns2:ligatures ns2:val="none"/>
         </w:rPr>
         <w:t xml:space="preserve"/>
       </w:r>
@@ -1378,7 +1378,7 @@
           <w:color w:val="000000"/>
           <w:kern w:val="0"/>
           <w:lang w:val="es-ES" w:eastAsia="es-ES"/>
-          <w14:ligatures w14:val="none"/>
+          <ns2:ligatures ns2:val="none"/>
         </w:rPr>
         <w:t xml:space="preserve"/>
       </w:r>
@@ -1388,7 +1388,7 @@
           <w:color w:val="000000"/>
           <w:kern w:val="0"/>
           <w:lang w:val="es-ES" w:eastAsia="es-ES"/>
-          <w14:ligatures w14:val="none"/>
+          <ns2:ligatures ns2:val="none"/>
         </w:rPr>
         <w:t/>
       </w:r>
@@ -1398,7 +1398,7 @@
           <w:color w:val="000000"/>
           <w:kern w:val="0"/>
           <w:lang w:val="es-ES" w:eastAsia="es-ES"/>
-          <w14:ligatures w14:val="none"/>
+          <ns2:ligatures ns2:val="none"/>
         </w:rPr>
         <w:t xml:space="preserve"/>
       </w:r>
@@ -1408,7 +1408,7 @@
           <w:color w:val="000000"/>
           <w:kern w:val="0"/>
           <w:lang w:val="es-ES" w:eastAsia="es-ES"/>
-          <w14:ligatures w14:val="none"/>
+          <ns2:ligatures ns2:val="none"/>
         </w:rPr>
         <w:lastRenderedPageBreak/>
         <w:t xml:space="preserve"/>
@@ -1419,7 +1419,7 @@
           <w:color w:val="000000"/>
           <w:kern w:val="0"/>
           <w:lang w:val="es-ES" w:eastAsia="es-ES"/>
-          <w14:ligatures w14:val="none"/>
+          <ns2:ligatures ns2:val="none"/>
         </w:rPr>
         <w:t xml:space="preserve"/>
       </w:r>
@@ -1429,7 +1429,7 @@
           <w:color w:val="000000"/>
           <w:kern w:val="0"/>
           <w:lang w:val="es-ES" w:eastAsia="es-ES"/>
-          <w14:ligatures w14:val="none"/>
+          <ns2:ligatures ns2:val="none"/>
         </w:rPr>
         <w:t/>
       </w:r>
@@ -1439,7 +1439,7 @@
           <w:color w:val="000000"/>
           <w:kern w:val="0"/>
           <w:lang w:val="es-ES" w:eastAsia="es-ES"/>
-          <w14:ligatures w14:val="none"/>
+          <ns2:ligatures ns2:val="none"/>
         </w:rPr>
         <w:t xml:space="preserve"/>
       </w:r>
@@ -1449,7 +1449,7 @@
           <w:color w:val="000000"/>
           <w:kern w:val="0"/>
           <w:lang w:val="es-ES" w:eastAsia="es-ES"/>
-          <w14:ligatures w14:val="none"/>
+          <ns2:ligatures ns2:val="none"/>
         </w:rPr>
         <w:t xml:space="preserve"/>
       </w:r>
@@ -1459,7 +1459,7 @@
           <w:color w:val="000000"/>
           <w:kern w:val="0"/>
           <w:lang w:val="es-ES" w:eastAsia="es-ES"/>
-          <w14:ligatures w14:val="none"/>
+          <ns2:ligatures ns2:val="none"/>
         </w:rPr>
         <w:t xml:space="preserve"/>
       </w:r>
@@ -1469,7 +1469,7 @@
           <w:color w:val="000000"/>
           <w:kern w:val="0"/>
           <w:lang w:val="es-ES" w:eastAsia="es-ES"/>
-          <w14:ligatures w14:val="none"/>
+          <ns2:ligatures ns2:val="none"/>
         </w:rPr>
         <w:t/>
       </w:r>
@@ -1479,7 +1479,7 @@
           <w:color w:val="000000"/>
           <w:kern w:val="0"/>
           <w:lang w:val="es-ES" w:eastAsia="es-ES"/>
-          <w14:ligatures w14:val="none"/>
+          <ns2:ligatures ns2:val="none"/>
         </w:rPr>
         <w:t xml:space="preserve"/>
       </w:r>
@@ -1489,7 +1489,7 @@
           <w:color w:val="000000"/>
           <w:kern w:val="0"/>
           <w:lang w:val="es-ES" w:eastAsia="es-ES"/>
-          <w14:ligatures w14:val="none"/>
+          <ns2:ligatures ns2:val="none"/>
         </w:rPr>
         <w:t/>
       </w:r>
@@ -1499,7 +1499,7 @@
           <w:color w:val="000000"/>
           <w:kern w:val="0"/>
           <w:lang w:val="es-ES" w:eastAsia="es-ES"/>
-          <w14:ligatures w14:val="none"/>
+          <ns2:ligatures ns2:val="none"/>
         </w:rPr>
         <w:t xml:space="preserve"/>
       </w:r>
@@ -1509,7 +1509,7 @@
           <w:color w:val="000000"/>
           <w:kern w:val="0"/>
           <w:lang w:val="es-ES" w:eastAsia="es-ES"/>
-          <w14:ligatures w14:val="none"/>
+          <ns2:ligatures ns2:val="none"/>
         </w:rPr>
         <w:t xml:space="preserve"/>
       </w:r>
@@ -1519,7 +1519,7 @@
           <w:color w:val="000000"/>
           <w:kern w:val="0"/>
           <w:lang w:val="es-ES" w:eastAsia="es-ES"/>
-          <w14:ligatures w14:val="none"/>
+          <ns2:ligatures ns2:val="none"/>
         </w:rPr>
         <w:t/>
       </w:r>
@@ -1529,7 +1529,7 @@
           <w:color w:val="000000"/>
           <w:kern w:val="0"/>
           <w:lang w:val="es-ES" w:eastAsia="es-ES"/>
-          <w14:ligatures w14:val="none"/>
+          <ns2:ligatures ns2:val="none"/>
         </w:rPr>
         <w:t xml:space="preserve"/>
       </w:r>
@@ -1539,7 +1539,7 @@
           <w:color w:val="000000"/>
           <w:kern w:val="0"/>
           <w:lang w:val="es-ES" w:eastAsia="es-ES"/>
-          <w14:ligatures w14:val="none"/>
+          <ns2:ligatures ns2:val="none"/>
         </w:rPr>
         <w:t/>
       </w:r>
@@ -1549,12 +1549,12 @@
           <w:color w:val="000000"/>
           <w:kern w:val="0"/>
           <w:lang w:val="es-ES" w:eastAsia="es-ES"/>
-          <w14:ligatures w14:val="none"/>
+          <ns2:ligatures ns2:val="none"/>
         </w:rPr>
         <w:t xml:space="preserve"/>
       </w:r>
     </w:p>
-    <w:p>
+    <w:p ns2:paraId="7023B030" ns2:textId="77777777">
       <w:pPr>
         <w:spacing w:after="0" w:line="240" w:lineRule="auto"/>
         <w:contextualSpacing/>
@@ -1565,11 +1565,11 @@
           <w:color w:val="000000"/>
           <w:kern w:val="0"/>
           <w:lang w:eastAsia="es-PE"/>
-          <w14:ligatures w14:val="none"/>
-        </w:rPr>
-      </w:pPr>
-    </w:p>
-    <w:p>
+          <ns2:ligatures ns2:val="none"/>
+        </w:rPr>
+      </w:pPr>
+    </w:p>
+    <w:p ns2:paraId="242B2756" ns2:textId="77777777">
       <w:pPr>
         <w:numPr>
           <w:ilvl w:val="0"/>
@@ -1588,22 +1588,22 @@
           <w:color w:val="000000"/>
           <w:kern w:val="0"/>
           <w:lang w:eastAsia="es-PE"/>
-          <w14:ligatures w14:val="none"/>
-        </w:rPr>
-      </w:pPr>
-      <w:r>
-        <w:rPr>
-          <w:rFonts w:ascii="Arial Narrow" w:eastAsia="Arial Narrow" w:hAnsi="Arial Narrow" w:cs="Arial Narrow"/>
-          <w:b/>
-          <w:color w:val="000000"/>
-          <w:kern w:val="0"/>
-          <w:lang w:eastAsia="es-PE"/>
-          <w14:ligatures w14:val="none"/>
+          <ns2:ligatures ns2:val="none"/>
+        </w:rPr>
+      </w:pPr>
+      <w:r>
+        <w:rPr>
+          <w:rFonts w:ascii="Arial Narrow" w:eastAsia="Arial Narrow" w:hAnsi="Arial Narrow" w:cs="Arial Narrow"/>
+          <w:b/>
+          <w:color w:val="000000"/>
+          <w:kern w:val="0"/>
+          <w:lang w:eastAsia="es-PE"/>
+          <ns2:ligatures ns2:val="none"/>
         </w:rPr>
         <w:t>DE LA ADMISIÓN A TRÁMITE DE LA DENUNCIA</w:t>
       </w:r>
     </w:p>
-    <w:p>
+    <w:p ns2:paraId="2690D87F" ns2:textId="77777777">
       <w:pPr>
         <w:spacing w:after="0" w:line="240" w:lineRule="auto"/>
         <w:ind w:left="567"/>
@@ -1615,11 +1615,11 @@
           <w:color w:val="000000"/>
           <w:kern w:val="0"/>
           <w:lang w:eastAsia="es-PE"/>
-          <w14:ligatures w14:val="none"/>
-        </w:rPr>
-      </w:pPr>
-    </w:p>
-    <w:p>
+          <ns2:ligatures ns2:val="none"/>
+        </w:rPr>
+      </w:pPr>
+    </w:p>
+    <w:p ns2:paraId="23606279" ns2:textId="3F8C2FAB">
       <w:pPr>
         <w:pStyle w:val="Prrafodelista"/>
         <w:numPr>
@@ -1637,7 +1637,7 @@
           <w:kern w:val="0"/>
           <w:shd w:val="clear" w:color="auto" w:fill="FFFFFF"/>
           <w:lang w:val="es-ES" w:eastAsia="es-PE"/>
-          <w14:ligatures w14:val="none"/>
+          <ns2:ligatures ns2:val="none"/>
         </w:rPr>
       </w:pPr>
       <w:bookmarkStart w:id="1" w:name="_Hlk140755208"/>
@@ -1649,7 +1649,7 @@
           <w:color w:val="000000"/>
           <w:kern w:val="0"/>
           <w:lang w:eastAsia="es-PE"/>
-          <w14:ligatures w14:val="none"/>
+          <ns2:ligatures ns2:val="none"/>
         </w:rPr>
         <w:t>La Secretaría Técnica de la Comisión de Protección al Consumidor 1 (en adelante, la Secretaría Técnica), en ejercicio de sus facultades</w:t>
       </w:r>
@@ -1667,7 +1667,7 @@
           <w:color w:val="000000"/>
           <w:kern w:val="0"/>
           <w:lang w:eastAsia="es-PE"/>
-          <w14:ligatures w14:val="none"/>
+          <ns2:ligatures ns2:val="none"/>
         </w:rPr>
         <w:t xml:space="preserve">, considera </w:t>
       </w:r>
@@ -1675,7 +1675,7 @@
         <w:rPr>
           <w:rFonts w:ascii="Arial Narrow" w:eastAsia="Arial Narrow" w:hAnsi="Arial Narrow" w:cs="Arial Narrow"/>
           <w:kern w:val="0"/>
-          <w14:ligatures w14:val="none"/>
+          <ns2:ligatures ns2:val="none"/>
         </w:rPr>
         <w:t xml:space="preserve">que el hecho denunciado, consistente </w:t>
       </w:r>
@@ -1687,7 +1687,7 @@
           <w:rFonts w:ascii="Arial Narrow" w:eastAsia="Calibri" w:hAnsi="Arial Narrow" w:cs="Arial Narrow"/>
           <w:kern w:val="0"/>
           <w:lang w:eastAsia="es-PE"/>
-          <w14:ligatures w14:val="none"/>
+          <ns2:ligatures ns2:val="none"/>
         </w:rPr>
         <w:t xml:space="preserve">en que </w:t>
       </w:r>
@@ -1696,7 +1696,7 @@
           <w:rFonts w:ascii="Arial Narrow" w:eastAsia="Calibri" w:hAnsi="Arial Narrow" w:cs="Arial Narrow"/>
           <w:kern w:val="0"/>
           <w:lang w:eastAsia="es-PE"/>
-          <w14:ligatures w14:val="none"/>
+          <ns2:ligatures ns2:val="none"/>
         </w:rPr>
         <w:t xml:space="preserve">Mapfre Perú Compañía de Seguros y Reaseguros S.A. y Banco Ripley Perú S.A. habrían atribuido indebidamente la Póliza 8080071 a </w:t>
       </w:r>
@@ -1705,7 +1705,7 @@
           <w:rFonts w:ascii="Arial Narrow" w:eastAsia="Calibri" w:hAnsi="Arial Narrow" w:cs="Arial Narrow"/>
           <w:kern w:val="0"/>
           <w:lang w:eastAsia="es-PE"/>
-          <w14:ligatures w14:val="none"/>
+          <ns2:ligatures ns2:val="none"/>
         </w:rPr>
         <w:t>favor del denunciante, generando el descuento de las primas desde su tarjeta de crédito</w:t>
       </w:r>
@@ -1715,7 +1715,7 @@
           <w:color w:val="000000"/>
           <w:kern w:val="0"/>
           <w:lang w:val="es-ES" w:eastAsia="es-ES"/>
-          <w14:ligatures w14:val="none"/>
+          <ns2:ligatures ns2:val="none"/>
         </w:rPr>
         <w:t xml:space="preserve">; </w:t>
       </w:r>
@@ -1790,7 +1790,7 @@
         <w:rPr>
           <w:rFonts w:ascii="Arial Narrow" w:eastAsia="Arial Narrow" w:hAnsi="Arial Narrow" w:cs="Arial Narrow"/>
           <w:kern w:val="0"/>
-          <w14:ligatures w14:val="none"/>
+          <ns2:ligatures ns2:val="none"/>
         </w:rPr>
         <w:t xml:space="preserve"> </w:t>
       </w:r>
@@ -1801,7 +1801,7 @@
           <w:kern w:val="0"/>
           <w:shd w:val="clear" w:color="auto" w:fill="FFFFFF"/>
           <w:lang w:eastAsia="es-PE"/>
-          <w14:ligatures w14:val="none"/>
+          <ns2:ligatures ns2:val="none"/>
         </w:rPr>
         <w:t xml:space="preserve">Por consiguiente, corresponde calificar el hecho materia de denuncia como una presunta infracción </w:t>
       </w:r>
@@ -1812,7 +1812,7 @@
           <w:kern w:val="0"/>
           <w:shd w:val="clear" w:color="auto" w:fill="FFFFFF"/>
           <w:lang w:eastAsia="es-PE"/>
-          <w14:ligatures w14:val="none"/>
+          <ns2:ligatures ns2:val="none"/>
         </w:rPr>
         <w:t>a la protección contra los métodos comerciales agresivos o engañosos</w:t>
       </w:r>
@@ -1823,7 +1823,7 @@
           <w:kern w:val="0"/>
           <w:shd w:val="clear" w:color="auto" w:fill="FFFFFF"/>
           <w:lang w:eastAsia="es-PE"/>
-          <w14:ligatures w14:val="none"/>
+          <ns2:ligatures ns2:val="none"/>
         </w:rPr>
         <w:t xml:space="preserve">, </w:t>
       </w:r>
@@ -1833,7 +1833,7 @@
           <w:color w:val="000000"/>
           <w:kern w:val="0"/>
           <w:shd w:val="clear" w:color="auto" w:fill="FFFFFF"/>
-          <w14:ligatures w14:val="none"/>
+          <ns2:ligatures ns2:val="none"/>
         </w:rPr>
         <w:t xml:space="preserve">tipificado en </w:t>
       </w:r>
@@ -1843,7 +1843,7 @@
           <w:color w:val="000000"/>
           <w:kern w:val="0"/>
           <w:shd w:val="clear" w:color="auto" w:fill="FFFFFF"/>
-          <w14:ligatures w14:val="none"/>
+          <ns2:ligatures ns2:val="none"/>
         </w:rPr>
         <w:t>el artículo</w:t>
       </w:r>
@@ -1853,7 +1853,7 @@
           <w:color w:val="000000"/>
           <w:kern w:val="0"/>
           <w:shd w:val="clear" w:color="auto" w:fill="FFFFFF"/>
-          <w14:ligatures w14:val="none"/>
+          <ns2:ligatures ns2:val="none"/>
         </w:rPr>
         <w:t xml:space="preserve"> </w:t>
       </w:r>
@@ -1863,7 +1863,7 @@
           <w:color w:val="000000"/>
           <w:kern w:val="0"/>
           <w:shd w:val="clear" w:color="auto" w:fill="FFFFFF"/>
-          <w14:ligatures w14:val="none"/>
+          <ns2:ligatures ns2:val="none"/>
         </w:rPr>
         <w:t>58</w:t>
       </w:r>
@@ -1873,7 +1873,7 @@
           <w:color w:val="000000"/>
           <w:kern w:val="0"/>
           <w:shd w:val="clear" w:color="auto" w:fill="FFFFFF"/>
-          <w14:ligatures w14:val="none"/>
+          <ns2:ligatures ns2:val="none"/>
         </w:rPr>
         <w:t> del</w:t>
       </w:r>
@@ -1883,7 +1883,7 @@
           <w:color w:val="000000"/>
           <w:kern w:val="0"/>
           <w:shd w:val="clear" w:color="auto" w:fill="FFFFFF"/>
-          <w14:ligatures w14:val="none"/>
+          <ns2:ligatures ns2:val="none"/>
         </w:rPr>
         <w:t xml:space="preserve"> </w:t>
       </w:r>
@@ -1891,7 +1891,7 @@
         <w:rPr>
           <w:rFonts w:ascii="Arial Narrow" w:eastAsia="Calibri" w:hAnsi="Arial Narrow" w:cs="Arial Narrow"/>
           <w:kern w:val="0"/>
-          <w14:ligatures w14:val="none"/>
+          <ns2:ligatures ns2:val="none"/>
         </w:rPr>
         <w:t>Código</w:t>
       </w:r>
@@ -1907,13 +1907,13 @@
         <w:rPr>
           <w:rFonts w:ascii="Arial Narrow" w:eastAsia="Calibri" w:hAnsi="Arial Narrow" w:cs="Times New Roman"/>
           <w:kern w:val="0"/>
-          <w14:ligatures w14:val="none"/>
+          <ns2:ligatures ns2:val="none"/>
         </w:rPr>
         <w:t>.</w:t>
       </w:r>
       <w:bookmarkStart w:id="5" w:name="_Hlk193893136"/>
     </w:p>
-    <w:p>
+    <w:p ns2:paraId="7A7F2970" ns2:textId="16842039">
       <w:pPr>
         <w:pStyle w:val="Prrafodelista"/>
         <w:numPr>
@@ -1931,14 +1931,14 @@
           <w:kern w:val="0"/>
           <w:shd w:val="clear" w:color="auto" w:fill="FFFFFF"/>
           <w:lang w:val="es-ES" w:eastAsia="es-PE"/>
-          <w14:ligatures w14:val="none"/>
+          <ns2:ligatures ns2:val="none"/>
         </w:rPr>
       </w:pPr>
       <w:r>
         <w:rPr>
           <w:rFonts w:ascii="Arial Narrow" w:eastAsia="Calibri" w:hAnsi="Arial Narrow" w:cs="Times New Roman"/>
           <w:kern w:val="0"/>
-          <w14:ligatures w14:val="none"/>
+          <ns2:ligatures ns2:val="none"/>
         </w:rPr>
         <w:lastRenderedPageBreak/>
         <w:t xml:space="preserve">Además, </w:t>
@@ -1947,7 +1947,7 @@
         <w:rPr>
           <w:rFonts w:ascii="Arial Narrow" w:eastAsia="Calibri" w:hAnsi="Arial Narrow" w:cs="Times New Roman"/>
           <w:kern w:val="0"/>
-          <w14:ligatures w14:val="none"/>
+          <ns2:ligatures ns2:val="none"/>
         </w:rPr>
         <w:t xml:space="preserve">la Secretaría Técnica, en ejercicio de sus facultades, </w:t>
       </w:r>
@@ -1955,7 +1955,7 @@
         <w:rPr>
           <w:rFonts w:ascii="Arial Narrow" w:eastAsia="Calibri" w:hAnsi="Arial Narrow" w:cs="Times New Roman"/>
           <w:kern w:val="0"/>
-          <w14:ligatures w14:val="none"/>
+          <ns2:ligatures ns2:val="none"/>
         </w:rPr>
         <w:t xml:space="preserve">considera que el hecho denunciado, consistente en que </w:t>
       </w:r>
@@ -1963,7 +1963,7 @@
         <w:rPr>
           <w:rFonts w:ascii="Arial Narrow" w:eastAsia="Calibri" w:hAnsi="Arial Narrow" w:cs="Times New Roman"/>
           <w:kern w:val="0"/>
-          <w14:ligatures w14:val="none"/>
+          <ns2:ligatures ns2:val="none"/>
         </w:rPr>
         <w:t>Mapfre Perú Compañía de Seguros y Reaseguros S.A. y Banco Ripley Perú S.A. habría atribuido indebidamente la Póliza 27330 a favor del denunciante, generando el descuento de las primas desde su tarjeta de crédito</w:t>
       </w:r>
@@ -1971,7 +1971,7 @@
         <w:rPr>
           <w:rFonts w:ascii="Arial Narrow" w:eastAsia="Calibri" w:hAnsi="Arial Narrow" w:cs="Times New Roman"/>
           <w:kern w:val="0"/>
-          <w14:ligatures w14:val="none"/>
+          <ns2:ligatures ns2:val="none"/>
         </w:rPr>
         <w:t>; involucraría una presunta afectación a su libertad de elección, dado que no manifestó su aceptación de contratar la póliza. Por</w:t>
       </w:r>
@@ -1979,7 +1979,7 @@
         <w:rPr>
           <w:rFonts w:ascii="Arial Narrow" w:eastAsia="Calibri" w:hAnsi="Arial Narrow" w:cs="Times New Roman"/>
           <w:kern w:val="0"/>
-          <w14:ligatures w14:val="none"/>
+          <ns2:ligatures ns2:val="none"/>
         </w:rPr>
         <w:t xml:space="preserve"> consiguiente, corresponde calificar el hecho materia de denuncia como una presunta infracción a la </w:t>
       </w:r>
@@ -1987,7 +1987,7 @@
         <w:rPr>
           <w:rFonts w:ascii="Arial Narrow" w:eastAsia="Calibri" w:hAnsi="Arial Narrow" w:cs="Times New Roman"/>
           <w:kern w:val="0"/>
-          <w14:ligatures w14:val="none"/>
+          <ns2:ligatures ns2:val="none"/>
         </w:rPr>
         <w:t>protección contra los métodos comerciales agresivos o engañosos, tipificado en el artículo 58 del Có</w:t>
       </w:r>
@@ -1995,7 +1995,7 @@
         <w:rPr>
           <w:rFonts w:ascii="Arial Narrow" w:eastAsia="Calibri" w:hAnsi="Arial Narrow" w:cs="Times New Roman"/>
           <w:kern w:val="0"/>
-          <w14:ligatures w14:val="none"/>
+          <ns2:ligatures ns2:val="none"/>
         </w:rPr>
         <w:t>digo</w:t>
       </w:r>
@@ -2003,12 +2003,12 @@
         <w:rPr>
           <w:rFonts w:ascii="Arial Narrow" w:eastAsia="Calibri" w:hAnsi="Arial Narrow" w:cs="Times New Roman"/>
           <w:kern w:val="0"/>
-          <w14:ligatures w14:val="none"/>
+          <ns2:ligatures ns2:val="none"/>
         </w:rPr>
         <w:t>.</w:t>
       </w:r>
     </w:p>
-    <w:p>
+    <w:p ns2:paraId="6EA65203" ns2:textId="77777777">
       <w:pPr>
         <w:pStyle w:val="Prrafodelista"/>
         <w:spacing w:after="0" w:line="240" w:lineRule="auto"/>
@@ -2019,11 +2019,11 @@
           <w:kern w:val="0"/>
           <w:shd w:val="clear" w:color="auto" w:fill="FFFFFF"/>
           <w:lang w:val="es-ES" w:eastAsia="es-PE"/>
-          <w14:ligatures w14:val="none"/>
-        </w:rPr>
-      </w:pPr>
-    </w:p>
-    <w:p>
+          <ns2:ligatures ns2:val="none"/>
+        </w:rPr>
+      </w:pPr>
+    </w:p>
+    <w:p ns2:paraId="009F70D8" ns2:textId="1754ECB7">
       <w:pPr>
         <w:pStyle w:val="Prrafodelista"/>
         <w:numPr>
@@ -2041,14 +2041,14 @@
           <w:kern w:val="0"/>
           <w:shd w:val="clear" w:color="auto" w:fill="FFFFFF"/>
           <w:lang w:val="es-ES" w:eastAsia="es-PE"/>
-          <w14:ligatures w14:val="none"/>
+          <ns2:ligatures ns2:val="none"/>
         </w:rPr>
       </w:pPr>
       <w:r>
         <w:rPr>
           <w:rFonts w:ascii="Arial Narrow" w:eastAsia="Calibri" w:hAnsi="Arial Narrow" w:cs="Times New Roman"/>
           <w:kern w:val="0"/>
-          <w14:ligatures w14:val="none"/>
+          <ns2:ligatures ns2:val="none"/>
         </w:rPr>
         <w:t xml:space="preserve">Así también, </w:t>
       </w:r>
@@ -2056,7 +2056,7 @@
         <w:rPr>
           <w:rFonts w:ascii="Arial Narrow" w:eastAsia="Calibri" w:hAnsi="Arial Narrow" w:cs="Times New Roman"/>
           <w:kern w:val="0"/>
-          <w14:ligatures w14:val="none"/>
+          <ns2:ligatures ns2:val="none"/>
         </w:rPr>
         <w:t xml:space="preserve">la Secretaría Técnica, en ejercicio de sus facultades, considera que el hecho denunciado, consistente en que </w:t>
       </w:r>
@@ -2065,7 +2065,7 @@
           <w:rFonts w:ascii="Arial Narrow" w:eastAsia="Calibri" w:hAnsi="Arial Narrow" w:cs="Arial Narrow"/>
           <w:kern w:val="0"/>
           <w:lang w:eastAsia="es-PE"/>
-          <w14:ligatures w14:val="none"/>
+          <ns2:ligatures ns2:val="none"/>
         </w:rPr>
         <w:t xml:space="preserve">Mapfre Perú Compañía de Seguros y Reaseguros S.A. no habría cumplido con remitir la Póliza 8080071 al correo electrónico </w:t>
       </w:r>
@@ -2074,7 +2074,7 @@
           <w:rFonts w:ascii="Arial Narrow" w:eastAsia="Calibri" w:hAnsi="Arial Narrow" w:cs="Arial Narrow"/>
           <w:kern w:val="0"/>
           <w:lang w:eastAsia="es-PE"/>
-          <w14:ligatures w14:val="none"/>
+          <ns2:ligatures ns2:val="none"/>
         </w:rPr>
         <w:t>del denunciante</w:t>
       </w:r>
@@ -2082,7 +2082,7 @@
         <w:rPr>
           <w:rFonts w:ascii="Arial Narrow" w:eastAsia="Calibri" w:hAnsi="Arial Narrow" w:cs="Times New Roman"/>
           <w:kern w:val="0"/>
-          <w14:ligatures w14:val="none"/>
+          <ns2:ligatures ns2:val="none"/>
         </w:rPr>
         <w:t xml:space="preserve">; involucraría una presunta afectación a </w:t>
       </w:r>
@@ -2090,7 +2090,7 @@
         <w:rPr>
           <w:rFonts w:ascii="Arial Narrow" w:eastAsia="Calibri" w:hAnsi="Arial Narrow" w:cs="Times New Roman"/>
           <w:kern w:val="0"/>
-          <w14:ligatures w14:val="none"/>
+          <ns2:ligatures ns2:val="none"/>
         </w:rPr>
         <w:t>la p</w:t>
       </w:r>
@@ -2098,7 +2098,7 @@
         <w:rPr>
           <w:rFonts w:ascii="Arial Narrow" w:eastAsia="Calibri" w:hAnsi="Arial Narrow" w:cs="Times New Roman"/>
           <w:kern w:val="0"/>
-          <w14:ligatures w14:val="none"/>
+          <ns2:ligatures ns2:val="none"/>
         </w:rPr>
         <w:t>rotección mínima del contrato de consumo</w:t>
       </w:r>
@@ -2106,7 +2106,7 @@
         <w:rPr>
           <w:rFonts w:ascii="Arial Narrow" w:eastAsia="Calibri" w:hAnsi="Arial Narrow" w:cs="Times New Roman"/>
           <w:kern w:val="0"/>
-          <w14:ligatures w14:val="none"/>
+          <ns2:ligatures ns2:val="none"/>
         </w:rPr>
         <w:t>. Por consiguiente, corresponde calificar el hecho materia de denuncia como una presunta infracción a</w:t>
       </w:r>
@@ -2114,7 +2114,7 @@
         <w:rPr>
           <w:rFonts w:ascii="Arial Narrow" w:eastAsia="Calibri" w:hAnsi="Arial Narrow" w:cs="Times New Roman"/>
           <w:kern w:val="0"/>
-          <w14:ligatures w14:val="none"/>
+          <ns2:ligatures ns2:val="none"/>
         </w:rPr>
         <w:t>l</w:t>
       </w:r>
@@ -2122,7 +2122,7 @@
         <w:rPr>
           <w:rFonts w:ascii="Arial Narrow" w:eastAsia="Calibri" w:hAnsi="Arial Narrow" w:cs="Times New Roman"/>
           <w:kern w:val="0"/>
-          <w14:ligatures w14:val="none"/>
+          <ns2:ligatures ns2:val="none"/>
         </w:rPr>
         <w:t xml:space="preserve"> </w:t>
       </w:r>
@@ -2130,7 +2130,7 @@
         <w:rPr>
           <w:rFonts w:ascii="Arial Narrow" w:eastAsia="Calibri" w:hAnsi="Arial Narrow" w:cs="Times New Roman"/>
           <w:kern w:val="0"/>
-          <w14:ligatures w14:val="none"/>
+          <ns2:ligatures ns2:val="none"/>
         </w:rPr>
         <w:t>deber de los proveedores entregar a los usuarios una copia del contrato celebrado</w:t>
       </w:r>
@@ -2138,7 +2138,7 @@
         <w:rPr>
           <w:rFonts w:ascii="Arial Narrow" w:eastAsia="Calibri" w:hAnsi="Arial Narrow" w:cs="Times New Roman"/>
           <w:kern w:val="0"/>
-          <w14:ligatures w14:val="none"/>
+          <ns2:ligatures ns2:val="none"/>
         </w:rPr>
         <w:t xml:space="preserve">, tipificado en el </w:t>
       </w:r>
@@ -2146,7 +2146,7 @@
         <w:rPr>
           <w:rFonts w:ascii="Arial Narrow" w:eastAsia="Calibri" w:hAnsi="Arial Narrow" w:cs="Times New Roman"/>
           <w:kern w:val="0"/>
-          <w14:ligatures w14:val="none"/>
+          <ns2:ligatures ns2:val="none"/>
         </w:rPr>
         <w:t xml:space="preserve">inciso e) del artículo 47 </w:t>
       </w:r>
@@ -2154,7 +2154,7 @@
         <w:rPr>
           <w:rFonts w:ascii="Arial Narrow" w:eastAsia="Calibri" w:hAnsi="Arial Narrow" w:cs="Times New Roman"/>
           <w:kern w:val="0"/>
-          <w14:ligatures w14:val="none"/>
+          <ns2:ligatures ns2:val="none"/>
         </w:rPr>
         <w:t>del Código</w:t>
       </w:r>
@@ -2170,12 +2170,12 @@
         <w:rPr>
           <w:rFonts w:ascii="Arial Narrow" w:eastAsia="Calibri" w:hAnsi="Arial Narrow" w:cs="Times New Roman"/>
           <w:kern w:val="0"/>
-          <w14:ligatures w14:val="none"/>
+          <ns2:ligatures ns2:val="none"/>
         </w:rPr>
         <w:t>.</w:t>
       </w:r>
     </w:p>
-    <w:p>
+    <w:p ns2:paraId="462D4D49" ns2:textId="77777777">
       <w:pPr>
         <w:pStyle w:val="Prrafodelista"/>
         <w:rPr>
@@ -2183,11 +2183,11 @@
           <w:kern w:val="0"/>
           <w:shd w:val="clear" w:color="auto" w:fill="FFFFFF"/>
           <w:lang w:val="es-ES" w:eastAsia="es-PE"/>
-          <w14:ligatures w14:val="none"/>
-        </w:rPr>
-      </w:pPr>
-    </w:p>
-    <w:p>
+          <ns2:ligatures ns2:val="none"/>
+        </w:rPr>
+      </w:pPr>
+    </w:p>
+    <w:p ns2:paraId="13BFF52C" ns2:textId="7E26A250">
       <w:pPr>
         <w:pStyle w:val="Prrafodelista"/>
         <w:numPr>
@@ -2205,7 +2205,7 @@
           <w:kern w:val="0"/>
           <w:shd w:val="clear" w:color="auto" w:fill="FFFFFF"/>
           <w:lang w:val="es-ES" w:eastAsia="es-PE"/>
-          <w14:ligatures w14:val="none"/>
+          <ns2:ligatures ns2:val="none"/>
         </w:rPr>
       </w:pPr>
       <w:r>
@@ -2214,7 +2214,7 @@
           <w:kern w:val="0"/>
           <w:shd w:val="clear" w:color="auto" w:fill="FFFFFF"/>
           <w:lang w:val="es-ES" w:eastAsia="es-PE"/>
-          <w14:ligatures w14:val="none"/>
+          <ns2:ligatures ns2:val="none"/>
         </w:rPr>
         <w:t xml:space="preserve">Adicionalmente, </w:t>
       </w:r>
@@ -2222,7 +2222,7 @@
         <w:rPr>
           <w:rFonts w:ascii="Arial Narrow" w:eastAsia="Calibri" w:hAnsi="Arial Narrow" w:cs="Times New Roman"/>
           <w:kern w:val="0"/>
-          <w14:ligatures w14:val="none"/>
+          <ns2:ligatures ns2:val="none"/>
         </w:rPr>
         <w:t xml:space="preserve">la Secretaría Técnica, en ejercicio de sus facultades, considera que el hecho denunciado, consistente en que </w:t>
       </w:r>
@@ -2231,7 +2231,7 @@
           <w:rFonts w:ascii="Arial Narrow" w:eastAsia="Calibri" w:hAnsi="Arial Narrow" w:cs="Arial Narrow"/>
           <w:kern w:val="0"/>
           <w:lang w:eastAsia="es-PE"/>
-          <w14:ligatures w14:val="none"/>
+          <ns2:ligatures ns2:val="none"/>
         </w:rPr>
         <w:t xml:space="preserve">Mapfre Perú Compañía de Seguros y Reaseguros S.A. no habría cumplido con remitir la Póliza 27330 al correo electrónico del </w:t>
       </w:r>
@@ -2240,7 +2240,7 @@
           <w:rFonts w:ascii="Arial Narrow" w:eastAsia="Calibri" w:hAnsi="Arial Narrow" w:cs="Arial Narrow"/>
           <w:kern w:val="0"/>
           <w:lang w:eastAsia="es-PE"/>
-          <w14:ligatures w14:val="none"/>
+          <ns2:ligatures ns2:val="none"/>
         </w:rPr>
         <w:t>denunciante</w:t>
       </w:r>
@@ -2248,7 +2248,7 @@
         <w:rPr>
           <w:rFonts w:ascii="Arial Narrow" w:eastAsia="Calibri" w:hAnsi="Arial Narrow" w:cs="Times New Roman"/>
           <w:kern w:val="0"/>
-          <w14:ligatures w14:val="none"/>
+          <ns2:ligatures ns2:val="none"/>
         </w:rPr>
         <w:t xml:space="preserve">; involucraría una presunta afectación a </w:t>
       </w:r>
@@ -2256,7 +2256,7 @@
         <w:rPr>
           <w:rFonts w:ascii="Arial Narrow" w:eastAsia="Calibri" w:hAnsi="Arial Narrow" w:cs="Times New Roman"/>
           <w:kern w:val="0"/>
-          <w14:ligatures w14:val="none"/>
+          <ns2:ligatures ns2:val="none"/>
         </w:rPr>
         <w:t>la protección mínima del contrato de consumo</w:t>
       </w:r>
@@ -2264,7 +2264,7 @@
         <w:rPr>
           <w:rFonts w:ascii="Arial Narrow" w:eastAsia="Calibri" w:hAnsi="Arial Narrow" w:cs="Times New Roman"/>
           <w:kern w:val="0"/>
-          <w14:ligatures w14:val="none"/>
+          <ns2:ligatures ns2:val="none"/>
         </w:rPr>
         <w:t>. Por consiguiente, corresponde calificar el hecho materia de denuncia como una presunta infracción a</w:t>
       </w:r>
@@ -2272,7 +2272,7 @@
         <w:rPr>
           <w:rFonts w:ascii="Arial Narrow" w:eastAsia="Calibri" w:hAnsi="Arial Narrow" w:cs="Times New Roman"/>
           <w:kern w:val="0"/>
-          <w14:ligatures w14:val="none"/>
+          <ns2:ligatures ns2:val="none"/>
         </w:rPr>
         <w:t>l</w:t>
       </w:r>
@@ -2280,7 +2280,7 @@
         <w:rPr>
           <w:rFonts w:ascii="Arial Narrow" w:eastAsia="Calibri" w:hAnsi="Arial Narrow" w:cs="Times New Roman"/>
           <w:kern w:val="0"/>
-          <w14:ligatures w14:val="none"/>
+          <ns2:ligatures ns2:val="none"/>
         </w:rPr>
         <w:t xml:space="preserve"> </w:t>
       </w:r>
@@ -2288,7 +2288,7 @@
         <w:rPr>
           <w:rFonts w:ascii="Arial Narrow" w:eastAsia="Calibri" w:hAnsi="Arial Narrow" w:cs="Times New Roman"/>
           <w:kern w:val="0"/>
-          <w14:ligatures w14:val="none"/>
+          <ns2:ligatures ns2:val="none"/>
         </w:rPr>
         <w:t>deber de los proveedores entregar a los usuarios una copia del contrato celebrado</w:t>
       </w:r>
@@ -2296,7 +2296,7 @@
         <w:rPr>
           <w:rFonts w:ascii="Arial Narrow" w:eastAsia="Calibri" w:hAnsi="Arial Narrow" w:cs="Times New Roman"/>
           <w:kern w:val="0"/>
-          <w14:ligatures w14:val="none"/>
+          <ns2:ligatures ns2:val="none"/>
         </w:rPr>
         <w:t xml:space="preserve">, tipificado en el </w:t>
       </w:r>
@@ -2304,7 +2304,7 @@
         <w:rPr>
           <w:rFonts w:ascii="Arial Narrow" w:eastAsia="Calibri" w:hAnsi="Arial Narrow" w:cs="Times New Roman"/>
           <w:kern w:val="0"/>
-          <w14:ligatures w14:val="none"/>
+          <ns2:ligatures ns2:val="none"/>
         </w:rPr>
         <w:t xml:space="preserve">inciso e) del artículo 47 </w:t>
       </w:r>
@@ -2312,7 +2312,7 @@
         <w:rPr>
           <w:rFonts w:ascii="Arial Narrow" w:eastAsia="Calibri" w:hAnsi="Arial Narrow" w:cs="Times New Roman"/>
           <w:kern w:val="0"/>
-          <w14:ligatures w14:val="none"/>
+          <ns2:ligatures ns2:val="none"/>
         </w:rPr>
         <w:t>del Código</w:t>
       </w:r>
@@ -2320,12 +2320,12 @@
         <w:rPr>
           <w:rFonts w:ascii="Arial Narrow" w:eastAsia="Calibri" w:hAnsi="Arial Narrow" w:cs="Times New Roman"/>
           <w:kern w:val="0"/>
-          <w14:ligatures w14:val="none"/>
+          <ns2:ligatures ns2:val="none"/>
         </w:rPr>
         <w:t>.</w:t>
       </w:r>
     </w:p>
-    <w:p>
+    <w:p ns2:paraId="188249A4" ns2:textId="77777777">
       <w:pPr>
         <w:pStyle w:val="Prrafodelista"/>
         <w:spacing w:after="0" w:line="240" w:lineRule="auto"/>
@@ -2336,12 +2336,12 @@
           <w:kern w:val="0"/>
           <w:shd w:val="clear" w:color="auto" w:fill="FFFFFF"/>
           <w:lang w:val="es-ES" w:eastAsia="es-PE"/>
-          <w14:ligatures w14:val="none"/>
+          <ns2:ligatures ns2:val="none"/>
         </w:rPr>
       </w:pPr>
     </w:p>
     <w:bookmarkEnd w:id="5"/>
-    <w:p>
+    <w:p ns2:paraId="1D967F46" ns2:textId="3787F748">
       <w:pPr>
         <w:pStyle w:val="Prrafodelista"/>
         <w:numPr>
@@ -2355,7 +2355,7 @@
           <w:rFonts w:ascii="Arial Narrow" w:eastAsia="Calibri" w:hAnsi="Arial Narrow" w:cs="Arial Narrow"/>
           <w:kern w:val="0"/>
           <w:lang w:eastAsia="es-PE"/>
-          <w14:ligatures w14:val="none"/>
+          <ns2:ligatures ns2:val="none"/>
         </w:rPr>
       </w:pPr>
       <w:r>
@@ -2363,7 +2363,7 @@
           <w:rFonts w:ascii="Arial Narrow" w:eastAsia="Calibri" w:hAnsi="Arial Narrow" w:cs="Arial Narrow"/>
           <w:kern w:val="0"/>
           <w:lang w:eastAsia="es-PE"/>
-          <w14:ligatures w14:val="none"/>
+          <ns2:ligatures ns2:val="none"/>
         </w:rPr>
         <w:t xml:space="preserve">Asimismo, la Secretaría Técnica, en </w:t>
       </w:r>
@@ -2372,7 +2372,7 @@
           <w:rFonts w:ascii="Arial Narrow" w:eastAsia="Calibri" w:hAnsi="Arial Narrow" w:cs="Arial Narrow"/>
           <w:kern w:val="0"/>
           <w:lang w:eastAsia="es-PE"/>
-          <w14:ligatures w14:val="none"/>
+          <ns2:ligatures ns2:val="none"/>
         </w:rPr>
         <w:t xml:space="preserve">ejercicio de sus facultades, considera que el hecho denunciado, consistente en </w:t>
       </w:r>
@@ -2381,7 +2381,7 @@
           <w:rFonts w:ascii="Arial Narrow" w:eastAsia="Calibri" w:hAnsi="Arial Narrow" w:cs="Arial Narrow"/>
           <w:kern w:val="0"/>
           <w:lang w:eastAsia="es-PE"/>
-          <w14:ligatures w14:val="none"/>
+          <ns2:ligatures ns2:val="none"/>
         </w:rPr>
         <w:t xml:space="preserve">que </w:t>
       </w:r>
@@ -2390,7 +2390,7 @@
           <w:rFonts w:ascii="Arial Narrow" w:eastAsia="Calibri" w:hAnsi="Arial Narrow" w:cs="Arial Narrow"/>
           <w:kern w:val="0"/>
           <w:lang w:eastAsia="es-PE"/>
-          <w14:ligatures w14:val="none"/>
+          <ns2:ligatures ns2:val="none"/>
         </w:rPr>
         <w:t xml:space="preserve">el </w:t>
       </w:r>
@@ -2399,7 +2399,7 @@
           <w:rFonts w:ascii="Arial Narrow" w:eastAsia="Calibri" w:hAnsi="Arial Narrow" w:cs="Arial Narrow"/>
           <w:kern w:val="0"/>
           <w:lang w:eastAsia="es-PE"/>
-          <w14:ligatures w14:val="none"/>
+          <ns2:ligatures ns2:val="none"/>
         </w:rPr>
         <w:t>Banco Ripley Perú S.A. habría reportado indebidamente al denunciante ante la Central de Riesgos del Sistema Financiero – INFORCOR, generando un mal precedente en su historial crediticio</w:t>
       </w:r>
@@ -2408,7 +2408,7 @@
           <w:rFonts w:ascii="Arial Narrow" w:eastAsia="Calibri" w:hAnsi="Arial Narrow" w:cs="Arial Narrow"/>
           <w:kern w:val="0"/>
           <w:lang w:val="es-ES" w:eastAsia="es-PE"/>
-          <w14:ligatures w14:val="none"/>
+          <ns2:ligatures ns2:val="none"/>
         </w:rPr>
         <w:t>;</w:t>
       </w:r>
@@ -2417,7 +2417,7 @@
           <w:rFonts w:ascii="Arial Narrow" w:eastAsia="Calibri" w:hAnsi="Arial Narrow" w:cs="Arial Narrow"/>
           <w:kern w:val="0"/>
           <w:lang w:val="es-ES" w:eastAsia="es-PE"/>
-          <w14:ligatures w14:val="none"/>
+          <ns2:ligatures ns2:val="none"/>
         </w:rPr>
         <w:t xml:space="preserve"> </w:t>
       </w:r>
@@ -2426,7 +2426,7 @@
           <w:rFonts w:ascii="Arial Narrow" w:eastAsia="Calibri" w:hAnsi="Arial Narrow" w:cs="Arial Narrow"/>
           <w:kern w:val="0"/>
           <w:lang w:eastAsia="es-PE"/>
-          <w14:ligatures w14:val="none"/>
+          <ns2:ligatures ns2:val="none"/>
         </w:rPr>
         <w:t>involucraría una presunta afectación a sus expectativas, quien no habría encontrado una correspo</w:t>
       </w:r>
@@ -2435,7 +2435,7 @@
           <w:rFonts w:ascii="Arial Narrow" w:eastAsia="Calibri" w:hAnsi="Arial Narrow" w:cs="Arial Narrow"/>
           <w:kern w:val="0"/>
           <w:lang w:eastAsia="es-PE"/>
-          <w14:ligatures w14:val="none"/>
+          <ns2:ligatures ns2:val="none"/>
         </w:rPr>
         <w:t>ndencia entre lo que esperaba recibir de parte del proveedor y lo que realmente recibió. Por consiguiente, corresponde calificar el hecho materia de denuncia como una presunta infracción al deber de idoneidad, tipificado en los artículos 18 y 19 del Código</w:t>
       </w:r>
@@ -2452,23 +2452,23 @@
           <w:rFonts w:ascii="Arial Narrow" w:eastAsia="Calibri" w:hAnsi="Arial Narrow" w:cs="Arial Narrow"/>
           <w:kern w:val="0"/>
           <w:lang w:eastAsia="es-PE"/>
-          <w14:ligatures w14:val="none"/>
+          <ns2:ligatures ns2:val="none"/>
         </w:rPr>
         <w:t>.</w:t>
       </w:r>
     </w:p>
-    <w:p>
+    <w:p ns2:paraId="4D99D0E9" ns2:textId="77777777">
       <w:pPr>
         <w:pStyle w:val="Prrafodelista"/>
         <w:rPr>
           <w:rFonts w:ascii="Arial Narrow" w:eastAsia="Calibri" w:hAnsi="Arial Narrow" w:cs="Arial Narrow"/>
           <w:kern w:val="0"/>
           <w:lang w:eastAsia="es-PE"/>
-          <w14:ligatures w14:val="none"/>
-        </w:rPr>
-      </w:pPr>
-    </w:p>
-    <w:p>
+          <ns2:ligatures ns2:val="none"/>
+        </w:rPr>
+      </w:pPr>
+    </w:p>
+    <w:p ns2:paraId="51192B2A" ns2:textId="064E42E5">
       <w:pPr>
         <w:pStyle w:val="Prrafodelista"/>
         <w:numPr>
@@ -2482,7 +2482,7 @@
           <w:rFonts w:ascii="Arial Narrow" w:eastAsia="Calibri" w:hAnsi="Arial Narrow" w:cs="Arial Narrow"/>
           <w:kern w:val="0"/>
           <w:lang w:eastAsia="es-PE"/>
-          <w14:ligatures w14:val="none"/>
+          <ns2:ligatures ns2:val="none"/>
         </w:rPr>
       </w:pPr>
       <w:r>
@@ -2490,7 +2490,7 @@
           <w:rFonts w:ascii="Arial Narrow" w:eastAsia="Calibri" w:hAnsi="Arial Narrow" w:cs="Arial Narrow"/>
           <w:kern w:val="0"/>
           <w:lang w:eastAsia="es-PE"/>
-          <w14:ligatures w14:val="none"/>
+          <ns2:ligatures ns2:val="none"/>
         </w:rPr>
         <w:lastRenderedPageBreak/>
         <w:t>Además</w:t>
@@ -2500,7 +2500,7 @@
           <w:rFonts w:ascii="Arial Narrow" w:eastAsia="Calibri" w:hAnsi="Arial Narrow" w:cs="Arial Narrow"/>
           <w:kern w:val="0"/>
           <w:lang w:eastAsia="es-PE"/>
-          <w14:ligatures w14:val="none"/>
+          <ns2:ligatures ns2:val="none"/>
         </w:rPr>
         <w:t xml:space="preserve">, la Secretaría Técnica, en </w:t>
       </w:r>
@@ -2509,7 +2509,7 @@
           <w:rFonts w:ascii="Arial Narrow" w:eastAsia="Calibri" w:hAnsi="Arial Narrow" w:cs="Arial Narrow"/>
           <w:kern w:val="0"/>
           <w:lang w:eastAsia="es-PE"/>
-          <w14:ligatures w14:val="none"/>
+          <ns2:ligatures ns2:val="none"/>
         </w:rPr>
         <w:t xml:space="preserve">ejercicio de sus facultades, considera que el hecho denunciado, consistente en que </w:t>
       </w:r>
@@ -2518,7 +2518,7 @@
           <w:rFonts w:ascii="Arial Narrow" w:eastAsia="Calibri" w:hAnsi="Arial Narrow" w:cs="Arial Narrow"/>
           <w:kern w:val="0"/>
           <w:lang w:eastAsia="es-PE"/>
-          <w14:ligatures w14:val="none"/>
+          <ns2:ligatures ns2:val="none"/>
         </w:rPr>
         <w:t>Banco Ripley Perú S.A. habría consignado un número telefónico y correo electrónico en las Pólizas 8080071 y 27330 que no pertenecían al denunciante</w:t>
       </w:r>
@@ -2527,7 +2527,7 @@
           <w:rFonts w:ascii="Arial Narrow" w:eastAsia="Calibri" w:hAnsi="Arial Narrow" w:cs="Arial Narrow"/>
           <w:kern w:val="0"/>
           <w:lang w:val="es-ES" w:eastAsia="es-PE"/>
-          <w14:ligatures w14:val="none"/>
+          <ns2:ligatures ns2:val="none"/>
         </w:rPr>
         <w:t xml:space="preserve">; </w:t>
       </w:r>
@@ -2536,7 +2536,7 @@
           <w:rFonts w:ascii="Arial Narrow" w:eastAsia="Calibri" w:hAnsi="Arial Narrow" w:cs="Arial Narrow"/>
           <w:kern w:val="0"/>
           <w:lang w:eastAsia="es-PE"/>
-          <w14:ligatures w14:val="none"/>
+          <ns2:ligatures ns2:val="none"/>
         </w:rPr>
         <w:t>involucraría una presunta afectación a sus expectativas, quien no habría encontrado una correspondencia entre lo que esperaba recibir de parte del proveedor y lo que realmente recibió. Por consiguiente, corresponde calificar el hecho materia de denuncia como una presunta infracción al deber de idoneidad, tipificado en los artículos 18 y 19 del Código</w:t>
       </w:r>
@@ -2545,12 +2545,12 @@
           <w:rFonts w:ascii="Arial Narrow" w:eastAsia="Calibri" w:hAnsi="Arial Narrow" w:cs="Arial Narrow"/>
           <w:kern w:val="0"/>
           <w:lang w:eastAsia="es-PE"/>
-          <w14:ligatures w14:val="none"/>
+          <ns2:ligatures ns2:val="none"/>
         </w:rPr>
         <w:t>.</w:t>
       </w:r>
     </w:p>
-    <w:p>
+    <w:p ns2:paraId="1D53FDFF" ns2:textId="77777777">
       <w:pPr>
         <w:spacing w:after="0" w:line="240" w:lineRule="auto"/>
         <w:jc w:val="both"/>
@@ -2558,11 +2558,11 @@
           <w:rFonts w:ascii="Arial Narrow" w:eastAsia="Calibri" w:hAnsi="Arial Narrow" w:cs="Arial Narrow"/>
           <w:kern w:val="0"/>
           <w:lang w:eastAsia="es-PE"/>
-          <w14:ligatures w14:val="none"/>
-        </w:rPr>
-      </w:pPr>
-    </w:p>
-    <w:p>
+          <ns2:ligatures ns2:val="none"/>
+        </w:rPr>
+      </w:pPr>
+    </w:p>
+    <w:p ns2:paraId="63A001D5" ns2:textId="3E0F069B">
       <w:pPr>
         <w:pStyle w:val="Prrafodelista"/>
         <w:numPr>
@@ -2576,7 +2576,7 @@
           <w:rFonts w:ascii="Arial Narrow" w:eastAsia="Calibri" w:hAnsi="Arial Narrow" w:cs="Arial Narrow"/>
           <w:kern w:val="0"/>
           <w:lang w:eastAsia="es-PE"/>
-          <w14:ligatures w14:val="none"/>
+          <ns2:ligatures ns2:val="none"/>
         </w:rPr>
       </w:pPr>
       <w:r>
@@ -2585,12 +2585,12 @@
           <w:color w:val="000000"/>
           <w:kern w:val="0"/>
           <w:lang w:eastAsia="es-PE"/>
-          <w14:ligatures w14:val="none"/>
+          <ns2:ligatures ns2:val="none"/>
         </w:rPr>
         <w:t>En tanto la denuncia reúne los requisitos establecidos por la norma citada, corresponde admitirla a trámite.</w:t>
       </w:r>
     </w:p>
-    <w:p>
+    <w:p ns2:paraId="0C733E18" ns2:textId="77777777">
       <w:pPr>
         <w:spacing w:after="0" w:line="240" w:lineRule="auto"/>
         <w:ind w:left="567"/>
@@ -2601,50 +2601,50 @@
           <w:color w:val="000000"/>
           <w:kern w:val="0"/>
           <w:lang w:eastAsia="es-PE"/>
-          <w14:ligatures w14:val="none"/>
-        </w:rPr>
-      </w:pPr>
-    </w:p>
-    <w:p>
-      <w:pPr>
-        <w:spacing w:after="0" w:line="240" w:lineRule="auto"/>
-        <w:jc w:val="both"/>
-        <w:rPr>
-          <w:rFonts w:ascii="Arial Narrow" w:eastAsia="Arial Narrow" w:hAnsi="Arial Narrow" w:cs="Arial Narrow"/>
-          <w:b/>
-          <w:color w:val="000000"/>
-          <w:kern w:val="0"/>
-          <w:lang w:eastAsia="es-PE"/>
-          <w14:ligatures w14:val="none"/>
-        </w:rPr>
-      </w:pPr>
-      <w:r>
-        <w:rPr>
-          <w:rFonts w:ascii="Arial Narrow" w:eastAsia="Arial Narrow" w:hAnsi="Arial Narrow" w:cs="Arial Narrow"/>
-          <w:b/>
-          <w:color w:val="000000"/>
-          <w:kern w:val="0"/>
-          <w:lang w:eastAsia="es-PE"/>
-          <w14:ligatures w14:val="none"/>
+          <ns2:ligatures ns2:val="none"/>
+        </w:rPr>
+      </w:pPr>
+    </w:p>
+    <w:p ns2:paraId="3C21DFE8" ns2:textId="77777777">
+      <w:pPr>
+        <w:spacing w:after="0" w:line="240" w:lineRule="auto"/>
+        <w:jc w:val="both"/>
+        <w:rPr>
+          <w:rFonts w:ascii="Arial Narrow" w:eastAsia="Arial Narrow" w:hAnsi="Arial Narrow" w:cs="Arial Narrow"/>
+          <w:b/>
+          <w:color w:val="000000"/>
+          <w:kern w:val="0"/>
+          <w:lang w:eastAsia="es-PE"/>
+          <ns2:ligatures ns2:val="none"/>
+        </w:rPr>
+      </w:pPr>
+      <w:r>
+        <w:rPr>
+          <w:rFonts w:ascii="Arial Narrow" w:eastAsia="Arial Narrow" w:hAnsi="Arial Narrow" w:cs="Arial Narrow"/>
+          <w:b/>
+          <w:color w:val="000000"/>
+          <w:kern w:val="0"/>
+          <w:lang w:eastAsia="es-PE"/>
+          <ns2:ligatures ns2:val="none"/>
         </w:rPr>
         <w:t>III. REQUERIMIENTO DE INFORMACION</w:t>
       </w:r>
     </w:p>
-    <w:p>
-      <w:pPr>
-        <w:spacing w:after="0" w:line="240" w:lineRule="auto"/>
-        <w:jc w:val="both"/>
-        <w:rPr>
-          <w:rFonts w:ascii="Arial Narrow" w:eastAsia="Arial Narrow" w:hAnsi="Arial Narrow" w:cs="Arial Narrow"/>
-          <w:b/>
-          <w:color w:val="000000"/>
-          <w:kern w:val="0"/>
-          <w:lang w:eastAsia="es-PE"/>
-          <w14:ligatures w14:val="none"/>
-        </w:rPr>
-      </w:pPr>
-    </w:p>
-    <w:p>
+    <w:p ns2:paraId="7A97A22B" ns2:textId="77777777">
+      <w:pPr>
+        <w:spacing w:after="0" w:line="240" w:lineRule="auto"/>
+        <w:jc w:val="both"/>
+        <w:rPr>
+          <w:rFonts w:ascii="Arial Narrow" w:eastAsia="Arial Narrow" w:hAnsi="Arial Narrow" w:cs="Arial Narrow"/>
+          <w:b/>
+          <w:color w:val="000000"/>
+          <w:kern w:val="0"/>
+          <w:lang w:eastAsia="es-PE"/>
+          <ns2:ligatures ns2:val="none"/>
+        </w:rPr>
+      </w:pPr>
+    </w:p>
+    <w:p ns2:paraId="26353220" ns2:textId="77777777">
       <w:pPr>
         <w:pStyle w:val="Prrafodelista"/>
         <w:numPr>
@@ -2659,7 +2659,7 @@
           <w:color w:val="000000"/>
           <w:kern w:val="0"/>
           <w:lang w:val="es-ES" w:eastAsia="es-ES"/>
-          <w14:ligatures w14:val="none"/>
+          <ns2:ligatures ns2:val="none"/>
         </w:rPr>
       </w:pPr>
       <w:r>
@@ -2668,7 +2668,7 @@
           <w:color w:val="000000"/>
           <w:kern w:val="0"/>
           <w:lang w:val="es-ES" w:eastAsia="es-ES"/>
-          <w14:ligatures w14:val="none"/>
+          <ns2:ligatures ns2:val="none"/>
         </w:rPr>
         <w:t xml:space="preserve">A efectos de tener mayores elementos que sirvan para la resolución definitiva del presente caso, la Secretaría Técnica, en ejercicio de las facultades que la ley le confiere, conviene requerir a los proveedores </w:t>
       </w:r>
@@ -2678,12 +2678,12 @@
           <w:color w:val="000000"/>
           <w:kern w:val="0"/>
           <w:lang w:val="es-ES" w:eastAsia="es-ES"/>
-          <w14:ligatures w14:val="none"/>
+          <ns2:ligatures ns2:val="none"/>
         </w:rPr>
         <w:t>denunciados que, en un plazo no mayor de cinco (5) días hábiles contado a partir del día siguiente de la notificación de la presente resolución, cumplan con lo siguiente:</w:t>
       </w:r>
     </w:p>
-    <w:p>
+    <w:p ns2:paraId="61D0BBAE" ns2:textId="77777777">
       <w:pPr>
         <w:pStyle w:val="Prrafodelista"/>
         <w:spacing w:after="0" w:line="240" w:lineRule="auto"/>
@@ -2694,11 +2694,11 @@
           <w:color w:val="000000"/>
           <w:kern w:val="0"/>
           <w:lang w:val="es-ES" w:eastAsia="es-ES"/>
-          <w14:ligatures w14:val="none"/>
-        </w:rPr>
-      </w:pPr>
-    </w:p>
-    <w:p>
+          <ns2:ligatures ns2:val="none"/>
+        </w:rPr>
+      </w:pPr>
+    </w:p>
+    <w:p ns2:paraId="256A5E87" ns2:textId="17062573">
       <w:pPr>
         <w:pStyle w:val="Prrafodelista"/>
         <w:spacing w:after="0" w:line="240" w:lineRule="auto"/>
@@ -2709,7 +2709,7 @@
           <w:color w:val="000000"/>
           <w:kern w:val="0"/>
           <w:lang w:val="es-ES" w:eastAsia="es-ES"/>
-          <w14:ligatures w14:val="none"/>
+          <ns2:ligatures ns2:val="none"/>
         </w:rPr>
       </w:pPr>
       <w:r>
@@ -2719,7 +2719,7 @@
           <w:kern w:val="0"/>
           <w:u w:val="single"/>
           <w:lang w:val="es-ES" w:eastAsia="es-ES"/>
-          <w14:ligatures w14:val="none"/>
+          <ns2:ligatures ns2:val="none"/>
         </w:rPr>
         <w:t>Al Banco</w:t>
       </w:r>
@@ -2729,7 +2729,7 @@
           <w:color w:val="000000"/>
           <w:kern w:val="0"/>
           <w:lang w:val="es-ES" w:eastAsia="es-ES"/>
-          <w14:ligatures w14:val="none"/>
+          <ns2:ligatures ns2:val="none"/>
         </w:rPr>
         <w:t xml:space="preserve">: </w:t>
       </w:r>
@@ -2739,7 +2739,7 @@
           <w:color w:val="000000"/>
           <w:kern w:val="0"/>
           <w:lang w:val="es-ES" w:eastAsia="es-ES"/>
-          <w14:ligatures w14:val="none"/>
+          <ns2:ligatures ns2:val="none"/>
         </w:rPr>
         <w:t>(i) presentar una copia completa, legible y debidamente suscrita de la Póliza 8080071 y la Póliza 27330 materia de denuncia (ii) presentar los medios probatorios que acrediten que remitió la Póliza 8080071 y la Póliza 27330 al consumidor; y, (iii) presentar los medios probatorios que acrediten que los datos de correo electrónico y número telefónico consignadas en las pólizas materia de denuncia pertenecen al consumidor</w:t>
       </w:r>
@@ -2749,12 +2749,12 @@
           <w:color w:val="000000"/>
           <w:kern w:val="0"/>
           <w:lang w:val="es-ES" w:eastAsia="es-ES"/>
-          <w14:ligatures w14:val="none"/>
+          <ns2:ligatures ns2:val="none"/>
         </w:rPr>
         <w:t>.</w:t>
       </w:r>
     </w:p>
-    <w:p>
+    <w:p ns2:paraId="68E9A3B6" ns2:textId="77777777">
       <w:pPr>
         <w:pStyle w:val="Prrafodelista"/>
         <w:spacing w:after="0" w:line="240" w:lineRule="auto"/>
@@ -2766,11 +2766,11 @@
           <w:kern w:val="0"/>
           <w:u w:val="single"/>
           <w:lang w:val="es-ES" w:eastAsia="es-ES"/>
-          <w14:ligatures w14:val="none"/>
-        </w:rPr>
-      </w:pPr>
-    </w:p>
-    <w:p>
+          <ns2:ligatures ns2:val="none"/>
+        </w:rPr>
+      </w:pPr>
+    </w:p>
+    <w:p ns2:paraId="14FB30DD" ns2:textId="74F5DC02">
       <w:pPr>
         <w:pStyle w:val="Prrafodelista"/>
         <w:spacing w:after="0" w:line="240" w:lineRule="auto"/>
@@ -2782,7 +2782,7 @@
           <w:kern w:val="0"/>
           <w:u w:val="single"/>
           <w:lang w:val="es-ES" w:eastAsia="es-ES"/>
-          <w14:ligatures w14:val="none"/>
+          <ns2:ligatures ns2:val="none"/>
         </w:rPr>
       </w:pPr>
       <w:r>
@@ -2792,7 +2792,7 @@
           <w:kern w:val="0"/>
           <w:u w:val="single"/>
           <w:lang w:val="es-ES" w:eastAsia="es-ES"/>
-          <w14:ligatures w14:val="none"/>
+          <ns2:ligatures ns2:val="none"/>
         </w:rPr>
         <w:t xml:space="preserve">A </w:t>
       </w:r>
@@ -2803,7 +2803,7 @@
           <w:kern w:val="0"/>
           <w:u w:val="single"/>
           <w:lang w:val="es-ES" w:eastAsia="es-ES"/>
-          <w14:ligatures w14:val="none"/>
+          <ns2:ligatures ns2:val="none"/>
         </w:rPr>
         <w:t>Mapfre</w:t>
       </w:r>
@@ -2813,7 +2813,7 @@
           <w:color w:val="000000"/>
           <w:kern w:val="0"/>
           <w:lang w:val="es-ES" w:eastAsia="es-ES"/>
-          <w14:ligatures w14:val="none"/>
+          <ns2:ligatures ns2:val="none"/>
         </w:rPr>
         <w:t>:</w:t>
       </w:r>
@@ -2823,7 +2823,7 @@
           <w:color w:val="000000"/>
           <w:kern w:val="0"/>
           <w:lang w:eastAsia="es-ES"/>
-          <w14:ligatures w14:val="none"/>
+          <ns2:ligatures ns2:val="none"/>
         </w:rPr>
         <w:t xml:space="preserve"> </w:t>
       </w:r>
@@ -2833,7 +2833,7 @@
           <w:color w:val="000000"/>
           <w:kern w:val="0"/>
           <w:lang w:eastAsia="es-ES"/>
-          <w14:ligatures w14:val="none"/>
+          <ns2:ligatures ns2:val="none"/>
         </w:rPr>
         <w:t>(i) presentar una copia debidamente suscrita de la Póliza 8080071 y la Póliza 27330 materia de denuncia; y, (ii) presentar todas las comunicaciones cursadas con la parte denunciante en virtud de los hechos materia de denuncia</w:t>
       </w:r>
@@ -2843,12 +2843,12 @@
           <w:color w:val="000000"/>
           <w:kern w:val="0"/>
           <w:lang w:eastAsia="es-ES"/>
-          <w14:ligatures w14:val="none"/>
+          <ns2:ligatures ns2:val="none"/>
         </w:rPr>
         <w:t>.</w:t>
       </w:r>
     </w:p>
-    <w:p>
+    <w:p ns2:paraId="7BC8766F" ns2:textId="77777777">
       <w:pPr>
         <w:spacing w:after="0" w:line="240" w:lineRule="auto"/>
         <w:jc w:val="both"/>
@@ -2857,11 +2857,11 @@
           <w:color w:val="000000"/>
           <w:kern w:val="0"/>
           <w:lang w:val="es-ES" w:eastAsia="es-ES"/>
-          <w14:ligatures w14:val="none"/>
-        </w:rPr>
-      </w:pPr>
-    </w:p>
-    <w:p>
+          <ns2:ligatures ns2:val="none"/>
+        </w:rPr>
+      </w:pPr>
+    </w:p>
+    <w:p ns2:paraId="54746ADF" ns2:textId="77777777">
       <w:pPr>
         <w:numPr>
           <w:ilvl w:val="0"/>
@@ -2877,36 +2877,36 @@
           <w:color w:val="000000"/>
           <w:kern w:val="0"/>
           <w:lang w:eastAsia="es-PE"/>
-          <w14:ligatures w14:val="none"/>
-        </w:rPr>
-      </w:pPr>
-      <w:r>
-        <w:rPr>
-          <w:rFonts w:ascii="Arial Narrow" w:eastAsia="Arial Narrow" w:hAnsi="Arial Narrow" w:cs="Arial Narrow"/>
-          <w:b/>
-          <w:color w:val="000000"/>
-          <w:kern w:val="0"/>
-          <w:lang w:eastAsia="es-PE"/>
-          <w14:ligatures w14:val="none"/>
+          <ns2:ligatures ns2:val="none"/>
+        </w:rPr>
+      </w:pPr>
+      <w:r>
+        <w:rPr>
+          <w:rFonts w:ascii="Arial Narrow" w:eastAsia="Arial Narrow" w:hAnsi="Arial Narrow" w:cs="Arial Narrow"/>
+          <w:b/>
+          <w:color w:val="000000"/>
+          <w:kern w:val="0"/>
+          <w:lang w:eastAsia="es-PE"/>
+          <ns2:ligatures ns2:val="none"/>
         </w:rPr>
         <w:t xml:space="preserve">RESOLUCIÓN DE LA SECRETARÍA TÉCNICA </w:t>
       </w:r>
     </w:p>
-    <w:p>
-      <w:pPr>
-        <w:spacing w:after="0" w:line="240" w:lineRule="auto"/>
-        <w:jc w:val="both"/>
-        <w:rPr>
-          <w:rFonts w:ascii="Arial Narrow" w:eastAsia="Arial Narrow" w:hAnsi="Arial Narrow" w:cs="Arial Narrow"/>
-          <w:b/>
-          <w:color w:val="000000"/>
-          <w:kern w:val="0"/>
-          <w:lang w:eastAsia="es-PE"/>
-          <w14:ligatures w14:val="none"/>
-        </w:rPr>
-      </w:pPr>
-    </w:p>
-    <w:p>
+    <w:p ns2:paraId="1134D23E" ns2:textId="77777777">
+      <w:pPr>
+        <w:spacing w:after="0" w:line="240" w:lineRule="auto"/>
+        <w:jc w:val="both"/>
+        <w:rPr>
+          <w:rFonts w:ascii="Arial Narrow" w:eastAsia="Arial Narrow" w:hAnsi="Arial Narrow" w:cs="Arial Narrow"/>
+          <w:b/>
+          <w:color w:val="000000"/>
+          <w:kern w:val="0"/>
+          <w:lang w:eastAsia="es-PE"/>
+          <ns2:ligatures ns2:val="none"/>
+        </w:rPr>
+      </w:pPr>
+    </w:p>
+    <w:p ns2:paraId="34B20B06" ns2:textId="60FD2D62">
       <w:pPr>
         <w:spacing w:after="0" w:line="240" w:lineRule="auto"/>
         <w:jc w:val="both"/>
@@ -2915,17 +2915,17 @@
           <w:color w:val="000000"/>
           <w:kern w:val="0"/>
           <w:lang w:eastAsia="es-PE"/>
-          <w14:ligatures w14:val="none"/>
-        </w:rPr>
-      </w:pPr>
-      <w:r>
-        <w:rPr>
-          <w:rFonts w:ascii="Arial Narrow" w:eastAsia="Arial Narrow" w:hAnsi="Arial Narrow" w:cs="Arial Narrow"/>
-          <w:b/>
-          <w:color w:val="000000"/>
-          <w:kern w:val="0"/>
-          <w:lang w:eastAsia="es-PE"/>
-          <w14:ligatures w14:val="none"/>
+          <ns2:ligatures ns2:val="none"/>
+        </w:rPr>
+      </w:pPr>
+      <w:r>
+        <w:rPr>
+          <w:rFonts w:ascii="Arial Narrow" w:eastAsia="Arial Narrow" w:hAnsi="Arial Narrow" w:cs="Arial Narrow"/>
+          <w:b/>
+          <w:color w:val="000000"/>
+          <w:kern w:val="0"/>
+          <w:lang w:eastAsia="es-PE"/>
+          <ns2:ligatures ns2:val="none"/>
         </w:rPr>
         <w:t xml:space="preserve">PRIMERO: admitir a trámite la denuncia del 23 de marzo de 2025, interpuesta por la señora [APELLIDO] Velásquez contra Banco Ripley Perú S.A. y Mapfre Perú Compañía de Seguros y Reaseguros S.A., por lo siguiente:</w:t>
       </w:r>
@@ -2936,7 +2936,7 @@
           <w:kern w:val="0"/>
           <w:shd w:val="clear" w:color="auto" w:fill="FFFFFF"/>
           <w:lang w:eastAsia="es-PE"/>
-          <w14:ligatures w14:val="none"/>
+          <ns2:ligatures ns2:val="none"/>
         </w:rPr>
         <w:t xml:space="preserve"/>
       </w:r>
@@ -2946,7 +2946,7 @@
           <w:color w:val="000000"/>
           <w:kern w:val="0"/>
           <w:lang w:val="es-ES" w:eastAsia="es-ES"/>
-          <w14:ligatures w14:val="none"/>
+          <ns2:ligatures ns2:val="none"/>
         </w:rPr>
         <w:t xml:space="preserve"/>
       </w:r>
@@ -2956,7 +2956,7 @@
           <w:color w:val="000000"/>
           <w:kern w:val="0"/>
           <w:lang w:val="es-ES" w:eastAsia="es-ES"/>
-          <w14:ligatures w14:val="none"/>
+          <ns2:ligatures ns2:val="none"/>
         </w:rPr>
         <w:t xml:space="preserve"/>
       </w:r>
@@ -2966,7 +2966,7 @@
           <w:color w:val="000000"/>
           <w:kern w:val="0"/>
           <w:lang w:val="es-ES" w:eastAsia="es-ES"/>
-          <w14:ligatures w14:val="none"/>
+          <ns2:ligatures ns2:val="none"/>
         </w:rPr>
         <w:t/>
       </w:r>
@@ -2974,7 +2974,7 @@
         <w:rPr>
           <w:rFonts w:ascii="Arial Narrow" w:eastAsia="Calibri" w:hAnsi="Arial Narrow" w:cs="Arial"/>
           <w:kern w:val="0"/>
-          <w14:ligatures w14:val="none"/>
+          <ns2:ligatures ns2:val="none"/>
         </w:rPr>
         <w:t/>
       </w:r>
@@ -2984,7 +2984,7 @@
           <w:color w:val="000000"/>
           <w:kern w:val="0"/>
           <w:lang w:val="es-ES" w:eastAsia="es-ES"/>
-          <w14:ligatures w14:val="none"/>
+          <ns2:ligatures ns2:val="none"/>
         </w:rPr>
         <w:t xml:space="preserve"/>
       </w:r>
@@ -2995,7 +2995,7 @@
           <w:kern w:val="0"/>
           <w:shd w:val="clear" w:color="auto" w:fill="FFFFFF"/>
           <w:lang w:eastAsia="es-PE"/>
-          <w14:ligatures w14:val="none"/>
+          <ns2:ligatures ns2:val="none"/>
         </w:rPr>
         <w:t xml:space="preserve"/>
       </w:r>
@@ -3003,7 +3003,7 @@
         <w:rPr>
           <w:rFonts w:ascii="Arial Narrow" w:eastAsia="Calibri" w:hAnsi="Arial Narrow" w:cs="Arial"/>
           <w:kern w:val="0"/>
-          <w14:ligatures w14:val="none"/>
+          <ns2:ligatures ns2:val="none"/>
         </w:rPr>
         <w:t/>
       </w:r>
@@ -3011,7 +3011,7 @@
         <w:rPr>
           <w:rFonts w:ascii="Arial Narrow" w:eastAsia="Calibri" w:hAnsi="Arial Narrow" w:cs="Arial"/>
           <w:kern w:val="0"/>
-          <w14:ligatures w14:val="none"/>
+          <ns2:ligatures ns2:val="none"/>
         </w:rPr>
         <w:t xml:space="preserve"/>
       </w:r>
@@ -3019,7 +3019,7 @@
         <w:rPr>
           <w:rFonts w:ascii="Arial Narrow" w:eastAsia="Calibri" w:hAnsi="Arial Narrow" w:cs="Arial"/>
           <w:kern w:val="0"/>
-          <w14:ligatures w14:val="none"/>
+          <ns2:ligatures ns2:val="none"/>
         </w:rPr>
         <w:t/>
       </w:r>
@@ -3027,7 +3027,7 @@
         <w:rPr>
           <w:rFonts w:ascii="Arial Narrow" w:eastAsia="Calibri" w:hAnsi="Arial Narrow" w:cs="Arial"/>
           <w:kern w:val="0"/>
-          <w14:ligatures w14:val="none"/>
+          <ns2:ligatures ns2:val="none"/>
         </w:rPr>
         <w:t xml:space="preserve"/>
       </w:r>
@@ -3038,7 +3038,7 @@
           <w:kern w:val="0"/>
           <w:shd w:val="clear" w:color="auto" w:fill="FFFFFF"/>
           <w:lang w:eastAsia="es-PE"/>
-          <w14:ligatures w14:val="none"/>
+          <ns2:ligatures ns2:val="none"/>
         </w:rPr>
         <w:t/>
       </w:r>
@@ -3050,7 +3050,7 @@
           <w:kern w:val="0"/>
           <w:shd w:val="clear" w:color="auto" w:fill="FFFFFF"/>
           <w:lang w:eastAsia="es-PE"/>
-          <w14:ligatures w14:val="none"/>
+          <ns2:ligatures ns2:val="none"/>
         </w:rPr>
         <w:t xml:space="preserve"/>
       </w:r>
@@ -3061,7 +3061,7 @@
           <w:kern w:val="0"/>
           <w:shd w:val="clear" w:color="auto" w:fill="FFFFFF"/>
           <w:lang w:eastAsia="es-PE"/>
-          <w14:ligatures w14:val="none"/>
+          <ns2:ligatures ns2:val="none"/>
         </w:rPr>
         <w:t xml:space="preserve"/>
       </w:r>
@@ -3072,7 +3072,7 @@
           <w:kern w:val="0"/>
           <w:shd w:val="clear" w:color="auto" w:fill="FFFFFF"/>
           <w:lang w:eastAsia="es-PE"/>
-          <w14:ligatures w14:val="none"/>
+          <ns2:ligatures ns2:val="none"/>
         </w:rPr>
         <w:t/>
       </w:r>
@@ -3083,7 +3083,7 @@
           <w:kern w:val="0"/>
           <w:shd w:val="clear" w:color="auto" w:fill="FFFFFF"/>
           <w:lang w:eastAsia="es-PE"/>
-          <w14:ligatures w14:val="none"/>
+          <ns2:ligatures ns2:val="none"/>
         </w:rPr>
         <w:t xml:space="preserve"/>
       </w:r>
@@ -3094,7 +3094,7 @@
           <w:kern w:val="0"/>
           <w:shd w:val="clear" w:color="auto" w:fill="FFFFFF"/>
           <w:lang w:eastAsia="es-PE"/>
-          <w14:ligatures w14:val="none"/>
+          <ns2:ligatures ns2:val="none"/>
         </w:rPr>
         <w:t xml:space="preserve"/>
       </w:r>
@@ -3143,7 +3143,7 @@
           <w:color w:val="000000"/>
           <w:kern w:val="0"/>
           <w:lang w:eastAsia="es-PE"/>
-          <w14:ligatures w14:val="none"/>
+          <ns2:ligatures ns2:val="none"/>
         </w:rPr>
         <w:t xml:space="preserve"/>
       </w:r>
@@ -3153,7 +3153,7 @@
           <w:color w:val="000000"/>
           <w:kern w:val="0"/>
           <w:lang w:eastAsia="es-PE"/>
-          <w14:ligatures w14:val="none"/>
+          <ns2:ligatures ns2:val="none"/>
         </w:rPr>
         <w:t/>
       </w:r>
@@ -3164,7 +3164,7 @@
           <w:color w:val="000000"/>
           <w:kern w:val="0"/>
           <w:lang w:eastAsia="es-PE"/>
-          <w14:ligatures w14:val="none"/>
+          <ns2:ligatures ns2:val="none"/>
         </w:rPr>
         <w:t xml:space="preserve"/>
       </w:r>
@@ -3174,7 +3174,7 @@
           <w:color w:val="000000"/>
           <w:kern w:val="0"/>
           <w:lang w:eastAsia="es-PE"/>
-          <w14:ligatures w14:val="none"/>
+          <ns2:ligatures ns2:val="none"/>
         </w:rPr>
         <w:t/>
       </w:r>
@@ -3184,12 +3184,12 @@
           <w:color w:val="000000"/>
           <w:kern w:val="0"/>
           <w:lang w:eastAsia="es-PE"/>
-          <w14:ligatures w14:val="none"/>
+          <ns2:ligatures ns2:val="none"/>
         </w:rPr>
         <w:t/>
       </w:r>
     </w:p>
-    <w:p>
+    <w:p ns2:paraId="7FA6FDCC" ns2:textId="77777777">
       <w:pPr>
         <w:spacing w:after="0" w:line="240" w:lineRule="auto"/>
         <w:jc w:val="both"/>
@@ -3198,11 +3198,11 @@
           <w:color w:val="000000"/>
           <w:kern w:val="0"/>
           <w:lang w:eastAsia="es-PE"/>
-          <w14:ligatures w14:val="none"/>
-        </w:rPr>
-      </w:pPr>
-    </w:p>
-    <w:p>
+          <ns2:ligatures ns2:val="none"/>
+        </w:rPr>
+      </w:pPr>
+    </w:p>
+    <w:p ns2:paraId="39882218" ns2:textId="56D290F6">
       <w:pPr>
         <w:pStyle w:val="Prrafodelista"/>
         <w:numPr>
@@ -3221,16 +3221,16 @@
           <w:color w:val="000000"/>
           <w:kern w:val="0"/>
           <w:lang w:eastAsia="es-PE"/>
-          <w14:ligatures w14:val="none"/>
-        </w:rPr>
-      </w:pPr>
-      <w:r>
-        <w:rPr>
-          <w:rFonts w:ascii="Arial Narrow" w:eastAsia="Arial Narrow" w:hAnsi="Arial Narrow" w:cs="Arial Narrow"/>
-          <w:color w:val="000000"/>
-          <w:kern w:val="0"/>
-          <w:lang w:eastAsia="es-PE"/>
-          <w14:ligatures w14:val="none"/>
+          <ns2:ligatures ns2:val="none"/>
+        </w:rPr>
+      </w:pPr>
+      <w:r>
+        <w:rPr>
+          <w:rFonts w:ascii="Arial Narrow" w:eastAsia="Arial Narrow" w:hAnsi="Arial Narrow" w:cs="Arial Narrow"/>
+          <w:color w:val="000000"/>
+          <w:kern w:val="0"/>
+          <w:lang w:eastAsia="es-PE"/>
+          <ns2:ligatures ns2:val="none"/>
         </w:rPr>
         <w:t xml:space="preserve">Presunta </w:t>
       </w:r>
@@ -3240,7 +3240,7 @@
           <w:color w:val="000000"/>
           <w:kern w:val="0"/>
           <w:lang w:eastAsia="es-PE"/>
-          <w14:ligatures w14:val="none"/>
+          <ns2:ligatures ns2:val="none"/>
         </w:rPr>
         <w:t>infracción a</w:t>
       </w:r>
@@ -3250,7 +3250,7 @@
           <w:color w:val="000000"/>
           <w:kern w:val="0"/>
           <w:lang w:eastAsia="es-PE"/>
-          <w14:ligatures w14:val="none"/>
+          <ns2:ligatures ns2:val="none"/>
         </w:rPr>
         <w:t>l artículo 58</w:t>
       </w:r>
@@ -3260,7 +3260,7 @@
           <w:kern w:val="0"/>
           <w:shd w:val="clear" w:color="auto" w:fill="FFFFFF"/>
           <w:lang w:eastAsia="es-PE"/>
-          <w14:ligatures w14:val="none"/>
+          <ns2:ligatures ns2:val="none"/>
         </w:rPr>
         <w:t/>
       </w:r>
@@ -3270,7 +3270,7 @@
           <w:color w:val="000000"/>
           <w:kern w:val="0"/>
           <w:lang w:eastAsia="es-PE"/>
-          <w14:ligatures w14:val="none"/>
+          <ns2:ligatures ns2:val="none"/>
         </w:rPr>
         <w:t xml:space="preserve"> </w:t>
       </w:r>
@@ -3280,7 +3280,7 @@
           <w:color w:val="000000"/>
           <w:kern w:val="0"/>
           <w:lang w:eastAsia="es-PE"/>
-          <w14:ligatures w14:val="none"/>
+          <ns2:ligatures ns2:val="none"/>
         </w:rPr>
         <w:t xml:space="preserve">de la Ley 29571, Código de Protección y Defensa del Consumidor, en tanto </w:t>
       </w:r>
@@ -3289,7 +3289,7 @@
           <w:rFonts w:ascii="Arial Narrow" w:eastAsia="Calibri" w:hAnsi="Arial Narrow" w:cs="Arial Narrow"/>
           <w:kern w:val="0"/>
           <w:lang w:eastAsia="es-PE"/>
-          <w14:ligatures w14:val="none"/>
+          <ns2:ligatures ns2:val="none"/>
         </w:rPr>
         <w:t>Mapfre Perú Compañía de Seguros y Reaseguros S.A. y Banco Ripley Perú</w:t>
       </w:r>
@@ -3298,7 +3298,7 @@
           <w:rFonts w:ascii="Arial Narrow" w:eastAsia="Calibri" w:hAnsi="Arial Narrow" w:cs="Arial Narrow"/>
           <w:kern w:val="0"/>
           <w:lang w:eastAsia="es-PE"/>
-          <w14:ligatures w14:val="none"/>
+          <ns2:ligatures ns2:val="none"/>
         </w:rPr>
         <w:t xml:space="preserve"> </w:t>
       </w:r>
@@ -3307,7 +3307,7 @@
           <w:rFonts w:ascii="Arial Narrow" w:eastAsia="Calibri" w:hAnsi="Arial Narrow" w:cs="Arial Narrow"/>
           <w:kern w:val="0"/>
           <w:lang w:eastAsia="es-PE"/>
-          <w14:ligatures w14:val="none"/>
+          <ns2:ligatures ns2:val="none"/>
         </w:rPr>
         <w:t xml:space="preserve">S.A. </w:t>
       </w:r>
@@ -3315,7 +3315,7 @@
         <w:rPr>
           <w:rFonts w:ascii="Arial Narrow" w:eastAsia="Arial Narrow" w:hAnsi="Arial Narrow" w:cs="Arial Narrow"/>
           <w:kern w:val="0"/>
-          <w14:ligatures w14:val="none"/>
+          <ns2:ligatures ns2:val="none"/>
         </w:rPr>
         <w:t>habría</w:t>
       </w:r>
@@ -3323,7 +3323,7 @@
         <w:rPr>
           <w:rFonts w:ascii="Arial Narrow" w:eastAsia="Arial Narrow" w:hAnsi="Arial Narrow" w:cs="Arial Narrow"/>
           <w:kern w:val="0"/>
-          <w14:ligatures w14:val="none"/>
+          <ns2:ligatures ns2:val="none"/>
         </w:rPr>
         <w:t>n</w:t>
       </w:r>
@@ -3331,7 +3331,7 @@
         <w:rPr>
           <w:rFonts w:ascii="Arial Narrow" w:eastAsia="Arial Narrow" w:hAnsi="Arial Narrow" w:cs="Arial Narrow"/>
           <w:kern w:val="0"/>
-          <w14:ligatures w14:val="none"/>
+          <ns2:ligatures ns2:val="none"/>
         </w:rPr>
         <w:t xml:space="preserve"> atribuido indebidamente la </w:t>
       </w:r>
@@ -3341,12 +3341,12 @@
           <w:kern w:val="0"/>
           <w:shd w:val="clear" w:color="auto" w:fill="FFFFFF"/>
           <w:lang w:eastAsia="es-PE"/>
-          <w14:ligatures w14:val="none"/>
+          <ns2:ligatures ns2:val="none"/>
         </w:rPr>
         <w:t>Póliza 8080071 a favor del denunciante, generando el descuento de las primas desde su tarjeta de crédito.</w:t>
       </w:r>
     </w:p>
-    <w:p>
+    <w:p ns2:paraId="1F52BCA9" ns2:textId="77777777">
       <w:pPr>
         <w:pStyle w:val="Prrafodelista"/>
         <w:tabs>
@@ -3360,11 +3360,11 @@
           <w:color w:val="000000"/>
           <w:kern w:val="0"/>
           <w:lang w:eastAsia="es-PE"/>
-          <w14:ligatures w14:val="none"/>
-        </w:rPr>
-      </w:pPr>
-    </w:p>
-    <w:p>
+          <ns2:ligatures ns2:val="none"/>
+        </w:rPr>
+      </w:pPr>
+    </w:p>
+    <w:p ns2:paraId="444BE33F" ns2:textId="2AEA4E2C">
       <w:pPr>
         <w:pStyle w:val="Prrafodelista"/>
         <w:numPr>
@@ -3383,16 +3383,16 @@
           <w:color w:val="000000"/>
           <w:kern w:val="0"/>
           <w:lang w:eastAsia="es-PE"/>
-          <w14:ligatures w14:val="none"/>
-        </w:rPr>
-      </w:pPr>
-      <w:r>
-        <w:rPr>
-          <w:rFonts w:ascii="Arial Narrow" w:eastAsia="Arial Narrow" w:hAnsi="Arial Narrow" w:cs="Arial Narrow"/>
-          <w:color w:val="000000"/>
-          <w:kern w:val="0"/>
-          <w:lang w:eastAsia="es-PE"/>
-          <w14:ligatures w14:val="none"/>
+          <ns2:ligatures ns2:val="none"/>
+        </w:rPr>
+      </w:pPr>
+      <w:r>
+        <w:rPr>
+          <w:rFonts w:ascii="Arial Narrow" w:eastAsia="Arial Narrow" w:hAnsi="Arial Narrow" w:cs="Arial Narrow"/>
+          <w:color w:val="000000"/>
+          <w:kern w:val="0"/>
+          <w:lang w:eastAsia="es-PE"/>
+          <ns2:ligatures ns2:val="none"/>
         </w:rPr>
         <w:t xml:space="preserve">Presunta </w:t>
       </w:r>
@@ -3402,7 +3402,7 @@
           <w:color w:val="000000"/>
           <w:kern w:val="0"/>
           <w:lang w:eastAsia="es-PE"/>
-          <w14:ligatures w14:val="none"/>
+          <ns2:ligatures ns2:val="none"/>
         </w:rPr>
         <w:t>infracción al artículo 58</w:t>
       </w:r>
@@ -3412,7 +3412,7 @@
           <w:kern w:val="0"/>
           <w:shd w:val="clear" w:color="auto" w:fill="FFFFFF"/>
           <w:lang w:eastAsia="es-PE"/>
-          <w14:ligatures w14:val="none"/>
+          <ns2:ligatures ns2:val="none"/>
         </w:rPr>
         <w:t/>
       </w:r>
@@ -3422,7 +3422,7 @@
           <w:color w:val="000000"/>
           <w:kern w:val="0"/>
           <w:lang w:eastAsia="es-PE"/>
-          <w14:ligatures w14:val="none"/>
+          <ns2:ligatures ns2:val="none"/>
         </w:rPr>
         <w:t xml:space="preserve"> de la Ley 29571, Código de Protección y Defensa del Consumidor, en tanto </w:t>
       </w:r>
@@ -3431,7 +3431,7 @@
           <w:rFonts w:ascii="Arial Narrow" w:eastAsia="Calibri" w:hAnsi="Arial Narrow" w:cs="Arial Narrow"/>
           <w:kern w:val="0"/>
           <w:lang w:eastAsia="es-PE"/>
-          <w14:ligatures w14:val="none"/>
+          <ns2:ligatures ns2:val="none"/>
         </w:rPr>
         <w:t xml:space="preserve">Mapfre Perú Compañía de Seguros y Reaseguros S.A. y Banco Ripley Perú S.A. </w:t>
       </w:r>
@@ -3439,7 +3439,7 @@
         <w:rPr>
           <w:rFonts w:ascii="Arial Narrow" w:eastAsia="Arial Narrow" w:hAnsi="Arial Narrow" w:cs="Arial Narrow"/>
           <w:kern w:val="0"/>
-          <w14:ligatures w14:val="none"/>
+          <ns2:ligatures ns2:val="none"/>
         </w:rPr>
         <w:t xml:space="preserve">habría atribuido indebidamente la </w:t>
       </w:r>
@@ -3449,7 +3449,7 @@
           <w:kern w:val="0"/>
           <w:shd w:val="clear" w:color="auto" w:fill="FFFFFF"/>
           <w:lang w:eastAsia="es-PE"/>
-          <w14:ligatures w14:val="none"/>
+          <ns2:ligatures ns2:val="none"/>
         </w:rPr>
         <w:t>Póliza 27330 a favor del denunciante, generando el descuento de las primas desde su tarjeta de crédito</w:t>
       </w:r>
@@ -3459,12 +3459,12 @@
           <w:kern w:val="0"/>
           <w:shd w:val="clear" w:color="auto" w:fill="FFFFFF"/>
           <w:lang w:eastAsia="es-PE"/>
-          <w14:ligatures w14:val="none"/>
+          <ns2:ligatures ns2:val="none"/>
         </w:rPr>
         <w:t>.</w:t>
       </w:r>
     </w:p>
-    <w:p>
+    <w:p ns2:paraId="6D828C43" ns2:textId="77777777">
       <w:pPr>
         <w:pStyle w:val="Prrafodelista"/>
         <w:tabs>
@@ -3478,11 +3478,11 @@
           <w:color w:val="000000"/>
           <w:kern w:val="0"/>
           <w:lang w:eastAsia="es-PE"/>
-          <w14:ligatures w14:val="none"/>
-        </w:rPr>
-      </w:pPr>
-    </w:p>
-    <w:p>
+          <ns2:ligatures ns2:val="none"/>
+        </w:rPr>
+      </w:pPr>
+    </w:p>
+    <w:p ns2:paraId="102C3CC4" ns2:textId="229BF1B4">
       <w:pPr>
         <w:pStyle w:val="Prrafodelista"/>
         <w:numPr>
@@ -3501,7 +3501,7 @@
           <w:color w:val="000000"/>
           <w:kern w:val="0"/>
           <w:lang w:eastAsia="es-PE"/>
-          <w14:ligatures w14:val="none"/>
+          <ns2:ligatures ns2:val="none"/>
         </w:rPr>
       </w:pPr>
       <w:r>
@@ -3510,7 +3510,7 @@
           <w:color w:val="000000"/>
           <w:kern w:val="0"/>
           <w:lang w:eastAsia="es-PE"/>
-          <w14:ligatures w14:val="none"/>
+          <ns2:ligatures ns2:val="none"/>
         </w:rPr>
         <w:t>Pr</w:t>
       </w:r>
@@ -3520,7 +3520,7 @@
           <w:color w:val="000000"/>
           <w:kern w:val="0"/>
           <w:lang w:eastAsia="es-PE"/>
-          <w14:ligatures w14:val="none"/>
+          <ns2:ligatures ns2:val="none"/>
         </w:rPr>
         <w:t>esunta</w:t>
       </w:r>
@@ -3530,7 +3530,7 @@
           <w:kern w:val="0"/>
           <w:shd w:val="clear" w:color="auto" w:fill="FFFFFF"/>
           <w:lang w:eastAsia="es-PE"/>
-          <w14:ligatures w14:val="none"/>
+          <ns2:ligatures ns2:val="none"/>
         </w:rPr>
         <w:t xml:space="preserve"> infracción </w:t>
       </w:r>
@@ -3540,7 +3540,7 @@
           <w:kern w:val="0"/>
           <w:shd w:val="clear" w:color="auto" w:fill="FFFFFF"/>
           <w:lang w:eastAsia="es-PE"/>
-          <w14:ligatures w14:val="none"/>
+          <ns2:ligatures ns2:val="none"/>
         </w:rPr>
         <w:t xml:space="preserve">al </w:t>
       </w:r>
@@ -3550,7 +3550,7 @@
           <w:kern w:val="0"/>
           <w:shd w:val="clear" w:color="auto" w:fill="FFFFFF"/>
           <w:lang w:eastAsia="es-PE"/>
-          <w14:ligatures w14:val="none"/>
+          <ns2:ligatures ns2:val="none"/>
         </w:rPr>
         <w:t xml:space="preserve">inciso </w:t>
       </w:r>
@@ -3560,7 +3560,7 @@
           <w:kern w:val="0"/>
           <w:shd w:val="clear" w:color="auto" w:fill="FFFFFF"/>
           <w:lang w:eastAsia="es-PE"/>
-          <w14:ligatures w14:val="none"/>
+          <ns2:ligatures ns2:val="none"/>
         </w:rPr>
         <w:t>e) del artículo 47</w:t>
       </w:r>
@@ -3570,7 +3570,7 @@
           <w:kern w:val="0"/>
           <w:shd w:val="clear" w:color="auto" w:fill="FFFFFF"/>
           <w:lang w:eastAsia="es-PE"/>
-          <w14:ligatures w14:val="none"/>
+          <ns2:ligatures ns2:val="none"/>
         </w:rPr>
         <w:t/>
       </w:r>
@@ -3579,7 +3579,7 @@
           <w:rFonts w:ascii="Arial Narrow" w:eastAsia="Calibri" w:hAnsi="Arial Narrow" w:cs="Times New Roman"/>
           <w:kern w:val="0"/>
           <w:shd w:val="clear" w:color="auto" w:fill="FFFFFF"/>
-          <w14:ligatures w14:val="none"/>
+          <ns2:ligatures ns2:val="none"/>
         </w:rPr>
         <w:t xml:space="preserve"> </w:t>
       </w:r>
@@ -3587,7 +3587,7 @@
         <w:rPr>
           <w:rFonts w:ascii="Arial Narrow" w:eastAsia="Calibri" w:hAnsi="Arial Narrow" w:cs="Times New Roman"/>
           <w:kern w:val="0"/>
-          <w14:ligatures w14:val="none"/>
+          <ns2:ligatures ns2:val="none"/>
         </w:rPr>
         <w:t>de</w:t>
       </w:r>
@@ -3597,7 +3597,7 @@
           <w:kern w:val="0"/>
           <w:shd w:val="clear" w:color="auto" w:fill="FFFFFF"/>
           <w:lang w:eastAsia="es-PE"/>
-          <w14:ligatures w14:val="none"/>
+          <ns2:ligatures ns2:val="none"/>
         </w:rPr>
         <w:t xml:space="preserve"> la Ley 29571, Código de Protección y Defensa del Consumidor, en tanto </w:t>
       </w:r>
@@ -3606,7 +3606,7 @@
           <w:rFonts w:ascii="Arial Narrow" w:eastAsia="Calibri" w:hAnsi="Arial Narrow" w:cs="Arial Narrow"/>
           <w:kern w:val="0"/>
           <w:lang w:eastAsia="es-PE"/>
-          <w14:ligatures w14:val="none"/>
+          <ns2:ligatures ns2:val="none"/>
         </w:rPr>
         <w:t xml:space="preserve">Mapfre Perú Compañía de Seguros y Reaseguros S.A. no habría cumplido con remitir la </w:t>
       </w:r>
@@ -3616,12 +3616,12 @@
           <w:kern w:val="0"/>
           <w:shd w:val="clear" w:color="auto" w:fill="FFFFFF"/>
           <w:lang w:eastAsia="es-PE"/>
-          <w14:ligatures w14:val="none"/>
+          <ns2:ligatures ns2:val="none"/>
         </w:rPr>
         <w:t>Póliza 8080071 al correo electrónico del denunciante.</w:t>
       </w:r>
     </w:p>
-    <w:p>
+    <w:p ns2:paraId="3F98F8BD" ns2:textId="77777777">
       <w:pPr>
         <w:tabs>
           <w:tab w:val="left" w:pos="567"/>
@@ -3633,11 +3633,11 @@
           <w:color w:val="000000"/>
           <w:kern w:val="0"/>
           <w:lang w:eastAsia="es-PE"/>
-          <w14:ligatures w14:val="none"/>
-        </w:rPr>
-      </w:pPr>
-    </w:p>
-    <w:p>
+          <ns2:ligatures ns2:val="none"/>
+        </w:rPr>
+      </w:pPr>
+    </w:p>
+    <w:p ns2:paraId="3CD5E6EF" ns2:textId="12B73192">
       <w:pPr>
         <w:pStyle w:val="Prrafodelista"/>
         <w:numPr>
@@ -3656,7 +3656,7 @@
           <w:color w:val="000000"/>
           <w:kern w:val="0"/>
           <w:lang w:eastAsia="es-PE"/>
-          <w14:ligatures w14:val="none"/>
+          <ns2:ligatures ns2:val="none"/>
         </w:rPr>
       </w:pPr>
       <w:r>
@@ -3665,7 +3665,7 @@
           <w:color w:val="000000"/>
           <w:kern w:val="0"/>
           <w:lang w:eastAsia="es-PE"/>
-          <w14:ligatures w14:val="none"/>
+          <ns2:ligatures ns2:val="none"/>
         </w:rPr>
         <w:t>Presunta</w:t>
       </w:r>
@@ -3675,7 +3675,7 @@
           <w:kern w:val="0"/>
           <w:shd w:val="clear" w:color="auto" w:fill="FFFFFF"/>
           <w:lang w:eastAsia="es-PE"/>
-          <w14:ligatures w14:val="none"/>
+          <ns2:ligatures ns2:val="none"/>
         </w:rPr>
         <w:t xml:space="preserve"> </w:t>
       </w:r>
@@ -3685,7 +3685,7 @@
           <w:kern w:val="0"/>
           <w:shd w:val="clear" w:color="auto" w:fill="FFFFFF"/>
           <w:lang w:eastAsia="es-PE"/>
-          <w14:ligatures w14:val="none"/>
+          <ns2:ligatures ns2:val="none"/>
         </w:rPr>
         <w:t xml:space="preserve">infracción al </w:t>
       </w:r>
@@ -3695,7 +3695,7 @@
           <w:kern w:val="0"/>
           <w:shd w:val="clear" w:color="auto" w:fill="FFFFFF"/>
           <w:lang w:eastAsia="es-PE"/>
-          <w14:ligatures w14:val="none"/>
+          <ns2:ligatures ns2:val="none"/>
         </w:rPr>
         <w:t xml:space="preserve">inciso </w:t>
       </w:r>
@@ -3705,7 +3705,7 @@
           <w:kern w:val="0"/>
           <w:shd w:val="clear" w:color="auto" w:fill="FFFFFF"/>
           <w:lang w:eastAsia="es-PE"/>
-          <w14:ligatures w14:val="none"/>
+          <ns2:ligatures ns2:val="none"/>
         </w:rPr>
         <w:t>e) del artículo 47</w:t>
       </w:r>
@@ -3715,7 +3715,7 @@
           <w:kern w:val="0"/>
           <w:shd w:val="clear" w:color="auto" w:fill="FFFFFF"/>
           <w:lang w:eastAsia="es-PE"/>
-          <w14:ligatures w14:val="none"/>
+          <ns2:ligatures ns2:val="none"/>
         </w:rPr>
         <w:t/>
       </w:r>
@@ -3724,7 +3724,7 @@
           <w:rFonts w:ascii="Arial Narrow" w:eastAsia="Calibri" w:hAnsi="Arial Narrow" w:cs="Times New Roman"/>
           <w:kern w:val="0"/>
           <w:shd w:val="clear" w:color="auto" w:fill="FFFFFF"/>
-          <w14:ligatures w14:val="none"/>
+          <ns2:ligatures ns2:val="none"/>
         </w:rPr>
         <w:t xml:space="preserve"> </w:t>
       </w:r>
@@ -3732,7 +3732,7 @@
         <w:rPr>
           <w:rFonts w:ascii="Arial Narrow" w:eastAsia="Calibri" w:hAnsi="Arial Narrow" w:cs="Times New Roman"/>
           <w:kern w:val="0"/>
-          <w14:ligatures w14:val="none"/>
+          <ns2:ligatures ns2:val="none"/>
         </w:rPr>
         <w:t>de</w:t>
       </w:r>
@@ -3742,7 +3742,7 @@
           <w:kern w:val="0"/>
           <w:shd w:val="clear" w:color="auto" w:fill="FFFFFF"/>
           <w:lang w:eastAsia="es-PE"/>
-          <w14:ligatures w14:val="none"/>
+          <ns2:ligatures ns2:val="none"/>
         </w:rPr>
         <w:t xml:space="preserve"> la Ley 29571, Código de Protección y Defensa del Consumidor, en tanto </w:t>
       </w:r>
@@ -3751,7 +3751,7 @@
           <w:rFonts w:ascii="Arial Narrow" w:eastAsia="Calibri" w:hAnsi="Arial Narrow" w:cs="Arial Narrow"/>
           <w:kern w:val="0"/>
           <w:lang w:eastAsia="es-PE"/>
-          <w14:ligatures w14:val="none"/>
+          <ns2:ligatures ns2:val="none"/>
         </w:rPr>
         <w:t xml:space="preserve">Mapfre Perú Compañía de Seguros y Reaseguros S.A. no habría cumplido con remitir la </w:t>
       </w:r>
@@ -3761,12 +3761,12 @@
           <w:kern w:val="0"/>
           <w:shd w:val="clear" w:color="auto" w:fill="FFFFFF"/>
           <w:lang w:eastAsia="es-PE"/>
-          <w14:ligatures w14:val="none"/>
+          <ns2:ligatures ns2:val="none"/>
         </w:rPr>
         <w:t>Póliza 27330 al correo electrónico del denunciante.</w:t>
       </w:r>
     </w:p>
-    <w:p>
+    <w:p ns2:paraId="7FB77A25" ns2:textId="77777777">
       <w:pPr>
         <w:tabs>
           <w:tab w:val="left" w:pos="567"/>
@@ -3778,11 +3778,11 @@
           <w:color w:val="000000"/>
           <w:kern w:val="0"/>
           <w:lang w:eastAsia="es-PE"/>
-          <w14:ligatures w14:val="none"/>
-        </w:rPr>
-      </w:pPr>
-    </w:p>
-    <w:p>
+          <ns2:ligatures ns2:val="none"/>
+        </w:rPr>
+      </w:pPr>
+    </w:p>
+    <w:p ns2:paraId="566F6700" ns2:textId="3439E0E3">
       <w:pPr>
         <w:pStyle w:val="Prrafodelista"/>
         <w:numPr>
@@ -3801,7 +3801,7 @@
           <w:color w:val="000000"/>
           <w:kern w:val="0"/>
           <w:lang w:eastAsia="es-PE"/>
-          <w14:ligatures w14:val="none"/>
+          <ns2:ligatures ns2:val="none"/>
         </w:rPr>
       </w:pPr>
       <w:r>
@@ -3810,7 +3810,7 @@
           <w:color w:val="000000"/>
           <w:kern w:val="0"/>
           <w:lang w:eastAsia="es-PE"/>
-          <w14:ligatures w14:val="none"/>
+          <ns2:ligatures ns2:val="none"/>
         </w:rPr>
         <w:lastRenderedPageBreak/>
         <w:t>Presunta</w:t>
@@ -3821,7 +3821,7 @@
           <w:kern w:val="0"/>
           <w:shd w:val="clear" w:color="auto" w:fill="FFFFFF"/>
           <w:lang w:eastAsia="es-PE"/>
-          <w14:ligatures w14:val="none"/>
+          <ns2:ligatures ns2:val="none"/>
         </w:rPr>
         <w:t xml:space="preserve"> infracción a los </w:t>
       </w:r>
@@ -3831,7 +3831,7 @@
           <w:kern w:val="0"/>
           <w:shd w:val="clear" w:color="auto" w:fill="FFFFFF"/>
           <w:lang w:eastAsia="es-PE"/>
-          <w14:ligatures w14:val="none"/>
+          <ns2:ligatures ns2:val="none"/>
         </w:rPr>
         <w:t>artículos 18 y 19</w:t>
       </w:r>
@@ -3840,7 +3840,7 @@
           <w:rFonts w:ascii="Arial Narrow" w:eastAsia="Calibri" w:hAnsi="Arial Narrow" w:cs="Times New Roman"/>
           <w:kern w:val="0"/>
           <w:shd w:val="clear" w:color="auto" w:fill="FFFFFF"/>
-          <w14:ligatures w14:val="none"/>
+          <ns2:ligatures ns2:val="none"/>
         </w:rPr>
         <w:t xml:space="preserve"> </w:t>
       </w:r>
@@ -3848,7 +3848,7 @@
         <w:rPr>
           <w:rFonts w:ascii="Arial Narrow" w:eastAsia="Calibri" w:hAnsi="Arial Narrow" w:cs="Times New Roman"/>
           <w:kern w:val="0"/>
-          <w14:ligatures w14:val="none"/>
+          <ns2:ligatures ns2:val="none"/>
         </w:rPr>
         <w:t>de</w:t>
       </w:r>
@@ -3858,7 +3858,7 @@
           <w:kern w:val="0"/>
           <w:shd w:val="clear" w:color="auto" w:fill="FFFFFF"/>
           <w:lang w:eastAsia="es-PE"/>
-          <w14:ligatures w14:val="none"/>
+          <ns2:ligatures ns2:val="none"/>
         </w:rPr>
         <w:t xml:space="preserve"> la Ley 29571, Código de Protección y Defensa del Consumidor, en tanto </w:t>
       </w:r>
@@ -3867,7 +3867,7 @@
           <w:rFonts w:ascii="Arial Narrow" w:eastAsia="Calibri" w:hAnsi="Arial Narrow" w:cs="Arial Narrow"/>
           <w:kern w:val="0"/>
           <w:lang w:eastAsia="es-PE"/>
-          <w14:ligatures w14:val="none"/>
+          <ns2:ligatures ns2:val="none"/>
         </w:rPr>
         <w:t xml:space="preserve">Banco Ripley Perú S.A. </w:t>
       </w:r>
@@ -3877,7 +3877,7 @@
           <w:kern w:val="0"/>
           <w:shd w:val="clear" w:color="auto" w:fill="FFFFFF"/>
           <w:lang w:eastAsia="es-PE"/>
-          <w14:ligatures w14:val="none"/>
+          <ns2:ligatures ns2:val="none"/>
         </w:rPr>
         <w:t xml:space="preserve">habría reportado indebidamente al denunciante ante la Central de Riesgos del Sistema Financiero </w:t>
       </w:r>
@@ -3887,7 +3887,7 @@
           <w:kern w:val="0"/>
           <w:shd w:val="clear" w:color="auto" w:fill="FFFFFF"/>
           <w:lang w:eastAsia="es-PE"/>
-          <w14:ligatures w14:val="none"/>
+          <ns2:ligatures ns2:val="none"/>
         </w:rPr>
         <w:t>–</w:t>
       </w:r>
@@ -3897,7 +3897,7 @@
           <w:kern w:val="0"/>
           <w:shd w:val="clear" w:color="auto" w:fill="FFFFFF"/>
           <w:lang w:eastAsia="es-PE"/>
-          <w14:ligatures w14:val="none"/>
+          <ns2:ligatures ns2:val="none"/>
         </w:rPr>
         <w:t xml:space="preserve"> INFORCOR</w:t>
       </w:r>
@@ -3907,12 +3907,12 @@
           <w:kern w:val="0"/>
           <w:shd w:val="clear" w:color="auto" w:fill="FFFFFF"/>
           <w:lang w:eastAsia="es-PE"/>
-          <w14:ligatures w14:val="none"/>
+          <ns2:ligatures ns2:val="none"/>
         </w:rPr>
         <w:t>, generando un mal precedente en su historial crediticio.</w:t>
       </w:r>
     </w:p>
-    <w:p>
+    <w:p ns2:paraId="04373EC3" ns2:textId="77777777">
       <w:pPr>
         <w:tabs>
           <w:tab w:val="left" w:pos="567"/>
@@ -3924,11 +3924,11 @@
           <w:color w:val="000000"/>
           <w:kern w:val="0"/>
           <w:lang w:eastAsia="es-PE"/>
-          <w14:ligatures w14:val="none"/>
-        </w:rPr>
-      </w:pPr>
-    </w:p>
-    <w:p>
+          <ns2:ligatures ns2:val="none"/>
+        </w:rPr>
+      </w:pPr>
+    </w:p>
+    <w:p ns2:paraId="5CA984D1" ns2:textId="2B753E01">
       <w:pPr>
         <w:pStyle w:val="Prrafodelista"/>
         <w:numPr>
@@ -3947,7 +3947,7 @@
           <w:color w:val="000000"/>
           <w:kern w:val="0"/>
           <w:lang w:eastAsia="es-PE"/>
-          <w14:ligatures w14:val="none"/>
+          <ns2:ligatures ns2:val="none"/>
         </w:rPr>
       </w:pPr>
       <w:r>
@@ -3956,7 +3956,7 @@
           <w:color w:val="000000"/>
           <w:kern w:val="0"/>
           <w:lang w:eastAsia="es-PE"/>
-          <w14:ligatures w14:val="none"/>
+          <ns2:ligatures ns2:val="none"/>
         </w:rPr>
         <w:t>Presunta</w:t>
       </w:r>
@@ -3966,7 +3966,7 @@
           <w:kern w:val="0"/>
           <w:shd w:val="clear" w:color="auto" w:fill="FFFFFF"/>
           <w:lang w:eastAsia="es-PE"/>
-          <w14:ligatures w14:val="none"/>
+          <ns2:ligatures ns2:val="none"/>
         </w:rPr>
         <w:t xml:space="preserve"> infracción a los artículos 18 y 19</w:t>
       </w:r>
@@ -3975,7 +3975,7 @@
           <w:rFonts w:ascii="Arial Narrow" w:eastAsia="Calibri" w:hAnsi="Arial Narrow" w:cs="Times New Roman"/>
           <w:kern w:val="0"/>
           <w:shd w:val="clear" w:color="auto" w:fill="FFFFFF"/>
-          <w14:ligatures w14:val="none"/>
+          <ns2:ligatures ns2:val="none"/>
         </w:rPr>
         <w:t xml:space="preserve"> </w:t>
       </w:r>
@@ -3983,7 +3983,7 @@
         <w:rPr>
           <w:rFonts w:ascii="Arial Narrow" w:eastAsia="Calibri" w:hAnsi="Arial Narrow" w:cs="Times New Roman"/>
           <w:kern w:val="0"/>
-          <w14:ligatures w14:val="none"/>
+          <ns2:ligatures ns2:val="none"/>
         </w:rPr>
         <w:t>de</w:t>
       </w:r>
@@ -3993,7 +3993,7 @@
           <w:kern w:val="0"/>
           <w:shd w:val="clear" w:color="auto" w:fill="FFFFFF"/>
           <w:lang w:eastAsia="es-PE"/>
-          <w14:ligatures w14:val="none"/>
+          <ns2:ligatures ns2:val="none"/>
         </w:rPr>
         <w:t xml:space="preserve"> la Ley 29571, Código de Protección y Defensa del Consumidor, en tanto </w:t>
       </w:r>
@@ -4002,7 +4002,7 @@
           <w:rFonts w:ascii="Arial Narrow" w:eastAsia="Calibri" w:hAnsi="Arial Narrow" w:cs="Arial Narrow"/>
           <w:kern w:val="0"/>
           <w:lang w:eastAsia="es-PE"/>
-          <w14:ligatures w14:val="none"/>
+          <ns2:ligatures ns2:val="none"/>
         </w:rPr>
         <w:t xml:space="preserve">Banco Ripley Perú S.A. </w:t>
       </w:r>
@@ -4012,12 +4012,12 @@
           <w:kern w:val="0"/>
           <w:shd w:val="clear" w:color="auto" w:fill="FFFFFF"/>
           <w:lang w:eastAsia="es-PE"/>
-          <w14:ligatures w14:val="none"/>
+          <ns2:ligatures ns2:val="none"/>
         </w:rPr>
         <w:t>habría consignado un número telefónico y correo electrónico en las Pólizas 8080071 y 27330 que no pertenecían al denunciante.</w:t>
       </w:r>
     </w:p>
-    <w:p>
+    <w:p ns2:paraId="0DE671D4" ns2:textId="77777777">
       <w:pPr>
         <w:tabs>
           <w:tab w:val="left" w:pos="567"/>
@@ -4029,11 +4029,11 @@
           <w:color w:val="000000"/>
           <w:kern w:val="0"/>
           <w:lang w:eastAsia="es-PE"/>
-          <w14:ligatures w14:val="none"/>
-        </w:rPr>
-      </w:pPr>
-    </w:p>
-    <w:p>
+          <ns2:ligatures ns2:val="none"/>
+        </w:rPr>
+      </w:pPr>
+    </w:p>
+    <w:p ns2:paraId="0C23DEAF" ns2:textId="45E7E3C6">
       <w:pPr>
         <w:spacing w:line="240" w:lineRule="auto"/>
         <w:contextualSpacing/>
@@ -4041,7 +4041,7 @@
         <w:rPr>
           <w:rFonts w:ascii="Arial Narrow" w:eastAsia="Calibri" w:hAnsi="Arial Narrow" w:cs="Arial"/>
           <w:kern w:val="0"/>
-          <w14:ligatures w14:val="none"/>
+          <ns2:ligatures ns2:val="none"/>
         </w:rPr>
       </w:pPr>
       <w:r>
@@ -4052,7 +4052,7 @@
           <w:color w:val="000000"/>
           <w:kern w:val="0"/>
           <w:lang w:eastAsia="es-PE"/>
-          <w14:ligatures w14:val="none"/>
+          <ns2:ligatures ns2:val="none"/>
         </w:rPr>
         <w:t>SEGUNDO:</w:t>
       </w:r>
@@ -4062,7 +4062,7 @@
           <w:color w:val="000000"/>
           <w:kern w:val="0"/>
           <w:lang w:eastAsia="es-PE"/>
-          <w14:ligatures w14:val="none"/>
+          <ns2:ligatures ns2:val="none"/>
         </w:rPr>
         <w:t xml:space="preserve"> tener por ofrecidos los medios probatorios presentados</w:t>
       </w:r>
@@ -4072,7 +4072,7 @@
           <w:color w:val="000000"/>
           <w:kern w:val="0"/>
           <w:lang w:eastAsia="es-PE"/>
-          <w14:ligatures w14:val="none"/>
+          <ns2:ligatures ns2:val="none"/>
         </w:rPr>
         <w:t xml:space="preserve"> en el escrito de denuncia </w:t>
       </w:r>
@@ -4082,7 +4082,7 @@
           <w:color w:val="000000"/>
           <w:kern w:val="0"/>
           <w:lang w:val="es-ES" w:eastAsia="es-ES"/>
-          <w14:ligatures w14:val="none"/>
+          <ns2:ligatures ns2:val="none"/>
         </w:rPr>
         <w:t xml:space="preserve">del </w:t>
       </w:r>
@@ -4093,7 +4093,7 @@
           <w:color w:val="000000"/>
           <w:kern w:val="0"/>
           <w:lang w:val="es-ES" w:eastAsia="es-ES"/>
-          <w14:ligatures w14:val="none"/>
+          <ns2:ligatures ns2:val="none"/>
         </w:rPr>
         <w:t>23 de marzo de 2025</w:t>
       </w:r>
@@ -4101,13 +4101,13 @@
         <w:rPr>
           <w:rFonts w:ascii="Arial Narrow" w:eastAsia="Calibri" w:hAnsi="Arial Narrow" w:cs="Arial"/>
           <w:kern w:val="0"/>
-          <w14:ligatures w14:val="none"/>
+          <ns2:ligatures ns2:val="none"/>
         </w:rPr>
         <w:t>.</w:t>
       </w:r>
       <w:bookmarkEnd w:id="8"/>
     </w:p>
-    <w:p>
+    <w:p ns2:paraId="57228AE2" ns2:textId="77777777">
       <w:pPr>
         <w:spacing w:line="240" w:lineRule="auto"/>
         <w:contextualSpacing/>
@@ -4117,30 +4117,30 @@
           <w:color w:val="000000"/>
           <w:kern w:val="0"/>
           <w:lang w:eastAsia="es-PE"/>
-          <w14:ligatures w14:val="none"/>
-        </w:rPr>
-      </w:pPr>
-    </w:p>
-    <w:p>
-      <w:pPr>
-        <w:spacing w:after="0" w:line="240" w:lineRule="auto"/>
-        <w:jc w:val="both"/>
-        <w:rPr>
-          <w:rFonts w:ascii="Arial Narrow" w:eastAsia="Arial Narrow" w:hAnsi="Arial Narrow" w:cs="Arial Narrow"/>
-          <w:color w:val="000000"/>
-          <w:kern w:val="0"/>
-          <w:lang w:eastAsia="es-PE"/>
-          <w14:ligatures w14:val="none"/>
-        </w:rPr>
-      </w:pPr>
-      <w:r>
-        <w:rPr>
-          <w:rFonts w:ascii="Arial Narrow" w:eastAsia="Arial Narrow" w:hAnsi="Arial Narrow" w:cs="Arial Narrow"/>
-          <w:b/>
-          <w:color w:val="000000"/>
-          <w:kern w:val="0"/>
-          <w:lang w:eastAsia="es-PE"/>
-          <w14:ligatures w14:val="none"/>
+          <ns2:ligatures ns2:val="none"/>
+        </w:rPr>
+      </w:pPr>
+    </w:p>
+    <w:p ns2:paraId="6336D97D" ns2:textId="115FDD1C">
+      <w:pPr>
+        <w:spacing w:after="0" w:line="240" w:lineRule="auto"/>
+        <w:jc w:val="both"/>
+        <w:rPr>
+          <w:rFonts w:ascii="Arial Narrow" w:eastAsia="Arial Narrow" w:hAnsi="Arial Narrow" w:cs="Arial Narrow"/>
+          <w:color w:val="000000"/>
+          <w:kern w:val="0"/>
+          <w:lang w:eastAsia="es-PE"/>
+          <ns2:ligatures ns2:val="none"/>
+        </w:rPr>
+      </w:pPr>
+      <w:r>
+        <w:rPr>
+          <w:rFonts w:ascii="Arial Narrow" w:eastAsia="Arial Narrow" w:hAnsi="Arial Narrow" w:cs="Arial Narrow"/>
+          <w:b/>
+          <w:color w:val="000000"/>
+          <w:kern w:val="0"/>
+          <w:lang w:eastAsia="es-PE"/>
+          <ns2:ligatures ns2:val="none"/>
         </w:rPr>
         <w:t xml:space="preserve">TERCERO: </w:t>
       </w:r>
@@ -4150,7 +4150,7 @@
           <w:color w:val="000000"/>
           <w:kern w:val="0"/>
           <w:lang w:eastAsia="es-PE"/>
-          <w14:ligatures w14:val="none"/>
+          <ns2:ligatures ns2:val="none"/>
         </w:rPr>
         <w:t xml:space="preserve">requerir </w:t>
       </w:r>
@@ -4161,7 +4161,7 @@
           <w:kern w:val="0"/>
           <w:shd w:val="clear" w:color="auto" w:fill="FFFFFF"/>
           <w:lang w:eastAsia="es-PE"/>
-          <w14:ligatures w14:val="none"/>
+          <ns2:ligatures ns2:val="none"/>
         </w:rPr>
         <w:t xml:space="preserve">al </w:t>
       </w:r>
@@ -4173,7 +4173,7 @@
           <w:kern w:val="0"/>
           <w:shd w:val="clear" w:color="auto" w:fill="FFFFFF"/>
           <w:lang w:eastAsia="es-PE"/>
-          <w14:ligatures w14:val="none"/>
+          <ns2:ligatures ns2:val="none"/>
         </w:rPr>
         <w:t xml:space="preserve">Banco Ripley </w:t>
       </w:r>
@@ -4184,7 +4184,7 @@
           <w:kern w:val="0"/>
           <w:shd w:val="clear" w:color="auto" w:fill="FFFFFF"/>
           <w:lang w:eastAsia="es-PE"/>
-          <w14:ligatures w14:val="none"/>
+          <ns2:ligatures ns2:val="none"/>
         </w:rPr>
         <w:t>Perú</w:t>
       </w:r>
@@ -4195,7 +4195,7 @@
           <w:kern w:val="0"/>
           <w:shd w:val="clear" w:color="auto" w:fill="FFFFFF"/>
           <w:lang w:eastAsia="es-PE"/>
-          <w14:ligatures w14:val="none"/>
+          <ns2:ligatures ns2:val="none"/>
         </w:rPr>
         <w:t xml:space="preserve"> S.A. </w:t>
       </w:r>
@@ -4206,7 +4206,7 @@
           <w:kern w:val="0"/>
           <w:shd w:val="clear" w:color="auto" w:fill="FFFFFF"/>
           <w:lang w:eastAsia="es-PE"/>
-          <w14:ligatures w14:val="none"/>
+          <ns2:ligatures ns2:val="none"/>
         </w:rPr>
         <w:t xml:space="preserve">y </w:t>
       </w:r>
@@ -4277,7 +4277,7 @@
           <w:kern w:val="0"/>
           <w:shd w:val="clear" w:color="auto" w:fill="FFFFFF"/>
           <w:lang w:eastAsia="es-PE"/>
-          <w14:ligatures w14:val="none"/>
+          <ns2:ligatures ns2:val="none"/>
         </w:rPr>
         <w:t xml:space="preserve"> </w:t>
       </w:r>
@@ -4287,7 +4287,7 @@
           <w:color w:val="000000"/>
           <w:kern w:val="0"/>
           <w:lang w:eastAsia="es-PE"/>
-          <w14:ligatures w14:val="none"/>
+          <ns2:ligatures ns2:val="none"/>
         </w:rPr>
         <w:t>que cumplan con lo siguiente</w:t>
       </w:r>
@@ -4298,12 +4298,12 @@
           <w:color w:val="000000"/>
           <w:kern w:val="0"/>
           <w:lang w:eastAsia="es-PE"/>
-          <w14:ligatures w14:val="none"/>
+          <ns2:ligatures ns2:val="none"/>
         </w:rPr>
         <w:t>:</w:t>
       </w:r>
     </w:p>
-    <w:p>
+    <w:p ns2:paraId="4A428500" ns2:textId="77777777">
       <w:pPr>
         <w:spacing w:after="0" w:line="240" w:lineRule="auto"/>
         <w:jc w:val="both"/>
@@ -4312,11 +4312,11 @@
           <w:color w:val="000000"/>
           <w:kern w:val="0"/>
           <w:lang w:eastAsia="es-PE"/>
-          <w14:ligatures w14:val="none"/>
-        </w:rPr>
-      </w:pPr>
-    </w:p>
-    <w:p>
+          <ns2:ligatures ns2:val="none"/>
+        </w:rPr>
+      </w:pPr>
+    </w:p>
+    <w:p ns2:paraId="74F51CC0" ns2:textId="77777777">
       <w:pPr>
         <w:numPr>
           <w:ilvl w:val="0"/>
@@ -4330,21 +4330,21 @@
           <w:color w:val="000000"/>
           <w:kern w:val="0"/>
           <w:lang w:eastAsia="es-PE"/>
-          <w14:ligatures w14:val="none"/>
-        </w:rPr>
-      </w:pPr>
-      <w:r>
-        <w:rPr>
-          <w:rFonts w:ascii="Arial Narrow" w:eastAsia="Arial Narrow" w:hAnsi="Arial Narrow" w:cs="Arial Narrow"/>
-          <w:color w:val="000000"/>
-          <w:kern w:val="0"/>
-          <w:lang w:eastAsia="es-PE"/>
-          <w14:ligatures w14:val="none"/>
+          <ns2:ligatures ns2:val="none"/>
+        </w:rPr>
+      </w:pPr>
+      <w:r>
+        <w:rPr>
+          <w:rFonts w:ascii="Arial Narrow" w:eastAsia="Arial Narrow" w:hAnsi="Arial Narrow" w:cs="Arial Narrow"/>
+          <w:color w:val="000000"/>
+          <w:kern w:val="0"/>
+          <w:lang w:eastAsia="es-PE"/>
+          <ns2:ligatures ns2:val="none"/>
         </w:rPr>
         <w:t>presentar documentos que acrediten su inscripción en los Registros Públicos o una declaración jurada que indique que cuenta con dicha inscripción;</w:t>
       </w:r>
     </w:p>
-    <w:p>
+    <w:p ns2:paraId="7A5CE416" ns2:textId="77777777">
       <w:pPr>
         <w:numPr>
           <w:ilvl w:val="0"/>
@@ -4358,21 +4358,21 @@
           <w:color w:val="000000"/>
           <w:kern w:val="0"/>
           <w:lang w:eastAsia="es-PE"/>
-          <w14:ligatures w14:val="none"/>
-        </w:rPr>
-      </w:pPr>
-      <w:r>
-        <w:rPr>
-          <w:rFonts w:ascii="Arial Narrow" w:eastAsia="Arial Narrow" w:hAnsi="Arial Narrow" w:cs="Arial Narrow"/>
-          <w:color w:val="000000"/>
-          <w:kern w:val="0"/>
-          <w:lang w:eastAsia="es-PE"/>
-          <w14:ligatures w14:val="none"/>
+          <ns2:ligatures ns2:val="none"/>
+        </w:rPr>
+      </w:pPr>
+      <w:r>
+        <w:rPr>
+          <w:rFonts w:ascii="Arial Narrow" w:eastAsia="Arial Narrow" w:hAnsi="Arial Narrow" w:cs="Arial Narrow"/>
+          <w:color w:val="000000"/>
+          <w:kern w:val="0"/>
+          <w:lang w:eastAsia="es-PE"/>
+          <ns2:ligatures ns2:val="none"/>
         </w:rPr>
         <w:t>presentar copia simple de las facultades de representación de su representante legal en el presente procedimiento o la declaración jurada que indique que cuenta con dichas facultades y que estas se encuentran vigentes;</w:t>
       </w:r>
     </w:p>
-    <w:p>
+    <w:p ns2:paraId="58A72763" ns2:textId="77777777">
       <w:pPr>
         <w:numPr>
           <w:ilvl w:val="0"/>
@@ -4386,21 +4386,21 @@
           <w:color w:val="000000"/>
           <w:kern w:val="0"/>
           <w:lang w:eastAsia="es-PE"/>
-          <w14:ligatures w14:val="none"/>
-        </w:rPr>
-      </w:pPr>
-      <w:r>
-        <w:rPr>
-          <w:rFonts w:ascii="Arial Narrow" w:eastAsia="Arial Narrow" w:hAnsi="Arial Narrow" w:cs="Arial Narrow"/>
-          <w:color w:val="000000"/>
-          <w:kern w:val="0"/>
-          <w:lang w:eastAsia="es-PE"/>
-          <w14:ligatures w14:val="none"/>
+          <ns2:ligatures ns2:val="none"/>
+        </w:rPr>
+      </w:pPr>
+      <w:r>
+        <w:rPr>
+          <w:rFonts w:ascii="Arial Narrow" w:eastAsia="Arial Narrow" w:hAnsi="Arial Narrow" w:cs="Arial Narrow"/>
+          <w:color w:val="000000"/>
+          <w:kern w:val="0"/>
+          <w:lang w:eastAsia="es-PE"/>
+          <ns2:ligatures ns2:val="none"/>
         </w:rPr>
         <w:t>consignar el Número de Registro Único de Contribuyentes (RUC); y,</w:t>
       </w:r>
     </w:p>
-    <w:p>
+    <w:p ns2:paraId="1F9EE37F" ns2:textId="336801D6">
       <w:pPr>
         <w:numPr>
           <w:ilvl w:val="0"/>
@@ -4412,16 +4412,16 @@
         <w:rPr>
           <w:rFonts w:ascii="Arial Narrow" w:eastAsia="Calibri" w:hAnsi="Arial Narrow" w:cs="Arial"/>
           <w:kern w:val="0"/>
-          <w14:ligatures w14:val="none"/>
-        </w:rPr>
-      </w:pPr>
-      <w:r>
-        <w:rPr>
-          <w:rFonts w:ascii="Arial Narrow" w:eastAsia="Arial Narrow" w:hAnsi="Arial Narrow" w:cs="Arial Narrow"/>
-          <w:color w:val="000000"/>
-          <w:kern w:val="0"/>
-          <w:lang w:eastAsia="es-PE"/>
-          <w14:ligatures w14:val="none"/>
+          <ns2:ligatures ns2:val="none"/>
+        </w:rPr>
+      </w:pPr>
+      <w:r>
+        <w:rPr>
+          <w:rFonts w:ascii="Arial Narrow" w:eastAsia="Arial Narrow" w:hAnsi="Arial Narrow" w:cs="Arial Narrow"/>
+          <w:color w:val="000000"/>
+          <w:kern w:val="0"/>
+          <w:lang w:eastAsia="es-PE"/>
+          <ns2:ligatures ns2:val="none"/>
         </w:rPr>
         <w:t>fijar domicilio procesal para el procedimiento, de conformidad con el numeral 1 del artículo 442</w:t>
       </w:r>
@@ -4431,7 +4431,7 @@
           <w:color w:val="000000"/>
           <w:kern w:val="0"/>
           <w:lang w:eastAsia="es-PE"/>
-          <w14:ligatures w14:val="none"/>
+          <ns2:ligatures ns2:val="none"/>
         </w:rPr>
         <w:t/>
       </w:r>
@@ -4441,7 +4441,7 @@
           <w:color w:val="000000"/>
           <w:kern w:val="0"/>
           <w:lang w:eastAsia="es-PE"/>
-          <w14:ligatures w14:val="none"/>
+          <ns2:ligatures ns2:val="none"/>
         </w:rPr>
         <w:t xml:space="preserve"> del Código Procesal Civil</w:t>
       </w:r>
@@ -4451,7 +4451,7 @@
           <w:rFonts w:ascii="Arial Narrow" w:eastAsia="Arial Narrow" w:hAnsi="Arial Narrow" w:cs="Arial Narrow"/>
           <w:kern w:val="0"/>
           <w:vertAlign w:val="superscript"/>
-          <w14:ligatures w14:val="none"/>
+          <ns2:ligatures ns2:val="none"/>
         </w:rPr>
         <w:footnoteReference w:id="6"/>
       </w:r>
@@ -4461,7 +4461,7 @@
           <w:color w:val="000000"/>
           <w:kern w:val="0"/>
           <w:lang w:eastAsia="es-PE"/>
-          <w14:ligatures w14:val="none"/>
+          <ns2:ligatures ns2:val="none"/>
         </w:rPr>
         <w:t xml:space="preserve">. </w:t>
       </w:r>
@@ -4469,7 +4469,7 @@
         <w:rPr>
           <w:rFonts w:ascii="Arial Narrow" w:eastAsia="Calibri" w:hAnsi="Arial Narrow" w:cs="Arial"/>
           <w:kern w:val="0"/>
-          <w14:ligatures w14:val="none"/>
+          <ns2:ligatures ns2:val="none"/>
         </w:rPr>
         <w:t>Para ello podrá señalar domicilio físico o una dirección electrónica a la que pueda remitirse las notificaciones</w:t>
       </w:r>
@@ -4478,12 +4478,12 @@
           <w:rFonts w:ascii="Arial Narrow" w:eastAsia="Arial" w:hAnsi="Arial Narrow" w:cs="Arial"/>
           <w:kern w:val="0"/>
           <w:lang w:val="es"/>
-          <w14:ligatures w14:val="none"/>
+          <ns2:ligatures ns2:val="none"/>
         </w:rPr>
         <w:t>;</w:t>
       </w:r>
     </w:p>
-    <w:p>
+    <w:p ns2:paraId="2D8A5382" ns2:textId="77777777">
       <w:pPr>
         <w:numPr>
           <w:ilvl w:val="0"/>
@@ -4495,14 +4495,14 @@
         <w:rPr>
           <w:rFonts w:ascii="Arial Narrow" w:eastAsia="Calibri" w:hAnsi="Arial Narrow" w:cs="Arial"/>
           <w:kern w:val="0"/>
-          <w14:ligatures w14:val="none"/>
+          <ns2:ligatures ns2:val="none"/>
         </w:rPr>
       </w:pPr>
       <w:r>
         <w:rPr>
           <w:rFonts w:ascii="Arial Narrow" w:eastAsia="Calibri" w:hAnsi="Arial Narrow" w:cs="Arial"/>
           <w:kern w:val="0"/>
-          <w14:ligatures w14:val="none"/>
+          <ns2:ligatures ns2:val="none"/>
         </w:rPr>
         <w:t>en caso califique como micro empresa o pequeña empresa, presentar los documentos que acrediten su volumen de ventas o ingresos brutos percibidos el año anterior relativo a todas sus actividades económicas y el número de trabajadores con el que cuenta</w:t>
       </w:r>
@@ -4512,7 +4512,7 @@
           <w:rFonts w:ascii="Arial Narrow" w:eastAsia="Calibri" w:hAnsi="Arial Narrow" w:cs="Arial"/>
           <w:kern w:val="0"/>
           <w:vertAlign w:val="superscript"/>
-          <w14:ligatures w14:val="none"/>
+          <ns2:ligatures ns2:val="none"/>
         </w:rPr>
         <w:footnoteReference w:id="7"/>
       </w:r>
@@ -4520,7 +4520,7 @@
         <w:rPr>
           <w:rFonts w:ascii="Arial Narrow" w:eastAsia="Calibri" w:hAnsi="Arial Narrow" w:cs="Arial"/>
           <w:kern w:val="0"/>
-          <w14:ligatures w14:val="none"/>
+          <ns2:ligatures ns2:val="none"/>
         </w:rPr>
         <w:t xml:space="preserve">. Ello, a fin de que la Comisión pueda meritar dicha documentación, conforme lo establece el artículo 110 del </w:t>
       </w:r>
@@ -4529,7 +4529,7 @@
           <w:rFonts w:ascii="Arial Narrow" w:eastAsia="Calibri" w:hAnsi="Arial Narrow" w:cs="Arial"/>
           <w:spacing w:val="-2"/>
           <w:kern w:val="0"/>
-          <w14:ligatures w14:val="none"/>
+          <ns2:ligatures ns2:val="none"/>
         </w:rPr>
         <w:t>Código</w:t>
       </w:r>
@@ -4540,7 +4540,7 @@
           <w:spacing w:val="-2"/>
           <w:kern w:val="0"/>
           <w:vertAlign w:val="superscript"/>
-          <w14:ligatures w14:val="none"/>
+          <ns2:ligatures ns2:val="none"/>
         </w:rPr>
         <w:footnoteReference w:id="8"/>
       </w:r>
@@ -4549,12 +4549,12 @@
           <w:rFonts w:ascii="Arial Narrow" w:eastAsia="Calibri" w:hAnsi="Arial Narrow" w:cs="Arial"/>
           <w:spacing w:val="-2"/>
           <w:kern w:val="0"/>
-          <w14:ligatures w14:val="none"/>
+          <ns2:ligatures ns2:val="none"/>
         </w:rPr>
         <w:t>.</w:t>
       </w:r>
     </w:p>
-    <w:p>
+    <w:p ns2:paraId="2EB269EF" ns2:textId="77777777">
       <w:pPr>
         <w:spacing w:after="0" w:line="240" w:lineRule="auto"/>
         <w:ind w:left="567"/>
@@ -4564,7 +4564,7 @@
           <w:color w:val="000000"/>
           <w:kern w:val="0"/>
           <w:lang w:eastAsia="es-PE"/>
-          <w14:ligatures w14:val="none"/>
+          <ns2:ligatures ns2:val="none"/>
         </w:rPr>
       </w:pPr>
     </w:p>
@@ -4575,42 +4575,86 @@
         <w:rPr>
           <w:rFonts w:ascii="Arial Narrow" w:eastAsia="Calibri" w:hAnsi="Arial Narrow" w:cs="Arial"/>
           <w:kern w:val="0"/>
-          <w14:ligatures w14:val="none"/>
-        </w:rPr>
-      </w:pPr>
-      <w:r>
-        <w:rPr>
-          <w:rFonts w:ascii="Arial Narrow" w:eastAsia="Arial Narrow" w:hAnsi="Arial Narrow" w:cs="Arial Narrow"/>
-          <w:b/>
-          <w:color w:val="000000"/>
-          <w:kern w:val="0"/>
-          <w:lang w:eastAsia="es-PE"/>
-          <w14:ligatures w14:val="none"/>
-        </w:rPr>
-        <w:lastRenderedPageBreak/>
-        <w:t>CUARTO</w:t>
-      </w:r>
-      <w:r>
-        <w:rPr>
-          <w:rFonts w:ascii="Arial Narrow" w:eastAsia="Arial Narrow" w:hAnsi="Arial Narrow" w:cs="Arial Narrow"/>
-          <w:b/>
-          <w:color w:val="000000"/>
-          <w:kern w:val="0"/>
-          <w:lang w:eastAsia="es-PE"/>
-          <w14:ligatures w14:val="none"/>
+          <ns2:ligatures ns2:val="none"/>
+        </w:rPr>
+      </w:pPr>
+      <w:r>
+        <w:rPr>
+          <w:rFonts w:ascii="Arial Narrow" w:hAnsi="Arial Narrow" w:cs="Arial Narrow"/>
+          <w:b w:val="1"/>
+          <w:bCs w:val="1"/>
+          <w:sz w:val="20"/>
+          <w:szCs w:val="20"/>
+        </w:rPr>
+        <w:t xml:space="preserve">CUARTO: </w:t>
+      </w:r>
+      <w:r>
+        <w:rPr>
+          <w:rFonts w:ascii="Arial Narrow" w:hAnsi="Arial Narrow" w:cs="Arial Narrow"/>
+          <w:sz w:val="20"/>
+          <w:szCs w:val="20"/>
+        </w:rPr>
+        <w:t xml:space="preserve">correr traslado de la presente resolución a Banco Ripley Perú S.A. y a Mapfre Perú Compañía de Seguros y Reaseguros S.A para que, de conformidad con lo dispuesto por el artículo 26° de la Ley sobre Facultades, Normas y Organización del Indecopi, aprobado por Decreto Legislativo N° 8079, presenten sus descargos sobre la imputación de cargos realizada en un plazo no mayor a cinco (5) días hábiles contado a partir del día siguiente de la notificación de la presente resolución, vencido el cual, el Secretario Técnico declarará en rebeldía a los denunciados que no lo hubieran presentado. Debe precisarse que de conformidad con lo establecido por el artículo 223° del Texto Único Ordenado de la Ley N° 27444, Ley del Procedimiento Administrativo General, las alegaciones y los hechos relevantes de la reclamación, salvo que hayan sido específicamente negadas en la contestación, se tendrán por aceptadas o meritadas como ciertas.</w:t>
+      </w:r>
+    </w:p>
+    <w:p ns2:paraId="6CAF69AE" ns2:textId="77777777">
+      <w:pPr>
+        <w:spacing w:after="0" w:line="240" w:lineRule="auto"/>
+        <w:jc w:val="both"/>
+        <w:rPr>
+          <w:rFonts w:ascii="Arial Narrow" w:eastAsia="Arial Narrow" w:hAnsi="Arial Narrow" w:cs="Arial Narrow"/>
+          <w:color w:val="000000"/>
+          <w:kern w:val="0"/>
+          <w:lang w:eastAsia="es-PE"/>
+          <ns2:ligatures ns2:val="none"/>
+        </w:rPr>
+      </w:pPr>
+    </w:p>
+    <w:p ns2:paraId="20761EDD" ns2:textId="6651B92C">
+      <w:pPr>
+        <w:spacing w:after="0" w:line="240" w:lineRule="auto"/>
+        <w:contextualSpacing/>
+        <w:jc w:val="both"/>
+        <w:rPr>
+          <w:rFonts w:ascii="Arial Narrow" w:eastAsia="Times New Roman" w:hAnsi="Arial Narrow" w:cs="Arial"/>
+          <w:color w:val="000000"/>
+          <w:kern w:val="0"/>
+          <w:lang w:eastAsia="es-ES"/>
+          <ns2:ligatures ns2:val="none"/>
+        </w:rPr>
+      </w:pPr>
+      <w:r>
+        <w:rPr>
+          <w:rFonts w:ascii="Arial Narrow" w:eastAsia="Arial Narrow" w:hAnsi="Arial Narrow" w:cs="Arial Narrow"/>
+          <w:b/>
+          <w:color w:val="000000"/>
+          <w:kern w:val="0"/>
+          <w:lang w:eastAsia="es-PE"/>
+          <ns2:ligatures ns2:val="none"/>
+        </w:rPr>
+        <w:t>QUINTO</w:t>
+      </w:r>
+      <w:r>
+        <w:rPr>
+          <w:rFonts w:ascii="Arial Narrow" w:eastAsia="Arial Narrow" w:hAnsi="Arial Narrow" w:cs="Arial Narrow"/>
+          <w:b/>
+          <w:color w:val="000000"/>
+          <w:kern w:val="0"/>
+          <w:lang w:eastAsia="es-PE"/>
+          <ns2:ligatures ns2:val="none"/>
         </w:rPr>
         <w:t xml:space="preserve">: </w:t>
       </w:r>
-      <w:bookmarkStart w:id="10" w:name="_Hlk182351769"/>
-      <w:r>
-        <w:rPr>
-          <w:rFonts w:ascii="Arial Narrow" w:eastAsia="Arial Narrow" w:hAnsi="Arial Narrow" w:cs="Arial Narrow"/>
-          <w:color w:val="000000"/>
-          <w:kern w:val="0"/>
-          <w:lang w:eastAsia="es-PE"/>
-          <w14:ligatures w14:val="none"/>
-        </w:rPr>
-        <w:t xml:space="preserve">correr traslado de la denuncia interpuesta </w:t>
+      <w:bookmarkStart w:id="11" w:name="_Hlk182351777"/>
+      <w:r>
+        <w:rPr>
+          <w:rFonts w:ascii="Arial Narrow" w:eastAsia="Arial Narrow" w:hAnsi="Arial Narrow" w:cs="Arial Narrow"/>
+          <w:color w:val="000000"/>
+          <w:kern w:val="0"/>
+          <w:lang w:eastAsia="es-PE"/>
+          <ns2:ligatures ns2:val="none"/>
+        </w:rPr>
+        <w:t xml:space="preserve">requerir </w:t>
       </w:r>
       <w:r>
         <w:rPr>
@@ -4618,61 +4662,413 @@
           <w:color w:val="000000"/>
           <w:kern w:val="0"/>
           <w:lang w:val="es-ES" w:eastAsia="es-ES"/>
-          <w14:ligatures w14:val="none"/>
+          <ns2:ligatures ns2:val="none"/>
+        </w:rPr>
+        <w:t xml:space="preserve">que, en un </w:t>
+      </w:r>
+      <w:r>
+        <w:rPr>
+          <w:rFonts w:ascii="Arial Narrow" w:eastAsia="Arial Narrow" w:hAnsi="Arial Narrow" w:cs="Arial Narrow"/>
+          <w:color w:val="000000"/>
+          <w:kern w:val="0"/>
+          <w:lang w:eastAsia="es-PE"/>
+          <ns2:ligatures ns2:val="none"/>
+        </w:rPr>
+        <w:t xml:space="preserve">plazo no mayor de cinco (5) días hábiles contado a partir del día siguiente de la notificación de la presente </w:t>
+      </w:r>
+      <w:r>
+        <w:rPr>
+          <w:rFonts w:ascii="Arial Narrow" w:eastAsia="Arial Narrow" w:hAnsi="Arial Narrow" w:cs="Arial Narrow"/>
+          <w:kern w:val="0"/>
+          <w:lang w:eastAsia="es-PE"/>
+          <ns2:ligatures ns2:val="none"/>
+        </w:rPr>
+        <w:t xml:space="preserve">resolución, </w:t>
+      </w:r>
+      <w:r>
+        <w:rPr>
+          <w:rFonts w:ascii="Arial Narrow" w:eastAsia="Times New Roman" w:hAnsi="Arial Narrow" w:cs="Times New Roman"/>
+          <w:color w:val="000000"/>
+          <w:kern w:val="0"/>
+          <w:shd w:val="clear" w:color="auto" w:fill="FFFFFF"/>
+          <w:lang w:eastAsia="es-PE"/>
+          <ns2:ligatures ns2:val="none"/>
         </w:rPr>
         <w:t xml:space="preserve">el </w:t>
       </w:r>
       <w:r>
         <w:rPr>
-          <w:rFonts w:ascii="Arial Narrow" w:eastAsia="Times New Roman" w:hAnsi="Arial Narrow" w:cs="Arial"/>
-          <w:color w:val="000000"/>
+          <w:rFonts w:ascii="Arial Narrow" w:eastAsia="Times New Roman" w:hAnsi="Arial Narrow" w:cs="Times New Roman"/>
+          <w:color w:val="000000"/>
+          <w:kern w:val="0"/>
+          <w:shd w:val="clear" w:color="auto" w:fill="FFFFFF"/>
+          <w:lang w:eastAsia="es-PE"/>
+          <ns2:ligatures ns2:val="none"/>
+        </w:rPr>
+        <w:t>Banco Ripley Per</w:t>
+      </w:r>
+      <w:r>
+        <w:rPr>
+          <w:rFonts w:ascii="Arial Narrow" w:eastAsia="Times New Roman" w:hAnsi="Arial Narrow" w:cs="Times New Roman"/>
+          <w:color w:val="000000"/>
+          <w:kern w:val="0"/>
+          <w:shd w:val="clear" w:color="auto" w:fill="FFFFFF"/>
+          <w:lang w:eastAsia="es-PE"/>
+          <ns2:ligatures ns2:val="none"/>
+        </w:rPr>
+        <w:t>ú</w:t>
+      </w:r>
+      <w:r>
+        <w:rPr>
+          <w:rFonts w:ascii="Arial Narrow" w:eastAsia="Times New Roman" w:hAnsi="Arial Narrow" w:cs="Times New Roman"/>
+          <w:color w:val="000000"/>
+          <w:kern w:val="0"/>
+          <w:shd w:val="clear" w:color="auto" w:fill="FFFFFF"/>
+          <w:lang w:eastAsia="es-PE"/>
+          <ns2:ligatures ns2:val="none"/>
+        </w:rPr>
+        <w:t xml:space="preserve"> S.A</w:t>
+      </w:r>
+      <w:r>
+        <w:rPr>
+          <w:rFonts w:ascii="Arial Narrow" w:eastAsia="Times New Roman" w:hAnsi="Arial Narrow" w:cs="Times New Roman"/>
+          <w:color w:val="000000"/>
+          <w:kern w:val="0"/>
+          <w:shd w:val="clear" w:color="auto" w:fill="FFFFFF"/>
+          <w:lang w:eastAsia="es-PE"/>
+          <ns2:ligatures ns2:val="none"/>
+        </w:rPr>
+        <w:t>.</w:t>
+      </w:r>
+      <w:r>
+        <w:rPr>
+          <w:rFonts w:ascii="Arial Narrow" w:eastAsia="Times New Roman" w:hAnsi="Arial Narrow" w:cs="Times New Roman"/>
+          <w:kern w:val="0"/>
+          <w:shd w:val="clear" w:color="auto" w:fill="FFFFFF"/>
+          <w:lang w:eastAsia="es-PE"/>
+          <ns2:ligatures ns2:val="none"/>
+        </w:rPr>
+        <w:t xml:space="preserve">, </w:t>
+      </w:r>
+      <w:r>
+        <w:rPr>
+          <w:rFonts w:ascii="Arial Narrow" w:eastAsia="Times New Roman" w:hAnsi="Arial Narrow" w:cs="Arial"/>
           <w:kern w:val="0"/>
           <w:lang w:val="es-ES" w:eastAsia="es-ES"/>
-          <w14:ligatures w14:val="none"/>
-        </w:rPr>
-        <w:t xml:space="preserve">23 de </w:t>
-      </w:r>
-      <w:r>
-        <w:rPr>
-          <w:rFonts w:ascii="Arial Narrow" w:eastAsia="Times New Roman" w:hAnsi="Arial Narrow" w:cs="Arial"/>
-          <w:color w:val="000000"/>
+          <ns2:ligatures ns2:val="none"/>
+        </w:rPr>
+        <w:t xml:space="preserve">cumpla con </w:t>
+      </w:r>
+      <w:r>
+        <w:rPr>
+          <w:rFonts w:ascii="Arial Narrow" w:eastAsia="Times New Roman" w:hAnsi="Arial Narrow" w:cs="Arial"/>
           <w:kern w:val="0"/>
           <w:lang w:val="es-ES" w:eastAsia="es-ES"/>
-          <w14:ligatures w14:val="none"/>
-        </w:rPr>
-        <w:t xml:space="preserve">marzo de 2025 </w:t>
-      </w:r>
-      <w:r>
-        <w:rPr>
-          <w:rFonts w:ascii="Arial Narrow" w:eastAsia="Arial Narrow" w:hAnsi="Arial Narrow" w:cs="Arial Narrow"/>
-          <w:color w:val="000000"/>
-          <w:kern w:val="0"/>
-          <w:lang w:eastAsia="es-PE"/>
-          <w14:ligatures w14:val="none"/>
-        </w:rPr>
-        <w:t>a</w:t>
+          <ns2:ligatures ns2:val="none"/>
+        </w:rPr>
+        <w:t xml:space="preserve">lo siguiente: </w:t>
+      </w:r>
+      <w:bookmarkEnd w:id="11"/>
+      <w:r>
+        <w:rPr>
+          <w:rFonts w:ascii="Arial Narrow" w:eastAsia="Times New Roman" w:hAnsi="Arial Narrow" w:cs="Arial"/>
+          <w:color w:val="000000"/>
+          <w:kern w:val="0"/>
+          <w:lang w:val="es-ES" w:eastAsia="es-ES"/>
+          <ns2:ligatures ns2:val="none"/>
+        </w:rPr>
+        <w:t xml:space="preserve">(i) presentar una copia completa, legible y debidamente suscrita </w:t>
+      </w:r>
+      <w:r>
+        <w:rPr>
+          <w:rFonts w:ascii="Arial Narrow" w:eastAsia="Times New Roman" w:hAnsi="Arial Narrow" w:cs="Arial"/>
+          <w:color w:val="000000"/>
+          <w:kern w:val="0"/>
+          <w:lang w:val="es-ES" w:eastAsia="es-ES"/>
+          <ns2:ligatures ns2:val="none"/>
+        </w:rPr>
+        <w:t>de la</w:t>
+      </w:r>
+      <w:r>
+        <w:rPr>
+          <w:rFonts w:ascii="Arial Narrow" w:eastAsia="Times New Roman" w:hAnsi="Arial Narrow" w:cs="Arial"/>
+          <w:color w:val="000000"/>
+          <w:kern w:val="0"/>
+          <w:lang w:eastAsia="es-ES"/>
+          <ns2:ligatures ns2:val="none"/>
+        </w:rPr>
+        <w:t xml:space="preserve"> Póliza </w:t>
+      </w:r>
+      <w:r>
+        <w:rPr>
+          <w:rFonts w:ascii="Arial Narrow" w:eastAsia="Times New Roman" w:hAnsi="Arial Narrow" w:cs="Arial"/>
+          <w:color w:val="000000"/>
+          <w:kern w:val="0"/>
+          <w:lang w:val="es-ES" w:eastAsia="es-ES"/>
+          <ns2:ligatures ns2:val="none"/>
+        </w:rPr>
+        <w:t xml:space="preserve"/>
+      </w:r>
+      <w:r>
+        <w:rPr>
+          <w:rFonts w:ascii="Arial Narrow" w:eastAsia="Times New Roman" w:hAnsi="Arial Narrow" w:cs="Arial"/>
+          <w:color w:val="000000"/>
+          <w:kern w:val="0"/>
+          <w:lang w:val="es-ES" w:eastAsia="es-ES"/>
+          <ns2:ligatures ns2:val="none"/>
+        </w:rPr>
+        <w:t xml:space="preserve"> </w:t>
       </w:r>
       <w:r>
         <w:rPr>
           <w:rFonts w:ascii="Arial Narrow" w:eastAsia="Times New Roman" w:hAnsi="Arial Narrow" w:cs="Times New Roman"/>
-          <w:color w:val="000000"/>
           <w:kern w:val="0"/>
           <w:shd w:val="clear" w:color="auto" w:fill="FFFFFF"/>
           <w:lang w:eastAsia="es-PE"/>
-          <w14:ligatures w14:val="none"/>
-        </w:rPr>
-        <w:t xml:space="preserve">l </w:t>
+          <ns2:ligatures ns2:val="none"/>
+        </w:rPr>
+        <w:t xml:space="preserve"> 8080071 </w:t>
+      </w:r>
+      <w:r>
+        <w:rPr>
+          <w:rFonts w:ascii="Arial Narrow" w:eastAsia="Times New Roman" w:hAnsi="Arial Narrow" w:cs="Arial"/>
+          <w:color w:val="000000"/>
+          <w:kern w:val="0"/>
+          <w:lang w:val="es-ES" w:eastAsia="es-ES"/>
+          <ns2:ligatures ns2:val="none"/>
+        </w:rPr>
+        <w:t xml:space="preserve">y la Póliza 27330 </w:t>
+      </w:r>
+      <w:r>
+        <w:rPr>
+          <w:rFonts w:ascii="Arial Narrow" w:eastAsia="Times New Roman" w:hAnsi="Arial Narrow" w:cs="Arial"/>
+          <w:color w:val="000000"/>
+          <w:kern w:val="0"/>
+          <w:lang w:eastAsia="es-ES"/>
+          <ns2:ligatures ns2:val="none"/>
+        </w:rPr>
+        <w:t>materia de denuncia</w:t>
+      </w:r>
+      <w:r>
+        <w:rPr>
+          <w:rFonts w:ascii="Arial Narrow" w:eastAsia="Times New Roman" w:hAnsi="Arial Narrow" w:cs="Arial"/>
+          <w:color w:val="000000"/>
+          <w:kern w:val="0"/>
+          <w:lang w:val="es-ES" w:eastAsia="es-ES"/>
+          <ns2:ligatures ns2:val="none"/>
+        </w:rPr>
+        <w:t xml:space="preserve"> (ii) presentar </w:t>
+      </w:r>
+      <w:r>
+        <w:rPr>
+          <w:rFonts w:ascii="Arial Narrow" w:eastAsia="Times New Roman" w:hAnsi="Arial Narrow" w:cs="Arial"/>
+          <w:color w:val="000000"/>
+          <w:kern w:val="0"/>
+          <w:lang w:val="es-ES" w:eastAsia="es-ES"/>
+          <ns2:ligatures ns2:val="none"/>
+        </w:rPr>
+        <w:t xml:space="preserve">los medios probatorios que acrediten que remitió la </w:t>
+      </w:r>
+      <w:r>
+        <w:rPr>
+          <w:rFonts w:ascii="Arial Narrow" w:eastAsia="Times New Roman" w:hAnsi="Arial Narrow" w:cs="Arial"/>
+          <w:color w:val="000000"/>
+          <w:kern w:val="0"/>
+          <w:lang w:eastAsia="es-ES"/>
+          <ns2:ligatures ns2:val="none"/>
+        </w:rPr>
+        <w:t xml:space="preserve">Póliza </w:t>
+      </w:r>
+      <w:r>
+        <w:rPr>
+          <w:rFonts w:ascii="Arial Narrow" w:eastAsia="Times New Roman" w:hAnsi="Arial Narrow" w:cs="Arial"/>
+          <w:color w:val="000000"/>
+          <w:kern w:val="0"/>
+          <w:lang w:val="es-ES" w:eastAsia="es-ES"/>
+          <ns2:ligatures ns2:val="none"/>
+        </w:rPr>
+        <w:t xml:space="preserve"/>
       </w:r>
       <w:r>
         <w:rPr>
           <w:rFonts w:ascii="Arial Narrow" w:eastAsia="Times New Roman" w:hAnsi="Arial Narrow" w:cs="Times New Roman"/>
-          <w:color w:val="000000"/>
           <w:kern w:val="0"/>
           <w:shd w:val="clear" w:color="auto" w:fill="FFFFFF"/>
           <w:lang w:eastAsia="es-PE"/>
-          <w14:ligatures w14:val="none"/>
-        </w:rPr>
-        <w:t xml:space="preserve">Banco Ripley </w:t>
+          <ns2:ligatures ns2:val="none"/>
+        </w:rPr>
+        <w:t xml:space="preserve"> 8080071 </w:t>
+      </w:r>
+      <w:r>
+        <w:rPr>
+          <w:rFonts w:ascii="Arial Narrow" w:eastAsia="Times New Roman" w:hAnsi="Arial Narrow" w:cs="Arial"/>
+          <w:color w:val="000000"/>
+          <w:kern w:val="0"/>
+          <w:lang w:val="es-ES" w:eastAsia="es-ES"/>
+          <ns2:ligatures ns2:val="none"/>
+        </w:rPr>
+        <w:t xml:space="preserve">y la Póliza </w:t>
+      </w:r>
+      <w:r>
+        <w:rPr>
+          <w:rFonts w:ascii="Arial Narrow" w:eastAsia="Times New Roman" w:hAnsi="Arial Narrow" w:cs="Arial"/>
+          <w:color w:val="000000"/>
+          <w:kern w:val="0"/>
+          <w:lang w:val="es-ES" w:eastAsia="es-ES"/>
+          <ns2:ligatures ns2:val="none"/>
+        </w:rPr>
+        <w:t>27330 al consumidor ; y, (iii) presentar los medios probatorios que acrediten que los datos de correo electrónico y número telefónico consignadas en las pólizas materia de denuncia pertenecen al consumidor.</w:t>
+      </w:r>
+    </w:p>
+    <w:p ns2:paraId="6E8AD86D" ns2:textId="77777777">
+      <w:pPr>
+        <w:spacing w:after="0" w:line="240" w:lineRule="auto"/>
+        <w:contextualSpacing/>
+        <w:jc w:val="both"/>
+        <w:rPr>
+          <w:rFonts w:ascii="Arial Narrow" w:eastAsia="Times New Roman" w:hAnsi="Arial Narrow" w:cs="Arial"/>
+          <w:color w:val="000000"/>
+          <w:kern w:val="0"/>
+          <w:lang w:val="es-ES" w:eastAsia="es-ES"/>
+          <ns2:ligatures ns2:val="none"/>
+        </w:rPr>
+      </w:pPr>
+    </w:p>
+    <w:p ns2:paraId="5F9DCD20" ns2:textId="4B02E464">
+      <w:pPr>
+        <w:spacing w:after="0" w:line="240" w:lineRule="auto"/>
+        <w:jc w:val="both"/>
+        <w:rPr>
+          <w:rFonts w:ascii="Arial Narrow" w:eastAsia="Times New Roman" w:hAnsi="Arial Narrow" w:cs="Arial"/>
+          <w:color w:val="000000"/>
+          <w:kern w:val="0"/>
+          <w:lang w:eastAsia="es-ES"/>
+          <ns2:ligatures ns2:val="none"/>
+        </w:rPr>
+      </w:pPr>
+      <w:r>
+        <w:rPr>
+          <w:rFonts w:ascii="Arial Narrow" w:eastAsia="Arial Narrow" w:hAnsi="Arial Narrow" w:cs="Arial Narrow"/>
+          <w:b/>
+          <w:color w:val="000000"/>
+          <w:kern w:val="0"/>
+          <w:lang w:val="es-ES" w:eastAsia="es-PE"/>
+          <ns2:ligatures ns2:val="none"/>
+        </w:rPr>
+        <w:t>SEXTO</w:t>
+      </w:r>
+      <w:r>
+        <w:rPr>
+          <w:rFonts w:ascii="Arial Narrow" w:eastAsia="Arial Narrow" w:hAnsi="Arial Narrow" w:cs="Arial Narrow"/>
+          <w:b/>
+          <w:color w:val="000000"/>
+          <w:kern w:val="0"/>
+          <w:lang w:eastAsia="es-PE"/>
+          <ns2:ligatures ns2:val="none"/>
+        </w:rPr>
+        <w:t>:</w:t>
+      </w:r>
+      <w:r>
+        <w:rPr>
+          <w:rFonts w:ascii="Arial Narrow" w:eastAsia="Arial Narrow" w:hAnsi="Arial Narrow" w:cs="Arial Narrow"/>
+          <w:color w:val="000000"/>
+          <w:kern w:val="0"/>
+          <w:lang w:eastAsia="es-PE"/>
+          <ns2:ligatures ns2:val="none"/>
+        </w:rPr>
+        <w:t xml:space="preserve"> </w:t>
+      </w:r>
+      <w:bookmarkStart w:id="12" w:name="_Hlk182351813"/>
+      <w:r>
+        <w:rPr>
+          <w:rFonts w:ascii="Arial Narrow" w:eastAsia="Arial Narrow" w:hAnsi="Arial Narrow" w:cs="Arial Narrow"/>
+          <w:color w:val="000000"/>
+          <w:kern w:val="0"/>
+          <w:lang w:eastAsia="es-PE"/>
+          <ns2:ligatures ns2:val="none"/>
+        </w:rPr>
+        <w:t xml:space="preserve">requerir </w:t>
+      </w:r>
+      <w:r>
+        <w:rPr>
+          <w:rFonts w:ascii="Arial Narrow" w:eastAsia="Times New Roman" w:hAnsi="Arial Narrow" w:cs="Arial"/>
+          <w:color w:val="000000"/>
+          <w:kern w:val="0"/>
+          <w:lang w:val="es-ES" w:eastAsia="es-ES"/>
+          <ns2:ligatures ns2:val="none"/>
+        </w:rPr>
+        <w:t xml:space="preserve">que, en un </w:t>
+      </w:r>
+      <w:r>
+        <w:rPr>
+          <w:rFonts w:ascii="Arial Narrow" w:eastAsia="Arial Narrow" w:hAnsi="Arial Narrow" w:cs="Arial Narrow"/>
+          <w:color w:val="000000"/>
+          <w:kern w:val="0"/>
+          <w:lang w:eastAsia="es-PE"/>
+          <ns2:ligatures ns2:val="none"/>
+        </w:rPr>
+        <w:t xml:space="preserve">plazo no </w:t>
+      </w:r>
+      <w:r>
+        <w:rPr>
+          <w:rFonts w:ascii="Arial Narrow" w:eastAsia="Arial Narrow" w:hAnsi="Arial Narrow" w:cs="Arial Narrow"/>
+          <w:color w:val="000000"/>
+          <w:kern w:val="0"/>
+          <w:lang w:eastAsia="es-PE"/>
+          <ns2:ligatures ns2:val="none"/>
+        </w:rPr>
+        <w:t xml:space="preserve">mayor de cinco (5) días hábiles contado a partir del día siguiente de la notificación de la presente </w:t>
+      </w:r>
+      <w:r>
+        <w:rPr>
+          <w:rFonts w:ascii="Arial Narrow" w:eastAsia="Arial Narrow" w:hAnsi="Arial Narrow" w:cs="Arial Narrow"/>
+          <w:kern w:val="0"/>
+          <w:lang w:eastAsia="es-PE"/>
+          <ns2:ligatures ns2:val="none"/>
+        </w:rPr>
+        <w:t>resolución,</w:t>
+      </w:r>
+      <w:r>
+        <w:rPr>
+          <w:rFonts w:ascii="Arial Narrow" w:eastAsia="Arial Narrow" w:hAnsi="Arial Narrow" w:cs="Arial Narrow"/>
+          <w:kern w:val="0"/>
+          <w:lang w:eastAsia="es-PE"/>
+          <ns2:ligatures ns2:val="none"/>
+        </w:rPr>
+        <w:t xml:space="preserve"> Mapfre</w:t>
+      </w:r>
+      <w:r>
+        <w:rPr>
+          <w:rFonts w:ascii="Arial Narrow" w:eastAsia="Arial Narrow" w:hAnsi="Arial Narrow" w:cs="Arial Narrow"/>
+          <w:kern w:val="0"/>
+          <w:lang w:eastAsia="es-PE"/>
+          <ns2:ligatures ns2:val="none"/>
+        </w:rPr>
+        <w:t xml:space="preserve"> </w:t>
+      </w:r>
+      <w:r>
+        <w:rPr>
+          <w:rFonts w:ascii="Arial Narrow" w:eastAsia="Calibri" w:hAnsi="Arial Narrow" w:cs="Times New Roman"/>
+        </w:rPr>
+        <w:t>Perú</w:t>
+      </w:r>
+      <w:r>
+        <w:rPr>
+          <w:rFonts w:ascii="Arial Narrow" w:eastAsia="Calibri" w:hAnsi="Arial Narrow" w:cs="Times New Roman"/>
+        </w:rPr>
+        <w:t xml:space="preserve"> </w:t>
+      </w:r>
+      <w:r>
+        <w:rPr>
+          <w:rFonts w:ascii="Arial Narrow" w:eastAsia="Calibri" w:hAnsi="Arial Narrow" w:cs="Times New Roman"/>
+        </w:rPr>
+        <w:t>C</w:t>
+      </w:r>
+      <w:r>
+        <w:rPr>
+          <w:rFonts w:ascii="Arial Narrow" w:eastAsia="Calibri" w:hAnsi="Arial Narrow" w:cs="Times New Roman"/>
+        </w:rPr>
+        <w:t>ompañía</w:t>
       </w:r>
       <w:r>
         <w:rPr>
@@ -4681,681 +5077,65 @@
           <w:kern w:val="0"/>
           <w:shd w:val="clear" w:color="auto" w:fill="FFFFFF"/>
           <w:lang w:eastAsia="es-PE"/>
-          <w14:ligatures w14:val="none"/>
-        </w:rPr>
-        <w:t>Perú</w:t>
+          <ns2:ligatures ns2:val="none"/>
+        </w:rPr>
+        <w:t xml:space="preserve"> de Seguros y Reaseguros S.A.</w:t>
       </w:r>
       <w:r>
         <w:rPr>
           <w:rFonts w:ascii="Arial Narrow" w:eastAsia="Times New Roman" w:hAnsi="Arial Narrow" w:cs="Times New Roman"/>
-          <w:color w:val="000000"/>
           <w:kern w:val="0"/>
           <w:shd w:val="clear" w:color="auto" w:fill="FFFFFF"/>
           <w:lang w:eastAsia="es-PE"/>
-          <w14:ligatures w14:val="none"/>
-        </w:rPr>
-        <w:t xml:space="preserve"> S.A.</w:t>
-      </w:r>
-      <w:r>
-        <w:rPr>
-          <w:rFonts w:ascii="Arial Narrow" w:eastAsia="Times New Roman" w:hAnsi="Arial Narrow" w:cs="Times New Roman"/>
-          <w:color w:val="000000"/>
-          <w:kern w:val="0"/>
-          <w:shd w:val="clear" w:color="auto" w:fill="FFFFFF"/>
-          <w:lang w:eastAsia="es-PE"/>
-          <w14:ligatures w14:val="none"/>
-        </w:rPr>
-        <w:t xml:space="preserve"> y a </w:t>
-      </w:r>
-      <w:r>
-        <w:rPr>
-          <w:rFonts w:ascii="Arial Narrow" w:eastAsia="Calibri" w:hAnsi="Arial Narrow" w:cs="Times New Roman"/>
-        </w:rPr>
-        <w:t xml:space="preserve">Mapfre </w:t>
-      </w:r>
-      <w:r>
-        <w:rPr>
-          <w:rFonts w:ascii="Arial Narrow" w:eastAsia="Calibri" w:hAnsi="Arial Narrow" w:cs="Times New Roman"/>
-        </w:rPr>
-        <w:t>Perú</w:t>
-      </w:r>
-      <w:r>
-        <w:rPr>
-          <w:rFonts w:ascii="Arial Narrow" w:eastAsia="Calibri" w:hAnsi="Arial Narrow" w:cs="Times New Roman"/>
-        </w:rPr>
-        <w:t xml:space="preserve"> </w:t>
-      </w:r>
-      <w:r>
-        <w:rPr>
-          <w:rFonts w:ascii="Arial Narrow" w:eastAsia="Calibri" w:hAnsi="Arial Narrow" w:cs="Times New Roman"/>
-        </w:rPr>
-        <w:t>C</w:t>
-      </w:r>
-      <w:r>
-        <w:rPr>
-          <w:rFonts w:ascii="Arial Narrow" w:eastAsia="Calibri" w:hAnsi="Arial Narrow" w:cs="Times New Roman"/>
-        </w:rPr>
-        <w:t xml:space="preserve">ompañía </w:t>
-      </w:r>
-      <w:r>
-        <w:rPr>
-          <w:rFonts w:ascii="Arial Narrow" w:eastAsia="Calibri" w:hAnsi="Arial Narrow" w:cs="Times New Roman"/>
-        </w:rPr>
-        <w:t>de Seguros y Reaseguros S.A</w:t>
-      </w:r>
-      <w:r>
-        <w:rPr>
-          <w:rFonts w:ascii="Arial Narrow" w:eastAsia="Times New Roman" w:hAnsi="Arial Narrow" w:cs="Times New Roman"/>
-          <w:color w:val="000000"/>
-          <w:kern w:val="0"/>
-          <w:shd w:val="clear" w:color="auto" w:fill="FFFFFF"/>
-          <w:lang w:eastAsia="es-PE"/>
-          <w14:ligatures w14:val="none"/>
+          <ns2:ligatures ns2:val="none"/>
+        </w:rPr>
+        <w:t xml:space="preserve">, </w:t>
+      </w:r>
+      <w:r>
+        <w:rPr>
+          <w:rFonts w:ascii="Arial Narrow" w:eastAsia="Times New Roman" w:hAnsi="Arial Narrow" w:cs="Arial"/>
+          <w:kern w:val="0"/>
+          <w:lang w:val="es-ES" w:eastAsia="es-ES"/>
+          <ns2:ligatures ns2:val="none"/>
+        </w:rPr>
+        <w:t xml:space="preserve">cumpla con lo siguiente: </w:t>
+      </w:r>
+      <w:bookmarkEnd w:id="12"/>
+      <w:r>
+        <w:rPr>
+          <w:rFonts w:ascii="Arial Narrow" w:eastAsia="Times New Roman" w:hAnsi="Arial Narrow" w:cs="Arial"/>
+          <w:color w:val="000000"/>
+          <w:kern w:val="0"/>
+          <w:lang w:eastAsia="es-ES"/>
+          <ns2:ligatures ns2:val="none"/>
+        </w:rPr>
+        <w:t>(i) presentar una copia debidamente suscrita de la Póliza 8080071 y la Póliza 27330 materia de denuncia; y, (ii) presentar todas las comunicaciones cursadas con la parte denunciante en virtud de los hechos materia de denuncia</w:t>
+      </w:r>
+      <w:r>
+        <w:rPr>
+          <w:rFonts w:ascii="Arial Narrow" w:eastAsia="Times New Roman" w:hAnsi="Arial Narrow" w:cs="Arial"/>
+          <w:color w:val="000000"/>
+          <w:kern w:val="0"/>
+          <w:lang w:eastAsia="es-ES"/>
+          <ns2:ligatures ns2:val="none"/>
         </w:rPr>
         <w:t>.</w:t>
       </w:r>
-      <w:r>
-        <w:rPr>
-          <w:rFonts w:ascii="Arial Narrow" w:eastAsia="Arial Narrow" w:hAnsi="Arial Narrow" w:cs="Arial Narrow"/>
-          <w:color w:val="000000"/>
-          <w:kern w:val="0"/>
-          <w:lang w:eastAsia="es-PE"/>
-          <w14:ligatures w14:val="none"/>
-        </w:rPr>
-        <w:t>, para que, de conformidad con lo dispuesto por el artículo 26</w:t>
-      </w:r>
-      <w:r>
-        <w:rPr>
-          <w:rFonts w:ascii="Arial Narrow" w:eastAsia="Arial Narrow" w:hAnsi="Arial Narrow" w:cs="Arial Narrow"/>
-          <w:color w:val="000000"/>
-          <w:kern w:val="0"/>
-          <w:lang w:eastAsia="es-PE"/>
-          <w14:ligatures w14:val="none"/>
-        </w:rPr>
-        <w:t/>
-      </w:r>
-      <w:r>
-        <w:rPr>
-          <w:rFonts w:ascii="Arial Narrow" w:eastAsia="Arial Narrow" w:hAnsi="Arial Narrow" w:cs="Arial Narrow"/>
-          <w:color w:val="000000"/>
-          <w:kern w:val="0"/>
-          <w:lang w:eastAsia="es-PE"/>
-          <w14:ligatures w14:val="none"/>
-        </w:rPr>
-        <w:t xml:space="preserve"> de la Ley sobre Facultades, Normas y Organización</w:t>
-      </w:r>
-      <w:r>
-        <w:rPr>
-          <w:rFonts w:ascii="Arial Narrow" w:eastAsia="Arial Narrow" w:hAnsi="Arial Narrow" w:cs="Arial Narrow"/>
-          <w:color w:val="000000"/>
-          <w:kern w:val="0"/>
-          <w:lang w:eastAsia="es-PE"/>
-          <w14:ligatures w14:val="none"/>
-        </w:rPr>
-        <w:t xml:space="preserve"> del Indecopi, aprobada por Decreto Legislativo 807</w:t>
-      </w:r>
-      <w:r>
-        <w:rPr>
-          <w:rStyle w:val="Refdenotaalpie"/>
-          <w:rFonts w:ascii="Arial Narrow" w:eastAsia="Calibri" w:hAnsi="Arial Narrow" w:cs="Arial"/>
-          <w:spacing w:val="-2"/>
-          <w:kern w:val="0"/>
-          <w:vertAlign w:val="superscript"/>
-          <w14:ligatures w14:val="none"/>
-        </w:rPr>
-        <w:footnoteReference w:id="9"/>
-      </w:r>
-      <w:r>
-        <w:rPr>
-          <w:rFonts w:ascii="Arial Narrow" w:eastAsia="Arial Narrow" w:hAnsi="Arial Narrow" w:cs="Arial Narrow"/>
-          <w:color w:val="000000"/>
-          <w:kern w:val="0"/>
-          <w:lang w:eastAsia="es-PE"/>
-          <w14:ligatures w14:val="none"/>
-        </w:rPr>
-        <w:t xml:space="preserve">, presente sus descargos en un plazo no mayor de cinco (5) días hábiles contados desde la notificación. </w:t>
-      </w:r>
-      <w:bookmarkEnd w:id="10"/>
-    </w:p>
-    <w:p>
-      <w:pPr>
-        <w:spacing w:after="0" w:line="240" w:lineRule="auto"/>
-        <w:jc w:val="both"/>
-        <w:rPr>
-          <w:rFonts w:ascii="Arial Narrow" w:eastAsia="Arial Narrow" w:hAnsi="Arial Narrow" w:cs="Arial Narrow"/>
-          <w:color w:val="000000"/>
-          <w:kern w:val="0"/>
-          <w:lang w:eastAsia="es-PE"/>
-          <w14:ligatures w14:val="none"/>
-        </w:rPr>
-      </w:pPr>
-    </w:p>
-    <w:p>
-      <w:pPr>
-        <w:spacing w:after="0" w:line="240" w:lineRule="auto"/>
-        <w:contextualSpacing/>
+    </w:p>
+    <w:p ns2:paraId="71EFB5EB" ns2:textId="77777777">
+      <w:pPr>
+        <w:spacing w:after="0" w:line="240" w:lineRule="auto"/>
         <w:jc w:val="both"/>
         <w:rPr>
           <w:rFonts w:ascii="Arial Narrow" w:eastAsia="Times New Roman" w:hAnsi="Arial Narrow" w:cs="Arial"/>
           <w:color w:val="000000"/>
           <w:kern w:val="0"/>
           <w:lang w:eastAsia="es-ES"/>
-          <w14:ligatures w14:val="none"/>
-        </w:rPr>
-      </w:pPr>
-      <w:r>
-        <w:rPr>
-          <w:rFonts w:ascii="Arial Narrow" w:eastAsia="Arial Narrow" w:hAnsi="Arial Narrow" w:cs="Arial Narrow"/>
-          <w:b/>
-          <w:color w:val="000000"/>
-          <w:kern w:val="0"/>
-          <w:lang w:eastAsia="es-PE"/>
-          <w14:ligatures w14:val="none"/>
-        </w:rPr>
-        <w:t>QUINTO</w:t>
-      </w:r>
-      <w:r>
-        <w:rPr>
-          <w:rFonts w:ascii="Arial Narrow" w:eastAsia="Arial Narrow" w:hAnsi="Arial Narrow" w:cs="Arial Narrow"/>
-          <w:b/>
-          <w:color w:val="000000"/>
-          <w:kern w:val="0"/>
-          <w:lang w:eastAsia="es-PE"/>
-          <w14:ligatures w14:val="none"/>
-        </w:rPr>
-        <w:t xml:space="preserve">: </w:t>
-      </w:r>
-      <w:bookmarkStart w:id="11" w:name="_Hlk182351777"/>
-      <w:r>
-        <w:rPr>
-          <w:rFonts w:ascii="Arial Narrow" w:eastAsia="Arial Narrow" w:hAnsi="Arial Narrow" w:cs="Arial Narrow"/>
-          <w:color w:val="000000"/>
-          <w:kern w:val="0"/>
-          <w:lang w:eastAsia="es-PE"/>
-          <w14:ligatures w14:val="none"/>
-        </w:rPr>
-        <w:t xml:space="preserve">requerir </w:t>
-      </w:r>
-      <w:r>
-        <w:rPr>
-          <w:rFonts w:ascii="Arial Narrow" w:eastAsia="Times New Roman" w:hAnsi="Arial Narrow" w:cs="Arial"/>
-          <w:color w:val="000000"/>
-          <w:kern w:val="0"/>
-          <w:lang w:val="es-ES" w:eastAsia="es-ES"/>
-          <w14:ligatures w14:val="none"/>
-        </w:rPr>
-        <w:t xml:space="preserve">que, en un </w:t>
-      </w:r>
-      <w:r>
-        <w:rPr>
-          <w:rFonts w:ascii="Arial Narrow" w:eastAsia="Arial Narrow" w:hAnsi="Arial Narrow" w:cs="Arial Narrow"/>
-          <w:color w:val="000000"/>
-          <w:kern w:val="0"/>
-          <w:lang w:eastAsia="es-PE"/>
-          <w14:ligatures w14:val="none"/>
-        </w:rPr>
-        <w:t xml:space="preserve">plazo no mayor de cinco (5) días hábiles contado a partir del día siguiente de la notificación de la presente </w:t>
-      </w:r>
-      <w:r>
-        <w:rPr>
-          <w:rFonts w:ascii="Arial Narrow" w:eastAsia="Arial Narrow" w:hAnsi="Arial Narrow" w:cs="Arial Narrow"/>
-          <w:kern w:val="0"/>
-          <w:lang w:eastAsia="es-PE"/>
-          <w14:ligatures w14:val="none"/>
-        </w:rPr>
-        <w:t xml:space="preserve">resolución, </w:t>
-      </w:r>
-      <w:r>
-        <w:rPr>
-          <w:rFonts w:ascii="Arial Narrow" w:eastAsia="Times New Roman" w:hAnsi="Arial Narrow" w:cs="Times New Roman"/>
-          <w:color w:val="000000"/>
-          <w:kern w:val="0"/>
-          <w:shd w:val="clear" w:color="auto" w:fill="FFFFFF"/>
-          <w:lang w:eastAsia="es-PE"/>
-          <w14:ligatures w14:val="none"/>
-        </w:rPr>
-        <w:t xml:space="preserve">el </w:t>
-      </w:r>
-      <w:r>
-        <w:rPr>
-          <w:rFonts w:ascii="Arial Narrow" w:eastAsia="Times New Roman" w:hAnsi="Arial Narrow" w:cs="Times New Roman"/>
-          <w:color w:val="000000"/>
-          <w:kern w:val="0"/>
-          <w:shd w:val="clear" w:color="auto" w:fill="FFFFFF"/>
-          <w:lang w:eastAsia="es-PE"/>
-          <w14:ligatures w14:val="none"/>
-        </w:rPr>
-        <w:t>Banco Ripley Per</w:t>
-      </w:r>
-      <w:r>
-        <w:rPr>
-          <w:rFonts w:ascii="Arial Narrow" w:eastAsia="Times New Roman" w:hAnsi="Arial Narrow" w:cs="Times New Roman"/>
-          <w:color w:val="000000"/>
-          <w:kern w:val="0"/>
-          <w:shd w:val="clear" w:color="auto" w:fill="FFFFFF"/>
-          <w:lang w:eastAsia="es-PE"/>
-          <w14:ligatures w14:val="none"/>
-        </w:rPr>
-        <w:t>ú</w:t>
-      </w:r>
-      <w:r>
-        <w:rPr>
-          <w:rFonts w:ascii="Arial Narrow" w:eastAsia="Times New Roman" w:hAnsi="Arial Narrow" w:cs="Times New Roman"/>
-          <w:color w:val="000000"/>
-          <w:kern w:val="0"/>
-          <w:shd w:val="clear" w:color="auto" w:fill="FFFFFF"/>
-          <w:lang w:eastAsia="es-PE"/>
-          <w14:ligatures w14:val="none"/>
-        </w:rPr>
-        <w:t xml:space="preserve"> S.A</w:t>
-      </w:r>
-      <w:r>
-        <w:rPr>
-          <w:rFonts w:ascii="Arial Narrow" w:eastAsia="Times New Roman" w:hAnsi="Arial Narrow" w:cs="Times New Roman"/>
-          <w:color w:val="000000"/>
-          <w:kern w:val="0"/>
-          <w:shd w:val="clear" w:color="auto" w:fill="FFFFFF"/>
-          <w:lang w:eastAsia="es-PE"/>
-          <w14:ligatures w14:val="none"/>
-        </w:rPr>
-        <w:t>.</w:t>
-      </w:r>
-      <w:r>
-        <w:rPr>
-          <w:rFonts w:ascii="Arial Narrow" w:eastAsia="Times New Roman" w:hAnsi="Arial Narrow" w:cs="Times New Roman"/>
-          <w:kern w:val="0"/>
-          <w:shd w:val="clear" w:color="auto" w:fill="FFFFFF"/>
-          <w:lang w:eastAsia="es-PE"/>
-          <w14:ligatures w14:val="none"/>
-        </w:rPr>
-        <w:t xml:space="preserve">, </w:t>
-      </w:r>
-      <w:r>
-        <w:rPr>
-          <w:rFonts w:ascii="Arial Narrow" w:eastAsia="Times New Roman" w:hAnsi="Arial Narrow" w:cs="Arial"/>
-          <w:kern w:val="0"/>
-          <w:lang w:val="es-ES" w:eastAsia="es-ES"/>
-          <w14:ligatures w14:val="none"/>
-        </w:rPr>
-        <w:t xml:space="preserve">cumpla con </w:t>
-      </w:r>
-      <w:r>
-        <w:rPr>
-          <w:rFonts w:ascii="Arial Narrow" w:eastAsia="Times New Roman" w:hAnsi="Arial Narrow" w:cs="Arial"/>
-          <w:kern w:val="0"/>
-          <w:lang w:val="es-ES" w:eastAsia="es-ES"/>
-          <w14:ligatures w14:val="none"/>
-        </w:rPr>
-        <w:t xml:space="preserve">lo siguiente: </w:t>
-      </w:r>
-      <w:bookmarkEnd w:id="11"/>
-      <w:r>
-        <w:rPr>
-          <w:rFonts w:ascii="Arial Narrow" w:eastAsia="Times New Roman" w:hAnsi="Arial Narrow" w:cs="Arial"/>
-          <w:color w:val="000000"/>
-          <w:kern w:val="0"/>
-          <w:lang w:val="es-ES" w:eastAsia="es-ES"/>
-          <w14:ligatures w14:val="none"/>
-        </w:rPr>
-        <w:t xml:space="preserve">(i) presentar una copia completa, legible y debidamente suscrita </w:t>
-      </w:r>
-      <w:r>
-        <w:rPr>
-          <w:rFonts w:ascii="Arial Narrow" w:eastAsia="Times New Roman" w:hAnsi="Arial Narrow" w:cs="Arial"/>
-          <w:color w:val="000000"/>
-          <w:kern w:val="0"/>
-          <w:lang w:val="es-ES" w:eastAsia="es-ES"/>
-          <w14:ligatures w14:val="none"/>
-        </w:rPr>
-        <w:t>de la</w:t>
-      </w:r>
-      <w:r>
-        <w:rPr>
-          <w:rFonts w:ascii="Arial Narrow" w:eastAsia="Times New Roman" w:hAnsi="Arial Narrow" w:cs="Arial"/>
-          <w:color w:val="000000"/>
-          <w:kern w:val="0"/>
-          <w:lang w:eastAsia="es-ES"/>
-          <w14:ligatures w14:val="none"/>
-        </w:rPr>
-        <w:t xml:space="preserve"> Póliza </w:t>
-      </w:r>
-      <w:r>
-        <w:rPr>
-          <w:rFonts w:ascii="Arial Narrow" w:eastAsia="Times New Roman" w:hAnsi="Arial Narrow" w:cs="Arial"/>
-          <w:color w:val="000000"/>
-          <w:kern w:val="0"/>
-          <w:lang w:val="es-ES" w:eastAsia="es-ES"/>
-          <w14:ligatures w14:val="none"/>
-        </w:rPr>
-        <w:t xml:space="preserve"/>
-      </w:r>
-      <w:r>
-        <w:rPr>
-          <w:rFonts w:ascii="Arial Narrow" w:eastAsia="Times New Roman" w:hAnsi="Arial Narrow" w:cs="Arial"/>
-          <w:color w:val="000000"/>
-          <w:kern w:val="0"/>
-          <w:lang w:val="es-ES" w:eastAsia="es-ES"/>
-          <w14:ligatures w14:val="none"/>
-        </w:rPr>
-        <w:t xml:space="preserve"> </w:t>
-      </w:r>
-      <w:r>
-        <w:rPr>
-          <w:rFonts w:ascii="Arial Narrow" w:eastAsia="Times New Roman" w:hAnsi="Arial Narrow" w:cs="Times New Roman"/>
-          <w:kern w:val="0"/>
-          <w:shd w:val="clear" w:color="auto" w:fill="FFFFFF"/>
-          <w:lang w:eastAsia="es-PE"/>
-          <w14:ligatures w14:val="none"/>
-        </w:rPr>
-        <w:t xml:space="preserve"> 8080071 </w:t>
-      </w:r>
-      <w:r>
-        <w:rPr>
-          <w:rFonts w:ascii="Arial Narrow" w:eastAsia="Times New Roman" w:hAnsi="Arial Narrow" w:cs="Arial"/>
-          <w:color w:val="000000"/>
-          <w:kern w:val="0"/>
-          <w:lang w:val="es-ES" w:eastAsia="es-ES"/>
-          <w14:ligatures w14:val="none"/>
-        </w:rPr>
-        <w:t xml:space="preserve">y la Póliza 27330 </w:t>
-      </w:r>
-      <w:r>
-        <w:rPr>
-          <w:rFonts w:ascii="Arial Narrow" w:eastAsia="Times New Roman" w:hAnsi="Arial Narrow" w:cs="Arial"/>
-          <w:color w:val="000000"/>
-          <w:kern w:val="0"/>
-          <w:lang w:eastAsia="es-ES"/>
-          <w14:ligatures w14:val="none"/>
-        </w:rPr>
-        <w:t>materia de denuncia</w:t>
-      </w:r>
-      <w:r>
-        <w:rPr>
-          <w:rFonts w:ascii="Arial Narrow" w:eastAsia="Times New Roman" w:hAnsi="Arial Narrow" w:cs="Arial"/>
-          <w:color w:val="000000"/>
-          <w:kern w:val="0"/>
-          <w:lang w:val="es-ES" w:eastAsia="es-ES"/>
-          <w14:ligatures w14:val="none"/>
-        </w:rPr>
-        <w:t xml:space="preserve"> (ii) presentar </w:t>
-      </w:r>
-      <w:r>
-        <w:rPr>
-          <w:rFonts w:ascii="Arial Narrow" w:eastAsia="Times New Roman" w:hAnsi="Arial Narrow" w:cs="Arial"/>
-          <w:color w:val="000000"/>
-          <w:kern w:val="0"/>
-          <w:lang w:val="es-ES" w:eastAsia="es-ES"/>
-          <w14:ligatures w14:val="none"/>
-        </w:rPr>
-        <w:t xml:space="preserve">los medios probatorios que acrediten que remitió la </w:t>
-      </w:r>
-      <w:r>
-        <w:rPr>
-          <w:rFonts w:ascii="Arial Narrow" w:eastAsia="Times New Roman" w:hAnsi="Arial Narrow" w:cs="Arial"/>
-          <w:color w:val="000000"/>
-          <w:kern w:val="0"/>
-          <w:lang w:eastAsia="es-ES"/>
-          <w14:ligatures w14:val="none"/>
-        </w:rPr>
-        <w:t xml:space="preserve">Póliza </w:t>
-      </w:r>
-      <w:r>
-        <w:rPr>
-          <w:rFonts w:ascii="Arial Narrow" w:eastAsia="Times New Roman" w:hAnsi="Arial Narrow" w:cs="Arial"/>
-          <w:color w:val="000000"/>
-          <w:kern w:val="0"/>
-          <w:lang w:val="es-ES" w:eastAsia="es-ES"/>
-          <w14:ligatures w14:val="none"/>
-        </w:rPr>
-        <w:t xml:space="preserve"/>
-      </w:r>
-      <w:r>
-        <w:rPr>
-          <w:rFonts w:ascii="Arial Narrow" w:eastAsia="Times New Roman" w:hAnsi="Arial Narrow" w:cs="Times New Roman"/>
-          <w:kern w:val="0"/>
-          <w:shd w:val="clear" w:color="auto" w:fill="FFFFFF"/>
-          <w:lang w:eastAsia="es-PE"/>
-          <w14:ligatures w14:val="none"/>
-        </w:rPr>
-        <w:t xml:space="preserve"> 8080071 </w:t>
-      </w:r>
-      <w:r>
-        <w:rPr>
-          <w:rFonts w:ascii="Arial Narrow" w:eastAsia="Times New Roman" w:hAnsi="Arial Narrow" w:cs="Arial"/>
-          <w:color w:val="000000"/>
-          <w:kern w:val="0"/>
-          <w:lang w:val="es-ES" w:eastAsia="es-ES"/>
-          <w14:ligatures w14:val="none"/>
-        </w:rPr>
-        <w:t xml:space="preserve">y la Póliza </w:t>
-      </w:r>
-      <w:r>
-        <w:rPr>
-          <w:rFonts w:ascii="Arial Narrow" w:eastAsia="Times New Roman" w:hAnsi="Arial Narrow" w:cs="Arial"/>
-          <w:color w:val="000000"/>
-          <w:kern w:val="0"/>
-          <w:lang w:val="es-ES" w:eastAsia="es-ES"/>
-          <w14:ligatures w14:val="none"/>
-        </w:rPr>
-        <w:t>27330 al consumidor ; y, (iii) presentar los medios probatorios que acrediten que los datos de correo electrónico y número telefónico consignadas en las pólizas materia de denuncia pertenecen al consumidor.</w:t>
-      </w:r>
-    </w:p>
-    <w:p>
-      <w:pPr>
-        <w:spacing w:after="0" w:line="240" w:lineRule="auto"/>
-        <w:contextualSpacing/>
-        <w:jc w:val="both"/>
-        <w:rPr>
-          <w:rFonts w:ascii="Arial Narrow" w:eastAsia="Times New Roman" w:hAnsi="Arial Narrow" w:cs="Arial"/>
-          <w:color w:val="000000"/>
-          <w:kern w:val="0"/>
-          <w:lang w:val="es-ES" w:eastAsia="es-ES"/>
-          <w14:ligatures w14:val="none"/>
-        </w:rPr>
-      </w:pPr>
-    </w:p>
-    <w:p>
-      <w:pPr>
-        <w:spacing w:after="0" w:line="240" w:lineRule="auto"/>
-        <w:jc w:val="both"/>
-        <w:rPr>
-          <w:rFonts w:ascii="Arial Narrow" w:eastAsia="Times New Roman" w:hAnsi="Arial Narrow" w:cs="Arial"/>
-          <w:color w:val="000000"/>
-          <w:kern w:val="0"/>
-          <w:lang w:eastAsia="es-ES"/>
-          <w14:ligatures w14:val="none"/>
-        </w:rPr>
-      </w:pPr>
-      <w:r>
-        <w:rPr>
-          <w:rFonts w:ascii="Arial Narrow" w:eastAsia="Arial Narrow" w:hAnsi="Arial Narrow" w:cs="Arial Narrow"/>
-          <w:b/>
-          <w:color w:val="000000"/>
-          <w:kern w:val="0"/>
-          <w:lang w:val="es-ES" w:eastAsia="es-PE"/>
-          <w14:ligatures w14:val="none"/>
-        </w:rPr>
-        <w:t>SEXTO</w:t>
-      </w:r>
-      <w:r>
-        <w:rPr>
-          <w:rFonts w:ascii="Arial Narrow" w:eastAsia="Arial Narrow" w:hAnsi="Arial Narrow" w:cs="Arial Narrow"/>
-          <w:b/>
-          <w:color w:val="000000"/>
-          <w:kern w:val="0"/>
-          <w:lang w:eastAsia="es-PE"/>
-          <w14:ligatures w14:val="none"/>
-        </w:rPr>
-        <w:t>:</w:t>
-      </w:r>
-      <w:r>
-        <w:rPr>
-          <w:rFonts w:ascii="Arial Narrow" w:eastAsia="Arial Narrow" w:hAnsi="Arial Narrow" w:cs="Arial Narrow"/>
-          <w:color w:val="000000"/>
-          <w:kern w:val="0"/>
-          <w:lang w:eastAsia="es-PE"/>
-          <w14:ligatures w14:val="none"/>
-        </w:rPr>
-        <w:t xml:space="preserve"> </w:t>
-      </w:r>
-      <w:bookmarkStart w:id="12" w:name="_Hlk182351813"/>
-      <w:r>
-        <w:rPr>
-          <w:rFonts w:ascii="Arial Narrow" w:eastAsia="Arial Narrow" w:hAnsi="Arial Narrow" w:cs="Arial Narrow"/>
-          <w:color w:val="000000"/>
-          <w:kern w:val="0"/>
-          <w:lang w:eastAsia="es-PE"/>
-          <w14:ligatures w14:val="none"/>
-        </w:rPr>
-        <w:t xml:space="preserve">requerir </w:t>
-      </w:r>
-      <w:r>
-        <w:rPr>
-          <w:rFonts w:ascii="Arial Narrow" w:eastAsia="Times New Roman" w:hAnsi="Arial Narrow" w:cs="Arial"/>
-          <w:color w:val="000000"/>
-          <w:kern w:val="0"/>
-          <w:lang w:val="es-ES" w:eastAsia="es-ES"/>
-          <w14:ligatures w14:val="none"/>
-        </w:rPr>
-        <w:t xml:space="preserve">que, en un </w:t>
-      </w:r>
-      <w:r>
-        <w:rPr>
-          <w:rFonts w:ascii="Arial Narrow" w:eastAsia="Arial Narrow" w:hAnsi="Arial Narrow" w:cs="Arial Narrow"/>
-          <w:color w:val="000000"/>
-          <w:kern w:val="0"/>
-          <w:lang w:eastAsia="es-PE"/>
-          <w14:ligatures w14:val="none"/>
-        </w:rPr>
-        <w:t xml:space="preserve">plazo no </w:t>
-      </w:r>
-      <w:r>
-        <w:rPr>
-          <w:rFonts w:ascii="Arial Narrow" w:eastAsia="Arial Narrow" w:hAnsi="Arial Narrow" w:cs="Arial Narrow"/>
-          <w:color w:val="000000"/>
-          <w:kern w:val="0"/>
-          <w:lang w:eastAsia="es-PE"/>
-          <w14:ligatures w14:val="none"/>
-        </w:rPr>
-        <w:t xml:space="preserve">mayor de cinco (5) días hábiles contado a partir del día siguiente de la notificación de la presente </w:t>
-      </w:r>
-      <w:r>
-        <w:rPr>
-          <w:rFonts w:ascii="Arial Narrow" w:eastAsia="Arial Narrow" w:hAnsi="Arial Narrow" w:cs="Arial Narrow"/>
-          <w:kern w:val="0"/>
-          <w:lang w:eastAsia="es-PE"/>
-          <w14:ligatures w14:val="none"/>
-        </w:rPr>
-        <w:t>resolución,</w:t>
-      </w:r>
-      <w:r>
-        <w:rPr>
-          <w:rFonts w:ascii="Arial Narrow" w:eastAsia="Arial Narrow" w:hAnsi="Arial Narrow" w:cs="Arial Narrow"/>
-          <w:kern w:val="0"/>
-          <w:lang w:eastAsia="es-PE"/>
-          <w14:ligatures w14:val="none"/>
-        </w:rPr>
-        <w:t xml:space="preserve"> Mapfre</w:t>
-      </w:r>
-      <w:r>
-        <w:rPr>
-          <w:rFonts w:ascii="Arial Narrow" w:eastAsia="Arial Narrow" w:hAnsi="Arial Narrow" w:cs="Arial Narrow"/>
-          <w:kern w:val="0"/>
-          <w:lang w:eastAsia="es-PE"/>
-          <w14:ligatures w14:val="none"/>
-        </w:rPr>
-        <w:t xml:space="preserve"> </w:t>
-      </w:r>
-      <w:r>
-        <w:rPr>
-          <w:rFonts w:ascii="Arial Narrow" w:eastAsia="Calibri" w:hAnsi="Arial Narrow" w:cs="Times New Roman"/>
-        </w:rPr>
-        <w:t>Perú</w:t>
-      </w:r>
-      <w:r>
-        <w:rPr>
-          <w:rFonts w:ascii="Arial Narrow" w:eastAsia="Calibri" w:hAnsi="Arial Narrow" w:cs="Times New Roman"/>
-        </w:rPr>
-        <w:t xml:space="preserve"> </w:t>
-      </w:r>
-      <w:r>
-        <w:rPr>
-          <w:rFonts w:ascii="Arial Narrow" w:eastAsia="Calibri" w:hAnsi="Arial Narrow" w:cs="Times New Roman"/>
-        </w:rPr>
-        <w:t>C</w:t>
-      </w:r>
-      <w:r>
-        <w:rPr>
-          <w:rFonts w:ascii="Arial Narrow" w:eastAsia="Calibri" w:hAnsi="Arial Narrow" w:cs="Times New Roman"/>
-        </w:rPr>
-        <w:t>ompañía</w:t>
-      </w:r>
-      <w:r>
-        <w:rPr>
-          <w:rFonts w:ascii="Arial Narrow" w:eastAsia="Times New Roman" w:hAnsi="Arial Narrow" w:cs="Times New Roman"/>
-          <w:color w:val="000000"/>
-          <w:kern w:val="0"/>
-          <w:shd w:val="clear" w:color="auto" w:fill="FFFFFF"/>
-          <w:lang w:eastAsia="es-PE"/>
-          <w14:ligatures w14:val="none"/>
-        </w:rPr>
-        <w:t xml:space="preserve"> de Seguros y Reaseguros S.A.</w:t>
-      </w:r>
-      <w:r>
-        <w:rPr>
-          <w:rFonts w:ascii="Arial Narrow" w:eastAsia="Times New Roman" w:hAnsi="Arial Narrow" w:cs="Times New Roman"/>
-          <w:kern w:val="0"/>
-          <w:shd w:val="clear" w:color="auto" w:fill="FFFFFF"/>
-          <w:lang w:eastAsia="es-PE"/>
-          <w14:ligatures w14:val="none"/>
-        </w:rPr>
-        <w:t xml:space="preserve">, </w:t>
-      </w:r>
-      <w:r>
-        <w:rPr>
-          <w:rFonts w:ascii="Arial Narrow" w:eastAsia="Times New Roman" w:hAnsi="Arial Narrow" w:cs="Arial"/>
-          <w:kern w:val="0"/>
-          <w:lang w:val="es-ES" w:eastAsia="es-ES"/>
-          <w14:ligatures w14:val="none"/>
-        </w:rPr>
-        <w:t xml:space="preserve">cumpla con lo siguiente: </w:t>
-      </w:r>
-      <w:bookmarkEnd w:id="12"/>
-      <w:r>
-        <w:rPr>
-          <w:rFonts w:ascii="Arial Narrow" w:eastAsia="Times New Roman" w:hAnsi="Arial Narrow" w:cs="Arial"/>
-          <w:color w:val="000000"/>
-          <w:kern w:val="0"/>
-          <w:lang w:eastAsia="es-ES"/>
-          <w14:ligatures w14:val="none"/>
-        </w:rPr>
-        <w:t>(i) presentar una copia debidamente suscrita de la Póliza 8080071 y la Póliza 27330 materia de denuncia; y, (ii) presentar todas las comunicaciones cursadas con la parte denunciante en virtud de los hechos materia de denuncia</w:t>
-      </w:r>
-      <w:r>
-        <w:rPr>
-          <w:rFonts w:ascii="Arial Narrow" w:eastAsia="Times New Roman" w:hAnsi="Arial Narrow" w:cs="Arial"/>
-          <w:color w:val="000000"/>
-          <w:kern w:val="0"/>
-          <w:lang w:eastAsia="es-ES"/>
-          <w14:ligatures w14:val="none"/>
-        </w:rPr>
-        <w:t>.</w:t>
-      </w:r>
-    </w:p>
-    <w:p>
-      <w:pPr>
-        <w:spacing w:after="0" w:line="240" w:lineRule="auto"/>
-        <w:jc w:val="both"/>
-        <w:rPr>
-          <w:rFonts w:ascii="Arial Narrow" w:eastAsia="Times New Roman" w:hAnsi="Arial Narrow" w:cs="Arial"/>
-          <w:color w:val="000000"/>
-          <w:kern w:val="0"/>
-          <w:lang w:eastAsia="es-ES"/>
-          <w14:ligatures w14:val="none"/>
-        </w:rPr>
-      </w:pPr>
-    </w:p>
-    <w:p>
+          <ns2:ligatures ns2:val="none"/>
+        </w:rPr>
+      </w:pPr>
+    </w:p>
+    <w:p ns2:paraId="162A828F" ns2:textId="45958FE6">
       <w:pPr>
         <w:shd w:val="clear" w:color="auto" w:fill="FFFFFF"/>
         <w:tabs>
@@ -5368,7 +5148,7 @@
         <w:rPr>
           <w:rFonts w:ascii="Arial Narrow" w:eastAsia="Calibri" w:hAnsi="Arial Narrow" w:cs="Arial"/>
           <w:kern w:val="0"/>
-          <w14:ligatures w14:val="none"/>
+          <ns2:ligatures ns2:val="none"/>
         </w:rPr>
       </w:pPr>
       <w:r>
@@ -5378,7 +5158,7 @@
           <w:bCs/>
           <w:kern w:val="0"/>
           <w:lang w:val="es-ES" w:eastAsia="es-ES"/>
-          <w14:ligatures w14:val="none"/>
+          <ns2:ligatures ns2:val="none"/>
         </w:rPr>
         <w:t>SÉTIMO:</w:t>
       </w:r>
@@ -5387,7 +5167,7 @@
           <w:rFonts w:ascii="Arial Narrow" w:eastAsia="Times New Roman" w:hAnsi="Arial Narrow" w:cs="Arial"/>
           <w:kern w:val="0"/>
           <w:lang w:val="es-ES" w:eastAsia="es-ES"/>
-          <w14:ligatures w14:val="none"/>
+          <ns2:ligatures ns2:val="none"/>
         </w:rPr>
         <w:t xml:space="preserve"> </w:t>
       </w:r>
@@ -5397,7 +5177,7 @@
           <w:color w:val="000000"/>
           <w:kern w:val="0"/>
           <w:lang w:eastAsia="es-PE"/>
-          <w14:ligatures w14:val="none"/>
+          <ns2:ligatures ns2:val="none"/>
         </w:rPr>
         <w:t>informar a las partes que el artículo 110</w:t>
       </w:r>
@@ -5407,7 +5187,7 @@
           <w:color w:val="000000"/>
           <w:kern w:val="0"/>
           <w:lang w:eastAsia="es-PE"/>
-          <w14:ligatures w14:val="none"/>
+          <ns2:ligatures ns2:val="none"/>
         </w:rPr>
         <w:t/>
       </w:r>
@@ -5417,7 +5197,7 @@
           <w:color w:val="000000"/>
           <w:kern w:val="0"/>
           <w:lang w:eastAsia="es-PE"/>
-          <w14:ligatures w14:val="none"/>
+          <ns2:ligatures ns2:val="none"/>
         </w:rPr>
         <w:t xml:space="preserve"> de la Ley 29571, Código de Protección y Defensa del Consumidor</w:t>
       </w:r>
@@ -5429,7 +5209,7 @@
           <w:kern w:val="0"/>
           <w:vertAlign w:val="superscript"/>
           <w:lang w:eastAsia="es-PE"/>
-          <w14:ligatures w14:val="none"/>
+          <ns2:ligatures ns2:val="none"/>
         </w:rPr>
         <w:footnoteReference w:id="10"/>
       </w:r>
@@ -5439,7 +5219,7 @@
           <w:color w:val="000000"/>
           <w:kern w:val="0"/>
           <w:lang w:eastAsia="es-PE"/>
-          <w14:ligatures w14:val="none"/>
+          <ns2:ligatures ns2:val="none"/>
         </w:rPr>
         <w:t>, faculta a la Comisión a calificar las infracciones de la referida norma como leves, graves o muy graves e imponer sanciones que van desde una amonestación hasta una multa por un máximo de 450 Unidades Impositivas Tributarias, sin perjuicio de las medidas correctivas, reparadoras y complementarias, que puedan ordenarse de acuerdo a lo estipulado en los artículos 114</w:t>
       </w:r>
@@ -5449,7 +5229,7 @@
           <w:color w:val="000000"/>
           <w:kern w:val="0"/>
           <w:lang w:eastAsia="es-PE"/>
-          <w14:ligatures w14:val="none"/>
+          <ns2:ligatures ns2:val="none"/>
         </w:rPr>
         <w:t/>
       </w:r>
@@ -5459,7 +5239,7 @@
           <w:color w:val="000000"/>
           <w:kern w:val="0"/>
           <w:lang w:eastAsia="es-PE"/>
-          <w14:ligatures w14:val="none"/>
+          <ns2:ligatures ns2:val="none"/>
         </w:rPr>
         <w:t>, 115</w:t>
       </w:r>
@@ -5469,7 +5249,7 @@
           <w:color w:val="000000"/>
           <w:kern w:val="0"/>
           <w:lang w:eastAsia="es-PE"/>
-          <w14:ligatures w14:val="none"/>
+          <ns2:ligatures ns2:val="none"/>
         </w:rPr>
         <w:t/>
       </w:r>
@@ -5479,7 +5259,7 @@
           <w:color w:val="000000"/>
           <w:kern w:val="0"/>
           <w:lang w:eastAsia="es-PE"/>
-          <w14:ligatures w14:val="none"/>
+          <ns2:ligatures ns2:val="none"/>
         </w:rPr>
         <w:t xml:space="preserve"> y 116</w:t>
       </w:r>
@@ -5489,7 +5269,7 @@
           <w:color w:val="000000"/>
           <w:kern w:val="0"/>
           <w:lang w:eastAsia="es-PE"/>
-          <w14:ligatures w14:val="none"/>
+          <ns2:ligatures ns2:val="none"/>
         </w:rPr>
         <w:t/>
       </w:r>
@@ -5499,7 +5279,7 @@
           <w:color w:val="000000"/>
           <w:kern w:val="0"/>
           <w:lang w:eastAsia="es-PE"/>
-          <w14:ligatures w14:val="none"/>
+          <ns2:ligatures ns2:val="none"/>
         </w:rPr>
         <w:t xml:space="preserve"> de la referida norma</w:t>
       </w:r>
@@ -5511,7 +5291,7 @@
           <w:kern w:val="0"/>
           <w:vertAlign w:val="superscript"/>
           <w:lang w:eastAsia="es-PE"/>
-          <w14:ligatures w14:val="none"/>
+          <ns2:ligatures ns2:val="none"/>
         </w:rPr>
         <w:footnoteReference w:id="11"/>
       </w:r>
@@ -5521,7 +5301,7 @@
           <w:color w:val="000000"/>
           <w:kern w:val="0"/>
           <w:lang w:eastAsia="es-PE"/>
-          <w14:ligatures w14:val="none"/>
+          <ns2:ligatures ns2:val="none"/>
         </w:rPr>
         <w:t xml:space="preserve">. </w:t>
       </w:r>
@@ -5531,7 +5311,7 @@
           <w:color w:val="000000"/>
           <w:kern w:val="0"/>
           <w:lang w:eastAsia="es-PE"/>
-          <w14:ligatures w14:val="none"/>
+          <ns2:ligatures ns2:val="none"/>
         </w:rPr>
         <w:lastRenderedPageBreak/>
         <w:t>Asimismo, se consideran circunstancias atenuantes para la graduación de la sanción, el allanamiento de la denuncia o el reconocimiento de las pretensiones en ella contenidas, de acuerdo con el artículo 112</w:t>
@@ -5542,7 +5322,7 @@
           <w:color w:val="000000"/>
           <w:kern w:val="0"/>
           <w:lang w:eastAsia="es-PE"/>
-          <w14:ligatures w14:val="none"/>
+          <ns2:ligatures ns2:val="none"/>
         </w:rPr>
         <w:t/>
       </w:r>
@@ -5552,7 +5332,7 @@
           <w:color w:val="000000"/>
           <w:kern w:val="0"/>
           <w:lang w:eastAsia="es-PE"/>
-          <w14:ligatures w14:val="none"/>
+          <ns2:ligatures ns2:val="none"/>
         </w:rPr>
         <w:t xml:space="preserve"> del Código</w:t>
       </w:r>
@@ -5564,7 +5344,7 @@
           <w:kern w:val="0"/>
           <w:vertAlign w:val="superscript"/>
           <w:lang w:eastAsia="es-PE"/>
-          <w14:ligatures w14:val="none"/>
+          <ns2:ligatures ns2:val="none"/>
         </w:rPr>
         <w:footnoteReference w:id="12"/>
       </w:r>
@@ -5574,12 +5354,12 @@
           <w:color w:val="000000"/>
           <w:kern w:val="0"/>
           <w:lang w:eastAsia="es-PE"/>
-          <w14:ligatures w14:val="none"/>
+          <ns2:ligatures ns2:val="none"/>
         </w:rPr>
         <w:t>.</w:t>
       </w:r>
     </w:p>
-    <w:p>
+    <w:p ns2:paraId="77DF6A8F" ns2:textId="77777777">
       <w:pPr>
         <w:shd w:val="clear" w:color="auto" w:fill="FFFFFF"/>
         <w:spacing w:after="0" w:line="240" w:lineRule="auto"/>
@@ -5590,11 +5370,11 @@
           <w:color w:val="000000"/>
           <w:kern w:val="0"/>
           <w:lang w:eastAsia="es-PE"/>
-          <w14:ligatures w14:val="none"/>
-        </w:rPr>
-      </w:pPr>
-    </w:p>
-    <w:p>
+          <ns2:ligatures ns2:val="none"/>
+        </w:rPr>
+      </w:pPr>
+    </w:p>
+    <w:p ns2:paraId="5107DC25" ns2:textId="29AA2D37">
       <w:pPr>
         <w:shd w:val="clear" w:color="auto" w:fill="FFFFFF"/>
         <w:spacing w:after="0" w:line="240" w:lineRule="auto"/>
@@ -5604,17 +5384,17 @@
           <w:color w:val="000000"/>
           <w:kern w:val="0"/>
           <w:lang w:eastAsia="es-PE"/>
-          <w14:ligatures w14:val="none"/>
-        </w:rPr>
-      </w:pPr>
-      <w:r>
-        <w:rPr>
-          <w:rFonts w:ascii="Arial Narrow" w:eastAsia="Arial Narrow" w:hAnsi="Arial Narrow" w:cs="Arial Narrow"/>
-          <w:b/>
-          <w:color w:val="000000"/>
-          <w:kern w:val="0"/>
-          <w:lang w:eastAsia="es-PE"/>
-          <w14:ligatures w14:val="none"/>
+          <ns2:ligatures ns2:val="none"/>
+        </w:rPr>
+      </w:pPr>
+      <w:r>
+        <w:rPr>
+          <w:rFonts w:ascii="Arial Narrow" w:eastAsia="Arial Narrow" w:hAnsi="Arial Narrow" w:cs="Arial Narrow"/>
+          <w:b/>
+          <w:color w:val="000000"/>
+          <w:kern w:val="0"/>
+          <w:lang w:eastAsia="es-PE"/>
+          <ns2:ligatures ns2:val="none"/>
         </w:rPr>
         <w:t>OCTAVO</w:t>
       </w:r>
@@ -5625,7 +5405,7 @@
           <w:color w:val="000000"/>
           <w:kern w:val="0"/>
           <w:lang w:eastAsia="es-PE"/>
-          <w14:ligatures w14:val="none"/>
+          <ns2:ligatures ns2:val="none"/>
         </w:rPr>
         <w:t>:</w:t>
       </w:r>
@@ -5635,7 +5415,7 @@
           <w:color w:val="000000"/>
           <w:kern w:val="0"/>
           <w:lang w:eastAsia="es-PE"/>
-          <w14:ligatures w14:val="none"/>
+          <ns2:ligatures ns2:val="none"/>
         </w:rPr>
         <w:t xml:space="preserve"> informar a las partes que conforme a lo establecido en el artículo 39</w:t>
       </w:r>
@@ -5645,7 +5425,7 @@
           <w:color w:val="000000"/>
           <w:kern w:val="0"/>
           <w:lang w:eastAsia="es-PE"/>
-          <w14:ligatures w14:val="none"/>
+          <ns2:ligatures ns2:val="none"/>
         </w:rPr>
         <w:t/>
       </w:r>
@@ -5655,7 +5435,7 @@
           <w:color w:val="000000"/>
           <w:kern w:val="0"/>
           <w:lang w:eastAsia="es-PE"/>
-          <w14:ligatures w14:val="none"/>
+          <ns2:ligatures ns2:val="none"/>
         </w:rPr>
         <w:t xml:space="preserve"> de la Ley sobre Facultades, Normas y Organización del Indecopi, aprobada por Decreto Legislativo 807</w:t>
       </w:r>
@@ -5667,7 +5447,7 @@
           <w:kern w:val="0"/>
           <w:vertAlign w:val="superscript"/>
           <w:lang w:eastAsia="es-PE"/>
-          <w14:ligatures w14:val="none"/>
+          <ns2:ligatures ns2:val="none"/>
         </w:rPr>
         <w:footnoteReference w:id="13"/>
       </w:r>
@@ -5677,12 +5457,12 @@
           <w:color w:val="000000"/>
           <w:kern w:val="0"/>
           <w:lang w:eastAsia="es-PE"/>
-          <w14:ligatures w14:val="none"/>
+          <ns2:ligatures ns2:val="none"/>
         </w:rPr>
         <w:t xml:space="preserve">, los gastos por los peritajes realizados, actuación de pruebas, inspecciones y otros derivados de la tramitación del proceso serán de cargo de la parte que solicita la prueba, salvo pacto en contrario. En todos los casos, la resolución final determinará si los gastos deben ser asumidos por alguna de las partes, o reembolsados a la otra parte o al Indecopi, según sea el caso, de manera adicional a la sanción que haya podido imponerse. </w:t>
       </w:r>
     </w:p>
-    <w:p>
+    <w:p ns2:paraId="35955C5F" ns2:textId="77777777">
       <w:pPr>
         <w:shd w:val="clear" w:color="auto" w:fill="FFFFFF"/>
         <w:spacing w:after="0" w:line="240" w:lineRule="auto"/>
@@ -5692,11 +5472,11 @@
           <w:color w:val="000000"/>
           <w:kern w:val="0"/>
           <w:lang w:eastAsia="es-PE"/>
-          <w14:ligatures w14:val="none"/>
-        </w:rPr>
-      </w:pPr>
-    </w:p>
-    <w:p>
+          <ns2:ligatures ns2:val="none"/>
+        </w:rPr>
+      </w:pPr>
+    </w:p>
+    <w:p ns2:paraId="3E0575B0" ns2:textId="5081B42E">
       <w:pPr>
         <w:suppressAutoHyphens/>
         <w:spacing w:after="0" w:line="240" w:lineRule="auto"/>
@@ -5705,7 +5485,7 @@
           <w:rFonts w:ascii="Arial Narrow" w:eastAsia="Calibri" w:hAnsi="Arial Narrow" w:cs="Arial"/>
           <w:kern w:val="0"/>
           <w:u w:val="single"/>
-          <w14:ligatures w14:val="none"/>
+          <ns2:ligatures ns2:val="none"/>
         </w:rPr>
       </w:pPr>
       <w:r>
@@ -5714,7 +5494,7 @@
           <w:b/>
           <w:bCs/>
           <w:kern w:val="0"/>
-          <w14:ligatures w14:val="none"/>
+          <ns2:ligatures ns2:val="none"/>
         </w:rPr>
         <w:t>NOVENO</w:t>
       </w:r>
@@ -5723,7 +5503,7 @@
           <w:rFonts w:ascii="Arial Narrow" w:eastAsia="Calibri" w:hAnsi="Arial Narrow" w:cs="Arial"/>
           <w:b/>
           <w:kern w:val="0"/>
-          <w14:ligatures w14:val="none"/>
+          <ns2:ligatures ns2:val="none"/>
         </w:rPr>
         <w:t>:</w:t>
       </w:r>
@@ -5731,7 +5511,7 @@
         <w:rPr>
           <w:rFonts w:ascii="Arial Narrow" w:eastAsia="Calibri" w:hAnsi="Arial Narrow" w:cs="Arial"/>
           <w:kern w:val="0"/>
-          <w14:ligatures w14:val="none"/>
+          <ns2:ligatures ns2:val="none"/>
         </w:rPr>
         <w:t xml:space="preserve"> comunicar a las partes que, de acuerdo a lo señalado por el artículo 29 del Decreto Legislativo 807</w:t>
       </w:r>
@@ -5741,7 +5521,7 @@
           <w:rFonts w:ascii="Arial Narrow" w:eastAsia="Calibri" w:hAnsi="Arial Narrow" w:cs="Arial"/>
           <w:kern w:val="0"/>
           <w:vertAlign w:val="superscript"/>
-          <w14:ligatures w14:val="none"/>
+          <ns2:ligatures ns2:val="none"/>
         </w:rPr>
         <w:footnoteReference w:id="14"/>
       </w:r>
@@ -5749,7 +5529,7 @@
         <w:rPr>
           <w:rFonts w:ascii="Arial Narrow" w:eastAsia="Calibri" w:hAnsi="Arial Narrow" w:cs="Arial"/>
           <w:kern w:val="0"/>
-          <w14:ligatures w14:val="none"/>
+          <ns2:ligatures ns2:val="none"/>
         </w:rPr>
         <w:t xml:space="preserve">, hasta antes de la emisión de la Resolución Final tienen la posibilidad de solicitar una audiencia de conciliación. En caso deleguen a favor de una tercera persona su actuación en la diligencia programada, esta deberá presentar un poder especial con firma legalizada ante Notario Público, donde conste </w:t>
       </w:r>
@@ -5758,7 +5538,7 @@
           <w:rFonts w:ascii="Arial Narrow" w:eastAsia="Calibri" w:hAnsi="Arial Narrow" w:cs="Arial"/>
           <w:kern w:val="0"/>
           <w:u w:val="single"/>
-          <w14:ligatures w14:val="none"/>
+          <ns2:ligatures ns2:val="none"/>
         </w:rPr>
         <w:t>expresamente su facultad para asistir y conciliar en su representación</w:t>
       </w:r>
@@ -5767,7 +5547,7 @@
           <w:rFonts w:ascii="Arial Narrow" w:eastAsia="Calibri" w:hAnsi="Arial Narrow" w:cs="Arial"/>
           <w:bCs/>
           <w:kern w:val="0"/>
-          <w14:ligatures w14:val="none"/>
+          <ns2:ligatures ns2:val="none"/>
         </w:rPr>
         <w:t>.</w:t>
       </w:r>
@@ -5777,7 +5557,7 @@
           <w:b/>
           <w:bCs/>
           <w:kern w:val="0"/>
-          <w14:ligatures w14:val="none"/>
+          <ns2:ligatures ns2:val="none"/>
         </w:rPr>
         <w:t xml:space="preserve"> </w:t>
       </w:r>
@@ -5786,12 +5566,12 @@
           <w:rFonts w:ascii="Arial Narrow" w:eastAsia="Calibri" w:hAnsi="Arial Narrow" w:cs="Arial"/>
           <w:kern w:val="0"/>
           <w:u w:val="single"/>
-          <w14:ligatures w14:val="none"/>
+          <ns2:ligatures ns2:val="none"/>
         </w:rPr>
         <w:t xml:space="preserve">Ello bajo apercibimiento de no realizar la audiencia de conciliación y levantar el acta de inasistencia correspondiente. </w:t>
       </w:r>
     </w:p>
-    <w:p>
+    <w:p ns2:paraId="7280BE38" ns2:textId="77777777">
       <w:pPr>
         <w:suppressAutoHyphens/>
         <w:spacing w:after="0" w:line="240" w:lineRule="auto"/>
@@ -5800,11 +5580,11 @@
           <w:rFonts w:ascii="Arial Narrow" w:eastAsia="Calibri" w:hAnsi="Arial Narrow" w:cs="Arial"/>
           <w:kern w:val="0"/>
           <w:u w:val="single"/>
-          <w14:ligatures w14:val="none"/>
-        </w:rPr>
-      </w:pPr>
-    </w:p>
-    <w:p>
+          <ns2:ligatures ns2:val="none"/>
+        </w:rPr>
+      </w:pPr>
+    </w:p>
+    <w:p ns2:paraId="500E7004" ns2:textId="1AEA288C">
       <w:pPr>
         <w:suppressAutoHyphens/>
         <w:spacing w:after="0" w:line="240" w:lineRule="auto"/>
@@ -5814,7 +5594,7 @@
           <w:color w:val="000000"/>
           <w:kern w:val="0"/>
           <w:lang w:eastAsia="es-PE"/>
-          <w14:ligatures w14:val="none"/>
+          <ns2:ligatures ns2:val="none"/>
         </w:rPr>
       </w:pPr>
       <w:r>
@@ -5824,7 +5604,7 @@
           <w:color w:val="000000"/>
           <w:kern w:val="0"/>
           <w:lang w:eastAsia="es-PE"/>
-          <w14:ligatures w14:val="none"/>
+          <ns2:ligatures ns2:val="none"/>
         </w:rPr>
         <w:t>DÉCIMO:</w:t>
       </w:r>
@@ -5834,14 +5614,14 @@
           <w:color w:val="000000"/>
           <w:kern w:val="0"/>
           <w:lang w:eastAsia="es-PE"/>
-          <w14:ligatures w14:val="none"/>
+          <ns2:ligatures ns2:val="none"/>
         </w:rPr>
         <w:t xml:space="preserve"> poner en conocimiento de las partes que, antes de la emisión de la Resolución Final, tienen la posibilidad de formular su desistimiento o presentar el acuerdo arribado mediante la conciliación, mediación, transacción o cualquier otro que, de forma indubitable, deje constancia que se ha solucionado la controversia materia de denuncia.</w:t>
       </w:r>
       <w:bookmarkStart w:id="13" w:name="h.gjdgxs" w:colFirst="0" w:colLast="0"/>
       <w:bookmarkEnd w:id="13"/>
     </w:p>
-    <w:p>
+    <w:p ns2:paraId="54EC2517" ns2:textId="77777777">
       <w:pPr>
         <w:suppressAutoHyphens/>
         <w:spacing w:after="0" w:line="240" w:lineRule="auto"/>
@@ -5851,11 +5631,11 @@
           <w:color w:val="000000"/>
           <w:kern w:val="0"/>
           <w:lang w:eastAsia="es-PE"/>
-          <w14:ligatures w14:val="none"/>
-        </w:rPr>
-      </w:pPr>
-    </w:p>
-    <w:p>
+          <ns2:ligatures ns2:val="none"/>
+        </w:rPr>
+      </w:pPr>
+    </w:p>
+    <w:p ns2:paraId="0257C2D1" ns2:textId="37B3E11B">
       <w:pPr>
         <w:suppressAutoHyphens/>
         <w:spacing w:after="0" w:line="240" w:lineRule="auto"/>
@@ -5870,7 +5650,7 @@
           <w:b/>
           <w:spacing w:val="-3"/>
           <w:kern w:val="0"/>
-          <w14:ligatures w14:val="none"/>
+          <ns2:ligatures ns2:val="none"/>
         </w:rPr>
         <w:t xml:space="preserve">DÉCIMO PRIMERO: requerir a la señora [APELLIDO] Velásquez y Banco Ripley Perú S.A. para que, dentro del plazo de dos (2) días hábiles siguientes a la fecha en que reciba la notificación en su bandeja de correo electrónico, efectúe la confirmación de recepción de la notificación remitida por este despacho a su correo electrónico, de conformidad con el segundo párrafo del numeral 4 del artículo 20 del Texto Único Ordenado de la Ley del Procedimiento Administrativo General, aprobado mediante Decreto Supremo 006-2026-JUS, bajo apercibimiento de rehacer el acto de notificación y notificarle conforme al numeral 1 del artículo 20 del citado cuerpo normativo.</w:t>
       </w:r>
@@ -5888,7 +5668,7 @@
           <w:b/>
           <w:spacing w:val="-3"/>
           <w:kern w:val="0"/>
-          <w14:ligatures w14:val="none"/>
+          <ns2:ligatures ns2:val="none"/>
         </w:rPr>
         <w:t/>
       </w:r>
@@ -5898,7 +5678,7 @@
           <w:bCs/>
           <w:spacing w:val="-3"/>
           <w:kern w:val="0"/>
-          <w14:ligatures w14:val="none"/>
+          <ns2:ligatures ns2:val="none"/>
         </w:rPr>
         <w:t xml:space="preserve"/>
       </w:r>
@@ -5909,7 +5689,7 @@
           <w:bCs/>
           <w:spacing w:val="-3"/>
           <w:kern w:val="0"/>
-          <w14:ligatures w14:val="none"/>
+          <ns2:ligatures ns2:val="none"/>
         </w:rPr>
         <w:t/>
       </w:r>
@@ -5919,7 +5699,7 @@
           <w:bCs/>
           <w:spacing w:val="-3"/>
           <w:kern w:val="0"/>
-          <w14:ligatures w14:val="none"/>
+          <ns2:ligatures ns2:val="none"/>
         </w:rPr>
         <w:t xml:space="preserve"/>
       </w:r>
@@ -5929,7 +5709,7 @@
           <w:bCs/>
           <w:spacing w:val="-3"/>
           <w:kern w:val="0"/>
-          <w14:ligatures w14:val="none"/>
+          <ns2:ligatures ns2:val="none"/>
         </w:rPr>
         <w:t xml:space="preserve"/>
       </w:r>
@@ -5937,7 +5717,7 @@
         <w:rPr>
           <w:rFonts w:ascii="Arial Narrow" w:eastAsia="Calibri" w:hAnsi="Arial Narrow" w:cs="Arial"/>
           <w:kern w:val="0"/>
-          <w14:ligatures w14:val="none"/>
+          <ns2:ligatures ns2:val="none"/>
         </w:rPr>
         <w:t xml:space="preserve"/>
       </w:r>
@@ -5945,7 +5725,7 @@
         <w:rPr>
           <w:rFonts w:ascii="Arial Narrow" w:eastAsia="Calibri" w:hAnsi="Arial Narrow" w:cs="Arial"/>
           <w:kern w:val="0"/>
-          <w14:ligatures w14:val="none"/>
+          <ns2:ligatures ns2:val="none"/>
         </w:rPr>
         <w:t/>
       </w:r>
@@ -5955,7 +5735,7 @@
           <w:bCs/>
           <w:spacing w:val="-3"/>
           <w:kern w:val="0"/>
-          <w14:ligatures w14:val="none"/>
+          <ns2:ligatures ns2:val="none"/>
         </w:rPr>
         <w:t xml:space="preserve"/>
       </w:r>
@@ -5965,7 +5745,7 @@
           <w:bCs/>
           <w:spacing w:val="-3"/>
           <w:kern w:val="0"/>
-          <w14:ligatures w14:val="none"/>
+          <ns2:ligatures ns2:val="none"/>
         </w:rPr>
         <w:t xml:space="preserve"/>
       </w:r>
@@ -5976,7 +5756,7 @@
           <w:kern w:val="0"/>
           <w:shd w:val="clear" w:color="auto" w:fill="FFFFFF"/>
           <w:lang w:eastAsia="es-PE"/>
-          <w14:ligatures w14:val="none"/>
+          <ns2:ligatures ns2:val="none"/>
         </w:rPr>
         <w:t xml:space="preserve"/>
       </w:r>
@@ -5987,7 +5767,7 @@
           <w:kern w:val="0"/>
           <w:shd w:val="clear" w:color="auto" w:fill="FFFFFF"/>
           <w:lang w:eastAsia="es-PE"/>
-          <w14:ligatures w14:val="none"/>
+          <ns2:ligatures ns2:val="none"/>
         </w:rPr>
         <w:t/>
       </w:r>
@@ -5998,7 +5778,7 @@
           <w:kern w:val="0"/>
           <w:shd w:val="clear" w:color="auto" w:fill="FFFFFF"/>
           <w:lang w:eastAsia="es-PE"/>
-          <w14:ligatures w14:val="none"/>
+          <ns2:ligatures ns2:val="none"/>
         </w:rPr>
         <w:t xml:space="preserve"/>
       </w:r>
@@ -6008,7 +5788,7 @@
           <w:kern w:val="0"/>
           <w:shd w:val="clear" w:color="auto" w:fill="FFFFFF"/>
           <w:lang w:eastAsia="es-PE"/>
-          <w14:ligatures w14:val="none"/>
+          <ns2:ligatures ns2:val="none"/>
         </w:rPr>
         <w:t xml:space="preserve"/>
       </w:r>
@@ -6018,7 +5798,7 @@
           <w:bCs/>
           <w:spacing w:val="-3"/>
           <w:kern w:val="0"/>
-          <w14:ligatures w14:val="none"/>
+          <ns2:ligatures ns2:val="none"/>
         </w:rPr>
         <w:t xml:space="preserve"/>
       </w:r>
@@ -6080,7 +5860,7 @@
       </w:r>
       <w:bookmarkEnd w:id="14"/>
     </w:p>
-    <w:p>
+    <w:p ns2:paraId="7BD98F22" ns2:textId="77777777">
       <w:pPr>
         <w:suppressAutoHyphens/>
         <w:spacing w:after="0" w:line="240" w:lineRule="auto"/>
@@ -6090,7 +5870,7 @@
         </w:rPr>
       </w:pPr>
     </w:p>
-    <w:p>
+    <w:p ns2:paraId="645508EF" ns2:textId="5A5F35BA">
       <w:pPr>
         <w:suppressAutoHyphens/>
         <w:spacing w:after="0" w:line="240" w:lineRule="auto"/>
@@ -6204,7 +5984,7 @@
       </w:r>
       <w:bookmarkEnd w:id="15"/>
     </w:p>
-    <w:p>
+    <w:p ns2:paraId="2D4493DD" ns2:textId="77777777">
       <w:pPr>
         <w:spacing w:after="0" w:line="240" w:lineRule="auto"/>
         <w:jc w:val="both"/>
@@ -6213,67 +5993,67 @@
           <w:b/>
           <w:spacing w:val="-3"/>
           <w:kern w:val="0"/>
-          <w14:ligatures w14:val="none"/>
-        </w:rPr>
-      </w:pPr>
-    </w:p>
-    <w:p>
-      <w:pPr>
-        <w:spacing w:after="0" w:line="240" w:lineRule="auto"/>
-        <w:jc w:val="both"/>
-        <w:rPr>
-          <w:rFonts w:ascii="Arial Narrow" w:eastAsia="Arial Narrow" w:hAnsi="Arial Narrow" w:cs="Arial Narrow"/>
-          <w:b/>
-          <w:color w:val="000000"/>
-          <w:kern w:val="0"/>
-          <w:lang w:eastAsia="es-PE"/>
-          <w14:ligatures w14:val="none"/>
-        </w:rPr>
-      </w:pPr>
-    </w:p>
-    <w:p>
-      <w:pPr>
-        <w:spacing w:after="0" w:line="240" w:lineRule="auto"/>
-        <w:jc w:val="both"/>
-        <w:rPr>
-          <w:rFonts w:ascii="Arial Narrow" w:eastAsia="Arial Narrow" w:hAnsi="Arial Narrow" w:cs="Arial Narrow"/>
-          <w:b/>
-          <w:color w:val="000000"/>
-          <w:kern w:val="0"/>
-          <w:lang w:eastAsia="es-PE"/>
-          <w14:ligatures w14:val="none"/>
-        </w:rPr>
-      </w:pPr>
-    </w:p>
-    <w:p>
-      <w:pPr>
-        <w:spacing w:after="0" w:line="240" w:lineRule="auto"/>
-        <w:jc w:val="both"/>
-        <w:rPr>
-          <w:rFonts w:ascii="Arial Narrow" w:eastAsia="Arial Narrow" w:hAnsi="Arial Narrow" w:cs="Arial Narrow"/>
-          <w:b/>
-          <w:color w:val="000000"/>
-          <w:kern w:val="0"/>
-          <w:lang w:eastAsia="es-PE"/>
-          <w14:ligatures w14:val="none"/>
-        </w:rPr>
-      </w:pPr>
-    </w:p>
-    <w:p>
-      <w:pPr>
-        <w:spacing w:after="0" w:line="240" w:lineRule="auto"/>
-        <w:jc w:val="both"/>
-        <w:rPr>
-          <w:rFonts w:ascii="Arial Narrow" w:eastAsia="Arial Narrow" w:hAnsi="Arial Narrow" w:cs="Arial Narrow"/>
-          <w:b/>
-          <w:color w:val="000000"/>
-          <w:kern w:val="0"/>
-          <w:lang w:eastAsia="es-PE"/>
-          <w14:ligatures w14:val="none"/>
-        </w:rPr>
-      </w:pPr>
-    </w:p>
-    <w:p>
+          <ns2:ligatures ns2:val="none"/>
+        </w:rPr>
+      </w:pPr>
+    </w:p>
+    <w:p ns2:paraId="59FBEC2A" ns2:textId="77777777">
+      <w:pPr>
+        <w:spacing w:after="0" w:line="240" w:lineRule="auto"/>
+        <w:jc w:val="both"/>
+        <w:rPr>
+          <w:rFonts w:ascii="Arial Narrow" w:eastAsia="Arial Narrow" w:hAnsi="Arial Narrow" w:cs="Arial Narrow"/>
+          <w:b/>
+          <w:color w:val="000000"/>
+          <w:kern w:val="0"/>
+          <w:lang w:eastAsia="es-PE"/>
+          <ns2:ligatures ns2:val="none"/>
+        </w:rPr>
+      </w:pPr>
+    </w:p>
+    <w:p ns2:paraId="309FE764" ns2:textId="77777777">
+      <w:pPr>
+        <w:spacing w:after="0" w:line="240" w:lineRule="auto"/>
+        <w:jc w:val="both"/>
+        <w:rPr>
+          <w:rFonts w:ascii="Arial Narrow" w:eastAsia="Arial Narrow" w:hAnsi="Arial Narrow" w:cs="Arial Narrow"/>
+          <w:b/>
+          <w:color w:val="000000"/>
+          <w:kern w:val="0"/>
+          <w:lang w:eastAsia="es-PE"/>
+          <ns2:ligatures ns2:val="none"/>
+        </w:rPr>
+      </w:pPr>
+    </w:p>
+    <w:p ns2:paraId="5275F16C" ns2:textId="77777777">
+      <w:pPr>
+        <w:spacing w:after="0" w:line="240" w:lineRule="auto"/>
+        <w:jc w:val="both"/>
+        <w:rPr>
+          <w:rFonts w:ascii="Arial Narrow" w:eastAsia="Arial Narrow" w:hAnsi="Arial Narrow" w:cs="Arial Narrow"/>
+          <w:b/>
+          <w:color w:val="000000"/>
+          <w:kern w:val="0"/>
+          <w:lang w:eastAsia="es-PE"/>
+          <ns2:ligatures ns2:val="none"/>
+        </w:rPr>
+      </w:pPr>
+    </w:p>
+    <w:p ns2:paraId="68309DC4" ns2:textId="77777777">
+      <w:pPr>
+        <w:spacing w:after="0" w:line="240" w:lineRule="auto"/>
+        <w:jc w:val="both"/>
+        <w:rPr>
+          <w:rFonts w:ascii="Arial Narrow" w:eastAsia="Arial Narrow" w:hAnsi="Arial Narrow" w:cs="Arial Narrow"/>
+          <w:b/>
+          <w:color w:val="000000"/>
+          <w:kern w:val="0"/>
+          <w:lang w:eastAsia="es-PE"/>
+          <ns2:ligatures ns2:val="none"/>
+        </w:rPr>
+      </w:pPr>
+    </w:p>
+    <w:p ns2:paraId="017CC2E5" ns2:textId="77777777">
       <w:pPr>
         <w:shd w:val="clear" w:color="auto" w:fill="FFFFFF"/>
         <w:spacing w:after="0" w:line="240" w:lineRule="auto"/>
@@ -6284,7 +6064,7 @@
           <w:bCs/>
           <w:color w:val="000000"/>
           <w:kern w:val="0"/>
-          <w14:ligatures w14:val="none"/>
+          <ns2:ligatures ns2:val="none"/>
         </w:rPr>
       </w:pPr>
       <w:r>
@@ -6294,12 +6074,12 @@
           <w:bCs/>
           <w:color w:val="000000"/>
           <w:kern w:val="0"/>
-          <w14:ligatures w14:val="none"/>
+          <ns2:ligatures ns2:val="none"/>
         </w:rPr>
         <w:t>EVELING ROA QUISPE</w:t>
       </w:r>
     </w:p>
-    <w:p>
+    <w:p ns2:paraId="2A4D7D52" ns2:textId="77777777">
       <w:pPr>
         <w:shd w:val="clear" w:color="auto" w:fill="FFFFFF"/>
         <w:spacing w:after="0" w:line="240" w:lineRule="auto"/>
@@ -6310,7 +6090,7 @@
           <w:bCs/>
           <w:color w:val="000000"/>
           <w:kern w:val="0"/>
-          <w14:ligatures w14:val="none"/>
+          <ns2:ligatures ns2:val="none"/>
         </w:rPr>
       </w:pPr>
       <w:r>
@@ -6320,12 +6100,12 @@
           <w:bCs/>
           <w:color w:val="000000"/>
           <w:kern w:val="0"/>
-          <w14:ligatures w14:val="none"/>
+          <ns2:ligatures ns2:val="none"/>
         </w:rPr>
         <w:t>Secretaria Técnica</w:t>
       </w:r>
     </w:p>
-    <w:p>
+    <w:p ns2:paraId="79CD7A1E" ns2:textId="77777777">
       <w:pPr>
         <w:shd w:val="clear" w:color="auto" w:fill="FFFFFF"/>
         <w:spacing w:after="0" w:line="240" w:lineRule="auto"/>
@@ -6334,7 +6114,7 @@
           <w:rFonts w:ascii="Arial Narrow" w:eastAsia="Calibri" w:hAnsi="Arial Narrow" w:cs="Times New Roman"/>
           <w:color w:val="000000"/>
           <w:kern w:val="0"/>
-          <w14:ligatures w14:val="none"/>
+          <ns2:ligatures ns2:val="none"/>
         </w:rPr>
       </w:pPr>
       <w:r>
@@ -6344,7 +6124,7 @@
           <w:bCs/>
           <w:color w:val="000000"/>
           <w:kern w:val="0"/>
-          <w14:ligatures w14:val="none"/>
+          <ns2:ligatures ns2:val="none"/>
         </w:rPr>
         <w:t>Comisión </w:t>
       </w:r>
@@ -6356,7 +6136,7 @@
           <w:color w:val="000000"/>
           <w:kern w:val="0"/>
           <w:shd w:val="clear" w:color="auto" w:fill="FFFFFF"/>
-          <w14:ligatures w14:val="none"/>
+          <ns2:ligatures ns2:val="none"/>
         </w:rPr>
         <w:t>de</w:t>
       </w:r>
@@ -6367,49 +6147,49 @@
           <w:bCs/>
           <w:color w:val="000000"/>
           <w:kern w:val="0"/>
-          <w14:ligatures w14:val="none"/>
+          <ns2:ligatures ns2:val="none"/>
         </w:rPr>
         <w:t> Protección al Consumidor 1</w:t>
       </w:r>
     </w:p>
-    <w:p>
-      <w:pPr>
-        <w:spacing w:after="0" w:line="240" w:lineRule="auto"/>
-        <w:jc w:val="both"/>
-        <w:rPr>
-          <w:rFonts w:ascii="Arial Narrow" w:eastAsia="Arial Narrow" w:hAnsi="Arial Narrow" w:cs="Arial Narrow"/>
-          <w:b/>
-          <w:color w:val="000000"/>
-          <w:kern w:val="0"/>
-          <w:lang w:eastAsia="es-PE"/>
-          <w14:ligatures w14:val="none"/>
+    <w:p ns2:paraId="5AD2D99B" ns2:textId="77777777">
+      <w:pPr>
+        <w:spacing w:after="0" w:line="240" w:lineRule="auto"/>
+        <w:jc w:val="both"/>
+        <w:rPr>
+          <w:rFonts w:ascii="Arial Narrow" w:eastAsia="Arial Narrow" w:hAnsi="Arial Narrow" w:cs="Arial Narrow"/>
+          <w:b/>
+          <w:color w:val="000000"/>
+          <w:kern w:val="0"/>
+          <w:lang w:eastAsia="es-PE"/>
+          <ns2:ligatures ns2:val="none"/>
         </w:rPr>
       </w:pPr>
     </w:p>
     <w:bookmarkEnd w:id="0"/>
-    <w:p>
-      <w:pPr>
-        <w:spacing w:after="0" w:line="240" w:lineRule="auto"/>
-        <w:jc w:val="both"/>
-        <w:rPr>
-          <w:rFonts w:ascii="Arial Narrow" w:eastAsia="Arial Narrow" w:hAnsi="Arial Narrow" w:cs="Arial"/>
-          <w:color w:val="000000"/>
-          <w:kern w:val="0"/>
-          <w:sz w:val="16"/>
-          <w:szCs w:val="16"/>
-          <w:lang w:eastAsia="es-PE"/>
-          <w14:ligatures w14:val="none"/>
-        </w:rPr>
-      </w:pPr>
-      <w:r>
-        <w:rPr>
-          <w:rFonts w:ascii="Arial Narrow" w:eastAsia="Arial Narrow" w:hAnsi="Arial Narrow" w:cs="Arial"/>
-          <w:color w:val="000000"/>
-          <w:kern w:val="0"/>
-          <w:sz w:val="16"/>
-          <w:szCs w:val="16"/>
-          <w:lang w:eastAsia="es-PE"/>
-          <w14:ligatures w14:val="none"/>
+    <w:p ns2:paraId="54C814CB" ns2:textId="235F4148">
+      <w:pPr>
+        <w:spacing w:after="0" w:line="240" w:lineRule="auto"/>
+        <w:jc w:val="both"/>
+        <w:rPr>
+          <w:rFonts w:ascii="Arial Narrow" w:eastAsia="Arial Narrow" w:hAnsi="Arial Narrow" w:cs="Arial"/>
+          <w:color w:val="000000"/>
+          <w:kern w:val="0"/>
+          <w:sz w:val="16"/>
+          <w:szCs w:val="16"/>
+          <w:lang w:eastAsia="es-PE"/>
+          <ns2:ligatures ns2:val="none"/>
+        </w:rPr>
+      </w:pPr>
+      <w:r>
+        <w:rPr>
+          <w:rFonts w:ascii="Arial Narrow" w:eastAsia="Arial Narrow" w:hAnsi="Arial Narrow" w:cs="Arial"/>
+          <w:color w:val="000000"/>
+          <w:kern w:val="0"/>
+          <w:sz w:val="16"/>
+          <w:szCs w:val="16"/>
+          <w:lang w:eastAsia="es-PE"/>
+          <ns2:ligatures ns2:val="none"/>
         </w:rPr>
         <w:t>LSM/</w:t>
       </w:r>
@@ -6421,14 +6201,14 @@
           <w:sz w:val="16"/>
           <w:szCs w:val="16"/>
           <w:lang w:eastAsia="es-PE"/>
-          <w14:ligatures w14:val="none"/>
+          <ns2:ligatures ns2:val="none"/>
         </w:rPr>
         <w:t>JCQ</w:t>
       </w:r>
     </w:p>
     <w:sectPr>
-      <w:headerReference w:type="default" r:id="rId8"/>
-      <w:footerReference w:type="default" r:id="rId9"/>
+      <w:headerReference w:type="default" ns3:id="rId8"/>
+      <w:footerReference w:type="default" ns3:id="rId9"/>
       <w:pgSz w:w="11906" w:h="16838"/>
       <w:pgMar w:top="1417" w:right="1701" w:bottom="1417" w:left="1701" w:header="708" w:footer="708" w:gutter="0"/>
       <w:cols w:space="708"/>

--- a/plantillas_maestras/04_seguro_proteccion_tarjetas_y_dinero/contratacion_no_consentida/2_ddos_banco_y_aseguradora/mujer/TPL_0731_2025_SEGURO_PROTECCION_TARJETAS_Y_DINERO_CONTRATACION_NO_CONSENTIDA_BANCO_MUJER_R1.docx
+++ b/plantillas_maestras/04_seguro_proteccion_tarjetas_y_dinero/contratacion_no_consentida/2_ddos_banco_y_aseguradora/mujer/TPL_0731_2025_SEGURO_PROTECCION_TARJETAS_Y_DINERO_CONTRATACION_NO_CONSENTIDA_BANCO_MUJER_R1.docx
@@ -4594,7 +4594,7 @@
           <w:sz w:val="20"/>
           <w:szCs w:val="20"/>
         </w:rPr>
-        <w:t xml:space="preserve">correr traslado de la presente resolución a Banco Ripley Perú S.A. y a Mapfre Perú Compañía de Seguros y Reaseguros S.A para que, de conformidad con lo dispuesto por el artículo 26° de la Ley sobre Facultades, Normas y Organización del Indecopi, aprobado por Decreto Legislativo N° 8079, presenten sus descargos sobre la imputación de cargos realizada en un plazo no mayor a cinco (5) días hábiles contado a partir del día siguiente de la notificación de la presente resolución, vencido el cual, el Secretario Técnico declarará en rebeldía a los denunciados que no lo hubieran presentado. Debe precisarse que de conformidad con lo establecido por el artículo 223° del Texto Único Ordenado de la Ley N° 27444, Ley del Procedimiento Administrativo General, las alegaciones y los hechos relevantes de la reclamación, salvo que hayan sido específicamente negadas en la contestación, se tendrán por aceptadas o meritadas como ciertas.</w:t>
+        <w:t xml:space="preserve">correr traslado de la presente resolución a Banco Ripley Perú S.A. y a Mapfre Perú Compañía de Seguros y Reaseguros S.A. para que, de conformidad con lo dispuesto por el artículo 26 de la Ley sobre Facultades, Normas y Organización del Indecopi, aprobada por Decreto Legislativo 807, presenten sus descargos sobre la imputación de cargos realizada en un plazo no mayor a cinco (5) días hábiles contado a partir del día siguiente de la notificación de la presente resolución, vencido el cual, el Secretario Técnico declarará en rebeldía a los denunciados que no lo hubieran presentado. Debe precisarse que de conformidad con lo establecido por el artículo 223 del Texto Único Ordenado de la Ley 27444, Ley del Procedimiento Administrativo General, las alegaciones y los hechos relevantes de la reclamación, salvo que hayan sido específicamente negadas en la contestación, se tendrán por aceptadas o merituadas como ciertas.</w:t>
       </w:r>
     </w:p>
     <w:p ns2:paraId="6CAF69AE" ns2:textId="77777777">

--- a/plantillas_maestras/04_seguro_proteccion_tarjetas_y_dinero/contratacion_no_consentida/2_ddos_banco_y_aseguradora/mujer/TPL_0731_2025_SEGURO_PROTECCION_TARJETAS_Y_DINERO_CONTRATACION_NO_CONSENTIDA_BANCO_MUJER_R1.docx
+++ b/plantillas_maestras/04_seguro_proteccion_tarjetas_y_dinero/contratacion_no_consentida/2_ddos_banco_y_aseguradora/mujer/TPL_0731_2025_SEGURO_PROTECCION_TARJETAS_Y_DINERO_CONTRATACION_NO_CONSENTIDA_BANCO_MUJER_R1.docx
@@ -562,7 +562,7 @@
           <w:lang w:eastAsia="es-PE"/>
           <ns2:ligatures ns2:val="none"/>
         </w:rPr>
-        <w:t>28</w:t>
+        <w:t xml:space="preserve">28 de abril de 2025</w:t>
       </w:r>
       <w:r>
         <w:rPr>
@@ -573,7 +573,7 @@
           <w:lang w:eastAsia="es-PE"/>
           <ns2:ligatures ns2:val="none"/>
         </w:rPr>
-        <w:t xml:space="preserve"> </w:t>
+        <w:t xml:space="preserve"/>
       </w:r>
       <w:r>
         <w:rPr>
@@ -584,7 +584,7 @@
           <w:lang w:eastAsia="es-PE"/>
           <ns2:ligatures ns2:val="none"/>
         </w:rPr>
-        <w:t xml:space="preserve">de </w:t>
+        <w:t xml:space="preserve"/>
       </w:r>
       <w:r>
         <w:rPr>
@@ -595,7 +595,7 @@
           <w:lang w:eastAsia="es-PE"/>
           <ns2:ligatures ns2:val="none"/>
         </w:rPr>
-        <w:t>abril</w:t>
+        <w:t xml:space="preserve"/>
       </w:r>
       <w:r>
         <w:rPr>
@@ -606,7 +606,7 @@
           <w:lang w:eastAsia="es-PE"/>
           <ns2:ligatures ns2:val="none"/>
         </w:rPr>
-        <w:t xml:space="preserve"> de 2025</w:t>
+        <w:t xml:space="preserve"/>
       </w:r>
     </w:p>
     <w:p ns2:paraId="0B9BBE1B" ns2:textId="77777777">
@@ -982,7 +982,7 @@
           <w:lang w:eastAsia="es-ES"/>
           <ns2:ligatures ns2:val="none"/>
         </w:rPr>
-        <w:t xml:space="preserve">Mediante una carta, el 28 de octubre del 2024, el Banco le respondió indicándole que el día 28 de octubre del 2024 se dieron de baja las pólizas del </w:t>
+        <w:t xml:space="preserve">Mediante una carta, el 28 de octubre de 2024, el Banco le respondió indicándole que el día 28 de octubre de 2024 se dieron de baja las pólizas del </w:t>
       </w:r>
       <w:r>
         <w:rPr>
@@ -1284,7 +1284,7 @@
           <w:lang w:val="es-ES" w:eastAsia="es-ES"/>
           <ns2:ligatures ns2:val="none"/>
         </w:rPr>
-        <w:t xml:space="preserve">La señora [APELLIDO] solicitó, en calidad de medida correctiva, que el Banco cumpla con la devolución de los cobros indebidos respecto a la Póliza N 8080071 correspondiente al Seguro de Sepelio Grupal para Clientes de Entidades Financieras de Sepelio y la Póliza 27330 correspondiente al Seguro de Protección de Tarjeta Full 023xxxxxx604, más los intereses legales; así como también, solicitó que se elimine cualquier cargo generado por dicha transacción. Asimismo, solicitó la corrección de su historial crediticio afectado por los cobros indebidos del Banco. Además, requirió el reembolso de costos y costas del presente procedimiento. </w:t>
+        <w:t xml:space="preserve">La señora [APELLIDO] solicitó, en calidad de medida correctiva, que el Banco cumpla con la devolución de los cobros indebidos respecto a la Póliza 8080071 correspondiente al Seguro de Sepelio Grupal para Clientes de Entidades Financieras de Sepelio y la Póliza 27330 correspondiente al Seguro de Protección de Tarjeta Full 023xxxxxx604, más los intereses legales; así como también, solicitó que se elimine cualquier cargo generado por dicha transacción. Asimismo, solicitó la corrección de su historial crediticio afectado por los cobros indebidos del Banco. Además, requirió el reembolso de costos y costas del presente procedimiento. </w:t>
       </w:r>
       <w:r>
         <w:rPr>
@@ -6357,7 +6357,7 @@
           <w:sz w:val="16"/>
           <w:szCs w:val="16"/>
         </w:rPr>
-        <w:t>el 2 de setiembre del 2010 en el Diario Oficial El Peruano, vigente desde el 2 de octubre del 2010 y modificado por Decreto Legislativo 1308.</w:t>
+        <w:t xml:space="preserve">el 2 de setiembre de 2010 en el Diario Oficial El Peruano, vigente desde el 2 de octubre de 2010 y modificado por Decreto Legislativo 1308.</w:t>
       </w:r>
     </w:p>
     <w:p>

--- a/plantillas_maestras/04_seguro_proteccion_tarjetas_y_dinero/contratacion_no_consentida/2_ddos_banco_y_aseguradora/mujer/TPL_0731_2025_SEGURO_PROTECCION_TARJETAS_Y_DINERO_CONTRATACION_NO_CONSENTIDA_BANCO_MUJER_R1.docx
+++ b/plantillas_maestras/04_seguro_proteccion_tarjetas_y_dinero/contratacion_no_consentida/2_ddos_banco_y_aseguradora/mujer/TPL_0731_2025_SEGURO_PROTECCION_TARJETAS_Y_DINERO_CONTRATACION_NO_CONSENTIDA_BANCO_MUJER_R1.docx
@@ -1,8 +1,8 @@
 
 <file path=word/document.xml><?xml version="1.0" encoding="utf-8"?>
-<w:document xmlns:ns1="http://schemas.openxmlformats.org/markup-compatibility/2006" xmlns:ns2="http://schemas.microsoft.com/office/word/2010/wordml" xmlns:ns3="http://schemas.openxmlformats.org/officeDocument/2006/relationships" xmlns:w="http://schemas.openxmlformats.org/wordprocessingml/2006/main" ns1:Ignorable="w14 w15 w16se w16cid w16 w16cex w16sdtdh w16sdtfl w16du wp14">
+<w:document xmlns:mc="http://schemas.openxmlformats.org/markup-compatibility/2006" xmlns:r="http://schemas.openxmlformats.org/officeDocument/2006/relationships" xmlns:w="http://schemas.openxmlformats.org/wordprocessingml/2006/main" xmlns:w14="http://schemas.microsoft.com/office/word/2010/wordml" xmlns:w15="http://schemas.microsoft.com/office/word/2012/wordml" xmlns:w16="http://schemas.microsoft.com/office/word/2018/wordml" xmlns:w16cex="http://schemas.microsoft.com/office/word/2018/wordml/cex" xmlns:w16cid="http://schemas.microsoft.com/office/word/2016/wordml/cid" xmlns:w16du="http://schemas.microsoft.com/office/word/2023/wordml/word16du" xmlns:w16sdtdh="http://schemas.microsoft.com/office/word/2020/wordml/sdtdatahash" xmlns:w16se="http://schemas.microsoft.com/office/word/2015/wordml/symex" xmlns:wp14="http://schemas.microsoft.com/office/word/2010/wordprocessingDrawing" mc:Ignorable="w14 w15 w16se w16cid w16 w16cex w16sdtdh w16du wp14">
   <w:body>
-    <w:p ns2:paraId="6722F86A" ns2:textId="64B116BF">
+    <w:p>
       <w:pPr>
         <w:tabs>
           <w:tab w:val="left" w:pos="1701"/>
@@ -14,7 +14,7 @@
           <w:color w:val="000000"/>
           <w:kern w:val="0"/>
           <w:lang w:eastAsia="es-PE"/>
-          <ns2:ligatures ns2:val="none"/>
+          <w14:ligatures w14:val="none"/>
         </w:rPr>
       </w:pPr>
       <w:bookmarkStart w:id="0" w:name="_Hlk80343540"/>
@@ -25,7 +25,7 @@
           <w:color w:val="000000"/>
           <w:kern w:val="0"/>
           <w:lang w:eastAsia="es-PE"/>
-          <ns2:ligatures ns2:val="none"/>
+          <w14:ligatures w14:val="none"/>
         </w:rPr>
         <w:t xml:space="preserve">EXPEDIENTE </w:t>
       </w:r>
@@ -36,7 +36,7 @@
           <w:color w:val="000000"/>
           <w:kern w:val="0"/>
           <w:lang w:eastAsia="es-PE"/>
-          <ns2:ligatures ns2:val="none"/>
+          <w14:ligatures w14:val="none"/>
         </w:rPr>
         <w:tab/>
         <w:t>:</w:t>
@@ -48,7 +48,7 @@
           <w:color w:val="000000"/>
           <w:kern w:val="0"/>
           <w:lang w:eastAsia="es-PE"/>
-          <ns2:ligatures ns2:val="none"/>
+          <w14:ligatures w14:val="none"/>
         </w:rPr>
         <w:tab/>
       </w:r>
@@ -61,7 +61,7 @@
           <w:kern w:val="0"/>
           <w:shd w:val="clear" w:color="auto" w:fill="FFFFFF"/>
           <w:lang w:eastAsia="es-PE"/>
-          <ns2:ligatures ns2:val="none"/>
+          <w14:ligatures w14:val="none"/>
         </w:rPr>
         <w:t>0</w:t>
       </w:r>
@@ -74,7 +74,7 @@
           <w:kern w:val="0"/>
           <w:shd w:val="clear" w:color="auto" w:fill="FFFFFF"/>
           <w:lang w:eastAsia="es-PE"/>
-          <ns2:ligatures ns2:val="none"/>
+          <w14:ligatures w14:val="none"/>
         </w:rPr>
         <w:t>731</w:t>
       </w:r>
@@ -87,12 +87,12 @@
           <w:kern w:val="0"/>
           <w:shd w:val="clear" w:color="auto" w:fill="FFFFFF"/>
           <w:lang w:eastAsia="es-PE"/>
-          <ns2:ligatures ns2:val="none"/>
+          <w14:ligatures w14:val="none"/>
         </w:rPr>
         <w:t>-2025/CC1</w:t>
       </w:r>
     </w:p>
-    <w:p ns2:paraId="43A0F2EB" ns2:textId="1C6CCE5F">
+    <w:p>
       <w:pPr>
         <w:tabs>
           <w:tab w:val="left" w:pos="1701"/>
@@ -109,111 +109,26 @@
           <w:kern w:val="0"/>
           <w:shd w:val="clear" w:color="auto" w:fill="FFFFFF"/>
           <w:lang w:eastAsia="es-PE"/>
-          <ns2:ligatures ns2:val="none"/>
-        </w:rPr>
-      </w:pPr>
-      <w:r>
-        <w:rPr>
-          <w:rFonts w:ascii="Arial Narrow" w:eastAsia="Arial Narrow" w:hAnsi="Arial Narrow" w:cs="Arial Narrow"/>
-          <w:b/>
-          <w:color w:val="000000"/>
-          <w:kern w:val="0"/>
-          <w:lang w:eastAsia="es-PE"/>
-          <ns2:ligatures ns2:val="none"/>
-        </w:rPr>
-        <w:t xml:space="preserve">DENUNCIANTE:[DENUNCIANTE] (LA SEÑORA [APELLIDO])</w:t>
-      </w:r>
-      <w:r>
-        <w:rPr>
-          <w:rFonts w:ascii="Arial Narrow" w:eastAsia="Arial Narrow" w:hAnsi="Arial Narrow" w:cs="Arial Narrow"/>
-          <w:b/>
-          <w:color w:val="000000"/>
-          <w:kern w:val="0"/>
-          <w:lang w:eastAsia="es-PE"/>
-          <ns2:ligatures ns2:val="none"/>
-        </w:rPr>
+          <w14:ligatures w14:val="none"/>
+        </w:rPr>
+      </w:pPr>
+      <w:r>
+        <w:rPr>
+          <w:rFonts w:ascii="Arial Narrow" w:eastAsia="Arial Narrow" w:hAnsi="Arial Narrow" w:cs="Arial Narrow"/>
+          <w:b/>
+          <w:color w:val="000000"/>
+          <w:kern w:val="0"/>
+          <w:lang w:eastAsia="es-PE"/>
+          <w14:ligatures w14:val="none"/>
+        </w:rPr>
+        <w:t>DENUNCIANTE</w:t>
         <w:tab/>
-        <w:t/>
-      </w:r>
-      <w:r>
-        <w:rPr>
-          <w:rFonts w:ascii="Arial Narrow" w:eastAsia="Arial Narrow" w:hAnsi="Arial Narrow" w:cs="Arial Narrow"/>
-          <w:b/>
-          <w:color w:val="000000"/>
-          <w:kern w:val="0"/>
-          <w:lang w:eastAsia="es-PE"/>
-          <ns2:ligatures ns2:val="none"/>
-        </w:rPr>
+        <w:t>:</w:t>
         <w:tab/>
-      </w:r>
-      <w:r>
-        <w:rPr>
-          <w:rFonts w:ascii="Arial Narrow" w:eastAsia="Arial Narrow" w:hAnsi="Arial Narrow" w:cs="Arial Narrow"/>
-          <w:b/>
-          <w:color w:val="000000"/>
-          <w:kern w:val="0"/>
-          <w:lang w:eastAsia="es-PE"/>
-          <ns2:ligatures ns2:val="none"/>
-        </w:rPr>
-        <w:t xml:space="preserve"/>
-      </w:r>
-      <w:r>
-        <w:rPr>
-          <w:rFonts w:ascii="Arial Narrow" w:eastAsia="Arial Narrow" w:hAnsi="Arial Narrow" w:cs="Arial Narrow"/>
-          <w:b/>
-          <w:color w:val="000000"/>
-          <w:kern w:val="0"/>
-          <w:lang w:eastAsia="es-PE"/>
-          <ns2:ligatures ns2:val="none"/>
-        </w:rPr>
-        <w:t/>
-      </w:r>
-      <w:r>
-        <w:rPr>
-          <w:rFonts w:ascii="Arial Narrow" w:eastAsia="Arial Narrow" w:hAnsi="Arial Narrow" w:cs="Arial Narrow"/>
-          <w:b/>
-          <w:color w:val="000000"/>
-          <w:kern w:val="0"/>
-          <w:lang w:eastAsia="es-PE"/>
-          <ns2:ligatures ns2:val="none"/>
-        </w:rPr>
-        <w:t/>
-      </w:r>
-      <w:r>
-        <w:rPr>
-          <w:rFonts w:ascii="Arial Narrow" w:eastAsia="Arial Narrow" w:hAnsi="Arial Narrow" w:cs="Arial Narrow"/>
-          <w:b/>
-          <w:color w:val="000000"/>
-          <w:kern w:val="0"/>
-          <w:lang w:eastAsia="es-PE"/>
-          <ns2:ligatures ns2:val="none"/>
-        </w:rPr>
-        <w:t xml:space="preserve"/>
-      </w:r>
-      <w:r>
-        <w:rPr>
-          <w:rFonts w:ascii="Arial Narrow" w:eastAsia="Arial Narrow" w:hAnsi="Arial Narrow" w:cs="Arial Narrow"/>
-          <w:b/>
-          <w:color w:val="000000"/>
-          <w:kern w:val="0"/>
-          <w:lang w:eastAsia="es-PE"/>
-          <ns2:ligatures ns2:val="none"/>
-        </w:rPr>
-        <w:t/>
-      </w:r>
-      <w:r>
-        <w:rPr>
-          <w:rFonts w:ascii="Arial Narrow" w:eastAsia="Arial Narrow" w:hAnsi="Arial Narrow" w:cs="Arial Narrow"/>
-          <w:b/>
-          <w:color w:val="000000"/>
-          <w:kern w:val="0"/>
-          <w:lang w:eastAsia="es-PE"/>
-          <ns2:ligatures ns2:val="none"/>
-        </w:rPr>
-        <w:t/>
-      </w:r>
-    </w:p>
-    <w:p ns2:paraId="1093F73E" ns2:textId="02963A49">
+        <w:t xml:space="preserve">[DENUNCIANTE] (LA SEÑORA [APELLIDO])</w:t>
+      </w:r>
+    </w:p>
+    <w:p>
       <w:pPr>
         <w:tabs>
           <w:tab w:val="left" w:pos="1701"/>
@@ -228,17 +143,17 @@
           <w:color w:val="000000"/>
           <w:kern w:val="0"/>
           <w:lang w:eastAsia="es-PE"/>
-          <ns2:ligatures ns2:val="none"/>
-        </w:rPr>
-      </w:pPr>
-      <w:r>
-        <w:rPr>
-          <w:rFonts w:ascii="Arial Narrow" w:eastAsia="Arial Narrow" w:hAnsi="Arial Narrow" w:cs="Arial Narrow"/>
-          <w:b/>
-          <w:color w:val="000000"/>
-          <w:kern w:val="0"/>
-          <w:lang w:eastAsia="es-PE"/>
-          <ns2:ligatures ns2:val="none"/>
+          <w14:ligatures w14:val="none"/>
+        </w:rPr>
+      </w:pPr>
+      <w:r>
+        <w:rPr>
+          <w:rFonts w:ascii="Arial Narrow" w:eastAsia="Arial Narrow" w:hAnsi="Arial Narrow" w:cs="Arial Narrow"/>
+          <w:b/>
+          <w:color w:val="000000"/>
+          <w:kern w:val="0"/>
+          <w:lang w:eastAsia="es-PE"/>
+          <w14:ligatures w14:val="none"/>
         </w:rPr>
         <w:t>DENUNCIADOS</w:t>
       </w:r>
@@ -249,7 +164,7 @@
           <w:color w:val="000000"/>
           <w:kern w:val="0"/>
           <w:lang w:eastAsia="es-PE"/>
-          <ns2:ligatures ns2:val="none"/>
+          <w14:ligatures w14:val="none"/>
         </w:rPr>
         <w:tab/>
         <w:t>:</w:t>
@@ -261,7 +176,7 @@
           <w:color w:val="000000"/>
           <w:kern w:val="0"/>
           <w:lang w:eastAsia="es-PE"/>
-          <ns2:ligatures ns2:val="none"/>
+          <w14:ligatures w14:val="none"/>
         </w:rPr>
         <w:tab/>
       </w:r>
@@ -272,7 +187,7 @@
           <w:color w:val="000000"/>
           <w:kern w:val="0"/>
           <w:lang w:eastAsia="es-PE"/>
-          <ns2:ligatures ns2:val="none"/>
+          <w14:ligatures w14:val="none"/>
         </w:rPr>
         <w:t xml:space="preserve">BANCO RIPLEY PERU S.A. </w:t>
       </w:r>
@@ -283,12 +198,12 @@
           <w:color w:val="000000"/>
           <w:kern w:val="0"/>
           <w:lang w:eastAsia="es-PE"/>
-          <ns2:ligatures ns2:val="none"/>
+          <w14:ligatures w14:val="none"/>
         </w:rPr>
         <w:t>(BANCO)</w:t>
       </w:r>
     </w:p>
-    <w:p ns2:paraId="1780BF25" ns2:textId="3E3366F5">
+    <w:p>
       <w:pPr>
         <w:tabs>
           <w:tab w:val="left" w:pos="1701"/>
@@ -303,17 +218,17 @@
           <w:color w:val="000000"/>
           <w:kern w:val="0"/>
           <w:lang w:eastAsia="es-PE"/>
-          <ns2:ligatures ns2:val="none"/>
-        </w:rPr>
-      </w:pPr>
-      <w:r>
-        <w:rPr>
-          <w:rFonts w:ascii="Arial Narrow" w:eastAsia="Arial Narrow" w:hAnsi="Arial Narrow" w:cs="Arial Narrow"/>
-          <w:b/>
-          <w:color w:val="000000"/>
-          <w:kern w:val="0"/>
-          <w:lang w:eastAsia="es-PE"/>
-          <ns2:ligatures ns2:val="none"/>
+          <w14:ligatures w14:val="none"/>
+        </w:rPr>
+      </w:pPr>
+      <w:r>
+        <w:rPr>
+          <w:rFonts w:ascii="Arial Narrow" w:eastAsia="Arial Narrow" w:hAnsi="Arial Narrow" w:cs="Arial Narrow"/>
+          <w:b/>
+          <w:color w:val="000000"/>
+          <w:kern w:val="0"/>
+          <w:lang w:eastAsia="es-PE"/>
+          <w14:ligatures w14:val="none"/>
         </w:rPr>
         <w:tab/>
       </w:r>
@@ -324,7 +239,7 @@
           <w:color w:val="000000"/>
           <w:kern w:val="0"/>
           <w:lang w:eastAsia="es-PE"/>
-          <ns2:ligatures ns2:val="none"/>
+          <w14:ligatures w14:val="none"/>
         </w:rPr>
         <w:tab/>
       </w:r>
@@ -335,7 +250,7 @@
           <w:color w:val="000000"/>
           <w:kern w:val="0"/>
           <w:lang w:eastAsia="es-PE"/>
-          <ns2:ligatures ns2:val="none"/>
+          <w14:ligatures w14:val="none"/>
         </w:rPr>
         <w:t xml:space="preserve">MAPFRE PERU COMPAÑIA DE SEGUROS Y REASEGUROS </w:t>
       </w:r>
@@ -346,7 +261,7 @@
           <w:color w:val="000000"/>
           <w:kern w:val="0"/>
           <w:lang w:eastAsia="es-PE"/>
-          <ns2:ligatures ns2:val="none"/>
+          <w14:ligatures w14:val="none"/>
         </w:rPr>
         <w:t xml:space="preserve">S.A. </w:t>
       </w:r>
@@ -357,7 +272,7 @@
           <w:color w:val="000000"/>
           <w:kern w:val="0"/>
           <w:lang w:eastAsia="es-PE"/>
-          <ns2:ligatures ns2:val="none"/>
+          <w14:ligatures w14:val="none"/>
         </w:rPr>
         <w:t>(</w:t>
       </w:r>
@@ -368,7 +283,7 @@
           <w:color w:val="000000"/>
           <w:kern w:val="0"/>
           <w:lang w:eastAsia="es-PE"/>
-          <ns2:ligatures ns2:val="none"/>
+          <w14:ligatures w14:val="none"/>
         </w:rPr>
         <w:t>MAPFRE</w:t>
       </w:r>
@@ -379,12 +294,12 @@
           <w:color w:val="000000"/>
           <w:kern w:val="0"/>
           <w:lang w:eastAsia="es-PE"/>
-          <ns2:ligatures ns2:val="none"/>
+          <w14:ligatures w14:val="none"/>
         </w:rPr>
         <w:t>)</w:t>
       </w:r>
     </w:p>
-    <w:p ns2:paraId="2C08B8E9" ns2:textId="6E06E4F6">
+    <w:p>
       <w:pPr>
         <w:tabs>
           <w:tab w:val="left" w:pos="1701"/>
@@ -399,17 +314,17 @@
           <w:color w:val="000000"/>
           <w:kern w:val="0"/>
           <w:lang w:eastAsia="es-PE"/>
-          <ns2:ligatures ns2:val="none"/>
-        </w:rPr>
-      </w:pPr>
-      <w:r>
-        <w:rPr>
-          <w:rFonts w:ascii="Arial Narrow" w:eastAsia="Arial Narrow" w:hAnsi="Arial Narrow" w:cs="Arial Narrow"/>
-          <w:b/>
-          <w:color w:val="000000"/>
-          <w:kern w:val="0"/>
-          <w:lang w:eastAsia="es-PE"/>
-          <ns2:ligatures ns2:val="none"/>
+          <w14:ligatures w14:val="none"/>
+        </w:rPr>
+      </w:pPr>
+      <w:r>
+        <w:rPr>
+          <w:rFonts w:ascii="Arial Narrow" w:eastAsia="Arial Narrow" w:hAnsi="Arial Narrow" w:cs="Arial Narrow"/>
+          <w:b/>
+          <w:color w:val="000000"/>
+          <w:kern w:val="0"/>
+          <w:lang w:eastAsia="es-PE"/>
+          <w14:ligatures w14:val="none"/>
         </w:rPr>
         <w:t>MATERIAS</w:t>
       </w:r>
@@ -420,13 +335,15 @@
           <w:color w:val="000000"/>
           <w:kern w:val="0"/>
           <w:lang w:eastAsia="es-PE"/>
-          <ns2:ligatures ns2:val="none"/>
+          <w14:ligatures w14:val="none"/>
         </w:rPr>
         <w:tab/>
-        <w:t>: ADMISIÓN A TRÁMITE</w:t>
-      </w:r>
-    </w:p>
-    <w:p ns2:paraId="65AA893A" ns2:textId="77777777">
+        <w:t>:</w:t>
+        <w:tab/>
+        <w:t xml:space="preserve">ADMISIÓN A TRÁMITE</w:t>
+      </w:r>
+    </w:p>
+    <w:p>
       <w:pPr>
         <w:tabs>
           <w:tab w:val="left" w:pos="1701"/>
@@ -441,22 +358,22 @@
           <w:color w:val="000000"/>
           <w:kern w:val="0"/>
           <w:lang w:eastAsia="es-PE"/>
-          <ns2:ligatures ns2:val="none"/>
-        </w:rPr>
-      </w:pPr>
-      <w:r>
-        <w:rPr>
-          <w:rFonts w:ascii="Arial Narrow" w:eastAsia="Arial Narrow" w:hAnsi="Arial Narrow" w:cs="Arial Narrow"/>
-          <w:b/>
-          <w:color w:val="000000"/>
-          <w:kern w:val="0"/>
-          <w:lang w:eastAsia="es-PE"/>
-          <ns2:ligatures ns2:val="none"/>
+          <w14:ligatures w14:val="none"/>
+        </w:rPr>
+      </w:pPr>
+      <w:r>
+        <w:rPr>
+          <w:rFonts w:ascii="Arial Narrow" w:eastAsia="Arial Narrow" w:hAnsi="Arial Narrow" w:cs="Arial Narrow"/>
+          <w:b/>
+          <w:color w:val="000000"/>
+          <w:kern w:val="0"/>
+          <w:lang w:eastAsia="es-PE"/>
+          <w14:ligatures w14:val="none"/>
         </w:rPr>
         <w:t>REQUERIMIENTO DE INFORMACIÓN</w:t>
       </w:r>
     </w:p>
-    <w:p ns2:paraId="5A5F53F4" ns2:textId="77777777">
+    <w:p>
       <w:pPr>
         <w:tabs>
           <w:tab w:val="left" w:pos="1701"/>
@@ -470,17 +387,17 @@
           <w:color w:val="000000"/>
           <w:kern w:val="0"/>
           <w:lang w:eastAsia="es-PE"/>
-          <ns2:ligatures ns2:val="none"/>
-        </w:rPr>
-      </w:pPr>
-      <w:r>
-        <w:rPr>
-          <w:rFonts w:ascii="Arial Narrow" w:eastAsia="Arial Narrow" w:hAnsi="Arial Narrow" w:cs="Arial Narrow"/>
-          <w:b/>
-          <w:color w:val="000000"/>
-          <w:kern w:val="0"/>
-          <w:lang w:eastAsia="es-PE"/>
-          <ns2:ligatures ns2:val="none"/>
+          <w14:ligatures w14:val="none"/>
+        </w:rPr>
+      </w:pPr>
+      <w:r>
+        <w:rPr>
+          <w:rFonts w:ascii="Arial Narrow" w:eastAsia="Arial Narrow" w:hAnsi="Arial Narrow" w:cs="Arial Narrow"/>
+          <w:b/>
+          <w:color w:val="000000"/>
+          <w:kern w:val="0"/>
+          <w:lang w:eastAsia="es-PE"/>
+          <w14:ligatures w14:val="none"/>
         </w:rPr>
         <w:t xml:space="preserve">RESOLUCIÓN </w:t>
       </w:r>
@@ -491,7 +408,7 @@
           <w:color w:val="000000"/>
           <w:kern w:val="0"/>
           <w:lang w:eastAsia="es-PE"/>
-          <ns2:ligatures ns2:val="none"/>
+          <w14:ligatures w14:val="none"/>
         </w:rPr>
         <w:tab/>
         <w:t>:</w:t>
@@ -503,13 +420,13 @@
           <w:color w:val="000000"/>
           <w:kern w:val="0"/>
           <w:lang w:eastAsia="es-PE"/>
-          <ns2:ligatures ns2:val="none"/>
+          <w14:ligatures w14:val="none"/>
         </w:rPr>
         <w:tab/>
         <w:t>1</w:t>
       </w:r>
     </w:p>
-    <w:p ns2:paraId="1624A856" ns2:textId="77777777">
+    <w:p>
       <w:pPr>
         <w:tabs>
           <w:tab w:val="left" w:pos="1014"/>
@@ -522,11 +439,11 @@
           <w:kern w:val="0"/>
           <w:shd w:val="clear" w:color="auto" w:fill="FFFFFF"/>
           <w:lang w:eastAsia="es-PE"/>
-          <ns2:ligatures ns2:val="none"/>
-        </w:rPr>
-      </w:pPr>
-    </w:p>
-    <w:p ns2:paraId="175AA5EA" ns2:textId="74E4450D">
+          <w14:ligatures w14:val="none"/>
+        </w:rPr>
+      </w:pPr>
+    </w:p>
+    <w:p>
       <w:pPr>
         <w:tabs>
           <w:tab w:val="left" w:pos="1014"/>
@@ -539,7 +456,7 @@
           <w:kern w:val="0"/>
           <w:shd w:val="clear" w:color="auto" w:fill="FFFFFF"/>
           <w:lang w:eastAsia="es-PE"/>
-          <ns2:ligatures ns2:val="none"/>
+          <w14:ligatures w14:val="none"/>
         </w:rPr>
       </w:pPr>
       <w:r>
@@ -549,7 +466,7 @@
           <w:kern w:val="0"/>
           <w:shd w:val="clear" w:color="auto" w:fill="FFFFFF"/>
           <w:lang w:eastAsia="es-PE"/>
-          <ns2:ligatures ns2:val="none"/>
+          <w14:ligatures w14:val="none"/>
         </w:rPr>
         <w:t xml:space="preserve">Lima, </w:t>
       </w:r>
@@ -560,7 +477,7 @@
           <w:kern w:val="0"/>
           <w:shd w:val="clear" w:color="auto" w:fill="FFFFFF"/>
           <w:lang w:eastAsia="es-PE"/>
-          <ns2:ligatures ns2:val="none"/>
+          <w14:ligatures w14:val="none"/>
         </w:rPr>
         <w:t xml:space="preserve">28 de abril de 2025</w:t>
       </w:r>
@@ -571,7 +488,7 @@
           <w:kern w:val="0"/>
           <w:shd w:val="clear" w:color="auto" w:fill="FFFFFF"/>
           <w:lang w:eastAsia="es-PE"/>
-          <ns2:ligatures ns2:val="none"/>
+          <w14:ligatures w14:val="none"/>
         </w:rPr>
         <w:t xml:space="preserve"/>
       </w:r>
@@ -582,7 +499,7 @@
           <w:kern w:val="0"/>
           <w:shd w:val="clear" w:color="auto" w:fill="FFFFFF"/>
           <w:lang w:eastAsia="es-PE"/>
-          <ns2:ligatures ns2:val="none"/>
+          <w14:ligatures w14:val="none"/>
         </w:rPr>
         <w:t xml:space="preserve"/>
       </w:r>
@@ -593,7 +510,7 @@
           <w:kern w:val="0"/>
           <w:shd w:val="clear" w:color="auto" w:fill="FFFFFF"/>
           <w:lang w:eastAsia="es-PE"/>
-          <ns2:ligatures ns2:val="none"/>
+          <w14:ligatures w14:val="none"/>
         </w:rPr>
         <w:t xml:space="preserve"/>
       </w:r>
@@ -604,12 +521,12 @@
           <w:kern w:val="0"/>
           <w:shd w:val="clear" w:color="auto" w:fill="FFFFFF"/>
           <w:lang w:eastAsia="es-PE"/>
-          <ns2:ligatures ns2:val="none"/>
+          <w14:ligatures w14:val="none"/>
         </w:rPr>
         <w:t xml:space="preserve"/>
       </w:r>
     </w:p>
-    <w:p ns2:paraId="0B9BBE1B" ns2:textId="77777777">
+    <w:p>
       <w:pPr>
         <w:tabs>
           <w:tab w:val="left" w:pos="1014"/>
@@ -621,11 +538,11 @@
           <w:color w:val="000000"/>
           <w:kern w:val="0"/>
           <w:lang w:eastAsia="es-PE"/>
-          <ns2:ligatures ns2:val="none"/>
-        </w:rPr>
-      </w:pPr>
-    </w:p>
-    <w:p ns2:paraId="70D8B8D8" ns2:textId="77777777">
+          <w14:ligatures w14:val="none"/>
+        </w:rPr>
+      </w:pPr>
+    </w:p>
+    <w:p>
       <w:pPr>
         <w:numPr>
           <w:ilvl w:val="0"/>
@@ -639,22 +556,22 @@
           <w:color w:val="000000"/>
           <w:kern w:val="0"/>
           <w:lang w:eastAsia="es-PE"/>
-          <ns2:ligatures ns2:val="none"/>
-        </w:rPr>
-      </w:pPr>
-      <w:r>
-        <w:rPr>
-          <w:rFonts w:ascii="Arial Narrow" w:eastAsia="Arial Narrow" w:hAnsi="Arial Narrow" w:cs="Arial Narrow"/>
-          <w:b/>
-          <w:color w:val="000000"/>
-          <w:kern w:val="0"/>
-          <w:lang w:eastAsia="es-PE"/>
-          <ns2:ligatures ns2:val="none"/>
+          <w14:ligatures w14:val="none"/>
+        </w:rPr>
+      </w:pPr>
+      <w:r>
+        <w:rPr>
+          <w:rFonts w:ascii="Arial Narrow" w:eastAsia="Arial Narrow" w:hAnsi="Arial Narrow" w:cs="Arial Narrow"/>
+          <w:b/>
+          <w:color w:val="000000"/>
+          <w:kern w:val="0"/>
+          <w:lang w:eastAsia="es-PE"/>
+          <w14:ligatures w14:val="none"/>
         </w:rPr>
         <w:t xml:space="preserve">HECHOS </w:t>
       </w:r>
     </w:p>
-    <w:p ns2:paraId="453828A9" ns2:textId="77777777">
+    <w:p>
       <w:pPr>
         <w:spacing w:after="0" w:line="240" w:lineRule="auto"/>
         <w:jc w:val="both"/>
@@ -663,11 +580,11 @@
           <w:color w:val="000000"/>
           <w:kern w:val="0"/>
           <w:lang w:eastAsia="es-PE"/>
-          <ns2:ligatures ns2:val="none"/>
-        </w:rPr>
-      </w:pPr>
-    </w:p>
-    <w:p ns2:paraId="167CAE58" ns2:textId="111D6E42">
+          <w14:ligatures w14:val="none"/>
+        </w:rPr>
+      </w:pPr>
+    </w:p>
+    <w:p>
       <w:pPr>
         <w:numPr>
           <w:ilvl w:val="1"/>
@@ -681,7 +598,7 @@
           <w:color w:val="000000"/>
           <w:kern w:val="0"/>
           <w:lang w:val="es-ES" w:eastAsia="es-ES"/>
-          <ns2:ligatures ns2:val="none"/>
+          <w14:ligatures w14:val="none"/>
         </w:rPr>
       </w:pPr>
       <w:r>
@@ -690,7 +607,7 @@
           <w:color w:val="000000"/>
           <w:kern w:val="0"/>
           <w:lang w:val="es-ES" w:eastAsia="es-ES"/>
-          <ns2:ligatures ns2:val="none"/>
+          <w14:ligatures w14:val="none"/>
         </w:rPr>
         <w:t xml:space="preserve">Mediante el escrito del 23 de marzo de 2025, la señora [APELLIDO] denunció al Banco y a Mapfre por presuntas infracciones a la Ley 29571, Código de Protección y Defensa del Consumidor (en adelante, Código), señalando lo siguiente:</w:t>
       </w:r>
@@ -700,7 +617,7 @@
           <w:color w:val="000000"/>
           <w:kern w:val="0"/>
           <w:lang w:val="es-ES" w:eastAsia="es-ES"/>
-          <ns2:ligatures ns2:val="none"/>
+          <w14:ligatures w14:val="none"/>
         </w:rPr>
         <w:t xml:space="preserve"/>
       </w:r>
@@ -710,7 +627,7 @@
           <w:color w:val="000000"/>
           <w:kern w:val="0"/>
           <w:lang w:val="es-ES" w:eastAsia="es-ES"/>
-          <ns2:ligatures ns2:val="none"/>
+          <w14:ligatures w14:val="none"/>
         </w:rPr>
         <w:t/>
       </w:r>
@@ -720,7 +637,7 @@
           <w:color w:val="000000"/>
           <w:kern w:val="0"/>
           <w:lang w:val="es-ES" w:eastAsia="es-ES"/>
-          <ns2:ligatures ns2:val="none"/>
+          <w14:ligatures w14:val="none"/>
         </w:rPr>
         <w:t xml:space="preserve"/>
       </w:r>
@@ -730,7 +647,7 @@
           <w:color w:val="000000"/>
           <w:kern w:val="0"/>
           <w:lang w:val="es-ES" w:eastAsia="es-ES"/>
-          <ns2:ligatures ns2:val="none"/>
+          <w14:ligatures w14:val="none"/>
         </w:rPr>
         <w:t/>
       </w:r>
@@ -738,7 +655,7 @@
         <w:rPr>
           <w:rFonts w:ascii="Arial Narrow" w:eastAsia="Calibri" w:hAnsi="Arial Narrow" w:cs="Arial"/>
           <w:kern w:val="0"/>
-          <ns2:ligatures ns2:val="none"/>
+          <w14:ligatures w14:val="none"/>
         </w:rPr>
         <w:t xml:space="preserve"/>
       </w:r>
@@ -746,7 +663,7 @@
         <w:rPr>
           <w:rFonts w:ascii="Arial Narrow" w:eastAsia="Calibri" w:hAnsi="Arial Narrow" w:cs="Arial"/>
           <w:kern w:val="0"/>
-          <ns2:ligatures ns2:val="none"/>
+          <w14:ligatures w14:val="none"/>
         </w:rPr>
         <w:t xml:space="preserve"/>
       </w:r>
@@ -754,7 +671,7 @@
         <w:rPr>
           <w:rFonts w:ascii="Arial Narrow" w:eastAsia="Calibri" w:hAnsi="Arial Narrow" w:cs="Arial"/>
           <w:kern w:val="0"/>
-          <ns2:ligatures ns2:val="none"/>
+          <w14:ligatures w14:val="none"/>
         </w:rPr>
         <w:t xml:space="preserve"/>
       </w:r>
@@ -764,7 +681,7 @@
           <w:color w:val="000000"/>
           <w:kern w:val="0"/>
           <w:lang w:val="es-ES" w:eastAsia="es-ES"/>
-          <ns2:ligatures ns2:val="none"/>
+          <w14:ligatures w14:val="none"/>
         </w:rPr>
         <w:t xml:space="preserve"/>
       </w:r>
@@ -774,7 +691,7 @@
           <w:color w:val="000000"/>
           <w:kern w:val="0"/>
           <w:lang w:val="es-ES" w:eastAsia="es-ES"/>
-          <ns2:ligatures ns2:val="none"/>
+          <w14:ligatures w14:val="none"/>
         </w:rPr>
         <w:t xml:space="preserve"/>
       </w:r>
@@ -784,7 +701,7 @@
           <w:color w:val="000000"/>
           <w:kern w:val="0"/>
           <w:lang w:val="es-ES" w:eastAsia="es-ES"/>
-          <ns2:ligatures ns2:val="none"/>
+          <w14:ligatures w14:val="none"/>
         </w:rPr>
         <w:t xml:space="preserve"/>
       </w:r>
@@ -794,7 +711,7 @@
           <w:color w:val="000000"/>
           <w:kern w:val="0"/>
           <w:lang w:val="es-ES" w:eastAsia="es-ES"/>
-          <ns2:ligatures ns2:val="none"/>
+          <w14:ligatures w14:val="none"/>
         </w:rPr>
         <w:t/>
       </w:r>
@@ -806,7 +723,7 @@
           <w:kern w:val="0"/>
           <w:vertAlign w:val="superscript"/>
           <w:lang w:val="es-ES" w:eastAsia="es-ES"/>
-          <ns2:ligatures ns2:val="none"/>
+          <w14:ligatures w14:val="none"/>
         </w:rPr>
         <w:footnoteReference w:id="1"/>
       </w:r>
@@ -816,7 +733,7 @@
           <w:color w:val="000000"/>
           <w:kern w:val="0"/>
           <w:lang w:val="es-ES" w:eastAsia="es-ES"/>
-          <ns2:ligatures ns2:val="none"/>
+          <w14:ligatures w14:val="none"/>
         </w:rPr>
         <w:t xml:space="preserve"/>
       </w:r>
@@ -827,12 +744,12 @@
           <w:color w:val="000000"/>
           <w:kern w:val="0"/>
           <w:lang w:val="es-ES" w:eastAsia="es-ES"/>
-          <ns2:ligatures ns2:val="none"/>
+          <w14:ligatures w14:val="none"/>
         </w:rPr>
         <w:t/>
       </w:r>
     </w:p>
-    <w:p ns2:paraId="48391C5E" ns2:textId="77777777">
+    <w:p>
       <w:pPr>
         <w:spacing w:after="0" w:line="240" w:lineRule="auto"/>
         <w:jc w:val="both"/>
@@ -841,11 +758,11 @@
           <w:color w:val="000000"/>
           <w:kern w:val="0"/>
           <w:lang w:val="es-ES" w:eastAsia="es-ES"/>
-          <ns2:ligatures ns2:val="none"/>
-        </w:rPr>
-      </w:pPr>
-    </w:p>
-    <w:p ns2:paraId="41B589BE" ns2:textId="214FBCF2">
+          <w14:ligatures w14:val="none"/>
+        </w:rPr>
+      </w:pPr>
+    </w:p>
+    <w:p>
       <w:pPr>
         <w:numPr>
           <w:ilvl w:val="2"/>
@@ -865,7 +782,7 @@
           <w:color w:val="000000"/>
           <w:kern w:val="0"/>
           <w:lang w:eastAsia="es-ES"/>
-          <ns2:ligatures ns2:val="none"/>
+          <w14:ligatures w14:val="none"/>
         </w:rPr>
       </w:pPr>
       <w:r>
@@ -874,12 +791,12 @@
           <w:color w:val="000000"/>
           <w:kern w:val="0"/>
           <w:lang w:eastAsia="es-ES"/>
-          <ns2:ligatures ns2:val="none"/>
+          <w14:ligatures w14:val="none"/>
         </w:rPr>
         <w:t>El 21 de marzo de 2024, se dirigió a las instalaciones del Banco con el objetivo de solicitar una nueva tarjeta de crédito, debido a que la anterior había vencido. En ese momento, se le proporcionó una tarjeta de crédito de reemplazo.</w:t>
       </w:r>
     </w:p>
-    <w:p ns2:paraId="6C7208B0" ns2:textId="77777777">
+    <w:p>
       <w:pPr>
         <w:tabs>
           <w:tab w:val="left" w:pos="567"/>
@@ -894,11 +811,11 @@
           <w:color w:val="000000"/>
           <w:kern w:val="0"/>
           <w:lang w:eastAsia="es-ES"/>
-          <ns2:ligatures ns2:val="none"/>
-        </w:rPr>
-      </w:pPr>
-    </w:p>
-    <w:p ns2:paraId="6DC4352E" ns2:textId="170AEB44">
+          <w14:ligatures w14:val="none"/>
+        </w:rPr>
+      </w:pPr>
+    </w:p>
+    <w:p>
       <w:pPr>
         <w:numPr>
           <w:ilvl w:val="2"/>
@@ -918,7 +835,7 @@
           <w:color w:val="000000"/>
           <w:kern w:val="0"/>
           <w:lang w:eastAsia="es-ES"/>
-          <ns2:ligatures ns2:val="none"/>
+          <w14:ligatures w14:val="none"/>
         </w:rPr>
       </w:pPr>
       <w:r>
@@ -927,12 +844,12 @@
           <w:color w:val="000000"/>
           <w:kern w:val="0"/>
           <w:lang w:eastAsia="es-ES"/>
-          <ns2:ligatures ns2:val="none"/>
+          <w14:ligatures w14:val="none"/>
         </w:rPr>
         <w:t>El 28 de octubre de 2024, se dirigió nuevamente a las instalaciones del Banco Ripley para presentar un reclamo con la finalidad de solicitar una explicación sobre el origen de una deuda superior a S/ 30.00, dado que, en el mes de octubre, no había realizado ningún consumo.</w:t>
       </w:r>
     </w:p>
-    <w:p ns2:paraId="1B391F9F" ns2:textId="77777777">
+    <w:p>
       <w:pPr>
         <w:tabs>
           <w:tab w:val="left" w:pos="567"/>
@@ -947,11 +864,11 @@
           <w:color w:val="000000"/>
           <w:kern w:val="0"/>
           <w:lang w:eastAsia="es-ES"/>
-          <ns2:ligatures ns2:val="none"/>
-        </w:rPr>
-      </w:pPr>
-    </w:p>
-    <w:p ns2:paraId="5BAE265C" ns2:textId="07CF6176">
+          <w14:ligatures w14:val="none"/>
+        </w:rPr>
+      </w:pPr>
+    </w:p>
+    <w:p>
       <w:pPr>
         <w:numPr>
           <w:ilvl w:val="2"/>
@@ -971,7 +888,7 @@
           <w:color w:val="000000"/>
           <w:kern w:val="0"/>
           <w:lang w:eastAsia="es-ES"/>
-          <ns2:ligatures ns2:val="none"/>
+          <w14:ligatures w14:val="none"/>
         </w:rPr>
       </w:pPr>
       <w:r>
@@ -980,7 +897,7 @@
           <w:color w:val="000000"/>
           <w:kern w:val="0"/>
           <w:lang w:eastAsia="es-ES"/>
-          <ns2:ligatures ns2:val="none"/>
+          <w14:ligatures w14:val="none"/>
         </w:rPr>
         <w:t xml:space="preserve">Mediante una carta, el 28 de octubre de 2024, el Banco le respondió indicándole que el día 28 de octubre de 2024 se dieron de baja las pólizas del </w:t>
       </w:r>
@@ -990,7 +907,7 @@
           <w:color w:val="000000"/>
           <w:kern w:val="0"/>
           <w:lang w:val="es-ES" w:eastAsia="es-ES"/>
-          <ns2:ligatures ns2:val="none"/>
+          <w14:ligatures w14:val="none"/>
         </w:rPr>
         <w:t>Seguro de Sepelio Grupal para Clientes de Entidades Financieras de Sepelio</w:t>
       </w:r>
@@ -1000,7 +917,7 @@
           <w:color w:val="000000"/>
           <w:kern w:val="0"/>
           <w:lang w:eastAsia="es-ES"/>
-          <ns2:ligatures ns2:val="none"/>
+          <w14:ligatures w14:val="none"/>
         </w:rPr>
         <w:t xml:space="preserve">, cuya prima mensual era de S/14.90, y </w:t>
       </w:r>
@@ -1010,7 +927,7 @@
           <w:color w:val="000000"/>
           <w:kern w:val="0"/>
           <w:lang w:val="es-ES" w:eastAsia="es-ES"/>
-          <ns2:ligatures ns2:val="none"/>
+          <w14:ligatures w14:val="none"/>
         </w:rPr>
         <w:t>Seguro</w:t>
       </w:r>
@@ -1020,7 +937,7 @@
           <w:color w:val="000000"/>
           <w:kern w:val="0"/>
           <w:lang w:val="es-ES" w:eastAsia="es-ES"/>
-          <ns2:ligatures ns2:val="none"/>
+          <w14:ligatures w14:val="none"/>
         </w:rPr>
         <w:t xml:space="preserve"> </w:t>
       </w:r>
@@ -1030,7 +947,7 @@
           <w:color w:val="000000"/>
           <w:kern w:val="0"/>
           <w:lang w:val="es-ES" w:eastAsia="es-ES"/>
-          <ns2:ligatures ns2:val="none"/>
+          <w14:ligatures w14:val="none"/>
         </w:rPr>
         <w:t>de Protección de Tarjeta Full 023xxxxxx604</w:t>
       </w:r>
@@ -1040,7 +957,7 @@
           <w:color w:val="000000"/>
           <w:kern w:val="0"/>
           <w:lang w:eastAsia="es-ES"/>
-          <ns2:ligatures ns2:val="none"/>
+          <w14:ligatures w14:val="none"/>
         </w:rPr>
         <w:t>, con prima mensual de S/14.90</w:t>
       </w:r>
@@ -1050,7 +967,7 @@
           <w:color w:val="000000"/>
           <w:kern w:val="0"/>
           <w:lang w:eastAsia="es-ES"/>
-          <ns2:ligatures ns2:val="none"/>
+          <w14:ligatures w14:val="none"/>
         </w:rPr>
         <w:t xml:space="preserve"> (en adelante, Los Seguros)</w:t>
       </w:r>
@@ -1060,7 +977,7 @@
           <w:color w:val="000000"/>
           <w:kern w:val="0"/>
           <w:lang w:eastAsia="es-ES"/>
-          <ns2:ligatures ns2:val="none"/>
+          <w14:ligatures w14:val="none"/>
         </w:rPr>
         <w:t>. Asimismo, se le indicó que su reclamo resultaba en improcedente, debido a que debió realizar su reclamo dentro de los 30 días siguientes de recibido su estado de cuenta. Sobre ello, señala que nunca recibió estados de cuenta, pues sol</w:t>
       </w:r>
@@ -1070,7 +987,7 @@
           <w:color w:val="000000"/>
           <w:kern w:val="0"/>
           <w:lang w:eastAsia="es-ES"/>
-          <ns2:ligatures ns2:val="none"/>
+          <w14:ligatures w14:val="none"/>
         </w:rPr>
         <w:t>o</w:t>
       </w:r>
@@ -1080,7 +997,7 @@
           <w:color w:val="000000"/>
           <w:kern w:val="0"/>
           <w:lang w:eastAsia="es-ES"/>
-          <ns2:ligatures ns2:val="none"/>
+          <w14:ligatures w14:val="none"/>
         </w:rPr>
         <w:t xml:space="preserve"> realizaba los pagos a través del aplica</w:t>
       </w:r>
@@ -1090,7 +1007,7 @@
           <w:color w:val="000000"/>
           <w:kern w:val="0"/>
           <w:lang w:eastAsia="es-ES"/>
-          <ns2:ligatures ns2:val="none"/>
+          <w14:ligatures w14:val="none"/>
         </w:rPr>
         <w:t>ti</w:t>
       </w:r>
@@ -1100,7 +1017,7 @@
           <w:color w:val="000000"/>
           <w:kern w:val="0"/>
           <w:lang w:eastAsia="es-ES"/>
-          <ns2:ligatures ns2:val="none"/>
+          <w14:ligatures w14:val="none"/>
         </w:rPr>
         <w:t xml:space="preserve">vo, en el cual no figuraba el consumo por el concepto del pago de </w:t>
       </w:r>
@@ -1110,12 +1027,12 @@
           <w:color w:val="000000"/>
           <w:kern w:val="0"/>
           <w:lang w:eastAsia="es-ES"/>
-          <ns2:ligatures ns2:val="none"/>
+          <w14:ligatures w14:val="none"/>
         </w:rPr>
         <w:t>Los Seguros.</w:t>
       </w:r>
     </w:p>
-    <w:p ns2:paraId="694CEC4A" ns2:textId="77777777">
+    <w:p>
       <w:pPr>
         <w:tabs>
           <w:tab w:val="left" w:pos="567"/>
@@ -1129,11 +1046,11 @@
           <w:color w:val="000000"/>
           <w:kern w:val="0"/>
           <w:lang w:eastAsia="es-ES"/>
-          <ns2:ligatures ns2:val="none"/>
-        </w:rPr>
-      </w:pPr>
-    </w:p>
-    <w:p ns2:paraId="6E51E313" ns2:textId="25B5B980">
+          <w14:ligatures w14:val="none"/>
+        </w:rPr>
+      </w:pPr>
+    </w:p>
+    <w:p>
       <w:pPr>
         <w:numPr>
           <w:ilvl w:val="2"/>
@@ -1153,7 +1070,7 @@
           <w:color w:val="000000"/>
           <w:kern w:val="0"/>
           <w:lang w:eastAsia="es-ES"/>
-          <ns2:ligatures ns2:val="none"/>
+          <w14:ligatures w14:val="none"/>
         </w:rPr>
       </w:pPr>
       <w:r>
@@ -1162,7 +1079,7 @@
           <w:color w:val="000000"/>
           <w:kern w:val="0"/>
           <w:lang w:eastAsia="es-ES"/>
-          <ns2:ligatures ns2:val="none"/>
+          <w14:ligatures w14:val="none"/>
         </w:rPr>
         <w:t>El Banco le remitió los formularios de la solicitud de Los Seguros. No obstante, estas solicitudes para la adquisición de Los Seguros nunca fueron ofrecidas por algún representante de dichas empresas al realizar la renovación de su tarjeta de crédito y tampoco los datos y firma que figura en estos documentos pertenecen a la denunciante, tales como el correo electrónico y su número telefónico. Como consecuencia, señala que el Banco le realizaba llamadas y mensajes continuamente solicitándole el pago de las cuotas de los seguros que supuestamente contrató; así también fue reportada</w:t>
       </w:r>
@@ -1172,7 +1089,7 @@
           <w:color w:val="000000"/>
           <w:kern w:val="0"/>
           <w:lang w:eastAsia="es-ES"/>
-          <ns2:ligatures ns2:val="none"/>
+          <w14:ligatures w14:val="none"/>
         </w:rPr>
         <w:t xml:space="preserve"> por el Banco ante </w:t>
       </w:r>
@@ -1182,7 +1099,7 @@
           <w:color w:val="000000"/>
           <w:kern w:val="0"/>
           <w:lang w:eastAsia="es-ES"/>
-          <ns2:ligatures ns2:val="none"/>
+          <w14:ligatures w14:val="none"/>
         </w:rPr>
         <w:t>a INFOCORP</w:t>
       </w:r>
@@ -1192,7 +1109,7 @@
           <w:color w:val="000000"/>
           <w:kern w:val="0"/>
           <w:lang w:eastAsia="es-ES"/>
-          <ns2:ligatures ns2:val="none"/>
+          <w14:ligatures w14:val="none"/>
         </w:rPr>
         <w:t xml:space="preserve"> ocasionando un </w:t>
       </w:r>
@@ -1202,7 +1119,7 @@
           <w:color w:val="000000"/>
           <w:kern w:val="0"/>
           <w:lang w:eastAsia="es-ES"/>
-          <ns2:ligatures ns2:val="none"/>
+          <w14:ligatures w14:val="none"/>
         </w:rPr>
         <w:t xml:space="preserve">precedente </w:t>
       </w:r>
@@ -1212,7 +1129,7 @@
           <w:color w:val="000000"/>
           <w:kern w:val="0"/>
           <w:lang w:eastAsia="es-ES"/>
-          <ns2:ligatures ns2:val="none"/>
+          <w14:ligatures w14:val="none"/>
         </w:rPr>
         <w:t>negativo en su</w:t>
       </w:r>
@@ -1222,7 +1139,7 @@
           <w:color w:val="000000"/>
           <w:kern w:val="0"/>
           <w:lang w:eastAsia="es-ES"/>
-          <ns2:ligatures ns2:val="none"/>
+          <w14:ligatures w14:val="none"/>
         </w:rPr>
         <w:t xml:space="preserve"> historial </w:t>
       </w:r>
@@ -1232,12 +1149,12 @@
           <w:color w:val="000000"/>
           <w:kern w:val="0"/>
           <w:lang w:eastAsia="es-ES"/>
-          <ns2:ligatures ns2:val="none"/>
+          <w14:ligatures w14:val="none"/>
         </w:rPr>
         <w:t>crediticio.</w:t>
       </w:r>
     </w:p>
-    <w:p ns2:paraId="4F829FCF" ns2:textId="77777777">
+    <w:p>
       <w:pPr>
         <w:tabs>
           <w:tab w:val="left" w:pos="567"/>
@@ -1251,11 +1168,11 @@
           <w:color w:val="000000"/>
           <w:kern w:val="0"/>
           <w:lang w:eastAsia="es-ES"/>
-          <ns2:ligatures ns2:val="none"/>
-        </w:rPr>
-      </w:pPr>
-    </w:p>
-    <w:p ns2:paraId="6DF86CE4" ns2:textId="5D372638">
+          <w14:ligatures w14:val="none"/>
+        </w:rPr>
+      </w:pPr>
+    </w:p>
+    <w:p>
       <w:pPr>
         <w:numPr>
           <w:ilvl w:val="1"/>
@@ -1273,7 +1190,7 @@
           <w:color w:val="000000"/>
           <w:kern w:val="0"/>
           <w:lang w:val="es-ES" w:eastAsia="es-ES"/>
-          <ns2:ligatures ns2:val="none"/>
+          <w14:ligatures w14:val="none"/>
         </w:rPr>
       </w:pPr>
       <w:r>
@@ -1282,7 +1199,7 @@
           <w:color w:val="000000"/>
           <w:kern w:val="0"/>
           <w:lang w:val="es-ES" w:eastAsia="es-ES"/>
-          <ns2:ligatures ns2:val="none"/>
+          <w14:ligatures w14:val="none"/>
         </w:rPr>
         <w:t xml:space="preserve">La señora [APELLIDO] solicitó, en calidad de medida correctiva, que el Banco cumpla con la devolución de los cobros indebidos respecto a la Póliza 8080071 correspondiente al Seguro de Sepelio Grupal para Clientes de Entidades Financieras de Sepelio y la Póliza 27330 correspondiente al Seguro de Protección de Tarjeta Full 023xxxxxx604, más los intereses legales; así como también, solicitó que se elimine cualquier cargo generado por dicha transacción. Asimismo, solicitó la corrección de su historial crediticio afectado por los cobros indebidos del Banco. Además, requirió el reembolso de costos y costas del presente procedimiento. </w:t>
       </w:r>
@@ -1290,7 +1207,7 @@
         <w:rPr>
           <w:rFonts w:ascii="Arial Narrow" w:eastAsia="Calibri" w:hAnsi="Arial Narrow" w:cs="Arial"/>
           <w:kern w:val="0"/>
-          <ns2:ligatures ns2:val="none"/>
+          <w14:ligatures w14:val="none"/>
         </w:rPr>
         <w:t xml:space="preserve"/>
       </w:r>
@@ -1298,7 +1215,7 @@
         <w:rPr>
           <w:rFonts w:ascii="Arial Narrow" w:eastAsia="Calibri" w:hAnsi="Arial Narrow" w:cs="Arial"/>
           <w:kern w:val="0"/>
-          <ns2:ligatures ns2:val="none"/>
+          <w14:ligatures w14:val="none"/>
         </w:rPr>
         <w:t xml:space="preserve"/>
       </w:r>
@@ -1308,7 +1225,7 @@
           <w:color w:val="000000"/>
           <w:kern w:val="0"/>
           <w:lang w:val="es-ES" w:eastAsia="es-ES"/>
-          <ns2:ligatures ns2:val="none"/>
+          <w14:ligatures w14:val="none"/>
         </w:rPr>
         <w:t xml:space="preserve"/>
       </w:r>
@@ -1318,7 +1235,7 @@
           <w:color w:val="000000"/>
           <w:kern w:val="0"/>
           <w:lang w:val="es-ES" w:eastAsia="es-ES"/>
-          <ns2:ligatures ns2:val="none"/>
+          <w14:ligatures w14:val="none"/>
         </w:rPr>
         <w:t xml:space="preserve"/>
       </w:r>
@@ -1328,7 +1245,7 @@
           <w:color w:val="000000"/>
           <w:kern w:val="0"/>
           <w:lang w:val="es-ES" w:eastAsia="es-ES"/>
-          <ns2:ligatures ns2:val="none"/>
+          <w14:ligatures w14:val="none"/>
         </w:rPr>
         <w:t/>
       </w:r>
@@ -1338,7 +1255,7 @@
           <w:color w:val="000000"/>
           <w:kern w:val="0"/>
           <w:lang w:val="es-ES" w:eastAsia="es-ES"/>
-          <ns2:ligatures ns2:val="none"/>
+          <w14:ligatures w14:val="none"/>
         </w:rPr>
         <w:t xml:space="preserve"/>
       </w:r>
@@ -1348,7 +1265,7 @@
           <w:color w:val="000000"/>
           <w:kern w:val="0"/>
           <w:lang w:val="es-ES" w:eastAsia="es-ES"/>
-          <ns2:ligatures ns2:val="none"/>
+          <w14:ligatures w14:val="none"/>
         </w:rPr>
         <w:t/>
       </w:r>
@@ -1358,7 +1275,7 @@
           <w:color w:val="000000"/>
           <w:kern w:val="0"/>
           <w:lang w:val="es-ES" w:eastAsia="es-ES"/>
-          <ns2:ligatures ns2:val="none"/>
+          <w14:ligatures w14:val="none"/>
         </w:rPr>
         <w:t/>
       </w:r>
@@ -1368,7 +1285,7 @@
           <w:color w:val="000000"/>
           <w:kern w:val="0"/>
           <w:lang w:val="es-ES" w:eastAsia="es-ES"/>
-          <ns2:ligatures ns2:val="none"/>
+          <w14:ligatures w14:val="none"/>
         </w:rPr>
         <w:t xml:space="preserve"/>
       </w:r>
@@ -1378,7 +1295,7 @@
           <w:color w:val="000000"/>
           <w:kern w:val="0"/>
           <w:lang w:val="es-ES" w:eastAsia="es-ES"/>
-          <ns2:ligatures ns2:val="none"/>
+          <w14:ligatures w14:val="none"/>
         </w:rPr>
         <w:t xml:space="preserve"/>
       </w:r>
@@ -1388,7 +1305,7 @@
           <w:color w:val="000000"/>
           <w:kern w:val="0"/>
           <w:lang w:val="es-ES" w:eastAsia="es-ES"/>
-          <ns2:ligatures ns2:val="none"/>
+          <w14:ligatures w14:val="none"/>
         </w:rPr>
         <w:t/>
       </w:r>
@@ -1398,7 +1315,7 @@
           <w:color w:val="000000"/>
           <w:kern w:val="0"/>
           <w:lang w:val="es-ES" w:eastAsia="es-ES"/>
-          <ns2:ligatures ns2:val="none"/>
+          <w14:ligatures w14:val="none"/>
         </w:rPr>
         <w:t xml:space="preserve"/>
       </w:r>
@@ -1408,7 +1325,7 @@
           <w:color w:val="000000"/>
           <w:kern w:val="0"/>
           <w:lang w:val="es-ES" w:eastAsia="es-ES"/>
-          <ns2:ligatures ns2:val="none"/>
+          <w14:ligatures w14:val="none"/>
         </w:rPr>
         <w:lastRenderedPageBreak/>
         <w:t xml:space="preserve"/>
@@ -1419,7 +1336,7 @@
           <w:color w:val="000000"/>
           <w:kern w:val="0"/>
           <w:lang w:val="es-ES" w:eastAsia="es-ES"/>
-          <ns2:ligatures ns2:val="none"/>
+          <w14:ligatures w14:val="none"/>
         </w:rPr>
         <w:t xml:space="preserve"/>
       </w:r>
@@ -1429,7 +1346,7 @@
           <w:color w:val="000000"/>
           <w:kern w:val="0"/>
           <w:lang w:val="es-ES" w:eastAsia="es-ES"/>
-          <ns2:ligatures ns2:val="none"/>
+          <w14:ligatures w14:val="none"/>
         </w:rPr>
         <w:t/>
       </w:r>
@@ -1439,7 +1356,7 @@
           <w:color w:val="000000"/>
           <w:kern w:val="0"/>
           <w:lang w:val="es-ES" w:eastAsia="es-ES"/>
-          <ns2:ligatures ns2:val="none"/>
+          <w14:ligatures w14:val="none"/>
         </w:rPr>
         <w:t xml:space="preserve"/>
       </w:r>
@@ -1449,7 +1366,7 @@
           <w:color w:val="000000"/>
           <w:kern w:val="0"/>
           <w:lang w:val="es-ES" w:eastAsia="es-ES"/>
-          <ns2:ligatures ns2:val="none"/>
+          <w14:ligatures w14:val="none"/>
         </w:rPr>
         <w:t xml:space="preserve"/>
       </w:r>
@@ -1459,7 +1376,7 @@
           <w:color w:val="000000"/>
           <w:kern w:val="0"/>
           <w:lang w:val="es-ES" w:eastAsia="es-ES"/>
-          <ns2:ligatures ns2:val="none"/>
+          <w14:ligatures w14:val="none"/>
         </w:rPr>
         <w:t xml:space="preserve"/>
       </w:r>
@@ -1469,7 +1386,7 @@
           <w:color w:val="000000"/>
           <w:kern w:val="0"/>
           <w:lang w:val="es-ES" w:eastAsia="es-ES"/>
-          <ns2:ligatures ns2:val="none"/>
+          <w14:ligatures w14:val="none"/>
         </w:rPr>
         <w:t/>
       </w:r>
@@ -1479,7 +1396,7 @@
           <w:color w:val="000000"/>
           <w:kern w:val="0"/>
           <w:lang w:val="es-ES" w:eastAsia="es-ES"/>
-          <ns2:ligatures ns2:val="none"/>
+          <w14:ligatures w14:val="none"/>
         </w:rPr>
         <w:t xml:space="preserve"/>
       </w:r>
@@ -1489,7 +1406,7 @@
           <w:color w:val="000000"/>
           <w:kern w:val="0"/>
           <w:lang w:val="es-ES" w:eastAsia="es-ES"/>
-          <ns2:ligatures ns2:val="none"/>
+          <w14:ligatures w14:val="none"/>
         </w:rPr>
         <w:t/>
       </w:r>
@@ -1499,7 +1416,7 @@
           <w:color w:val="000000"/>
           <w:kern w:val="0"/>
           <w:lang w:val="es-ES" w:eastAsia="es-ES"/>
-          <ns2:ligatures ns2:val="none"/>
+          <w14:ligatures w14:val="none"/>
         </w:rPr>
         <w:t xml:space="preserve"/>
       </w:r>
@@ -1509,7 +1426,7 @@
           <w:color w:val="000000"/>
           <w:kern w:val="0"/>
           <w:lang w:val="es-ES" w:eastAsia="es-ES"/>
-          <ns2:ligatures ns2:val="none"/>
+          <w14:ligatures w14:val="none"/>
         </w:rPr>
         <w:t xml:space="preserve"/>
       </w:r>
@@ -1519,7 +1436,7 @@
           <w:color w:val="000000"/>
           <w:kern w:val="0"/>
           <w:lang w:val="es-ES" w:eastAsia="es-ES"/>
-          <ns2:ligatures ns2:val="none"/>
+          <w14:ligatures w14:val="none"/>
         </w:rPr>
         <w:t/>
       </w:r>
@@ -1529,7 +1446,7 @@
           <w:color w:val="000000"/>
           <w:kern w:val="0"/>
           <w:lang w:val="es-ES" w:eastAsia="es-ES"/>
-          <ns2:ligatures ns2:val="none"/>
+          <w14:ligatures w14:val="none"/>
         </w:rPr>
         <w:t xml:space="preserve"/>
       </w:r>
@@ -1539,7 +1456,7 @@
           <w:color w:val="000000"/>
           <w:kern w:val="0"/>
           <w:lang w:val="es-ES" w:eastAsia="es-ES"/>
-          <ns2:ligatures ns2:val="none"/>
+          <w14:ligatures w14:val="none"/>
         </w:rPr>
         <w:t/>
       </w:r>
@@ -1549,12 +1466,12 @@
           <w:color w:val="000000"/>
           <w:kern w:val="0"/>
           <w:lang w:val="es-ES" w:eastAsia="es-ES"/>
-          <ns2:ligatures ns2:val="none"/>
+          <w14:ligatures w14:val="none"/>
         </w:rPr>
         <w:t xml:space="preserve"/>
       </w:r>
     </w:p>
-    <w:p ns2:paraId="7023B030" ns2:textId="77777777">
+    <w:p>
       <w:pPr>
         <w:spacing w:after="0" w:line="240" w:lineRule="auto"/>
         <w:contextualSpacing/>
@@ -1565,11 +1482,11 @@
           <w:color w:val="000000"/>
           <w:kern w:val="0"/>
           <w:lang w:eastAsia="es-PE"/>
-          <ns2:ligatures ns2:val="none"/>
-        </w:rPr>
-      </w:pPr>
-    </w:p>
-    <w:p ns2:paraId="242B2756" ns2:textId="77777777">
+          <w14:ligatures w14:val="none"/>
+        </w:rPr>
+      </w:pPr>
+    </w:p>
+    <w:p>
       <w:pPr>
         <w:numPr>
           <w:ilvl w:val="0"/>
@@ -1588,22 +1505,22 @@
           <w:color w:val="000000"/>
           <w:kern w:val="0"/>
           <w:lang w:eastAsia="es-PE"/>
-          <ns2:ligatures ns2:val="none"/>
-        </w:rPr>
-      </w:pPr>
-      <w:r>
-        <w:rPr>
-          <w:rFonts w:ascii="Arial Narrow" w:eastAsia="Arial Narrow" w:hAnsi="Arial Narrow" w:cs="Arial Narrow"/>
-          <w:b/>
-          <w:color w:val="000000"/>
-          <w:kern w:val="0"/>
-          <w:lang w:eastAsia="es-PE"/>
-          <ns2:ligatures ns2:val="none"/>
+          <w14:ligatures w14:val="none"/>
+        </w:rPr>
+      </w:pPr>
+      <w:r>
+        <w:rPr>
+          <w:rFonts w:ascii="Arial Narrow" w:eastAsia="Arial Narrow" w:hAnsi="Arial Narrow" w:cs="Arial Narrow"/>
+          <w:b/>
+          <w:color w:val="000000"/>
+          <w:kern w:val="0"/>
+          <w:lang w:eastAsia="es-PE"/>
+          <w14:ligatures w14:val="none"/>
         </w:rPr>
         <w:t>DE LA ADMISIÓN A TRÁMITE DE LA DENUNCIA</w:t>
       </w:r>
     </w:p>
-    <w:p ns2:paraId="2690D87F" ns2:textId="77777777">
+    <w:p>
       <w:pPr>
         <w:spacing w:after="0" w:line="240" w:lineRule="auto"/>
         <w:ind w:left="567"/>
@@ -1615,11 +1532,11 @@
           <w:color w:val="000000"/>
           <w:kern w:val="0"/>
           <w:lang w:eastAsia="es-PE"/>
-          <ns2:ligatures ns2:val="none"/>
-        </w:rPr>
-      </w:pPr>
-    </w:p>
-    <w:p ns2:paraId="23606279" ns2:textId="3F8C2FAB">
+          <w14:ligatures w14:val="none"/>
+        </w:rPr>
+      </w:pPr>
+    </w:p>
+    <w:p>
       <w:pPr>
         <w:pStyle w:val="Prrafodelista"/>
         <w:numPr>
@@ -1637,7 +1554,7 @@
           <w:kern w:val="0"/>
           <w:shd w:val="clear" w:color="auto" w:fill="FFFFFF"/>
           <w:lang w:val="es-ES" w:eastAsia="es-PE"/>
-          <ns2:ligatures ns2:val="none"/>
+          <w14:ligatures w14:val="none"/>
         </w:rPr>
       </w:pPr>
       <w:bookmarkStart w:id="1" w:name="_Hlk140755208"/>
@@ -1649,7 +1566,7 @@
           <w:color w:val="000000"/>
           <w:kern w:val="0"/>
           <w:lang w:eastAsia="es-PE"/>
-          <ns2:ligatures ns2:val="none"/>
+          <w14:ligatures w14:val="none"/>
         </w:rPr>
         <w:t>La Secretaría Técnica de la Comisión de Protección al Consumidor 1 (en adelante, la Secretaría Técnica), en ejercicio de sus facultades</w:t>
       </w:r>
@@ -1667,7 +1584,7 @@
           <w:color w:val="000000"/>
           <w:kern w:val="0"/>
           <w:lang w:eastAsia="es-PE"/>
-          <ns2:ligatures ns2:val="none"/>
+          <w14:ligatures w14:val="none"/>
         </w:rPr>
         <w:t xml:space="preserve">, considera </w:t>
       </w:r>
@@ -1675,7 +1592,7 @@
         <w:rPr>
           <w:rFonts w:ascii="Arial Narrow" w:eastAsia="Arial Narrow" w:hAnsi="Arial Narrow" w:cs="Arial Narrow"/>
           <w:kern w:val="0"/>
-          <ns2:ligatures ns2:val="none"/>
+          <w14:ligatures w14:val="none"/>
         </w:rPr>
         <w:t xml:space="preserve">que el hecho denunciado, consistente </w:t>
       </w:r>
@@ -1687,7 +1604,7 @@
           <w:rFonts w:ascii="Arial Narrow" w:eastAsia="Calibri" w:hAnsi="Arial Narrow" w:cs="Arial Narrow"/>
           <w:kern w:val="0"/>
           <w:lang w:eastAsia="es-PE"/>
-          <ns2:ligatures ns2:val="none"/>
+          <w14:ligatures w14:val="none"/>
         </w:rPr>
         <w:t xml:space="preserve">en que </w:t>
       </w:r>
@@ -1696,7 +1613,7 @@
           <w:rFonts w:ascii="Arial Narrow" w:eastAsia="Calibri" w:hAnsi="Arial Narrow" w:cs="Arial Narrow"/>
           <w:kern w:val="0"/>
           <w:lang w:eastAsia="es-PE"/>
-          <ns2:ligatures ns2:val="none"/>
+          <w14:ligatures w14:val="none"/>
         </w:rPr>
         <w:t xml:space="preserve">Mapfre Perú Compañía de Seguros y Reaseguros S.A. y Banco Ripley Perú S.A. habrían atribuido indebidamente la Póliza 8080071 a </w:t>
       </w:r>
@@ -1705,7 +1622,7 @@
           <w:rFonts w:ascii="Arial Narrow" w:eastAsia="Calibri" w:hAnsi="Arial Narrow" w:cs="Arial Narrow"/>
           <w:kern w:val="0"/>
           <w:lang w:eastAsia="es-PE"/>
-          <ns2:ligatures ns2:val="none"/>
+          <w14:ligatures w14:val="none"/>
         </w:rPr>
         <w:t>favor del denunciante, generando el descuento de las primas desde su tarjeta de crédito</w:t>
       </w:r>
@@ -1715,7 +1632,7 @@
           <w:color w:val="000000"/>
           <w:kern w:val="0"/>
           <w:lang w:val="es-ES" w:eastAsia="es-ES"/>
-          <ns2:ligatures ns2:val="none"/>
+          <w14:ligatures w14:val="none"/>
         </w:rPr>
         <w:t xml:space="preserve">; </w:t>
       </w:r>
@@ -1790,7 +1707,7 @@
         <w:rPr>
           <w:rFonts w:ascii="Arial Narrow" w:eastAsia="Arial Narrow" w:hAnsi="Arial Narrow" w:cs="Arial Narrow"/>
           <w:kern w:val="0"/>
-          <ns2:ligatures ns2:val="none"/>
+          <w14:ligatures w14:val="none"/>
         </w:rPr>
         <w:t xml:space="preserve"> </w:t>
       </w:r>
@@ -1801,7 +1718,7 @@
           <w:kern w:val="0"/>
           <w:shd w:val="clear" w:color="auto" w:fill="FFFFFF"/>
           <w:lang w:eastAsia="es-PE"/>
-          <ns2:ligatures ns2:val="none"/>
+          <w14:ligatures w14:val="none"/>
         </w:rPr>
         <w:t xml:space="preserve">Por consiguiente, corresponde calificar el hecho materia de denuncia como una presunta infracción </w:t>
       </w:r>
@@ -1812,7 +1729,7 @@
           <w:kern w:val="0"/>
           <w:shd w:val="clear" w:color="auto" w:fill="FFFFFF"/>
           <w:lang w:eastAsia="es-PE"/>
-          <ns2:ligatures ns2:val="none"/>
+          <w14:ligatures w14:val="none"/>
         </w:rPr>
         <w:t>a la protección contra los métodos comerciales agresivos o engañosos</w:t>
       </w:r>
@@ -1823,7 +1740,7 @@
           <w:kern w:val="0"/>
           <w:shd w:val="clear" w:color="auto" w:fill="FFFFFF"/>
           <w:lang w:eastAsia="es-PE"/>
-          <ns2:ligatures ns2:val="none"/>
+          <w14:ligatures w14:val="none"/>
         </w:rPr>
         <w:t xml:space="preserve">, </w:t>
       </w:r>
@@ -1833,7 +1750,7 @@
           <w:color w:val="000000"/>
           <w:kern w:val="0"/>
           <w:shd w:val="clear" w:color="auto" w:fill="FFFFFF"/>
-          <ns2:ligatures ns2:val="none"/>
+          <w14:ligatures w14:val="none"/>
         </w:rPr>
         <w:t xml:space="preserve">tipificado en </w:t>
       </w:r>
@@ -1843,7 +1760,7 @@
           <w:color w:val="000000"/>
           <w:kern w:val="0"/>
           <w:shd w:val="clear" w:color="auto" w:fill="FFFFFF"/>
-          <ns2:ligatures ns2:val="none"/>
+          <w14:ligatures w14:val="none"/>
         </w:rPr>
         <w:t>el artículo</w:t>
       </w:r>
@@ -1853,7 +1770,7 @@
           <w:color w:val="000000"/>
           <w:kern w:val="0"/>
           <w:shd w:val="clear" w:color="auto" w:fill="FFFFFF"/>
-          <ns2:ligatures ns2:val="none"/>
+          <w14:ligatures w14:val="none"/>
         </w:rPr>
         <w:t xml:space="preserve"> </w:t>
       </w:r>
@@ -1863,7 +1780,7 @@
           <w:color w:val="000000"/>
           <w:kern w:val="0"/>
           <w:shd w:val="clear" w:color="auto" w:fill="FFFFFF"/>
-          <ns2:ligatures ns2:val="none"/>
+          <w14:ligatures w14:val="none"/>
         </w:rPr>
         <w:t>58</w:t>
       </w:r>
@@ -1873,7 +1790,7 @@
           <w:color w:val="000000"/>
           <w:kern w:val="0"/>
           <w:shd w:val="clear" w:color="auto" w:fill="FFFFFF"/>
-          <ns2:ligatures ns2:val="none"/>
+          <w14:ligatures w14:val="none"/>
         </w:rPr>
         <w:t> del</w:t>
       </w:r>
@@ -1883,7 +1800,7 @@
           <w:color w:val="000000"/>
           <w:kern w:val="0"/>
           <w:shd w:val="clear" w:color="auto" w:fill="FFFFFF"/>
-          <ns2:ligatures ns2:val="none"/>
+          <w14:ligatures w14:val="none"/>
         </w:rPr>
         <w:t xml:space="preserve"> </w:t>
       </w:r>
@@ -1891,7 +1808,7 @@
         <w:rPr>
           <w:rFonts w:ascii="Arial Narrow" w:eastAsia="Calibri" w:hAnsi="Arial Narrow" w:cs="Arial Narrow"/>
           <w:kern w:val="0"/>
-          <ns2:ligatures ns2:val="none"/>
+          <w14:ligatures w14:val="none"/>
         </w:rPr>
         <w:t>Código</w:t>
       </w:r>
@@ -1907,13 +1824,13 @@
         <w:rPr>
           <w:rFonts w:ascii="Arial Narrow" w:eastAsia="Calibri" w:hAnsi="Arial Narrow" w:cs="Times New Roman"/>
           <w:kern w:val="0"/>
-          <ns2:ligatures ns2:val="none"/>
+          <w14:ligatures w14:val="none"/>
         </w:rPr>
         <w:t>.</w:t>
       </w:r>
       <w:bookmarkStart w:id="5" w:name="_Hlk193893136"/>
     </w:p>
-    <w:p ns2:paraId="7A7F2970" ns2:textId="16842039">
+    <w:p>
       <w:pPr>
         <w:pStyle w:val="Prrafodelista"/>
         <w:numPr>
@@ -1931,14 +1848,14 @@
           <w:kern w:val="0"/>
           <w:shd w:val="clear" w:color="auto" w:fill="FFFFFF"/>
           <w:lang w:val="es-ES" w:eastAsia="es-PE"/>
-          <ns2:ligatures ns2:val="none"/>
+          <w14:ligatures w14:val="none"/>
         </w:rPr>
       </w:pPr>
       <w:r>
         <w:rPr>
           <w:rFonts w:ascii="Arial Narrow" w:eastAsia="Calibri" w:hAnsi="Arial Narrow" w:cs="Times New Roman"/>
           <w:kern w:val="0"/>
-          <ns2:ligatures ns2:val="none"/>
+          <w14:ligatures w14:val="none"/>
         </w:rPr>
         <w:lastRenderedPageBreak/>
         <w:t xml:space="preserve">Además, </w:t>
@@ -1947,7 +1864,7 @@
         <w:rPr>
           <w:rFonts w:ascii="Arial Narrow" w:eastAsia="Calibri" w:hAnsi="Arial Narrow" w:cs="Times New Roman"/>
           <w:kern w:val="0"/>
-          <ns2:ligatures ns2:val="none"/>
+          <w14:ligatures w14:val="none"/>
         </w:rPr>
         <w:t xml:space="preserve">la Secretaría Técnica, en ejercicio de sus facultades, </w:t>
       </w:r>
@@ -1955,7 +1872,7 @@
         <w:rPr>
           <w:rFonts w:ascii="Arial Narrow" w:eastAsia="Calibri" w:hAnsi="Arial Narrow" w:cs="Times New Roman"/>
           <w:kern w:val="0"/>
-          <ns2:ligatures ns2:val="none"/>
+          <w14:ligatures w14:val="none"/>
         </w:rPr>
         <w:t xml:space="preserve">considera que el hecho denunciado, consistente en que </w:t>
       </w:r>
@@ -1963,7 +1880,7 @@
         <w:rPr>
           <w:rFonts w:ascii="Arial Narrow" w:eastAsia="Calibri" w:hAnsi="Arial Narrow" w:cs="Times New Roman"/>
           <w:kern w:val="0"/>
-          <ns2:ligatures ns2:val="none"/>
+          <w14:ligatures w14:val="none"/>
         </w:rPr>
         <w:t>Mapfre Perú Compañía de Seguros y Reaseguros S.A. y Banco Ripley Perú S.A. habría atribuido indebidamente la Póliza 27330 a favor del denunciante, generando el descuento de las primas desde su tarjeta de crédito</w:t>
       </w:r>
@@ -1971,7 +1888,7 @@
         <w:rPr>
           <w:rFonts w:ascii="Arial Narrow" w:eastAsia="Calibri" w:hAnsi="Arial Narrow" w:cs="Times New Roman"/>
           <w:kern w:val="0"/>
-          <ns2:ligatures ns2:val="none"/>
+          <w14:ligatures w14:val="none"/>
         </w:rPr>
         <w:t>; involucraría una presunta afectación a su libertad de elección, dado que no manifestó su aceptación de contratar la póliza. Por</w:t>
       </w:r>
@@ -1979,7 +1896,7 @@
         <w:rPr>
           <w:rFonts w:ascii="Arial Narrow" w:eastAsia="Calibri" w:hAnsi="Arial Narrow" w:cs="Times New Roman"/>
           <w:kern w:val="0"/>
-          <ns2:ligatures ns2:val="none"/>
+          <w14:ligatures w14:val="none"/>
         </w:rPr>
         <w:t xml:space="preserve"> consiguiente, corresponde calificar el hecho materia de denuncia como una presunta infracción a la </w:t>
       </w:r>
@@ -1987,7 +1904,7 @@
         <w:rPr>
           <w:rFonts w:ascii="Arial Narrow" w:eastAsia="Calibri" w:hAnsi="Arial Narrow" w:cs="Times New Roman"/>
           <w:kern w:val="0"/>
-          <ns2:ligatures ns2:val="none"/>
+          <w14:ligatures w14:val="none"/>
         </w:rPr>
         <w:t>protección contra los métodos comerciales agresivos o engañosos, tipificado en el artículo 58 del Có</w:t>
       </w:r>
@@ -1995,7 +1912,7 @@
         <w:rPr>
           <w:rFonts w:ascii="Arial Narrow" w:eastAsia="Calibri" w:hAnsi="Arial Narrow" w:cs="Times New Roman"/>
           <w:kern w:val="0"/>
-          <ns2:ligatures ns2:val="none"/>
+          <w14:ligatures w14:val="none"/>
         </w:rPr>
         <w:t>digo</w:t>
       </w:r>
@@ -2003,12 +1920,12 @@
         <w:rPr>
           <w:rFonts w:ascii="Arial Narrow" w:eastAsia="Calibri" w:hAnsi="Arial Narrow" w:cs="Times New Roman"/>
           <w:kern w:val="0"/>
-          <ns2:ligatures ns2:val="none"/>
+          <w14:ligatures w14:val="none"/>
         </w:rPr>
         <w:t>.</w:t>
       </w:r>
     </w:p>
-    <w:p ns2:paraId="6EA65203" ns2:textId="77777777">
+    <w:p>
       <w:pPr>
         <w:pStyle w:val="Prrafodelista"/>
         <w:spacing w:after="0" w:line="240" w:lineRule="auto"/>
@@ -2019,11 +1936,11 @@
           <w:kern w:val="0"/>
           <w:shd w:val="clear" w:color="auto" w:fill="FFFFFF"/>
           <w:lang w:val="es-ES" w:eastAsia="es-PE"/>
-          <ns2:ligatures ns2:val="none"/>
-        </w:rPr>
-      </w:pPr>
-    </w:p>
-    <w:p ns2:paraId="009F70D8" ns2:textId="1754ECB7">
+          <w14:ligatures w14:val="none"/>
+        </w:rPr>
+      </w:pPr>
+    </w:p>
+    <w:p>
       <w:pPr>
         <w:pStyle w:val="Prrafodelista"/>
         <w:numPr>
@@ -2041,14 +1958,14 @@
           <w:kern w:val="0"/>
           <w:shd w:val="clear" w:color="auto" w:fill="FFFFFF"/>
           <w:lang w:val="es-ES" w:eastAsia="es-PE"/>
-          <ns2:ligatures ns2:val="none"/>
+          <w14:ligatures w14:val="none"/>
         </w:rPr>
       </w:pPr>
       <w:r>
         <w:rPr>
           <w:rFonts w:ascii="Arial Narrow" w:eastAsia="Calibri" w:hAnsi="Arial Narrow" w:cs="Times New Roman"/>
           <w:kern w:val="0"/>
-          <ns2:ligatures ns2:val="none"/>
+          <w14:ligatures w14:val="none"/>
         </w:rPr>
         <w:t xml:space="preserve">Así también, </w:t>
       </w:r>
@@ -2056,7 +1973,7 @@
         <w:rPr>
           <w:rFonts w:ascii="Arial Narrow" w:eastAsia="Calibri" w:hAnsi="Arial Narrow" w:cs="Times New Roman"/>
           <w:kern w:val="0"/>
-          <ns2:ligatures ns2:val="none"/>
+          <w14:ligatures w14:val="none"/>
         </w:rPr>
         <w:t xml:space="preserve">la Secretaría Técnica, en ejercicio de sus facultades, considera que el hecho denunciado, consistente en que </w:t>
       </w:r>
@@ -2065,7 +1982,7 @@
           <w:rFonts w:ascii="Arial Narrow" w:eastAsia="Calibri" w:hAnsi="Arial Narrow" w:cs="Arial Narrow"/>
           <w:kern w:val="0"/>
           <w:lang w:eastAsia="es-PE"/>
-          <ns2:ligatures ns2:val="none"/>
+          <w14:ligatures w14:val="none"/>
         </w:rPr>
         <w:t xml:space="preserve">Mapfre Perú Compañía de Seguros y Reaseguros S.A. no habría cumplido con remitir la Póliza 8080071 al correo electrónico </w:t>
       </w:r>
@@ -2074,7 +1991,7 @@
           <w:rFonts w:ascii="Arial Narrow" w:eastAsia="Calibri" w:hAnsi="Arial Narrow" w:cs="Arial Narrow"/>
           <w:kern w:val="0"/>
           <w:lang w:eastAsia="es-PE"/>
-          <ns2:ligatures ns2:val="none"/>
+          <w14:ligatures w14:val="none"/>
         </w:rPr>
         <w:t>del denunciante</w:t>
       </w:r>
@@ -2082,7 +1999,7 @@
         <w:rPr>
           <w:rFonts w:ascii="Arial Narrow" w:eastAsia="Calibri" w:hAnsi="Arial Narrow" w:cs="Times New Roman"/>
           <w:kern w:val="0"/>
-          <ns2:ligatures ns2:val="none"/>
+          <w14:ligatures w14:val="none"/>
         </w:rPr>
         <w:t xml:space="preserve">; involucraría una presunta afectación a </w:t>
       </w:r>
@@ -2090,7 +2007,7 @@
         <w:rPr>
           <w:rFonts w:ascii="Arial Narrow" w:eastAsia="Calibri" w:hAnsi="Arial Narrow" w:cs="Times New Roman"/>
           <w:kern w:val="0"/>
-          <ns2:ligatures ns2:val="none"/>
+          <w14:ligatures w14:val="none"/>
         </w:rPr>
         <w:t>la p</w:t>
       </w:r>
@@ -2098,7 +2015,7 @@
         <w:rPr>
           <w:rFonts w:ascii="Arial Narrow" w:eastAsia="Calibri" w:hAnsi="Arial Narrow" w:cs="Times New Roman"/>
           <w:kern w:val="0"/>
-          <ns2:ligatures ns2:val="none"/>
+          <w14:ligatures w14:val="none"/>
         </w:rPr>
         <w:t>rotección mínima del contrato de consumo</w:t>
       </w:r>
@@ -2106,7 +2023,7 @@
         <w:rPr>
           <w:rFonts w:ascii="Arial Narrow" w:eastAsia="Calibri" w:hAnsi="Arial Narrow" w:cs="Times New Roman"/>
           <w:kern w:val="0"/>
-          <ns2:ligatures ns2:val="none"/>
+          <w14:ligatures w14:val="none"/>
         </w:rPr>
         <w:t>. Por consiguiente, corresponde calificar el hecho materia de denuncia como una presunta infracción a</w:t>
       </w:r>
@@ -2114,7 +2031,7 @@
         <w:rPr>
           <w:rFonts w:ascii="Arial Narrow" w:eastAsia="Calibri" w:hAnsi="Arial Narrow" w:cs="Times New Roman"/>
           <w:kern w:val="0"/>
-          <ns2:ligatures ns2:val="none"/>
+          <w14:ligatures w14:val="none"/>
         </w:rPr>
         <w:t>l</w:t>
       </w:r>
@@ -2122,7 +2039,7 @@
         <w:rPr>
           <w:rFonts w:ascii="Arial Narrow" w:eastAsia="Calibri" w:hAnsi="Arial Narrow" w:cs="Times New Roman"/>
           <w:kern w:val="0"/>
-          <ns2:ligatures ns2:val="none"/>
+          <w14:ligatures w14:val="none"/>
         </w:rPr>
         <w:t xml:space="preserve"> </w:t>
       </w:r>
@@ -2130,7 +2047,7 @@
         <w:rPr>
           <w:rFonts w:ascii="Arial Narrow" w:eastAsia="Calibri" w:hAnsi="Arial Narrow" w:cs="Times New Roman"/>
           <w:kern w:val="0"/>
-          <ns2:ligatures ns2:val="none"/>
+          <w14:ligatures w14:val="none"/>
         </w:rPr>
         <w:t>deber de los proveedores entregar a los usuarios una copia del contrato celebrado</w:t>
       </w:r>
@@ -2138,7 +2055,7 @@
         <w:rPr>
           <w:rFonts w:ascii="Arial Narrow" w:eastAsia="Calibri" w:hAnsi="Arial Narrow" w:cs="Times New Roman"/>
           <w:kern w:val="0"/>
-          <ns2:ligatures ns2:val="none"/>
+          <w14:ligatures w14:val="none"/>
         </w:rPr>
         <w:t xml:space="preserve">, tipificado en el </w:t>
       </w:r>
@@ -2146,7 +2063,7 @@
         <w:rPr>
           <w:rFonts w:ascii="Arial Narrow" w:eastAsia="Calibri" w:hAnsi="Arial Narrow" w:cs="Times New Roman"/>
           <w:kern w:val="0"/>
-          <ns2:ligatures ns2:val="none"/>
+          <w14:ligatures w14:val="none"/>
         </w:rPr>
         <w:t xml:space="preserve">inciso e) del artículo 47 </w:t>
       </w:r>
@@ -2154,7 +2071,7 @@
         <w:rPr>
           <w:rFonts w:ascii="Arial Narrow" w:eastAsia="Calibri" w:hAnsi="Arial Narrow" w:cs="Times New Roman"/>
           <w:kern w:val="0"/>
-          <ns2:ligatures ns2:val="none"/>
+          <w14:ligatures w14:val="none"/>
         </w:rPr>
         <w:t>del Código</w:t>
       </w:r>
@@ -2170,12 +2087,12 @@
         <w:rPr>
           <w:rFonts w:ascii="Arial Narrow" w:eastAsia="Calibri" w:hAnsi="Arial Narrow" w:cs="Times New Roman"/>
           <w:kern w:val="0"/>
-          <ns2:ligatures ns2:val="none"/>
+          <w14:ligatures w14:val="none"/>
         </w:rPr>
         <w:t>.</w:t>
       </w:r>
     </w:p>
-    <w:p ns2:paraId="462D4D49" ns2:textId="77777777">
+    <w:p>
       <w:pPr>
         <w:pStyle w:val="Prrafodelista"/>
         <w:rPr>
@@ -2183,11 +2100,11 @@
           <w:kern w:val="0"/>
           <w:shd w:val="clear" w:color="auto" w:fill="FFFFFF"/>
           <w:lang w:val="es-ES" w:eastAsia="es-PE"/>
-          <ns2:ligatures ns2:val="none"/>
-        </w:rPr>
-      </w:pPr>
-    </w:p>
-    <w:p ns2:paraId="13BFF52C" ns2:textId="7E26A250">
+          <w14:ligatures w14:val="none"/>
+        </w:rPr>
+      </w:pPr>
+    </w:p>
+    <w:p>
       <w:pPr>
         <w:pStyle w:val="Prrafodelista"/>
         <w:numPr>
@@ -2205,7 +2122,7 @@
           <w:kern w:val="0"/>
           <w:shd w:val="clear" w:color="auto" w:fill="FFFFFF"/>
           <w:lang w:val="es-ES" w:eastAsia="es-PE"/>
-          <ns2:ligatures ns2:val="none"/>
+          <w14:ligatures w14:val="none"/>
         </w:rPr>
       </w:pPr>
       <w:r>
@@ -2214,7 +2131,7 @@
           <w:kern w:val="0"/>
           <w:shd w:val="clear" w:color="auto" w:fill="FFFFFF"/>
           <w:lang w:val="es-ES" w:eastAsia="es-PE"/>
-          <ns2:ligatures ns2:val="none"/>
+          <w14:ligatures w14:val="none"/>
         </w:rPr>
         <w:t xml:space="preserve">Adicionalmente, </w:t>
       </w:r>
@@ -2222,7 +2139,7 @@
         <w:rPr>
           <w:rFonts w:ascii="Arial Narrow" w:eastAsia="Calibri" w:hAnsi="Arial Narrow" w:cs="Times New Roman"/>
           <w:kern w:val="0"/>
-          <ns2:ligatures ns2:val="none"/>
+          <w14:ligatures w14:val="none"/>
         </w:rPr>
         <w:t xml:space="preserve">la Secretaría Técnica, en ejercicio de sus facultades, considera que el hecho denunciado, consistente en que </w:t>
       </w:r>
@@ -2231,7 +2148,7 @@
           <w:rFonts w:ascii="Arial Narrow" w:eastAsia="Calibri" w:hAnsi="Arial Narrow" w:cs="Arial Narrow"/>
           <w:kern w:val="0"/>
           <w:lang w:eastAsia="es-PE"/>
-          <ns2:ligatures ns2:val="none"/>
+          <w14:ligatures w14:val="none"/>
         </w:rPr>
         <w:t xml:space="preserve">Mapfre Perú Compañía de Seguros y Reaseguros S.A. no habría cumplido con remitir la Póliza 27330 al correo electrónico del </w:t>
       </w:r>
@@ -2240,7 +2157,7 @@
           <w:rFonts w:ascii="Arial Narrow" w:eastAsia="Calibri" w:hAnsi="Arial Narrow" w:cs="Arial Narrow"/>
           <w:kern w:val="0"/>
           <w:lang w:eastAsia="es-PE"/>
-          <ns2:ligatures ns2:val="none"/>
+          <w14:ligatures w14:val="none"/>
         </w:rPr>
         <w:t>denunciante</w:t>
       </w:r>
@@ -2248,7 +2165,7 @@
         <w:rPr>
           <w:rFonts w:ascii="Arial Narrow" w:eastAsia="Calibri" w:hAnsi="Arial Narrow" w:cs="Times New Roman"/>
           <w:kern w:val="0"/>
-          <ns2:ligatures ns2:val="none"/>
+          <w14:ligatures w14:val="none"/>
         </w:rPr>
         <w:t xml:space="preserve">; involucraría una presunta afectación a </w:t>
       </w:r>
@@ -2256,7 +2173,7 @@
         <w:rPr>
           <w:rFonts w:ascii="Arial Narrow" w:eastAsia="Calibri" w:hAnsi="Arial Narrow" w:cs="Times New Roman"/>
           <w:kern w:val="0"/>
-          <ns2:ligatures ns2:val="none"/>
+          <w14:ligatures w14:val="none"/>
         </w:rPr>
         <w:t>la protección mínima del contrato de consumo</w:t>
       </w:r>
@@ -2264,7 +2181,7 @@
         <w:rPr>
           <w:rFonts w:ascii="Arial Narrow" w:eastAsia="Calibri" w:hAnsi="Arial Narrow" w:cs="Times New Roman"/>
           <w:kern w:val="0"/>
-          <ns2:ligatures ns2:val="none"/>
+          <w14:ligatures w14:val="none"/>
         </w:rPr>
         <w:t>. Por consiguiente, corresponde calificar el hecho materia de denuncia como una presunta infracción a</w:t>
       </w:r>
@@ -2272,7 +2189,7 @@
         <w:rPr>
           <w:rFonts w:ascii="Arial Narrow" w:eastAsia="Calibri" w:hAnsi="Arial Narrow" w:cs="Times New Roman"/>
           <w:kern w:val="0"/>
-          <ns2:ligatures ns2:val="none"/>
+          <w14:ligatures w14:val="none"/>
         </w:rPr>
         <w:t>l</w:t>
       </w:r>
@@ -2280,7 +2197,7 @@
         <w:rPr>
           <w:rFonts w:ascii="Arial Narrow" w:eastAsia="Calibri" w:hAnsi="Arial Narrow" w:cs="Times New Roman"/>
           <w:kern w:val="0"/>
-          <ns2:ligatures ns2:val="none"/>
+          <w14:ligatures w14:val="none"/>
         </w:rPr>
         <w:t xml:space="preserve"> </w:t>
       </w:r>
@@ -2288,7 +2205,7 @@
         <w:rPr>
           <w:rFonts w:ascii="Arial Narrow" w:eastAsia="Calibri" w:hAnsi="Arial Narrow" w:cs="Times New Roman"/>
           <w:kern w:val="0"/>
-          <ns2:ligatures ns2:val="none"/>
+          <w14:ligatures w14:val="none"/>
         </w:rPr>
         <w:t>deber de los proveedores entregar a los usuarios una copia del contrato celebrado</w:t>
       </w:r>
@@ -2296,7 +2213,7 @@
         <w:rPr>
           <w:rFonts w:ascii="Arial Narrow" w:eastAsia="Calibri" w:hAnsi="Arial Narrow" w:cs="Times New Roman"/>
           <w:kern w:val="0"/>
-          <ns2:ligatures ns2:val="none"/>
+          <w14:ligatures w14:val="none"/>
         </w:rPr>
         <w:t xml:space="preserve">, tipificado en el </w:t>
       </w:r>
@@ -2304,7 +2221,7 @@
         <w:rPr>
           <w:rFonts w:ascii="Arial Narrow" w:eastAsia="Calibri" w:hAnsi="Arial Narrow" w:cs="Times New Roman"/>
           <w:kern w:val="0"/>
-          <ns2:ligatures ns2:val="none"/>
+          <w14:ligatures w14:val="none"/>
         </w:rPr>
         <w:t xml:space="preserve">inciso e) del artículo 47 </w:t>
       </w:r>
@@ -2312,7 +2229,7 @@
         <w:rPr>
           <w:rFonts w:ascii="Arial Narrow" w:eastAsia="Calibri" w:hAnsi="Arial Narrow" w:cs="Times New Roman"/>
           <w:kern w:val="0"/>
-          <ns2:ligatures ns2:val="none"/>
+          <w14:ligatures w14:val="none"/>
         </w:rPr>
         <w:t>del Código</w:t>
       </w:r>
@@ -2320,12 +2237,12 @@
         <w:rPr>
           <w:rFonts w:ascii="Arial Narrow" w:eastAsia="Calibri" w:hAnsi="Arial Narrow" w:cs="Times New Roman"/>
           <w:kern w:val="0"/>
-          <ns2:ligatures ns2:val="none"/>
+          <w14:ligatures w14:val="none"/>
         </w:rPr>
         <w:t>.</w:t>
       </w:r>
     </w:p>
-    <w:p ns2:paraId="188249A4" ns2:textId="77777777">
+    <w:p>
       <w:pPr>
         <w:pStyle w:val="Prrafodelista"/>
         <w:spacing w:after="0" w:line="240" w:lineRule="auto"/>
@@ -2336,12 +2253,12 @@
           <w:kern w:val="0"/>
           <w:shd w:val="clear" w:color="auto" w:fill="FFFFFF"/>
           <w:lang w:val="es-ES" w:eastAsia="es-PE"/>
-          <ns2:ligatures ns2:val="none"/>
+          <w14:ligatures w14:val="none"/>
         </w:rPr>
       </w:pPr>
     </w:p>
     <w:bookmarkEnd w:id="5"/>
-    <w:p ns2:paraId="1D967F46" ns2:textId="3787F748">
+    <w:p>
       <w:pPr>
         <w:pStyle w:val="Prrafodelista"/>
         <w:numPr>
@@ -2355,7 +2272,7 @@
           <w:rFonts w:ascii="Arial Narrow" w:eastAsia="Calibri" w:hAnsi="Arial Narrow" w:cs="Arial Narrow"/>
           <w:kern w:val="0"/>
           <w:lang w:eastAsia="es-PE"/>
-          <ns2:ligatures ns2:val="none"/>
+          <w14:ligatures w14:val="none"/>
         </w:rPr>
       </w:pPr>
       <w:r>
@@ -2363,7 +2280,7 @@
           <w:rFonts w:ascii="Arial Narrow" w:eastAsia="Calibri" w:hAnsi="Arial Narrow" w:cs="Arial Narrow"/>
           <w:kern w:val="0"/>
           <w:lang w:eastAsia="es-PE"/>
-          <ns2:ligatures ns2:val="none"/>
+          <w14:ligatures w14:val="none"/>
         </w:rPr>
         <w:t xml:space="preserve">Asimismo, la Secretaría Técnica, en </w:t>
       </w:r>
@@ -2372,7 +2289,7 @@
           <w:rFonts w:ascii="Arial Narrow" w:eastAsia="Calibri" w:hAnsi="Arial Narrow" w:cs="Arial Narrow"/>
           <w:kern w:val="0"/>
           <w:lang w:eastAsia="es-PE"/>
-          <ns2:ligatures ns2:val="none"/>
+          <w14:ligatures w14:val="none"/>
         </w:rPr>
         <w:t xml:space="preserve">ejercicio de sus facultades, considera que el hecho denunciado, consistente en </w:t>
       </w:r>
@@ -2381,7 +2298,7 @@
           <w:rFonts w:ascii="Arial Narrow" w:eastAsia="Calibri" w:hAnsi="Arial Narrow" w:cs="Arial Narrow"/>
           <w:kern w:val="0"/>
           <w:lang w:eastAsia="es-PE"/>
-          <ns2:ligatures ns2:val="none"/>
+          <w14:ligatures w14:val="none"/>
         </w:rPr>
         <w:t xml:space="preserve">que </w:t>
       </w:r>
@@ -2390,7 +2307,7 @@
           <w:rFonts w:ascii="Arial Narrow" w:eastAsia="Calibri" w:hAnsi="Arial Narrow" w:cs="Arial Narrow"/>
           <w:kern w:val="0"/>
           <w:lang w:eastAsia="es-PE"/>
-          <ns2:ligatures ns2:val="none"/>
+          <w14:ligatures w14:val="none"/>
         </w:rPr>
         <w:t xml:space="preserve">el </w:t>
       </w:r>
@@ -2399,7 +2316,7 @@
           <w:rFonts w:ascii="Arial Narrow" w:eastAsia="Calibri" w:hAnsi="Arial Narrow" w:cs="Arial Narrow"/>
           <w:kern w:val="0"/>
           <w:lang w:eastAsia="es-PE"/>
-          <ns2:ligatures ns2:val="none"/>
+          <w14:ligatures w14:val="none"/>
         </w:rPr>
         <w:t>Banco Ripley Perú S.A. habría reportado indebidamente al denunciante ante la Central de Riesgos del Sistema Financiero – INFORCOR, generando un mal precedente en su historial crediticio</w:t>
       </w:r>
@@ -2408,7 +2325,7 @@
           <w:rFonts w:ascii="Arial Narrow" w:eastAsia="Calibri" w:hAnsi="Arial Narrow" w:cs="Arial Narrow"/>
           <w:kern w:val="0"/>
           <w:lang w:val="es-ES" w:eastAsia="es-PE"/>
-          <ns2:ligatures ns2:val="none"/>
+          <w14:ligatures w14:val="none"/>
         </w:rPr>
         <w:t>;</w:t>
       </w:r>
@@ -2417,7 +2334,7 @@
           <w:rFonts w:ascii="Arial Narrow" w:eastAsia="Calibri" w:hAnsi="Arial Narrow" w:cs="Arial Narrow"/>
           <w:kern w:val="0"/>
           <w:lang w:val="es-ES" w:eastAsia="es-PE"/>
-          <ns2:ligatures ns2:val="none"/>
+          <w14:ligatures w14:val="none"/>
         </w:rPr>
         <w:t xml:space="preserve"> </w:t>
       </w:r>
@@ -2426,7 +2343,7 @@
           <w:rFonts w:ascii="Arial Narrow" w:eastAsia="Calibri" w:hAnsi="Arial Narrow" w:cs="Arial Narrow"/>
           <w:kern w:val="0"/>
           <w:lang w:eastAsia="es-PE"/>
-          <ns2:ligatures ns2:val="none"/>
+          <w14:ligatures w14:val="none"/>
         </w:rPr>
         <w:t>involucraría una presunta afectación a sus expectativas, quien no habría encontrado una correspo</w:t>
       </w:r>
@@ -2435,7 +2352,7 @@
           <w:rFonts w:ascii="Arial Narrow" w:eastAsia="Calibri" w:hAnsi="Arial Narrow" w:cs="Arial Narrow"/>
           <w:kern w:val="0"/>
           <w:lang w:eastAsia="es-PE"/>
-          <ns2:ligatures ns2:val="none"/>
+          <w14:ligatures w14:val="none"/>
         </w:rPr>
         <w:t>ndencia entre lo que esperaba recibir de parte del proveedor y lo que realmente recibió. Por consiguiente, corresponde calificar el hecho materia de denuncia como una presunta infracción al deber de idoneidad, tipificado en los artículos 18 y 19 del Código</w:t>
       </w:r>
@@ -2452,23 +2369,23 @@
           <w:rFonts w:ascii="Arial Narrow" w:eastAsia="Calibri" w:hAnsi="Arial Narrow" w:cs="Arial Narrow"/>
           <w:kern w:val="0"/>
           <w:lang w:eastAsia="es-PE"/>
-          <ns2:ligatures ns2:val="none"/>
+          <w14:ligatures w14:val="none"/>
         </w:rPr>
         <w:t>.</w:t>
       </w:r>
     </w:p>
-    <w:p ns2:paraId="4D99D0E9" ns2:textId="77777777">
+    <w:p>
       <w:pPr>
         <w:pStyle w:val="Prrafodelista"/>
         <w:rPr>
           <w:rFonts w:ascii="Arial Narrow" w:eastAsia="Calibri" w:hAnsi="Arial Narrow" w:cs="Arial Narrow"/>
           <w:kern w:val="0"/>
           <w:lang w:eastAsia="es-PE"/>
-          <ns2:ligatures ns2:val="none"/>
-        </w:rPr>
-      </w:pPr>
-    </w:p>
-    <w:p ns2:paraId="51192B2A" ns2:textId="064E42E5">
+          <w14:ligatures w14:val="none"/>
+        </w:rPr>
+      </w:pPr>
+    </w:p>
+    <w:p>
       <w:pPr>
         <w:pStyle w:val="Prrafodelista"/>
         <w:numPr>
@@ -2482,7 +2399,7 @@
           <w:rFonts w:ascii="Arial Narrow" w:eastAsia="Calibri" w:hAnsi="Arial Narrow" w:cs="Arial Narrow"/>
           <w:kern w:val="0"/>
           <w:lang w:eastAsia="es-PE"/>
-          <ns2:ligatures ns2:val="none"/>
+          <w14:ligatures w14:val="none"/>
         </w:rPr>
       </w:pPr>
       <w:r>
@@ -2490,7 +2407,7 @@
           <w:rFonts w:ascii="Arial Narrow" w:eastAsia="Calibri" w:hAnsi="Arial Narrow" w:cs="Arial Narrow"/>
           <w:kern w:val="0"/>
           <w:lang w:eastAsia="es-PE"/>
-          <ns2:ligatures ns2:val="none"/>
+          <w14:ligatures w14:val="none"/>
         </w:rPr>
         <w:lastRenderedPageBreak/>
         <w:t>Además</w:t>
@@ -2500,7 +2417,7 @@
           <w:rFonts w:ascii="Arial Narrow" w:eastAsia="Calibri" w:hAnsi="Arial Narrow" w:cs="Arial Narrow"/>
           <w:kern w:val="0"/>
           <w:lang w:eastAsia="es-PE"/>
-          <ns2:ligatures ns2:val="none"/>
+          <w14:ligatures w14:val="none"/>
         </w:rPr>
         <w:t xml:space="preserve">, la Secretaría Técnica, en </w:t>
       </w:r>
@@ -2509,7 +2426,7 @@
           <w:rFonts w:ascii="Arial Narrow" w:eastAsia="Calibri" w:hAnsi="Arial Narrow" w:cs="Arial Narrow"/>
           <w:kern w:val="0"/>
           <w:lang w:eastAsia="es-PE"/>
-          <ns2:ligatures ns2:val="none"/>
+          <w14:ligatures w14:val="none"/>
         </w:rPr>
         <w:t xml:space="preserve">ejercicio de sus facultades, considera que el hecho denunciado, consistente en que </w:t>
       </w:r>
@@ -2518,7 +2435,7 @@
           <w:rFonts w:ascii="Arial Narrow" w:eastAsia="Calibri" w:hAnsi="Arial Narrow" w:cs="Arial Narrow"/>
           <w:kern w:val="0"/>
           <w:lang w:eastAsia="es-PE"/>
-          <ns2:ligatures ns2:val="none"/>
+          <w14:ligatures w14:val="none"/>
         </w:rPr>
         <w:t>Banco Ripley Perú S.A. habría consignado un número telefónico y correo electrónico en las Pólizas 8080071 y 27330 que no pertenecían al denunciante</w:t>
       </w:r>
@@ -2527,7 +2444,7 @@
           <w:rFonts w:ascii="Arial Narrow" w:eastAsia="Calibri" w:hAnsi="Arial Narrow" w:cs="Arial Narrow"/>
           <w:kern w:val="0"/>
           <w:lang w:val="es-ES" w:eastAsia="es-PE"/>
-          <ns2:ligatures ns2:val="none"/>
+          <w14:ligatures w14:val="none"/>
         </w:rPr>
         <w:t xml:space="preserve">; </w:t>
       </w:r>
@@ -2536,7 +2453,7 @@
           <w:rFonts w:ascii="Arial Narrow" w:eastAsia="Calibri" w:hAnsi="Arial Narrow" w:cs="Arial Narrow"/>
           <w:kern w:val="0"/>
           <w:lang w:eastAsia="es-PE"/>
-          <ns2:ligatures ns2:val="none"/>
+          <w14:ligatures w14:val="none"/>
         </w:rPr>
         <w:t>involucraría una presunta afectación a sus expectativas, quien no habría encontrado una correspondencia entre lo que esperaba recibir de parte del proveedor y lo que realmente recibió. Por consiguiente, corresponde calificar el hecho materia de denuncia como una presunta infracción al deber de idoneidad, tipificado en los artículos 18 y 19 del Código</w:t>
       </w:r>
@@ -2545,12 +2462,12 @@
           <w:rFonts w:ascii="Arial Narrow" w:eastAsia="Calibri" w:hAnsi="Arial Narrow" w:cs="Arial Narrow"/>
           <w:kern w:val="0"/>
           <w:lang w:eastAsia="es-PE"/>
-          <ns2:ligatures ns2:val="none"/>
+          <w14:ligatures w14:val="none"/>
         </w:rPr>
         <w:t>.</w:t>
       </w:r>
     </w:p>
-    <w:p ns2:paraId="1D53FDFF" ns2:textId="77777777">
+    <w:p>
       <w:pPr>
         <w:spacing w:after="0" w:line="240" w:lineRule="auto"/>
         <w:jc w:val="both"/>
@@ -2558,11 +2475,11 @@
           <w:rFonts w:ascii="Arial Narrow" w:eastAsia="Calibri" w:hAnsi="Arial Narrow" w:cs="Arial Narrow"/>
           <w:kern w:val="0"/>
           <w:lang w:eastAsia="es-PE"/>
-          <ns2:ligatures ns2:val="none"/>
-        </w:rPr>
-      </w:pPr>
-    </w:p>
-    <w:p ns2:paraId="63A001D5" ns2:textId="3E0F069B">
+          <w14:ligatures w14:val="none"/>
+        </w:rPr>
+      </w:pPr>
+    </w:p>
+    <w:p>
       <w:pPr>
         <w:pStyle w:val="Prrafodelista"/>
         <w:numPr>
@@ -2576,7 +2493,7 @@
           <w:rFonts w:ascii="Arial Narrow" w:eastAsia="Calibri" w:hAnsi="Arial Narrow" w:cs="Arial Narrow"/>
           <w:kern w:val="0"/>
           <w:lang w:eastAsia="es-PE"/>
-          <ns2:ligatures ns2:val="none"/>
+          <w14:ligatures w14:val="none"/>
         </w:rPr>
       </w:pPr>
       <w:r>
@@ -2585,12 +2502,12 @@
           <w:color w:val="000000"/>
           <w:kern w:val="0"/>
           <w:lang w:eastAsia="es-PE"/>
-          <ns2:ligatures ns2:val="none"/>
+          <w14:ligatures w14:val="none"/>
         </w:rPr>
         <w:t>En tanto la denuncia reúne los requisitos establecidos por la norma citada, corresponde admitirla a trámite.</w:t>
       </w:r>
     </w:p>
-    <w:p ns2:paraId="0C733E18" ns2:textId="77777777">
+    <w:p>
       <w:pPr>
         <w:spacing w:after="0" w:line="240" w:lineRule="auto"/>
         <w:ind w:left="567"/>
@@ -2601,50 +2518,50 @@
           <w:color w:val="000000"/>
           <w:kern w:val="0"/>
           <w:lang w:eastAsia="es-PE"/>
-          <ns2:ligatures ns2:val="none"/>
-        </w:rPr>
-      </w:pPr>
-    </w:p>
-    <w:p ns2:paraId="3C21DFE8" ns2:textId="77777777">
-      <w:pPr>
-        <w:spacing w:after="0" w:line="240" w:lineRule="auto"/>
-        <w:jc w:val="both"/>
-        <w:rPr>
-          <w:rFonts w:ascii="Arial Narrow" w:eastAsia="Arial Narrow" w:hAnsi="Arial Narrow" w:cs="Arial Narrow"/>
-          <w:b/>
-          <w:color w:val="000000"/>
-          <w:kern w:val="0"/>
-          <w:lang w:eastAsia="es-PE"/>
-          <ns2:ligatures ns2:val="none"/>
-        </w:rPr>
-      </w:pPr>
-      <w:r>
-        <w:rPr>
-          <w:rFonts w:ascii="Arial Narrow" w:eastAsia="Arial Narrow" w:hAnsi="Arial Narrow" w:cs="Arial Narrow"/>
-          <w:b/>
-          <w:color w:val="000000"/>
-          <w:kern w:val="0"/>
-          <w:lang w:eastAsia="es-PE"/>
-          <ns2:ligatures ns2:val="none"/>
+          <w14:ligatures w14:val="none"/>
+        </w:rPr>
+      </w:pPr>
+    </w:p>
+    <w:p>
+      <w:pPr>
+        <w:spacing w:after="0" w:line="240" w:lineRule="auto"/>
+        <w:jc w:val="both"/>
+        <w:rPr>
+          <w:rFonts w:ascii="Arial Narrow" w:eastAsia="Arial Narrow" w:hAnsi="Arial Narrow" w:cs="Arial Narrow"/>
+          <w:b/>
+          <w:color w:val="000000"/>
+          <w:kern w:val="0"/>
+          <w:lang w:eastAsia="es-PE"/>
+          <w14:ligatures w14:val="none"/>
+        </w:rPr>
+      </w:pPr>
+      <w:r>
+        <w:rPr>
+          <w:rFonts w:ascii="Arial Narrow" w:eastAsia="Arial Narrow" w:hAnsi="Arial Narrow" w:cs="Arial Narrow"/>
+          <w:b/>
+          <w:color w:val="000000"/>
+          <w:kern w:val="0"/>
+          <w:lang w:eastAsia="es-PE"/>
+          <w14:ligatures w14:val="none"/>
         </w:rPr>
         <w:t>III. REQUERIMIENTO DE INFORMACION</w:t>
       </w:r>
     </w:p>
-    <w:p ns2:paraId="7A97A22B" ns2:textId="77777777">
-      <w:pPr>
-        <w:spacing w:after="0" w:line="240" w:lineRule="auto"/>
-        <w:jc w:val="both"/>
-        <w:rPr>
-          <w:rFonts w:ascii="Arial Narrow" w:eastAsia="Arial Narrow" w:hAnsi="Arial Narrow" w:cs="Arial Narrow"/>
-          <w:b/>
-          <w:color w:val="000000"/>
-          <w:kern w:val="0"/>
-          <w:lang w:eastAsia="es-PE"/>
-          <ns2:ligatures ns2:val="none"/>
-        </w:rPr>
-      </w:pPr>
-    </w:p>
-    <w:p ns2:paraId="26353220" ns2:textId="77777777">
+    <w:p>
+      <w:pPr>
+        <w:spacing w:after="0" w:line="240" w:lineRule="auto"/>
+        <w:jc w:val="both"/>
+        <w:rPr>
+          <w:rFonts w:ascii="Arial Narrow" w:eastAsia="Arial Narrow" w:hAnsi="Arial Narrow" w:cs="Arial Narrow"/>
+          <w:b/>
+          <w:color w:val="000000"/>
+          <w:kern w:val="0"/>
+          <w:lang w:eastAsia="es-PE"/>
+          <w14:ligatures w14:val="none"/>
+        </w:rPr>
+      </w:pPr>
+    </w:p>
+    <w:p>
       <w:pPr>
         <w:pStyle w:val="Prrafodelista"/>
         <w:numPr>
@@ -2659,7 +2576,7 @@
           <w:color w:val="000000"/>
           <w:kern w:val="0"/>
           <w:lang w:val="es-ES" w:eastAsia="es-ES"/>
-          <ns2:ligatures ns2:val="none"/>
+          <w14:ligatures w14:val="none"/>
         </w:rPr>
       </w:pPr>
       <w:r>
@@ -2668,7 +2585,7 @@
           <w:color w:val="000000"/>
           <w:kern w:val="0"/>
           <w:lang w:val="es-ES" w:eastAsia="es-ES"/>
-          <ns2:ligatures ns2:val="none"/>
+          <w14:ligatures w14:val="none"/>
         </w:rPr>
         <w:t xml:space="preserve">A efectos de tener mayores elementos que sirvan para la resolución definitiva del presente caso, la Secretaría Técnica, en ejercicio de las facultades que la ley le confiere, conviene requerir a los proveedores </w:t>
       </w:r>
@@ -2678,12 +2595,12 @@
           <w:color w:val="000000"/>
           <w:kern w:val="0"/>
           <w:lang w:val="es-ES" w:eastAsia="es-ES"/>
-          <ns2:ligatures ns2:val="none"/>
+          <w14:ligatures w14:val="none"/>
         </w:rPr>
         <w:t>denunciados que, en un plazo no mayor de cinco (5) días hábiles contado a partir del día siguiente de la notificación de la presente resolución, cumplan con lo siguiente:</w:t>
       </w:r>
     </w:p>
-    <w:p ns2:paraId="61D0BBAE" ns2:textId="77777777">
+    <w:p>
       <w:pPr>
         <w:pStyle w:val="Prrafodelista"/>
         <w:spacing w:after="0" w:line="240" w:lineRule="auto"/>
@@ -2694,11 +2611,11 @@
           <w:color w:val="000000"/>
           <w:kern w:val="0"/>
           <w:lang w:val="es-ES" w:eastAsia="es-ES"/>
-          <ns2:ligatures ns2:val="none"/>
-        </w:rPr>
-      </w:pPr>
-    </w:p>
-    <w:p ns2:paraId="256A5E87" ns2:textId="17062573">
+          <w14:ligatures w14:val="none"/>
+        </w:rPr>
+      </w:pPr>
+    </w:p>
+    <w:p>
       <w:pPr>
         <w:pStyle w:val="Prrafodelista"/>
         <w:spacing w:after="0" w:line="240" w:lineRule="auto"/>
@@ -2709,7 +2626,7 @@
           <w:color w:val="000000"/>
           <w:kern w:val="0"/>
           <w:lang w:val="es-ES" w:eastAsia="es-ES"/>
-          <ns2:ligatures ns2:val="none"/>
+          <w14:ligatures w14:val="none"/>
         </w:rPr>
       </w:pPr>
       <w:r>
@@ -2719,7 +2636,7 @@
           <w:kern w:val="0"/>
           <w:u w:val="single"/>
           <w:lang w:val="es-ES" w:eastAsia="es-ES"/>
-          <ns2:ligatures ns2:val="none"/>
+          <w14:ligatures w14:val="none"/>
         </w:rPr>
         <w:t>Al Banco</w:t>
       </w:r>
@@ -2729,7 +2646,7 @@
           <w:color w:val="000000"/>
           <w:kern w:val="0"/>
           <w:lang w:val="es-ES" w:eastAsia="es-ES"/>
-          <ns2:ligatures ns2:val="none"/>
+          <w14:ligatures w14:val="none"/>
         </w:rPr>
         <w:t xml:space="preserve">: </w:t>
       </w:r>
@@ -2739,7 +2656,7 @@
           <w:color w:val="000000"/>
           <w:kern w:val="0"/>
           <w:lang w:val="es-ES" w:eastAsia="es-ES"/>
-          <ns2:ligatures ns2:val="none"/>
+          <w14:ligatures w14:val="none"/>
         </w:rPr>
         <w:t>(i) presentar una copia completa, legible y debidamente suscrita de la Póliza 8080071 y la Póliza 27330 materia de denuncia (ii) presentar los medios probatorios que acrediten que remitió la Póliza 8080071 y la Póliza 27330 al consumidor; y, (iii) presentar los medios probatorios que acrediten que los datos de correo electrónico y número telefónico consignadas en las pólizas materia de denuncia pertenecen al consumidor</w:t>
       </w:r>
@@ -2749,12 +2666,12 @@
           <w:color w:val="000000"/>
           <w:kern w:val="0"/>
           <w:lang w:val="es-ES" w:eastAsia="es-ES"/>
-          <ns2:ligatures ns2:val="none"/>
+          <w14:ligatures w14:val="none"/>
         </w:rPr>
         <w:t>.</w:t>
       </w:r>
     </w:p>
-    <w:p ns2:paraId="68E9A3B6" ns2:textId="77777777">
+    <w:p>
       <w:pPr>
         <w:pStyle w:val="Prrafodelista"/>
         <w:spacing w:after="0" w:line="240" w:lineRule="auto"/>
@@ -2766,11 +2683,11 @@
           <w:kern w:val="0"/>
           <w:u w:val="single"/>
           <w:lang w:val="es-ES" w:eastAsia="es-ES"/>
-          <ns2:ligatures ns2:val="none"/>
-        </w:rPr>
-      </w:pPr>
-    </w:p>
-    <w:p ns2:paraId="14FB30DD" ns2:textId="74F5DC02">
+          <w14:ligatures w14:val="none"/>
+        </w:rPr>
+      </w:pPr>
+    </w:p>
+    <w:p>
       <w:pPr>
         <w:pStyle w:val="Prrafodelista"/>
         <w:spacing w:after="0" w:line="240" w:lineRule="auto"/>
@@ -2782,7 +2699,7 @@
           <w:kern w:val="0"/>
           <w:u w:val="single"/>
           <w:lang w:val="es-ES" w:eastAsia="es-ES"/>
-          <ns2:ligatures ns2:val="none"/>
+          <w14:ligatures w14:val="none"/>
         </w:rPr>
       </w:pPr>
       <w:r>
@@ -2792,7 +2709,7 @@
           <w:kern w:val="0"/>
           <w:u w:val="single"/>
           <w:lang w:val="es-ES" w:eastAsia="es-ES"/>
-          <ns2:ligatures ns2:val="none"/>
+          <w14:ligatures w14:val="none"/>
         </w:rPr>
         <w:t xml:space="preserve">A </w:t>
       </w:r>
@@ -2803,7 +2720,7 @@
           <w:kern w:val="0"/>
           <w:u w:val="single"/>
           <w:lang w:val="es-ES" w:eastAsia="es-ES"/>
-          <ns2:ligatures ns2:val="none"/>
+          <w14:ligatures w14:val="none"/>
         </w:rPr>
         <w:t>Mapfre</w:t>
       </w:r>
@@ -2813,7 +2730,7 @@
           <w:color w:val="000000"/>
           <w:kern w:val="0"/>
           <w:lang w:val="es-ES" w:eastAsia="es-ES"/>
-          <ns2:ligatures ns2:val="none"/>
+          <w14:ligatures w14:val="none"/>
         </w:rPr>
         <w:t>:</w:t>
       </w:r>
@@ -2823,7 +2740,7 @@
           <w:color w:val="000000"/>
           <w:kern w:val="0"/>
           <w:lang w:eastAsia="es-ES"/>
-          <ns2:ligatures ns2:val="none"/>
+          <w14:ligatures w14:val="none"/>
         </w:rPr>
         <w:t xml:space="preserve"> </w:t>
       </w:r>
@@ -2833,7 +2750,7 @@
           <w:color w:val="000000"/>
           <w:kern w:val="0"/>
           <w:lang w:eastAsia="es-ES"/>
-          <ns2:ligatures ns2:val="none"/>
+          <w14:ligatures w14:val="none"/>
         </w:rPr>
         <w:t>(i) presentar una copia debidamente suscrita de la Póliza 8080071 y la Póliza 27330 materia de denuncia; y, (ii) presentar todas las comunicaciones cursadas con la parte denunciante en virtud de los hechos materia de denuncia</w:t>
       </w:r>
@@ -2843,12 +2760,12 @@
           <w:color w:val="000000"/>
           <w:kern w:val="0"/>
           <w:lang w:eastAsia="es-ES"/>
-          <ns2:ligatures ns2:val="none"/>
+          <w14:ligatures w14:val="none"/>
         </w:rPr>
         <w:t>.</w:t>
       </w:r>
     </w:p>
-    <w:p ns2:paraId="7BC8766F" ns2:textId="77777777">
+    <w:p>
       <w:pPr>
         <w:spacing w:after="0" w:line="240" w:lineRule="auto"/>
         <w:jc w:val="both"/>
@@ -2857,11 +2774,11 @@
           <w:color w:val="000000"/>
           <w:kern w:val="0"/>
           <w:lang w:val="es-ES" w:eastAsia="es-ES"/>
-          <ns2:ligatures ns2:val="none"/>
-        </w:rPr>
-      </w:pPr>
-    </w:p>
-    <w:p ns2:paraId="54746ADF" ns2:textId="77777777">
+          <w14:ligatures w14:val="none"/>
+        </w:rPr>
+      </w:pPr>
+    </w:p>
+    <w:p>
       <w:pPr>
         <w:numPr>
           <w:ilvl w:val="0"/>
@@ -2877,36 +2794,36 @@
           <w:color w:val="000000"/>
           <w:kern w:val="0"/>
           <w:lang w:eastAsia="es-PE"/>
-          <ns2:ligatures ns2:val="none"/>
-        </w:rPr>
-      </w:pPr>
-      <w:r>
-        <w:rPr>
-          <w:rFonts w:ascii="Arial Narrow" w:eastAsia="Arial Narrow" w:hAnsi="Arial Narrow" w:cs="Arial Narrow"/>
-          <w:b/>
-          <w:color w:val="000000"/>
-          <w:kern w:val="0"/>
-          <w:lang w:eastAsia="es-PE"/>
-          <ns2:ligatures ns2:val="none"/>
+          <w14:ligatures w14:val="none"/>
+        </w:rPr>
+      </w:pPr>
+      <w:r>
+        <w:rPr>
+          <w:rFonts w:ascii="Arial Narrow" w:eastAsia="Arial Narrow" w:hAnsi="Arial Narrow" w:cs="Arial Narrow"/>
+          <w:b/>
+          <w:color w:val="000000"/>
+          <w:kern w:val="0"/>
+          <w:lang w:eastAsia="es-PE"/>
+          <w14:ligatures w14:val="none"/>
         </w:rPr>
         <w:t xml:space="preserve">RESOLUCIÓN DE LA SECRETARÍA TÉCNICA </w:t>
       </w:r>
     </w:p>
-    <w:p ns2:paraId="1134D23E" ns2:textId="77777777">
-      <w:pPr>
-        <w:spacing w:after="0" w:line="240" w:lineRule="auto"/>
-        <w:jc w:val="both"/>
-        <w:rPr>
-          <w:rFonts w:ascii="Arial Narrow" w:eastAsia="Arial Narrow" w:hAnsi="Arial Narrow" w:cs="Arial Narrow"/>
-          <w:b/>
-          <w:color w:val="000000"/>
-          <w:kern w:val="0"/>
-          <w:lang w:eastAsia="es-PE"/>
-          <ns2:ligatures ns2:val="none"/>
-        </w:rPr>
-      </w:pPr>
-    </w:p>
-    <w:p ns2:paraId="34B20B06" ns2:textId="60FD2D62">
+    <w:p>
+      <w:pPr>
+        <w:spacing w:after="0" w:line="240" w:lineRule="auto"/>
+        <w:jc w:val="both"/>
+        <w:rPr>
+          <w:rFonts w:ascii="Arial Narrow" w:eastAsia="Arial Narrow" w:hAnsi="Arial Narrow" w:cs="Arial Narrow"/>
+          <w:b/>
+          <w:color w:val="000000"/>
+          <w:kern w:val="0"/>
+          <w:lang w:eastAsia="es-PE"/>
+          <w14:ligatures w14:val="none"/>
+        </w:rPr>
+      </w:pPr>
+    </w:p>
+    <w:p>
       <w:pPr>
         <w:spacing w:after="0" w:line="240" w:lineRule="auto"/>
         <w:jc w:val="both"/>
@@ -2915,17 +2832,17 @@
           <w:color w:val="000000"/>
           <w:kern w:val="0"/>
           <w:lang w:eastAsia="es-PE"/>
-          <ns2:ligatures ns2:val="none"/>
-        </w:rPr>
-      </w:pPr>
-      <w:r>
-        <w:rPr>
-          <w:rFonts w:ascii="Arial Narrow" w:eastAsia="Arial Narrow" w:hAnsi="Arial Narrow" w:cs="Arial Narrow"/>
-          <w:b/>
-          <w:color w:val="000000"/>
-          <w:kern w:val="0"/>
-          <w:lang w:eastAsia="es-PE"/>
-          <ns2:ligatures ns2:val="none"/>
+          <w14:ligatures w14:val="none"/>
+        </w:rPr>
+      </w:pPr>
+      <w:r>
+        <w:rPr>
+          <w:rFonts w:ascii="Arial Narrow" w:eastAsia="Arial Narrow" w:hAnsi="Arial Narrow" w:cs="Arial Narrow"/>
+          <w:b/>
+          <w:color w:val="000000"/>
+          <w:kern w:val="0"/>
+          <w:lang w:eastAsia="es-PE"/>
+          <w14:ligatures w14:val="none"/>
         </w:rPr>
         <w:t xml:space="preserve">PRIMERO: admitir a trámite la denuncia del 23 de marzo de 2025, interpuesta por la señora [APELLIDO] Velásquez contra Banco Ripley Perú S.A. y Mapfre Perú Compañía de Seguros y Reaseguros S.A., por lo siguiente:</w:t>
       </w:r>
@@ -2936,7 +2853,7 @@
           <w:kern w:val="0"/>
           <w:shd w:val="clear" w:color="auto" w:fill="FFFFFF"/>
           <w:lang w:eastAsia="es-PE"/>
-          <ns2:ligatures ns2:val="none"/>
+          <w14:ligatures w14:val="none"/>
         </w:rPr>
         <w:t xml:space="preserve"/>
       </w:r>
@@ -2946,7 +2863,7 @@
           <w:color w:val="000000"/>
           <w:kern w:val="0"/>
           <w:lang w:val="es-ES" w:eastAsia="es-ES"/>
-          <ns2:ligatures ns2:val="none"/>
+          <w14:ligatures w14:val="none"/>
         </w:rPr>
         <w:t xml:space="preserve"/>
       </w:r>
@@ -2956,7 +2873,7 @@
           <w:color w:val="000000"/>
           <w:kern w:val="0"/>
           <w:lang w:val="es-ES" w:eastAsia="es-ES"/>
-          <ns2:ligatures ns2:val="none"/>
+          <w14:ligatures w14:val="none"/>
         </w:rPr>
         <w:t xml:space="preserve"/>
       </w:r>
@@ -2966,7 +2883,7 @@
           <w:color w:val="000000"/>
           <w:kern w:val="0"/>
           <w:lang w:val="es-ES" w:eastAsia="es-ES"/>
-          <ns2:ligatures ns2:val="none"/>
+          <w14:ligatures w14:val="none"/>
         </w:rPr>
         <w:t/>
       </w:r>
@@ -2974,7 +2891,7 @@
         <w:rPr>
           <w:rFonts w:ascii="Arial Narrow" w:eastAsia="Calibri" w:hAnsi="Arial Narrow" w:cs="Arial"/>
           <w:kern w:val="0"/>
-          <ns2:ligatures ns2:val="none"/>
+          <w14:ligatures w14:val="none"/>
         </w:rPr>
         <w:t/>
       </w:r>
@@ -2984,7 +2901,7 @@
           <w:color w:val="000000"/>
           <w:kern w:val="0"/>
           <w:lang w:val="es-ES" w:eastAsia="es-ES"/>
-          <ns2:ligatures ns2:val="none"/>
+          <w14:ligatures w14:val="none"/>
         </w:rPr>
         <w:t xml:space="preserve"/>
       </w:r>
@@ -2995,7 +2912,7 @@
           <w:kern w:val="0"/>
           <w:shd w:val="clear" w:color="auto" w:fill="FFFFFF"/>
           <w:lang w:eastAsia="es-PE"/>
-          <ns2:ligatures ns2:val="none"/>
+          <w14:ligatures w14:val="none"/>
         </w:rPr>
         <w:t xml:space="preserve"/>
       </w:r>
@@ -3003,7 +2920,7 @@
         <w:rPr>
           <w:rFonts w:ascii="Arial Narrow" w:eastAsia="Calibri" w:hAnsi="Arial Narrow" w:cs="Arial"/>
           <w:kern w:val="0"/>
-          <ns2:ligatures ns2:val="none"/>
+          <w14:ligatures w14:val="none"/>
         </w:rPr>
         <w:t/>
       </w:r>
@@ -3011,7 +2928,7 @@
         <w:rPr>
           <w:rFonts w:ascii="Arial Narrow" w:eastAsia="Calibri" w:hAnsi="Arial Narrow" w:cs="Arial"/>
           <w:kern w:val="0"/>
-          <ns2:ligatures ns2:val="none"/>
+          <w14:ligatures w14:val="none"/>
         </w:rPr>
         <w:t xml:space="preserve"/>
       </w:r>
@@ -3019,7 +2936,7 @@
         <w:rPr>
           <w:rFonts w:ascii="Arial Narrow" w:eastAsia="Calibri" w:hAnsi="Arial Narrow" w:cs="Arial"/>
           <w:kern w:val="0"/>
-          <ns2:ligatures ns2:val="none"/>
+          <w14:ligatures w14:val="none"/>
         </w:rPr>
         <w:t/>
       </w:r>
@@ -3027,7 +2944,7 @@
         <w:rPr>
           <w:rFonts w:ascii="Arial Narrow" w:eastAsia="Calibri" w:hAnsi="Arial Narrow" w:cs="Arial"/>
           <w:kern w:val="0"/>
-          <ns2:ligatures ns2:val="none"/>
+          <w14:ligatures w14:val="none"/>
         </w:rPr>
         <w:t xml:space="preserve"/>
       </w:r>
@@ -3038,7 +2955,7 @@
           <w:kern w:val="0"/>
           <w:shd w:val="clear" w:color="auto" w:fill="FFFFFF"/>
           <w:lang w:eastAsia="es-PE"/>
-          <ns2:ligatures ns2:val="none"/>
+          <w14:ligatures w14:val="none"/>
         </w:rPr>
         <w:t/>
       </w:r>
@@ -3050,7 +2967,7 @@
           <w:kern w:val="0"/>
           <w:shd w:val="clear" w:color="auto" w:fill="FFFFFF"/>
           <w:lang w:eastAsia="es-PE"/>
-          <ns2:ligatures ns2:val="none"/>
+          <w14:ligatures w14:val="none"/>
         </w:rPr>
         <w:t xml:space="preserve"/>
       </w:r>
@@ -3061,7 +2978,7 @@
           <w:kern w:val="0"/>
           <w:shd w:val="clear" w:color="auto" w:fill="FFFFFF"/>
           <w:lang w:eastAsia="es-PE"/>
-          <ns2:ligatures ns2:val="none"/>
+          <w14:ligatures w14:val="none"/>
         </w:rPr>
         <w:t xml:space="preserve"/>
       </w:r>
@@ -3072,7 +2989,7 @@
           <w:kern w:val="0"/>
           <w:shd w:val="clear" w:color="auto" w:fill="FFFFFF"/>
           <w:lang w:eastAsia="es-PE"/>
-          <ns2:ligatures ns2:val="none"/>
+          <w14:ligatures w14:val="none"/>
         </w:rPr>
         <w:t/>
       </w:r>
@@ -3083,7 +3000,7 @@
           <w:kern w:val="0"/>
           <w:shd w:val="clear" w:color="auto" w:fill="FFFFFF"/>
           <w:lang w:eastAsia="es-PE"/>
-          <ns2:ligatures ns2:val="none"/>
+          <w14:ligatures w14:val="none"/>
         </w:rPr>
         <w:t xml:space="preserve"/>
       </w:r>
@@ -3094,7 +3011,7 @@
           <w:kern w:val="0"/>
           <w:shd w:val="clear" w:color="auto" w:fill="FFFFFF"/>
           <w:lang w:eastAsia="es-PE"/>
-          <ns2:ligatures ns2:val="none"/>
+          <w14:ligatures w14:val="none"/>
         </w:rPr>
         <w:t xml:space="preserve"/>
       </w:r>
@@ -3143,7 +3060,7 @@
           <w:color w:val="000000"/>
           <w:kern w:val="0"/>
           <w:lang w:eastAsia="es-PE"/>
-          <ns2:ligatures ns2:val="none"/>
+          <w14:ligatures w14:val="none"/>
         </w:rPr>
         <w:t xml:space="preserve"/>
       </w:r>
@@ -3153,7 +3070,7 @@
           <w:color w:val="000000"/>
           <w:kern w:val="0"/>
           <w:lang w:eastAsia="es-PE"/>
-          <ns2:ligatures ns2:val="none"/>
+          <w14:ligatures w14:val="none"/>
         </w:rPr>
         <w:t/>
       </w:r>
@@ -3164,7 +3081,7 @@
           <w:color w:val="000000"/>
           <w:kern w:val="0"/>
           <w:lang w:eastAsia="es-PE"/>
-          <ns2:ligatures ns2:val="none"/>
+          <w14:ligatures w14:val="none"/>
         </w:rPr>
         <w:t xml:space="preserve"/>
       </w:r>
@@ -3174,7 +3091,7 @@
           <w:color w:val="000000"/>
           <w:kern w:val="0"/>
           <w:lang w:eastAsia="es-PE"/>
-          <ns2:ligatures ns2:val="none"/>
+          <w14:ligatures w14:val="none"/>
         </w:rPr>
         <w:t/>
       </w:r>
@@ -3184,12 +3101,12 @@
           <w:color w:val="000000"/>
           <w:kern w:val="0"/>
           <w:lang w:eastAsia="es-PE"/>
-          <ns2:ligatures ns2:val="none"/>
+          <w14:ligatures w14:val="none"/>
         </w:rPr>
         <w:t/>
       </w:r>
     </w:p>
-    <w:p ns2:paraId="7FA6FDCC" ns2:textId="77777777">
+    <w:p>
       <w:pPr>
         <w:spacing w:after="0" w:line="240" w:lineRule="auto"/>
         <w:jc w:val="both"/>
@@ -3198,11 +3115,11 @@
           <w:color w:val="000000"/>
           <w:kern w:val="0"/>
           <w:lang w:eastAsia="es-PE"/>
-          <ns2:ligatures ns2:val="none"/>
-        </w:rPr>
-      </w:pPr>
-    </w:p>
-    <w:p ns2:paraId="39882218" ns2:textId="56D290F6">
+          <w14:ligatures w14:val="none"/>
+        </w:rPr>
+      </w:pPr>
+    </w:p>
+    <w:p>
       <w:pPr>
         <w:pStyle w:val="Prrafodelista"/>
         <w:numPr>
@@ -3221,16 +3138,16 @@
           <w:color w:val="000000"/>
           <w:kern w:val="0"/>
           <w:lang w:eastAsia="es-PE"/>
-          <ns2:ligatures ns2:val="none"/>
-        </w:rPr>
-      </w:pPr>
-      <w:r>
-        <w:rPr>
-          <w:rFonts w:ascii="Arial Narrow" w:eastAsia="Arial Narrow" w:hAnsi="Arial Narrow" w:cs="Arial Narrow"/>
-          <w:color w:val="000000"/>
-          <w:kern w:val="0"/>
-          <w:lang w:eastAsia="es-PE"/>
-          <ns2:ligatures ns2:val="none"/>
+          <w14:ligatures w14:val="none"/>
+        </w:rPr>
+      </w:pPr>
+      <w:r>
+        <w:rPr>
+          <w:rFonts w:ascii="Arial Narrow" w:eastAsia="Arial Narrow" w:hAnsi="Arial Narrow" w:cs="Arial Narrow"/>
+          <w:color w:val="000000"/>
+          <w:kern w:val="0"/>
+          <w:lang w:eastAsia="es-PE"/>
+          <w14:ligatures w14:val="none"/>
         </w:rPr>
         <w:t xml:space="preserve">Presunta </w:t>
       </w:r>
@@ -3240,7 +3157,7 @@
           <w:color w:val="000000"/>
           <w:kern w:val="0"/>
           <w:lang w:eastAsia="es-PE"/>
-          <ns2:ligatures ns2:val="none"/>
+          <w14:ligatures w14:val="none"/>
         </w:rPr>
         <w:t>infracción a</w:t>
       </w:r>
@@ -3250,7 +3167,7 @@
           <w:color w:val="000000"/>
           <w:kern w:val="0"/>
           <w:lang w:eastAsia="es-PE"/>
-          <ns2:ligatures ns2:val="none"/>
+          <w14:ligatures w14:val="none"/>
         </w:rPr>
         <w:t>l artículo 58</w:t>
       </w:r>
@@ -3260,7 +3177,7 @@
           <w:kern w:val="0"/>
           <w:shd w:val="clear" w:color="auto" w:fill="FFFFFF"/>
           <w:lang w:eastAsia="es-PE"/>
-          <ns2:ligatures ns2:val="none"/>
+          <w14:ligatures w14:val="none"/>
         </w:rPr>
         <w:t/>
       </w:r>
@@ -3270,7 +3187,7 @@
           <w:color w:val="000000"/>
           <w:kern w:val="0"/>
           <w:lang w:eastAsia="es-PE"/>
-          <ns2:ligatures ns2:val="none"/>
+          <w14:ligatures w14:val="none"/>
         </w:rPr>
         <w:t xml:space="preserve"> </w:t>
       </w:r>
@@ -3280,7 +3197,7 @@
           <w:color w:val="000000"/>
           <w:kern w:val="0"/>
           <w:lang w:eastAsia="es-PE"/>
-          <ns2:ligatures ns2:val="none"/>
+          <w14:ligatures w14:val="none"/>
         </w:rPr>
         <w:t xml:space="preserve">de la Ley 29571, Código de Protección y Defensa del Consumidor, en tanto </w:t>
       </w:r>
@@ -3289,7 +3206,7 @@
           <w:rFonts w:ascii="Arial Narrow" w:eastAsia="Calibri" w:hAnsi="Arial Narrow" w:cs="Arial Narrow"/>
           <w:kern w:val="0"/>
           <w:lang w:eastAsia="es-PE"/>
-          <ns2:ligatures ns2:val="none"/>
+          <w14:ligatures w14:val="none"/>
         </w:rPr>
         <w:t>Mapfre Perú Compañía de Seguros y Reaseguros S.A. y Banco Ripley Perú</w:t>
       </w:r>
@@ -3298,7 +3215,7 @@
           <w:rFonts w:ascii="Arial Narrow" w:eastAsia="Calibri" w:hAnsi="Arial Narrow" w:cs="Arial Narrow"/>
           <w:kern w:val="0"/>
           <w:lang w:eastAsia="es-PE"/>
-          <ns2:ligatures ns2:val="none"/>
+          <w14:ligatures w14:val="none"/>
         </w:rPr>
         <w:t xml:space="preserve"> </w:t>
       </w:r>
@@ -3307,7 +3224,7 @@
           <w:rFonts w:ascii="Arial Narrow" w:eastAsia="Calibri" w:hAnsi="Arial Narrow" w:cs="Arial Narrow"/>
           <w:kern w:val="0"/>
           <w:lang w:eastAsia="es-PE"/>
-          <ns2:ligatures ns2:val="none"/>
+          <w14:ligatures w14:val="none"/>
         </w:rPr>
         <w:t xml:space="preserve">S.A. </w:t>
       </w:r>
@@ -3315,7 +3232,7 @@
         <w:rPr>
           <w:rFonts w:ascii="Arial Narrow" w:eastAsia="Arial Narrow" w:hAnsi="Arial Narrow" w:cs="Arial Narrow"/>
           <w:kern w:val="0"/>
-          <ns2:ligatures ns2:val="none"/>
+          <w14:ligatures w14:val="none"/>
         </w:rPr>
         <w:t>habría</w:t>
       </w:r>
@@ -3323,7 +3240,7 @@
         <w:rPr>
           <w:rFonts w:ascii="Arial Narrow" w:eastAsia="Arial Narrow" w:hAnsi="Arial Narrow" w:cs="Arial Narrow"/>
           <w:kern w:val="0"/>
-          <ns2:ligatures ns2:val="none"/>
+          <w14:ligatures w14:val="none"/>
         </w:rPr>
         <w:t>n</w:t>
       </w:r>
@@ -3331,7 +3248,7 @@
         <w:rPr>
           <w:rFonts w:ascii="Arial Narrow" w:eastAsia="Arial Narrow" w:hAnsi="Arial Narrow" w:cs="Arial Narrow"/>
           <w:kern w:val="0"/>
-          <ns2:ligatures ns2:val="none"/>
+          <w14:ligatures w14:val="none"/>
         </w:rPr>
         <w:t xml:space="preserve"> atribuido indebidamente la </w:t>
       </w:r>
@@ -3341,12 +3258,12 @@
           <w:kern w:val="0"/>
           <w:shd w:val="clear" w:color="auto" w:fill="FFFFFF"/>
           <w:lang w:eastAsia="es-PE"/>
-          <ns2:ligatures ns2:val="none"/>
+          <w14:ligatures w14:val="none"/>
         </w:rPr>
         <w:t>Póliza 8080071 a favor del denunciante, generando el descuento de las primas desde su tarjeta de crédito.</w:t>
       </w:r>
     </w:p>
-    <w:p ns2:paraId="1F52BCA9" ns2:textId="77777777">
+    <w:p>
       <w:pPr>
         <w:pStyle w:val="Prrafodelista"/>
         <w:tabs>
@@ -3360,11 +3277,11 @@
           <w:color w:val="000000"/>
           <w:kern w:val="0"/>
           <w:lang w:eastAsia="es-PE"/>
-          <ns2:ligatures ns2:val="none"/>
-        </w:rPr>
-      </w:pPr>
-    </w:p>
-    <w:p ns2:paraId="444BE33F" ns2:textId="2AEA4E2C">
+          <w14:ligatures w14:val="none"/>
+        </w:rPr>
+      </w:pPr>
+    </w:p>
+    <w:p>
       <w:pPr>
         <w:pStyle w:val="Prrafodelista"/>
         <w:numPr>
@@ -3383,16 +3300,16 @@
           <w:color w:val="000000"/>
           <w:kern w:val="0"/>
           <w:lang w:eastAsia="es-PE"/>
-          <ns2:ligatures ns2:val="none"/>
-        </w:rPr>
-      </w:pPr>
-      <w:r>
-        <w:rPr>
-          <w:rFonts w:ascii="Arial Narrow" w:eastAsia="Arial Narrow" w:hAnsi="Arial Narrow" w:cs="Arial Narrow"/>
-          <w:color w:val="000000"/>
-          <w:kern w:val="0"/>
-          <w:lang w:eastAsia="es-PE"/>
-          <ns2:ligatures ns2:val="none"/>
+          <w14:ligatures w14:val="none"/>
+        </w:rPr>
+      </w:pPr>
+      <w:r>
+        <w:rPr>
+          <w:rFonts w:ascii="Arial Narrow" w:eastAsia="Arial Narrow" w:hAnsi="Arial Narrow" w:cs="Arial Narrow"/>
+          <w:color w:val="000000"/>
+          <w:kern w:val="0"/>
+          <w:lang w:eastAsia="es-PE"/>
+          <w14:ligatures w14:val="none"/>
         </w:rPr>
         <w:t xml:space="preserve">Presunta </w:t>
       </w:r>
@@ -3402,7 +3319,7 @@
           <w:color w:val="000000"/>
           <w:kern w:val="0"/>
           <w:lang w:eastAsia="es-PE"/>
-          <ns2:ligatures ns2:val="none"/>
+          <w14:ligatures w14:val="none"/>
         </w:rPr>
         <w:t>infracción al artículo 58</w:t>
       </w:r>
@@ -3412,7 +3329,7 @@
           <w:kern w:val="0"/>
           <w:shd w:val="clear" w:color="auto" w:fill="FFFFFF"/>
           <w:lang w:eastAsia="es-PE"/>
-          <ns2:ligatures ns2:val="none"/>
+          <w14:ligatures w14:val="none"/>
         </w:rPr>
         <w:t/>
       </w:r>
@@ -3422,7 +3339,7 @@
           <w:color w:val="000000"/>
           <w:kern w:val="0"/>
           <w:lang w:eastAsia="es-PE"/>
-          <ns2:ligatures ns2:val="none"/>
+          <w14:ligatures w14:val="none"/>
         </w:rPr>
         <w:t xml:space="preserve"> de la Ley 29571, Código de Protección y Defensa del Consumidor, en tanto </w:t>
       </w:r>
@@ -3431,7 +3348,7 @@
           <w:rFonts w:ascii="Arial Narrow" w:eastAsia="Calibri" w:hAnsi="Arial Narrow" w:cs="Arial Narrow"/>
           <w:kern w:val="0"/>
           <w:lang w:eastAsia="es-PE"/>
-          <ns2:ligatures ns2:val="none"/>
+          <w14:ligatures w14:val="none"/>
         </w:rPr>
         <w:t xml:space="preserve">Mapfre Perú Compañía de Seguros y Reaseguros S.A. y Banco Ripley Perú S.A. </w:t>
       </w:r>
@@ -3439,7 +3356,7 @@
         <w:rPr>
           <w:rFonts w:ascii="Arial Narrow" w:eastAsia="Arial Narrow" w:hAnsi="Arial Narrow" w:cs="Arial Narrow"/>
           <w:kern w:val="0"/>
-          <ns2:ligatures ns2:val="none"/>
+          <w14:ligatures w14:val="none"/>
         </w:rPr>
         <w:t xml:space="preserve">habría atribuido indebidamente la </w:t>
       </w:r>
@@ -3449,7 +3366,7 @@
           <w:kern w:val="0"/>
           <w:shd w:val="clear" w:color="auto" w:fill="FFFFFF"/>
           <w:lang w:eastAsia="es-PE"/>
-          <ns2:ligatures ns2:val="none"/>
+          <w14:ligatures w14:val="none"/>
         </w:rPr>
         <w:t>Póliza 27330 a favor del denunciante, generando el descuento de las primas desde su tarjeta de crédito</w:t>
       </w:r>
@@ -3459,12 +3376,12 @@
           <w:kern w:val="0"/>
           <w:shd w:val="clear" w:color="auto" w:fill="FFFFFF"/>
           <w:lang w:eastAsia="es-PE"/>
-          <ns2:ligatures ns2:val="none"/>
+          <w14:ligatures w14:val="none"/>
         </w:rPr>
         <w:t>.</w:t>
       </w:r>
     </w:p>
-    <w:p ns2:paraId="6D828C43" ns2:textId="77777777">
+    <w:p>
       <w:pPr>
         <w:pStyle w:val="Prrafodelista"/>
         <w:tabs>
@@ -3478,11 +3395,11 @@
           <w:color w:val="000000"/>
           <w:kern w:val="0"/>
           <w:lang w:eastAsia="es-PE"/>
-          <ns2:ligatures ns2:val="none"/>
-        </w:rPr>
-      </w:pPr>
-    </w:p>
-    <w:p ns2:paraId="102C3CC4" ns2:textId="229BF1B4">
+          <w14:ligatures w14:val="none"/>
+        </w:rPr>
+      </w:pPr>
+    </w:p>
+    <w:p>
       <w:pPr>
         <w:pStyle w:val="Prrafodelista"/>
         <w:numPr>
@@ -3501,7 +3418,7 @@
           <w:color w:val="000000"/>
           <w:kern w:val="0"/>
           <w:lang w:eastAsia="es-PE"/>
-          <ns2:ligatures ns2:val="none"/>
+          <w14:ligatures w14:val="none"/>
         </w:rPr>
       </w:pPr>
       <w:r>
@@ -3510,7 +3427,7 @@
           <w:color w:val="000000"/>
           <w:kern w:val="0"/>
           <w:lang w:eastAsia="es-PE"/>
-          <ns2:ligatures ns2:val="none"/>
+          <w14:ligatures w14:val="none"/>
         </w:rPr>
         <w:t>Pr</w:t>
       </w:r>
@@ -3520,7 +3437,7 @@
           <w:color w:val="000000"/>
           <w:kern w:val="0"/>
           <w:lang w:eastAsia="es-PE"/>
-          <ns2:ligatures ns2:val="none"/>
+          <w14:ligatures w14:val="none"/>
         </w:rPr>
         <w:t>esunta</w:t>
       </w:r>
@@ -3530,7 +3447,7 @@
           <w:kern w:val="0"/>
           <w:shd w:val="clear" w:color="auto" w:fill="FFFFFF"/>
           <w:lang w:eastAsia="es-PE"/>
-          <ns2:ligatures ns2:val="none"/>
+          <w14:ligatures w14:val="none"/>
         </w:rPr>
         <w:t xml:space="preserve"> infracción </w:t>
       </w:r>
@@ -3540,7 +3457,7 @@
           <w:kern w:val="0"/>
           <w:shd w:val="clear" w:color="auto" w:fill="FFFFFF"/>
           <w:lang w:eastAsia="es-PE"/>
-          <ns2:ligatures ns2:val="none"/>
+          <w14:ligatures w14:val="none"/>
         </w:rPr>
         <w:t xml:space="preserve">al </w:t>
       </w:r>
@@ -3550,7 +3467,7 @@
           <w:kern w:val="0"/>
           <w:shd w:val="clear" w:color="auto" w:fill="FFFFFF"/>
           <w:lang w:eastAsia="es-PE"/>
-          <ns2:ligatures ns2:val="none"/>
+          <w14:ligatures w14:val="none"/>
         </w:rPr>
         <w:t xml:space="preserve">inciso </w:t>
       </w:r>
@@ -3560,7 +3477,7 @@
           <w:kern w:val="0"/>
           <w:shd w:val="clear" w:color="auto" w:fill="FFFFFF"/>
           <w:lang w:eastAsia="es-PE"/>
-          <ns2:ligatures ns2:val="none"/>
+          <w14:ligatures w14:val="none"/>
         </w:rPr>
         <w:t>e) del artículo 47</w:t>
       </w:r>
@@ -3570,7 +3487,7 @@
           <w:kern w:val="0"/>
           <w:shd w:val="clear" w:color="auto" w:fill="FFFFFF"/>
           <w:lang w:eastAsia="es-PE"/>
-          <ns2:ligatures ns2:val="none"/>
+          <w14:ligatures w14:val="none"/>
         </w:rPr>
         <w:t/>
       </w:r>
@@ -3579,7 +3496,7 @@
           <w:rFonts w:ascii="Arial Narrow" w:eastAsia="Calibri" w:hAnsi="Arial Narrow" w:cs="Times New Roman"/>
           <w:kern w:val="0"/>
           <w:shd w:val="clear" w:color="auto" w:fill="FFFFFF"/>
-          <ns2:ligatures ns2:val="none"/>
+          <w14:ligatures w14:val="none"/>
         </w:rPr>
         <w:t xml:space="preserve"> </w:t>
       </w:r>
@@ -3587,7 +3504,7 @@
         <w:rPr>
           <w:rFonts w:ascii="Arial Narrow" w:eastAsia="Calibri" w:hAnsi="Arial Narrow" w:cs="Times New Roman"/>
           <w:kern w:val="0"/>
-          <ns2:ligatures ns2:val="none"/>
+          <w14:ligatures w14:val="none"/>
         </w:rPr>
         <w:t>de</w:t>
       </w:r>
@@ -3597,7 +3514,7 @@
           <w:kern w:val="0"/>
           <w:shd w:val="clear" w:color="auto" w:fill="FFFFFF"/>
           <w:lang w:eastAsia="es-PE"/>
-          <ns2:ligatures ns2:val="none"/>
+          <w14:ligatures w14:val="none"/>
         </w:rPr>
         <w:t xml:space="preserve"> la Ley 29571, Código de Protección y Defensa del Consumidor, en tanto </w:t>
       </w:r>
@@ -3606,7 +3523,7 @@
           <w:rFonts w:ascii="Arial Narrow" w:eastAsia="Calibri" w:hAnsi="Arial Narrow" w:cs="Arial Narrow"/>
           <w:kern w:val="0"/>
           <w:lang w:eastAsia="es-PE"/>
-          <ns2:ligatures ns2:val="none"/>
+          <w14:ligatures w14:val="none"/>
         </w:rPr>
         <w:t xml:space="preserve">Mapfre Perú Compañía de Seguros y Reaseguros S.A. no habría cumplido con remitir la </w:t>
       </w:r>
@@ -3616,12 +3533,12 @@
           <w:kern w:val="0"/>
           <w:shd w:val="clear" w:color="auto" w:fill="FFFFFF"/>
           <w:lang w:eastAsia="es-PE"/>
-          <ns2:ligatures ns2:val="none"/>
+          <w14:ligatures w14:val="none"/>
         </w:rPr>
         <w:t>Póliza 8080071 al correo electrónico del denunciante.</w:t>
       </w:r>
     </w:p>
-    <w:p ns2:paraId="3F98F8BD" ns2:textId="77777777">
+    <w:p>
       <w:pPr>
         <w:tabs>
           <w:tab w:val="left" w:pos="567"/>
@@ -3633,11 +3550,11 @@
           <w:color w:val="000000"/>
           <w:kern w:val="0"/>
           <w:lang w:eastAsia="es-PE"/>
-          <ns2:ligatures ns2:val="none"/>
-        </w:rPr>
-      </w:pPr>
-    </w:p>
-    <w:p ns2:paraId="3CD5E6EF" ns2:textId="12B73192">
+          <w14:ligatures w14:val="none"/>
+        </w:rPr>
+      </w:pPr>
+    </w:p>
+    <w:p>
       <w:pPr>
         <w:pStyle w:val="Prrafodelista"/>
         <w:numPr>
@@ -3656,7 +3573,7 @@
           <w:color w:val="000000"/>
           <w:kern w:val="0"/>
           <w:lang w:eastAsia="es-PE"/>
-          <ns2:ligatures ns2:val="none"/>
+          <w14:ligatures w14:val="none"/>
         </w:rPr>
       </w:pPr>
       <w:r>
@@ -3665,7 +3582,7 @@
           <w:color w:val="000000"/>
           <w:kern w:val="0"/>
           <w:lang w:eastAsia="es-PE"/>
-          <ns2:ligatures ns2:val="none"/>
+          <w14:ligatures w14:val="none"/>
         </w:rPr>
         <w:t>Presunta</w:t>
       </w:r>
@@ -3675,7 +3592,7 @@
           <w:kern w:val="0"/>
           <w:shd w:val="clear" w:color="auto" w:fill="FFFFFF"/>
           <w:lang w:eastAsia="es-PE"/>
-          <ns2:ligatures ns2:val="none"/>
+          <w14:ligatures w14:val="none"/>
         </w:rPr>
         <w:t xml:space="preserve"> </w:t>
       </w:r>
@@ -3685,7 +3602,7 @@
           <w:kern w:val="0"/>
           <w:shd w:val="clear" w:color="auto" w:fill="FFFFFF"/>
           <w:lang w:eastAsia="es-PE"/>
-          <ns2:ligatures ns2:val="none"/>
+          <w14:ligatures w14:val="none"/>
         </w:rPr>
         <w:t xml:space="preserve">infracción al </w:t>
       </w:r>
@@ -3695,7 +3612,7 @@
           <w:kern w:val="0"/>
           <w:shd w:val="clear" w:color="auto" w:fill="FFFFFF"/>
           <w:lang w:eastAsia="es-PE"/>
-          <ns2:ligatures ns2:val="none"/>
+          <w14:ligatures w14:val="none"/>
         </w:rPr>
         <w:t xml:space="preserve">inciso </w:t>
       </w:r>
@@ -3705,7 +3622,7 @@
           <w:kern w:val="0"/>
           <w:shd w:val="clear" w:color="auto" w:fill="FFFFFF"/>
           <w:lang w:eastAsia="es-PE"/>
-          <ns2:ligatures ns2:val="none"/>
+          <w14:ligatures w14:val="none"/>
         </w:rPr>
         <w:t>e) del artículo 47</w:t>
       </w:r>
@@ -3715,7 +3632,7 @@
           <w:kern w:val="0"/>
           <w:shd w:val="clear" w:color="auto" w:fill="FFFFFF"/>
           <w:lang w:eastAsia="es-PE"/>
-          <ns2:ligatures ns2:val="none"/>
+          <w14:ligatures w14:val="none"/>
         </w:rPr>
         <w:t/>
       </w:r>
@@ -3724,7 +3641,7 @@
           <w:rFonts w:ascii="Arial Narrow" w:eastAsia="Calibri" w:hAnsi="Arial Narrow" w:cs="Times New Roman"/>
           <w:kern w:val="0"/>
           <w:shd w:val="clear" w:color="auto" w:fill="FFFFFF"/>
-          <ns2:ligatures ns2:val="none"/>
+          <w14:ligatures w14:val="none"/>
         </w:rPr>
         <w:t xml:space="preserve"> </w:t>
       </w:r>
@@ -3732,7 +3649,7 @@
         <w:rPr>
           <w:rFonts w:ascii="Arial Narrow" w:eastAsia="Calibri" w:hAnsi="Arial Narrow" w:cs="Times New Roman"/>
           <w:kern w:val="0"/>
-          <ns2:ligatures ns2:val="none"/>
+          <w14:ligatures w14:val="none"/>
         </w:rPr>
         <w:t>de</w:t>
       </w:r>
@@ -3742,7 +3659,7 @@
           <w:kern w:val="0"/>
           <w:shd w:val="clear" w:color="auto" w:fill="FFFFFF"/>
           <w:lang w:eastAsia="es-PE"/>
-          <ns2:ligatures ns2:val="none"/>
+          <w14:ligatures w14:val="none"/>
         </w:rPr>
         <w:t xml:space="preserve"> la Ley 29571, Código de Protección y Defensa del Consumidor, en tanto </w:t>
       </w:r>
@@ -3751,7 +3668,7 @@
           <w:rFonts w:ascii="Arial Narrow" w:eastAsia="Calibri" w:hAnsi="Arial Narrow" w:cs="Arial Narrow"/>
           <w:kern w:val="0"/>
           <w:lang w:eastAsia="es-PE"/>
-          <ns2:ligatures ns2:val="none"/>
+          <w14:ligatures w14:val="none"/>
         </w:rPr>
         <w:t xml:space="preserve">Mapfre Perú Compañía de Seguros y Reaseguros S.A. no habría cumplido con remitir la </w:t>
       </w:r>
@@ -3761,12 +3678,12 @@
           <w:kern w:val="0"/>
           <w:shd w:val="clear" w:color="auto" w:fill="FFFFFF"/>
           <w:lang w:eastAsia="es-PE"/>
-          <ns2:ligatures ns2:val="none"/>
+          <w14:ligatures w14:val="none"/>
         </w:rPr>
         <w:t>Póliza 27330 al correo electrónico del denunciante.</w:t>
       </w:r>
     </w:p>
-    <w:p ns2:paraId="7FB77A25" ns2:textId="77777777">
+    <w:p>
       <w:pPr>
         <w:tabs>
           <w:tab w:val="left" w:pos="567"/>
@@ -3778,11 +3695,11 @@
           <w:color w:val="000000"/>
           <w:kern w:val="0"/>
           <w:lang w:eastAsia="es-PE"/>
-          <ns2:ligatures ns2:val="none"/>
-        </w:rPr>
-      </w:pPr>
-    </w:p>
-    <w:p ns2:paraId="566F6700" ns2:textId="3439E0E3">
+          <w14:ligatures w14:val="none"/>
+        </w:rPr>
+      </w:pPr>
+    </w:p>
+    <w:p>
       <w:pPr>
         <w:pStyle w:val="Prrafodelista"/>
         <w:numPr>
@@ -3801,7 +3718,7 @@
           <w:color w:val="000000"/>
           <w:kern w:val="0"/>
           <w:lang w:eastAsia="es-PE"/>
-          <ns2:ligatures ns2:val="none"/>
+          <w14:ligatures w14:val="none"/>
         </w:rPr>
       </w:pPr>
       <w:r>
@@ -3810,7 +3727,7 @@
           <w:color w:val="000000"/>
           <w:kern w:val="0"/>
           <w:lang w:eastAsia="es-PE"/>
-          <ns2:ligatures ns2:val="none"/>
+          <w14:ligatures w14:val="none"/>
         </w:rPr>
         <w:lastRenderedPageBreak/>
         <w:t>Presunta</w:t>
@@ -3821,7 +3738,7 @@
           <w:kern w:val="0"/>
           <w:shd w:val="clear" w:color="auto" w:fill="FFFFFF"/>
           <w:lang w:eastAsia="es-PE"/>
-          <ns2:ligatures ns2:val="none"/>
+          <w14:ligatures w14:val="none"/>
         </w:rPr>
         <w:t xml:space="preserve"> infracción a los </w:t>
       </w:r>
@@ -3831,7 +3748,7 @@
           <w:kern w:val="0"/>
           <w:shd w:val="clear" w:color="auto" w:fill="FFFFFF"/>
           <w:lang w:eastAsia="es-PE"/>
-          <ns2:ligatures ns2:val="none"/>
+          <w14:ligatures w14:val="none"/>
         </w:rPr>
         <w:t>artículos 18 y 19</w:t>
       </w:r>
@@ -3840,7 +3757,7 @@
           <w:rFonts w:ascii="Arial Narrow" w:eastAsia="Calibri" w:hAnsi="Arial Narrow" w:cs="Times New Roman"/>
           <w:kern w:val="0"/>
           <w:shd w:val="clear" w:color="auto" w:fill="FFFFFF"/>
-          <ns2:ligatures ns2:val="none"/>
+          <w14:ligatures w14:val="none"/>
         </w:rPr>
         <w:t xml:space="preserve"> </w:t>
       </w:r>
@@ -3848,7 +3765,7 @@
         <w:rPr>
           <w:rFonts w:ascii="Arial Narrow" w:eastAsia="Calibri" w:hAnsi="Arial Narrow" w:cs="Times New Roman"/>
           <w:kern w:val="0"/>
-          <ns2:ligatures ns2:val="none"/>
+          <w14:ligatures w14:val="none"/>
         </w:rPr>
         <w:t>de</w:t>
       </w:r>
@@ -3858,7 +3775,7 @@
           <w:kern w:val="0"/>
           <w:shd w:val="clear" w:color="auto" w:fill="FFFFFF"/>
           <w:lang w:eastAsia="es-PE"/>
-          <ns2:ligatures ns2:val="none"/>
+          <w14:ligatures w14:val="none"/>
         </w:rPr>
         <w:t xml:space="preserve"> la Ley 29571, Código de Protección y Defensa del Consumidor, en tanto </w:t>
       </w:r>
@@ -3867,7 +3784,7 @@
           <w:rFonts w:ascii="Arial Narrow" w:eastAsia="Calibri" w:hAnsi="Arial Narrow" w:cs="Arial Narrow"/>
           <w:kern w:val="0"/>
           <w:lang w:eastAsia="es-PE"/>
-          <ns2:ligatures ns2:val="none"/>
+          <w14:ligatures w14:val="none"/>
         </w:rPr>
         <w:t xml:space="preserve">Banco Ripley Perú S.A. </w:t>
       </w:r>
@@ -3877,7 +3794,7 @@
           <w:kern w:val="0"/>
           <w:shd w:val="clear" w:color="auto" w:fill="FFFFFF"/>
           <w:lang w:eastAsia="es-PE"/>
-          <ns2:ligatures ns2:val="none"/>
+          <w14:ligatures w14:val="none"/>
         </w:rPr>
         <w:t xml:space="preserve">habría reportado indebidamente al denunciante ante la Central de Riesgos del Sistema Financiero </w:t>
       </w:r>
@@ -3887,7 +3804,7 @@
           <w:kern w:val="0"/>
           <w:shd w:val="clear" w:color="auto" w:fill="FFFFFF"/>
           <w:lang w:eastAsia="es-PE"/>
-          <ns2:ligatures ns2:val="none"/>
+          <w14:ligatures w14:val="none"/>
         </w:rPr>
         <w:t>–</w:t>
       </w:r>
@@ -3897,7 +3814,7 @@
           <w:kern w:val="0"/>
           <w:shd w:val="clear" w:color="auto" w:fill="FFFFFF"/>
           <w:lang w:eastAsia="es-PE"/>
-          <ns2:ligatures ns2:val="none"/>
+          <w14:ligatures w14:val="none"/>
         </w:rPr>
         <w:t xml:space="preserve"> INFORCOR</w:t>
       </w:r>
@@ -3907,12 +3824,12 @@
           <w:kern w:val="0"/>
           <w:shd w:val="clear" w:color="auto" w:fill="FFFFFF"/>
           <w:lang w:eastAsia="es-PE"/>
-          <ns2:ligatures ns2:val="none"/>
+          <w14:ligatures w14:val="none"/>
         </w:rPr>
         <w:t>, generando un mal precedente en su historial crediticio.</w:t>
       </w:r>
     </w:p>
-    <w:p ns2:paraId="04373EC3" ns2:textId="77777777">
+    <w:p>
       <w:pPr>
         <w:tabs>
           <w:tab w:val="left" w:pos="567"/>
@@ -3924,11 +3841,11 @@
           <w:color w:val="000000"/>
           <w:kern w:val="0"/>
           <w:lang w:eastAsia="es-PE"/>
-          <ns2:ligatures ns2:val="none"/>
-        </w:rPr>
-      </w:pPr>
-    </w:p>
-    <w:p ns2:paraId="5CA984D1" ns2:textId="2B753E01">
+          <w14:ligatures w14:val="none"/>
+        </w:rPr>
+      </w:pPr>
+    </w:p>
+    <w:p>
       <w:pPr>
         <w:pStyle w:val="Prrafodelista"/>
         <w:numPr>
@@ -3947,7 +3864,7 @@
           <w:color w:val="000000"/>
           <w:kern w:val="0"/>
           <w:lang w:eastAsia="es-PE"/>
-          <ns2:ligatures ns2:val="none"/>
+          <w14:ligatures w14:val="none"/>
         </w:rPr>
       </w:pPr>
       <w:r>
@@ -3956,7 +3873,7 @@
           <w:color w:val="000000"/>
           <w:kern w:val="0"/>
           <w:lang w:eastAsia="es-PE"/>
-          <ns2:ligatures ns2:val="none"/>
+          <w14:ligatures w14:val="none"/>
         </w:rPr>
         <w:t>Presunta</w:t>
       </w:r>
@@ -3966,7 +3883,7 @@
           <w:kern w:val="0"/>
           <w:shd w:val="clear" w:color="auto" w:fill="FFFFFF"/>
           <w:lang w:eastAsia="es-PE"/>
-          <ns2:ligatures ns2:val="none"/>
+          <w14:ligatures w14:val="none"/>
         </w:rPr>
         <w:t xml:space="preserve"> infracción a los artículos 18 y 19</w:t>
       </w:r>
@@ -3975,7 +3892,7 @@
           <w:rFonts w:ascii="Arial Narrow" w:eastAsia="Calibri" w:hAnsi="Arial Narrow" w:cs="Times New Roman"/>
           <w:kern w:val="0"/>
           <w:shd w:val="clear" w:color="auto" w:fill="FFFFFF"/>
-          <ns2:ligatures ns2:val="none"/>
+          <w14:ligatures w14:val="none"/>
         </w:rPr>
         <w:t xml:space="preserve"> </w:t>
       </w:r>
@@ -3983,7 +3900,7 @@
         <w:rPr>
           <w:rFonts w:ascii="Arial Narrow" w:eastAsia="Calibri" w:hAnsi="Arial Narrow" w:cs="Times New Roman"/>
           <w:kern w:val="0"/>
-          <ns2:ligatures ns2:val="none"/>
+          <w14:ligatures w14:val="none"/>
         </w:rPr>
         <w:t>de</w:t>
       </w:r>
@@ -3993,7 +3910,7 @@
           <w:kern w:val="0"/>
           <w:shd w:val="clear" w:color="auto" w:fill="FFFFFF"/>
           <w:lang w:eastAsia="es-PE"/>
-          <ns2:ligatures ns2:val="none"/>
+          <w14:ligatures w14:val="none"/>
         </w:rPr>
         <w:t xml:space="preserve"> la Ley 29571, Código de Protección y Defensa del Consumidor, en tanto </w:t>
       </w:r>
@@ -4002,7 +3919,7 @@
           <w:rFonts w:ascii="Arial Narrow" w:eastAsia="Calibri" w:hAnsi="Arial Narrow" w:cs="Arial Narrow"/>
           <w:kern w:val="0"/>
           <w:lang w:eastAsia="es-PE"/>
-          <ns2:ligatures ns2:val="none"/>
+          <w14:ligatures w14:val="none"/>
         </w:rPr>
         <w:t xml:space="preserve">Banco Ripley Perú S.A. </w:t>
       </w:r>
@@ -4012,12 +3929,12 @@
           <w:kern w:val="0"/>
           <w:shd w:val="clear" w:color="auto" w:fill="FFFFFF"/>
           <w:lang w:eastAsia="es-PE"/>
-          <ns2:ligatures ns2:val="none"/>
+          <w14:ligatures w14:val="none"/>
         </w:rPr>
         <w:t>habría consignado un número telefónico y correo electrónico en las Pólizas 8080071 y 27330 que no pertenecían al denunciante.</w:t>
       </w:r>
     </w:p>
-    <w:p ns2:paraId="0DE671D4" ns2:textId="77777777">
+    <w:p>
       <w:pPr>
         <w:tabs>
           <w:tab w:val="left" w:pos="567"/>
@@ -4029,11 +3946,11 @@
           <w:color w:val="000000"/>
           <w:kern w:val="0"/>
           <w:lang w:eastAsia="es-PE"/>
-          <ns2:ligatures ns2:val="none"/>
-        </w:rPr>
-      </w:pPr>
-    </w:p>
-    <w:p ns2:paraId="0C23DEAF" ns2:textId="45E7E3C6">
+          <w14:ligatures w14:val="none"/>
+        </w:rPr>
+      </w:pPr>
+    </w:p>
+    <w:p>
       <w:pPr>
         <w:spacing w:line="240" w:lineRule="auto"/>
         <w:contextualSpacing/>
@@ -4041,7 +3958,7 @@
         <w:rPr>
           <w:rFonts w:ascii="Arial Narrow" w:eastAsia="Calibri" w:hAnsi="Arial Narrow" w:cs="Arial"/>
           <w:kern w:val="0"/>
-          <ns2:ligatures ns2:val="none"/>
+          <w14:ligatures w14:val="none"/>
         </w:rPr>
       </w:pPr>
       <w:r>
@@ -4052,7 +3969,7 @@
           <w:color w:val="000000"/>
           <w:kern w:val="0"/>
           <w:lang w:eastAsia="es-PE"/>
-          <ns2:ligatures ns2:val="none"/>
+          <w14:ligatures w14:val="none"/>
         </w:rPr>
         <w:t>SEGUNDO:</w:t>
       </w:r>
@@ -4062,7 +3979,7 @@
           <w:color w:val="000000"/>
           <w:kern w:val="0"/>
           <w:lang w:eastAsia="es-PE"/>
-          <ns2:ligatures ns2:val="none"/>
+          <w14:ligatures w14:val="none"/>
         </w:rPr>
         <w:t xml:space="preserve"> tener por ofrecidos los medios probatorios presentados</w:t>
       </w:r>
@@ -4072,7 +3989,7 @@
           <w:color w:val="000000"/>
           <w:kern w:val="0"/>
           <w:lang w:eastAsia="es-PE"/>
-          <ns2:ligatures ns2:val="none"/>
+          <w14:ligatures w14:val="none"/>
         </w:rPr>
         <w:t xml:space="preserve"> en el escrito de denuncia </w:t>
       </w:r>
@@ -4082,7 +3999,7 @@
           <w:color w:val="000000"/>
           <w:kern w:val="0"/>
           <w:lang w:val="es-ES" w:eastAsia="es-ES"/>
-          <ns2:ligatures ns2:val="none"/>
+          <w14:ligatures w14:val="none"/>
         </w:rPr>
         <w:t xml:space="preserve">del </w:t>
       </w:r>
@@ -4093,7 +4010,7 @@
           <w:color w:val="000000"/>
           <w:kern w:val="0"/>
           <w:lang w:val="es-ES" w:eastAsia="es-ES"/>
-          <ns2:ligatures ns2:val="none"/>
+          <w14:ligatures w14:val="none"/>
         </w:rPr>
         <w:t>23 de marzo de 2025</w:t>
       </w:r>
@@ -4101,13 +4018,13 @@
         <w:rPr>
           <w:rFonts w:ascii="Arial Narrow" w:eastAsia="Calibri" w:hAnsi="Arial Narrow" w:cs="Arial"/>
           <w:kern w:val="0"/>
-          <ns2:ligatures ns2:val="none"/>
+          <w14:ligatures w14:val="none"/>
         </w:rPr>
         <w:t>.</w:t>
       </w:r>
       <w:bookmarkEnd w:id="8"/>
     </w:p>
-    <w:p ns2:paraId="57228AE2" ns2:textId="77777777">
+    <w:p>
       <w:pPr>
         <w:spacing w:line="240" w:lineRule="auto"/>
         <w:contextualSpacing/>
@@ -4117,30 +4034,30 @@
           <w:color w:val="000000"/>
           <w:kern w:val="0"/>
           <w:lang w:eastAsia="es-PE"/>
-          <ns2:ligatures ns2:val="none"/>
-        </w:rPr>
-      </w:pPr>
-    </w:p>
-    <w:p ns2:paraId="6336D97D" ns2:textId="115FDD1C">
-      <w:pPr>
-        <w:spacing w:after="0" w:line="240" w:lineRule="auto"/>
-        <w:jc w:val="both"/>
-        <w:rPr>
-          <w:rFonts w:ascii="Arial Narrow" w:eastAsia="Arial Narrow" w:hAnsi="Arial Narrow" w:cs="Arial Narrow"/>
-          <w:color w:val="000000"/>
-          <w:kern w:val="0"/>
-          <w:lang w:eastAsia="es-PE"/>
-          <ns2:ligatures ns2:val="none"/>
-        </w:rPr>
-      </w:pPr>
-      <w:r>
-        <w:rPr>
-          <w:rFonts w:ascii="Arial Narrow" w:eastAsia="Arial Narrow" w:hAnsi="Arial Narrow" w:cs="Arial Narrow"/>
-          <w:b/>
-          <w:color w:val="000000"/>
-          <w:kern w:val="0"/>
-          <w:lang w:eastAsia="es-PE"/>
-          <ns2:ligatures ns2:val="none"/>
+          <w14:ligatures w14:val="none"/>
+        </w:rPr>
+      </w:pPr>
+    </w:p>
+    <w:p>
+      <w:pPr>
+        <w:spacing w:after="0" w:line="240" w:lineRule="auto"/>
+        <w:jc w:val="both"/>
+        <w:rPr>
+          <w:rFonts w:ascii="Arial Narrow" w:eastAsia="Arial Narrow" w:hAnsi="Arial Narrow" w:cs="Arial Narrow"/>
+          <w:color w:val="000000"/>
+          <w:kern w:val="0"/>
+          <w:lang w:eastAsia="es-PE"/>
+          <w14:ligatures w14:val="none"/>
+        </w:rPr>
+      </w:pPr>
+      <w:r>
+        <w:rPr>
+          <w:rFonts w:ascii="Arial Narrow" w:eastAsia="Arial Narrow" w:hAnsi="Arial Narrow" w:cs="Arial Narrow"/>
+          <w:b/>
+          <w:color w:val="000000"/>
+          <w:kern w:val="0"/>
+          <w:lang w:eastAsia="es-PE"/>
+          <w14:ligatures w14:val="none"/>
         </w:rPr>
         <w:t xml:space="preserve">TERCERO: </w:t>
       </w:r>
@@ -4150,7 +4067,7 @@
           <w:color w:val="000000"/>
           <w:kern w:val="0"/>
           <w:lang w:eastAsia="es-PE"/>
-          <ns2:ligatures ns2:val="none"/>
+          <w14:ligatures w14:val="none"/>
         </w:rPr>
         <w:t xml:space="preserve">requerir </w:t>
       </w:r>
@@ -4161,7 +4078,7 @@
           <w:kern w:val="0"/>
           <w:shd w:val="clear" w:color="auto" w:fill="FFFFFF"/>
           <w:lang w:eastAsia="es-PE"/>
-          <ns2:ligatures ns2:val="none"/>
+          <w14:ligatures w14:val="none"/>
         </w:rPr>
         <w:t xml:space="preserve">al </w:t>
       </w:r>
@@ -4173,7 +4090,7 @@
           <w:kern w:val="0"/>
           <w:shd w:val="clear" w:color="auto" w:fill="FFFFFF"/>
           <w:lang w:eastAsia="es-PE"/>
-          <ns2:ligatures ns2:val="none"/>
+          <w14:ligatures w14:val="none"/>
         </w:rPr>
         <w:t xml:space="preserve">Banco Ripley </w:t>
       </w:r>
@@ -4184,7 +4101,7 @@
           <w:kern w:val="0"/>
           <w:shd w:val="clear" w:color="auto" w:fill="FFFFFF"/>
           <w:lang w:eastAsia="es-PE"/>
-          <ns2:ligatures ns2:val="none"/>
+          <w14:ligatures w14:val="none"/>
         </w:rPr>
         <w:t>Perú</w:t>
       </w:r>
@@ -4195,7 +4112,7 @@
           <w:kern w:val="0"/>
           <w:shd w:val="clear" w:color="auto" w:fill="FFFFFF"/>
           <w:lang w:eastAsia="es-PE"/>
-          <ns2:ligatures ns2:val="none"/>
+          <w14:ligatures w14:val="none"/>
         </w:rPr>
         <w:t xml:space="preserve"> S.A. </w:t>
       </w:r>
@@ -4206,7 +4123,7 @@
           <w:kern w:val="0"/>
           <w:shd w:val="clear" w:color="auto" w:fill="FFFFFF"/>
           <w:lang w:eastAsia="es-PE"/>
-          <ns2:ligatures ns2:val="none"/>
+          <w14:ligatures w14:val="none"/>
         </w:rPr>
         <w:t xml:space="preserve">y </w:t>
       </w:r>
@@ -4277,7 +4194,7 @@
           <w:kern w:val="0"/>
           <w:shd w:val="clear" w:color="auto" w:fill="FFFFFF"/>
           <w:lang w:eastAsia="es-PE"/>
-          <ns2:ligatures ns2:val="none"/>
+          <w14:ligatures w14:val="none"/>
         </w:rPr>
         <w:t xml:space="preserve"> </w:t>
       </w:r>
@@ -4287,7 +4204,7 @@
           <w:color w:val="000000"/>
           <w:kern w:val="0"/>
           <w:lang w:eastAsia="es-PE"/>
-          <ns2:ligatures ns2:val="none"/>
+          <w14:ligatures w14:val="none"/>
         </w:rPr>
         <w:t>que cumplan con lo siguiente</w:t>
       </w:r>
@@ -4298,12 +4215,12 @@
           <w:color w:val="000000"/>
           <w:kern w:val="0"/>
           <w:lang w:eastAsia="es-PE"/>
-          <ns2:ligatures ns2:val="none"/>
+          <w14:ligatures w14:val="none"/>
         </w:rPr>
         <w:t>:</w:t>
       </w:r>
     </w:p>
-    <w:p ns2:paraId="4A428500" ns2:textId="77777777">
+    <w:p>
       <w:pPr>
         <w:spacing w:after="0" w:line="240" w:lineRule="auto"/>
         <w:jc w:val="both"/>
@@ -4312,11 +4229,11 @@
           <w:color w:val="000000"/>
           <w:kern w:val="0"/>
           <w:lang w:eastAsia="es-PE"/>
-          <ns2:ligatures ns2:val="none"/>
-        </w:rPr>
-      </w:pPr>
-    </w:p>
-    <w:p ns2:paraId="74F51CC0" ns2:textId="77777777">
+          <w14:ligatures w14:val="none"/>
+        </w:rPr>
+      </w:pPr>
+    </w:p>
+    <w:p>
       <w:pPr>
         <w:numPr>
           <w:ilvl w:val="0"/>
@@ -4330,21 +4247,21 @@
           <w:color w:val="000000"/>
           <w:kern w:val="0"/>
           <w:lang w:eastAsia="es-PE"/>
-          <ns2:ligatures ns2:val="none"/>
-        </w:rPr>
-      </w:pPr>
-      <w:r>
-        <w:rPr>
-          <w:rFonts w:ascii="Arial Narrow" w:eastAsia="Arial Narrow" w:hAnsi="Arial Narrow" w:cs="Arial Narrow"/>
-          <w:color w:val="000000"/>
-          <w:kern w:val="0"/>
-          <w:lang w:eastAsia="es-PE"/>
-          <ns2:ligatures ns2:val="none"/>
+          <w14:ligatures w14:val="none"/>
+        </w:rPr>
+      </w:pPr>
+      <w:r>
+        <w:rPr>
+          <w:rFonts w:ascii="Arial Narrow" w:eastAsia="Arial Narrow" w:hAnsi="Arial Narrow" w:cs="Arial Narrow"/>
+          <w:color w:val="000000"/>
+          <w:kern w:val="0"/>
+          <w:lang w:eastAsia="es-PE"/>
+          <w14:ligatures w14:val="none"/>
         </w:rPr>
         <w:t>presentar documentos que acrediten su inscripción en los Registros Públicos o una declaración jurada que indique que cuenta con dicha inscripción;</w:t>
       </w:r>
     </w:p>
-    <w:p ns2:paraId="7A5CE416" ns2:textId="77777777">
+    <w:p>
       <w:pPr>
         <w:numPr>
           <w:ilvl w:val="0"/>
@@ -4358,21 +4275,21 @@
           <w:color w:val="000000"/>
           <w:kern w:val="0"/>
           <w:lang w:eastAsia="es-PE"/>
-          <ns2:ligatures ns2:val="none"/>
-        </w:rPr>
-      </w:pPr>
-      <w:r>
-        <w:rPr>
-          <w:rFonts w:ascii="Arial Narrow" w:eastAsia="Arial Narrow" w:hAnsi="Arial Narrow" w:cs="Arial Narrow"/>
-          <w:color w:val="000000"/>
-          <w:kern w:val="0"/>
-          <w:lang w:eastAsia="es-PE"/>
-          <ns2:ligatures ns2:val="none"/>
+          <w14:ligatures w14:val="none"/>
+        </w:rPr>
+      </w:pPr>
+      <w:r>
+        <w:rPr>
+          <w:rFonts w:ascii="Arial Narrow" w:eastAsia="Arial Narrow" w:hAnsi="Arial Narrow" w:cs="Arial Narrow"/>
+          <w:color w:val="000000"/>
+          <w:kern w:val="0"/>
+          <w:lang w:eastAsia="es-PE"/>
+          <w14:ligatures w14:val="none"/>
         </w:rPr>
         <w:t>presentar copia simple de las facultades de representación de su representante legal en el presente procedimiento o la declaración jurada que indique que cuenta con dichas facultades y que estas se encuentran vigentes;</w:t>
       </w:r>
     </w:p>
-    <w:p ns2:paraId="58A72763" ns2:textId="77777777">
+    <w:p>
       <w:pPr>
         <w:numPr>
           <w:ilvl w:val="0"/>
@@ -4386,21 +4303,21 @@
           <w:color w:val="000000"/>
           <w:kern w:val="0"/>
           <w:lang w:eastAsia="es-PE"/>
-          <ns2:ligatures ns2:val="none"/>
-        </w:rPr>
-      </w:pPr>
-      <w:r>
-        <w:rPr>
-          <w:rFonts w:ascii="Arial Narrow" w:eastAsia="Arial Narrow" w:hAnsi="Arial Narrow" w:cs="Arial Narrow"/>
-          <w:color w:val="000000"/>
-          <w:kern w:val="0"/>
-          <w:lang w:eastAsia="es-PE"/>
-          <ns2:ligatures ns2:val="none"/>
+          <w14:ligatures w14:val="none"/>
+        </w:rPr>
+      </w:pPr>
+      <w:r>
+        <w:rPr>
+          <w:rFonts w:ascii="Arial Narrow" w:eastAsia="Arial Narrow" w:hAnsi="Arial Narrow" w:cs="Arial Narrow"/>
+          <w:color w:val="000000"/>
+          <w:kern w:val="0"/>
+          <w:lang w:eastAsia="es-PE"/>
+          <w14:ligatures w14:val="none"/>
         </w:rPr>
         <w:t>consignar el Número de Registro Único de Contribuyentes (RUC); y,</w:t>
       </w:r>
     </w:p>
-    <w:p ns2:paraId="1F9EE37F" ns2:textId="336801D6">
+    <w:p>
       <w:pPr>
         <w:numPr>
           <w:ilvl w:val="0"/>
@@ -4412,16 +4329,16 @@
         <w:rPr>
           <w:rFonts w:ascii="Arial Narrow" w:eastAsia="Calibri" w:hAnsi="Arial Narrow" w:cs="Arial"/>
           <w:kern w:val="0"/>
-          <ns2:ligatures ns2:val="none"/>
-        </w:rPr>
-      </w:pPr>
-      <w:r>
-        <w:rPr>
-          <w:rFonts w:ascii="Arial Narrow" w:eastAsia="Arial Narrow" w:hAnsi="Arial Narrow" w:cs="Arial Narrow"/>
-          <w:color w:val="000000"/>
-          <w:kern w:val="0"/>
-          <w:lang w:eastAsia="es-PE"/>
-          <ns2:ligatures ns2:val="none"/>
+          <w14:ligatures w14:val="none"/>
+        </w:rPr>
+      </w:pPr>
+      <w:r>
+        <w:rPr>
+          <w:rFonts w:ascii="Arial Narrow" w:eastAsia="Arial Narrow" w:hAnsi="Arial Narrow" w:cs="Arial Narrow"/>
+          <w:color w:val="000000"/>
+          <w:kern w:val="0"/>
+          <w:lang w:eastAsia="es-PE"/>
+          <w14:ligatures w14:val="none"/>
         </w:rPr>
         <w:t>fijar domicilio procesal para el procedimiento, de conformidad con el numeral 1 del artículo 442</w:t>
       </w:r>
@@ -4431,7 +4348,7 @@
           <w:color w:val="000000"/>
           <w:kern w:val="0"/>
           <w:lang w:eastAsia="es-PE"/>
-          <ns2:ligatures ns2:val="none"/>
+          <w14:ligatures w14:val="none"/>
         </w:rPr>
         <w:t/>
       </w:r>
@@ -4441,7 +4358,7 @@
           <w:color w:val="000000"/>
           <w:kern w:val="0"/>
           <w:lang w:eastAsia="es-PE"/>
-          <ns2:ligatures ns2:val="none"/>
+          <w14:ligatures w14:val="none"/>
         </w:rPr>
         <w:t xml:space="preserve"> del Código Procesal Civil</w:t>
       </w:r>
@@ -4451,7 +4368,7 @@
           <w:rFonts w:ascii="Arial Narrow" w:eastAsia="Arial Narrow" w:hAnsi="Arial Narrow" w:cs="Arial Narrow"/>
           <w:kern w:val="0"/>
           <w:vertAlign w:val="superscript"/>
-          <ns2:ligatures ns2:val="none"/>
+          <w14:ligatures w14:val="none"/>
         </w:rPr>
         <w:footnoteReference w:id="6"/>
       </w:r>
@@ -4461,7 +4378,7 @@
           <w:color w:val="000000"/>
           <w:kern w:val="0"/>
           <w:lang w:eastAsia="es-PE"/>
-          <ns2:ligatures ns2:val="none"/>
+          <w14:ligatures w14:val="none"/>
         </w:rPr>
         <w:t xml:space="preserve">. </w:t>
       </w:r>
@@ -4469,7 +4386,7 @@
         <w:rPr>
           <w:rFonts w:ascii="Arial Narrow" w:eastAsia="Calibri" w:hAnsi="Arial Narrow" w:cs="Arial"/>
           <w:kern w:val="0"/>
-          <ns2:ligatures ns2:val="none"/>
+          <w14:ligatures w14:val="none"/>
         </w:rPr>
         <w:t>Para ello podrá señalar domicilio físico o una dirección electrónica a la que pueda remitirse las notificaciones</w:t>
       </w:r>
@@ -4478,12 +4395,12 @@
           <w:rFonts w:ascii="Arial Narrow" w:eastAsia="Arial" w:hAnsi="Arial Narrow" w:cs="Arial"/>
           <w:kern w:val="0"/>
           <w:lang w:val="es"/>
-          <ns2:ligatures ns2:val="none"/>
+          <w14:ligatures w14:val="none"/>
         </w:rPr>
         <w:t>;</w:t>
       </w:r>
     </w:p>
-    <w:p ns2:paraId="2D8A5382" ns2:textId="77777777">
+    <w:p>
       <w:pPr>
         <w:numPr>
           <w:ilvl w:val="0"/>
@@ -4495,14 +4412,14 @@
         <w:rPr>
           <w:rFonts w:ascii="Arial Narrow" w:eastAsia="Calibri" w:hAnsi="Arial Narrow" w:cs="Arial"/>
           <w:kern w:val="0"/>
-          <ns2:ligatures ns2:val="none"/>
+          <w14:ligatures w14:val="none"/>
         </w:rPr>
       </w:pPr>
       <w:r>
         <w:rPr>
           <w:rFonts w:ascii="Arial Narrow" w:eastAsia="Calibri" w:hAnsi="Arial Narrow" w:cs="Arial"/>
           <w:kern w:val="0"/>
-          <ns2:ligatures ns2:val="none"/>
+          <w14:ligatures w14:val="none"/>
         </w:rPr>
         <w:t>en caso califique como micro empresa o pequeña empresa, presentar los documentos que acrediten su volumen de ventas o ingresos brutos percibidos el año anterior relativo a todas sus actividades económicas y el número de trabajadores con el que cuenta</w:t>
       </w:r>
@@ -4512,7 +4429,7 @@
           <w:rFonts w:ascii="Arial Narrow" w:eastAsia="Calibri" w:hAnsi="Arial Narrow" w:cs="Arial"/>
           <w:kern w:val="0"/>
           <w:vertAlign w:val="superscript"/>
-          <ns2:ligatures ns2:val="none"/>
+          <w14:ligatures w14:val="none"/>
         </w:rPr>
         <w:footnoteReference w:id="7"/>
       </w:r>
@@ -4520,7 +4437,7 @@
         <w:rPr>
           <w:rFonts w:ascii="Arial Narrow" w:eastAsia="Calibri" w:hAnsi="Arial Narrow" w:cs="Arial"/>
           <w:kern w:val="0"/>
-          <ns2:ligatures ns2:val="none"/>
+          <w14:ligatures w14:val="none"/>
         </w:rPr>
         <w:t xml:space="preserve">. Ello, a fin de que la Comisión pueda meritar dicha documentación, conforme lo establece el artículo 110 del </w:t>
       </w:r>
@@ -4529,7 +4446,7 @@
           <w:rFonts w:ascii="Arial Narrow" w:eastAsia="Calibri" w:hAnsi="Arial Narrow" w:cs="Arial"/>
           <w:spacing w:val="-2"/>
           <w:kern w:val="0"/>
-          <ns2:ligatures ns2:val="none"/>
+          <w14:ligatures w14:val="none"/>
         </w:rPr>
         <w:t>Código</w:t>
       </w:r>
@@ -4540,7 +4457,7 @@
           <w:spacing w:val="-2"/>
           <w:kern w:val="0"/>
           <w:vertAlign w:val="superscript"/>
-          <ns2:ligatures ns2:val="none"/>
+          <w14:ligatures w14:val="none"/>
         </w:rPr>
         <w:footnoteReference w:id="8"/>
       </w:r>
@@ -4549,12 +4466,12 @@
           <w:rFonts w:ascii="Arial Narrow" w:eastAsia="Calibri" w:hAnsi="Arial Narrow" w:cs="Arial"/>
           <w:spacing w:val="-2"/>
           <w:kern w:val="0"/>
-          <ns2:ligatures ns2:val="none"/>
+          <w14:ligatures w14:val="none"/>
         </w:rPr>
         <w:t>.</w:t>
       </w:r>
     </w:p>
-    <w:p ns2:paraId="2EB269EF" ns2:textId="77777777">
+    <w:p>
       <w:pPr>
         <w:spacing w:after="0" w:line="240" w:lineRule="auto"/>
         <w:ind w:left="567"/>
@@ -4564,7 +4481,7 @@
           <w:color w:val="000000"/>
           <w:kern w:val="0"/>
           <w:lang w:eastAsia="es-PE"/>
-          <ns2:ligatures ns2:val="none"/>
+          <w14:ligatures w14:val="none"/>
         </w:rPr>
       </w:pPr>
     </w:p>
@@ -4575,7 +4492,7 @@
         <w:rPr>
           <w:rFonts w:ascii="Arial Narrow" w:eastAsia="Calibri" w:hAnsi="Arial Narrow" w:cs="Arial"/>
           <w:kern w:val="0"/>
-          <ns2:ligatures ns2:val="none"/>
+          <w14:ligatures w14:val="none"/>
         </w:rPr>
       </w:pPr>
       <w:r>
@@ -4594,23 +4511,63 @@
           <w:sz w:val="20"/>
           <w:szCs w:val="20"/>
         </w:rPr>
-        <w:t xml:space="preserve">correr traslado de la presente resolución a Banco Ripley Perú S.A. y a Mapfre Perú Compañía de Seguros y Reaseguros S.A. para que, de conformidad con lo dispuesto por el artículo 26 de la Ley sobre Facultades, Normas y Organización del Indecopi, aprobada por Decreto Legislativo 807, presenten sus descargos sobre la imputación de cargos realizada en un plazo no mayor a cinco (5) días hábiles contado a partir del día siguiente de la notificación de la presente resolución, vencido el cual, el Secretario Técnico declarará en rebeldía a los denunciados que no lo hubieran presentado. Debe precisarse que de conformidad con lo establecido por el artículo 223 del Texto Único Ordenado de la Ley 27444, Ley del Procedimiento Administrativo General, las alegaciones y los hechos relevantes de la reclamación, salvo que hayan sido específicamente negadas en la contestación, se tendrán por aceptadas o merituadas como ciertas.</w:t>
-      </w:r>
-    </w:p>
-    <w:p ns2:paraId="6CAF69AE" ns2:textId="77777777">
-      <w:pPr>
-        <w:spacing w:after="0" w:line="240" w:lineRule="auto"/>
-        <w:jc w:val="both"/>
-        <w:rPr>
-          <w:rFonts w:ascii="Arial Narrow" w:eastAsia="Arial Narrow" w:hAnsi="Arial Narrow" w:cs="Arial Narrow"/>
-          <w:color w:val="000000"/>
-          <w:kern w:val="0"/>
-          <w:lang w:eastAsia="es-PE"/>
-          <ns2:ligatures ns2:val="none"/>
-        </w:rPr>
-      </w:pPr>
-    </w:p>
-    <w:p ns2:paraId="20761EDD" ns2:textId="6651B92C">
+        <w:t xml:space="preserve">correr traslado de la presente resolución a Banco Ripley Perú S.A. y a Mapfre Perú Compañía de Seguros y Reaseguros S.A. para que, de conformidad con lo dispuesto por el artículo 26 de la Ley sobre Facultades, Normas y Organización del Indecopi, aprobada por Decreto Legislativo 807</w:t>
+      </w:r>
+      <w:r>
+        <w:rPr>
+          <w:rStyle w:val="Refdenotaalpie"/>
+          <w:rFonts w:ascii="Arial Narrow" w:eastAsia="Times New Roman" w:hAnsi="Arial Narrow" w:cs="Times New Roman"/>
+          <w:color w:val="000000"/>
+          <w:kern w:val="0"/>
+          <w:vertAlign w:val="superscript"/>
+          <w:lang w:val="es-ES" w:eastAsia="es-ES"/>
+          <w14:ligatures w14:val="none"/>
+        </w:rPr>
+        <w:footnoteReference w:id="16"/>
+      </w:r>
+      <w:r>
+        <w:rPr>
+          <w:rFonts w:ascii="Arial Narrow" w:hAnsi="Arial Narrow" w:cs="Arial Narrow"/>
+          <w:sz w:val="20"/>
+          <w:szCs w:val="20"/>
+        </w:rPr>
+        <w:t xml:space="preserve">, presenten sus descargos sobre la imputación de cargos realizada en un plazo no mayor a cinco (5) días hábiles contado a partir del día siguiente de la notificación de la presente resolución, vencido el cual, el Secretario Técnico declarará en rebeldía a los denunciados que no lo hubieran presentado. Debe precisarse que de conformidad con lo establecido por el artículo 223 del Texto Único Ordenado de la Ley 27444, Ley del Procedimiento Administrativo General</w:t>
+      </w:r>
+      <w:r>
+        <w:rPr>
+          <w:rStyle w:val="Refdenotaalpie"/>
+          <w:rFonts w:ascii="Arial Narrow" w:eastAsia="Times New Roman" w:hAnsi="Arial Narrow" w:cs="Times New Roman"/>
+          <w:color w:val="000000"/>
+          <w:kern w:val="0"/>
+          <w:vertAlign w:val="superscript"/>
+          <w:lang w:val="es-ES" w:eastAsia="es-ES"/>
+          <w14:ligatures w14:val="none"/>
+        </w:rPr>
+        <w:footnoteReference w:id="17"/>
+      </w:r>
+      <w:r>
+        <w:rPr>
+          <w:rFonts w:ascii="Arial Narrow" w:hAnsi="Arial Narrow" w:cs="Arial Narrow"/>
+          <w:sz w:val="20"/>
+          <w:szCs w:val="20"/>
+        </w:rPr>
+        <w:t xml:space="preserve">, las alegaciones y los hechos relevantes de la reclamación, salvo que hayan sido específicamente negadas en la contestación, se tendrán por aceptadas o merituadas como ciertas.</w:t>
+      </w:r>
+    </w:p>
+    <w:p>
+      <w:pPr>
+        <w:spacing w:after="0" w:line="240" w:lineRule="auto"/>
+        <w:jc w:val="both"/>
+        <w:rPr>
+          <w:rFonts w:ascii="Arial Narrow" w:eastAsia="Arial Narrow" w:hAnsi="Arial Narrow" w:cs="Arial Narrow"/>
+          <w:color w:val="000000"/>
+          <w:kern w:val="0"/>
+          <w:lang w:eastAsia="es-PE"/>
+          <w14:ligatures w14:val="none"/>
+        </w:rPr>
+      </w:pPr>
+    </w:p>
+    <w:p>
       <w:pPr>
         <w:spacing w:after="0" w:line="240" w:lineRule="auto"/>
         <w:contextualSpacing/>
@@ -4620,17 +4577,17 @@
           <w:color w:val="000000"/>
           <w:kern w:val="0"/>
           <w:lang w:eastAsia="es-ES"/>
-          <ns2:ligatures ns2:val="none"/>
-        </w:rPr>
-      </w:pPr>
-      <w:r>
-        <w:rPr>
-          <w:rFonts w:ascii="Arial Narrow" w:eastAsia="Arial Narrow" w:hAnsi="Arial Narrow" w:cs="Arial Narrow"/>
-          <w:b/>
-          <w:color w:val="000000"/>
-          <w:kern w:val="0"/>
-          <w:lang w:eastAsia="es-PE"/>
-          <ns2:ligatures ns2:val="none"/>
+          <w14:ligatures w14:val="none"/>
+        </w:rPr>
+      </w:pPr>
+      <w:r>
+        <w:rPr>
+          <w:rFonts w:ascii="Arial Narrow" w:eastAsia="Arial Narrow" w:hAnsi="Arial Narrow" w:cs="Arial Narrow"/>
+          <w:b/>
+          <w:color w:val="000000"/>
+          <w:kern w:val="0"/>
+          <w:lang w:eastAsia="es-PE"/>
+          <w14:ligatures w14:val="none"/>
         </w:rPr>
         <w:t>QUINTO</w:t>
       </w:r>
@@ -4641,7 +4598,7 @@
           <w:color w:val="000000"/>
           <w:kern w:val="0"/>
           <w:lang w:eastAsia="es-PE"/>
-          <ns2:ligatures ns2:val="none"/>
+          <w14:ligatures w14:val="none"/>
         </w:rPr>
         <w:t xml:space="preserve">: </w:t>
       </w:r>
@@ -4652,7 +4609,7 @@
           <w:color w:val="000000"/>
           <w:kern w:val="0"/>
           <w:lang w:eastAsia="es-PE"/>
-          <ns2:ligatures ns2:val="none"/>
+          <w14:ligatures w14:val="none"/>
         </w:rPr>
         <w:t xml:space="preserve">requerir </w:t>
       </w:r>
@@ -4662,7 +4619,7 @@
           <w:color w:val="000000"/>
           <w:kern w:val="0"/>
           <w:lang w:val="es-ES" w:eastAsia="es-ES"/>
-          <ns2:ligatures ns2:val="none"/>
+          <w14:ligatures w14:val="none"/>
         </w:rPr>
         <w:t xml:space="preserve">que, en un </w:t>
       </w:r>
@@ -4672,7 +4629,7 @@
           <w:color w:val="000000"/>
           <w:kern w:val="0"/>
           <w:lang w:eastAsia="es-PE"/>
-          <ns2:ligatures ns2:val="none"/>
+          <w14:ligatures w14:val="none"/>
         </w:rPr>
         <w:t xml:space="preserve">plazo no mayor de cinco (5) días hábiles contado a partir del día siguiente de la notificación de la presente </w:t>
       </w:r>
@@ -4681,7 +4638,7 @@
           <w:rFonts w:ascii="Arial Narrow" w:eastAsia="Arial Narrow" w:hAnsi="Arial Narrow" w:cs="Arial Narrow"/>
           <w:kern w:val="0"/>
           <w:lang w:eastAsia="es-PE"/>
-          <ns2:ligatures ns2:val="none"/>
+          <w14:ligatures w14:val="none"/>
         </w:rPr>
         <w:t xml:space="preserve">resolución, </w:t>
       </w:r>
@@ -4692,7 +4649,7 @@
           <w:kern w:val="0"/>
           <w:shd w:val="clear" w:color="auto" w:fill="FFFFFF"/>
           <w:lang w:eastAsia="es-PE"/>
-          <ns2:ligatures ns2:val="none"/>
+          <w14:ligatures w14:val="none"/>
         </w:rPr>
         <w:t xml:space="preserve">el </w:t>
       </w:r>
@@ -4703,7 +4660,7 @@
           <w:kern w:val="0"/>
           <w:shd w:val="clear" w:color="auto" w:fill="FFFFFF"/>
           <w:lang w:eastAsia="es-PE"/>
-          <ns2:ligatures ns2:val="none"/>
+          <w14:ligatures w14:val="none"/>
         </w:rPr>
         <w:t>Banco Ripley Per</w:t>
       </w:r>
@@ -4714,7 +4671,7 @@
           <w:kern w:val="0"/>
           <w:shd w:val="clear" w:color="auto" w:fill="FFFFFF"/>
           <w:lang w:eastAsia="es-PE"/>
-          <ns2:ligatures ns2:val="none"/>
+          <w14:ligatures w14:val="none"/>
         </w:rPr>
         <w:t>ú</w:t>
       </w:r>
@@ -4725,7 +4682,7 @@
           <w:kern w:val="0"/>
           <w:shd w:val="clear" w:color="auto" w:fill="FFFFFF"/>
           <w:lang w:eastAsia="es-PE"/>
-          <ns2:ligatures ns2:val="none"/>
+          <w14:ligatures w14:val="none"/>
         </w:rPr>
         <w:t xml:space="preserve"> S.A</w:t>
       </w:r>
@@ -4736,7 +4693,7 @@
           <w:kern w:val="0"/>
           <w:shd w:val="clear" w:color="auto" w:fill="FFFFFF"/>
           <w:lang w:eastAsia="es-PE"/>
-          <ns2:ligatures ns2:val="none"/>
+          <w14:ligatures w14:val="none"/>
         </w:rPr>
         <w:t>.</w:t>
       </w:r>
@@ -4746,7 +4703,7 @@
           <w:kern w:val="0"/>
           <w:shd w:val="clear" w:color="auto" w:fill="FFFFFF"/>
           <w:lang w:eastAsia="es-PE"/>
-          <ns2:ligatures ns2:val="none"/>
+          <w14:ligatures w14:val="none"/>
         </w:rPr>
         <w:t xml:space="preserve">, </w:t>
       </w:r>
@@ -4755,7 +4712,7 @@
           <w:rFonts w:ascii="Arial Narrow" w:eastAsia="Times New Roman" w:hAnsi="Arial Narrow" w:cs="Arial"/>
           <w:kern w:val="0"/>
           <w:lang w:val="es-ES" w:eastAsia="es-ES"/>
-          <ns2:ligatures ns2:val="none"/>
+          <w14:ligatures w14:val="none"/>
         </w:rPr>
         <w:t xml:space="preserve">cumpla con </w:t>
       </w:r>
@@ -4764,7 +4721,7 @@
           <w:rFonts w:ascii="Arial Narrow" w:eastAsia="Times New Roman" w:hAnsi="Arial Narrow" w:cs="Arial"/>
           <w:kern w:val="0"/>
           <w:lang w:val="es-ES" w:eastAsia="es-ES"/>
-          <ns2:ligatures ns2:val="none"/>
+          <w14:ligatures w14:val="none"/>
         </w:rPr>
         <w:t xml:space="preserve">lo siguiente: </w:t>
       </w:r>
@@ -4775,7 +4732,7 @@
           <w:color w:val="000000"/>
           <w:kern w:val="0"/>
           <w:lang w:val="es-ES" w:eastAsia="es-ES"/>
-          <ns2:ligatures ns2:val="none"/>
+          <w14:ligatures w14:val="none"/>
         </w:rPr>
         <w:t xml:space="preserve">(i) presentar una copia completa, legible y debidamente suscrita </w:t>
       </w:r>
@@ -4785,7 +4742,7 @@
           <w:color w:val="000000"/>
           <w:kern w:val="0"/>
           <w:lang w:val="es-ES" w:eastAsia="es-ES"/>
-          <ns2:ligatures ns2:val="none"/>
+          <w14:ligatures w14:val="none"/>
         </w:rPr>
         <w:t>de la</w:t>
       </w:r>
@@ -4795,7 +4752,7 @@
           <w:color w:val="000000"/>
           <w:kern w:val="0"/>
           <w:lang w:eastAsia="es-ES"/>
-          <ns2:ligatures ns2:val="none"/>
+          <w14:ligatures w14:val="none"/>
         </w:rPr>
         <w:t xml:space="preserve"> Póliza </w:t>
       </w:r>
@@ -4805,7 +4762,7 @@
           <w:color w:val="000000"/>
           <w:kern w:val="0"/>
           <w:lang w:val="es-ES" w:eastAsia="es-ES"/>
-          <ns2:ligatures ns2:val="none"/>
+          <w14:ligatures w14:val="none"/>
         </w:rPr>
         <w:t xml:space="preserve"/>
       </w:r>
@@ -4815,7 +4772,7 @@
           <w:color w:val="000000"/>
           <w:kern w:val="0"/>
           <w:lang w:val="es-ES" w:eastAsia="es-ES"/>
-          <ns2:ligatures ns2:val="none"/>
+          <w14:ligatures w14:val="none"/>
         </w:rPr>
         <w:t xml:space="preserve"> </w:t>
       </w:r>
@@ -4825,7 +4782,7 @@
           <w:kern w:val="0"/>
           <w:shd w:val="clear" w:color="auto" w:fill="FFFFFF"/>
           <w:lang w:eastAsia="es-PE"/>
-          <ns2:ligatures ns2:val="none"/>
+          <w14:ligatures w14:val="none"/>
         </w:rPr>
         <w:t xml:space="preserve"> 8080071 </w:t>
       </w:r>
@@ -4835,7 +4792,7 @@
           <w:color w:val="000000"/>
           <w:kern w:val="0"/>
           <w:lang w:val="es-ES" w:eastAsia="es-ES"/>
-          <ns2:ligatures ns2:val="none"/>
+          <w14:ligatures w14:val="none"/>
         </w:rPr>
         <w:t xml:space="preserve">y la Póliza 27330 </w:t>
       </w:r>
@@ -4845,7 +4802,7 @@
           <w:color w:val="000000"/>
           <w:kern w:val="0"/>
           <w:lang w:eastAsia="es-ES"/>
-          <ns2:ligatures ns2:val="none"/>
+          <w14:ligatures w14:val="none"/>
         </w:rPr>
         <w:t>materia de denuncia</w:t>
       </w:r>
@@ -4855,7 +4812,7 @@
           <w:color w:val="000000"/>
           <w:kern w:val="0"/>
           <w:lang w:val="es-ES" w:eastAsia="es-ES"/>
-          <ns2:ligatures ns2:val="none"/>
+          <w14:ligatures w14:val="none"/>
         </w:rPr>
         <w:t xml:space="preserve"> (ii) presentar </w:t>
       </w:r>
@@ -4865,7 +4822,7 @@
           <w:color w:val="000000"/>
           <w:kern w:val="0"/>
           <w:lang w:val="es-ES" w:eastAsia="es-ES"/>
-          <ns2:ligatures ns2:val="none"/>
+          <w14:ligatures w14:val="none"/>
         </w:rPr>
         <w:t xml:space="preserve">los medios probatorios que acrediten que remitió la </w:t>
       </w:r>
@@ -4875,7 +4832,7 @@
           <w:color w:val="000000"/>
           <w:kern w:val="0"/>
           <w:lang w:eastAsia="es-ES"/>
-          <ns2:ligatures ns2:val="none"/>
+          <w14:ligatures w14:val="none"/>
         </w:rPr>
         <w:t xml:space="preserve">Póliza </w:t>
       </w:r>
@@ -4885,7 +4842,7 @@
           <w:color w:val="000000"/>
           <w:kern w:val="0"/>
           <w:lang w:val="es-ES" w:eastAsia="es-ES"/>
-          <ns2:ligatures ns2:val="none"/>
+          <w14:ligatures w14:val="none"/>
         </w:rPr>
         <w:t xml:space="preserve"/>
       </w:r>
@@ -4895,7 +4852,7 @@
           <w:kern w:val="0"/>
           <w:shd w:val="clear" w:color="auto" w:fill="FFFFFF"/>
           <w:lang w:eastAsia="es-PE"/>
-          <ns2:ligatures ns2:val="none"/>
+          <w14:ligatures w14:val="none"/>
         </w:rPr>
         <w:t xml:space="preserve"> 8080071 </w:t>
       </w:r>
@@ -4905,7 +4862,7 @@
           <w:color w:val="000000"/>
           <w:kern w:val="0"/>
           <w:lang w:val="es-ES" w:eastAsia="es-ES"/>
-          <ns2:ligatures ns2:val="none"/>
+          <w14:ligatures w14:val="none"/>
         </w:rPr>
         <w:t xml:space="preserve">y la Póliza </w:t>
       </w:r>
@@ -4915,12 +4872,12 @@
           <w:color w:val="000000"/>
           <w:kern w:val="0"/>
           <w:lang w:val="es-ES" w:eastAsia="es-ES"/>
-          <ns2:ligatures ns2:val="none"/>
+          <w14:ligatures w14:val="none"/>
         </w:rPr>
         <w:t>27330 al consumidor ; y, (iii) presentar los medios probatorios que acrediten que los datos de correo electrónico y número telefónico consignadas en las pólizas materia de denuncia pertenecen al consumidor.</w:t>
       </w:r>
     </w:p>
-    <w:p ns2:paraId="6E8AD86D" ns2:textId="77777777">
+    <w:p>
       <w:pPr>
         <w:spacing w:after="0" w:line="240" w:lineRule="auto"/>
         <w:contextualSpacing/>
@@ -4930,11 +4887,11 @@
           <w:color w:val="000000"/>
           <w:kern w:val="0"/>
           <w:lang w:val="es-ES" w:eastAsia="es-ES"/>
-          <ns2:ligatures ns2:val="none"/>
-        </w:rPr>
-      </w:pPr>
-    </w:p>
-    <w:p ns2:paraId="5F9DCD20" ns2:textId="4B02E464">
+          <w14:ligatures w14:val="none"/>
+        </w:rPr>
+      </w:pPr>
+    </w:p>
+    <w:p>
       <w:pPr>
         <w:spacing w:after="0" w:line="240" w:lineRule="auto"/>
         <w:jc w:val="both"/>
@@ -4943,7 +4900,7 @@
           <w:color w:val="000000"/>
           <w:kern w:val="0"/>
           <w:lang w:eastAsia="es-ES"/>
-          <ns2:ligatures ns2:val="none"/>
+          <w14:ligatures w14:val="none"/>
         </w:rPr>
       </w:pPr>
       <w:r>
@@ -4953,7 +4910,7 @@
           <w:color w:val="000000"/>
           <w:kern w:val="0"/>
           <w:lang w:val="es-ES" w:eastAsia="es-PE"/>
-          <ns2:ligatures ns2:val="none"/>
+          <w14:ligatures w14:val="none"/>
         </w:rPr>
         <w:t>SEXTO</w:t>
       </w:r>
@@ -4964,7 +4921,7 @@
           <w:color w:val="000000"/>
           <w:kern w:val="0"/>
           <w:lang w:eastAsia="es-PE"/>
-          <ns2:ligatures ns2:val="none"/>
+          <w14:ligatures w14:val="none"/>
         </w:rPr>
         <w:t>:</w:t>
       </w:r>
@@ -4974,7 +4931,7 @@
           <w:color w:val="000000"/>
           <w:kern w:val="0"/>
           <w:lang w:eastAsia="es-PE"/>
-          <ns2:ligatures ns2:val="none"/>
+          <w14:ligatures w14:val="none"/>
         </w:rPr>
         <w:t xml:space="preserve"> </w:t>
       </w:r>
@@ -4985,7 +4942,7 @@
           <w:color w:val="000000"/>
           <w:kern w:val="0"/>
           <w:lang w:eastAsia="es-PE"/>
-          <ns2:ligatures ns2:val="none"/>
+          <w14:ligatures w14:val="none"/>
         </w:rPr>
         <w:t xml:space="preserve">requerir </w:t>
       </w:r>
@@ -4995,7 +4952,7 @@
           <w:color w:val="000000"/>
           <w:kern w:val="0"/>
           <w:lang w:val="es-ES" w:eastAsia="es-ES"/>
-          <ns2:ligatures ns2:val="none"/>
+          <w14:ligatures w14:val="none"/>
         </w:rPr>
         <w:t xml:space="preserve">que, en un </w:t>
       </w:r>
@@ -5005,7 +4962,7 @@
           <w:color w:val="000000"/>
           <w:kern w:val="0"/>
           <w:lang w:eastAsia="es-PE"/>
-          <ns2:ligatures ns2:val="none"/>
+          <w14:ligatures w14:val="none"/>
         </w:rPr>
         <w:t xml:space="preserve">plazo no </w:t>
       </w:r>
@@ -5015,7 +4972,7 @@
           <w:color w:val="000000"/>
           <w:kern w:val="0"/>
           <w:lang w:eastAsia="es-PE"/>
-          <ns2:ligatures ns2:val="none"/>
+          <w14:ligatures w14:val="none"/>
         </w:rPr>
         <w:t xml:space="preserve">mayor de cinco (5) días hábiles contado a partir del día siguiente de la notificación de la presente </w:t>
       </w:r>
@@ -5024,7 +4981,7 @@
           <w:rFonts w:ascii="Arial Narrow" w:eastAsia="Arial Narrow" w:hAnsi="Arial Narrow" w:cs="Arial Narrow"/>
           <w:kern w:val="0"/>
           <w:lang w:eastAsia="es-PE"/>
-          <ns2:ligatures ns2:val="none"/>
+          <w14:ligatures w14:val="none"/>
         </w:rPr>
         <w:t>resolución,</w:t>
       </w:r>
@@ -5033,7 +4990,7 @@
           <w:rFonts w:ascii="Arial Narrow" w:eastAsia="Arial Narrow" w:hAnsi="Arial Narrow" w:cs="Arial Narrow"/>
           <w:kern w:val="0"/>
           <w:lang w:eastAsia="es-PE"/>
-          <ns2:ligatures ns2:val="none"/>
+          <w14:ligatures w14:val="none"/>
         </w:rPr>
         <w:t xml:space="preserve"> Mapfre</w:t>
       </w:r>
@@ -5042,7 +4999,7 @@
           <w:rFonts w:ascii="Arial Narrow" w:eastAsia="Arial Narrow" w:hAnsi="Arial Narrow" w:cs="Arial Narrow"/>
           <w:kern w:val="0"/>
           <w:lang w:eastAsia="es-PE"/>
-          <ns2:ligatures ns2:val="none"/>
+          <w14:ligatures w14:val="none"/>
         </w:rPr>
         <w:t xml:space="preserve"> </w:t>
       </w:r>
@@ -5077,7 +5034,7 @@
           <w:kern w:val="0"/>
           <w:shd w:val="clear" w:color="auto" w:fill="FFFFFF"/>
           <w:lang w:eastAsia="es-PE"/>
-          <ns2:ligatures ns2:val="none"/>
+          <w14:ligatures w14:val="none"/>
         </w:rPr>
         <w:t xml:space="preserve"> de Seguros y Reaseguros S.A.</w:t>
       </w:r>
@@ -5087,7 +5044,7 @@
           <w:kern w:val="0"/>
           <w:shd w:val="clear" w:color="auto" w:fill="FFFFFF"/>
           <w:lang w:eastAsia="es-PE"/>
-          <ns2:ligatures ns2:val="none"/>
+          <w14:ligatures w14:val="none"/>
         </w:rPr>
         <w:t xml:space="preserve">, </w:t>
       </w:r>
@@ -5096,7 +5053,7 @@
           <w:rFonts w:ascii="Arial Narrow" w:eastAsia="Times New Roman" w:hAnsi="Arial Narrow" w:cs="Arial"/>
           <w:kern w:val="0"/>
           <w:lang w:val="es-ES" w:eastAsia="es-ES"/>
-          <ns2:ligatures ns2:val="none"/>
+          <w14:ligatures w14:val="none"/>
         </w:rPr>
         <w:t xml:space="preserve">cumpla con lo siguiente: </w:t>
       </w:r>
@@ -5107,7 +5064,7 @@
           <w:color w:val="000000"/>
           <w:kern w:val="0"/>
           <w:lang w:eastAsia="es-ES"/>
-          <ns2:ligatures ns2:val="none"/>
+          <w14:ligatures w14:val="none"/>
         </w:rPr>
         <w:t>(i) presentar una copia debidamente suscrita de la Póliza 8080071 y la Póliza 27330 materia de denuncia; y, (ii) presentar todas las comunicaciones cursadas con la parte denunciante en virtud de los hechos materia de denuncia</w:t>
       </w:r>
@@ -5117,12 +5074,12 @@
           <w:color w:val="000000"/>
           <w:kern w:val="0"/>
           <w:lang w:eastAsia="es-ES"/>
-          <ns2:ligatures ns2:val="none"/>
+          <w14:ligatures w14:val="none"/>
         </w:rPr>
         <w:t>.</w:t>
       </w:r>
     </w:p>
-    <w:p ns2:paraId="71EFB5EB" ns2:textId="77777777">
+    <w:p>
       <w:pPr>
         <w:spacing w:after="0" w:line="240" w:lineRule="auto"/>
         <w:jc w:val="both"/>
@@ -5131,11 +5088,11 @@
           <w:color w:val="000000"/>
           <w:kern w:val="0"/>
           <w:lang w:eastAsia="es-ES"/>
-          <ns2:ligatures ns2:val="none"/>
-        </w:rPr>
-      </w:pPr>
-    </w:p>
-    <w:p ns2:paraId="162A828F" ns2:textId="45958FE6">
+          <w14:ligatures w14:val="none"/>
+        </w:rPr>
+      </w:pPr>
+    </w:p>
+    <w:p>
       <w:pPr>
         <w:shd w:val="clear" w:color="auto" w:fill="FFFFFF"/>
         <w:tabs>
@@ -5148,7 +5105,7 @@
         <w:rPr>
           <w:rFonts w:ascii="Arial Narrow" w:eastAsia="Calibri" w:hAnsi="Arial Narrow" w:cs="Arial"/>
           <w:kern w:val="0"/>
-          <ns2:ligatures ns2:val="none"/>
+          <w14:ligatures w14:val="none"/>
         </w:rPr>
       </w:pPr>
       <w:r>
@@ -5158,7 +5115,7 @@
           <w:bCs/>
           <w:kern w:val="0"/>
           <w:lang w:val="es-ES" w:eastAsia="es-ES"/>
-          <ns2:ligatures ns2:val="none"/>
+          <w14:ligatures w14:val="none"/>
         </w:rPr>
         <w:t>SÉTIMO:</w:t>
       </w:r>
@@ -5167,7 +5124,7 @@
           <w:rFonts w:ascii="Arial Narrow" w:eastAsia="Times New Roman" w:hAnsi="Arial Narrow" w:cs="Arial"/>
           <w:kern w:val="0"/>
           <w:lang w:val="es-ES" w:eastAsia="es-ES"/>
-          <ns2:ligatures ns2:val="none"/>
+          <w14:ligatures w14:val="none"/>
         </w:rPr>
         <w:t xml:space="preserve"> </w:t>
       </w:r>
@@ -5177,7 +5134,7 @@
           <w:color w:val="000000"/>
           <w:kern w:val="0"/>
           <w:lang w:eastAsia="es-PE"/>
-          <ns2:ligatures ns2:val="none"/>
+          <w14:ligatures w14:val="none"/>
         </w:rPr>
         <w:t>informar a las partes que el artículo 110</w:t>
       </w:r>
@@ -5187,7 +5144,7 @@
           <w:color w:val="000000"/>
           <w:kern w:val="0"/>
           <w:lang w:eastAsia="es-PE"/>
-          <ns2:ligatures ns2:val="none"/>
+          <w14:ligatures w14:val="none"/>
         </w:rPr>
         <w:t/>
       </w:r>
@@ -5197,7 +5154,7 @@
           <w:color w:val="000000"/>
           <w:kern w:val="0"/>
           <w:lang w:eastAsia="es-PE"/>
-          <ns2:ligatures ns2:val="none"/>
+          <w14:ligatures w14:val="none"/>
         </w:rPr>
         <w:t xml:space="preserve"> de la Ley 29571, Código de Protección y Defensa del Consumidor</w:t>
       </w:r>
@@ -5209,7 +5166,7 @@
           <w:kern w:val="0"/>
           <w:vertAlign w:val="superscript"/>
           <w:lang w:eastAsia="es-PE"/>
-          <ns2:ligatures ns2:val="none"/>
+          <w14:ligatures w14:val="none"/>
         </w:rPr>
         <w:footnoteReference w:id="10"/>
       </w:r>
@@ -5219,7 +5176,7 @@
           <w:color w:val="000000"/>
           <w:kern w:val="0"/>
           <w:lang w:eastAsia="es-PE"/>
-          <ns2:ligatures ns2:val="none"/>
+          <w14:ligatures w14:val="none"/>
         </w:rPr>
         <w:t>, faculta a la Comisión a calificar las infracciones de la referida norma como leves, graves o muy graves e imponer sanciones que van desde una amonestación hasta una multa por un máximo de 450 Unidades Impositivas Tributarias, sin perjuicio de las medidas correctivas, reparadoras y complementarias, que puedan ordenarse de acuerdo a lo estipulado en los artículos 114</w:t>
       </w:r>
@@ -5229,7 +5186,7 @@
           <w:color w:val="000000"/>
           <w:kern w:val="0"/>
           <w:lang w:eastAsia="es-PE"/>
-          <ns2:ligatures ns2:val="none"/>
+          <w14:ligatures w14:val="none"/>
         </w:rPr>
         <w:t/>
       </w:r>
@@ -5239,7 +5196,7 @@
           <w:color w:val="000000"/>
           <w:kern w:val="0"/>
           <w:lang w:eastAsia="es-PE"/>
-          <ns2:ligatures ns2:val="none"/>
+          <w14:ligatures w14:val="none"/>
         </w:rPr>
         <w:t>, 115</w:t>
       </w:r>
@@ -5249,7 +5206,7 @@
           <w:color w:val="000000"/>
           <w:kern w:val="0"/>
           <w:lang w:eastAsia="es-PE"/>
-          <ns2:ligatures ns2:val="none"/>
+          <w14:ligatures w14:val="none"/>
         </w:rPr>
         <w:t/>
       </w:r>
@@ -5259,7 +5216,7 @@
           <w:color w:val="000000"/>
           <w:kern w:val="0"/>
           <w:lang w:eastAsia="es-PE"/>
-          <ns2:ligatures ns2:val="none"/>
+          <w14:ligatures w14:val="none"/>
         </w:rPr>
         <w:t xml:space="preserve"> y 116</w:t>
       </w:r>
@@ -5269,7 +5226,7 @@
           <w:color w:val="000000"/>
           <w:kern w:val="0"/>
           <w:lang w:eastAsia="es-PE"/>
-          <ns2:ligatures ns2:val="none"/>
+          <w14:ligatures w14:val="none"/>
         </w:rPr>
         <w:t/>
       </w:r>
@@ -5279,7 +5236,7 @@
           <w:color w:val="000000"/>
           <w:kern w:val="0"/>
           <w:lang w:eastAsia="es-PE"/>
-          <ns2:ligatures ns2:val="none"/>
+          <w14:ligatures w14:val="none"/>
         </w:rPr>
         <w:t xml:space="preserve"> de la referida norma</w:t>
       </w:r>
@@ -5291,7 +5248,7 @@
           <w:kern w:val="0"/>
           <w:vertAlign w:val="superscript"/>
           <w:lang w:eastAsia="es-PE"/>
-          <ns2:ligatures ns2:val="none"/>
+          <w14:ligatures w14:val="none"/>
         </w:rPr>
         <w:footnoteReference w:id="11"/>
       </w:r>
@@ -5301,7 +5258,7 @@
           <w:color w:val="000000"/>
           <w:kern w:val="0"/>
           <w:lang w:eastAsia="es-PE"/>
-          <ns2:ligatures ns2:val="none"/>
+          <w14:ligatures w14:val="none"/>
         </w:rPr>
         <w:t xml:space="preserve">. </w:t>
       </w:r>
@@ -5311,7 +5268,7 @@
           <w:color w:val="000000"/>
           <w:kern w:val="0"/>
           <w:lang w:eastAsia="es-PE"/>
-          <ns2:ligatures ns2:val="none"/>
+          <w14:ligatures w14:val="none"/>
         </w:rPr>
         <w:lastRenderedPageBreak/>
         <w:t>Asimismo, se consideran circunstancias atenuantes para la graduación de la sanción, el allanamiento de la denuncia o el reconocimiento de las pretensiones en ella contenidas, de acuerdo con el artículo 112</w:t>
@@ -5322,7 +5279,7 @@
           <w:color w:val="000000"/>
           <w:kern w:val="0"/>
           <w:lang w:eastAsia="es-PE"/>
-          <ns2:ligatures ns2:val="none"/>
+          <w14:ligatures w14:val="none"/>
         </w:rPr>
         <w:t/>
       </w:r>
@@ -5332,7 +5289,7 @@
           <w:color w:val="000000"/>
           <w:kern w:val="0"/>
           <w:lang w:eastAsia="es-PE"/>
-          <ns2:ligatures ns2:val="none"/>
+          <w14:ligatures w14:val="none"/>
         </w:rPr>
         <w:t xml:space="preserve"> del Código</w:t>
       </w:r>
@@ -5344,7 +5301,7 @@
           <w:kern w:val="0"/>
           <w:vertAlign w:val="superscript"/>
           <w:lang w:eastAsia="es-PE"/>
-          <ns2:ligatures ns2:val="none"/>
+          <w14:ligatures w14:val="none"/>
         </w:rPr>
         <w:footnoteReference w:id="12"/>
       </w:r>
@@ -5354,12 +5311,12 @@
           <w:color w:val="000000"/>
           <w:kern w:val="0"/>
           <w:lang w:eastAsia="es-PE"/>
-          <ns2:ligatures ns2:val="none"/>
+          <w14:ligatures w14:val="none"/>
         </w:rPr>
         <w:t>.</w:t>
       </w:r>
     </w:p>
-    <w:p ns2:paraId="77DF6A8F" ns2:textId="77777777">
+    <w:p>
       <w:pPr>
         <w:shd w:val="clear" w:color="auto" w:fill="FFFFFF"/>
         <w:spacing w:after="0" w:line="240" w:lineRule="auto"/>
@@ -5370,11 +5327,11 @@
           <w:color w:val="000000"/>
           <w:kern w:val="0"/>
           <w:lang w:eastAsia="es-PE"/>
-          <ns2:ligatures ns2:val="none"/>
-        </w:rPr>
-      </w:pPr>
-    </w:p>
-    <w:p ns2:paraId="5107DC25" ns2:textId="29AA2D37">
+          <w14:ligatures w14:val="none"/>
+        </w:rPr>
+      </w:pPr>
+    </w:p>
+    <w:p>
       <w:pPr>
         <w:shd w:val="clear" w:color="auto" w:fill="FFFFFF"/>
         <w:spacing w:after="0" w:line="240" w:lineRule="auto"/>
@@ -5384,17 +5341,17 @@
           <w:color w:val="000000"/>
           <w:kern w:val="0"/>
           <w:lang w:eastAsia="es-PE"/>
-          <ns2:ligatures ns2:val="none"/>
-        </w:rPr>
-      </w:pPr>
-      <w:r>
-        <w:rPr>
-          <w:rFonts w:ascii="Arial Narrow" w:eastAsia="Arial Narrow" w:hAnsi="Arial Narrow" w:cs="Arial Narrow"/>
-          <w:b/>
-          <w:color w:val="000000"/>
-          <w:kern w:val="0"/>
-          <w:lang w:eastAsia="es-PE"/>
-          <ns2:ligatures ns2:val="none"/>
+          <w14:ligatures w14:val="none"/>
+        </w:rPr>
+      </w:pPr>
+      <w:r>
+        <w:rPr>
+          <w:rFonts w:ascii="Arial Narrow" w:eastAsia="Arial Narrow" w:hAnsi="Arial Narrow" w:cs="Arial Narrow"/>
+          <w:b/>
+          <w:color w:val="000000"/>
+          <w:kern w:val="0"/>
+          <w:lang w:eastAsia="es-PE"/>
+          <w14:ligatures w14:val="none"/>
         </w:rPr>
         <w:t>OCTAVO</w:t>
       </w:r>
@@ -5405,7 +5362,7 @@
           <w:color w:val="000000"/>
           <w:kern w:val="0"/>
           <w:lang w:eastAsia="es-PE"/>
-          <ns2:ligatures ns2:val="none"/>
+          <w14:ligatures w14:val="none"/>
         </w:rPr>
         <w:t>:</w:t>
       </w:r>
@@ -5415,7 +5372,7 @@
           <w:color w:val="000000"/>
           <w:kern w:val="0"/>
           <w:lang w:eastAsia="es-PE"/>
-          <ns2:ligatures ns2:val="none"/>
+          <w14:ligatures w14:val="none"/>
         </w:rPr>
         <w:t xml:space="preserve"> informar a las partes que conforme a lo establecido en el artículo 39</w:t>
       </w:r>
@@ -5425,7 +5382,7 @@
           <w:color w:val="000000"/>
           <w:kern w:val="0"/>
           <w:lang w:eastAsia="es-PE"/>
-          <ns2:ligatures ns2:val="none"/>
+          <w14:ligatures w14:val="none"/>
         </w:rPr>
         <w:t/>
       </w:r>
@@ -5435,7 +5392,7 @@
           <w:color w:val="000000"/>
           <w:kern w:val="0"/>
           <w:lang w:eastAsia="es-PE"/>
-          <ns2:ligatures ns2:val="none"/>
+          <w14:ligatures w14:val="none"/>
         </w:rPr>
         <w:t xml:space="preserve"> de la Ley sobre Facultades, Normas y Organización del Indecopi, aprobada por Decreto Legislativo 807</w:t>
       </w:r>
@@ -5447,7 +5404,7 @@
           <w:kern w:val="0"/>
           <w:vertAlign w:val="superscript"/>
           <w:lang w:eastAsia="es-PE"/>
-          <ns2:ligatures ns2:val="none"/>
+          <w14:ligatures w14:val="none"/>
         </w:rPr>
         <w:footnoteReference w:id="13"/>
       </w:r>
@@ -5457,12 +5414,12 @@
           <w:color w:val="000000"/>
           <w:kern w:val="0"/>
           <w:lang w:eastAsia="es-PE"/>
-          <ns2:ligatures ns2:val="none"/>
+          <w14:ligatures w14:val="none"/>
         </w:rPr>
         <w:t xml:space="preserve">, los gastos por los peritajes realizados, actuación de pruebas, inspecciones y otros derivados de la tramitación del proceso serán de cargo de la parte que solicita la prueba, salvo pacto en contrario. En todos los casos, la resolución final determinará si los gastos deben ser asumidos por alguna de las partes, o reembolsados a la otra parte o al Indecopi, según sea el caso, de manera adicional a la sanción que haya podido imponerse. </w:t>
       </w:r>
     </w:p>
-    <w:p ns2:paraId="35955C5F" ns2:textId="77777777">
+    <w:p>
       <w:pPr>
         <w:shd w:val="clear" w:color="auto" w:fill="FFFFFF"/>
         <w:spacing w:after="0" w:line="240" w:lineRule="auto"/>
@@ -5472,11 +5429,11 @@
           <w:color w:val="000000"/>
           <w:kern w:val="0"/>
           <w:lang w:eastAsia="es-PE"/>
-          <ns2:ligatures ns2:val="none"/>
-        </w:rPr>
-      </w:pPr>
-    </w:p>
-    <w:p ns2:paraId="3E0575B0" ns2:textId="5081B42E">
+          <w14:ligatures w14:val="none"/>
+        </w:rPr>
+      </w:pPr>
+    </w:p>
+    <w:p>
       <w:pPr>
         <w:suppressAutoHyphens/>
         <w:spacing w:after="0" w:line="240" w:lineRule="auto"/>
@@ -5485,7 +5442,7 @@
           <w:rFonts w:ascii="Arial Narrow" w:eastAsia="Calibri" w:hAnsi="Arial Narrow" w:cs="Arial"/>
           <w:kern w:val="0"/>
           <w:u w:val="single"/>
-          <ns2:ligatures ns2:val="none"/>
+          <w14:ligatures w14:val="none"/>
         </w:rPr>
       </w:pPr>
       <w:r>
@@ -5494,7 +5451,7 @@
           <w:b/>
           <w:bCs/>
           <w:kern w:val="0"/>
-          <ns2:ligatures ns2:val="none"/>
+          <w14:ligatures w14:val="none"/>
         </w:rPr>
         <w:t>NOVENO</w:t>
       </w:r>
@@ -5503,7 +5460,7 @@
           <w:rFonts w:ascii="Arial Narrow" w:eastAsia="Calibri" w:hAnsi="Arial Narrow" w:cs="Arial"/>
           <w:b/>
           <w:kern w:val="0"/>
-          <ns2:ligatures ns2:val="none"/>
+          <w14:ligatures w14:val="none"/>
         </w:rPr>
         <w:t>:</w:t>
       </w:r>
@@ -5511,7 +5468,7 @@
         <w:rPr>
           <w:rFonts w:ascii="Arial Narrow" w:eastAsia="Calibri" w:hAnsi="Arial Narrow" w:cs="Arial"/>
           <w:kern w:val="0"/>
-          <ns2:ligatures ns2:val="none"/>
+          <w14:ligatures w14:val="none"/>
         </w:rPr>
         <w:t xml:space="preserve"> comunicar a las partes que, de acuerdo a lo señalado por el artículo 29 del Decreto Legislativo 807</w:t>
       </w:r>
@@ -5521,7 +5478,7 @@
           <w:rFonts w:ascii="Arial Narrow" w:eastAsia="Calibri" w:hAnsi="Arial Narrow" w:cs="Arial"/>
           <w:kern w:val="0"/>
           <w:vertAlign w:val="superscript"/>
-          <ns2:ligatures ns2:val="none"/>
+          <w14:ligatures w14:val="none"/>
         </w:rPr>
         <w:footnoteReference w:id="14"/>
       </w:r>
@@ -5529,7 +5486,7 @@
         <w:rPr>
           <w:rFonts w:ascii="Arial Narrow" w:eastAsia="Calibri" w:hAnsi="Arial Narrow" w:cs="Arial"/>
           <w:kern w:val="0"/>
-          <ns2:ligatures ns2:val="none"/>
+          <w14:ligatures w14:val="none"/>
         </w:rPr>
         <w:t xml:space="preserve">, hasta antes de la emisión de la Resolución Final tienen la posibilidad de solicitar una audiencia de conciliación. En caso deleguen a favor de una tercera persona su actuación en la diligencia programada, esta deberá presentar un poder especial con firma legalizada ante Notario Público, donde conste </w:t>
       </w:r>
@@ -5538,7 +5495,7 @@
           <w:rFonts w:ascii="Arial Narrow" w:eastAsia="Calibri" w:hAnsi="Arial Narrow" w:cs="Arial"/>
           <w:kern w:val="0"/>
           <w:u w:val="single"/>
-          <ns2:ligatures ns2:val="none"/>
+          <w14:ligatures w14:val="none"/>
         </w:rPr>
         <w:t>expresamente su facultad para asistir y conciliar en su representación</w:t>
       </w:r>
@@ -5547,7 +5504,7 @@
           <w:rFonts w:ascii="Arial Narrow" w:eastAsia="Calibri" w:hAnsi="Arial Narrow" w:cs="Arial"/>
           <w:bCs/>
           <w:kern w:val="0"/>
-          <ns2:ligatures ns2:val="none"/>
+          <w14:ligatures w14:val="none"/>
         </w:rPr>
         <w:t>.</w:t>
       </w:r>
@@ -5557,7 +5514,7 @@
           <w:b/>
           <w:bCs/>
           <w:kern w:val="0"/>
-          <ns2:ligatures ns2:val="none"/>
+          <w14:ligatures w14:val="none"/>
         </w:rPr>
         <w:t xml:space="preserve"> </w:t>
       </w:r>
@@ -5566,12 +5523,12 @@
           <w:rFonts w:ascii="Arial Narrow" w:eastAsia="Calibri" w:hAnsi="Arial Narrow" w:cs="Arial"/>
           <w:kern w:val="0"/>
           <w:u w:val="single"/>
-          <ns2:ligatures ns2:val="none"/>
+          <w14:ligatures w14:val="none"/>
         </w:rPr>
         <w:t xml:space="preserve">Ello bajo apercibimiento de no realizar la audiencia de conciliación y levantar el acta de inasistencia correspondiente. </w:t>
       </w:r>
     </w:p>
-    <w:p ns2:paraId="7280BE38" ns2:textId="77777777">
+    <w:p>
       <w:pPr>
         <w:suppressAutoHyphens/>
         <w:spacing w:after="0" w:line="240" w:lineRule="auto"/>
@@ -5580,11 +5537,11 @@
           <w:rFonts w:ascii="Arial Narrow" w:eastAsia="Calibri" w:hAnsi="Arial Narrow" w:cs="Arial"/>
           <w:kern w:val="0"/>
           <w:u w:val="single"/>
-          <ns2:ligatures ns2:val="none"/>
-        </w:rPr>
-      </w:pPr>
-    </w:p>
-    <w:p ns2:paraId="500E7004" ns2:textId="1AEA288C">
+          <w14:ligatures w14:val="none"/>
+        </w:rPr>
+      </w:pPr>
+    </w:p>
+    <w:p>
       <w:pPr>
         <w:suppressAutoHyphens/>
         <w:spacing w:after="0" w:line="240" w:lineRule="auto"/>
@@ -5594,7 +5551,7 @@
           <w:color w:val="000000"/>
           <w:kern w:val="0"/>
           <w:lang w:eastAsia="es-PE"/>
-          <ns2:ligatures ns2:val="none"/>
+          <w14:ligatures w14:val="none"/>
         </w:rPr>
       </w:pPr>
       <w:r>
@@ -5604,7 +5561,7 @@
           <w:color w:val="000000"/>
           <w:kern w:val="0"/>
           <w:lang w:eastAsia="es-PE"/>
-          <ns2:ligatures ns2:val="none"/>
+          <w14:ligatures w14:val="none"/>
         </w:rPr>
         <w:t>DÉCIMO:</w:t>
       </w:r>
@@ -5614,14 +5571,14 @@
           <w:color w:val="000000"/>
           <w:kern w:val="0"/>
           <w:lang w:eastAsia="es-PE"/>
-          <ns2:ligatures ns2:val="none"/>
+          <w14:ligatures w14:val="none"/>
         </w:rPr>
         <w:t xml:space="preserve"> poner en conocimiento de las partes que, antes de la emisión de la Resolución Final, tienen la posibilidad de formular su desistimiento o presentar el acuerdo arribado mediante la conciliación, mediación, transacción o cualquier otro que, de forma indubitable, deje constancia que se ha solucionado la controversia materia de denuncia.</w:t>
       </w:r>
       <w:bookmarkStart w:id="13" w:name="h.gjdgxs" w:colFirst="0" w:colLast="0"/>
       <w:bookmarkEnd w:id="13"/>
     </w:p>
-    <w:p ns2:paraId="54EC2517" ns2:textId="77777777">
+    <w:p>
       <w:pPr>
         <w:suppressAutoHyphens/>
         <w:spacing w:after="0" w:line="240" w:lineRule="auto"/>
@@ -5631,11 +5588,11 @@
           <w:color w:val="000000"/>
           <w:kern w:val="0"/>
           <w:lang w:eastAsia="es-PE"/>
-          <ns2:ligatures ns2:val="none"/>
-        </w:rPr>
-      </w:pPr>
-    </w:p>
-    <w:p ns2:paraId="0257C2D1" ns2:textId="37B3E11B">
+          <w14:ligatures w14:val="none"/>
+        </w:rPr>
+      </w:pPr>
+    </w:p>
+    <w:p>
       <w:pPr>
         <w:suppressAutoHyphens/>
         <w:spacing w:after="0" w:line="240" w:lineRule="auto"/>
@@ -5650,7 +5607,7 @@
           <w:b/>
           <w:spacing w:val="-3"/>
           <w:kern w:val="0"/>
-          <ns2:ligatures ns2:val="none"/>
+          <w14:ligatures w14:val="none"/>
         </w:rPr>
         <w:t xml:space="preserve">DÉCIMO PRIMERO: requerir a la señora [APELLIDO] Velásquez y Banco Ripley Perú S.A. para que, dentro del plazo de dos (2) días hábiles siguientes a la fecha en que reciba la notificación en su bandeja de correo electrónico, efectúe la confirmación de recepción de la notificación remitida por este despacho a su correo electrónico, de conformidad con el segundo párrafo del numeral 4 del artículo 20 del Texto Único Ordenado de la Ley del Procedimiento Administrativo General, aprobado mediante Decreto Supremo 006-2026-JUS, bajo apercibimiento de rehacer el acto de notificación y notificarle conforme al numeral 1 del artículo 20 del citado cuerpo normativo.</w:t>
       </w:r>
@@ -5668,7 +5625,7 @@
           <w:b/>
           <w:spacing w:val="-3"/>
           <w:kern w:val="0"/>
-          <ns2:ligatures ns2:val="none"/>
+          <w14:ligatures w14:val="none"/>
         </w:rPr>
         <w:t/>
       </w:r>
@@ -5678,7 +5635,7 @@
           <w:bCs/>
           <w:spacing w:val="-3"/>
           <w:kern w:val="0"/>
-          <ns2:ligatures ns2:val="none"/>
+          <w14:ligatures w14:val="none"/>
         </w:rPr>
         <w:t xml:space="preserve"/>
       </w:r>
@@ -5689,7 +5646,7 @@
           <w:bCs/>
           <w:spacing w:val="-3"/>
           <w:kern w:val="0"/>
-          <ns2:ligatures ns2:val="none"/>
+          <w14:ligatures w14:val="none"/>
         </w:rPr>
         <w:t/>
       </w:r>
@@ -5699,7 +5656,7 @@
           <w:bCs/>
           <w:spacing w:val="-3"/>
           <w:kern w:val="0"/>
-          <ns2:ligatures ns2:val="none"/>
+          <w14:ligatures w14:val="none"/>
         </w:rPr>
         <w:t xml:space="preserve"/>
       </w:r>
@@ -5709,7 +5666,7 @@
           <w:bCs/>
           <w:spacing w:val="-3"/>
           <w:kern w:val="0"/>
-          <ns2:ligatures ns2:val="none"/>
+          <w14:ligatures w14:val="none"/>
         </w:rPr>
         <w:t xml:space="preserve"/>
       </w:r>
@@ -5717,7 +5674,7 @@
         <w:rPr>
           <w:rFonts w:ascii="Arial Narrow" w:eastAsia="Calibri" w:hAnsi="Arial Narrow" w:cs="Arial"/>
           <w:kern w:val="0"/>
-          <ns2:ligatures ns2:val="none"/>
+          <w14:ligatures w14:val="none"/>
         </w:rPr>
         <w:t xml:space="preserve"/>
       </w:r>
@@ -5725,7 +5682,7 @@
         <w:rPr>
           <w:rFonts w:ascii="Arial Narrow" w:eastAsia="Calibri" w:hAnsi="Arial Narrow" w:cs="Arial"/>
           <w:kern w:val="0"/>
-          <ns2:ligatures ns2:val="none"/>
+          <w14:ligatures w14:val="none"/>
         </w:rPr>
         <w:t/>
       </w:r>
@@ -5735,7 +5692,7 @@
           <w:bCs/>
           <w:spacing w:val="-3"/>
           <w:kern w:val="0"/>
-          <ns2:ligatures ns2:val="none"/>
+          <w14:ligatures w14:val="none"/>
         </w:rPr>
         <w:t xml:space="preserve"/>
       </w:r>
@@ -5745,7 +5702,7 @@
           <w:bCs/>
           <w:spacing w:val="-3"/>
           <w:kern w:val="0"/>
-          <ns2:ligatures ns2:val="none"/>
+          <w14:ligatures w14:val="none"/>
         </w:rPr>
         <w:t xml:space="preserve"/>
       </w:r>
@@ -5756,7 +5713,7 @@
           <w:kern w:val="0"/>
           <w:shd w:val="clear" w:color="auto" w:fill="FFFFFF"/>
           <w:lang w:eastAsia="es-PE"/>
-          <ns2:ligatures ns2:val="none"/>
+          <w14:ligatures w14:val="none"/>
         </w:rPr>
         <w:t xml:space="preserve"/>
       </w:r>
@@ -5767,7 +5724,7 @@
           <w:kern w:val="0"/>
           <w:shd w:val="clear" w:color="auto" w:fill="FFFFFF"/>
           <w:lang w:eastAsia="es-PE"/>
-          <ns2:ligatures ns2:val="none"/>
+          <w14:ligatures w14:val="none"/>
         </w:rPr>
         <w:t/>
       </w:r>
@@ -5778,7 +5735,7 @@
           <w:kern w:val="0"/>
           <w:shd w:val="clear" w:color="auto" w:fill="FFFFFF"/>
           <w:lang w:eastAsia="es-PE"/>
-          <ns2:ligatures ns2:val="none"/>
+          <w14:ligatures w14:val="none"/>
         </w:rPr>
         <w:t xml:space="preserve"/>
       </w:r>
@@ -5788,7 +5745,7 @@
           <w:kern w:val="0"/>
           <w:shd w:val="clear" w:color="auto" w:fill="FFFFFF"/>
           <w:lang w:eastAsia="es-PE"/>
-          <ns2:ligatures ns2:val="none"/>
+          <w14:ligatures w14:val="none"/>
         </w:rPr>
         <w:t xml:space="preserve"/>
       </w:r>
@@ -5798,7 +5755,7 @@
           <w:bCs/>
           <w:spacing w:val="-3"/>
           <w:kern w:val="0"/>
-          <ns2:ligatures ns2:val="none"/>
+          <w14:ligatures w14:val="none"/>
         </w:rPr>
         <w:t xml:space="preserve"/>
       </w:r>
@@ -5860,7 +5817,7 @@
       </w:r>
       <w:bookmarkEnd w:id="14"/>
     </w:p>
-    <w:p ns2:paraId="7BD98F22" ns2:textId="77777777">
+    <w:p>
       <w:pPr>
         <w:suppressAutoHyphens/>
         <w:spacing w:after="0" w:line="240" w:lineRule="auto"/>
@@ -5870,7 +5827,7 @@
         </w:rPr>
       </w:pPr>
     </w:p>
-    <w:p ns2:paraId="645508EF" ns2:textId="5A5F35BA">
+    <w:p>
       <w:pPr>
         <w:suppressAutoHyphens/>
         <w:spacing w:after="0" w:line="240" w:lineRule="auto"/>
@@ -5984,7 +5941,7 @@
       </w:r>
       <w:bookmarkEnd w:id="15"/>
     </w:p>
-    <w:p ns2:paraId="2D4493DD" ns2:textId="77777777">
+    <w:p>
       <w:pPr>
         <w:spacing w:after="0" w:line="240" w:lineRule="auto"/>
         <w:jc w:val="both"/>
@@ -5993,67 +5950,67 @@
           <w:b/>
           <w:spacing w:val="-3"/>
           <w:kern w:val="0"/>
-          <ns2:ligatures ns2:val="none"/>
-        </w:rPr>
-      </w:pPr>
-    </w:p>
-    <w:p ns2:paraId="59FBEC2A" ns2:textId="77777777">
-      <w:pPr>
-        <w:spacing w:after="0" w:line="240" w:lineRule="auto"/>
-        <w:jc w:val="both"/>
-        <w:rPr>
-          <w:rFonts w:ascii="Arial Narrow" w:eastAsia="Arial Narrow" w:hAnsi="Arial Narrow" w:cs="Arial Narrow"/>
-          <w:b/>
-          <w:color w:val="000000"/>
-          <w:kern w:val="0"/>
-          <w:lang w:eastAsia="es-PE"/>
-          <ns2:ligatures ns2:val="none"/>
-        </w:rPr>
-      </w:pPr>
-    </w:p>
-    <w:p ns2:paraId="309FE764" ns2:textId="77777777">
-      <w:pPr>
-        <w:spacing w:after="0" w:line="240" w:lineRule="auto"/>
-        <w:jc w:val="both"/>
-        <w:rPr>
-          <w:rFonts w:ascii="Arial Narrow" w:eastAsia="Arial Narrow" w:hAnsi="Arial Narrow" w:cs="Arial Narrow"/>
-          <w:b/>
-          <w:color w:val="000000"/>
-          <w:kern w:val="0"/>
-          <w:lang w:eastAsia="es-PE"/>
-          <ns2:ligatures ns2:val="none"/>
-        </w:rPr>
-      </w:pPr>
-    </w:p>
-    <w:p ns2:paraId="5275F16C" ns2:textId="77777777">
-      <w:pPr>
-        <w:spacing w:after="0" w:line="240" w:lineRule="auto"/>
-        <w:jc w:val="both"/>
-        <w:rPr>
-          <w:rFonts w:ascii="Arial Narrow" w:eastAsia="Arial Narrow" w:hAnsi="Arial Narrow" w:cs="Arial Narrow"/>
-          <w:b/>
-          <w:color w:val="000000"/>
-          <w:kern w:val="0"/>
-          <w:lang w:eastAsia="es-PE"/>
-          <ns2:ligatures ns2:val="none"/>
-        </w:rPr>
-      </w:pPr>
-    </w:p>
-    <w:p ns2:paraId="68309DC4" ns2:textId="77777777">
-      <w:pPr>
-        <w:spacing w:after="0" w:line="240" w:lineRule="auto"/>
-        <w:jc w:val="both"/>
-        <w:rPr>
-          <w:rFonts w:ascii="Arial Narrow" w:eastAsia="Arial Narrow" w:hAnsi="Arial Narrow" w:cs="Arial Narrow"/>
-          <w:b/>
-          <w:color w:val="000000"/>
-          <w:kern w:val="0"/>
-          <w:lang w:eastAsia="es-PE"/>
-          <ns2:ligatures ns2:val="none"/>
-        </w:rPr>
-      </w:pPr>
-    </w:p>
-    <w:p ns2:paraId="017CC2E5" ns2:textId="77777777">
+          <w14:ligatures w14:val="none"/>
+        </w:rPr>
+      </w:pPr>
+    </w:p>
+    <w:p>
+      <w:pPr>
+        <w:spacing w:after="0" w:line="240" w:lineRule="auto"/>
+        <w:jc w:val="both"/>
+        <w:rPr>
+          <w:rFonts w:ascii="Arial Narrow" w:eastAsia="Arial Narrow" w:hAnsi="Arial Narrow" w:cs="Arial Narrow"/>
+          <w:b/>
+          <w:color w:val="000000"/>
+          <w:kern w:val="0"/>
+          <w:lang w:eastAsia="es-PE"/>
+          <w14:ligatures w14:val="none"/>
+        </w:rPr>
+      </w:pPr>
+    </w:p>
+    <w:p>
+      <w:pPr>
+        <w:spacing w:after="0" w:line="240" w:lineRule="auto"/>
+        <w:jc w:val="both"/>
+        <w:rPr>
+          <w:rFonts w:ascii="Arial Narrow" w:eastAsia="Arial Narrow" w:hAnsi="Arial Narrow" w:cs="Arial Narrow"/>
+          <w:b/>
+          <w:color w:val="000000"/>
+          <w:kern w:val="0"/>
+          <w:lang w:eastAsia="es-PE"/>
+          <w14:ligatures w14:val="none"/>
+        </w:rPr>
+      </w:pPr>
+    </w:p>
+    <w:p>
+      <w:pPr>
+        <w:spacing w:after="0" w:line="240" w:lineRule="auto"/>
+        <w:jc w:val="both"/>
+        <w:rPr>
+          <w:rFonts w:ascii="Arial Narrow" w:eastAsia="Arial Narrow" w:hAnsi="Arial Narrow" w:cs="Arial Narrow"/>
+          <w:b/>
+          <w:color w:val="000000"/>
+          <w:kern w:val="0"/>
+          <w:lang w:eastAsia="es-PE"/>
+          <w14:ligatures w14:val="none"/>
+        </w:rPr>
+      </w:pPr>
+    </w:p>
+    <w:p>
+      <w:pPr>
+        <w:spacing w:after="0" w:line="240" w:lineRule="auto"/>
+        <w:jc w:val="both"/>
+        <w:rPr>
+          <w:rFonts w:ascii="Arial Narrow" w:eastAsia="Arial Narrow" w:hAnsi="Arial Narrow" w:cs="Arial Narrow"/>
+          <w:b/>
+          <w:color w:val="000000"/>
+          <w:kern w:val="0"/>
+          <w:lang w:eastAsia="es-PE"/>
+          <w14:ligatures w14:val="none"/>
+        </w:rPr>
+      </w:pPr>
+    </w:p>
+    <w:p>
       <w:pPr>
         <w:shd w:val="clear" w:color="auto" w:fill="FFFFFF"/>
         <w:spacing w:after="0" w:line="240" w:lineRule="auto"/>
@@ -6064,7 +6021,7 @@
           <w:bCs/>
           <w:color w:val="000000"/>
           <w:kern w:val="0"/>
-          <ns2:ligatures ns2:val="none"/>
+          <w14:ligatures w14:val="none"/>
         </w:rPr>
       </w:pPr>
       <w:r>
@@ -6074,12 +6031,12 @@
           <w:bCs/>
           <w:color w:val="000000"/>
           <w:kern w:val="0"/>
-          <ns2:ligatures ns2:val="none"/>
+          <w14:ligatures w14:val="none"/>
         </w:rPr>
         <w:t>EVELING ROA QUISPE</w:t>
       </w:r>
     </w:p>
-    <w:p ns2:paraId="2A4D7D52" ns2:textId="77777777">
+    <w:p>
       <w:pPr>
         <w:shd w:val="clear" w:color="auto" w:fill="FFFFFF"/>
         <w:spacing w:after="0" w:line="240" w:lineRule="auto"/>
@@ -6090,7 +6047,7 @@
           <w:bCs/>
           <w:color w:val="000000"/>
           <w:kern w:val="0"/>
-          <ns2:ligatures ns2:val="none"/>
+          <w14:ligatures w14:val="none"/>
         </w:rPr>
       </w:pPr>
       <w:r>
@@ -6100,12 +6057,12 @@
           <w:bCs/>
           <w:color w:val="000000"/>
           <w:kern w:val="0"/>
-          <ns2:ligatures ns2:val="none"/>
+          <w14:ligatures w14:val="none"/>
         </w:rPr>
         <w:t>Secretaria Técnica</w:t>
       </w:r>
     </w:p>
-    <w:p ns2:paraId="79CD7A1E" ns2:textId="77777777">
+    <w:p>
       <w:pPr>
         <w:shd w:val="clear" w:color="auto" w:fill="FFFFFF"/>
         <w:spacing w:after="0" w:line="240" w:lineRule="auto"/>
@@ -6114,7 +6071,7 @@
           <w:rFonts w:ascii="Arial Narrow" w:eastAsia="Calibri" w:hAnsi="Arial Narrow" w:cs="Times New Roman"/>
           <w:color w:val="000000"/>
           <w:kern w:val="0"/>
-          <ns2:ligatures ns2:val="none"/>
+          <w14:ligatures w14:val="none"/>
         </w:rPr>
       </w:pPr>
       <w:r>
@@ -6124,7 +6081,7 @@
           <w:bCs/>
           <w:color w:val="000000"/>
           <w:kern w:val="0"/>
-          <ns2:ligatures ns2:val="none"/>
+          <w14:ligatures w14:val="none"/>
         </w:rPr>
         <w:t>Comisión </w:t>
       </w:r>
@@ -6136,7 +6093,7 @@
           <w:color w:val="000000"/>
           <w:kern w:val="0"/>
           <w:shd w:val="clear" w:color="auto" w:fill="FFFFFF"/>
-          <ns2:ligatures ns2:val="none"/>
+          <w14:ligatures w14:val="none"/>
         </w:rPr>
         <w:t>de</w:t>
       </w:r>
@@ -6147,49 +6104,49 @@
           <w:bCs/>
           <w:color w:val="000000"/>
           <w:kern w:val="0"/>
-          <ns2:ligatures ns2:val="none"/>
+          <w14:ligatures w14:val="none"/>
         </w:rPr>
         <w:t> Protección al Consumidor 1</w:t>
       </w:r>
     </w:p>
-    <w:p ns2:paraId="5AD2D99B" ns2:textId="77777777">
-      <w:pPr>
-        <w:spacing w:after="0" w:line="240" w:lineRule="auto"/>
-        <w:jc w:val="both"/>
-        <w:rPr>
-          <w:rFonts w:ascii="Arial Narrow" w:eastAsia="Arial Narrow" w:hAnsi="Arial Narrow" w:cs="Arial Narrow"/>
-          <w:b/>
-          <w:color w:val="000000"/>
-          <w:kern w:val="0"/>
-          <w:lang w:eastAsia="es-PE"/>
-          <ns2:ligatures ns2:val="none"/>
+    <w:p>
+      <w:pPr>
+        <w:spacing w:after="0" w:line="240" w:lineRule="auto"/>
+        <w:jc w:val="both"/>
+        <w:rPr>
+          <w:rFonts w:ascii="Arial Narrow" w:eastAsia="Arial Narrow" w:hAnsi="Arial Narrow" w:cs="Arial Narrow"/>
+          <w:b/>
+          <w:color w:val="000000"/>
+          <w:kern w:val="0"/>
+          <w:lang w:eastAsia="es-PE"/>
+          <w14:ligatures w14:val="none"/>
         </w:rPr>
       </w:pPr>
     </w:p>
     <w:bookmarkEnd w:id="0"/>
-    <w:p ns2:paraId="54C814CB" ns2:textId="235F4148">
-      <w:pPr>
-        <w:spacing w:after="0" w:line="240" w:lineRule="auto"/>
-        <w:jc w:val="both"/>
-        <w:rPr>
-          <w:rFonts w:ascii="Arial Narrow" w:eastAsia="Arial Narrow" w:hAnsi="Arial Narrow" w:cs="Arial"/>
-          <w:color w:val="000000"/>
-          <w:kern w:val="0"/>
-          <w:sz w:val="16"/>
-          <w:szCs w:val="16"/>
-          <w:lang w:eastAsia="es-PE"/>
-          <ns2:ligatures ns2:val="none"/>
-        </w:rPr>
-      </w:pPr>
-      <w:r>
-        <w:rPr>
-          <w:rFonts w:ascii="Arial Narrow" w:eastAsia="Arial Narrow" w:hAnsi="Arial Narrow" w:cs="Arial"/>
-          <w:color w:val="000000"/>
-          <w:kern w:val="0"/>
-          <w:sz w:val="16"/>
-          <w:szCs w:val="16"/>
-          <w:lang w:eastAsia="es-PE"/>
-          <ns2:ligatures ns2:val="none"/>
+    <w:p>
+      <w:pPr>
+        <w:spacing w:after="0" w:line="240" w:lineRule="auto"/>
+        <w:jc w:val="both"/>
+        <w:rPr>
+          <w:rFonts w:ascii="Arial Narrow" w:eastAsia="Arial Narrow" w:hAnsi="Arial Narrow" w:cs="Arial"/>
+          <w:color w:val="000000"/>
+          <w:kern w:val="0"/>
+          <w:sz w:val="16"/>
+          <w:szCs w:val="16"/>
+          <w:lang w:eastAsia="es-PE"/>
+          <w14:ligatures w14:val="none"/>
+        </w:rPr>
+      </w:pPr>
+      <w:r>
+        <w:rPr>
+          <w:rFonts w:ascii="Arial Narrow" w:eastAsia="Arial Narrow" w:hAnsi="Arial Narrow" w:cs="Arial"/>
+          <w:color w:val="000000"/>
+          <w:kern w:val="0"/>
+          <w:sz w:val="16"/>
+          <w:szCs w:val="16"/>
+          <w:lang w:eastAsia="es-PE"/>
+          <w14:ligatures w14:val="none"/>
         </w:rPr>
         <w:t>LSM/</w:t>
       </w:r>
@@ -6201,14 +6158,14 @@
           <w:sz w:val="16"/>
           <w:szCs w:val="16"/>
           <w:lang w:eastAsia="es-PE"/>
-          <ns2:ligatures ns2:val="none"/>
+          <w14:ligatures w14:val="none"/>
         </w:rPr>
         <w:t>JCQ</w:t>
       </w:r>
     </w:p>
     <w:sectPr>
-      <w:headerReference w:type="default" ns3:id="rId8"/>
-      <w:footerReference w:type="default" ns3:id="rId9"/>
+      <w:headerReference w:type="default" r:id="rId8"/>
+      <w:footerReference w:type="default" r:id="rId9"/>
       <w:pgSz w:w="11906" w:h="16838"/>
       <w:pgMar w:top="1417" w:right="1701" w:bottom="1417" w:left="1701" w:header="708" w:footer="708" w:gutter="0"/>
       <w:cols w:space="708"/>
@@ -6219,7 +6176,7 @@
 </file>
 
 <file path=word/endnotes.xml><?xml version="1.0" encoding="utf-8"?>
-<w:endnotes xmlns:wpc="http://schemas.microsoft.com/office/word/2010/wordprocessingCanvas" xmlns:cx="http://schemas.microsoft.com/office/drawing/2014/chartex" xmlns:cx1="http://schemas.microsoft.com/office/drawing/2015/9/8/chartex" xmlns:cx2="http://schemas.microsoft.com/office/drawing/2015/10/21/chartex" xmlns:cx3="http://schemas.microsoft.com/office/drawing/2016/5/9/chartex" xmlns:cx4="http://schemas.microsoft.com/office/drawing/2016/5/10/chartex" xmlns:cx5="http://schemas.microsoft.com/office/drawing/2016/5/11/chartex" xmlns:cx6="http://schemas.microsoft.com/office/drawing/2016/5/12/chartex" xmlns:cx7="http://schemas.microsoft.com/office/drawing/2016/5/13/chartex" xmlns:cx8="http://schemas.microsoft.com/office/drawing/2016/5/14/chartex" xmlns:mc="http://schemas.openxmlformats.org/markup-compatibility/2006" xmlns:aink="http://schemas.microsoft.com/office/drawing/2016/ink" xmlns:am3d="http://schemas.microsoft.com/office/drawing/2017/model3d" xmlns:o="urn:schemas-microsoft-com:office:office" xmlns:oel="http://schemas.microsoft.com/office/2019/extlst" xmlns:r="http://schemas.openxmlformats.org/officeDocument/2006/relationships" xmlns:m="http://schemas.openxmlformats.org/officeDocument/2006/math" xmlns:v="urn:schemas-microsoft-com:vml" xmlns:wp14="http://schemas.microsoft.com/office/word/2010/wordprocessingDrawing" xmlns:wp="http://schemas.openxmlformats.org/drawingml/2006/wordprocessingDrawing" xmlns:w10="urn:schemas-microsoft-com:office:word" xmlns:w="http://schemas.openxmlformats.org/wordprocessingml/2006/main" xmlns:w14="http://schemas.microsoft.com/office/word/2010/wordml" xmlns:w15="http://schemas.microsoft.com/office/word/2012/wordml" xmlns:w16cex="http://schemas.microsoft.com/office/word/2018/wordml/cex" xmlns:w16cid="http://schemas.microsoft.com/office/word/2016/wordml/cid" xmlns:w16="http://schemas.microsoft.com/office/word/2018/wordml" xmlns:w16du="http://schemas.microsoft.com/office/word/2023/wordml/word16du" xmlns:w16sdtdh="http://schemas.microsoft.com/office/word/2020/wordml/sdtdatahash" xmlns:w16sdtfl="http://schemas.microsoft.com/office/word/2024/wordml/sdtformatlock" xmlns:w16se="http://schemas.microsoft.com/office/word/2015/wordml/symex" xmlns:wpg="http://schemas.microsoft.com/office/word/2010/wordprocessingGroup" xmlns:wpi="http://schemas.microsoft.com/office/word/2010/wordprocessingInk" xmlns:wne="http://schemas.microsoft.com/office/word/2006/wordml" xmlns:wps="http://schemas.microsoft.com/office/word/2010/wordprocessingShape" mc:Ignorable="w14 w15 w16se w16cid w16 w16cex w16sdtdh w16sdtfl w16du wp14">
+<w:endnotes xmlns:mc="http://schemas.openxmlformats.org/markup-compatibility/2006" xmlns:r="http://schemas.openxmlformats.org/officeDocument/2006/relationships" xmlns:w="http://schemas.openxmlformats.org/wordprocessingml/2006/main" xmlns:w14="http://schemas.microsoft.com/office/word/2010/wordml" xmlns:w15="http://schemas.microsoft.com/office/word/2012/wordml" xmlns:w16="http://schemas.microsoft.com/office/word/2018/wordml" xmlns:w16cex="http://schemas.microsoft.com/office/word/2018/wordml/cex" xmlns:w16cid="http://schemas.microsoft.com/office/word/2016/wordml/cid" xmlns:w16du="http://schemas.microsoft.com/office/word/2023/wordml/word16du" xmlns:w16sdtdh="http://schemas.microsoft.com/office/word/2020/wordml/sdtdatahash" xmlns:w16se="http://schemas.microsoft.com/office/word/2015/wordml/symex" xmlns:wp14="http://schemas.microsoft.com/office/word/2010/wordprocessingDrawing" mc:Ignorable="w14 w15 w16se w16cid w16 w16cex w16sdtdh w16du wp14">
   <w:endnote w:type="separator" w:id="-1">
     <w:p>
       <w:pPr>
@@ -6244,7 +6201,7 @@
 </file>
 
 <file path=word/footer1.xml><?xml version="1.0" encoding="utf-8"?>
-<w:ftr xmlns:wpc="http://schemas.microsoft.com/office/word/2010/wordprocessingCanvas" xmlns:cx="http://schemas.microsoft.com/office/drawing/2014/chartex" xmlns:cx1="http://schemas.microsoft.com/office/drawing/2015/9/8/chartex" xmlns:cx2="http://schemas.microsoft.com/office/drawing/2015/10/21/chartex" xmlns:cx3="http://schemas.microsoft.com/office/drawing/2016/5/9/chartex" xmlns:cx4="http://schemas.microsoft.com/office/drawing/2016/5/10/chartex" xmlns:cx5="http://schemas.microsoft.com/office/drawing/2016/5/11/chartex" xmlns:cx6="http://schemas.microsoft.com/office/drawing/2016/5/12/chartex" xmlns:cx7="http://schemas.microsoft.com/office/drawing/2016/5/13/chartex" xmlns:cx8="http://schemas.microsoft.com/office/drawing/2016/5/14/chartex" xmlns:mc="http://schemas.openxmlformats.org/markup-compatibility/2006" xmlns:aink="http://schemas.microsoft.com/office/drawing/2016/ink" xmlns:am3d="http://schemas.microsoft.com/office/drawing/2017/model3d" xmlns:o="urn:schemas-microsoft-com:office:office" xmlns:oel="http://schemas.microsoft.com/office/2019/extlst" xmlns:r="http://schemas.openxmlformats.org/officeDocument/2006/relationships" xmlns:m="http://schemas.openxmlformats.org/officeDocument/2006/math" xmlns:v="urn:schemas-microsoft-com:vml" xmlns:wp14="http://schemas.microsoft.com/office/word/2010/wordprocessingDrawing" xmlns:wp="http://schemas.openxmlformats.org/drawingml/2006/wordprocessingDrawing" xmlns:w10="urn:schemas-microsoft-com:office:word" xmlns:w="http://schemas.openxmlformats.org/wordprocessingml/2006/main" xmlns:w14="http://schemas.microsoft.com/office/word/2010/wordml" xmlns:w15="http://schemas.microsoft.com/office/word/2012/wordml" xmlns:w16cex="http://schemas.microsoft.com/office/word/2018/wordml/cex" xmlns:w16cid="http://schemas.microsoft.com/office/word/2016/wordml/cid" xmlns:w16="http://schemas.microsoft.com/office/word/2018/wordml" xmlns:w16du="http://schemas.microsoft.com/office/word/2023/wordml/word16du" xmlns:w16sdtdh="http://schemas.microsoft.com/office/word/2020/wordml/sdtdatahash" xmlns:w16sdtfl="http://schemas.microsoft.com/office/word/2024/wordml/sdtformatlock" xmlns:w16se="http://schemas.microsoft.com/office/word/2015/wordml/symex" xmlns:wpg="http://schemas.microsoft.com/office/word/2010/wordprocessingGroup" xmlns:wpi="http://schemas.microsoft.com/office/word/2010/wordprocessingInk" xmlns:wne="http://schemas.microsoft.com/office/word/2006/wordml" xmlns:wps="http://schemas.microsoft.com/office/word/2010/wordprocessingShape" mc:Ignorable="w14 w15 w16se w16cid w16 w16cex w16sdtdh w16sdtfl w16du wp14">
+<w:ftr xmlns:mc="http://schemas.openxmlformats.org/markup-compatibility/2006" xmlns:r="http://schemas.openxmlformats.org/officeDocument/2006/relationships" xmlns:w="http://schemas.openxmlformats.org/wordprocessingml/2006/main" xmlns:w14="http://schemas.microsoft.com/office/word/2010/wordml" xmlns:w15="http://schemas.microsoft.com/office/word/2012/wordml" xmlns:w16="http://schemas.microsoft.com/office/word/2018/wordml" xmlns:w16cex="http://schemas.microsoft.com/office/word/2018/wordml/cex" xmlns:w16cid="http://schemas.microsoft.com/office/word/2016/wordml/cid" xmlns:w16du="http://schemas.microsoft.com/office/word/2023/wordml/word16du" xmlns:w16sdtdh="http://schemas.microsoft.com/office/word/2020/wordml/sdtdatahash" xmlns:w16se="http://schemas.microsoft.com/office/word/2015/wordml/symex" xmlns:wp14="http://schemas.microsoft.com/office/word/2010/wordprocessingDrawing" mc:Ignorable="w14 w15 w16se w16cid w16 w16cex w16sdtdh w16du wp14">
   <w:p>
     <w:pPr>
       <w:pBdr>
@@ -6282,7 +6239,7 @@
 </file>
 
 <file path=word/footnotes.xml><?xml version="1.0" encoding="utf-8"?>
-<w:footnotes xmlns:wpc="http://schemas.microsoft.com/office/word/2010/wordprocessingCanvas" xmlns:cx="http://schemas.microsoft.com/office/drawing/2014/chartex" xmlns:cx1="http://schemas.microsoft.com/office/drawing/2015/9/8/chartex" xmlns:cx2="http://schemas.microsoft.com/office/drawing/2015/10/21/chartex" xmlns:cx3="http://schemas.microsoft.com/office/drawing/2016/5/9/chartex" xmlns:cx4="http://schemas.microsoft.com/office/drawing/2016/5/10/chartex" xmlns:cx5="http://schemas.microsoft.com/office/drawing/2016/5/11/chartex" xmlns:cx6="http://schemas.microsoft.com/office/drawing/2016/5/12/chartex" xmlns:cx7="http://schemas.microsoft.com/office/drawing/2016/5/13/chartex" xmlns:cx8="http://schemas.microsoft.com/office/drawing/2016/5/14/chartex" xmlns:mc="http://schemas.openxmlformats.org/markup-compatibility/2006" xmlns:aink="http://schemas.microsoft.com/office/drawing/2016/ink" xmlns:am3d="http://schemas.microsoft.com/office/drawing/2017/model3d" xmlns:o="urn:schemas-microsoft-com:office:office" xmlns:oel="http://schemas.microsoft.com/office/2019/extlst" xmlns:r="http://schemas.openxmlformats.org/officeDocument/2006/relationships" xmlns:m="http://schemas.openxmlformats.org/officeDocument/2006/math" xmlns:v="urn:schemas-microsoft-com:vml" xmlns:wp14="http://schemas.microsoft.com/office/word/2010/wordprocessingDrawing" xmlns:wp="http://schemas.openxmlformats.org/drawingml/2006/wordprocessingDrawing" xmlns:w10="urn:schemas-microsoft-com:office:word" xmlns:w="http://schemas.openxmlformats.org/wordprocessingml/2006/main" xmlns:w14="http://schemas.microsoft.com/office/word/2010/wordml" xmlns:w15="http://schemas.microsoft.com/office/word/2012/wordml" xmlns:w16cex="http://schemas.microsoft.com/office/word/2018/wordml/cex" xmlns:w16cid="http://schemas.microsoft.com/office/word/2016/wordml/cid" xmlns:w16="http://schemas.microsoft.com/office/word/2018/wordml" xmlns:w16du="http://schemas.microsoft.com/office/word/2023/wordml/word16du" xmlns:w16sdtdh="http://schemas.microsoft.com/office/word/2020/wordml/sdtdatahash" xmlns:w16sdtfl="http://schemas.microsoft.com/office/word/2024/wordml/sdtformatlock" xmlns:w16se="http://schemas.microsoft.com/office/word/2015/wordml/symex" xmlns:wpg="http://schemas.microsoft.com/office/word/2010/wordprocessingGroup" xmlns:wpi="http://schemas.microsoft.com/office/word/2010/wordprocessingInk" xmlns:wne="http://schemas.microsoft.com/office/word/2006/wordml" xmlns:wps="http://schemas.microsoft.com/office/word/2010/wordprocessingShape" mc:Ignorable="w14 w15 w16se w16cid w16 w16cex w16sdtdh w16sdtfl w16du wp14">
+<w:footnotes xmlns:mc="http://schemas.openxmlformats.org/markup-compatibility/2006" xmlns:r="http://schemas.openxmlformats.org/officeDocument/2006/relationships" xmlns:w="http://schemas.openxmlformats.org/wordprocessingml/2006/main" xmlns:w14="http://schemas.microsoft.com/office/word/2010/wordml" xmlns:w15="http://schemas.microsoft.com/office/word/2012/wordml" xmlns:w16="http://schemas.microsoft.com/office/word/2018/wordml" xmlns:w16cex="http://schemas.microsoft.com/office/word/2018/wordml/cex" xmlns:w16cid="http://schemas.microsoft.com/office/word/2016/wordml/cid" xmlns:w16du="http://schemas.microsoft.com/office/word/2023/wordml/word16du" xmlns:w16sdtdh="http://schemas.microsoft.com/office/word/2020/wordml/sdtdatahash" xmlns:w16se="http://schemas.microsoft.com/office/word/2015/wordml/symex" xmlns:wp14="http://schemas.microsoft.com/office/word/2010/wordprocessingDrawing" mc:Ignorable="w14 w15 w16se w16cid w16 w16cex w16sdtdh w16du wp14">
   <w:footnote w:type="separator" w:id="-1">
     <w:p>
       <w:pPr>
@@ -7861,6 +7818,1726 @@
       </w:pPr>
     </w:p>
   </w:footnote>
+  <w:footnote w:id="16">
+    <w:p>
+      <w:pPr>
+        <w:pStyle w:val="Textonotapie"/>
+        <w:ind w:left="567" w:hanging="567"/>
+        <w:jc w:val="both"/>
+      </w:pPr>
+      <w:r>
+        <w:rPr>
+          <w:rStyle w:val="Refdenotaalpie"/>
+          <w:rFonts w:ascii="Arial Narrow" w:hAnsi="Arial Narrow" w:cs="Arial"/>
+          <w:sz w:val="16"/>
+          <w:szCs w:val="16"/>
+          <w:vertAlign w:val="superscript"/>
+        </w:rPr>
+        <w:footnoteRef/>
+      </w:r>
+      <w:r>
+        <w:rPr>
+          <w:rFonts w:ascii="Arial Narrow" w:hAnsi="Arial Narrow" w:cs="Arial"/>
+          <w:sz w:val="16"/>
+          <w:szCs w:val="16"/>
+        </w:rPr>
+        <w:tab/>
+      </w:r>
+      <w:r>
+        <w:rPr>
+          <w:rFonts w:ascii="Arial Narrow" w:hAnsi="Arial Narrow" w:cs="Arial"/>
+          <w:b/>
+          <w:bCs/>
+          <w:sz w:val="16"/>
+          <w:szCs w:val="16"/>
+        </w:rPr>
+        <w:t xml:space="preserve">DECRETO LEGISLATIVO 807, LEY SOBRE FACULTADES, NORMAS Y ORGANIZACIÓN DEL INDECOPI, publicado el 18 de abril de 1996</w:t>
+      </w:r>
+    </w:p>
+    <w:p>
+      <w:pPr>
+        <w:pStyle w:val="Textonotapie"/>
+        <w:ind w:left="567" w:hanging="567"/>
+        <w:jc w:val="both"/>
+      </w:pPr>
+      <w:r>
+        <w:rPr>
+          <w:rFonts w:ascii="Arial Narrow" w:hAnsi="Arial Narrow" w:cs="Arial"/>
+          <w:sz w:val="16"/>
+          <w:szCs w:val="16"/>
+        </w:rPr>
+        <w:tab/>
+      </w:r>
+      <w:r>
+        <w:rPr>
+          <w:rFonts w:ascii="Arial Narrow" w:hAnsi="Arial Narrow" w:cs="Arial"/>
+          <w:b/>
+          <w:bCs/>
+          <w:sz w:val="16"/>
+          <w:szCs w:val="16"/>
+        </w:rPr>
+        <w:t xml:space="preserve">Artículo 26.-</w:t>
+      </w:r>
+      <w:r>
+        <w:rPr>
+          <w:rFonts w:ascii="Arial Narrow" w:hAnsi="Arial Narrow" w:cs="Arial"/>
+          <w:sz w:val="16"/>
+          <w:szCs w:val="16"/>
+        </w:rPr>
+        <w:t xml:space="preserve"> Una vez admitida a trámite la denuncia, se correrá traslado de la misma al denunciado, a fin de que éste presente su descargo. El plazo para la presentación del descargo será de cinco (5) días contados desde la notificación, vencido el cual, el Secretario Técnico declarará en rebeldía al denunciado que no lo hubiera presentado.</w:t>
+      </w:r>
+    </w:p>
+  </w:footnote>
+  <w:footnote w:id="17">
+    <w:p>
+      <w:pPr>
+        <w:pStyle w:val="Textonotapie"/>
+        <w:ind w:left="567" w:hanging="567"/>
+        <w:jc w:val="both"/>
+      </w:pPr>
+      <w:r>
+        <w:rPr>
+          <w:rStyle w:val="Refdenotaalpie"/>
+          <w:rFonts w:ascii="Arial Narrow" w:hAnsi="Arial Narrow" w:cs="Arial"/>
+          <w:sz w:val="16"/>
+          <w:szCs w:val="16"/>
+          <w:vertAlign w:val="superscript"/>
+        </w:rPr>
+        <w:footnoteRef/>
+      </w:r>
+      <w:r>
+        <w:rPr>
+          <w:rFonts w:ascii="Arial Narrow" w:hAnsi="Arial Narrow" w:cs="Arial"/>
+          <w:sz w:val="16"/>
+          <w:szCs w:val="16"/>
+        </w:rPr>
+        <w:tab/>
+      </w:r>
+      <w:r>
+        <w:rPr>
+          <w:rFonts w:ascii="Arial Narrow" w:hAnsi="Arial Narrow" w:cs="Arial"/>
+          <w:b/>
+          <w:bCs/>
+          <w:sz w:val="16"/>
+          <w:szCs w:val="16"/>
+        </w:rPr>
+        <w:t xml:space="preserve">DECRETO SUPREMO 006-2026-JUS, TEXTO ÚNICO ORDENADO DE LA LEY 27444, LEY DEL PROCEDIMIENTO ADMINISTRATIVO GENERAL, publicado el 30 de abril de 2026</w:t>
+      </w:r>
+    </w:p>
+    <w:p>
+      <w:pPr>
+        <w:pStyle w:val="Textonotapie"/>
+        <w:ind w:left="567" w:hanging="567"/>
+        <w:jc w:val="both"/>
+      </w:pPr>
+      <w:r>
+        <w:rPr>
+          <w:rFonts w:ascii="Arial Narrow" w:hAnsi="Arial Narrow" w:cs="Arial"/>
+          <w:sz w:val="16"/>
+          <w:szCs w:val="16"/>
+        </w:rPr>
+        <w:tab/>
+      </w:r>
+      <w:r>
+        <w:rPr>
+          <w:rFonts w:ascii="Arial Narrow" w:hAnsi="Arial Narrow" w:cs="Arial"/>
+          <w:b/>
+          <w:bCs/>
+          <w:sz w:val="16"/>
+          <w:szCs w:val="16"/>
+        </w:rPr>
+        <w:t xml:space="preserve">Artículo 223.- Contestación de la reclamación</w:t>
+      </w:r>
+    </w:p>
+    <w:p>
+      <w:pPr>
+        <w:pStyle w:val="Textonotapie"/>
+        <w:ind w:left="567" w:hanging="567"/>
+        <w:jc w:val="both"/>
+      </w:pPr>
+      <w:r>
+        <w:rPr>
+          <w:rFonts w:ascii="Arial Narrow" w:hAnsi="Arial Narrow" w:cs="Arial"/>
+          <w:sz w:val="16"/>
+          <w:szCs w:val="16"/>
+        </w:rPr>
+        <w:tab/>
+      </w:r>
+      <w:r>
+        <w:rPr>
+          <w:rFonts w:ascii="Arial Narrow" w:hAnsi="Arial Narrow" w:cs="Arial"/>
+          <w:sz w:val="16"/>
+          <w:szCs w:val="16"/>
+        </w:rPr>
+        <w:t xml:space="preserve">223.1 El reclamado deberá presentar la contestación de la reclamación dentro de los quince (15) días posteriores a la notificación de ésta; vencido este plazo, la Administración declarará en rebeldía al reclamado que no la hubiera presentado. La contestación deberá contener los requisitos de los escritos previstos en el artículo 113 de la presente Ley, así como la absolución de todos los asuntos controvertidos de hecho y de derecho, Las alegaciones y los hechos relevantes de la reclamación, salvo que hayan sido específicamente negadas en la contestación, se tendrán por aceptadas o merituadas como ciertas.</w:t>
+      </w:r>
+    </w:p>
+  </w:footnote>
+  <w:footnote w:id="10">
+    <w:p>
+      <w:pPr>
+        <w:spacing w:after="0" w:line="240" w:lineRule="auto"/>
+        <w:ind w:left="567" w:hanging="567"/>
+        <w:jc w:val="both"/>
+        <w:rPr>
+          <w:rFonts w:ascii="Arial Narrow" w:hAnsi="Arial Narrow" w:cs="Arial"/>
+          <w:sz w:val="16"/>
+          <w:szCs w:val="16"/>
+        </w:rPr>
+      </w:pPr>
+      <w:r>
+        <w:rPr>
+          <w:rStyle w:val="Refdenotaalpie"/>
+          <w:rFonts w:ascii="Arial Narrow" w:hAnsi="Arial Narrow" w:cs="Arial"/>
+          <w:sz w:val="16"/>
+          <w:szCs w:val="16"/>
+          <w:vertAlign w:val="superscript"/>
+        </w:rPr>
+        <w:footnoteRef/>
+      </w:r>
+      <w:r>
+        <w:rPr>
+          <w:rFonts w:ascii="Arial Narrow" w:hAnsi="Arial Narrow" w:cs="Arial"/>
+          <w:sz w:val="16"/>
+          <w:szCs w:val="16"/>
+          <w:vertAlign w:val="superscript"/>
+        </w:rPr>
+        <w:t xml:space="preserve"> </w:t>
+      </w:r>
+      <w:r>
+        <w:rPr>
+          <w:rFonts w:ascii="Arial Narrow" w:hAnsi="Arial Narrow" w:cs="Arial"/>
+          <w:sz w:val="16"/>
+          <w:szCs w:val="16"/>
+        </w:rPr>
+        <w:t xml:space="preserve"> </w:t>
+      </w:r>
+      <w:r>
+        <w:rPr>
+          <w:rFonts w:ascii="Arial Narrow" w:hAnsi="Arial Narrow" w:cs="Arial"/>
+          <w:sz w:val="16"/>
+          <w:szCs w:val="16"/>
+        </w:rPr>
+        <w:tab/>
+      </w:r>
+      <w:r>
+        <w:rPr>
+          <w:rFonts w:ascii="Arial Narrow" w:eastAsia="Arial Narrow" w:hAnsi="Arial Narrow" w:cs="Arial"/>
+          <w:b/>
+          <w:sz w:val="16"/>
+          <w:szCs w:val="16"/>
+        </w:rPr>
+        <w:t>LEY 29571, CÓDIGO DE PROTECCIÓN Y DEFENSA DEL CONSUMIDOR</w:t>
+      </w:r>
+      <w:r>
+        <w:rPr>
+          <w:rFonts w:ascii="Arial Narrow" w:hAnsi="Arial Narrow" w:cs="Arial"/>
+          <w:b/>
+          <w:bCs/>
+          <w:sz w:val="16"/>
+          <w:szCs w:val="16"/>
+        </w:rPr>
+        <w:t xml:space="preserve">, </w:t>
+      </w:r>
+      <w:r>
+        <w:rPr>
+          <w:rFonts w:ascii="Arial Narrow" w:hAnsi="Arial Narrow" w:cs="Arial"/>
+          <w:b/>
+          <w:sz w:val="16"/>
+          <w:szCs w:val="16"/>
+        </w:rPr>
+        <w:t>publicado el 2 de setiembre de 2010 y modificado por Decreto Legislativo 1308</w:t>
+      </w:r>
+    </w:p>
+    <w:p>
+      <w:pPr>
+        <w:spacing w:after="0" w:line="240" w:lineRule="auto"/>
+        <w:ind w:left="567" w:hanging="567"/>
+        <w:jc w:val="both"/>
+        <w:rPr>
+          <w:rFonts w:ascii="Arial Narrow" w:eastAsia="Arial Narrow" w:hAnsi="Arial Narrow" w:cs="Arial"/>
+          <w:b/>
+          <w:sz w:val="16"/>
+          <w:szCs w:val="16"/>
+        </w:rPr>
+      </w:pPr>
+      <w:r>
+        <w:rPr>
+          <w:rFonts w:ascii="Arial Narrow" w:eastAsia="Arial Narrow" w:hAnsi="Arial Narrow" w:cs="Arial"/>
+          <w:b/>
+          <w:sz w:val="16"/>
+          <w:szCs w:val="16"/>
+        </w:rPr>
+        <w:tab/>
+        <w:t>Artículo 110.- Sanciones administrativas</w:t>
+      </w:r>
+    </w:p>
+    <w:p>
+      <w:pPr>
+        <w:spacing w:after="0" w:line="240" w:lineRule="auto"/>
+        <w:ind w:left="567"/>
+        <w:jc w:val="both"/>
+        <w:rPr>
+          <w:rFonts w:ascii="Arial Narrow" w:hAnsi="Arial Narrow" w:cs="Arial"/>
+          <w:sz w:val="16"/>
+          <w:szCs w:val="16"/>
+        </w:rPr>
+      </w:pPr>
+      <w:r>
+        <w:rPr>
+          <w:rFonts w:ascii="Arial Narrow" w:eastAsia="Arial Narrow" w:hAnsi="Arial Narrow" w:cs="Arial"/>
+          <w:sz w:val="16"/>
+          <w:szCs w:val="16"/>
+        </w:rPr>
+        <w:t>El órgano resolutivo puede sancionar las infracciones administrativas a que se refiere el artículo 108 con amonestación y multas de hasta cuatrocientos cincuenta (450) Unidades Impositivas Tributarias (UIT), las cuales son calificadas de la siguiente manera:</w:t>
+      </w:r>
+    </w:p>
+    <w:p>
+      <w:pPr>
+        <w:numPr>
+          <w:ilvl w:val="0"/>
+          <w:numId w:val="2"/>
+        </w:numPr>
+        <w:spacing w:after="0" w:line="240" w:lineRule="auto"/>
+        <w:ind w:left="426" w:firstLine="141"/>
+        <w:jc w:val="both"/>
+        <w:rPr>
+          <w:rFonts w:ascii="Arial Narrow" w:eastAsia="Arial Narrow" w:hAnsi="Arial Narrow" w:cs="Arial"/>
+          <w:sz w:val="16"/>
+          <w:szCs w:val="16"/>
+        </w:rPr>
+      </w:pPr>
+      <w:r>
+        <w:rPr>
+          <w:rFonts w:ascii="Arial Narrow" w:eastAsia="Arial Narrow" w:hAnsi="Arial Narrow" w:cs="Arial"/>
+          <w:sz w:val="16"/>
+          <w:szCs w:val="16"/>
+        </w:rPr>
+        <w:t>Infracciones leves, con una amonestación o con una multa de hasta cincuenta (50) UIT.</w:t>
+      </w:r>
+    </w:p>
+    <w:p>
+      <w:pPr>
+        <w:numPr>
+          <w:ilvl w:val="0"/>
+          <w:numId w:val="2"/>
+        </w:numPr>
+        <w:spacing w:after="0" w:line="240" w:lineRule="auto"/>
+        <w:ind w:left="426" w:firstLine="141"/>
+        <w:jc w:val="both"/>
+        <w:rPr>
+          <w:rFonts w:ascii="Arial Narrow" w:eastAsia="Arial Narrow" w:hAnsi="Arial Narrow" w:cs="Arial"/>
+          <w:sz w:val="16"/>
+          <w:szCs w:val="16"/>
+        </w:rPr>
+      </w:pPr>
+      <w:r>
+        <w:rPr>
+          <w:rFonts w:ascii="Arial Narrow" w:eastAsia="Arial Narrow" w:hAnsi="Arial Narrow" w:cs="Arial"/>
+          <w:sz w:val="16"/>
+          <w:szCs w:val="16"/>
+        </w:rPr>
+        <w:t>Infracciones graves, con una multa de hasta ciento cincuenta (150) UIT.</w:t>
+      </w:r>
+    </w:p>
+    <w:p>
+      <w:pPr>
+        <w:numPr>
+          <w:ilvl w:val="0"/>
+          <w:numId w:val="2"/>
+        </w:numPr>
+        <w:spacing w:after="0" w:line="240" w:lineRule="auto"/>
+        <w:ind w:left="426" w:firstLine="141"/>
+        <w:jc w:val="both"/>
+        <w:rPr>
+          <w:rFonts w:ascii="Arial Narrow" w:eastAsia="Arial Narrow" w:hAnsi="Arial Narrow" w:cs="Arial"/>
+          <w:sz w:val="16"/>
+          <w:szCs w:val="16"/>
+        </w:rPr>
+      </w:pPr>
+      <w:r>
+        <w:rPr>
+          <w:rFonts w:ascii="Arial Narrow" w:eastAsia="Arial Narrow" w:hAnsi="Arial Narrow" w:cs="Arial"/>
+          <w:sz w:val="16"/>
+          <w:szCs w:val="16"/>
+        </w:rPr>
+        <w:t>Infracciones muy graves, con una multa de hasta cuatrocientos cincuenta (450) UIT.</w:t>
+      </w:r>
+    </w:p>
+    <w:p>
+      <w:pPr>
+        <w:spacing w:after="0" w:line="240" w:lineRule="auto"/>
+        <w:ind w:left="567" w:hanging="426"/>
+        <w:jc w:val="both"/>
+        <w:rPr>
+          <w:rFonts w:ascii="Arial Narrow" w:eastAsia="Arial Narrow" w:hAnsi="Arial Narrow" w:cs="Arial"/>
+          <w:sz w:val="16"/>
+          <w:szCs w:val="16"/>
+        </w:rPr>
+      </w:pPr>
+      <w:r>
+        <w:rPr>
+          <w:rFonts w:ascii="Arial Narrow" w:eastAsia="Arial Narrow" w:hAnsi="Arial Narrow" w:cs="Arial"/>
+          <w:sz w:val="16"/>
+          <w:szCs w:val="16"/>
+        </w:rPr>
+        <w:tab/>
+        <w:t>En el caso de las microempresas, la multa no puede superar el diez por ciento (10%) de las ventas o ingresos brutos percibidos por el infractor, relativos a todas sus actividades económicas, correspondientes al ejercicio inmediato anterior al de la expedición de la resolución de primera instancia, siempre que se haya acreditado dichos ingresos, no se encuentre en una situación de reincidencia y el caso no verse sobre la vida, salud o integridad de los consumidores. Para el caso de las pequeñas empresas, la multa no puede superar el veinte por ciento (20%) de las ventas o ingresos brutos percibidos por el infractor, conforme a los requisitos señalados anteriormente.</w:t>
+      </w:r>
+    </w:p>
+    <w:p>
+      <w:pPr>
+        <w:spacing w:after="0" w:line="240" w:lineRule="auto"/>
+        <w:ind w:left="567"/>
+        <w:jc w:val="both"/>
+        <w:rPr>
+          <w:rFonts w:ascii="Arial Narrow" w:eastAsia="Arial Narrow" w:hAnsi="Arial Narrow" w:cs="Arial"/>
+          <w:sz w:val="16"/>
+          <w:szCs w:val="16"/>
+        </w:rPr>
+      </w:pPr>
+      <w:r>
+        <w:rPr>
+          <w:rFonts w:ascii="Arial Narrow" w:eastAsia="Arial Narrow" w:hAnsi="Arial Narrow" w:cs="Arial"/>
+          <w:sz w:val="16"/>
+          <w:szCs w:val="16"/>
+        </w:rPr>
+        <w:t>En caso de que el proveedor incumpla un acuerdo conciliatorio o cualquier otro acuerdo que de forma indubitable deje constancia de la manifestación de voluntad expresa de las partes de dar por culminada la controversia, o un laudo arbitral, el órgano resolutivo puede sancionar con una multa entre una (1) Unidad Impositiva Tributaria y doscientos (200) Unidades Impositivas Tributarias. Para la graduación se observan los criterios establecidos en el presente Código y supletoriamente, los criterios que establece la Ley 27444, Ley del Procedimiento Administrativo General o la norma que la sustituya o complemente.</w:t>
+      </w:r>
+    </w:p>
+    <w:p>
+      <w:pPr>
+        <w:pStyle w:val="Textonotapie"/>
+        <w:ind w:left="567"/>
+        <w:jc w:val="both"/>
+        <w:rPr>
+          <w:rFonts w:ascii="Arial Narrow" w:eastAsia="Arial Narrow" w:hAnsi="Arial Narrow" w:cs="Arial"/>
+          <w:sz w:val="16"/>
+          <w:szCs w:val="16"/>
+        </w:rPr>
+      </w:pPr>
+      <w:r>
+        <w:rPr>
+          <w:rFonts w:ascii="Arial Narrow" w:eastAsia="Arial Narrow" w:hAnsi="Arial Narrow" w:cs="Arial"/>
+          <w:sz w:val="16"/>
+          <w:szCs w:val="16"/>
+        </w:rPr>
+        <w:t>(…)</w:t>
+      </w:r>
+    </w:p>
+    <w:p>
+      <w:pPr>
+        <w:pStyle w:val="Textonotapie"/>
+        <w:jc w:val="both"/>
+        <w:rPr>
+          <w:rFonts w:ascii="Arial Narrow" w:hAnsi="Arial Narrow" w:cs="Arial"/>
+          <w:sz w:val="16"/>
+          <w:szCs w:val="16"/>
+        </w:rPr>
+      </w:pPr>
+    </w:p>
+  </w:footnote>
+  <w:footnote w:id="11">
+    <w:p>
+      <w:pPr>
+        <w:spacing w:after="0" w:line="240" w:lineRule="auto"/>
+        <w:ind w:left="567" w:hanging="567"/>
+        <w:jc w:val="both"/>
+        <w:rPr>
+          <w:rFonts w:ascii="Arial Narrow" w:eastAsia="Arial Narrow" w:hAnsi="Arial Narrow" w:cs="Arial"/>
+          <w:sz w:val="16"/>
+          <w:szCs w:val="16"/>
+        </w:rPr>
+      </w:pPr>
+      <w:r>
+        <w:rPr>
+          <w:rStyle w:val="Refdenotaalpie"/>
+          <w:rFonts w:ascii="Arial Narrow" w:hAnsi="Arial Narrow" w:cs="Arial"/>
+          <w:sz w:val="16"/>
+          <w:szCs w:val="16"/>
+          <w:vertAlign w:val="superscript"/>
+        </w:rPr>
+        <w:footnoteRef/>
+      </w:r>
+      <w:r>
+        <w:rPr>
+          <w:rFonts w:ascii="Arial Narrow" w:hAnsi="Arial Narrow" w:cs="Arial"/>
+          <w:sz w:val="16"/>
+          <w:szCs w:val="16"/>
+        </w:rPr>
+        <w:t xml:space="preserve"> </w:t>
+      </w:r>
+      <w:r>
+        <w:rPr>
+          <w:rFonts w:ascii="Arial Narrow" w:hAnsi="Arial Narrow" w:cs="Arial"/>
+          <w:sz w:val="16"/>
+          <w:szCs w:val="16"/>
+        </w:rPr>
+        <w:tab/>
+      </w:r>
+      <w:r>
+        <w:rPr>
+          <w:rFonts w:ascii="Arial Narrow" w:eastAsia="Arial Narrow" w:hAnsi="Arial Narrow" w:cs="Arial"/>
+          <w:b/>
+          <w:sz w:val="16"/>
+          <w:szCs w:val="16"/>
+        </w:rPr>
+        <w:t>Artículo 114.- Medidas correctivas</w:t>
+      </w:r>
+    </w:p>
+    <w:p>
+      <w:pPr>
+        <w:spacing w:after="0" w:line="240" w:lineRule="auto"/>
+        <w:ind w:left="567"/>
+        <w:jc w:val="both"/>
+        <w:rPr>
+          <w:rFonts w:ascii="Arial Narrow" w:eastAsia="Arial Narrow" w:hAnsi="Arial Narrow" w:cs="Arial"/>
+          <w:sz w:val="16"/>
+          <w:szCs w:val="16"/>
+        </w:rPr>
+      </w:pPr>
+      <w:r>
+        <w:rPr>
+          <w:rFonts w:ascii="Arial Narrow" w:eastAsia="Arial Narrow" w:hAnsi="Arial Narrow" w:cs="Arial"/>
+          <w:sz w:val="16"/>
+          <w:szCs w:val="16"/>
+        </w:rPr>
+        <w:t xml:space="preserve">Sin perjuicio de la sanción administrativa que corresponda al proveedor por una infracción al presente Código, el Indecopi puede dictar, en calidad de mandatos, medidas correctivas reparadoras y complementarias. </w:t>
+      </w:r>
+    </w:p>
+    <w:p>
+      <w:pPr>
+        <w:spacing w:after="0" w:line="240" w:lineRule="auto"/>
+        <w:ind w:left="567" w:hanging="567"/>
+        <w:jc w:val="both"/>
+        <w:rPr>
+          <w:rFonts w:ascii="Arial Narrow" w:eastAsia="Arial Narrow" w:hAnsi="Arial Narrow" w:cs="Arial"/>
+          <w:sz w:val="16"/>
+          <w:szCs w:val="16"/>
+        </w:rPr>
+      </w:pPr>
+      <w:r>
+        <w:rPr>
+          <w:rFonts w:ascii="Arial Narrow" w:eastAsia="Arial Narrow" w:hAnsi="Arial Narrow" w:cs="Arial"/>
+          <w:sz w:val="16"/>
+          <w:szCs w:val="16"/>
+        </w:rPr>
+        <w:tab/>
+        <w:t xml:space="preserve">Las medidas correctivas reparadoras pueden dictarse a pedido de parte o de oficio, siempre y cuando sean expresamente informadas sobre esa posibilidad en la notificación de cargo al proveedor por la autoridad encargada del procedimiento. </w:t>
+      </w:r>
+    </w:p>
+    <w:p>
+      <w:pPr>
+        <w:spacing w:after="0" w:line="240" w:lineRule="auto"/>
+        <w:ind w:left="567" w:hanging="567"/>
+        <w:jc w:val="both"/>
+        <w:rPr>
+          <w:rFonts w:ascii="Arial Narrow" w:eastAsia="Arial Narrow" w:hAnsi="Arial Narrow" w:cs="Arial"/>
+          <w:sz w:val="16"/>
+          <w:szCs w:val="16"/>
+        </w:rPr>
+      </w:pPr>
+      <w:r>
+        <w:rPr>
+          <w:rFonts w:ascii="Arial Narrow" w:eastAsia="Arial Narrow" w:hAnsi="Arial Narrow" w:cs="Arial"/>
+          <w:sz w:val="16"/>
+          <w:szCs w:val="16"/>
+        </w:rPr>
+        <w:tab/>
+        <w:t>Las medidas correctivas complementarias pueden dictarse de oficio o a pedido de parte.</w:t>
+      </w:r>
+    </w:p>
+    <w:p>
+      <w:pPr>
+        <w:spacing w:after="0" w:line="240" w:lineRule="auto"/>
+        <w:ind w:left="567" w:hanging="567"/>
+        <w:jc w:val="both"/>
+        <w:rPr>
+          <w:rFonts w:ascii="Arial Narrow" w:hAnsi="Arial Narrow" w:cs="Arial"/>
+          <w:sz w:val="16"/>
+          <w:szCs w:val="16"/>
+        </w:rPr>
+      </w:pPr>
+    </w:p>
+    <w:p>
+      <w:pPr>
+        <w:spacing w:after="0" w:line="240" w:lineRule="auto"/>
+        <w:ind w:left="567" w:hanging="567"/>
+        <w:jc w:val="both"/>
+        <w:rPr>
+          <w:rFonts w:ascii="Arial Narrow" w:hAnsi="Arial Narrow" w:cs="Arial"/>
+          <w:sz w:val="16"/>
+          <w:szCs w:val="16"/>
+        </w:rPr>
+      </w:pPr>
+      <w:r>
+        <w:rPr>
+          <w:rFonts w:ascii="Arial Narrow" w:eastAsia="Arial Narrow" w:hAnsi="Arial Narrow" w:cs="Arial"/>
+          <w:b/>
+          <w:sz w:val="16"/>
+          <w:szCs w:val="16"/>
+        </w:rPr>
+        <w:tab/>
+        <w:t>Artículo 115.- Medidas correctivas reparadoras</w:t>
+      </w:r>
+    </w:p>
+    <w:p>
+      <w:pPr>
+        <w:spacing w:after="0" w:line="240" w:lineRule="auto"/>
+        <w:ind w:left="567" w:hanging="283"/>
+        <w:jc w:val="both"/>
+        <w:rPr>
+          <w:rFonts w:ascii="Arial Narrow" w:eastAsia="Arial Narrow" w:hAnsi="Arial Narrow" w:cs="Arial"/>
+          <w:sz w:val="16"/>
+          <w:szCs w:val="16"/>
+        </w:rPr>
+      </w:pPr>
+      <w:r>
+        <w:rPr>
+          <w:rFonts w:ascii="Arial Narrow" w:eastAsia="Arial Narrow" w:hAnsi="Arial Narrow" w:cs="Arial"/>
+          <w:sz w:val="16"/>
+          <w:szCs w:val="16"/>
+        </w:rPr>
+        <w:tab/>
+        <w:t>115.1 Las medidas correctivas reparadoras tienen el objeto de resarcir las consecuencias patrimoniales directas e inmediatas ocasionadas al consumidor por la infracción administrativa a su estado anterior. En caso el órgano resolutivo dicte una o varias medidas correctivas, debe considerar lo acordado por las partes durante la relación de consumo. Las medidas correctivas reparadoras pueden consistir en ordenar al proveedor infractor lo siguiente:</w:t>
+      </w:r>
+    </w:p>
+    <w:p>
+      <w:pPr>
+        <w:numPr>
+          <w:ilvl w:val="0"/>
+          <w:numId w:val="1"/>
+        </w:numPr>
+        <w:spacing w:after="0" w:line="240" w:lineRule="auto"/>
+        <w:ind w:left="567" w:firstLine="0"/>
+        <w:jc w:val="both"/>
+        <w:rPr>
+          <w:rFonts w:ascii="Arial Narrow" w:eastAsia="Arial Narrow" w:hAnsi="Arial Narrow" w:cs="Arial"/>
+          <w:sz w:val="16"/>
+          <w:szCs w:val="16"/>
+        </w:rPr>
+      </w:pPr>
+      <w:r>
+        <w:rPr>
+          <w:rFonts w:ascii="Arial Narrow" w:eastAsia="Arial Narrow" w:hAnsi="Arial Narrow" w:cs="Arial"/>
+          <w:sz w:val="16"/>
+          <w:szCs w:val="16"/>
+        </w:rPr>
+        <w:t>Reparar productos.</w:t>
+      </w:r>
+    </w:p>
+    <w:p>
+      <w:pPr>
+        <w:numPr>
+          <w:ilvl w:val="0"/>
+          <w:numId w:val="1"/>
+        </w:numPr>
+        <w:spacing w:after="0" w:line="240" w:lineRule="auto"/>
+        <w:ind w:left="567" w:firstLine="0"/>
+        <w:jc w:val="both"/>
+        <w:rPr>
+          <w:rFonts w:ascii="Arial Narrow" w:eastAsia="Arial Narrow" w:hAnsi="Arial Narrow" w:cs="Arial"/>
+          <w:sz w:val="16"/>
+          <w:szCs w:val="16"/>
+        </w:rPr>
+      </w:pPr>
+      <w:r>
+        <w:rPr>
+          <w:rFonts w:ascii="Arial Narrow" w:eastAsia="Arial Narrow" w:hAnsi="Arial Narrow" w:cs="Arial"/>
+          <w:sz w:val="16"/>
+          <w:szCs w:val="16"/>
+        </w:rPr>
+        <w:t>Cambiar productos por otros de idénticas o similares características, cuando la reparación no sea posible o no resulte razonable según las circunstancias.</w:t>
+      </w:r>
+    </w:p>
+    <w:p>
+      <w:pPr>
+        <w:numPr>
+          <w:ilvl w:val="0"/>
+          <w:numId w:val="1"/>
+        </w:numPr>
+        <w:spacing w:after="0" w:line="240" w:lineRule="auto"/>
+        <w:ind w:left="567" w:firstLine="0"/>
+        <w:jc w:val="both"/>
+        <w:rPr>
+          <w:rFonts w:ascii="Arial Narrow" w:eastAsia="Arial Narrow" w:hAnsi="Arial Narrow" w:cs="Arial"/>
+          <w:sz w:val="16"/>
+          <w:szCs w:val="16"/>
+        </w:rPr>
+      </w:pPr>
+      <w:r>
+        <w:rPr>
+          <w:rFonts w:ascii="Arial Narrow" w:eastAsia="Arial Narrow" w:hAnsi="Arial Narrow" w:cs="Arial"/>
+          <w:sz w:val="16"/>
+          <w:szCs w:val="16"/>
+        </w:rPr>
+        <w:t>Entregar un producto de idénticas características o, cuando esto no resulte posible, de similares características, en los supuestos de pérdida o deterioro atribuible al proveedor y siempre que exista interés del consumidor.</w:t>
+      </w:r>
+    </w:p>
+    <w:p>
+      <w:pPr>
+        <w:numPr>
+          <w:ilvl w:val="0"/>
+          <w:numId w:val="1"/>
+        </w:numPr>
+        <w:spacing w:after="0" w:line="240" w:lineRule="auto"/>
+        <w:ind w:left="567" w:firstLine="0"/>
+        <w:jc w:val="both"/>
+        <w:rPr>
+          <w:rFonts w:ascii="Arial Narrow" w:eastAsia="Arial Narrow" w:hAnsi="Arial Narrow" w:cs="Arial"/>
+          <w:sz w:val="16"/>
+          <w:szCs w:val="16"/>
+        </w:rPr>
+      </w:pPr>
+      <w:r>
+        <w:rPr>
+          <w:rFonts w:ascii="Arial Narrow" w:eastAsia="Arial Narrow" w:hAnsi="Arial Narrow" w:cs="Arial"/>
+          <w:sz w:val="16"/>
+          <w:szCs w:val="16"/>
+        </w:rPr>
+        <w:t>Cumplir con ejecutar la prestación u obligación asumida; y si esto no resulte posible o no sea razonable, otra de efectos equivalentes, incluyendo prestaciones dinerarias.</w:t>
+      </w:r>
+    </w:p>
+    <w:p>
+      <w:pPr>
+        <w:numPr>
+          <w:ilvl w:val="0"/>
+          <w:numId w:val="1"/>
+        </w:numPr>
+        <w:spacing w:after="0" w:line="240" w:lineRule="auto"/>
+        <w:ind w:left="567" w:firstLine="0"/>
+        <w:jc w:val="both"/>
+        <w:rPr>
+          <w:rFonts w:ascii="Arial Narrow" w:eastAsia="Arial Narrow" w:hAnsi="Arial Narrow" w:cs="Arial"/>
+          <w:sz w:val="16"/>
+          <w:szCs w:val="16"/>
+        </w:rPr>
+      </w:pPr>
+      <w:r>
+        <w:rPr>
+          <w:rFonts w:ascii="Arial Narrow" w:eastAsia="Arial Narrow" w:hAnsi="Arial Narrow" w:cs="Arial"/>
+          <w:sz w:val="16"/>
+          <w:szCs w:val="16"/>
+        </w:rPr>
+        <w:t>Cumplir con ejecutar otras prestaciones u obligaciones legales o convencionales a su cargo.</w:t>
+      </w:r>
+    </w:p>
+    <w:p>
+      <w:pPr>
+        <w:numPr>
+          <w:ilvl w:val="0"/>
+          <w:numId w:val="1"/>
+        </w:numPr>
+        <w:spacing w:after="0" w:line="240" w:lineRule="auto"/>
+        <w:ind w:left="567" w:firstLine="0"/>
+        <w:jc w:val="both"/>
+        <w:rPr>
+          <w:rFonts w:ascii="Arial Narrow" w:eastAsia="Arial Narrow" w:hAnsi="Arial Narrow" w:cs="Arial"/>
+          <w:sz w:val="16"/>
+          <w:szCs w:val="16"/>
+        </w:rPr>
+      </w:pPr>
+      <w:r>
+        <w:rPr>
+          <w:rFonts w:ascii="Arial Narrow" w:eastAsia="Arial Narrow" w:hAnsi="Arial Narrow" w:cs="Arial"/>
+          <w:sz w:val="16"/>
+          <w:szCs w:val="16"/>
+        </w:rPr>
+        <w:t>Devolver la contraprestación pagada por el consumidor, más los intereses legales correspondientes, cuando la reparación, reposición, o cumplimiento de la prestación u obligación, según sea el caso, no resulte posible o no sea razonable según las circunstancias.</w:t>
+      </w:r>
+    </w:p>
+    <w:p>
+      <w:pPr>
+        <w:numPr>
+          <w:ilvl w:val="0"/>
+          <w:numId w:val="1"/>
+        </w:numPr>
+        <w:spacing w:after="0" w:line="240" w:lineRule="auto"/>
+        <w:ind w:left="567" w:firstLine="0"/>
+        <w:jc w:val="both"/>
+        <w:rPr>
+          <w:rFonts w:ascii="Arial Narrow" w:eastAsia="Arial Narrow" w:hAnsi="Arial Narrow" w:cs="Arial"/>
+          <w:sz w:val="16"/>
+          <w:szCs w:val="16"/>
+        </w:rPr>
+      </w:pPr>
+      <w:r>
+        <w:rPr>
+          <w:rFonts w:ascii="Arial Narrow" w:eastAsia="Arial Narrow" w:hAnsi="Arial Narrow" w:cs="Arial"/>
+          <w:sz w:val="16"/>
+          <w:szCs w:val="16"/>
+        </w:rPr>
+        <w:t>En los supuestos de pagos indebidos o en exceso, devolver estos montos, más los intereses correspondientes.</w:t>
+      </w:r>
+    </w:p>
+    <w:p>
+      <w:pPr>
+        <w:pStyle w:val="Sinespaciado"/>
+        <w:ind w:firstLine="567"/>
+        <w:jc w:val="both"/>
+        <w:rPr>
+          <w:rFonts w:ascii="Arial Narrow" w:hAnsi="Arial Narrow" w:cs="Arial"/>
+          <w:sz w:val="16"/>
+          <w:szCs w:val="16"/>
+        </w:rPr>
+      </w:pPr>
+      <w:r>
+        <w:rPr>
+          <w:rFonts w:ascii="Arial Narrow" w:hAnsi="Arial Narrow" w:cs="Arial"/>
+          <w:sz w:val="16"/>
+          <w:szCs w:val="16"/>
+        </w:rPr>
+        <w:t>Pagar los gastos incurridos por el consumidor para mitigar las consecuencias de la infracción administrativa.</w:t>
+      </w:r>
+    </w:p>
+    <w:p>
+      <w:pPr>
+        <w:pStyle w:val="Sinespaciado"/>
+        <w:ind w:firstLine="567"/>
+        <w:jc w:val="both"/>
+        <w:rPr>
+          <w:rFonts w:ascii="Arial Narrow" w:hAnsi="Arial Narrow" w:cs="Arial"/>
+          <w:sz w:val="16"/>
+          <w:szCs w:val="16"/>
+        </w:rPr>
+      </w:pPr>
+      <w:r>
+        <w:rPr>
+          <w:rFonts w:ascii="Arial Narrow" w:hAnsi="Arial Narrow" w:cs="Arial"/>
+          <w:sz w:val="16"/>
+          <w:szCs w:val="16"/>
+        </w:rPr>
+        <w:t>Otras medidas reparadoras análogas de efectos equivalentes a las anteriores.</w:t>
+      </w:r>
+    </w:p>
+    <w:p>
+      <w:pPr>
+        <w:pStyle w:val="Sinespaciado"/>
+        <w:ind w:left="567"/>
+        <w:jc w:val="both"/>
+        <w:rPr>
+          <w:rFonts w:ascii="Arial Narrow" w:hAnsi="Arial Narrow" w:cs="Arial"/>
+          <w:sz w:val="16"/>
+          <w:szCs w:val="16"/>
+        </w:rPr>
+      </w:pPr>
+      <w:r>
+        <w:rPr>
+          <w:rFonts w:ascii="Arial Narrow" w:hAnsi="Arial Narrow" w:cs="Arial"/>
+          <w:sz w:val="16"/>
+          <w:szCs w:val="16"/>
+        </w:rPr>
+        <w:t>115.2 Las medidas correctivas reparadoras no pueden ser solicitadas de manera acumulativa conjunta, pudiendo plantearse de manera alternativa o subsidiaria, con excepción de la medida correctiva señalada en el literal h) que puede solicitarse conjuntamente con otra medida correctiva. Cuando los órganos competentes del Indecopi se pronuncian respecto de una medida correctiva reparadora, aplican el principio de congruencia procesal.</w:t>
+      </w:r>
+    </w:p>
+    <w:p>
+      <w:pPr>
+        <w:spacing w:after="0" w:line="240" w:lineRule="auto"/>
+        <w:ind w:left="567"/>
+        <w:jc w:val="both"/>
+        <w:rPr>
+          <w:rFonts w:ascii="Arial Narrow" w:hAnsi="Arial Narrow" w:cs="Arial"/>
+          <w:sz w:val="16"/>
+          <w:szCs w:val="16"/>
+        </w:rPr>
+      </w:pPr>
+      <w:r>
+        <w:rPr>
+          <w:rFonts w:ascii="Arial Narrow" w:eastAsia="Arial Narrow" w:hAnsi="Arial Narrow" w:cs="Arial"/>
+          <w:sz w:val="16"/>
+          <w:szCs w:val="16"/>
+        </w:rPr>
+        <w:t>115.3 Las medidas correctivas reparadoras pueden solicitarse en cualquier momento hasta antes de la notificación de cargo al proveedor, sin perjuicio de la facultad de secretaría técnica de la comisión de requerir al consumidor que precise la medida correctiva materia de solicitud. El consumidor puede variar su solicitud de medida correctiva hasta antes de la decisión de primera instancia, en cuyo caso se confiere traslado al proveedor para que formule su descargo.</w:t>
+      </w:r>
+    </w:p>
+    <w:p>
+      <w:pPr>
+        <w:spacing w:after="0" w:line="240" w:lineRule="auto"/>
+        <w:ind w:left="567"/>
+        <w:jc w:val="both"/>
+        <w:rPr>
+          <w:rFonts w:ascii="Arial Narrow" w:hAnsi="Arial Narrow" w:cs="Arial"/>
+          <w:sz w:val="16"/>
+          <w:szCs w:val="16"/>
+        </w:rPr>
+      </w:pPr>
+      <w:r>
+        <w:rPr>
+          <w:rFonts w:ascii="Arial Narrow" w:eastAsia="Arial Narrow" w:hAnsi="Arial Narrow" w:cs="Arial"/>
+          <w:sz w:val="16"/>
+          <w:szCs w:val="16"/>
+        </w:rPr>
+        <w:t>115.4 Corresponde al consumidor que solicita el dictado de la medida correctiva reparadora probar las consecuencias patrimoniales directas e inmediatas causadas por la comisión de la infracción administrativa.</w:t>
+      </w:r>
+    </w:p>
+    <w:p>
+      <w:pPr>
+        <w:spacing w:after="0" w:line="240" w:lineRule="auto"/>
+        <w:ind w:left="567"/>
+        <w:jc w:val="both"/>
+        <w:rPr>
+          <w:rFonts w:ascii="Arial Narrow" w:eastAsia="Arial Narrow" w:hAnsi="Arial Narrow" w:cs="Arial"/>
+          <w:sz w:val="16"/>
+          <w:szCs w:val="16"/>
+        </w:rPr>
+      </w:pPr>
+      <w:r>
+        <w:rPr>
+          <w:rFonts w:ascii="Arial Narrow" w:eastAsia="Arial Narrow" w:hAnsi="Arial Narrow" w:cs="Arial"/>
+          <w:sz w:val="16"/>
+          <w:szCs w:val="16"/>
+        </w:rPr>
+        <w:t>115.5 Los bienes o montos objeto de medidas correctivas reparadoras son entregados por el proveedor directamente al consumidor que los reclama, salvo mandato distinto contenido en la resolución. Aquellos bienes o montos materia de una medida correctiva reparadora, que por algún motivo se encuentran en posesión del Indecopi y deban ser entregados a los consumidores beneficiados, son puestos a disposición de estos.</w:t>
+      </w:r>
+    </w:p>
+    <w:p>
+      <w:pPr>
+        <w:spacing w:after="0" w:line="240" w:lineRule="auto"/>
+        <w:ind w:left="567"/>
+        <w:jc w:val="both"/>
+        <w:rPr>
+          <w:rFonts w:ascii="Arial Narrow" w:eastAsia="Arial Narrow" w:hAnsi="Arial Narrow" w:cs="Arial"/>
+          <w:sz w:val="16"/>
+          <w:szCs w:val="16"/>
+        </w:rPr>
+      </w:pPr>
+      <w:r>
+        <w:rPr>
+          <w:rFonts w:ascii="Arial Narrow" w:eastAsia="Arial Narrow" w:hAnsi="Arial Narrow" w:cs="Arial"/>
+          <w:sz w:val="16"/>
+          <w:szCs w:val="16"/>
+        </w:rPr>
+        <w:t>115.6 El extremo de la resolución final que ordena el cumplimiento de una medida correctiva reparadora a favor del consumidor constituye título ejecutivo conforme con lo dispuesto en el artículo 688 del Código Procesal Civil, una vez que quedan consentidas o causan estado en la vía administrativa. La legitimidad para obrar en los procesos civiles de ejecución corresponde a los consumidores beneficiados con la medida correctiva reparadora.</w:t>
+      </w:r>
+    </w:p>
+    <w:p>
+      <w:pPr>
+        <w:spacing w:after="0" w:line="240" w:lineRule="auto"/>
+        <w:ind w:left="567"/>
+        <w:jc w:val="both"/>
+        <w:rPr>
+          <w:rFonts w:ascii="Arial Narrow" w:eastAsia="Arial Narrow" w:hAnsi="Arial Narrow" w:cs="Arial"/>
+          <w:sz w:val="16"/>
+          <w:szCs w:val="16"/>
+        </w:rPr>
+      </w:pPr>
+      <w:r>
+        <w:rPr>
+          <w:rFonts w:ascii="Arial Narrow" w:eastAsia="Arial Narrow" w:hAnsi="Arial Narrow" w:cs="Arial"/>
+          <w:sz w:val="16"/>
+          <w:szCs w:val="16"/>
+        </w:rPr>
+        <w:t>115.7 Las medidas correctivas reparadoras como mandatos dirigidos a resarcir las consecuencias patrimoniales directas e inmediatas originadas por la infracción buscan corregir la conducta infractora y no tienen naturaleza indemnizatoria; son dictadas sin perjuicio de la indemnización por los daños y perjuicios que el consumidor puede solicitar en la vía judicial o arbitral correspondiente. No obstante, se descuenta de la indemnización patrimonial aquella satisfacción patrimonial deducible que el consumidor haya recibido a consecuencia del dictado de una medida correctiva reparadora en sede administrativa.</w:t>
+      </w:r>
+    </w:p>
+    <w:p>
+      <w:pPr>
+        <w:spacing w:after="0" w:line="240" w:lineRule="auto"/>
+        <w:ind w:left="567"/>
+        <w:jc w:val="both"/>
+        <w:rPr>
+          <w:rFonts w:ascii="Arial Narrow" w:eastAsia="Arial Narrow" w:hAnsi="Arial Narrow" w:cs="Arial"/>
+          <w:sz w:val="16"/>
+          <w:szCs w:val="16"/>
+        </w:rPr>
+      </w:pPr>
+    </w:p>
+    <w:p>
+      <w:pPr>
+        <w:spacing w:after="0" w:line="240" w:lineRule="auto"/>
+        <w:ind w:left="567"/>
+        <w:jc w:val="both"/>
+        <w:rPr>
+          <w:rFonts w:ascii="Arial Narrow" w:eastAsia="Arial Narrow" w:hAnsi="Arial Narrow" w:cs="Arial"/>
+          <w:b/>
+          <w:bCs/>
+          <w:sz w:val="16"/>
+          <w:szCs w:val="16"/>
+        </w:rPr>
+      </w:pPr>
+      <w:r>
+        <w:rPr>
+          <w:rFonts w:ascii="Arial Narrow" w:eastAsia="Arial Narrow" w:hAnsi="Arial Narrow" w:cs="Arial"/>
+          <w:b/>
+          <w:bCs/>
+          <w:sz w:val="16"/>
+          <w:szCs w:val="16"/>
+        </w:rPr>
+        <w:t>Artículo 116.- Medidas correctivas complementarias</w:t>
+      </w:r>
+    </w:p>
+    <w:p>
+      <w:pPr>
+        <w:spacing w:after="0" w:line="240" w:lineRule="auto"/>
+        <w:ind w:left="567"/>
+        <w:jc w:val="both"/>
+        <w:rPr>
+          <w:rFonts w:ascii="Arial Narrow" w:eastAsia="Arial Narrow" w:hAnsi="Arial Narrow" w:cs="Arial"/>
+          <w:sz w:val="16"/>
+          <w:szCs w:val="16"/>
+        </w:rPr>
+      </w:pPr>
+      <w:r>
+        <w:rPr>
+          <w:rFonts w:ascii="Arial Narrow" w:eastAsia="Arial Narrow" w:hAnsi="Arial Narrow" w:cs="Arial"/>
+          <w:sz w:val="16"/>
+          <w:szCs w:val="16"/>
+        </w:rPr>
+        <w:t xml:space="preserve">Las medidas correctivas complementarias tienen el objeto de revertir los efectos de la conducta infractora o evitar que esta se produzca nuevamente en el futuro y pueden ser, entre otras, las siguientes: </w:t>
+      </w:r>
+    </w:p>
+    <w:p>
+      <w:pPr>
+        <w:spacing w:after="0" w:line="240" w:lineRule="auto"/>
+        <w:ind w:left="567"/>
+        <w:jc w:val="both"/>
+        <w:rPr>
+          <w:rFonts w:ascii="Arial Narrow" w:eastAsia="Arial Narrow" w:hAnsi="Arial Narrow" w:cs="Arial"/>
+          <w:sz w:val="16"/>
+          <w:szCs w:val="16"/>
+        </w:rPr>
+      </w:pPr>
+      <w:r>
+        <w:rPr>
+          <w:rFonts w:ascii="Arial Narrow" w:eastAsia="Arial Narrow" w:hAnsi="Arial Narrow" w:cs="Arial"/>
+          <w:sz w:val="16"/>
+          <w:szCs w:val="16"/>
+        </w:rPr>
+        <w:t xml:space="preserve">a. Que el proveedor cumpla con atender la solicitud de información requerida por el consumidor, siempre que dicho requerimiento guarde relación con el producto adquirido o servicio contratado. </w:t>
+      </w:r>
+    </w:p>
+    <w:p>
+      <w:pPr>
+        <w:spacing w:after="0" w:line="240" w:lineRule="auto"/>
+        <w:ind w:left="567"/>
+        <w:jc w:val="both"/>
+        <w:rPr>
+          <w:rFonts w:ascii="Arial Narrow" w:eastAsia="Arial Narrow" w:hAnsi="Arial Narrow" w:cs="Arial"/>
+          <w:sz w:val="16"/>
+          <w:szCs w:val="16"/>
+        </w:rPr>
+      </w:pPr>
+      <w:r>
+        <w:rPr>
+          <w:rFonts w:ascii="Arial Narrow" w:eastAsia="Arial Narrow" w:hAnsi="Arial Narrow" w:cs="Arial"/>
+          <w:sz w:val="16"/>
+          <w:szCs w:val="16"/>
+        </w:rPr>
+        <w:t xml:space="preserve">b. Declarar inexigibles las cláusulas que han sido identificadas como abusivas en el procedimiento. </w:t>
+      </w:r>
+    </w:p>
+    <w:p>
+      <w:pPr>
+        <w:spacing w:after="0" w:line="240" w:lineRule="auto"/>
+        <w:ind w:left="567"/>
+        <w:jc w:val="both"/>
+        <w:rPr>
+          <w:rFonts w:ascii="Arial Narrow" w:eastAsia="Arial Narrow" w:hAnsi="Arial Narrow" w:cs="Arial"/>
+          <w:sz w:val="16"/>
+          <w:szCs w:val="16"/>
+        </w:rPr>
+      </w:pPr>
+      <w:r>
+        <w:rPr>
+          <w:rFonts w:ascii="Arial Narrow" w:eastAsia="Arial Narrow" w:hAnsi="Arial Narrow" w:cs="Arial"/>
+          <w:sz w:val="16"/>
+          <w:szCs w:val="16"/>
+        </w:rPr>
+        <w:t xml:space="preserve">c. El decomiso y destrucción de la mercadería, envases, envolturas o etiquetas. </w:t>
+      </w:r>
+    </w:p>
+    <w:p>
+      <w:pPr>
+        <w:spacing w:after="0" w:line="240" w:lineRule="auto"/>
+        <w:ind w:left="567"/>
+        <w:jc w:val="both"/>
+        <w:rPr>
+          <w:rFonts w:ascii="Arial Narrow" w:eastAsia="Arial Narrow" w:hAnsi="Arial Narrow" w:cs="Arial"/>
+          <w:sz w:val="16"/>
+          <w:szCs w:val="16"/>
+        </w:rPr>
+      </w:pPr>
+      <w:r>
+        <w:rPr>
+          <w:rFonts w:ascii="Arial Narrow" w:eastAsia="Arial Narrow" w:hAnsi="Arial Narrow" w:cs="Arial"/>
+          <w:sz w:val="16"/>
+          <w:szCs w:val="16"/>
+        </w:rPr>
+        <w:t xml:space="preserve">d. En caso de infracciones muy graves y de reincidencia o reiterancia: </w:t>
+      </w:r>
+    </w:p>
+    <w:p>
+      <w:pPr>
+        <w:spacing w:after="0" w:line="240" w:lineRule="auto"/>
+        <w:ind w:left="567"/>
+        <w:jc w:val="both"/>
+        <w:rPr>
+          <w:rFonts w:ascii="Arial Narrow" w:eastAsia="Arial Narrow" w:hAnsi="Arial Narrow" w:cs="Arial"/>
+          <w:sz w:val="16"/>
+          <w:szCs w:val="16"/>
+        </w:rPr>
+      </w:pPr>
+      <w:r>
+        <w:rPr>
+          <w:rFonts w:ascii="Arial Narrow" w:eastAsia="Arial Narrow" w:hAnsi="Arial Narrow" w:cs="Arial"/>
+          <w:sz w:val="16"/>
+          <w:szCs w:val="16"/>
+        </w:rPr>
+        <w:t xml:space="preserve">(i) Solicitar a la autoridad correspondiente la clausura temporal del establecimiento industrial, comercial o de servicios por un plazo máximo de seis (6) meses. </w:t>
+      </w:r>
+    </w:p>
+    <w:p>
+      <w:pPr>
+        <w:spacing w:after="0" w:line="240" w:lineRule="auto"/>
+        <w:ind w:left="567"/>
+        <w:jc w:val="both"/>
+        <w:rPr>
+          <w:rFonts w:ascii="Arial Narrow" w:eastAsia="Arial Narrow" w:hAnsi="Arial Narrow" w:cs="Arial"/>
+          <w:sz w:val="16"/>
+          <w:szCs w:val="16"/>
+        </w:rPr>
+      </w:pPr>
+      <w:r>
+        <w:rPr>
+          <w:rFonts w:ascii="Arial Narrow" w:eastAsia="Arial Narrow" w:hAnsi="Arial Narrow" w:cs="Arial"/>
+          <w:sz w:val="16"/>
+          <w:szCs w:val="16"/>
+        </w:rPr>
+        <w:t xml:space="preserve">(ii) Solicitar a la autoridad competente la inhabilitación, temporal o permanente, del proveedor en función de los alcances de la infracción sancionada. </w:t>
+      </w:r>
+    </w:p>
+    <w:p>
+      <w:pPr>
+        <w:spacing w:after="0" w:line="240" w:lineRule="auto"/>
+        <w:ind w:left="567"/>
+        <w:jc w:val="both"/>
+        <w:rPr>
+          <w:rFonts w:ascii="Arial Narrow" w:eastAsia="Arial Narrow" w:hAnsi="Arial Narrow" w:cs="Arial"/>
+          <w:sz w:val="16"/>
+          <w:szCs w:val="16"/>
+        </w:rPr>
+      </w:pPr>
+      <w:r>
+        <w:rPr>
+          <w:rFonts w:ascii="Arial Narrow" w:eastAsia="Arial Narrow" w:hAnsi="Arial Narrow" w:cs="Arial"/>
+          <w:sz w:val="16"/>
+          <w:szCs w:val="16"/>
+        </w:rPr>
+        <w:t xml:space="preserve">e. Publicación de avisos rectificatorios o informativos en la forma que determine el Indecopi, tomando en consideración los medios que resulten idóneos para revertir los efectos que el acto objeto de sanción ha ocasionado. </w:t>
+      </w:r>
+    </w:p>
+    <w:p>
+      <w:pPr>
+        <w:spacing w:after="0" w:line="240" w:lineRule="auto"/>
+        <w:ind w:left="567"/>
+        <w:jc w:val="both"/>
+        <w:rPr>
+          <w:rFonts w:ascii="Arial Narrow" w:eastAsia="Arial Narrow" w:hAnsi="Arial Narrow" w:cs="Arial"/>
+          <w:sz w:val="16"/>
+          <w:szCs w:val="16"/>
+        </w:rPr>
+      </w:pPr>
+      <w:r>
+        <w:rPr>
+          <w:rFonts w:ascii="Arial Narrow" w:eastAsia="Arial Narrow" w:hAnsi="Arial Narrow" w:cs="Arial"/>
+          <w:sz w:val="16"/>
+          <w:szCs w:val="16"/>
+        </w:rPr>
+        <w:t xml:space="preserve">f. Cualquier otra medida correctiva que tenga el objeto de revertir los efectos de la conducta infractora o evitar que esta se produzca nuevamente en el futuro. </w:t>
+      </w:r>
+    </w:p>
+    <w:p>
+      <w:pPr>
+        <w:spacing w:after="0" w:line="240" w:lineRule="auto"/>
+        <w:ind w:left="567"/>
+        <w:jc w:val="both"/>
+        <w:rPr>
+          <w:rFonts w:ascii="Arial Narrow" w:eastAsia="Arial Narrow" w:hAnsi="Arial Narrow" w:cs="Arial"/>
+          <w:sz w:val="16"/>
+          <w:szCs w:val="16"/>
+        </w:rPr>
+      </w:pPr>
+      <w:r>
+        <w:rPr>
+          <w:rFonts w:ascii="Arial Narrow" w:eastAsia="Arial Narrow" w:hAnsi="Arial Narrow" w:cs="Arial"/>
+          <w:sz w:val="16"/>
+          <w:szCs w:val="16"/>
+        </w:rPr>
+        <w:t>El Indecopi está facultado para solicitar a la autoridad municipal y policial el apoyo respectivo para la ejecución de las medidas correctivas complementarias correspondientes.</w:t>
+      </w:r>
+    </w:p>
+    <w:p>
+      <w:pPr>
+        <w:spacing w:after="0" w:line="240" w:lineRule="auto"/>
+        <w:ind w:left="567"/>
+        <w:jc w:val="both"/>
+        <w:rPr>
+          <w:rFonts w:ascii="Arial Narrow" w:eastAsia="Arial Narrow" w:hAnsi="Arial Narrow" w:cs="Arial"/>
+          <w:sz w:val="16"/>
+          <w:szCs w:val="16"/>
+        </w:rPr>
+      </w:pPr>
+    </w:p>
+  </w:footnote>
+  <w:footnote w:id="12">
+    <w:p>
+      <w:pPr>
+        <w:pStyle w:val="Textonotapie"/>
+        <w:tabs>
+          <w:tab w:val="left" w:pos="567"/>
+        </w:tabs>
+        <w:ind w:left="567" w:hanging="567"/>
+        <w:jc w:val="both"/>
+        <w:rPr>
+          <w:rFonts w:ascii="Arial Narrow" w:hAnsi="Arial Narrow" w:cs="Arial"/>
+          <w:b/>
+          <w:sz w:val="16"/>
+          <w:szCs w:val="16"/>
+        </w:rPr>
+      </w:pPr>
+      <w:r>
+        <w:rPr>
+          <w:rStyle w:val="Refdenotaalpie"/>
+          <w:rFonts w:ascii="Arial Narrow" w:hAnsi="Arial Narrow" w:cs="Arial"/>
+          <w:sz w:val="16"/>
+          <w:szCs w:val="16"/>
+          <w:vertAlign w:val="superscript"/>
+        </w:rPr>
+        <w:footnoteRef/>
+      </w:r>
+      <w:r>
+        <w:rPr>
+          <w:rFonts w:ascii="Arial Narrow" w:hAnsi="Arial Narrow" w:cs="Arial"/>
+          <w:sz w:val="16"/>
+          <w:szCs w:val="16"/>
+        </w:rPr>
+        <w:t xml:space="preserve"> </w:t>
+      </w:r>
+      <w:r>
+        <w:rPr>
+          <w:rFonts w:ascii="Arial Narrow" w:hAnsi="Arial Narrow" w:cs="Arial"/>
+          <w:sz w:val="16"/>
+          <w:szCs w:val="16"/>
+        </w:rPr>
+        <w:tab/>
+      </w:r>
+      <w:r>
+        <w:rPr>
+          <w:rFonts w:ascii="Arial Narrow" w:eastAsia="Arial Narrow" w:hAnsi="Arial Narrow" w:cs="Arial"/>
+          <w:b/>
+          <w:sz w:val="16"/>
+          <w:szCs w:val="16"/>
+        </w:rPr>
+        <w:t>LEY 29571, CÓDIGO DE PROTECCIÓN Y DEFENSA DEL CONSUMIDOR</w:t>
+      </w:r>
+      <w:r>
+        <w:rPr>
+          <w:rFonts w:ascii="Arial Narrow" w:hAnsi="Arial Narrow" w:cs="Arial"/>
+          <w:b/>
+          <w:bCs/>
+          <w:sz w:val="16"/>
+          <w:szCs w:val="16"/>
+        </w:rPr>
+        <w:t xml:space="preserve">, </w:t>
+      </w:r>
+      <w:r>
+        <w:rPr>
+          <w:rFonts w:ascii="Arial Narrow" w:hAnsi="Arial Narrow" w:cs="Arial"/>
+          <w:b/>
+          <w:sz w:val="16"/>
+          <w:szCs w:val="16"/>
+        </w:rPr>
+        <w:t>publicado el 2 de setiembre de 2010 y modificado por Decreto Legislativo 1308</w:t>
+      </w:r>
+    </w:p>
+    <w:p>
+      <w:pPr>
+        <w:pStyle w:val="Textonotapie"/>
+        <w:tabs>
+          <w:tab w:val="left" w:pos="567"/>
+        </w:tabs>
+        <w:jc w:val="both"/>
+        <w:rPr>
+          <w:rFonts w:ascii="Arial Narrow" w:eastAsia="Arial Narrow" w:hAnsi="Arial Narrow" w:cs="Arial"/>
+          <w:b/>
+          <w:sz w:val="16"/>
+          <w:szCs w:val="16"/>
+        </w:rPr>
+      </w:pPr>
+      <w:r>
+        <w:rPr>
+          <w:rFonts w:ascii="Arial Narrow" w:eastAsia="Arial Narrow" w:hAnsi="Arial Narrow" w:cs="Arial"/>
+          <w:b/>
+          <w:sz w:val="16"/>
+          <w:szCs w:val="16"/>
+        </w:rPr>
+        <w:tab/>
+        <w:t>Artículo 112.- Criterios de graduación de las sanciones administrativas</w:t>
+      </w:r>
+    </w:p>
+    <w:p>
+      <w:pPr>
+        <w:pStyle w:val="Textonotapie"/>
+        <w:tabs>
+          <w:tab w:val="left" w:pos="567"/>
+        </w:tabs>
+        <w:jc w:val="both"/>
+        <w:rPr>
+          <w:rFonts w:ascii="Arial Narrow" w:eastAsia="Arial Narrow" w:hAnsi="Arial Narrow" w:cs="Arial"/>
+          <w:sz w:val="16"/>
+          <w:szCs w:val="16"/>
+        </w:rPr>
+      </w:pPr>
+      <w:r>
+        <w:rPr>
+          <w:rFonts w:ascii="Arial Narrow" w:eastAsia="Arial Narrow" w:hAnsi="Arial Narrow" w:cs="Arial"/>
+          <w:sz w:val="16"/>
+          <w:szCs w:val="16"/>
+        </w:rPr>
+        <w:tab/>
+        <w:t>(…)</w:t>
+      </w:r>
+    </w:p>
+    <w:p>
+      <w:pPr>
+        <w:pStyle w:val="Textonotapie"/>
+        <w:tabs>
+          <w:tab w:val="left" w:pos="567"/>
+        </w:tabs>
+        <w:jc w:val="both"/>
+        <w:rPr>
+          <w:rFonts w:ascii="Arial Narrow" w:eastAsia="Arial Narrow" w:hAnsi="Arial Narrow" w:cs="Arial"/>
+          <w:sz w:val="16"/>
+          <w:szCs w:val="16"/>
+        </w:rPr>
+      </w:pPr>
+      <w:r>
+        <w:rPr>
+          <w:rFonts w:ascii="Arial Narrow" w:eastAsia="Arial Narrow" w:hAnsi="Arial Narrow" w:cs="Arial"/>
+          <w:sz w:val="16"/>
+          <w:szCs w:val="16"/>
+        </w:rPr>
+        <w:tab/>
+        <w:t>Se consideran circunstancias atenuantes especiales, las siguientes:</w:t>
+      </w:r>
+    </w:p>
+    <w:p>
+      <w:pPr>
+        <w:pStyle w:val="Textonotapie"/>
+        <w:tabs>
+          <w:tab w:val="left" w:pos="567"/>
+        </w:tabs>
+        <w:jc w:val="both"/>
+        <w:rPr>
+          <w:rFonts w:ascii="Arial Narrow" w:eastAsia="Arial Narrow" w:hAnsi="Arial Narrow" w:cs="Arial"/>
+          <w:sz w:val="16"/>
+          <w:szCs w:val="16"/>
+        </w:rPr>
+      </w:pPr>
+      <w:r>
+        <w:rPr>
+          <w:rFonts w:ascii="Arial Narrow" w:eastAsia="Arial Narrow" w:hAnsi="Arial Narrow" w:cs="Arial"/>
+          <w:sz w:val="16"/>
+          <w:szCs w:val="16"/>
+        </w:rPr>
+        <w:tab/>
+        <w:t>(…)</w:t>
+      </w:r>
+    </w:p>
+    <w:p>
+      <w:pPr>
+        <w:pStyle w:val="Textonotapie"/>
+        <w:tabs>
+          <w:tab w:val="left" w:pos="567"/>
+        </w:tabs>
+        <w:ind w:left="567"/>
+        <w:jc w:val="both"/>
+        <w:rPr>
+          <w:rFonts w:ascii="Arial Narrow" w:eastAsia="Arial Narrow" w:hAnsi="Arial Narrow" w:cs="Arial"/>
+          <w:sz w:val="16"/>
+          <w:szCs w:val="16"/>
+        </w:rPr>
+      </w:pPr>
+      <w:r>
+        <w:rPr>
+          <w:rFonts w:ascii="Arial Narrow" w:eastAsia="Arial Narrow" w:hAnsi="Arial Narrow" w:cs="Arial"/>
+          <w:sz w:val="16"/>
+          <w:szCs w:val="16"/>
+        </w:rPr>
+        <w:t>3. En los procedimientos de oficio promovidos por una denuncia de parte, cuando el proveedor se allana a la denuncia presentada o reconoce las pretensiones en ella contenidas, se da por concluido el procedimiento liminarmente, pudiendo imponerse una amonestación si el allanamiento o reconocimiento se realiza con la presentación de los descargos; caso contrario la sanción a imponer será pecuniaria. En aquellos casos en que el allanamiento o reconocimiento verse sobre controversias referidas a actos de discriminación, actos contrarios a la vida y a la salud y sustancias peligrosas, se considera como un atenuante pero la sanción a imponer será pecuniaria. En todos los supuestos de allanamiento y reconocimiento formulados con la presentación de los descargos, se exonera al denunciado del pago de los costos del procedimiento, pero no de las costas.</w:t>
+      </w:r>
+    </w:p>
+    <w:p>
+      <w:pPr>
+        <w:pStyle w:val="Textonotapie"/>
+        <w:jc w:val="both"/>
+        <w:rPr>
+          <w:rFonts w:ascii="Arial Narrow" w:hAnsi="Arial Narrow" w:cs="Arial"/>
+          <w:sz w:val="16"/>
+          <w:szCs w:val="16"/>
+        </w:rPr>
+      </w:pPr>
+    </w:p>
+  </w:footnote>
+  <w:footnote w:id="13">
+    <w:p>
+      <w:pPr>
+        <w:pStyle w:val="Textonotapie"/>
+        <w:tabs>
+          <w:tab w:val="left" w:pos="567"/>
+        </w:tabs>
+        <w:ind w:left="567" w:hanging="567"/>
+        <w:jc w:val="both"/>
+        <w:rPr>
+          <w:rFonts w:ascii="Arial Narrow" w:eastAsia="Arial Narrow" w:hAnsi="Arial Narrow" w:cs="Arial"/>
+          <w:b/>
+          <w:sz w:val="16"/>
+          <w:szCs w:val="16"/>
+        </w:rPr>
+      </w:pPr>
+      <w:r>
+        <w:rPr>
+          <w:rStyle w:val="Refdenotaalpie"/>
+          <w:rFonts w:ascii="Arial Narrow" w:hAnsi="Arial Narrow" w:cs="Arial"/>
+          <w:sz w:val="16"/>
+          <w:szCs w:val="16"/>
+          <w:vertAlign w:val="superscript"/>
+        </w:rPr>
+        <w:footnoteRef/>
+      </w:r>
+      <w:r>
+        <w:rPr>
+          <w:rFonts w:ascii="Arial Narrow" w:hAnsi="Arial Narrow" w:cs="Arial"/>
+          <w:sz w:val="16"/>
+          <w:szCs w:val="16"/>
+        </w:rPr>
+        <w:t xml:space="preserve"> </w:t>
+      </w:r>
+      <w:r>
+        <w:rPr>
+          <w:rFonts w:ascii="Arial Narrow" w:hAnsi="Arial Narrow" w:cs="Arial"/>
+          <w:sz w:val="16"/>
+          <w:szCs w:val="16"/>
+        </w:rPr>
+        <w:tab/>
+      </w:r>
+      <w:r>
+        <w:rPr>
+          <w:rFonts w:ascii="Arial Narrow" w:eastAsia="Arial Narrow" w:hAnsi="Arial Narrow" w:cs="Arial"/>
+          <w:b/>
+          <w:sz w:val="16"/>
+          <w:szCs w:val="16"/>
+        </w:rPr>
+        <w:t>LEY SOBRE FACULTADES, NORMAS Y ORGANIZACIÓN DEL INDECOPI, aprobada por Decreto Legislativo 807</w:t>
+      </w:r>
+    </w:p>
+    <w:p>
+      <w:pPr>
+        <w:pStyle w:val="Textonotapie"/>
+        <w:tabs>
+          <w:tab w:val="left" w:pos="567"/>
+        </w:tabs>
+        <w:ind w:left="567" w:hanging="567"/>
+        <w:jc w:val="both"/>
+        <w:rPr>
+          <w:rFonts w:ascii="Arial Narrow" w:eastAsia="Arial Narrow" w:hAnsi="Arial Narrow" w:cs="Arial"/>
+          <w:bCs/>
+          <w:sz w:val="16"/>
+          <w:szCs w:val="16"/>
+        </w:rPr>
+      </w:pPr>
+      <w:r>
+        <w:rPr>
+          <w:rFonts w:ascii="Arial Narrow" w:eastAsia="Arial Narrow" w:hAnsi="Arial Narrow" w:cs="Arial"/>
+          <w:b/>
+          <w:sz w:val="16"/>
+          <w:szCs w:val="16"/>
+        </w:rPr>
+        <w:tab/>
+      </w:r>
+      <w:r>
+        <w:rPr>
+          <w:rFonts w:ascii="Arial Narrow" w:hAnsi="Arial Narrow" w:cs="Arial"/>
+          <w:b/>
+          <w:sz w:val="16"/>
+          <w:szCs w:val="16"/>
+        </w:rPr>
+        <w:t xml:space="preserve">Artículo 39.- </w:t>
+      </w:r>
+      <w:r>
+        <w:rPr>
+          <w:rFonts w:ascii="Arial Narrow" w:hAnsi="Arial Narrow" w:cs="Arial"/>
+          <w:bCs/>
+          <w:sz w:val="16"/>
+          <w:szCs w:val="16"/>
+        </w:rPr>
+        <w:t>Los gastos por los peritajes realizados, actuación de pruebas, inspecciones y otros derivados de la tramitación del proceso serán de cargo de la parte que solicita la prueba, salvo pacto en contrario. En todos los casos, la resolución final determinará si los gastos deben ser asumidos por alguna de las partes, o reembolsados a la otra parte o al Indecopi, según sea el caso, de manera adicional a la sanción que haya podido imponerse.</w:t>
+      </w:r>
+    </w:p>
+    <w:p>
+      <w:pPr>
+        <w:pStyle w:val="Textonotapie"/>
+        <w:jc w:val="both"/>
+        <w:rPr>
+          <w:rFonts w:ascii="Arial Narrow" w:hAnsi="Arial Narrow" w:cs="Arial"/>
+          <w:sz w:val="16"/>
+          <w:szCs w:val="16"/>
+        </w:rPr>
+      </w:pPr>
+    </w:p>
+  </w:footnote>
+  <w:footnote w:id="14">
+    <w:p>
+      <w:pPr>
+        <w:autoSpaceDE w:val="0"/>
+        <w:autoSpaceDN w:val="0"/>
+        <w:adjustRightInd w:val="0"/>
+        <w:spacing w:after="0" w:line="240" w:lineRule="auto"/>
+        <w:ind w:left="567" w:hanging="567"/>
+        <w:jc w:val="both"/>
+        <w:rPr>
+          <w:rFonts w:ascii="Arial Narrow" w:hAnsi="Arial Narrow" w:cs="Arial"/>
+          <w:b/>
+          <w:bCs/>
+          <w:sz w:val="16"/>
+          <w:szCs w:val="16"/>
+        </w:rPr>
+      </w:pPr>
+      <w:r>
+        <w:rPr>
+          <w:rStyle w:val="Refdenotaalpie"/>
+          <w:rFonts w:ascii="Arial Narrow" w:hAnsi="Arial Narrow" w:cs="Arial"/>
+          <w:b/>
+          <w:bCs/>
+          <w:sz w:val="16"/>
+          <w:szCs w:val="16"/>
+          <w:vertAlign w:val="superscript"/>
+        </w:rPr>
+        <w:footnoteRef/>
+      </w:r>
+      <w:r>
+        <w:rPr>
+          <w:rFonts w:ascii="Arial Narrow" w:hAnsi="Arial Narrow" w:cs="Arial"/>
+          <w:b/>
+          <w:bCs/>
+          <w:sz w:val="16"/>
+          <w:szCs w:val="16"/>
+        </w:rPr>
+        <w:t xml:space="preserve"> </w:t>
+      </w:r>
+      <w:r>
+        <w:rPr>
+          <w:rFonts w:ascii="Arial Narrow" w:hAnsi="Arial Narrow" w:cs="Arial"/>
+          <w:b/>
+          <w:bCs/>
+          <w:sz w:val="16"/>
+          <w:szCs w:val="16"/>
+        </w:rPr>
+        <w:tab/>
+        <w:t>DECRETO LEGISLATIVO 807, LEY SOBRE FACULTADES, NORMAS Y ORGANIZACIÓN DEL INDECOPI FACULTADES DE LAS COMISIONES Y OFICINAS DEL INDECOPI.</w:t>
+      </w:r>
+    </w:p>
+    <w:p>
+      <w:pPr>
+        <w:pStyle w:val="NormalWeb"/>
+        <w:spacing w:after="0" w:line="240" w:lineRule="auto"/>
+        <w:ind w:left="567"/>
+        <w:jc w:val="both"/>
+        <w:rPr>
+          <w:rFonts w:ascii="Arial Narrow" w:hAnsi="Arial Narrow" w:cs="Arial"/>
+          <w:bCs/>
+          <w:sz w:val="16"/>
+          <w:szCs w:val="16"/>
+        </w:rPr>
+      </w:pPr>
+      <w:r>
+        <w:rPr>
+          <w:rFonts w:ascii="Arial Narrow" w:hAnsi="Arial Narrow" w:cs="Arial"/>
+          <w:b/>
+          <w:sz w:val="16"/>
+          <w:szCs w:val="16"/>
+        </w:rPr>
+        <w:t xml:space="preserve">Artículo 29.- </w:t>
+      </w:r>
+      <w:r>
+        <w:rPr>
+          <w:rFonts w:ascii="Arial Narrow" w:hAnsi="Arial Narrow" w:cs="Arial"/>
+          <w:bCs/>
+          <w:sz w:val="16"/>
+          <w:szCs w:val="16"/>
+        </w:rPr>
+        <w:t>En cualquier estado del procedimiento, e incluso antes de admitirse a trámite la denuncia, el Secretario Técnico podrá citar a las partes a audiencia de conciliación. La audiencia se desarrollará ante el Secretario Técnico o ante la persona que este designe. Si ambas partes arribaran a un acuerdo respecto de la denuncia, se levantará un acta donde conste el acuerdo respectivo, el mismo que tendrá efectos de transacción extrajudicial. En cualquier caso, la Comisión podrá continuar de oficio el procedimiento, si del análisis de los hechos denunciados considera que podría estarse afectando intereses de terceros.</w:t>
+      </w:r>
+    </w:p>
+    <w:p>
+      <w:pPr>
+        <w:pStyle w:val="NormalWeb"/>
+        <w:spacing w:after="0" w:line="240" w:lineRule="auto"/>
+        <w:ind w:left="567"/>
+        <w:jc w:val="both"/>
+        <w:rPr>
+          <w:rFonts w:ascii="Arial Narrow" w:hAnsi="Arial Narrow" w:cs="Arial"/>
+          <w:sz w:val="16"/>
+          <w:szCs w:val="16"/>
+        </w:rPr>
+      </w:pPr>
+    </w:p>
+  </w:footnote>
+  <w:footnote w:id="15">
+    <w:p>
+      <w:pPr>
+        <w:pStyle w:val="Textonotapie"/>
+        <w:ind w:left="567" w:hanging="567"/>
+        <w:jc w:val="both"/>
+        <w:rPr>
+          <w:rFonts w:ascii="Arial Narrow" w:hAnsi="Arial Narrow" w:cs="Arial"/>
+          <w:sz w:val="16"/>
+          <w:szCs w:val="16"/>
+        </w:rPr>
+      </w:pPr>
+      <w:r>
+        <w:rPr>
+          <w:rStyle w:val="Refdenotaalpie"/>
+          <w:rFonts w:ascii="Arial Narrow" w:hAnsi="Arial Narrow" w:cs="Arial"/>
+          <w:sz w:val="16"/>
+          <w:szCs w:val="16"/>
+          <w:vertAlign w:val="superscript"/>
+        </w:rPr>
+        <w:footnoteRef/>
+      </w:r>
+      <w:r>
+        <w:rPr>
+          <w:rFonts w:ascii="Arial Narrow" w:hAnsi="Arial Narrow" w:cs="Arial"/>
+          <w:sz w:val="16"/>
+          <w:szCs w:val="16"/>
+        </w:rPr>
+        <w:t xml:space="preserve"> </w:t>
+      </w:r>
+      <w:r>
+        <w:rPr>
+          <w:rFonts w:ascii="Arial Narrow" w:hAnsi="Arial Narrow" w:cs="Arial"/>
+          <w:sz w:val="16"/>
+          <w:szCs w:val="16"/>
+        </w:rPr>
+        <w:tab/>
+      </w:r>
+      <w:r>
+        <w:rPr>
+          <w:rFonts w:ascii="Arial Narrow" w:eastAsia="Arial" w:hAnsi="Arial Narrow" w:cs="Arial"/>
+          <w:b/>
+          <w:sz w:val="16"/>
+          <w:szCs w:val="16"/>
+        </w:rPr>
+        <w:t>TEXTO ÚNICO ORDENADO DE LA LEY DEL PROCEDIMIENTO ADMINISTRATIVO GENERAL, aprobado mediante Decreto Supremo 006-2026-JUS y publicado el 30 de abril de 2026</w:t>
+      </w:r>
+    </w:p>
+    <w:p>
+      <w:pPr>
+        <w:pStyle w:val="Textonotapie"/>
+        <w:ind w:left="1134" w:hanging="567"/>
+        <w:jc w:val="both"/>
+        <w:rPr>
+          <w:rFonts w:ascii="Arial Narrow" w:hAnsi="Arial Narrow" w:cs="Arial"/>
+          <w:b/>
+          <w:bCs/>
+          <w:sz w:val="16"/>
+          <w:szCs w:val="16"/>
+        </w:rPr>
+      </w:pPr>
+      <w:r>
+        <w:rPr>
+          <w:rFonts w:ascii="Arial Narrow" w:hAnsi="Arial Narrow" w:cs="Arial"/>
+          <w:b/>
+          <w:bCs/>
+          <w:sz w:val="16"/>
+          <w:szCs w:val="16"/>
+        </w:rPr>
+        <w:t>Artículo 20. Modalidades de notificación|</w:t>
+      </w:r>
+    </w:p>
+    <w:p>
+      <w:pPr>
+        <w:pStyle w:val="Textonotapie"/>
+        <w:ind w:left="1134" w:hanging="567"/>
+        <w:jc w:val="both"/>
+        <w:rPr>
+          <w:rFonts w:ascii="Arial Narrow" w:hAnsi="Arial Narrow" w:cs="Arial"/>
+          <w:sz w:val="16"/>
+          <w:szCs w:val="16"/>
+        </w:rPr>
+      </w:pPr>
+      <w:r>
+        <w:rPr>
+          <w:rFonts w:ascii="Arial Narrow" w:hAnsi="Arial Narrow" w:cs="Arial"/>
+          <w:sz w:val="16"/>
+          <w:szCs w:val="16"/>
+        </w:rPr>
+        <w:t xml:space="preserve">20.4. </w:t>
+      </w:r>
+      <w:r>
+        <w:rPr>
+          <w:rFonts w:ascii="Arial Narrow" w:hAnsi="Arial Narrow" w:cs="Arial"/>
+          <w:sz w:val="16"/>
+          <w:szCs w:val="16"/>
+        </w:rPr>
+        <w:tab/>
+        <w:t>El administrado interesado o afectado por el acto que hubiera consignado en su escrito alguna dirección electrónica que conste en el expediente puede ser notificado a través de ese medio siempre que haya dado su autorización expresa para ello. Para este caso no es de aplicación el orden de prelación dispuesto en el numeral 20.1.</w:t>
+      </w:r>
+    </w:p>
+    <w:p>
+      <w:pPr>
+        <w:pStyle w:val="Textonotapie"/>
+        <w:ind w:left="1134"/>
+        <w:jc w:val="both"/>
+        <w:rPr>
+          <w:rFonts w:ascii="Arial Narrow" w:hAnsi="Arial Narrow" w:cs="Arial"/>
+          <w:sz w:val="16"/>
+          <w:szCs w:val="16"/>
+        </w:rPr>
+      </w:pPr>
+      <w:r>
+        <w:rPr>
+          <w:rFonts w:ascii="Arial Narrow" w:hAnsi="Arial Narrow" w:cs="Arial"/>
+          <w:sz w:val="16"/>
+          <w:szCs w:val="16"/>
+        </w:rPr>
+        <w:t xml:space="preserve">La notificación dirigida a la dirección de correo electrónico señalada por el administrado se entiende válidamente efectuada cuando la entidad reciba la respuesta de recepción de la dirección electrónica señalada por el administrado o esta sea generada en forma automática por una plataforma tecnológica o sistema informático que garantice que la notificación ha sido efectuada. La notificación surte efectos el día que conste haber sido recibida, conforme lo previsto en el numeral 2 del artículo 25. </w:t>
+      </w:r>
+    </w:p>
+    <w:p>
+      <w:pPr>
+        <w:pStyle w:val="Textonotapie"/>
+        <w:ind w:left="1134"/>
+        <w:jc w:val="both"/>
+        <w:rPr>
+          <w:rFonts w:ascii="Arial Narrow" w:hAnsi="Arial Narrow" w:cs="Arial"/>
+          <w:sz w:val="16"/>
+          <w:szCs w:val="16"/>
+        </w:rPr>
+      </w:pPr>
+      <w:r>
+        <w:rPr>
+          <w:rFonts w:ascii="Arial Narrow" w:hAnsi="Arial Narrow" w:cs="Arial"/>
+          <w:sz w:val="16"/>
+          <w:szCs w:val="16"/>
+        </w:rPr>
+        <w:t>En caso de no recibirse respuesta automática de recepción en un plazo máximo de dos (2) días hábiles contados desde el día siguiente de efectuado el acto de notificación vía correo electrónico, se procede a notificar por cédula conforme al inciso 20.1.1, volviéndose a computar el plazo establecido en el numeral 24.1 del artículo 24.</w:t>
+      </w:r>
+    </w:p>
+    <w:p>
+      <w:pPr>
+        <w:pStyle w:val="Textonotapie"/>
+        <w:ind w:left="1134" w:hanging="567"/>
+        <w:jc w:val="both"/>
+        <w:rPr>
+          <w:rFonts w:ascii="Arial Narrow" w:hAnsi="Arial Narrow" w:cs="Arial"/>
+          <w:sz w:val="16"/>
+          <w:szCs w:val="16"/>
+          <w:lang w:val="es-ES"/>
+        </w:rPr>
+      </w:pPr>
+    </w:p>
+  </w:footnote>
   <w:footnote w:id="9">
     <w:p>
       <w:pPr>
@@ -7981,1576 +9658,11 @@
       </w:pPr>
     </w:p>
   </w:footnote>
-  <w:footnote w:id="10">
-    <w:p>
-      <w:pPr>
-        <w:spacing w:after="0" w:line="240" w:lineRule="auto"/>
-        <w:ind w:left="567" w:hanging="567"/>
-        <w:jc w:val="both"/>
-        <w:rPr>
-          <w:rFonts w:ascii="Arial Narrow" w:hAnsi="Arial Narrow" w:cs="Arial"/>
-          <w:sz w:val="16"/>
-          <w:szCs w:val="16"/>
-        </w:rPr>
-      </w:pPr>
-      <w:r>
-        <w:rPr>
-          <w:rStyle w:val="Refdenotaalpie"/>
-          <w:rFonts w:ascii="Arial Narrow" w:hAnsi="Arial Narrow" w:cs="Arial"/>
-          <w:sz w:val="16"/>
-          <w:szCs w:val="16"/>
-          <w:vertAlign w:val="superscript"/>
-        </w:rPr>
-        <w:footnoteRef/>
-      </w:r>
-      <w:r>
-        <w:rPr>
-          <w:rFonts w:ascii="Arial Narrow" w:hAnsi="Arial Narrow" w:cs="Arial"/>
-          <w:sz w:val="16"/>
-          <w:szCs w:val="16"/>
-          <w:vertAlign w:val="superscript"/>
-        </w:rPr>
-        <w:t xml:space="preserve"> </w:t>
-      </w:r>
-      <w:r>
-        <w:rPr>
-          <w:rFonts w:ascii="Arial Narrow" w:hAnsi="Arial Narrow" w:cs="Arial"/>
-          <w:sz w:val="16"/>
-          <w:szCs w:val="16"/>
-        </w:rPr>
-        <w:t xml:space="preserve"> </w:t>
-      </w:r>
-      <w:r>
-        <w:rPr>
-          <w:rFonts w:ascii="Arial Narrow" w:hAnsi="Arial Narrow" w:cs="Arial"/>
-          <w:sz w:val="16"/>
-          <w:szCs w:val="16"/>
-        </w:rPr>
-        <w:tab/>
-      </w:r>
-      <w:r>
-        <w:rPr>
-          <w:rFonts w:ascii="Arial Narrow" w:eastAsia="Arial Narrow" w:hAnsi="Arial Narrow" w:cs="Arial"/>
-          <w:b/>
-          <w:sz w:val="16"/>
-          <w:szCs w:val="16"/>
-        </w:rPr>
-        <w:t>LEY 29571, CÓDIGO DE PROTECCIÓN Y DEFENSA DEL CONSUMIDOR</w:t>
-      </w:r>
-      <w:r>
-        <w:rPr>
-          <w:rFonts w:ascii="Arial Narrow" w:hAnsi="Arial Narrow" w:cs="Arial"/>
-          <w:b/>
-          <w:bCs/>
-          <w:sz w:val="16"/>
-          <w:szCs w:val="16"/>
-        </w:rPr>
-        <w:t xml:space="preserve">, </w:t>
-      </w:r>
-      <w:r>
-        <w:rPr>
-          <w:rFonts w:ascii="Arial Narrow" w:hAnsi="Arial Narrow" w:cs="Arial"/>
-          <w:b/>
-          <w:sz w:val="16"/>
-          <w:szCs w:val="16"/>
-        </w:rPr>
-        <w:t>publicado el 2 de setiembre de 2010 y modificado por Decreto Legislativo 1308</w:t>
-      </w:r>
-    </w:p>
-    <w:p>
-      <w:pPr>
-        <w:spacing w:after="0" w:line="240" w:lineRule="auto"/>
-        <w:ind w:left="567" w:hanging="567"/>
-        <w:jc w:val="both"/>
-        <w:rPr>
-          <w:rFonts w:ascii="Arial Narrow" w:eastAsia="Arial Narrow" w:hAnsi="Arial Narrow" w:cs="Arial"/>
-          <w:b/>
-          <w:sz w:val="16"/>
-          <w:szCs w:val="16"/>
-        </w:rPr>
-      </w:pPr>
-      <w:r>
-        <w:rPr>
-          <w:rFonts w:ascii="Arial Narrow" w:eastAsia="Arial Narrow" w:hAnsi="Arial Narrow" w:cs="Arial"/>
-          <w:b/>
-          <w:sz w:val="16"/>
-          <w:szCs w:val="16"/>
-        </w:rPr>
-        <w:tab/>
-        <w:t>Artículo 110.- Sanciones administrativas</w:t>
-      </w:r>
-    </w:p>
-    <w:p>
-      <w:pPr>
-        <w:spacing w:after="0" w:line="240" w:lineRule="auto"/>
-        <w:ind w:left="567"/>
-        <w:jc w:val="both"/>
-        <w:rPr>
-          <w:rFonts w:ascii="Arial Narrow" w:hAnsi="Arial Narrow" w:cs="Arial"/>
-          <w:sz w:val="16"/>
-          <w:szCs w:val="16"/>
-        </w:rPr>
-      </w:pPr>
-      <w:r>
-        <w:rPr>
-          <w:rFonts w:ascii="Arial Narrow" w:eastAsia="Arial Narrow" w:hAnsi="Arial Narrow" w:cs="Arial"/>
-          <w:sz w:val="16"/>
-          <w:szCs w:val="16"/>
-        </w:rPr>
-        <w:t>El órgano resolutivo puede sancionar las infracciones administrativas a que se refiere el artículo 108 con amonestación y multas de hasta cuatrocientos cincuenta (450) Unidades Impositivas Tributarias (UIT), las cuales son calificadas de la siguiente manera:</w:t>
-      </w:r>
-    </w:p>
-    <w:p>
-      <w:pPr>
-        <w:numPr>
-          <w:ilvl w:val="0"/>
-          <w:numId w:val="2"/>
-        </w:numPr>
-        <w:spacing w:after="0" w:line="240" w:lineRule="auto"/>
-        <w:ind w:left="426" w:firstLine="141"/>
-        <w:jc w:val="both"/>
-        <w:rPr>
-          <w:rFonts w:ascii="Arial Narrow" w:eastAsia="Arial Narrow" w:hAnsi="Arial Narrow" w:cs="Arial"/>
-          <w:sz w:val="16"/>
-          <w:szCs w:val="16"/>
-        </w:rPr>
-      </w:pPr>
-      <w:r>
-        <w:rPr>
-          <w:rFonts w:ascii="Arial Narrow" w:eastAsia="Arial Narrow" w:hAnsi="Arial Narrow" w:cs="Arial"/>
-          <w:sz w:val="16"/>
-          <w:szCs w:val="16"/>
-        </w:rPr>
-        <w:t>Infracciones leves, con una amonestación o con una multa de hasta cincuenta (50) UIT.</w:t>
-      </w:r>
-    </w:p>
-    <w:p>
-      <w:pPr>
-        <w:numPr>
-          <w:ilvl w:val="0"/>
-          <w:numId w:val="2"/>
-        </w:numPr>
-        <w:spacing w:after="0" w:line="240" w:lineRule="auto"/>
-        <w:ind w:left="426" w:firstLine="141"/>
-        <w:jc w:val="both"/>
-        <w:rPr>
-          <w:rFonts w:ascii="Arial Narrow" w:eastAsia="Arial Narrow" w:hAnsi="Arial Narrow" w:cs="Arial"/>
-          <w:sz w:val="16"/>
-          <w:szCs w:val="16"/>
-        </w:rPr>
-      </w:pPr>
-      <w:r>
-        <w:rPr>
-          <w:rFonts w:ascii="Arial Narrow" w:eastAsia="Arial Narrow" w:hAnsi="Arial Narrow" w:cs="Arial"/>
-          <w:sz w:val="16"/>
-          <w:szCs w:val="16"/>
-        </w:rPr>
-        <w:t>Infracciones graves, con una multa de hasta ciento cincuenta (150) UIT.</w:t>
-      </w:r>
-    </w:p>
-    <w:p>
-      <w:pPr>
-        <w:numPr>
-          <w:ilvl w:val="0"/>
-          <w:numId w:val="2"/>
-        </w:numPr>
-        <w:spacing w:after="0" w:line="240" w:lineRule="auto"/>
-        <w:ind w:left="426" w:firstLine="141"/>
-        <w:jc w:val="both"/>
-        <w:rPr>
-          <w:rFonts w:ascii="Arial Narrow" w:eastAsia="Arial Narrow" w:hAnsi="Arial Narrow" w:cs="Arial"/>
-          <w:sz w:val="16"/>
-          <w:szCs w:val="16"/>
-        </w:rPr>
-      </w:pPr>
-      <w:r>
-        <w:rPr>
-          <w:rFonts w:ascii="Arial Narrow" w:eastAsia="Arial Narrow" w:hAnsi="Arial Narrow" w:cs="Arial"/>
-          <w:sz w:val="16"/>
-          <w:szCs w:val="16"/>
-        </w:rPr>
-        <w:t>Infracciones muy graves, con una multa de hasta cuatrocientos cincuenta (450) UIT.</w:t>
-      </w:r>
-    </w:p>
-    <w:p>
-      <w:pPr>
-        <w:spacing w:after="0" w:line="240" w:lineRule="auto"/>
-        <w:ind w:left="567" w:hanging="426"/>
-        <w:jc w:val="both"/>
-        <w:rPr>
-          <w:rFonts w:ascii="Arial Narrow" w:eastAsia="Arial Narrow" w:hAnsi="Arial Narrow" w:cs="Arial"/>
-          <w:sz w:val="16"/>
-          <w:szCs w:val="16"/>
-        </w:rPr>
-      </w:pPr>
-      <w:r>
-        <w:rPr>
-          <w:rFonts w:ascii="Arial Narrow" w:eastAsia="Arial Narrow" w:hAnsi="Arial Narrow" w:cs="Arial"/>
-          <w:sz w:val="16"/>
-          <w:szCs w:val="16"/>
-        </w:rPr>
-        <w:tab/>
-        <w:t>En el caso de las microempresas, la multa no puede superar el diez por ciento (10%) de las ventas o ingresos brutos percibidos por el infractor, relativos a todas sus actividades económicas, correspondientes al ejercicio inmediato anterior al de la expedición de la resolución de primera instancia, siempre que se haya acreditado dichos ingresos, no se encuentre en una situación de reincidencia y el caso no verse sobre la vida, salud o integridad de los consumidores. Para el caso de las pequeñas empresas, la multa no puede superar el veinte por ciento (20%) de las ventas o ingresos brutos percibidos por el infractor, conforme a los requisitos señalados anteriormente.</w:t>
-      </w:r>
-    </w:p>
-    <w:p>
-      <w:pPr>
-        <w:spacing w:after="0" w:line="240" w:lineRule="auto"/>
-        <w:ind w:left="567"/>
-        <w:jc w:val="both"/>
-        <w:rPr>
-          <w:rFonts w:ascii="Arial Narrow" w:eastAsia="Arial Narrow" w:hAnsi="Arial Narrow" w:cs="Arial"/>
-          <w:sz w:val="16"/>
-          <w:szCs w:val="16"/>
-        </w:rPr>
-      </w:pPr>
-      <w:r>
-        <w:rPr>
-          <w:rFonts w:ascii="Arial Narrow" w:eastAsia="Arial Narrow" w:hAnsi="Arial Narrow" w:cs="Arial"/>
-          <w:sz w:val="16"/>
-          <w:szCs w:val="16"/>
-        </w:rPr>
-        <w:t>En caso de que el proveedor incumpla un acuerdo conciliatorio o cualquier otro acuerdo que de forma indubitable deje constancia de la manifestación de voluntad expresa de las partes de dar por culminada la controversia, o un laudo arbitral, el órgano resolutivo puede sancionar con una multa entre una (1) Unidad Impositiva Tributaria y doscientos (200) Unidades Impositivas Tributarias. Para la graduación se observan los criterios establecidos en el presente Código y supletoriamente, los criterios que establece la Ley 27444, Ley del Procedimiento Administrativo General o la norma que la sustituya o complemente.</w:t>
-      </w:r>
-    </w:p>
-    <w:p>
-      <w:pPr>
-        <w:pStyle w:val="Textonotapie"/>
-        <w:ind w:left="567"/>
-        <w:jc w:val="both"/>
-        <w:rPr>
-          <w:rFonts w:ascii="Arial Narrow" w:eastAsia="Arial Narrow" w:hAnsi="Arial Narrow" w:cs="Arial"/>
-          <w:sz w:val="16"/>
-          <w:szCs w:val="16"/>
-        </w:rPr>
-      </w:pPr>
-      <w:r>
-        <w:rPr>
-          <w:rFonts w:ascii="Arial Narrow" w:eastAsia="Arial Narrow" w:hAnsi="Arial Narrow" w:cs="Arial"/>
-          <w:sz w:val="16"/>
-          <w:szCs w:val="16"/>
-        </w:rPr>
-        <w:t>(…)</w:t>
-      </w:r>
-    </w:p>
-    <w:p>
-      <w:pPr>
-        <w:pStyle w:val="Textonotapie"/>
-        <w:jc w:val="both"/>
-        <w:rPr>
-          <w:rFonts w:ascii="Arial Narrow" w:hAnsi="Arial Narrow" w:cs="Arial"/>
-          <w:sz w:val="16"/>
-          <w:szCs w:val="16"/>
-        </w:rPr>
-      </w:pPr>
-    </w:p>
-  </w:footnote>
-  <w:footnote w:id="11">
-    <w:p>
-      <w:pPr>
-        <w:spacing w:after="0" w:line="240" w:lineRule="auto"/>
-        <w:ind w:left="567" w:hanging="567"/>
-        <w:jc w:val="both"/>
-        <w:rPr>
-          <w:rFonts w:ascii="Arial Narrow" w:eastAsia="Arial Narrow" w:hAnsi="Arial Narrow" w:cs="Arial"/>
-          <w:sz w:val="16"/>
-          <w:szCs w:val="16"/>
-        </w:rPr>
-      </w:pPr>
-      <w:r>
-        <w:rPr>
-          <w:rStyle w:val="Refdenotaalpie"/>
-          <w:rFonts w:ascii="Arial Narrow" w:hAnsi="Arial Narrow" w:cs="Arial"/>
-          <w:sz w:val="16"/>
-          <w:szCs w:val="16"/>
-          <w:vertAlign w:val="superscript"/>
-        </w:rPr>
-        <w:footnoteRef/>
-      </w:r>
-      <w:r>
-        <w:rPr>
-          <w:rFonts w:ascii="Arial Narrow" w:hAnsi="Arial Narrow" w:cs="Arial"/>
-          <w:sz w:val="16"/>
-          <w:szCs w:val="16"/>
-        </w:rPr>
-        <w:t xml:space="preserve"> </w:t>
-      </w:r>
-      <w:r>
-        <w:rPr>
-          <w:rFonts w:ascii="Arial Narrow" w:hAnsi="Arial Narrow" w:cs="Arial"/>
-          <w:sz w:val="16"/>
-          <w:szCs w:val="16"/>
-        </w:rPr>
-        <w:tab/>
-      </w:r>
-      <w:r>
-        <w:rPr>
-          <w:rFonts w:ascii="Arial Narrow" w:eastAsia="Arial Narrow" w:hAnsi="Arial Narrow" w:cs="Arial"/>
-          <w:b/>
-          <w:sz w:val="16"/>
-          <w:szCs w:val="16"/>
-        </w:rPr>
-        <w:t>Artículo 114.- Medidas correctivas</w:t>
-      </w:r>
-    </w:p>
-    <w:p>
-      <w:pPr>
-        <w:spacing w:after="0" w:line="240" w:lineRule="auto"/>
-        <w:ind w:left="567"/>
-        <w:jc w:val="both"/>
-        <w:rPr>
-          <w:rFonts w:ascii="Arial Narrow" w:eastAsia="Arial Narrow" w:hAnsi="Arial Narrow" w:cs="Arial"/>
-          <w:sz w:val="16"/>
-          <w:szCs w:val="16"/>
-        </w:rPr>
-      </w:pPr>
-      <w:r>
-        <w:rPr>
-          <w:rFonts w:ascii="Arial Narrow" w:eastAsia="Arial Narrow" w:hAnsi="Arial Narrow" w:cs="Arial"/>
-          <w:sz w:val="16"/>
-          <w:szCs w:val="16"/>
-        </w:rPr>
-        <w:t xml:space="preserve">Sin perjuicio de la sanción administrativa que corresponda al proveedor por una infracción al presente Código, el Indecopi puede dictar, en calidad de mandatos, medidas correctivas reparadoras y complementarias. </w:t>
-      </w:r>
-    </w:p>
-    <w:p>
-      <w:pPr>
-        <w:spacing w:after="0" w:line="240" w:lineRule="auto"/>
-        <w:ind w:left="567" w:hanging="567"/>
-        <w:jc w:val="both"/>
-        <w:rPr>
-          <w:rFonts w:ascii="Arial Narrow" w:eastAsia="Arial Narrow" w:hAnsi="Arial Narrow" w:cs="Arial"/>
-          <w:sz w:val="16"/>
-          <w:szCs w:val="16"/>
-        </w:rPr>
-      </w:pPr>
-      <w:r>
-        <w:rPr>
-          <w:rFonts w:ascii="Arial Narrow" w:eastAsia="Arial Narrow" w:hAnsi="Arial Narrow" w:cs="Arial"/>
-          <w:sz w:val="16"/>
-          <w:szCs w:val="16"/>
-        </w:rPr>
-        <w:tab/>
-        <w:t xml:space="preserve">Las medidas correctivas reparadoras pueden dictarse a pedido de parte o de oficio, siempre y cuando sean expresamente informadas sobre esa posibilidad en la notificación de cargo al proveedor por la autoridad encargada del procedimiento. </w:t>
-      </w:r>
-    </w:p>
-    <w:p>
-      <w:pPr>
-        <w:spacing w:after="0" w:line="240" w:lineRule="auto"/>
-        <w:ind w:left="567" w:hanging="567"/>
-        <w:jc w:val="both"/>
-        <w:rPr>
-          <w:rFonts w:ascii="Arial Narrow" w:eastAsia="Arial Narrow" w:hAnsi="Arial Narrow" w:cs="Arial"/>
-          <w:sz w:val="16"/>
-          <w:szCs w:val="16"/>
-        </w:rPr>
-      </w:pPr>
-      <w:r>
-        <w:rPr>
-          <w:rFonts w:ascii="Arial Narrow" w:eastAsia="Arial Narrow" w:hAnsi="Arial Narrow" w:cs="Arial"/>
-          <w:sz w:val="16"/>
-          <w:szCs w:val="16"/>
-        </w:rPr>
-        <w:tab/>
-        <w:t>Las medidas correctivas complementarias pueden dictarse de oficio o a pedido de parte.</w:t>
-      </w:r>
-    </w:p>
-    <w:p>
-      <w:pPr>
-        <w:spacing w:after="0" w:line="240" w:lineRule="auto"/>
-        <w:ind w:left="567" w:hanging="567"/>
-        <w:jc w:val="both"/>
-        <w:rPr>
-          <w:rFonts w:ascii="Arial Narrow" w:hAnsi="Arial Narrow" w:cs="Arial"/>
-          <w:sz w:val="16"/>
-          <w:szCs w:val="16"/>
-        </w:rPr>
-      </w:pPr>
-    </w:p>
-    <w:p>
-      <w:pPr>
-        <w:spacing w:after="0" w:line="240" w:lineRule="auto"/>
-        <w:ind w:left="567" w:hanging="567"/>
-        <w:jc w:val="both"/>
-        <w:rPr>
-          <w:rFonts w:ascii="Arial Narrow" w:hAnsi="Arial Narrow" w:cs="Arial"/>
-          <w:sz w:val="16"/>
-          <w:szCs w:val="16"/>
-        </w:rPr>
-      </w:pPr>
-      <w:r>
-        <w:rPr>
-          <w:rFonts w:ascii="Arial Narrow" w:eastAsia="Arial Narrow" w:hAnsi="Arial Narrow" w:cs="Arial"/>
-          <w:b/>
-          <w:sz w:val="16"/>
-          <w:szCs w:val="16"/>
-        </w:rPr>
-        <w:tab/>
-        <w:t>Artículo 115.- Medidas correctivas reparadoras</w:t>
-      </w:r>
-    </w:p>
-    <w:p>
-      <w:pPr>
-        <w:spacing w:after="0" w:line="240" w:lineRule="auto"/>
-        <w:ind w:left="567" w:hanging="283"/>
-        <w:jc w:val="both"/>
-        <w:rPr>
-          <w:rFonts w:ascii="Arial Narrow" w:eastAsia="Arial Narrow" w:hAnsi="Arial Narrow" w:cs="Arial"/>
-          <w:sz w:val="16"/>
-          <w:szCs w:val="16"/>
-        </w:rPr>
-      </w:pPr>
-      <w:r>
-        <w:rPr>
-          <w:rFonts w:ascii="Arial Narrow" w:eastAsia="Arial Narrow" w:hAnsi="Arial Narrow" w:cs="Arial"/>
-          <w:sz w:val="16"/>
-          <w:szCs w:val="16"/>
-        </w:rPr>
-        <w:tab/>
-        <w:t>115.1 Las medidas correctivas reparadoras tienen el objeto de resarcir las consecuencias patrimoniales directas e inmediatas ocasionadas al consumidor por la infracción administrativa a su estado anterior. En caso el órgano resolutivo dicte una o varias medidas correctivas, debe considerar lo acordado por las partes durante la relación de consumo. Las medidas correctivas reparadoras pueden consistir en ordenar al proveedor infractor lo siguiente:</w:t>
-      </w:r>
-    </w:p>
-    <w:p>
-      <w:pPr>
-        <w:numPr>
-          <w:ilvl w:val="0"/>
-          <w:numId w:val="1"/>
-        </w:numPr>
-        <w:spacing w:after="0" w:line="240" w:lineRule="auto"/>
-        <w:ind w:left="567" w:firstLine="0"/>
-        <w:jc w:val="both"/>
-        <w:rPr>
-          <w:rFonts w:ascii="Arial Narrow" w:eastAsia="Arial Narrow" w:hAnsi="Arial Narrow" w:cs="Arial"/>
-          <w:sz w:val="16"/>
-          <w:szCs w:val="16"/>
-        </w:rPr>
-      </w:pPr>
-      <w:r>
-        <w:rPr>
-          <w:rFonts w:ascii="Arial Narrow" w:eastAsia="Arial Narrow" w:hAnsi="Arial Narrow" w:cs="Arial"/>
-          <w:sz w:val="16"/>
-          <w:szCs w:val="16"/>
-        </w:rPr>
-        <w:t>Reparar productos.</w:t>
-      </w:r>
-    </w:p>
-    <w:p>
-      <w:pPr>
-        <w:numPr>
-          <w:ilvl w:val="0"/>
-          <w:numId w:val="1"/>
-        </w:numPr>
-        <w:spacing w:after="0" w:line="240" w:lineRule="auto"/>
-        <w:ind w:left="567" w:firstLine="0"/>
-        <w:jc w:val="both"/>
-        <w:rPr>
-          <w:rFonts w:ascii="Arial Narrow" w:eastAsia="Arial Narrow" w:hAnsi="Arial Narrow" w:cs="Arial"/>
-          <w:sz w:val="16"/>
-          <w:szCs w:val="16"/>
-        </w:rPr>
-      </w:pPr>
-      <w:r>
-        <w:rPr>
-          <w:rFonts w:ascii="Arial Narrow" w:eastAsia="Arial Narrow" w:hAnsi="Arial Narrow" w:cs="Arial"/>
-          <w:sz w:val="16"/>
-          <w:szCs w:val="16"/>
-        </w:rPr>
-        <w:t>Cambiar productos por otros de idénticas o similares características, cuando la reparación no sea posible o no resulte razonable según las circunstancias.</w:t>
-      </w:r>
-    </w:p>
-    <w:p>
-      <w:pPr>
-        <w:numPr>
-          <w:ilvl w:val="0"/>
-          <w:numId w:val="1"/>
-        </w:numPr>
-        <w:spacing w:after="0" w:line="240" w:lineRule="auto"/>
-        <w:ind w:left="567" w:firstLine="0"/>
-        <w:jc w:val="both"/>
-        <w:rPr>
-          <w:rFonts w:ascii="Arial Narrow" w:eastAsia="Arial Narrow" w:hAnsi="Arial Narrow" w:cs="Arial"/>
-          <w:sz w:val="16"/>
-          <w:szCs w:val="16"/>
-        </w:rPr>
-      </w:pPr>
-      <w:r>
-        <w:rPr>
-          <w:rFonts w:ascii="Arial Narrow" w:eastAsia="Arial Narrow" w:hAnsi="Arial Narrow" w:cs="Arial"/>
-          <w:sz w:val="16"/>
-          <w:szCs w:val="16"/>
-        </w:rPr>
-        <w:t>Entregar un producto de idénticas características o, cuando esto no resulte posible, de similares características, en los supuestos de pérdida o deterioro atribuible al proveedor y siempre que exista interés del consumidor.</w:t>
-      </w:r>
-    </w:p>
-    <w:p>
-      <w:pPr>
-        <w:numPr>
-          <w:ilvl w:val="0"/>
-          <w:numId w:val="1"/>
-        </w:numPr>
-        <w:spacing w:after="0" w:line="240" w:lineRule="auto"/>
-        <w:ind w:left="567" w:firstLine="0"/>
-        <w:jc w:val="both"/>
-        <w:rPr>
-          <w:rFonts w:ascii="Arial Narrow" w:eastAsia="Arial Narrow" w:hAnsi="Arial Narrow" w:cs="Arial"/>
-          <w:sz w:val="16"/>
-          <w:szCs w:val="16"/>
-        </w:rPr>
-      </w:pPr>
-      <w:r>
-        <w:rPr>
-          <w:rFonts w:ascii="Arial Narrow" w:eastAsia="Arial Narrow" w:hAnsi="Arial Narrow" w:cs="Arial"/>
-          <w:sz w:val="16"/>
-          <w:szCs w:val="16"/>
-        </w:rPr>
-        <w:t>Cumplir con ejecutar la prestación u obligación asumida; y si esto no resulte posible o no sea razonable, otra de efectos equivalentes, incluyendo prestaciones dinerarias.</w:t>
-      </w:r>
-    </w:p>
-    <w:p>
-      <w:pPr>
-        <w:numPr>
-          <w:ilvl w:val="0"/>
-          <w:numId w:val="1"/>
-        </w:numPr>
-        <w:spacing w:after="0" w:line="240" w:lineRule="auto"/>
-        <w:ind w:left="567" w:firstLine="0"/>
-        <w:jc w:val="both"/>
-        <w:rPr>
-          <w:rFonts w:ascii="Arial Narrow" w:eastAsia="Arial Narrow" w:hAnsi="Arial Narrow" w:cs="Arial"/>
-          <w:sz w:val="16"/>
-          <w:szCs w:val="16"/>
-        </w:rPr>
-      </w:pPr>
-      <w:r>
-        <w:rPr>
-          <w:rFonts w:ascii="Arial Narrow" w:eastAsia="Arial Narrow" w:hAnsi="Arial Narrow" w:cs="Arial"/>
-          <w:sz w:val="16"/>
-          <w:szCs w:val="16"/>
-        </w:rPr>
-        <w:t>Cumplir con ejecutar otras prestaciones u obligaciones legales o convencionales a su cargo.</w:t>
-      </w:r>
-    </w:p>
-    <w:p>
-      <w:pPr>
-        <w:numPr>
-          <w:ilvl w:val="0"/>
-          <w:numId w:val="1"/>
-        </w:numPr>
-        <w:spacing w:after="0" w:line="240" w:lineRule="auto"/>
-        <w:ind w:left="567" w:firstLine="0"/>
-        <w:jc w:val="both"/>
-        <w:rPr>
-          <w:rFonts w:ascii="Arial Narrow" w:eastAsia="Arial Narrow" w:hAnsi="Arial Narrow" w:cs="Arial"/>
-          <w:sz w:val="16"/>
-          <w:szCs w:val="16"/>
-        </w:rPr>
-      </w:pPr>
-      <w:r>
-        <w:rPr>
-          <w:rFonts w:ascii="Arial Narrow" w:eastAsia="Arial Narrow" w:hAnsi="Arial Narrow" w:cs="Arial"/>
-          <w:sz w:val="16"/>
-          <w:szCs w:val="16"/>
-        </w:rPr>
-        <w:t>Devolver la contraprestación pagada por el consumidor, más los intereses legales correspondientes, cuando la reparación, reposición, o cumplimiento de la prestación u obligación, según sea el caso, no resulte posible o no sea razonable según las circunstancias.</w:t>
-      </w:r>
-    </w:p>
-    <w:p>
-      <w:pPr>
-        <w:numPr>
-          <w:ilvl w:val="0"/>
-          <w:numId w:val="1"/>
-        </w:numPr>
-        <w:spacing w:after="0" w:line="240" w:lineRule="auto"/>
-        <w:ind w:left="567" w:firstLine="0"/>
-        <w:jc w:val="both"/>
-        <w:rPr>
-          <w:rFonts w:ascii="Arial Narrow" w:eastAsia="Arial Narrow" w:hAnsi="Arial Narrow" w:cs="Arial"/>
-          <w:sz w:val="16"/>
-          <w:szCs w:val="16"/>
-        </w:rPr>
-      </w:pPr>
-      <w:r>
-        <w:rPr>
-          <w:rFonts w:ascii="Arial Narrow" w:eastAsia="Arial Narrow" w:hAnsi="Arial Narrow" w:cs="Arial"/>
-          <w:sz w:val="16"/>
-          <w:szCs w:val="16"/>
-        </w:rPr>
-        <w:t>En los supuestos de pagos indebidos o en exceso, devolver estos montos, más los intereses correspondientes.</w:t>
-      </w:r>
-    </w:p>
-    <w:p>
-      <w:pPr>
-        <w:pStyle w:val="Sinespaciado"/>
-        <w:ind w:firstLine="567"/>
-        <w:jc w:val="both"/>
-        <w:rPr>
-          <w:rFonts w:ascii="Arial Narrow" w:hAnsi="Arial Narrow" w:cs="Arial"/>
-          <w:sz w:val="16"/>
-          <w:szCs w:val="16"/>
-        </w:rPr>
-      </w:pPr>
-      <w:r>
-        <w:rPr>
-          <w:rFonts w:ascii="Arial Narrow" w:hAnsi="Arial Narrow" w:cs="Arial"/>
-          <w:sz w:val="16"/>
-          <w:szCs w:val="16"/>
-        </w:rPr>
-        <w:t>Pagar los gastos incurridos por el consumidor para mitigar las consecuencias de la infracción administrativa.</w:t>
-      </w:r>
-    </w:p>
-    <w:p>
-      <w:pPr>
-        <w:pStyle w:val="Sinespaciado"/>
-        <w:ind w:firstLine="567"/>
-        <w:jc w:val="both"/>
-        <w:rPr>
-          <w:rFonts w:ascii="Arial Narrow" w:hAnsi="Arial Narrow" w:cs="Arial"/>
-          <w:sz w:val="16"/>
-          <w:szCs w:val="16"/>
-        </w:rPr>
-      </w:pPr>
-      <w:r>
-        <w:rPr>
-          <w:rFonts w:ascii="Arial Narrow" w:hAnsi="Arial Narrow" w:cs="Arial"/>
-          <w:sz w:val="16"/>
-          <w:szCs w:val="16"/>
-        </w:rPr>
-        <w:t>Otras medidas reparadoras análogas de efectos equivalentes a las anteriores.</w:t>
-      </w:r>
-    </w:p>
-    <w:p>
-      <w:pPr>
-        <w:pStyle w:val="Sinespaciado"/>
-        <w:ind w:left="567"/>
-        <w:jc w:val="both"/>
-        <w:rPr>
-          <w:rFonts w:ascii="Arial Narrow" w:hAnsi="Arial Narrow" w:cs="Arial"/>
-          <w:sz w:val="16"/>
-          <w:szCs w:val="16"/>
-        </w:rPr>
-      </w:pPr>
-      <w:r>
-        <w:rPr>
-          <w:rFonts w:ascii="Arial Narrow" w:hAnsi="Arial Narrow" w:cs="Arial"/>
-          <w:sz w:val="16"/>
-          <w:szCs w:val="16"/>
-        </w:rPr>
-        <w:t>115.2 Las medidas correctivas reparadoras no pueden ser solicitadas de manera acumulativa conjunta, pudiendo plantearse de manera alternativa o subsidiaria, con excepción de la medida correctiva señalada en el literal h) que puede solicitarse conjuntamente con otra medida correctiva. Cuando los órganos competentes del Indecopi se pronuncian respecto de una medida correctiva reparadora, aplican el principio de congruencia procesal.</w:t>
-      </w:r>
-    </w:p>
-    <w:p>
-      <w:pPr>
-        <w:spacing w:after="0" w:line="240" w:lineRule="auto"/>
-        <w:ind w:left="567"/>
-        <w:jc w:val="both"/>
-        <w:rPr>
-          <w:rFonts w:ascii="Arial Narrow" w:hAnsi="Arial Narrow" w:cs="Arial"/>
-          <w:sz w:val="16"/>
-          <w:szCs w:val="16"/>
-        </w:rPr>
-      </w:pPr>
-      <w:r>
-        <w:rPr>
-          <w:rFonts w:ascii="Arial Narrow" w:eastAsia="Arial Narrow" w:hAnsi="Arial Narrow" w:cs="Arial"/>
-          <w:sz w:val="16"/>
-          <w:szCs w:val="16"/>
-        </w:rPr>
-        <w:t>115.3 Las medidas correctivas reparadoras pueden solicitarse en cualquier momento hasta antes de la notificación de cargo al proveedor, sin perjuicio de la facultad de secretaría técnica de la comisión de requerir al consumidor que precise la medida correctiva materia de solicitud. El consumidor puede variar su solicitud de medida correctiva hasta antes de la decisión de primera instancia, en cuyo caso se confiere traslado al proveedor para que formule su descargo.</w:t>
-      </w:r>
-    </w:p>
-    <w:p>
-      <w:pPr>
-        <w:spacing w:after="0" w:line="240" w:lineRule="auto"/>
-        <w:ind w:left="567"/>
-        <w:jc w:val="both"/>
-        <w:rPr>
-          <w:rFonts w:ascii="Arial Narrow" w:hAnsi="Arial Narrow" w:cs="Arial"/>
-          <w:sz w:val="16"/>
-          <w:szCs w:val="16"/>
-        </w:rPr>
-      </w:pPr>
-      <w:r>
-        <w:rPr>
-          <w:rFonts w:ascii="Arial Narrow" w:eastAsia="Arial Narrow" w:hAnsi="Arial Narrow" w:cs="Arial"/>
-          <w:sz w:val="16"/>
-          <w:szCs w:val="16"/>
-        </w:rPr>
-        <w:t>115.4 Corresponde al consumidor que solicita el dictado de la medida correctiva reparadora probar las consecuencias patrimoniales directas e inmediatas causadas por la comisión de la infracción administrativa.</w:t>
-      </w:r>
-    </w:p>
-    <w:p>
-      <w:pPr>
-        <w:spacing w:after="0" w:line="240" w:lineRule="auto"/>
-        <w:ind w:left="567"/>
-        <w:jc w:val="both"/>
-        <w:rPr>
-          <w:rFonts w:ascii="Arial Narrow" w:eastAsia="Arial Narrow" w:hAnsi="Arial Narrow" w:cs="Arial"/>
-          <w:sz w:val="16"/>
-          <w:szCs w:val="16"/>
-        </w:rPr>
-      </w:pPr>
-      <w:r>
-        <w:rPr>
-          <w:rFonts w:ascii="Arial Narrow" w:eastAsia="Arial Narrow" w:hAnsi="Arial Narrow" w:cs="Arial"/>
-          <w:sz w:val="16"/>
-          <w:szCs w:val="16"/>
-        </w:rPr>
-        <w:t>115.5 Los bienes o montos objeto de medidas correctivas reparadoras son entregados por el proveedor directamente al consumidor que los reclama, salvo mandato distinto contenido en la resolución. Aquellos bienes o montos materia de una medida correctiva reparadora, que por algún motivo se encuentran en posesión del Indecopi y deban ser entregados a los consumidores beneficiados, son puestos a disposición de estos.</w:t>
-      </w:r>
-    </w:p>
-    <w:p>
-      <w:pPr>
-        <w:spacing w:after="0" w:line="240" w:lineRule="auto"/>
-        <w:ind w:left="567"/>
-        <w:jc w:val="both"/>
-        <w:rPr>
-          <w:rFonts w:ascii="Arial Narrow" w:eastAsia="Arial Narrow" w:hAnsi="Arial Narrow" w:cs="Arial"/>
-          <w:sz w:val="16"/>
-          <w:szCs w:val="16"/>
-        </w:rPr>
-      </w:pPr>
-      <w:r>
-        <w:rPr>
-          <w:rFonts w:ascii="Arial Narrow" w:eastAsia="Arial Narrow" w:hAnsi="Arial Narrow" w:cs="Arial"/>
-          <w:sz w:val="16"/>
-          <w:szCs w:val="16"/>
-        </w:rPr>
-        <w:t>115.6 El extremo de la resolución final que ordena el cumplimiento de una medida correctiva reparadora a favor del consumidor constituye título ejecutivo conforme con lo dispuesto en el artículo 688 del Código Procesal Civil, una vez que quedan consentidas o causan estado en la vía administrativa. La legitimidad para obrar en los procesos civiles de ejecución corresponde a los consumidores beneficiados con la medida correctiva reparadora.</w:t>
-      </w:r>
-    </w:p>
-    <w:p>
-      <w:pPr>
-        <w:spacing w:after="0" w:line="240" w:lineRule="auto"/>
-        <w:ind w:left="567"/>
-        <w:jc w:val="both"/>
-        <w:rPr>
-          <w:rFonts w:ascii="Arial Narrow" w:eastAsia="Arial Narrow" w:hAnsi="Arial Narrow" w:cs="Arial"/>
-          <w:sz w:val="16"/>
-          <w:szCs w:val="16"/>
-        </w:rPr>
-      </w:pPr>
-      <w:r>
-        <w:rPr>
-          <w:rFonts w:ascii="Arial Narrow" w:eastAsia="Arial Narrow" w:hAnsi="Arial Narrow" w:cs="Arial"/>
-          <w:sz w:val="16"/>
-          <w:szCs w:val="16"/>
-        </w:rPr>
-        <w:t>115.7 Las medidas correctivas reparadoras como mandatos dirigidos a resarcir las consecuencias patrimoniales directas e inmediatas originadas por la infracción buscan corregir la conducta infractora y no tienen naturaleza indemnizatoria; son dictadas sin perjuicio de la indemnización por los daños y perjuicios que el consumidor puede solicitar en la vía judicial o arbitral correspondiente. No obstante, se descuenta de la indemnización patrimonial aquella satisfacción patrimonial deducible que el consumidor haya recibido a consecuencia del dictado de una medida correctiva reparadora en sede administrativa.</w:t>
-      </w:r>
-    </w:p>
-    <w:p>
-      <w:pPr>
-        <w:spacing w:after="0" w:line="240" w:lineRule="auto"/>
-        <w:ind w:left="567"/>
-        <w:jc w:val="both"/>
-        <w:rPr>
-          <w:rFonts w:ascii="Arial Narrow" w:eastAsia="Arial Narrow" w:hAnsi="Arial Narrow" w:cs="Arial"/>
-          <w:sz w:val="16"/>
-          <w:szCs w:val="16"/>
-        </w:rPr>
-      </w:pPr>
-    </w:p>
-    <w:p>
-      <w:pPr>
-        <w:spacing w:after="0" w:line="240" w:lineRule="auto"/>
-        <w:ind w:left="567"/>
-        <w:jc w:val="both"/>
-        <w:rPr>
-          <w:rFonts w:ascii="Arial Narrow" w:eastAsia="Arial Narrow" w:hAnsi="Arial Narrow" w:cs="Arial"/>
-          <w:b/>
-          <w:bCs/>
-          <w:sz w:val="16"/>
-          <w:szCs w:val="16"/>
-        </w:rPr>
-      </w:pPr>
-      <w:r>
-        <w:rPr>
-          <w:rFonts w:ascii="Arial Narrow" w:eastAsia="Arial Narrow" w:hAnsi="Arial Narrow" w:cs="Arial"/>
-          <w:b/>
-          <w:bCs/>
-          <w:sz w:val="16"/>
-          <w:szCs w:val="16"/>
-        </w:rPr>
-        <w:t>Artículo 116.- Medidas correctivas complementarias</w:t>
-      </w:r>
-    </w:p>
-    <w:p>
-      <w:pPr>
-        <w:spacing w:after="0" w:line="240" w:lineRule="auto"/>
-        <w:ind w:left="567"/>
-        <w:jc w:val="both"/>
-        <w:rPr>
-          <w:rFonts w:ascii="Arial Narrow" w:eastAsia="Arial Narrow" w:hAnsi="Arial Narrow" w:cs="Arial"/>
-          <w:sz w:val="16"/>
-          <w:szCs w:val="16"/>
-        </w:rPr>
-      </w:pPr>
-      <w:r>
-        <w:rPr>
-          <w:rFonts w:ascii="Arial Narrow" w:eastAsia="Arial Narrow" w:hAnsi="Arial Narrow" w:cs="Arial"/>
-          <w:sz w:val="16"/>
-          <w:szCs w:val="16"/>
-        </w:rPr>
-        <w:t xml:space="preserve">Las medidas correctivas complementarias tienen el objeto de revertir los efectos de la conducta infractora o evitar que esta se produzca nuevamente en el futuro y pueden ser, entre otras, las siguientes: </w:t>
-      </w:r>
-    </w:p>
-    <w:p>
-      <w:pPr>
-        <w:spacing w:after="0" w:line="240" w:lineRule="auto"/>
-        <w:ind w:left="567"/>
-        <w:jc w:val="both"/>
-        <w:rPr>
-          <w:rFonts w:ascii="Arial Narrow" w:eastAsia="Arial Narrow" w:hAnsi="Arial Narrow" w:cs="Arial"/>
-          <w:sz w:val="16"/>
-          <w:szCs w:val="16"/>
-        </w:rPr>
-      </w:pPr>
-      <w:r>
-        <w:rPr>
-          <w:rFonts w:ascii="Arial Narrow" w:eastAsia="Arial Narrow" w:hAnsi="Arial Narrow" w:cs="Arial"/>
-          <w:sz w:val="16"/>
-          <w:szCs w:val="16"/>
-        </w:rPr>
-        <w:t xml:space="preserve">a. Que el proveedor cumpla con atender la solicitud de información requerida por el consumidor, siempre que dicho requerimiento guarde relación con el producto adquirido o servicio contratado. </w:t>
-      </w:r>
-    </w:p>
-    <w:p>
-      <w:pPr>
-        <w:spacing w:after="0" w:line="240" w:lineRule="auto"/>
-        <w:ind w:left="567"/>
-        <w:jc w:val="both"/>
-        <w:rPr>
-          <w:rFonts w:ascii="Arial Narrow" w:eastAsia="Arial Narrow" w:hAnsi="Arial Narrow" w:cs="Arial"/>
-          <w:sz w:val="16"/>
-          <w:szCs w:val="16"/>
-        </w:rPr>
-      </w:pPr>
-      <w:r>
-        <w:rPr>
-          <w:rFonts w:ascii="Arial Narrow" w:eastAsia="Arial Narrow" w:hAnsi="Arial Narrow" w:cs="Arial"/>
-          <w:sz w:val="16"/>
-          <w:szCs w:val="16"/>
-        </w:rPr>
-        <w:t xml:space="preserve">b. Declarar inexigibles las cláusulas que han sido identificadas como abusivas en el procedimiento. </w:t>
-      </w:r>
-    </w:p>
-    <w:p>
-      <w:pPr>
-        <w:spacing w:after="0" w:line="240" w:lineRule="auto"/>
-        <w:ind w:left="567"/>
-        <w:jc w:val="both"/>
-        <w:rPr>
-          <w:rFonts w:ascii="Arial Narrow" w:eastAsia="Arial Narrow" w:hAnsi="Arial Narrow" w:cs="Arial"/>
-          <w:sz w:val="16"/>
-          <w:szCs w:val="16"/>
-        </w:rPr>
-      </w:pPr>
-      <w:r>
-        <w:rPr>
-          <w:rFonts w:ascii="Arial Narrow" w:eastAsia="Arial Narrow" w:hAnsi="Arial Narrow" w:cs="Arial"/>
-          <w:sz w:val="16"/>
-          <w:szCs w:val="16"/>
-        </w:rPr>
-        <w:t xml:space="preserve">c. El decomiso y destrucción de la mercadería, envases, envolturas o etiquetas. </w:t>
-      </w:r>
-    </w:p>
-    <w:p>
-      <w:pPr>
-        <w:spacing w:after="0" w:line="240" w:lineRule="auto"/>
-        <w:ind w:left="567"/>
-        <w:jc w:val="both"/>
-        <w:rPr>
-          <w:rFonts w:ascii="Arial Narrow" w:eastAsia="Arial Narrow" w:hAnsi="Arial Narrow" w:cs="Arial"/>
-          <w:sz w:val="16"/>
-          <w:szCs w:val="16"/>
-        </w:rPr>
-      </w:pPr>
-      <w:r>
-        <w:rPr>
-          <w:rFonts w:ascii="Arial Narrow" w:eastAsia="Arial Narrow" w:hAnsi="Arial Narrow" w:cs="Arial"/>
-          <w:sz w:val="16"/>
-          <w:szCs w:val="16"/>
-        </w:rPr>
-        <w:t xml:space="preserve">d. En caso de infracciones muy graves y de reincidencia o reiterancia: </w:t>
-      </w:r>
-    </w:p>
-    <w:p>
-      <w:pPr>
-        <w:spacing w:after="0" w:line="240" w:lineRule="auto"/>
-        <w:ind w:left="567"/>
-        <w:jc w:val="both"/>
-        <w:rPr>
-          <w:rFonts w:ascii="Arial Narrow" w:eastAsia="Arial Narrow" w:hAnsi="Arial Narrow" w:cs="Arial"/>
-          <w:sz w:val="16"/>
-          <w:szCs w:val="16"/>
-        </w:rPr>
-      </w:pPr>
-      <w:r>
-        <w:rPr>
-          <w:rFonts w:ascii="Arial Narrow" w:eastAsia="Arial Narrow" w:hAnsi="Arial Narrow" w:cs="Arial"/>
-          <w:sz w:val="16"/>
-          <w:szCs w:val="16"/>
-        </w:rPr>
-        <w:t xml:space="preserve">(i) Solicitar a la autoridad correspondiente la clausura temporal del establecimiento industrial, comercial o de servicios por un plazo máximo de seis (6) meses. </w:t>
-      </w:r>
-    </w:p>
-    <w:p>
-      <w:pPr>
-        <w:spacing w:after="0" w:line="240" w:lineRule="auto"/>
-        <w:ind w:left="567"/>
-        <w:jc w:val="both"/>
-        <w:rPr>
-          <w:rFonts w:ascii="Arial Narrow" w:eastAsia="Arial Narrow" w:hAnsi="Arial Narrow" w:cs="Arial"/>
-          <w:sz w:val="16"/>
-          <w:szCs w:val="16"/>
-        </w:rPr>
-      </w:pPr>
-      <w:r>
-        <w:rPr>
-          <w:rFonts w:ascii="Arial Narrow" w:eastAsia="Arial Narrow" w:hAnsi="Arial Narrow" w:cs="Arial"/>
-          <w:sz w:val="16"/>
-          <w:szCs w:val="16"/>
-        </w:rPr>
-        <w:t xml:space="preserve">(ii) Solicitar a la autoridad competente la inhabilitación, temporal o permanente, del proveedor en función de los alcances de la infracción sancionada. </w:t>
-      </w:r>
-    </w:p>
-    <w:p>
-      <w:pPr>
-        <w:spacing w:after="0" w:line="240" w:lineRule="auto"/>
-        <w:ind w:left="567"/>
-        <w:jc w:val="both"/>
-        <w:rPr>
-          <w:rFonts w:ascii="Arial Narrow" w:eastAsia="Arial Narrow" w:hAnsi="Arial Narrow" w:cs="Arial"/>
-          <w:sz w:val="16"/>
-          <w:szCs w:val="16"/>
-        </w:rPr>
-      </w:pPr>
-      <w:r>
-        <w:rPr>
-          <w:rFonts w:ascii="Arial Narrow" w:eastAsia="Arial Narrow" w:hAnsi="Arial Narrow" w:cs="Arial"/>
-          <w:sz w:val="16"/>
-          <w:szCs w:val="16"/>
-        </w:rPr>
-        <w:t xml:space="preserve">e. Publicación de avisos rectificatorios o informativos en la forma que determine el Indecopi, tomando en consideración los medios que resulten idóneos para revertir los efectos que el acto objeto de sanción ha ocasionado. </w:t>
-      </w:r>
-    </w:p>
-    <w:p>
-      <w:pPr>
-        <w:spacing w:after="0" w:line="240" w:lineRule="auto"/>
-        <w:ind w:left="567"/>
-        <w:jc w:val="both"/>
-        <w:rPr>
-          <w:rFonts w:ascii="Arial Narrow" w:eastAsia="Arial Narrow" w:hAnsi="Arial Narrow" w:cs="Arial"/>
-          <w:sz w:val="16"/>
-          <w:szCs w:val="16"/>
-        </w:rPr>
-      </w:pPr>
-      <w:r>
-        <w:rPr>
-          <w:rFonts w:ascii="Arial Narrow" w:eastAsia="Arial Narrow" w:hAnsi="Arial Narrow" w:cs="Arial"/>
-          <w:sz w:val="16"/>
-          <w:szCs w:val="16"/>
-        </w:rPr>
-        <w:t xml:space="preserve">f. Cualquier otra medida correctiva que tenga el objeto de revertir los efectos de la conducta infractora o evitar que esta se produzca nuevamente en el futuro. </w:t>
-      </w:r>
-    </w:p>
-    <w:p>
-      <w:pPr>
-        <w:spacing w:after="0" w:line="240" w:lineRule="auto"/>
-        <w:ind w:left="567"/>
-        <w:jc w:val="both"/>
-        <w:rPr>
-          <w:rFonts w:ascii="Arial Narrow" w:eastAsia="Arial Narrow" w:hAnsi="Arial Narrow" w:cs="Arial"/>
-          <w:sz w:val="16"/>
-          <w:szCs w:val="16"/>
-        </w:rPr>
-      </w:pPr>
-      <w:r>
-        <w:rPr>
-          <w:rFonts w:ascii="Arial Narrow" w:eastAsia="Arial Narrow" w:hAnsi="Arial Narrow" w:cs="Arial"/>
-          <w:sz w:val="16"/>
-          <w:szCs w:val="16"/>
-        </w:rPr>
-        <w:t>El Indecopi está facultado para solicitar a la autoridad municipal y policial el apoyo respectivo para la ejecución de las medidas correctivas complementarias correspondientes.</w:t>
-      </w:r>
-    </w:p>
-    <w:p>
-      <w:pPr>
-        <w:spacing w:after="0" w:line="240" w:lineRule="auto"/>
-        <w:ind w:left="567"/>
-        <w:jc w:val="both"/>
-        <w:rPr>
-          <w:rFonts w:ascii="Arial Narrow" w:eastAsia="Arial Narrow" w:hAnsi="Arial Narrow" w:cs="Arial"/>
-          <w:sz w:val="16"/>
-          <w:szCs w:val="16"/>
-        </w:rPr>
-      </w:pPr>
-    </w:p>
-  </w:footnote>
-  <w:footnote w:id="12">
-    <w:p>
-      <w:pPr>
-        <w:pStyle w:val="Textonotapie"/>
-        <w:tabs>
-          <w:tab w:val="left" w:pos="567"/>
-        </w:tabs>
-        <w:ind w:left="567" w:hanging="567"/>
-        <w:jc w:val="both"/>
-        <w:rPr>
-          <w:rFonts w:ascii="Arial Narrow" w:hAnsi="Arial Narrow" w:cs="Arial"/>
-          <w:b/>
-          <w:sz w:val="16"/>
-          <w:szCs w:val="16"/>
-        </w:rPr>
-      </w:pPr>
-      <w:r>
-        <w:rPr>
-          <w:rStyle w:val="Refdenotaalpie"/>
-          <w:rFonts w:ascii="Arial Narrow" w:hAnsi="Arial Narrow" w:cs="Arial"/>
-          <w:sz w:val="16"/>
-          <w:szCs w:val="16"/>
-          <w:vertAlign w:val="superscript"/>
-        </w:rPr>
-        <w:footnoteRef/>
-      </w:r>
-      <w:r>
-        <w:rPr>
-          <w:rFonts w:ascii="Arial Narrow" w:hAnsi="Arial Narrow" w:cs="Arial"/>
-          <w:sz w:val="16"/>
-          <w:szCs w:val="16"/>
-        </w:rPr>
-        <w:t xml:space="preserve"> </w:t>
-      </w:r>
-      <w:r>
-        <w:rPr>
-          <w:rFonts w:ascii="Arial Narrow" w:hAnsi="Arial Narrow" w:cs="Arial"/>
-          <w:sz w:val="16"/>
-          <w:szCs w:val="16"/>
-        </w:rPr>
-        <w:tab/>
-      </w:r>
-      <w:r>
-        <w:rPr>
-          <w:rFonts w:ascii="Arial Narrow" w:eastAsia="Arial Narrow" w:hAnsi="Arial Narrow" w:cs="Arial"/>
-          <w:b/>
-          <w:sz w:val="16"/>
-          <w:szCs w:val="16"/>
-        </w:rPr>
-        <w:t>LEY 29571, CÓDIGO DE PROTECCIÓN Y DEFENSA DEL CONSUMIDOR</w:t>
-      </w:r>
-      <w:r>
-        <w:rPr>
-          <w:rFonts w:ascii="Arial Narrow" w:hAnsi="Arial Narrow" w:cs="Arial"/>
-          <w:b/>
-          <w:bCs/>
-          <w:sz w:val="16"/>
-          <w:szCs w:val="16"/>
-        </w:rPr>
-        <w:t xml:space="preserve">, </w:t>
-      </w:r>
-      <w:r>
-        <w:rPr>
-          <w:rFonts w:ascii="Arial Narrow" w:hAnsi="Arial Narrow" w:cs="Arial"/>
-          <w:b/>
-          <w:sz w:val="16"/>
-          <w:szCs w:val="16"/>
-        </w:rPr>
-        <w:t>publicado el 2 de setiembre de 2010 y modificado por Decreto Legislativo 1308</w:t>
-      </w:r>
-    </w:p>
-    <w:p>
-      <w:pPr>
-        <w:pStyle w:val="Textonotapie"/>
-        <w:tabs>
-          <w:tab w:val="left" w:pos="567"/>
-        </w:tabs>
-        <w:jc w:val="both"/>
-        <w:rPr>
-          <w:rFonts w:ascii="Arial Narrow" w:eastAsia="Arial Narrow" w:hAnsi="Arial Narrow" w:cs="Arial"/>
-          <w:b/>
-          <w:sz w:val="16"/>
-          <w:szCs w:val="16"/>
-        </w:rPr>
-      </w:pPr>
-      <w:r>
-        <w:rPr>
-          <w:rFonts w:ascii="Arial Narrow" w:eastAsia="Arial Narrow" w:hAnsi="Arial Narrow" w:cs="Arial"/>
-          <w:b/>
-          <w:sz w:val="16"/>
-          <w:szCs w:val="16"/>
-        </w:rPr>
-        <w:tab/>
-        <w:t>Artículo 112.- Criterios de graduación de las sanciones administrativas</w:t>
-      </w:r>
-    </w:p>
-    <w:p>
-      <w:pPr>
-        <w:pStyle w:val="Textonotapie"/>
-        <w:tabs>
-          <w:tab w:val="left" w:pos="567"/>
-        </w:tabs>
-        <w:jc w:val="both"/>
-        <w:rPr>
-          <w:rFonts w:ascii="Arial Narrow" w:eastAsia="Arial Narrow" w:hAnsi="Arial Narrow" w:cs="Arial"/>
-          <w:sz w:val="16"/>
-          <w:szCs w:val="16"/>
-        </w:rPr>
-      </w:pPr>
-      <w:r>
-        <w:rPr>
-          <w:rFonts w:ascii="Arial Narrow" w:eastAsia="Arial Narrow" w:hAnsi="Arial Narrow" w:cs="Arial"/>
-          <w:sz w:val="16"/>
-          <w:szCs w:val="16"/>
-        </w:rPr>
-        <w:tab/>
-        <w:t>(…)</w:t>
-      </w:r>
-    </w:p>
-    <w:p>
-      <w:pPr>
-        <w:pStyle w:val="Textonotapie"/>
-        <w:tabs>
-          <w:tab w:val="left" w:pos="567"/>
-        </w:tabs>
-        <w:jc w:val="both"/>
-        <w:rPr>
-          <w:rFonts w:ascii="Arial Narrow" w:eastAsia="Arial Narrow" w:hAnsi="Arial Narrow" w:cs="Arial"/>
-          <w:sz w:val="16"/>
-          <w:szCs w:val="16"/>
-        </w:rPr>
-      </w:pPr>
-      <w:r>
-        <w:rPr>
-          <w:rFonts w:ascii="Arial Narrow" w:eastAsia="Arial Narrow" w:hAnsi="Arial Narrow" w:cs="Arial"/>
-          <w:sz w:val="16"/>
-          <w:szCs w:val="16"/>
-        </w:rPr>
-        <w:tab/>
-        <w:t>Se consideran circunstancias atenuantes especiales, las siguientes:</w:t>
-      </w:r>
-    </w:p>
-    <w:p>
-      <w:pPr>
-        <w:pStyle w:val="Textonotapie"/>
-        <w:tabs>
-          <w:tab w:val="left" w:pos="567"/>
-        </w:tabs>
-        <w:jc w:val="both"/>
-        <w:rPr>
-          <w:rFonts w:ascii="Arial Narrow" w:eastAsia="Arial Narrow" w:hAnsi="Arial Narrow" w:cs="Arial"/>
-          <w:sz w:val="16"/>
-          <w:szCs w:val="16"/>
-        </w:rPr>
-      </w:pPr>
-      <w:r>
-        <w:rPr>
-          <w:rFonts w:ascii="Arial Narrow" w:eastAsia="Arial Narrow" w:hAnsi="Arial Narrow" w:cs="Arial"/>
-          <w:sz w:val="16"/>
-          <w:szCs w:val="16"/>
-        </w:rPr>
-        <w:tab/>
-        <w:t>(…)</w:t>
-      </w:r>
-    </w:p>
-    <w:p>
-      <w:pPr>
-        <w:pStyle w:val="Textonotapie"/>
-        <w:tabs>
-          <w:tab w:val="left" w:pos="567"/>
-        </w:tabs>
-        <w:ind w:left="567"/>
-        <w:jc w:val="both"/>
-        <w:rPr>
-          <w:rFonts w:ascii="Arial Narrow" w:eastAsia="Arial Narrow" w:hAnsi="Arial Narrow" w:cs="Arial"/>
-          <w:sz w:val="16"/>
-          <w:szCs w:val="16"/>
-        </w:rPr>
-      </w:pPr>
-      <w:r>
-        <w:rPr>
-          <w:rFonts w:ascii="Arial Narrow" w:eastAsia="Arial Narrow" w:hAnsi="Arial Narrow" w:cs="Arial"/>
-          <w:sz w:val="16"/>
-          <w:szCs w:val="16"/>
-        </w:rPr>
-        <w:t>3. En los procedimientos de oficio promovidos por una denuncia de parte, cuando el proveedor se allana a la denuncia presentada o reconoce las pretensiones en ella contenidas, se da por concluido el procedimiento liminarmente, pudiendo imponerse una amonestación si el allanamiento o reconocimiento se realiza con la presentación de los descargos; caso contrario la sanción a imponer será pecuniaria. En aquellos casos en que el allanamiento o reconocimiento verse sobre controversias referidas a actos de discriminación, actos contrarios a la vida y a la salud y sustancias peligrosas, se considera como un atenuante pero la sanción a imponer será pecuniaria. En todos los supuestos de allanamiento y reconocimiento formulados con la presentación de los descargos, se exonera al denunciado del pago de los costos del procedimiento, pero no de las costas.</w:t>
-      </w:r>
-    </w:p>
-    <w:p>
-      <w:pPr>
-        <w:pStyle w:val="Textonotapie"/>
-        <w:jc w:val="both"/>
-        <w:rPr>
-          <w:rFonts w:ascii="Arial Narrow" w:hAnsi="Arial Narrow" w:cs="Arial"/>
-          <w:sz w:val="16"/>
-          <w:szCs w:val="16"/>
-        </w:rPr>
-      </w:pPr>
-    </w:p>
-  </w:footnote>
-  <w:footnote w:id="13">
-    <w:p>
-      <w:pPr>
-        <w:pStyle w:val="Textonotapie"/>
-        <w:tabs>
-          <w:tab w:val="left" w:pos="567"/>
-        </w:tabs>
-        <w:ind w:left="567" w:hanging="567"/>
-        <w:jc w:val="both"/>
-        <w:rPr>
-          <w:rFonts w:ascii="Arial Narrow" w:eastAsia="Arial Narrow" w:hAnsi="Arial Narrow" w:cs="Arial"/>
-          <w:b/>
-          <w:sz w:val="16"/>
-          <w:szCs w:val="16"/>
-        </w:rPr>
-      </w:pPr>
-      <w:r>
-        <w:rPr>
-          <w:rStyle w:val="Refdenotaalpie"/>
-          <w:rFonts w:ascii="Arial Narrow" w:hAnsi="Arial Narrow" w:cs="Arial"/>
-          <w:sz w:val="16"/>
-          <w:szCs w:val="16"/>
-          <w:vertAlign w:val="superscript"/>
-        </w:rPr>
-        <w:footnoteRef/>
-      </w:r>
-      <w:r>
-        <w:rPr>
-          <w:rFonts w:ascii="Arial Narrow" w:hAnsi="Arial Narrow" w:cs="Arial"/>
-          <w:sz w:val="16"/>
-          <w:szCs w:val="16"/>
-        </w:rPr>
-        <w:t xml:space="preserve"> </w:t>
-      </w:r>
-      <w:r>
-        <w:rPr>
-          <w:rFonts w:ascii="Arial Narrow" w:hAnsi="Arial Narrow" w:cs="Arial"/>
-          <w:sz w:val="16"/>
-          <w:szCs w:val="16"/>
-        </w:rPr>
-        <w:tab/>
-      </w:r>
-      <w:r>
-        <w:rPr>
-          <w:rFonts w:ascii="Arial Narrow" w:eastAsia="Arial Narrow" w:hAnsi="Arial Narrow" w:cs="Arial"/>
-          <w:b/>
-          <w:sz w:val="16"/>
-          <w:szCs w:val="16"/>
-        </w:rPr>
-        <w:t>LEY SOBRE FACULTADES, NORMAS Y ORGANIZACIÓN DEL INDECOPI, aprobada por Decreto Legislativo 807</w:t>
-      </w:r>
-    </w:p>
-    <w:p>
-      <w:pPr>
-        <w:pStyle w:val="Textonotapie"/>
-        <w:tabs>
-          <w:tab w:val="left" w:pos="567"/>
-        </w:tabs>
-        <w:ind w:left="567" w:hanging="567"/>
-        <w:jc w:val="both"/>
-        <w:rPr>
-          <w:rFonts w:ascii="Arial Narrow" w:eastAsia="Arial Narrow" w:hAnsi="Arial Narrow" w:cs="Arial"/>
-          <w:bCs/>
-          <w:sz w:val="16"/>
-          <w:szCs w:val="16"/>
-        </w:rPr>
-      </w:pPr>
-      <w:r>
-        <w:rPr>
-          <w:rFonts w:ascii="Arial Narrow" w:eastAsia="Arial Narrow" w:hAnsi="Arial Narrow" w:cs="Arial"/>
-          <w:b/>
-          <w:sz w:val="16"/>
-          <w:szCs w:val="16"/>
-        </w:rPr>
-        <w:tab/>
-      </w:r>
-      <w:r>
-        <w:rPr>
-          <w:rFonts w:ascii="Arial Narrow" w:hAnsi="Arial Narrow" w:cs="Arial"/>
-          <w:b/>
-          <w:sz w:val="16"/>
-          <w:szCs w:val="16"/>
-        </w:rPr>
-        <w:t xml:space="preserve">Artículo 39.- </w:t>
-      </w:r>
-      <w:r>
-        <w:rPr>
-          <w:rFonts w:ascii="Arial Narrow" w:hAnsi="Arial Narrow" w:cs="Arial"/>
-          <w:bCs/>
-          <w:sz w:val="16"/>
-          <w:szCs w:val="16"/>
-        </w:rPr>
-        <w:t>Los gastos por los peritajes realizados, actuación de pruebas, inspecciones y otros derivados de la tramitación del proceso serán de cargo de la parte que solicita la prueba, salvo pacto en contrario. En todos los casos, la resolución final determinará si los gastos deben ser asumidos por alguna de las partes, o reembolsados a la otra parte o al Indecopi, según sea el caso, de manera adicional a la sanción que haya podido imponerse.</w:t>
-      </w:r>
-    </w:p>
-    <w:p>
-      <w:pPr>
-        <w:pStyle w:val="Textonotapie"/>
-        <w:jc w:val="both"/>
-        <w:rPr>
-          <w:rFonts w:ascii="Arial Narrow" w:hAnsi="Arial Narrow" w:cs="Arial"/>
-          <w:sz w:val="16"/>
-          <w:szCs w:val="16"/>
-        </w:rPr>
-      </w:pPr>
-    </w:p>
-  </w:footnote>
-  <w:footnote w:id="14">
-    <w:p>
-      <w:pPr>
-        <w:autoSpaceDE w:val="0"/>
-        <w:autoSpaceDN w:val="0"/>
-        <w:adjustRightInd w:val="0"/>
-        <w:spacing w:after="0" w:line="240" w:lineRule="auto"/>
-        <w:ind w:left="567" w:hanging="567"/>
-        <w:jc w:val="both"/>
-        <w:rPr>
-          <w:rFonts w:ascii="Arial Narrow" w:hAnsi="Arial Narrow" w:cs="Arial"/>
-          <w:b/>
-          <w:bCs/>
-          <w:sz w:val="16"/>
-          <w:szCs w:val="16"/>
-        </w:rPr>
-      </w:pPr>
-      <w:r>
-        <w:rPr>
-          <w:rStyle w:val="Refdenotaalpie"/>
-          <w:rFonts w:ascii="Arial Narrow" w:hAnsi="Arial Narrow" w:cs="Arial"/>
-          <w:b/>
-          <w:bCs/>
-          <w:sz w:val="16"/>
-          <w:szCs w:val="16"/>
-          <w:vertAlign w:val="superscript"/>
-        </w:rPr>
-        <w:footnoteRef/>
-      </w:r>
-      <w:r>
-        <w:rPr>
-          <w:rFonts w:ascii="Arial Narrow" w:hAnsi="Arial Narrow" w:cs="Arial"/>
-          <w:b/>
-          <w:bCs/>
-          <w:sz w:val="16"/>
-          <w:szCs w:val="16"/>
-        </w:rPr>
-        <w:t xml:space="preserve"> </w:t>
-      </w:r>
-      <w:r>
-        <w:rPr>
-          <w:rFonts w:ascii="Arial Narrow" w:hAnsi="Arial Narrow" w:cs="Arial"/>
-          <w:b/>
-          <w:bCs/>
-          <w:sz w:val="16"/>
-          <w:szCs w:val="16"/>
-        </w:rPr>
-        <w:tab/>
-        <w:t>DECRETO LEGISLATIVO 807, LEY SOBRE FACULTADES, NORMAS Y ORGANIZACIÓN DEL INDECOPI FACULTADES DE LAS COMISIONES Y OFICINAS DEL INDECOPI.</w:t>
-      </w:r>
-    </w:p>
-    <w:p>
-      <w:pPr>
-        <w:pStyle w:val="NormalWeb"/>
-        <w:spacing w:after="0" w:line="240" w:lineRule="auto"/>
-        <w:ind w:left="567"/>
-        <w:jc w:val="both"/>
-        <w:rPr>
-          <w:rFonts w:ascii="Arial Narrow" w:hAnsi="Arial Narrow" w:cs="Arial"/>
-          <w:bCs/>
-          <w:sz w:val="16"/>
-          <w:szCs w:val="16"/>
-        </w:rPr>
-      </w:pPr>
-      <w:r>
-        <w:rPr>
-          <w:rFonts w:ascii="Arial Narrow" w:hAnsi="Arial Narrow" w:cs="Arial"/>
-          <w:b/>
-          <w:sz w:val="16"/>
-          <w:szCs w:val="16"/>
-        </w:rPr>
-        <w:t xml:space="preserve">Artículo 29.- </w:t>
-      </w:r>
-      <w:r>
-        <w:rPr>
-          <w:rFonts w:ascii="Arial Narrow" w:hAnsi="Arial Narrow" w:cs="Arial"/>
-          <w:bCs/>
-          <w:sz w:val="16"/>
-          <w:szCs w:val="16"/>
-        </w:rPr>
-        <w:t>En cualquier estado del procedimiento, e incluso antes de admitirse a trámite la denuncia, el Secretario Técnico podrá citar a las partes a audiencia de conciliación. La audiencia se desarrollará ante el Secretario Técnico o ante la persona que este designe. Si ambas partes arribaran a un acuerdo respecto de la denuncia, se levantará un acta donde conste el acuerdo respectivo, el mismo que tendrá efectos de transacción extrajudicial. En cualquier caso, la Comisión podrá continuar de oficio el procedimiento, si del análisis de los hechos denunciados considera que podría estarse afectando intereses de terceros.</w:t>
-      </w:r>
-    </w:p>
-    <w:p>
-      <w:pPr>
-        <w:pStyle w:val="NormalWeb"/>
-        <w:spacing w:after="0" w:line="240" w:lineRule="auto"/>
-        <w:ind w:left="567"/>
-        <w:jc w:val="both"/>
-        <w:rPr>
-          <w:rFonts w:ascii="Arial Narrow" w:hAnsi="Arial Narrow" w:cs="Arial"/>
-          <w:sz w:val="16"/>
-          <w:szCs w:val="16"/>
-        </w:rPr>
-      </w:pPr>
-    </w:p>
-  </w:footnote>
-  <w:footnote w:id="15">
-    <w:p>
-      <w:pPr>
-        <w:pStyle w:val="Textonotapie"/>
-        <w:ind w:left="567" w:hanging="567"/>
-        <w:jc w:val="both"/>
-        <w:rPr>
-          <w:rFonts w:ascii="Arial Narrow" w:hAnsi="Arial Narrow" w:cs="Arial"/>
-          <w:sz w:val="16"/>
-          <w:szCs w:val="16"/>
-        </w:rPr>
-      </w:pPr>
-      <w:r>
-        <w:rPr>
-          <w:rStyle w:val="Refdenotaalpie"/>
-          <w:rFonts w:ascii="Arial Narrow" w:hAnsi="Arial Narrow" w:cs="Arial"/>
-          <w:sz w:val="16"/>
-          <w:szCs w:val="16"/>
-          <w:vertAlign w:val="superscript"/>
-        </w:rPr>
-        <w:footnoteRef/>
-      </w:r>
-      <w:r>
-        <w:rPr>
-          <w:rFonts w:ascii="Arial Narrow" w:hAnsi="Arial Narrow" w:cs="Arial"/>
-          <w:sz w:val="16"/>
-          <w:szCs w:val="16"/>
-        </w:rPr>
-        <w:t xml:space="preserve"> </w:t>
-      </w:r>
-      <w:r>
-        <w:rPr>
-          <w:rFonts w:ascii="Arial Narrow" w:hAnsi="Arial Narrow" w:cs="Arial"/>
-          <w:sz w:val="16"/>
-          <w:szCs w:val="16"/>
-        </w:rPr>
-        <w:tab/>
-      </w:r>
-      <w:r>
-        <w:rPr>
-          <w:rFonts w:ascii="Arial Narrow" w:eastAsia="Arial" w:hAnsi="Arial Narrow" w:cs="Arial"/>
-          <w:b/>
-          <w:sz w:val="16"/>
-          <w:szCs w:val="16"/>
-        </w:rPr>
-        <w:t>TEXTO ÚNICO ORDENADO DE LA LEY DEL PROCEDIMIENTO ADMINISTRATIVO GENERAL, aprobado mediante Decreto Supremo 006-2026-JUS y publicado el 30 de abril de 2026</w:t>
-      </w:r>
-    </w:p>
-    <w:p>
-      <w:pPr>
-        <w:pStyle w:val="Textonotapie"/>
-        <w:ind w:left="1134" w:hanging="567"/>
-        <w:jc w:val="both"/>
-        <w:rPr>
-          <w:rFonts w:ascii="Arial Narrow" w:hAnsi="Arial Narrow" w:cs="Arial"/>
-          <w:b/>
-          <w:bCs/>
-          <w:sz w:val="16"/>
-          <w:szCs w:val="16"/>
-        </w:rPr>
-      </w:pPr>
-      <w:r>
-        <w:rPr>
-          <w:rFonts w:ascii="Arial Narrow" w:hAnsi="Arial Narrow" w:cs="Arial"/>
-          <w:b/>
-          <w:bCs/>
-          <w:sz w:val="16"/>
-          <w:szCs w:val="16"/>
-        </w:rPr>
-        <w:t>Artículo 20. Modalidades de notificación|</w:t>
-      </w:r>
-    </w:p>
-    <w:p>
-      <w:pPr>
-        <w:pStyle w:val="Textonotapie"/>
-        <w:ind w:left="1134" w:hanging="567"/>
-        <w:jc w:val="both"/>
-        <w:rPr>
-          <w:rFonts w:ascii="Arial Narrow" w:hAnsi="Arial Narrow" w:cs="Arial"/>
-          <w:sz w:val="16"/>
-          <w:szCs w:val="16"/>
-        </w:rPr>
-      </w:pPr>
-      <w:r>
-        <w:rPr>
-          <w:rFonts w:ascii="Arial Narrow" w:hAnsi="Arial Narrow" w:cs="Arial"/>
-          <w:sz w:val="16"/>
-          <w:szCs w:val="16"/>
-        </w:rPr>
-        <w:t xml:space="preserve">20.4. </w:t>
-      </w:r>
-      <w:r>
-        <w:rPr>
-          <w:rFonts w:ascii="Arial Narrow" w:hAnsi="Arial Narrow" w:cs="Arial"/>
-          <w:sz w:val="16"/>
-          <w:szCs w:val="16"/>
-        </w:rPr>
-        <w:tab/>
-        <w:t>El administrado interesado o afectado por el acto que hubiera consignado en su escrito alguna dirección electrónica que conste en el expediente puede ser notificado a través de ese medio siempre que haya dado su autorización expresa para ello. Para este caso no es de aplicación el orden de prelación dispuesto en el numeral 20.1.</w:t>
-      </w:r>
-    </w:p>
-    <w:p>
-      <w:pPr>
-        <w:pStyle w:val="Textonotapie"/>
-        <w:ind w:left="1134"/>
-        <w:jc w:val="both"/>
-        <w:rPr>
-          <w:rFonts w:ascii="Arial Narrow" w:hAnsi="Arial Narrow" w:cs="Arial"/>
-          <w:sz w:val="16"/>
-          <w:szCs w:val="16"/>
-        </w:rPr>
-      </w:pPr>
-      <w:r>
-        <w:rPr>
-          <w:rFonts w:ascii="Arial Narrow" w:hAnsi="Arial Narrow" w:cs="Arial"/>
-          <w:sz w:val="16"/>
-          <w:szCs w:val="16"/>
-        </w:rPr>
-        <w:t xml:space="preserve">La notificación dirigida a la dirección de correo electrónico señalada por el administrado se entiende válidamente efectuada cuando la entidad reciba la respuesta de recepción de la dirección electrónica señalada por el administrado o esta sea generada en forma automática por una plataforma tecnológica o sistema informático que garantice que la notificación ha sido efectuada. La notificación surte efectos el día que conste haber sido recibida, conforme lo previsto en el numeral 2 del artículo 25. </w:t>
-      </w:r>
-    </w:p>
-    <w:p>
-      <w:pPr>
-        <w:pStyle w:val="Textonotapie"/>
-        <w:ind w:left="1134"/>
-        <w:jc w:val="both"/>
-        <w:rPr>
-          <w:rFonts w:ascii="Arial Narrow" w:hAnsi="Arial Narrow" w:cs="Arial"/>
-          <w:sz w:val="16"/>
-          <w:szCs w:val="16"/>
-        </w:rPr>
-      </w:pPr>
-      <w:r>
-        <w:rPr>
-          <w:rFonts w:ascii="Arial Narrow" w:hAnsi="Arial Narrow" w:cs="Arial"/>
-          <w:sz w:val="16"/>
-          <w:szCs w:val="16"/>
-        </w:rPr>
-        <w:t>En caso de no recibirse respuesta automática de recepción en un plazo máximo de dos (2) días hábiles contados desde el día siguiente de efectuado el acto de notificación vía correo electrónico, se procede a notificar por cédula conforme al inciso 20.1.1, volviéndose a computar el plazo establecido en el numeral 24.1 del artículo 24.</w:t>
-      </w:r>
-    </w:p>
-    <w:p>
-      <w:pPr>
-        <w:pStyle w:val="Textonotapie"/>
-        <w:ind w:left="1134" w:hanging="567"/>
-        <w:jc w:val="both"/>
-        <w:rPr>
-          <w:rFonts w:ascii="Arial Narrow" w:hAnsi="Arial Narrow" w:cs="Arial"/>
-          <w:sz w:val="16"/>
-          <w:szCs w:val="16"/>
-          <w:lang w:val="es-ES"/>
-        </w:rPr>
-      </w:pPr>
-    </w:p>
-  </w:footnote>
 </w:footnotes>
 </file>
 
 <file path=word/header1.xml><?xml version="1.0" encoding="utf-8"?>
-<w:hdr xmlns:wpc="http://schemas.microsoft.com/office/word/2010/wordprocessingCanvas" xmlns:cx="http://schemas.microsoft.com/office/drawing/2014/chartex" xmlns:cx1="http://schemas.microsoft.com/office/drawing/2015/9/8/chartex" xmlns:cx2="http://schemas.microsoft.com/office/drawing/2015/10/21/chartex" xmlns:cx3="http://schemas.microsoft.com/office/drawing/2016/5/9/chartex" xmlns:cx4="http://schemas.microsoft.com/office/drawing/2016/5/10/chartex" xmlns:cx5="http://schemas.microsoft.com/office/drawing/2016/5/11/chartex" xmlns:cx6="http://schemas.microsoft.com/office/drawing/2016/5/12/chartex" xmlns:cx7="http://schemas.microsoft.com/office/drawing/2016/5/13/chartex" xmlns:cx8="http://schemas.microsoft.com/office/drawing/2016/5/14/chartex" xmlns:mc="http://schemas.openxmlformats.org/markup-compatibility/2006" xmlns:aink="http://schemas.microsoft.com/office/drawing/2016/ink" xmlns:am3d="http://schemas.microsoft.com/office/drawing/2017/model3d" xmlns:o="urn:schemas-microsoft-com:office:office" xmlns:oel="http://schemas.microsoft.com/office/2019/extlst" xmlns:r="http://schemas.openxmlformats.org/officeDocument/2006/relationships" xmlns:m="http://schemas.openxmlformats.org/officeDocument/2006/math" xmlns:v="urn:schemas-microsoft-com:vml" xmlns:wp14="http://schemas.microsoft.com/office/word/2010/wordprocessingDrawing" xmlns:wp="http://schemas.openxmlformats.org/drawingml/2006/wordprocessingDrawing" xmlns:w10="urn:schemas-microsoft-com:office:word" xmlns:w="http://schemas.openxmlformats.org/wordprocessingml/2006/main" xmlns:w14="http://schemas.microsoft.com/office/word/2010/wordml" xmlns:w15="http://schemas.microsoft.com/office/word/2012/wordml" xmlns:w16cex="http://schemas.microsoft.com/office/word/2018/wordml/cex" xmlns:w16cid="http://schemas.microsoft.com/office/word/2016/wordml/cid" xmlns:w16="http://schemas.microsoft.com/office/word/2018/wordml" xmlns:w16du="http://schemas.microsoft.com/office/word/2023/wordml/word16du" xmlns:w16sdtdh="http://schemas.microsoft.com/office/word/2020/wordml/sdtdatahash" xmlns:w16sdtfl="http://schemas.microsoft.com/office/word/2024/wordml/sdtformatlock" xmlns:w16se="http://schemas.microsoft.com/office/word/2015/wordml/symex" xmlns:wpg="http://schemas.microsoft.com/office/word/2010/wordprocessingGroup" xmlns:wpi="http://schemas.microsoft.com/office/word/2010/wordprocessingInk" xmlns:wne="http://schemas.microsoft.com/office/word/2006/wordml" xmlns:wps="http://schemas.microsoft.com/office/word/2010/wordprocessingShape" mc:Ignorable="w14 w15 w16se w16cid w16 w16cex w16sdtdh w16sdtfl w16du wp14">
+<w:hdr xmlns:a="http://schemas.openxmlformats.org/drawingml/2006/main" xmlns:a14="http://schemas.microsoft.com/office/drawing/2010/main" xmlns:mc="http://schemas.openxmlformats.org/markup-compatibility/2006" xmlns:pic="http://schemas.openxmlformats.org/drawingml/2006/picture" xmlns:r="http://schemas.openxmlformats.org/officeDocument/2006/relationships" xmlns:w="http://schemas.openxmlformats.org/wordprocessingml/2006/main" xmlns:w14="http://schemas.microsoft.com/office/word/2010/wordml" xmlns:w15="http://schemas.microsoft.com/office/word/2012/wordml" xmlns:w16="http://schemas.microsoft.com/office/word/2018/wordml" xmlns:w16cex="http://schemas.microsoft.com/office/word/2018/wordml/cex" xmlns:w16cid="http://schemas.microsoft.com/office/word/2016/wordml/cid" xmlns:w16du="http://schemas.microsoft.com/office/word/2023/wordml/word16du" xmlns:w16sdtdh="http://schemas.microsoft.com/office/word/2020/wordml/sdtdatahash" xmlns:w16se="http://schemas.microsoft.com/office/word/2015/wordml/symex" xmlns:wp="http://schemas.openxmlformats.org/drawingml/2006/wordprocessingDrawing" xmlns:wp14="http://schemas.microsoft.com/office/word/2010/wordprocessingDrawing" mc:Ignorable="w14 w15 w16se w16cid w16 w16cex w16sdtdh w16du wp14">
   <w:tbl>
     <w:tblPr>
       <w:tblW w:w="8645" w:type="dxa"/>

--- a/plantillas_maestras/04_seguro_proteccion_tarjetas_y_dinero/contratacion_no_consentida/2_ddos_banco_y_aseguradora/mujer/TPL_0731_2025_SEGURO_PROTECCION_TARJETAS_Y_DINERO_CONTRATACION_NO_CONSENTIDA_BANCO_MUJER_R1.docx
+++ b/plantillas_maestras/04_seguro_proteccion_tarjetas_y_dinero/contratacion_no_consentida/2_ddos_banco_y_aseguradora/mujer/TPL_0731_2025_SEGURO_PROTECCION_TARJETAS_Y_DINERO_CONTRATACION_NO_CONSENTIDA_BANCO_MUJER_R1.docx
@@ -701,133 +701,7 @@
           <w:lang w:val="es-ES" w:eastAsia="es-ES"/>
           <w14:ligatures w14:val="none"/>
         </w:rPr>
-        <w:t xml:space="preserve">Mediante el escrito del 23 de marzo de 2025, la señora [APELLIDO] denunció al Banco y a Mapfre por presuntas infracciones a la Ley 29571, Código de Protección y Defensa del Consumidor (en adelante, Código), señalando lo siguiente:</w:t>
-      </w:r>
-      <w:r>
-        <w:rPr>
-          <w:rFonts w:ascii="Arial Narrow" w:eastAsia="Arial Narrow" w:hAnsi="Arial Narrow" w:cs="Arial Narrow"/>
-          <w:color w:val="000000"/>
-          <w:kern w:val="0"/>
-          <w:sz w:val="22"/>
-          <w:szCs w:val="22"/>
-          <w:lang w:val="es-ES" w:eastAsia="es-ES"/>
-          <w14:ligatures w14:val="none"/>
-        </w:rPr>
-        <w:t xml:space="preserve"/>
-      </w:r>
-      <w:r>
-        <w:rPr>
-          <w:rFonts w:ascii="Arial Narrow" w:eastAsia="Arial Narrow" w:hAnsi="Arial Narrow" w:cs="Arial Narrow"/>
-          <w:color w:val="000000"/>
-          <w:kern w:val="0"/>
-          <w:sz w:val="22"/>
-          <w:szCs w:val="22"/>
-          <w:lang w:val="es-ES" w:eastAsia="es-ES"/>
-          <w14:ligatures w14:val="none"/>
-        </w:rPr>
-        <w:t/>
-      </w:r>
-      <w:r>
-        <w:rPr>
-          <w:rFonts w:ascii="Arial Narrow" w:eastAsia="Arial Narrow" w:hAnsi="Arial Narrow" w:cs="Arial Narrow"/>
-          <w:color w:val="000000"/>
-          <w:kern w:val="0"/>
-          <w:sz w:val="22"/>
-          <w:szCs w:val="22"/>
-          <w:lang w:val="es-ES" w:eastAsia="es-ES"/>
-          <w14:ligatures w14:val="none"/>
-        </w:rPr>
-        <w:t xml:space="preserve"/>
-      </w:r>
-      <w:r>
-        <w:rPr>
-          <w:rFonts w:ascii="Arial Narrow" w:eastAsia="Arial Narrow" w:hAnsi="Arial Narrow" w:cs="Arial Narrow"/>
-          <w:color w:val="000000"/>
-          <w:kern w:val="0"/>
-          <w:sz w:val="22"/>
-          <w:szCs w:val="22"/>
-          <w:lang w:val="es-ES" w:eastAsia="es-ES"/>
-          <w14:ligatures w14:val="none"/>
-        </w:rPr>
-        <w:t/>
-      </w:r>
-      <w:r>
-        <w:rPr>
-          <w:rFonts w:ascii="Arial Narrow" w:eastAsia="Arial Narrow" w:hAnsi="Arial Narrow" w:cs="Arial Narrow"/>
-          <w:kern w:val="0"/>
-          <w14:ligatures w14:val="none"/>
-          <w:sz w:val="22"/>
-          <w:szCs w:val="22"/>
-        </w:rPr>
-        <w:t xml:space="preserve"/>
-      </w:r>
-      <w:r>
-        <w:rPr>
-          <w:rFonts w:ascii="Arial Narrow" w:eastAsia="Arial Narrow" w:hAnsi="Arial Narrow" w:cs="Arial Narrow"/>
-          <w:kern w:val="0"/>
-          <w14:ligatures w14:val="none"/>
-          <w:sz w:val="22"/>
-          <w:szCs w:val="22"/>
-        </w:rPr>
-        <w:t xml:space="preserve"/>
-      </w:r>
-      <w:r>
-        <w:rPr>
-          <w:rFonts w:ascii="Arial Narrow" w:eastAsia="Arial Narrow" w:hAnsi="Arial Narrow" w:cs="Arial Narrow"/>
-          <w:kern w:val="0"/>
-          <w14:ligatures w14:val="none"/>
-          <w:sz w:val="22"/>
-          <w:szCs w:val="22"/>
-        </w:rPr>
-        <w:t xml:space="preserve"/>
-      </w:r>
-      <w:r>
-        <w:rPr>
-          <w:rFonts w:ascii="Arial Narrow" w:eastAsia="Arial Narrow" w:hAnsi="Arial Narrow" w:cs="Arial Narrow"/>
-          <w:color w:val="000000"/>
-          <w:kern w:val="0"/>
-          <w:sz w:val="22"/>
-          <w:szCs w:val="22"/>
-          <w:lang w:val="es-ES" w:eastAsia="es-ES"/>
-          <w14:ligatures w14:val="none"/>
-        </w:rPr>
-        <w:t xml:space="preserve"/>
-      </w:r>
-      <w:r>
-        <w:rPr>
-          <w:rFonts w:ascii="Arial Narrow" w:eastAsia="Arial Narrow" w:hAnsi="Arial Narrow" w:cs="Arial Narrow"/>
-          <w:color w:val="000000"/>
-          <w:kern w:val="0"/>
-          <w:sz w:val="22"/>
-          <w:szCs w:val="22"/>
-          <w:lang w:val="es-ES" w:eastAsia="es-ES"/>
-          <w14:ligatures w14:val="none"/>
-        </w:rPr>
-        <w:t xml:space="preserve"/>
-      </w:r>
-      <w:r>
-        <w:rPr>
-          <w:rFonts w:ascii="Arial Narrow" w:eastAsia="Arial Narrow" w:hAnsi="Arial Narrow" w:cs="Arial Narrow"/>
-          <w:color w:val="000000"/>
-          <w:kern w:val="0"/>
-          <w:sz w:val="22"/>
-          <w:szCs w:val="22"/>
-          <w:lang w:val="es-ES" w:eastAsia="es-ES"/>
-          <w14:ligatures w14:val="none"/>
-        </w:rPr>
-        <w:t xml:space="preserve"/>
-      </w:r>
-      <w:r>
-        <w:rPr>
-          <w:rFonts w:ascii="Arial Narrow" w:eastAsia="Arial Narrow" w:hAnsi="Arial Narrow" w:cs="Arial Narrow"/>
-          <w:color w:val="000000"/>
-          <w:kern w:val="0"/>
-          <w:sz w:val="22"/>
-          <w:szCs w:val="22"/>
-          <w:lang w:val="es-ES" w:eastAsia="es-ES"/>
-          <w14:ligatures w14:val="none"/>
-        </w:rPr>
-        <w:t/>
+        <w:t xml:space="preserve">Mediante el escrito del 23 de marzo de 2025, la señora [APELLIDO] denunció al Banco y a Mapfre por presuntas infracciones a la Ley 29571, Código de Protección y Defensa del Consumidor</w:t>
       </w:r>
       <w:r>
         <w:rPr>
@@ -842,6 +716,144 @@
           <w14:ligatures w14:val="none"/>
         </w:rPr>
         <w:footnoteReference w:id="1"/>
+      </w:r>
+      <w:r>
+        <w:rPr>
+          <w:rFonts w:ascii="Arial Narrow" w:eastAsia="Arial Narrow" w:hAnsi="Arial Narrow" w:cs="Arial Narrow"/>
+          <w:color w:val="000000"/>
+          <w:kern w:val="0"/>
+          <w:sz w:val="22"/>
+          <w:szCs w:val="22"/>
+          <w:lang w:val="es-ES" w:eastAsia="es-ES"/>
+          <w14:ligatures w14:val="none"/>
+        </w:rPr>
+        <w:t xml:space="preserve"> (en adelante, Código), señalando lo siguiente:</w:t>
+      </w:r>
+      <w:r>
+        <w:rPr>
+          <w:rFonts w:ascii="Arial Narrow" w:eastAsia="Arial Narrow" w:hAnsi="Arial Narrow" w:cs="Arial Narrow"/>
+          <w:color w:val="000000"/>
+          <w:kern w:val="0"/>
+          <w:sz w:val="22"/>
+          <w:szCs w:val="22"/>
+          <w:lang w:val="es-ES" w:eastAsia="es-ES"/>
+          <w14:ligatures w14:val="none"/>
+        </w:rPr>
+        <w:t xml:space="preserve"/>
+      </w:r>
+      <w:r>
+        <w:rPr>
+          <w:rFonts w:ascii="Arial Narrow" w:eastAsia="Arial Narrow" w:hAnsi="Arial Narrow" w:cs="Arial Narrow"/>
+          <w:color w:val="000000"/>
+          <w:kern w:val="0"/>
+          <w:sz w:val="22"/>
+          <w:szCs w:val="22"/>
+          <w:lang w:val="es-ES" w:eastAsia="es-ES"/>
+          <w14:ligatures w14:val="none"/>
+        </w:rPr>
+        <w:t/>
+      </w:r>
+      <w:r>
+        <w:rPr>
+          <w:rFonts w:ascii="Arial Narrow" w:eastAsia="Arial Narrow" w:hAnsi="Arial Narrow" w:cs="Arial Narrow"/>
+          <w:color w:val="000000"/>
+          <w:kern w:val="0"/>
+          <w:sz w:val="22"/>
+          <w:szCs w:val="22"/>
+          <w:lang w:val="es-ES" w:eastAsia="es-ES"/>
+          <w14:ligatures w14:val="none"/>
+        </w:rPr>
+        <w:t xml:space="preserve"/>
+      </w:r>
+      <w:r>
+        <w:rPr>
+          <w:rFonts w:ascii="Arial Narrow" w:eastAsia="Arial Narrow" w:hAnsi="Arial Narrow" w:cs="Arial Narrow"/>
+          <w:color w:val="000000"/>
+          <w:kern w:val="0"/>
+          <w:sz w:val="22"/>
+          <w:szCs w:val="22"/>
+          <w:lang w:val="es-ES" w:eastAsia="es-ES"/>
+          <w14:ligatures w14:val="none"/>
+        </w:rPr>
+        <w:t/>
+      </w:r>
+      <w:r>
+        <w:rPr>
+          <w:rFonts w:ascii="Arial Narrow" w:eastAsia="Arial Narrow" w:hAnsi="Arial Narrow" w:cs="Arial Narrow"/>
+          <w:kern w:val="0"/>
+          <w14:ligatures w14:val="none"/>
+          <w:sz w:val="22"/>
+          <w:szCs w:val="22"/>
+        </w:rPr>
+        <w:t xml:space="preserve"/>
+      </w:r>
+      <w:r>
+        <w:rPr>
+          <w:rFonts w:ascii="Arial Narrow" w:eastAsia="Arial Narrow" w:hAnsi="Arial Narrow" w:cs="Arial Narrow"/>
+          <w:kern w:val="0"/>
+          <w14:ligatures w14:val="none"/>
+          <w:sz w:val="22"/>
+          <w:szCs w:val="22"/>
+        </w:rPr>
+        <w:t xml:space="preserve"/>
+      </w:r>
+      <w:r>
+        <w:rPr>
+          <w:rFonts w:ascii="Arial Narrow" w:eastAsia="Arial Narrow" w:hAnsi="Arial Narrow" w:cs="Arial Narrow"/>
+          <w:kern w:val="0"/>
+          <w14:ligatures w14:val="none"/>
+          <w:sz w:val="22"/>
+          <w:szCs w:val="22"/>
+        </w:rPr>
+        <w:t xml:space="preserve"/>
+      </w:r>
+      <w:r>
+        <w:rPr>
+          <w:rFonts w:ascii="Arial Narrow" w:eastAsia="Arial Narrow" w:hAnsi="Arial Narrow" w:cs="Arial Narrow"/>
+          <w:color w:val="000000"/>
+          <w:kern w:val="0"/>
+          <w:sz w:val="22"/>
+          <w:szCs w:val="22"/>
+          <w:lang w:val="es-ES" w:eastAsia="es-ES"/>
+          <w14:ligatures w14:val="none"/>
+        </w:rPr>
+        <w:t xml:space="preserve"/>
+      </w:r>
+      <w:r>
+        <w:rPr>
+          <w:rFonts w:ascii="Arial Narrow" w:eastAsia="Arial Narrow" w:hAnsi="Arial Narrow" w:cs="Arial Narrow"/>
+          <w:color w:val="000000"/>
+          <w:kern w:val="0"/>
+          <w:sz w:val="22"/>
+          <w:szCs w:val="22"/>
+          <w:lang w:val="es-ES" w:eastAsia="es-ES"/>
+          <w14:ligatures w14:val="none"/>
+        </w:rPr>
+        <w:t xml:space="preserve"/>
+      </w:r>
+      <w:r>
+        <w:rPr>
+          <w:rFonts w:ascii="Arial Narrow" w:eastAsia="Arial Narrow" w:hAnsi="Arial Narrow" w:cs="Arial Narrow"/>
+          <w:color w:val="000000"/>
+          <w:kern w:val="0"/>
+          <w:sz w:val="22"/>
+          <w:szCs w:val="22"/>
+          <w:lang w:val="es-ES" w:eastAsia="es-ES"/>
+          <w14:ligatures w14:val="none"/>
+        </w:rPr>
+        <w:t xml:space="preserve"/>
+      </w:r>
+      <w:r>
+        <w:rPr>
+          <w:rFonts w:ascii="Arial Narrow" w:eastAsia="Arial Narrow" w:hAnsi="Arial Narrow" w:cs="Arial Narrow"/>
+          <w:color w:val="000000"/>
+          <w:kern w:val="0"/>
+          <w:sz w:val="22"/>
+          <w:szCs w:val="22"/>
+          <w:lang w:val="es-ES" w:eastAsia="es-ES"/>
+          <w14:ligatures w14:val="none"/>
+        </w:rPr>
+        <w:t/>
       </w:r>
       <w:r>
         <w:rPr>
@@ -3348,7 +3360,19 @@
           <w:lang w:eastAsia="es-PE"/>
           <w14:ligatures w14:val="none"/>
         </w:rPr>
-        <w:t xml:space="preserve">PRIMERO: admitir a trámite la denuncia del 23 de marzo de 2025, interpuesta por la señora [APELLIDO] Velásquez contra Banco Ripley Perú S.A. y Mapfre Perú Compañía de Seguros y Reaseguros S.A., por lo siguiente:</w:t>
+        <w:t xml:space="preserve">PRIMERO:</w:t>
+      </w:r>
+      <w:r>
+        <w:rPr>
+          <w:rFonts w:ascii="Arial Narrow" w:eastAsia="Arial Narrow" w:hAnsi="Arial Narrow" w:cs="Arial Narrow"/>
+          <w:color w:val="000000"/>
+          <w:kern w:val="0"/>
+          <w:sz w:val="22"/>
+          <w:szCs w:val="22"/>
+          <w:lang w:eastAsia="es-PE"/>
+          <w14:ligatures w14:val="none"/>
+        </w:rPr>
+        <w:t xml:space="preserve"> admitir a trámite la denuncia del 23 de marzo de 2025, interpuesta por la señora [APELLIDO] Velásquez contra Banco Ripley Perú S.A. y Mapfre Perú Compañía de Seguros y Reaseguros S.A., por lo siguiente:</w:t>
       </w:r>
       <w:r>
         <w:rPr>
@@ -3606,7 +3630,6 @@
       <w:r>
         <w:rPr>
           <w:rFonts w:ascii="Arial Narrow" w:eastAsia="Arial Narrow" w:hAnsi="Arial Narrow" w:cs="Arial Narrow"/>
-          <w:bCs/>
           <w:color w:val="000000"/>
           <w:kern w:val="0"/>
           <w:sz w:val="22"/>
@@ -4789,7 +4812,19 @@
           <w:lang w:eastAsia="es-PE"/>
           <w14:ligatures w14:val="none"/>
         </w:rPr>
-        <w:t xml:space="preserve">TERCERO: </w:t>
+        <w:t xml:space="preserve">TERCERO:</w:t>
+      </w:r>
+      <w:r>
+        <w:rPr>
+          <w:rFonts w:ascii="Arial Narrow" w:eastAsia="Arial Narrow" w:hAnsi="Arial Narrow" w:cs="Arial Narrow"/>
+          <w:color w:val="000000"/>
+          <w:kern w:val="0"/>
+          <w:sz w:val="22"/>
+          <w:szCs w:val="22"/>
+          <w:lang w:eastAsia="es-PE"/>
+          <w14:ligatures w14:val="none"/>
+        </w:rPr>
+        <w:t xml:space="preserve"> </w:t>
       </w:r>
       <w:r>
         <w:rPr>
@@ -5319,7 +5354,15 @@
           <w:sz w:val="22"/>
           <w:szCs w:val="22"/>
         </w:rPr>
-        <w:t xml:space="preserve">CUARTO: </w:t>
+        <w:t xml:space="preserve">CUARTO:</w:t>
+      </w:r>
+      <w:r>
+        <w:rPr>
+          <w:rFonts w:ascii="Arial Narrow" w:eastAsia="Arial Narrow" w:hAnsi="Arial Narrow" w:cs="Arial Narrow"/>
+          <w:sz w:val="22"/>
+          <w:szCs w:val="22"/>
+        </w:rPr>
+        <w:t xml:space="preserve"> </w:t>
       </w:r>
       <w:r>
         <w:rPr>
@@ -5341,7 +5384,7 @@
           <w:lang w:val="es-ES" w:eastAsia="es-ES"/>
           <w14:ligatures w14:val="none"/>
         </w:rPr>
-        <w:footnoteReference w:id="16"/>
+        <w:footnoteReference w:id="9"/>
       </w:r>
       <w:r>
         <w:rPr>
@@ -5363,7 +5406,7 @@
           <w:lang w:val="es-ES" w:eastAsia="es-ES"/>
           <w14:ligatures w14:val="none"/>
         </w:rPr>
-        <w:footnoteReference w:id="17"/>
+        <w:footnoteReference w:id="10"/>
       </w:r>
       <w:r>
         <w:rPr>
@@ -5428,7 +5471,19 @@
           <w:lang w:eastAsia="es-PE"/>
           <w14:ligatures w14:val="none"/>
         </w:rPr>
-        <w:t xml:space="preserve">: </w:t>
+        <w:t xml:space="preserve">:</w:t>
+      </w:r>
+      <w:r>
+        <w:rPr>
+          <w:rFonts w:ascii="Arial Narrow" w:eastAsia="Arial Narrow" w:hAnsi="Arial Narrow" w:cs="Arial Narrow"/>
+          <w:color w:val="000000"/>
+          <w:kern w:val="0"/>
+          <w:sz w:val="22"/>
+          <w:szCs w:val="22"/>
+          <w:lang w:eastAsia="es-PE"/>
+          <w14:ligatures w14:val="none"/>
+        </w:rPr>
+        <w:t xml:space="preserve"> </w:t>
       </w:r>
       <w:bookmarkStart w:id="11" w:name="_Hlk182351777"/>
       <w:r>
@@ -6108,7 +6163,7 @@
           <w:lang w:eastAsia="es-PE"/>
           <w14:ligatures w14:val="none"/>
         </w:rPr>
-        <w:footnoteReference w:id="10"/>
+        <w:footnoteReference w:id="11"/>
       </w:r>
       <w:r>
         <w:rPr>
@@ -6206,7 +6261,7 @@
           <w:lang w:eastAsia="es-PE"/>
           <w14:ligatures w14:val="none"/>
         </w:rPr>
-        <w:footnoteReference w:id="11"/>
+        <w:footnoteReference w:id="12"/>
       </w:r>
       <w:r>
         <w:rPr>
@@ -6269,7 +6324,7 @@
           <w:lang w:eastAsia="es-PE"/>
           <w14:ligatures w14:val="none"/>
         </w:rPr>
-        <w:footnoteReference w:id="12"/>
+        <w:footnoteReference w:id="13"/>
       </w:r>
       <w:r>
         <w:rPr>
@@ -6390,7 +6445,7 @@
           <w:lang w:eastAsia="es-PE"/>
           <w14:ligatures w14:val="none"/>
         </w:rPr>
-        <w:footnoteReference w:id="13"/>
+        <w:footnoteReference w:id="14"/>
       </w:r>
       <w:r>
         <w:rPr>
@@ -6478,7 +6533,7 @@
           <w:vertAlign w:val="superscript"/>
           <w14:ligatures w14:val="none"/>
         </w:rPr>
-        <w:footnoteReference w:id="14"/>
+        <w:footnoteReference w:id="15"/>
       </w:r>
       <w:r>
         <w:rPr>
@@ -6496,7 +6551,6 @@
           <w:kern w:val="0"/>
           <w:sz w:val="22"/>
           <w:szCs w:val="22"/>
-          <w:u w:val="single"/>
           <w14:ligatures w14:val="none"/>
         </w:rPr>
         <w:t>expresamente su facultad para asistir y conciliar en su representación</w:t>
@@ -6504,7 +6558,6 @@
       <w:r>
         <w:rPr>
           <w:rFonts w:ascii="Arial Narrow" w:eastAsia="Arial Narrow" w:hAnsi="Arial Narrow" w:cs="Arial Narrow"/>
-          <w:bCs/>
           <w:kern w:val="0"/>
           <w14:ligatures w14:val="none"/>
           <w:sz w:val="22"/>
@@ -6515,8 +6568,6 @@
       <w:r>
         <w:rPr>
           <w:rFonts w:ascii="Arial Narrow" w:eastAsia="Arial Narrow" w:hAnsi="Arial Narrow" w:cs="Arial Narrow"/>
-          <w:b/>
-          <w:bCs/>
           <w:kern w:val="0"/>
           <w14:ligatures w14:val="none"/>
           <w:sz w:val="22"/>
@@ -6530,7 +6581,6 @@
           <w:kern w:val="0"/>
           <w:sz w:val="22"/>
           <w:szCs w:val="22"/>
-          <w:u w:val="single"/>
           <w14:ligatures w14:val="none"/>
         </w:rPr>
         <w:t xml:space="preserve">Ello bajo apercibimiento de no realizar la audiencia de conciliación y levantar el acta de inasistencia correspondiente. </w:t>
@@ -6643,7 +6693,7 @@
           <w:sz w:val="22"/>
           <w:szCs w:val="22"/>
         </w:rPr>
-        <w:t xml:space="preserve">DÉCIMO PRIMERO: </w:t>
+        <w:t xml:space="preserve">DÉCIMO PRIMERO:</w:t>
       </w:r>
       <w:r>
         <w:rPr>
@@ -6654,6 +6704,17 @@
           <w:sz w:val="22"/>
           <w:szCs w:val="22"/>
         </w:rPr>
+        <w:t xml:space="preserve"> </w:t>
+      </w:r>
+      <w:r>
+        <w:rPr>
+          <w:rFonts w:ascii="Arial Narrow" w:eastAsia="Arial Narrow" w:hAnsi="Arial Narrow" w:cs="Arial Narrow"/>
+          <w:spacing w:val="-3"/>
+          <w:kern w:val="0"/>
+          <w14:ligatures w14:val="none"/>
+          <w:sz w:val="22"/>
+          <w:szCs w:val="22"/>
+        </w:rPr>
         <w:t xml:space="preserve">requerir a la señora [APELLIDO] Velásquez y Banco Ripley Perú S.A. para que, dentro del plazo de dos (2) días hábiles siguientes a la fecha en que reciba la notificación en su bandeja de correo electrónico, efectúe la confirmación de recepción de la notificación remitida por este despacho a su correo electrónico, de conformidad con el segundo párrafo del numeral 4 del artículo 20 del Texto Único Ordenado de la Ley del Procedimiento Administrativo General, aprobado mediante Decreto Supremo 006-2026-JUS, bajo apercibimiento de rehacer el acto de notificación y notificarle conforme al numeral 1 del artículo 20 del citado cuerpo normativo.</w:t>
       </w:r>
       <w:r>
@@ -6886,7 +6947,7 @@
           <w:szCs w:val="22"/>
           <w:vertAlign w:val="superscript"/>
         </w:rPr>
-        <w:footnoteReference w:id="15"/>
+        <w:footnoteReference w:id="16"/>
       </w:r>
       <w:r>
         <w:rPr>
@@ -7136,6 +7197,36 @@
           <w14:ligatures w14:val="none"/>
         </w:rPr>
       </w:pPr>
+    </w:p>
+    <w:p>
+      <w:pPr>
+        <w:shd w:val="clear" w:color="auto" w:fill="FFFFFF"/>
+        <w:spacing w:after="0" w:line="240" w:lineRule="auto"/>
+        <w:jc w:val="center"/>
+        <w:rPr>
+          <w:rFonts w:ascii="Arial Narrow" w:eastAsia="Arial Narrow" w:hAnsi="Arial Narrow" w:cs="Arial Narrow"/>
+          <w:b/>
+          <w:bCs/>
+          <w:color w:val="000000"/>
+          <w:kern w:val="0"/>
+          <w14:ligatures w14:val="none"/>
+          <w:sz w:val="22"/>
+          <w:szCs w:val="22"/>
+        </w:rPr>
+      </w:pPr>
+      <w:r>
+        <w:rPr>
+          <w:rFonts w:ascii="Arial Narrow" w:eastAsia="Arial Narrow" w:hAnsi="Arial Narrow" w:cs="Arial Narrow"/>
+          <w:b/>
+          <w:bCs/>
+          <w:color w:val="000000"/>
+          <w:kern w:val="0"/>
+          <w14:ligatures w14:val="none"/>
+          <w:sz w:val="22"/>
+          <w:szCs w:val="22"/>
+        </w:rPr>
+        <w:t xml:space="preserve">Firmado digitalmente por</w:t>
+      </w:r>
     </w:p>
     <w:p>
       <w:pPr>
@@ -7409,6 +7500,9 @@
     <w:p>
       <w:pPr>
         <w:pStyle w:val="Textonotapie"/>
+        <w:tabs>
+          <w:tab w:val="left" w:pos="567"/>
+        </w:tabs>
         <w:ind w:left="567" w:hanging="567"/>
         <w:jc w:val="both"/>
         <w:rPr>
@@ -7433,7 +7527,8 @@
           <w:sz w:val="16"/>
           <w:szCs w:val="16"/>
         </w:rPr>
-        <w:t xml:space="preserve"> </w:t>
+        <w:tab/>
+        <w:t xml:space="preserve"/>
       </w:r>
       <w:r>
         <w:rPr>
@@ -7476,370 +7571,6 @@
     </w:p>
   </w:footnote>
   <w:footnote w:id="2">
-    <w:p>
-      <w:pPr>
-        <w:pStyle w:val="Textonotapie"/>
-        <w:ind w:left="567" w:right="-1" w:hanging="567"/>
-        <w:jc w:val="both"/>
-        <w:rPr>
-          <w:rFonts w:ascii="Arial Narrow" w:eastAsia="Arial Narrow" w:hAnsi="Arial Narrow" w:cs="Arial Narrow"/>
-          <w:b/>
-          <w:bCs/>
-          <w:sz w:val="16"/>
-          <w:szCs w:val="16"/>
-        </w:rPr>
-      </w:pPr>
-      <w:r>
-        <w:rPr>
-          <w:rStyle w:val="Refdenotaalpie"/>
-          <w:rFonts w:ascii="Arial Narrow" w:eastAsia="Arial Narrow" w:hAnsi="Arial Narrow" w:cs="Arial Narrow"/>
-          <w:sz w:val="16"/>
-          <w:szCs w:val="16"/>
-          <w:vertAlign w:val="superscript"/>
-        </w:rPr>
-        <w:footnoteRef/>
-      </w:r>
-      <w:r>
-        <w:rPr>
-          <w:rFonts w:ascii="Arial Narrow" w:eastAsia="Arial Narrow" w:hAnsi="Arial Narrow" w:cs="Arial Narrow"/>
-          <w:sz w:val="16"/>
-          <w:szCs w:val="16"/>
-        </w:rPr>
-        <w:t xml:space="preserve"> </w:t>
-      </w:r>
-      <w:r>
-        <w:rPr>
-          <w:rFonts w:ascii="Arial Narrow" w:eastAsia="Arial Narrow" w:hAnsi="Arial Narrow" w:cs="Arial Narrow"/>
-          <w:sz w:val="16"/>
-          <w:szCs w:val="16"/>
-        </w:rPr>
-        <w:tab/>
-      </w:r>
-      <w:r>
-        <w:rPr>
-          <w:rFonts w:ascii="Arial Narrow" w:eastAsia="Arial Narrow" w:hAnsi="Arial Narrow" w:cs="Arial Narrow"/>
-          <w:b/>
-          <w:bCs/>
-          <w:sz w:val="16"/>
-          <w:szCs w:val="16"/>
-        </w:rPr>
-        <w:t xml:space="preserve">LEY 29571, CÓDIGO DE PROTECCIÓN Y DEFENSA DEL CONSUMIDOR, publicado el 2 de setiembre de 2010 y modificado por Decreto Legislativo 1308 </w:t>
-      </w:r>
-    </w:p>
-    <w:p>
-      <w:pPr>
-        <w:pStyle w:val="Textonotapie"/>
-        <w:ind w:left="567" w:right="-1"/>
-        <w:jc w:val="both"/>
-        <w:rPr>
-          <w:rFonts w:ascii="Arial Narrow" w:eastAsia="Arial Narrow" w:hAnsi="Arial Narrow" w:cs="Arial Narrow"/>
-          <w:sz w:val="16"/>
-          <w:szCs w:val="16"/>
-        </w:rPr>
-      </w:pPr>
-      <w:r>
-        <w:rPr>
-          <w:rFonts w:ascii="Arial Narrow" w:eastAsia="Arial Narrow" w:hAnsi="Arial Narrow" w:cs="Arial Narrow"/>
-          <w:b/>
-          <w:bCs/>
-          <w:sz w:val="16"/>
-          <w:szCs w:val="16"/>
-        </w:rPr>
-        <w:t>Artículo 105.- Autoridad competente.</w:t>
-      </w:r>
-      <w:r>
-        <w:rPr>
-          <w:rFonts w:ascii="Arial Narrow" w:eastAsia="Arial Narrow" w:hAnsi="Arial Narrow" w:cs="Arial Narrow"/>
-          <w:sz w:val="16"/>
-          <w:szCs w:val="16"/>
-        </w:rPr>
-        <w:t xml:space="preserve"> </w:t>
-      </w:r>
-    </w:p>
-    <w:p>
-      <w:pPr>
-        <w:pStyle w:val="Textonotapie"/>
-        <w:ind w:left="567" w:right="-1"/>
-        <w:jc w:val="both"/>
-        <w:rPr>
-          <w:rFonts w:ascii="Arial Narrow" w:eastAsia="Arial Narrow" w:hAnsi="Arial Narrow" w:cs="Arial Narrow"/>
-          <w:sz w:val="16"/>
-          <w:szCs w:val="16"/>
-        </w:rPr>
-      </w:pPr>
-      <w:r>
-        <w:rPr>
-          <w:rFonts w:ascii="Arial Narrow" w:eastAsia="Arial Narrow" w:hAnsi="Arial Narrow" w:cs="Arial Narrow"/>
-          <w:sz w:val="16"/>
-          <w:szCs w:val="16"/>
-        </w:rPr>
-        <w:t xml:space="preserve">El Instituto Nacional de Defensa de la Competencia y de la Protección de la Propiedad Intelectual (Indecopi) es la autoridad con competencia primaria y de alcance nacional para conocer las presuntas infracciones a las disposiciones contenidas en el presente Código, así como para imponer las sanciones y medidas correctivas establecidas en el presente capítulo, conforme al Decreto Legislativo 1033, Ley de Organización y Funciones del Indecopi. Dicha competencia solo puede ser negada cuando ella haya sido asignada o se asigne a favor de otro organismo por norma expresa con rango de ley. </w:t>
-      </w:r>
-    </w:p>
-    <w:p>
-      <w:pPr>
-        <w:pStyle w:val="Textonotapie"/>
-        <w:ind w:left="567" w:right="-1"/>
-        <w:jc w:val="both"/>
-        <w:rPr>
-          <w:rFonts w:ascii="Arial Narrow" w:eastAsia="Arial Narrow" w:hAnsi="Arial Narrow" w:cs="Arial Narrow"/>
-          <w:sz w:val="16"/>
-          <w:szCs w:val="16"/>
-        </w:rPr>
-      </w:pPr>
-      <w:r>
-        <w:rPr>
-          <w:rFonts w:ascii="Arial Narrow" w:eastAsia="Arial Narrow" w:hAnsi="Arial Narrow" w:cs="Arial Narrow"/>
-          <w:sz w:val="16"/>
-          <w:szCs w:val="16"/>
-        </w:rPr>
-        <w:t xml:space="preserve">(…). </w:t>
-      </w:r>
-    </w:p>
-    <w:p>
-      <w:pPr>
-        <w:pStyle w:val="Textonotapie"/>
-        <w:ind w:left="567" w:right="-1"/>
-        <w:jc w:val="both"/>
-        <w:rPr>
-          <w:rFonts w:ascii="Arial Narrow" w:eastAsia="Arial Narrow" w:hAnsi="Arial Narrow" w:cs="Arial Narrow"/>
-          <w:sz w:val="16"/>
-          <w:szCs w:val="16"/>
-        </w:rPr>
-      </w:pPr>
-      <w:r>
-        <w:rPr>
-          <w:rFonts w:ascii="Arial Narrow" w:eastAsia="Arial Narrow" w:hAnsi="Arial Narrow" w:cs="Arial Narrow"/>
-          <w:sz w:val="16"/>
-          <w:szCs w:val="16"/>
-        </w:rPr>
-        <w:t xml:space="preserve"> </w:t>
-      </w:r>
-    </w:p>
-    <w:p>
-      <w:pPr>
-        <w:pStyle w:val="Textonotapie"/>
-        <w:ind w:left="567" w:right="-1"/>
-        <w:jc w:val="both"/>
-        <w:rPr>
-          <w:rFonts w:ascii="Arial Narrow" w:eastAsia="Arial Narrow" w:hAnsi="Arial Narrow" w:cs="Arial Narrow"/>
-          <w:b/>
-          <w:bCs/>
-          <w:sz w:val="16"/>
-          <w:szCs w:val="16"/>
-        </w:rPr>
-      </w:pPr>
-      <w:r>
-        <w:rPr>
-          <w:rFonts w:ascii="Arial Narrow" w:eastAsia="Arial Narrow" w:hAnsi="Arial Narrow" w:cs="Arial Narrow"/>
-          <w:b/>
-          <w:bCs/>
-          <w:sz w:val="16"/>
-          <w:szCs w:val="16"/>
-        </w:rPr>
-        <w:t xml:space="preserve">LEY DE ORGANIZACIÓN Y FUNCIONES DEL INDECOPI, APROBADA POR DECRETO LEGISLATIVO 1033 </w:t>
-      </w:r>
-    </w:p>
-    <w:p>
-      <w:pPr>
-        <w:pStyle w:val="Textonotapie"/>
-        <w:ind w:left="567" w:right="-1"/>
-        <w:jc w:val="both"/>
-        <w:rPr>
-          <w:rFonts w:ascii="Arial Narrow" w:eastAsia="Arial Narrow" w:hAnsi="Arial Narrow" w:cs="Arial Narrow"/>
-          <w:sz w:val="16"/>
-          <w:szCs w:val="16"/>
-        </w:rPr>
-      </w:pPr>
-      <w:r>
-        <w:rPr>
-          <w:rFonts w:ascii="Arial Narrow" w:eastAsia="Arial Narrow" w:hAnsi="Arial Narrow" w:cs="Arial Narrow"/>
-          <w:b/>
-          <w:bCs/>
-          <w:sz w:val="16"/>
-          <w:szCs w:val="16"/>
-        </w:rPr>
-        <w:t>Artículo 27.-</w:t>
-      </w:r>
-      <w:r>
-        <w:rPr>
-          <w:rFonts w:ascii="Arial Narrow" w:eastAsia="Arial Narrow" w:hAnsi="Arial Narrow" w:cs="Arial Narrow"/>
-          <w:sz w:val="16"/>
-          <w:szCs w:val="16"/>
-        </w:rPr>
-        <w:t xml:space="preserve"> De la Comisión de Protección al Consumidor.- </w:t>
-      </w:r>
-    </w:p>
-    <w:p>
-      <w:pPr>
-        <w:pStyle w:val="Textonotapie"/>
-        <w:ind w:left="567" w:right="-1"/>
-        <w:jc w:val="both"/>
-        <w:rPr>
-          <w:rFonts w:ascii="Arial Narrow" w:eastAsia="Arial Narrow" w:hAnsi="Arial Narrow" w:cs="Arial Narrow"/>
-          <w:sz w:val="16"/>
-          <w:szCs w:val="16"/>
-        </w:rPr>
-      </w:pPr>
-      <w:r>
-        <w:rPr>
-          <w:rFonts w:ascii="Arial Narrow" w:eastAsia="Arial Narrow" w:hAnsi="Arial Narrow" w:cs="Arial Narrow"/>
-          <w:sz w:val="16"/>
-          <w:szCs w:val="16"/>
-        </w:rPr>
-        <w:t xml:space="preserve">Corresponde a la Comisión de Protección al Consumidor velar por el cumplimiento de la Ley de Protección al Consumidor y de las leyes que, en general, protegen a los consumidores de la falta de idoneidad de los bienes y servicios en función de la información brindada, de las omisiones de información y de la discriminación en el consumo, así como de aquellas que complementen o sustituyan a las anteriores. </w:t>
-      </w:r>
-    </w:p>
-    <w:p>
-      <w:pPr>
-        <w:pStyle w:val="Textonotapie"/>
-        <w:ind w:left="567" w:right="-1"/>
-        <w:jc w:val="both"/>
-        <w:rPr>
-          <w:rFonts w:ascii="Arial Narrow" w:eastAsia="Arial Narrow" w:hAnsi="Arial Narrow" w:cs="Arial Narrow"/>
-          <w:sz w:val="16"/>
-          <w:szCs w:val="16"/>
-        </w:rPr>
-      </w:pPr>
-      <w:r>
-        <w:rPr>
-          <w:rFonts w:ascii="Arial Narrow" w:eastAsia="Arial Narrow" w:hAnsi="Arial Narrow" w:cs="Arial Narrow"/>
-          <w:sz w:val="16"/>
-          <w:szCs w:val="16"/>
-        </w:rPr>
-        <w:t xml:space="preserve"> </w:t>
-      </w:r>
-    </w:p>
-    <w:p>
-      <w:pPr>
-        <w:pStyle w:val="Textonotapie"/>
-        <w:ind w:left="567" w:right="-1"/>
-        <w:jc w:val="both"/>
-        <w:rPr>
-          <w:rFonts w:ascii="Arial Narrow" w:eastAsia="Arial Narrow" w:hAnsi="Arial Narrow" w:cs="Arial Narrow"/>
-          <w:b/>
-          <w:bCs/>
-          <w:sz w:val="16"/>
-          <w:szCs w:val="16"/>
-        </w:rPr>
-      </w:pPr>
-      <w:r>
-        <w:rPr>
-          <w:rFonts w:ascii="Arial Narrow" w:eastAsia="Arial Narrow" w:hAnsi="Arial Narrow" w:cs="Arial Narrow"/>
-          <w:b/>
-          <w:bCs/>
-          <w:sz w:val="16"/>
-          <w:szCs w:val="16"/>
-        </w:rPr>
-        <w:t xml:space="preserve">LEY SOBRE FACULTADES, NORMAS Y ORGANIZACIÓN DEL INDECOPI, APROBADA POR DECRETO LEGISLATIVO 807 </w:t>
-      </w:r>
-    </w:p>
-    <w:p>
-      <w:pPr>
-        <w:pStyle w:val="Textonotapie"/>
-        <w:ind w:left="567" w:right="-1"/>
-        <w:jc w:val="both"/>
-        <w:rPr>
-          <w:rFonts w:ascii="Arial Narrow" w:eastAsia="Arial Narrow" w:hAnsi="Arial Narrow" w:cs="Arial Narrow"/>
-          <w:sz w:val="16"/>
-          <w:szCs w:val="16"/>
-        </w:rPr>
-      </w:pPr>
-      <w:r>
-        <w:rPr>
-          <w:rFonts w:ascii="Arial Narrow" w:eastAsia="Arial Narrow" w:hAnsi="Arial Narrow" w:cs="Arial Narrow"/>
-          <w:b/>
-          <w:bCs/>
-          <w:sz w:val="16"/>
-          <w:szCs w:val="16"/>
-        </w:rPr>
-        <w:t>Artículo 24.</w:t>
-      </w:r>
-      <w:r>
-        <w:rPr>
-          <w:rFonts w:ascii="Arial Narrow" w:eastAsia="Arial Narrow" w:hAnsi="Arial Narrow" w:cs="Arial Narrow"/>
-          <w:sz w:val="16"/>
-          <w:szCs w:val="16"/>
-        </w:rPr>
-        <w:t xml:space="preserve">- El Secretario Técnico se encargará de la tramitación del procedimiento. Para ello, cuenta con las siguientes facultades: </w:t>
-      </w:r>
-    </w:p>
-    <w:p>
-      <w:pPr>
-        <w:pStyle w:val="Textonotapie"/>
-        <w:ind w:left="567" w:right="-1"/>
-        <w:jc w:val="both"/>
-        <w:rPr>
-          <w:rFonts w:ascii="Arial Narrow" w:eastAsia="Arial Narrow" w:hAnsi="Arial Narrow" w:cs="Arial Narrow"/>
-          <w:sz w:val="16"/>
-          <w:szCs w:val="16"/>
-        </w:rPr>
-      </w:pPr>
-      <w:r>
-        <w:rPr>
-          <w:rFonts w:ascii="Arial Narrow" w:eastAsia="Arial Narrow" w:hAnsi="Arial Narrow" w:cs="Arial Narrow"/>
-          <w:sz w:val="16"/>
-          <w:szCs w:val="16"/>
-        </w:rPr>
-        <w:t xml:space="preserve">(...) </w:t>
-      </w:r>
-    </w:p>
-    <w:p>
-      <w:pPr>
-        <w:pStyle w:val="Textonotapie"/>
-        <w:ind w:left="567" w:right="-1"/>
-        <w:jc w:val="both"/>
-        <w:rPr>
-          <w:rFonts w:ascii="Arial Narrow" w:eastAsia="Arial Narrow" w:hAnsi="Arial Narrow" w:cs="Arial Narrow"/>
-          <w:sz w:val="16"/>
-          <w:szCs w:val="16"/>
-        </w:rPr>
-      </w:pPr>
-      <w:r>
-        <w:rPr>
-          <w:rFonts w:ascii="Arial Narrow" w:eastAsia="Arial Narrow" w:hAnsi="Arial Narrow" w:cs="Arial Narrow"/>
-          <w:sz w:val="16"/>
-          <w:szCs w:val="16"/>
-        </w:rPr>
-        <w:t xml:space="preserve">c) Admitir denuncias a trámite, en aquellos casos en que la Comisión le haya delegado esta facultad. </w:t>
-      </w:r>
-    </w:p>
-    <w:p>
-      <w:pPr>
-        <w:pStyle w:val="Textonotapie"/>
-        <w:ind w:left="567" w:right="-1"/>
-        <w:jc w:val="both"/>
-        <w:rPr>
-          <w:rFonts w:ascii="Arial Narrow" w:eastAsia="Arial Narrow" w:hAnsi="Arial Narrow" w:cs="Arial Narrow"/>
-          <w:sz w:val="16"/>
-          <w:szCs w:val="16"/>
-        </w:rPr>
-      </w:pPr>
-      <w:r>
-        <w:rPr>
-          <w:rFonts w:ascii="Arial Narrow" w:eastAsia="Arial Narrow" w:hAnsi="Arial Narrow" w:cs="Arial Narrow"/>
-          <w:sz w:val="16"/>
-          <w:szCs w:val="16"/>
-        </w:rPr>
-        <w:t xml:space="preserve">(...). </w:t>
-      </w:r>
-    </w:p>
-    <w:p>
-      <w:pPr>
-        <w:pStyle w:val="Textonotapie"/>
-        <w:ind w:left="567" w:right="-1" w:hanging="567"/>
-        <w:jc w:val="both"/>
-        <w:rPr>
-          <w:rFonts w:ascii="Arial Narrow" w:eastAsia="Arial Narrow" w:hAnsi="Arial Narrow" w:cs="Arial Narrow"/>
-          <w:b/>
-          <w:bCs/>
-          <w:sz w:val="16"/>
-          <w:szCs w:val="16"/>
-        </w:rPr>
-      </w:pPr>
-    </w:p>
-  </w:footnote>
-  <w:footnote w:id="3">
     <w:p>
       <w:pPr>
         <w:pStyle w:val="Textonotapie"/>
@@ -7872,7 +7603,8 @@
           <w:sz w:val="16"/>
           <w:szCs w:val="16"/>
         </w:rPr>
-        <w:t xml:space="preserve"> </w:t>
+        <w:tab/>
+        <w:t xml:space="preserve"/>
       </w:r>
       <w:r>
         <w:rPr>
@@ -7900,21 +7632,27 @@
         <w:jc w:val="both"/>
         <w:rPr>
           <w:rFonts w:ascii="Arial Narrow" w:eastAsia="Arial Narrow" w:hAnsi="Arial Narrow" w:cs="Arial Narrow"/>
+          <w:sz w:val="16"/>
+          <w:szCs w:val="16"/>
+        </w:rPr>
+      </w:pPr>
+      <w:r>
+        <w:rPr>
+          <w:rFonts w:ascii="Arial Narrow" w:eastAsia="Arial Narrow" w:hAnsi="Arial Narrow" w:cs="Arial Narrow"/>
           <w:b/>
           <w:bCs/>
           <w:sz w:val="16"/>
           <w:szCs w:val="16"/>
         </w:rPr>
-      </w:pPr>
-      <w:r>
-        <w:rPr>
-          <w:rFonts w:ascii="Arial Narrow" w:eastAsia="Arial Narrow" w:hAnsi="Arial Narrow" w:cs="Arial Narrow"/>
-          <w:b/>
-          <w:bCs/>
-          <w:sz w:val="16"/>
-          <w:szCs w:val="16"/>
-        </w:rPr>
-        <w:t xml:space="preserve">Capítulo II </w:t>
+        <w:t>Artículo 105.- Autoridad competente.</w:t>
+      </w:r>
+      <w:r>
+        <w:rPr>
+          <w:rFonts w:ascii="Arial Narrow" w:eastAsia="Arial Narrow" w:hAnsi="Arial Narrow" w:cs="Arial Narrow"/>
+          <w:sz w:val="16"/>
+          <w:szCs w:val="16"/>
+        </w:rPr>
+        <w:t xml:space="preserve"> </w:t>
       </w:r>
     </w:p>
     <w:p>
@@ -7924,31 +7662,17 @@
         <w:jc w:val="both"/>
         <w:rPr>
           <w:rFonts w:ascii="Arial Narrow" w:eastAsia="Arial Narrow" w:hAnsi="Arial Narrow" w:cs="Arial Narrow"/>
-          <w:b/>
-          <w:bCs/>
-          <w:sz w:val="16"/>
-          <w:szCs w:val="16"/>
-        </w:rPr>
-      </w:pPr>
-      <w:r>
-        <w:rPr>
-          <w:rFonts w:ascii="Arial Narrow" w:eastAsia="Arial Narrow" w:hAnsi="Arial Narrow" w:cs="Arial Narrow"/>
-          <w:b/>
-          <w:bCs/>
-          <w:sz w:val="16"/>
-          <w:szCs w:val="16"/>
-        </w:rPr>
-        <w:t>M</w:t>
-      </w:r>
-      <w:r>
-        <w:rPr>
-          <w:rFonts w:ascii="Arial Narrow" w:eastAsia="Arial Narrow" w:hAnsi="Arial Narrow" w:cs="Arial Narrow"/>
-          <w:b/>
-          <w:bCs/>
-          <w:sz w:val="16"/>
-          <w:szCs w:val="16"/>
-        </w:rPr>
-        <w:t xml:space="preserve">étodos comerciales agresivos o engañosos </w:t>
+          <w:sz w:val="16"/>
+          <w:szCs w:val="16"/>
+        </w:rPr>
+      </w:pPr>
+      <w:r>
+        <w:rPr>
+          <w:rFonts w:ascii="Arial Narrow" w:eastAsia="Arial Narrow" w:hAnsi="Arial Narrow" w:cs="Arial Narrow"/>
+          <w:sz w:val="16"/>
+          <w:szCs w:val="16"/>
+        </w:rPr>
+        <w:t xml:space="preserve">El Instituto Nacional de Defensa de la Competencia y de la Protección de la Propiedad Intelectual (Indecopi) es la autoridad con competencia primaria y de alcance nacional para conocer las presuntas infracciones a las disposiciones contenidas en el presente Código, así como para imponer las sanciones y medidas correctivas establecidas en el presente capítulo, conforme al Decreto Legislativo 1033, Ley de Organización y Funciones del Indecopi. Dicha competencia solo puede ser negada cuando ella haya sido asignada o se asigne a favor de otro organismo por norma expresa con rango de ley. </w:t>
       </w:r>
     </w:p>
     <w:p>
@@ -7958,21 +7682,17 @@
         <w:jc w:val="both"/>
         <w:rPr>
           <w:rFonts w:ascii="Arial Narrow" w:eastAsia="Arial Narrow" w:hAnsi="Arial Narrow" w:cs="Arial Narrow"/>
-          <w:b/>
-          <w:bCs/>
-          <w:sz w:val="16"/>
-          <w:szCs w:val="16"/>
-        </w:rPr>
-      </w:pPr>
-      <w:r>
-        <w:rPr>
-          <w:rFonts w:ascii="Arial Narrow" w:eastAsia="Arial Narrow" w:hAnsi="Arial Narrow" w:cs="Arial Narrow"/>
-          <w:b/>
-          <w:bCs/>
-          <w:sz w:val="16"/>
-          <w:szCs w:val="16"/>
-        </w:rPr>
-        <w:t>Artículo 58.- Definición y alcances</w:t>
+          <w:sz w:val="16"/>
+          <w:szCs w:val="16"/>
+        </w:rPr>
+      </w:pPr>
+      <w:r>
+        <w:rPr>
+          <w:rFonts w:ascii="Arial Narrow" w:eastAsia="Arial Narrow" w:hAnsi="Arial Narrow" w:cs="Arial Narrow"/>
+          <w:sz w:val="16"/>
+          <w:szCs w:val="16"/>
+        </w:rPr>
+        <w:t xml:space="preserve">(…). </w:t>
       </w:r>
     </w:p>
     <w:p>
@@ -7982,17 +7702,21 @@
         <w:jc w:val="both"/>
         <w:rPr>
           <w:rFonts w:ascii="Arial Narrow" w:eastAsia="Arial Narrow" w:hAnsi="Arial Narrow" w:cs="Arial Narrow"/>
-          <w:sz w:val="16"/>
-          <w:szCs w:val="16"/>
-        </w:rPr>
-      </w:pPr>
-      <w:r>
-        <w:rPr>
-          <w:rFonts w:ascii="Arial Narrow" w:eastAsia="Arial Narrow" w:hAnsi="Arial Narrow" w:cs="Arial Narrow"/>
-          <w:sz w:val="16"/>
-          <w:szCs w:val="16"/>
-        </w:rPr>
-        <w:t xml:space="preserve">58.1 El derecho de todo consumidor a la protección contra los métodos comerciales agresivos o engañosos implica que los proveedores no pueden llevar a cabo prácticas que mermen de forma significativa la libertad de elección del consumidor a través de figuras como el acoso, la coacción, la influencia indebida o el dolo. En tal sentido, están prohibidas todas aquellas prácticas comerciales que importen: </w:t>
+          <w:b/>
+          <w:bCs/>
+          <w:sz w:val="16"/>
+          <w:szCs w:val="16"/>
+        </w:rPr>
+      </w:pPr>
+      <w:r>
+        <w:rPr>
+          <w:rFonts w:ascii="Arial Narrow" w:eastAsia="Arial Narrow" w:hAnsi="Arial Narrow" w:cs="Arial Narrow"/>
+          <w:b/>
+          <w:bCs/>
+          <w:sz w:val="16"/>
+          <w:szCs w:val="16"/>
+        </w:rPr>
+        <w:t xml:space="preserve">LEY DE ORGANIZACIÓN Y FUNCIONES DEL INDECOPI, APROBADA POR DECRETO LEGISLATIVO 1033 </w:t>
       </w:r>
     </w:p>
     <w:p>
@@ -8009,10 +7733,20 @@
       <w:r>
         <w:rPr>
           <w:rFonts w:ascii="Arial Narrow" w:eastAsia="Arial Narrow" w:hAnsi="Arial Narrow" w:cs="Arial Narrow"/>
-          <w:sz w:val="16"/>
-          <w:szCs w:val="16"/>
-        </w:rPr>
-        <w:t xml:space="preserve">a. Crear la impresión de que el consumidor ya ha ganado, que ganará o conseguirá, si realiza un acto determinado, un premio o cualquier otra ventaja equivalente cuando, en realidad: (i) tal beneficio no existe, o (ii) la realización de una acción relacionada con la obtención del premio o ventaja equivalente está sujeta a efectuar un pago o incurrir en un gasto. </w:t>
+          <w:b/>
+          <w:bCs/>
+          <w:sz w:val="16"/>
+          <w:szCs w:val="16"/>
+        </w:rPr>
+        <w:t>Artículo 27.-</w:t>
+      </w:r>
+      <w:r>
+        <w:rPr>
+          <w:rFonts w:ascii="Arial Narrow" w:eastAsia="Arial Narrow" w:hAnsi="Arial Narrow" w:cs="Arial Narrow"/>
+          <w:sz w:val="16"/>
+          <w:szCs w:val="16"/>
+        </w:rPr>
+        <w:t xml:space="preserve"> De la Comisión de Protección al Consumidor.- </w:t>
       </w:r>
     </w:p>
     <w:p>
@@ -8032,7 +7766,7 @@
           <w:sz w:val="16"/>
           <w:szCs w:val="16"/>
         </w:rPr>
-        <w:t xml:space="preserve">b. El cambio de la información originalmente proporcionada al consumidor al momento de celebrarse la contratación, sin el consentimiento expreso e informado del consumidor. </w:t>
+        <w:t xml:space="preserve">Corresponde a la Comisión de Protección al Consumidor velar por el cumplimiento de la Ley de Protección al Consumidor y de las leyes que, en general, protegen a los consumidores de la falta de idoneidad de los bienes y servicios en función de la información brindada, de las omisiones de información y de la discriminación en el consumo, así como de aquellas que complementen o sustituyan a las anteriores. </w:t>
       </w:r>
     </w:p>
     <w:p>
@@ -8042,17 +7776,21 @@
         <w:jc w:val="both"/>
         <w:rPr>
           <w:rFonts w:ascii="Arial Narrow" w:eastAsia="Arial Narrow" w:hAnsi="Arial Narrow" w:cs="Arial Narrow"/>
-          <w:sz w:val="16"/>
-          <w:szCs w:val="16"/>
-        </w:rPr>
-      </w:pPr>
-      <w:r>
-        <w:rPr>
-          <w:rFonts w:ascii="Arial Narrow" w:eastAsia="Arial Narrow" w:hAnsi="Arial Narrow" w:cs="Arial Narrow"/>
-          <w:sz w:val="16"/>
-          <w:szCs w:val="16"/>
-        </w:rPr>
-        <w:t xml:space="preserve">c. El cambio de las condiciones del producto o servicio antes de la celebración del contrato, sin el consentimiento expreso e informado del consumidor. </w:t>
+          <w:b/>
+          <w:bCs/>
+          <w:sz w:val="16"/>
+          <w:szCs w:val="16"/>
+        </w:rPr>
+      </w:pPr>
+      <w:r>
+        <w:rPr>
+          <w:rFonts w:ascii="Arial Narrow" w:eastAsia="Arial Narrow" w:hAnsi="Arial Narrow" w:cs="Arial Narrow"/>
+          <w:b/>
+          <w:bCs/>
+          <w:sz w:val="16"/>
+          <w:szCs w:val="16"/>
+        </w:rPr>
+        <w:t xml:space="preserve">LEY SOBRE FACULTADES, NORMAS Y ORGANIZACIÓN DEL INDECOPI, APROBADA POR DECRETO LEGISLATIVO 807 </w:t>
       </w:r>
     </w:p>
     <w:p>
@@ -8069,26 +7807,20 @@
       <w:r>
         <w:rPr>
           <w:rFonts w:ascii="Arial Narrow" w:eastAsia="Arial Narrow" w:hAnsi="Arial Narrow" w:cs="Arial Narrow"/>
-          <w:sz w:val="16"/>
-          <w:szCs w:val="16"/>
-        </w:rPr>
-        <w:t>d. Realizar visitas en persona al domicilio del consumidor o realizar proposiciones no solicitadas, por teléfono, fax, correo electrónico u otro medio, de manera persistente e impertinente, o ignorando la petición del consumidor para que cese este tipo de actividades.</w:t>
-      </w:r>
-      <w:r>
-        <w:rPr>
-          <w:rFonts w:ascii="Arial Narrow" w:eastAsia="Arial Narrow" w:hAnsi="Arial Narrow" w:cs="Arial Narrow"/>
-          <w:sz w:val="16"/>
-          <w:szCs w:val="16"/>
-        </w:rPr>
-        <w:t xml:space="preserve"> </w:t>
-      </w:r>
-      <w:r>
-        <w:rPr>
-          <w:rFonts w:ascii="Arial Narrow" w:eastAsia="Arial Narrow" w:hAnsi="Arial Narrow" w:cs="Arial Narrow"/>
-          <w:sz w:val="16"/>
-          <w:szCs w:val="16"/>
-        </w:rPr>
-        <w:t> </w:t>
+          <w:b/>
+          <w:bCs/>
+          <w:sz w:val="16"/>
+          <w:szCs w:val="16"/>
+        </w:rPr>
+        <w:t>Artículo 24.</w:t>
+      </w:r>
+      <w:r>
+        <w:rPr>
+          <w:rFonts w:ascii="Arial Narrow" w:eastAsia="Arial Narrow" w:hAnsi="Arial Narrow" w:cs="Arial Narrow"/>
+          <w:sz w:val="16"/>
+          <w:szCs w:val="16"/>
+        </w:rPr>
+        <w:t xml:space="preserve">- El Secretario Técnico se encargará de la tramitación del procedimiento. Para ello, cuenta con las siguientes facultades: </w:t>
       </w:r>
     </w:p>
     <w:p>
@@ -8108,7 +7840,7 @@
           <w:sz w:val="16"/>
           <w:szCs w:val="16"/>
         </w:rPr>
-        <w:t xml:space="preserve">e. Emplear centros de llamada (call centers), sistemas de llamado telefónico, envío de mensajes de texto a celular o de mensajes electrónicos masivos para promover productos y servicios, así como prestar el servicio de telemercadeo, a todos aquellos números telefónicos y direcciones electrónicas de consumidores que no hayan brindado a los proveedores de dichos bienes y servicios su consentimiento previo, informado, expreso e inequívoco, para la utilización de esta práctica comercial. Este consentimiento puede ser revocado, en cualquier momento y conforme a la normativa que rige la protección de datos personales. </w:t>
+        <w:t xml:space="preserve">(...) </w:t>
       </w:r>
     </w:p>
     <w:p>
@@ -8128,7 +7860,7 @@
           <w:sz w:val="16"/>
           <w:szCs w:val="16"/>
         </w:rPr>
-        <w:t>f. En general, toda práctica que implique dolo, violencia o intimidación que haya sido determinante en la voluntad de contratar o en el consentimiento del consumidor.</w:t>
+        <w:t xml:space="preserve">c) Admitir denuncias a trámite, en aquellos casos en que la Comisión le haya delegado esta facultad. </w:t>
       </w:r>
     </w:p>
     <w:p>
@@ -8148,9 +7880,25 @@
           <w:sz w:val="16"/>
           <w:szCs w:val="16"/>
         </w:rPr>
-        <w:t>58.2 La presente disposición comprende todo tipo de contratación de productos o servicios, sea efectuada mediante contratos dentro o fuera del establecimiento del proveedor, ventas telefónicas, a domicilio, por catálogo, mediante agentes, contratos a distancia, y comercio electrónico o modalidades similares.</w:t>
-      </w:r>
-    </w:p>
+        <w:t xml:space="preserve">(...). </w:t>
+      </w:r>
+    </w:p>
+    <w:p>
+      <w:pPr>
+        <w:pStyle w:val="Textonotapie"/>
+        <w:ind w:left="567" w:right="-1" w:hanging="567"/>
+        <w:jc w:val="both"/>
+        <w:rPr>
+          <w:rFonts w:ascii="Arial Narrow" w:eastAsia="Arial Narrow" w:hAnsi="Arial Narrow" w:cs="Arial Narrow"/>
+          <w:b/>
+          <w:bCs/>
+          <w:sz w:val="16"/>
+          <w:szCs w:val="16"/>
+        </w:rPr>
+      </w:pPr>
+    </w:p>
+  </w:footnote>
+  <w:footnote w:id="3">
     <w:p>
       <w:pPr>
         <w:pStyle w:val="Textonotapie"/>
@@ -8167,9 +7915,302 @@
           <w:szCs w:val="16"/>
         </w:rPr>
       </w:pPr>
-    </w:p>
-  </w:footnote>
-  <w:footnote w:id="4">
+      <w:r>
+        <w:rPr>
+          <w:rStyle w:val="Refdenotaalpie"/>
+          <w:rFonts w:ascii="Arial Narrow" w:eastAsia="Arial Narrow" w:hAnsi="Arial Narrow" w:cs="Arial Narrow"/>
+          <w:sz w:val="16"/>
+          <w:szCs w:val="16"/>
+          <w:vertAlign w:val="superscript"/>
+        </w:rPr>
+        <w:footnoteRef/>
+      </w:r>
+      <w:r>
+        <w:rPr>
+          <w:rFonts w:ascii="Arial Narrow" w:eastAsia="Arial Narrow" w:hAnsi="Arial Narrow" w:cs="Arial Narrow"/>
+          <w:sz w:val="16"/>
+          <w:szCs w:val="16"/>
+        </w:rPr>
+        <w:tab/>
+        <w:t xml:space="preserve"/>
+      </w:r>
+      <w:r>
+        <w:rPr>
+          <w:rFonts w:ascii="Arial Narrow" w:eastAsia="Arial Narrow" w:hAnsi="Arial Narrow" w:cs="Arial Narrow"/>
+          <w:sz w:val="16"/>
+          <w:szCs w:val="16"/>
+        </w:rPr>
+        <w:tab/>
+      </w:r>
+      <w:r>
+        <w:rPr>
+          <w:rFonts w:ascii="Arial Narrow" w:eastAsia="Arial Narrow" w:hAnsi="Arial Narrow" w:cs="Arial Narrow"/>
+          <w:b/>
+          <w:bCs/>
+          <w:sz w:val="16"/>
+          <w:szCs w:val="16"/>
+        </w:rPr>
+        <w:t xml:space="preserve">LEY 29571, CÓDIGO DE PROTECCIÓN Y DEFENSA DEL CONSUMIDOR, publicado el 2 de setiembre de 2010 y modificado por Decreto Legislativo 1308 </w:t>
+      </w:r>
+    </w:p>
+    <w:p>
+      <w:pPr>
+        <w:pStyle w:val="Textonotapie"/>
+        <w:ind w:left="567" w:right="-1"/>
+        <w:jc w:val="both"/>
+        <w:rPr>
+          <w:rFonts w:ascii="Arial Narrow" w:eastAsia="Arial Narrow" w:hAnsi="Arial Narrow" w:cs="Arial Narrow"/>
+          <w:b/>
+          <w:bCs/>
+          <w:sz w:val="16"/>
+          <w:szCs w:val="16"/>
+        </w:rPr>
+      </w:pPr>
+      <w:r>
+        <w:rPr>
+          <w:rFonts w:ascii="Arial Narrow" w:eastAsia="Arial Narrow" w:hAnsi="Arial Narrow" w:cs="Arial Narrow"/>
+          <w:b/>
+          <w:bCs/>
+          <w:sz w:val="16"/>
+          <w:szCs w:val="16"/>
+        </w:rPr>
+        <w:t xml:space="preserve">Capítulo II </w:t>
+      </w:r>
+    </w:p>
+    <w:p>
+      <w:pPr>
+        <w:pStyle w:val="Textonotapie"/>
+        <w:ind w:left="567" w:right="-1"/>
+        <w:jc w:val="both"/>
+        <w:rPr>
+          <w:rFonts w:ascii="Arial Narrow" w:eastAsia="Arial Narrow" w:hAnsi="Arial Narrow" w:cs="Arial Narrow"/>
+          <w:b/>
+          <w:bCs/>
+          <w:sz w:val="16"/>
+          <w:szCs w:val="16"/>
+        </w:rPr>
+      </w:pPr>
+      <w:r>
+        <w:rPr>
+          <w:rFonts w:ascii="Arial Narrow" w:eastAsia="Arial Narrow" w:hAnsi="Arial Narrow" w:cs="Arial Narrow"/>
+          <w:b/>
+          <w:bCs/>
+          <w:sz w:val="16"/>
+          <w:szCs w:val="16"/>
+        </w:rPr>
+        <w:t>M</w:t>
+      </w:r>
+      <w:r>
+        <w:rPr>
+          <w:rFonts w:ascii="Arial Narrow" w:eastAsia="Arial Narrow" w:hAnsi="Arial Narrow" w:cs="Arial Narrow"/>
+          <w:b/>
+          <w:bCs/>
+          <w:sz w:val="16"/>
+          <w:szCs w:val="16"/>
+        </w:rPr>
+        <w:t xml:space="preserve">étodos comerciales agresivos o engañosos </w:t>
+      </w:r>
+    </w:p>
+    <w:p>
+      <w:pPr>
+        <w:pStyle w:val="Textonotapie"/>
+        <w:ind w:left="567" w:right="-1"/>
+        <w:jc w:val="both"/>
+        <w:rPr>
+          <w:rFonts w:ascii="Arial Narrow" w:eastAsia="Arial Narrow" w:hAnsi="Arial Narrow" w:cs="Arial Narrow"/>
+          <w:b/>
+          <w:bCs/>
+          <w:sz w:val="16"/>
+          <w:szCs w:val="16"/>
+        </w:rPr>
+      </w:pPr>
+      <w:r>
+        <w:rPr>
+          <w:rFonts w:ascii="Arial Narrow" w:eastAsia="Arial Narrow" w:hAnsi="Arial Narrow" w:cs="Arial Narrow"/>
+          <w:b/>
+          <w:bCs/>
+          <w:sz w:val="16"/>
+          <w:szCs w:val="16"/>
+        </w:rPr>
+        <w:t>Artículo 58.- Definición y alcances</w:t>
+      </w:r>
+    </w:p>
+    <w:p>
+      <w:pPr>
+        <w:pStyle w:val="Textonotapie"/>
+        <w:ind w:left="567" w:right="-1"/>
+        <w:jc w:val="both"/>
+        <w:rPr>
+          <w:rFonts w:ascii="Arial Narrow" w:eastAsia="Arial Narrow" w:hAnsi="Arial Narrow" w:cs="Arial Narrow"/>
+          <w:sz w:val="16"/>
+          <w:szCs w:val="16"/>
+        </w:rPr>
+      </w:pPr>
+      <w:r>
+        <w:rPr>
+          <w:rFonts w:ascii="Arial Narrow" w:eastAsia="Arial Narrow" w:hAnsi="Arial Narrow" w:cs="Arial Narrow"/>
+          <w:sz w:val="16"/>
+          <w:szCs w:val="16"/>
+        </w:rPr>
+        <w:t xml:space="preserve">58.1 El derecho de todo consumidor a la protección contra los métodos comerciales agresivos o engañosos implica que los proveedores no pueden llevar a cabo prácticas que mermen de forma significativa la libertad de elección del consumidor a través de figuras como el acoso, la coacción, la influencia indebida o el dolo. En tal sentido, están prohibidas todas aquellas prácticas comerciales que importen: </w:t>
+      </w:r>
+    </w:p>
+    <w:p>
+      <w:pPr>
+        <w:pStyle w:val="Textonotapie"/>
+        <w:ind w:left="567" w:right="-1"/>
+        <w:jc w:val="both"/>
+        <w:rPr>
+          <w:rFonts w:ascii="Arial Narrow" w:eastAsia="Arial Narrow" w:hAnsi="Arial Narrow" w:cs="Arial Narrow"/>
+          <w:sz w:val="16"/>
+          <w:szCs w:val="16"/>
+        </w:rPr>
+      </w:pPr>
+      <w:r>
+        <w:rPr>
+          <w:rFonts w:ascii="Arial Narrow" w:eastAsia="Arial Narrow" w:hAnsi="Arial Narrow" w:cs="Arial Narrow"/>
+          <w:sz w:val="16"/>
+          <w:szCs w:val="16"/>
+        </w:rPr>
+        <w:t xml:space="preserve">a. Crear la impresión de que el consumidor ya ha ganado, que ganará o conseguirá, si realiza un acto determinado, un premio o cualquier otra ventaja equivalente cuando, en realidad: (i) tal beneficio no existe, o (ii) la realización de una acción relacionada con la obtención del premio o ventaja equivalente está sujeta a efectuar un pago o incurrir en un gasto. </w:t>
+      </w:r>
+    </w:p>
+    <w:p>
+      <w:pPr>
+        <w:pStyle w:val="Textonotapie"/>
+        <w:ind w:left="567" w:right="-1"/>
+        <w:jc w:val="both"/>
+        <w:rPr>
+          <w:rFonts w:ascii="Arial Narrow" w:eastAsia="Arial Narrow" w:hAnsi="Arial Narrow" w:cs="Arial Narrow"/>
+          <w:sz w:val="16"/>
+          <w:szCs w:val="16"/>
+        </w:rPr>
+      </w:pPr>
+      <w:r>
+        <w:rPr>
+          <w:rFonts w:ascii="Arial Narrow" w:eastAsia="Arial Narrow" w:hAnsi="Arial Narrow" w:cs="Arial Narrow"/>
+          <w:sz w:val="16"/>
+          <w:szCs w:val="16"/>
+        </w:rPr>
+        <w:t xml:space="preserve">b. El cambio de la información originalmente proporcionada al consumidor al momento de celebrarse la contratación, sin el consentimiento expreso e informado del consumidor. </w:t>
+      </w:r>
+    </w:p>
+    <w:p>
+      <w:pPr>
+        <w:pStyle w:val="Textonotapie"/>
+        <w:ind w:left="567" w:right="-1"/>
+        <w:jc w:val="both"/>
+        <w:rPr>
+          <w:rFonts w:ascii="Arial Narrow" w:eastAsia="Arial Narrow" w:hAnsi="Arial Narrow" w:cs="Arial Narrow"/>
+          <w:sz w:val="16"/>
+          <w:szCs w:val="16"/>
+        </w:rPr>
+      </w:pPr>
+      <w:r>
+        <w:rPr>
+          <w:rFonts w:ascii="Arial Narrow" w:eastAsia="Arial Narrow" w:hAnsi="Arial Narrow" w:cs="Arial Narrow"/>
+          <w:sz w:val="16"/>
+          <w:szCs w:val="16"/>
+        </w:rPr>
+        <w:t xml:space="preserve">c. El cambio de las condiciones del producto o servicio antes de la celebración del contrato, sin el consentimiento expreso e informado del consumidor. </w:t>
+      </w:r>
+    </w:p>
+    <w:p>
+      <w:pPr>
+        <w:pStyle w:val="Textonotapie"/>
+        <w:ind w:left="567" w:right="-1"/>
+        <w:jc w:val="both"/>
+        <w:rPr>
+          <w:rFonts w:ascii="Arial Narrow" w:eastAsia="Arial Narrow" w:hAnsi="Arial Narrow" w:cs="Arial Narrow"/>
+          <w:sz w:val="16"/>
+          <w:szCs w:val="16"/>
+        </w:rPr>
+      </w:pPr>
+      <w:r>
+        <w:rPr>
+          <w:rFonts w:ascii="Arial Narrow" w:eastAsia="Arial Narrow" w:hAnsi="Arial Narrow" w:cs="Arial Narrow"/>
+          <w:sz w:val="16"/>
+          <w:szCs w:val="16"/>
+        </w:rPr>
+        <w:t>d. Realizar visitas en persona al domicilio del consumidor o realizar proposiciones no solicitadas, por teléfono, fax, correo electrónico u otro medio, de manera persistente e impertinente, o ignorando la petición del consumidor para que cese este tipo de actividades.</w:t>
+      </w:r>
+      <w:r>
+        <w:rPr>
+          <w:rFonts w:ascii="Arial Narrow" w:eastAsia="Arial Narrow" w:hAnsi="Arial Narrow" w:cs="Arial Narrow"/>
+          <w:sz w:val="16"/>
+          <w:szCs w:val="16"/>
+        </w:rPr>
+        <w:t xml:space="preserve"> </w:t>
+      </w:r>
+      <w:r>
+        <w:rPr>
+          <w:rFonts w:ascii="Arial Narrow" w:eastAsia="Arial Narrow" w:hAnsi="Arial Narrow" w:cs="Arial Narrow"/>
+          <w:sz w:val="16"/>
+          <w:szCs w:val="16"/>
+        </w:rPr>
+        <w:t xml:space="preserve"> </w:t>
+      </w:r>
+    </w:p>
+    <w:p>
+      <w:pPr>
+        <w:pStyle w:val="Textonotapie"/>
+        <w:ind w:left="567" w:right="-1"/>
+        <w:jc w:val="both"/>
+        <w:rPr>
+          <w:rFonts w:ascii="Arial Narrow" w:eastAsia="Arial Narrow" w:hAnsi="Arial Narrow" w:cs="Arial Narrow"/>
+          <w:sz w:val="16"/>
+          <w:szCs w:val="16"/>
+        </w:rPr>
+      </w:pPr>
+      <w:r>
+        <w:rPr>
+          <w:rFonts w:ascii="Arial Narrow" w:eastAsia="Arial Narrow" w:hAnsi="Arial Narrow" w:cs="Arial Narrow"/>
+          <w:sz w:val="16"/>
+          <w:szCs w:val="16"/>
+        </w:rPr>
+        <w:t xml:space="preserve">e. Emplear centros de llamada (call centers), sistemas de llamado telefónico, envío de mensajes de texto a celular o de mensajes electrónicos masivos para promover productos y servicios, así como prestar el servicio de telemercadeo, a todos aquellos números telefónicos y direcciones electrónicas de consumidores que no hayan brindado a los proveedores de dichos bienes y servicios su consentimiento previo, informado, expreso e inequívoco, para la utilización de esta práctica comercial. Este consentimiento puede ser revocado, en cualquier momento y conforme a la normativa que rige la protección de datos personales. </w:t>
+      </w:r>
+    </w:p>
+    <w:p>
+      <w:pPr>
+        <w:pStyle w:val="Textonotapie"/>
+        <w:ind w:left="567" w:right="-1"/>
+        <w:jc w:val="both"/>
+        <w:rPr>
+          <w:rFonts w:ascii="Arial Narrow" w:eastAsia="Arial Narrow" w:hAnsi="Arial Narrow" w:cs="Arial Narrow"/>
+          <w:sz w:val="16"/>
+          <w:szCs w:val="16"/>
+        </w:rPr>
+      </w:pPr>
+      <w:r>
+        <w:rPr>
+          <w:rFonts w:ascii="Arial Narrow" w:eastAsia="Arial Narrow" w:hAnsi="Arial Narrow" w:cs="Arial Narrow"/>
+          <w:sz w:val="16"/>
+          <w:szCs w:val="16"/>
+        </w:rPr>
+        <w:t>f. En general, toda práctica que implique dolo, violencia o intimidación que haya sido determinante en la voluntad de contratar o en el consentimiento del consumidor.</w:t>
+      </w:r>
+    </w:p>
+    <w:p>
+      <w:pPr>
+        <w:pStyle w:val="Textonotapie"/>
+        <w:ind w:left="567" w:right="-1"/>
+        <w:jc w:val="both"/>
+        <w:rPr>
+          <w:rFonts w:ascii="Arial Narrow" w:eastAsia="Arial Narrow" w:hAnsi="Arial Narrow" w:cs="Arial Narrow"/>
+          <w:sz w:val="16"/>
+          <w:szCs w:val="16"/>
+        </w:rPr>
+      </w:pPr>
+      <w:r>
+        <w:rPr>
+          <w:rFonts w:ascii="Arial Narrow" w:eastAsia="Arial Narrow" w:hAnsi="Arial Narrow" w:cs="Arial Narrow"/>
+          <w:sz w:val="16"/>
+          <w:szCs w:val="16"/>
+        </w:rPr>
+        <w:t>58.2 La presente disposición comprende todo tipo de contratación de productos o servicios, sea efectuada mediante contratos dentro o fuera del establecimiento del proveedor, ventas telefónicas, a domicilio, por catálogo, mediante agentes, contratos a distancia, y comercio electrónico o modalidades similares.</w:t>
+      </w:r>
+    </w:p>
     <w:p>
       <w:pPr>
         <w:pStyle w:val="Textonotapie"/>
@@ -8186,135 +8227,9 @@
           <w:szCs w:val="16"/>
         </w:rPr>
       </w:pPr>
-      <w:r>
-        <w:rPr>
-          <w:rStyle w:val="Refdenotaalpie"/>
-          <w:rFonts w:ascii="Arial Narrow" w:eastAsia="Arial Narrow" w:hAnsi="Arial Narrow" w:cs="Arial Narrow"/>
-          <w:sz w:val="16"/>
-          <w:szCs w:val="16"/>
-          <w:vertAlign w:val="superscript"/>
-        </w:rPr>
-        <w:footnoteRef/>
-      </w:r>
-      <w:r>
-        <w:rPr>
-          <w:rFonts w:ascii="Arial Narrow" w:eastAsia="Arial Narrow" w:hAnsi="Arial Narrow" w:cs="Arial Narrow"/>
-          <w:sz w:val="16"/>
-          <w:szCs w:val="16"/>
-        </w:rPr>
-        <w:t xml:space="preserve"> </w:t>
-      </w:r>
-      <w:r>
-        <w:rPr>
-          <w:rFonts w:ascii="Arial Narrow" w:eastAsia="Arial Narrow" w:hAnsi="Arial Narrow" w:cs="Arial Narrow"/>
-          <w:sz w:val="16"/>
-          <w:szCs w:val="16"/>
-        </w:rPr>
-        <w:tab/>
-      </w:r>
-      <w:r>
-        <w:rPr>
-          <w:rFonts w:ascii="Arial Narrow" w:eastAsia="Arial Narrow" w:hAnsi="Arial Narrow" w:cs="Arial Narrow"/>
-          <w:b/>
-          <w:bCs/>
-          <w:sz w:val="16"/>
-          <w:szCs w:val="16"/>
-        </w:rPr>
-        <w:t xml:space="preserve">LEY 29571, CÓDIGO DE PROTECCIÓN Y DEFENSA DEL CONSUMIDOR, publicado el 2 de setiembre de 2010 y modificado por Decreto Legislativo 1308 </w:t>
-      </w:r>
-    </w:p>
-    <w:p>
-      <w:pPr>
-        <w:pStyle w:val="Textonotapie"/>
-        <w:ind w:left="567" w:right="-1"/>
-        <w:jc w:val="both"/>
-        <w:rPr>
-          <w:rFonts w:ascii="Arial Narrow" w:eastAsia="Arial Narrow" w:hAnsi="Arial Narrow" w:cs="Arial Narrow"/>
-          <w:b/>
-          <w:bCs/>
-          <w:sz w:val="16"/>
-          <w:szCs w:val="16"/>
-        </w:rPr>
-      </w:pPr>
-      <w:r>
-        <w:rPr>
-          <w:rFonts w:ascii="Arial Narrow" w:eastAsia="Arial Narrow" w:hAnsi="Arial Narrow" w:cs="Arial Narrow"/>
-          <w:b/>
-          <w:bCs/>
-          <w:sz w:val="16"/>
-          <w:szCs w:val="16"/>
-        </w:rPr>
-        <w:t>Artículo 47.- Protección mínima del contrato de consumo</w:t>
-      </w:r>
-    </w:p>
-    <w:p>
-      <w:pPr>
-        <w:pStyle w:val="Textonotapie"/>
-        <w:ind w:left="567" w:right="-1"/>
-        <w:jc w:val="both"/>
-        <w:rPr>
-          <w:rFonts w:ascii="Arial Narrow" w:eastAsia="Arial Narrow" w:hAnsi="Arial Narrow" w:cs="Arial Narrow"/>
-          <w:sz w:val="16"/>
-          <w:szCs w:val="16"/>
-        </w:rPr>
-      </w:pPr>
-      <w:r>
-        <w:rPr>
-          <w:rFonts w:ascii="Arial Narrow" w:eastAsia="Arial Narrow" w:hAnsi="Arial Narrow" w:cs="Arial Narrow"/>
-          <w:sz w:val="16"/>
-          <w:szCs w:val="16"/>
-        </w:rPr>
-        <w:t>En los contratos de consumo se observa lo siguiente:</w:t>
-      </w:r>
-    </w:p>
-    <w:p>
-      <w:pPr>
-        <w:pStyle w:val="Textonotapie"/>
-        <w:ind w:left="567" w:right="-1"/>
-        <w:jc w:val="both"/>
-        <w:rPr>
-          <w:rFonts w:ascii="Arial Narrow" w:eastAsia="Arial Narrow" w:hAnsi="Arial Narrow" w:cs="Arial Narrow"/>
-          <w:sz w:val="16"/>
-          <w:szCs w:val="16"/>
-        </w:rPr>
-      </w:pPr>
-      <w:r>
-        <w:rPr>
-          <w:rFonts w:ascii="Arial Narrow" w:eastAsia="Arial Narrow" w:hAnsi="Arial Narrow" w:cs="Arial Narrow"/>
-          <w:sz w:val="16"/>
-          <w:szCs w:val="16"/>
-        </w:rPr>
-        <w:t>(…)</w:t>
-      </w:r>
-    </w:p>
-    <w:p>
-      <w:pPr>
-        <w:pStyle w:val="Textonotapie"/>
-        <w:ind w:left="567" w:right="-1"/>
-        <w:jc w:val="both"/>
-        <w:rPr>
-          <w:rFonts w:ascii="Arial Narrow" w:eastAsia="Arial Narrow" w:hAnsi="Arial Narrow" w:cs="Arial Narrow"/>
-          <w:sz w:val="16"/>
-          <w:szCs w:val="16"/>
-        </w:rPr>
-      </w:pPr>
-      <w:r>
-        <w:rPr>
-          <w:rFonts w:ascii="Arial Narrow" w:eastAsia="Arial Narrow" w:hAnsi="Arial Narrow" w:cs="Arial Narrow"/>
-          <w:sz w:val="16"/>
-          <w:szCs w:val="16"/>
-        </w:rPr>
-        <w:t xml:space="preserve">e. </w:t>
-      </w:r>
-      <w:r>
-        <w:rPr>
-          <w:rFonts w:ascii="Arial Narrow" w:eastAsia="Arial Narrow" w:hAnsi="Arial Narrow" w:cs="Arial Narrow"/>
-          <w:sz w:val="16"/>
-          <w:szCs w:val="16"/>
-        </w:rPr>
-        <w:t>Los proveedores deben entregar a los usuarios copia de los contratos y demás documentación relacionada con dichos actos jurídicos cuando estos hayan sido celebrados por escrito, incluidas las condiciones generales de la contratación. Asimismo, cuando el consumidor solicite copia física o virtual de estos, el proveedor debe entregar los documentos en un plazo máximo de quince días hábiles contados desde que recibió la solicitud. Los proveedores son responsables de dejar constancia de la entrega de los documentos al consumidor.</w:t>
-      </w:r>
-    </w:p>
+    </w:p>
+  </w:footnote>
+  <w:footnote w:id="4">
     <w:p>
       <w:pPr>
         <w:pStyle w:val="Textonotapie"/>
@@ -8331,9 +8246,136 @@
           <w:szCs w:val="16"/>
         </w:rPr>
       </w:pPr>
-    </w:p>
-  </w:footnote>
-  <w:footnote w:id="5">
+      <w:r>
+        <w:rPr>
+          <w:rStyle w:val="Refdenotaalpie"/>
+          <w:rFonts w:ascii="Arial Narrow" w:eastAsia="Arial Narrow" w:hAnsi="Arial Narrow" w:cs="Arial Narrow"/>
+          <w:sz w:val="16"/>
+          <w:szCs w:val="16"/>
+          <w:vertAlign w:val="superscript"/>
+        </w:rPr>
+        <w:footnoteRef/>
+      </w:r>
+      <w:r>
+        <w:rPr>
+          <w:rFonts w:ascii="Arial Narrow" w:eastAsia="Arial Narrow" w:hAnsi="Arial Narrow" w:cs="Arial Narrow"/>
+          <w:sz w:val="16"/>
+          <w:szCs w:val="16"/>
+        </w:rPr>
+        <w:tab/>
+        <w:t xml:space="preserve"/>
+      </w:r>
+      <w:r>
+        <w:rPr>
+          <w:rFonts w:ascii="Arial Narrow" w:eastAsia="Arial Narrow" w:hAnsi="Arial Narrow" w:cs="Arial Narrow"/>
+          <w:sz w:val="16"/>
+          <w:szCs w:val="16"/>
+        </w:rPr>
+        <w:tab/>
+      </w:r>
+      <w:r>
+        <w:rPr>
+          <w:rFonts w:ascii="Arial Narrow" w:eastAsia="Arial Narrow" w:hAnsi="Arial Narrow" w:cs="Arial Narrow"/>
+          <w:b/>
+          <w:bCs/>
+          <w:sz w:val="16"/>
+          <w:szCs w:val="16"/>
+        </w:rPr>
+        <w:t xml:space="preserve">LEY 29571, CÓDIGO DE PROTECCIÓN Y DEFENSA DEL CONSUMIDOR, publicado el 2 de setiembre de 2010 y modificado por Decreto Legislativo 1308 </w:t>
+      </w:r>
+    </w:p>
+    <w:p>
+      <w:pPr>
+        <w:pStyle w:val="Textonotapie"/>
+        <w:ind w:left="567" w:right="-1"/>
+        <w:jc w:val="both"/>
+        <w:rPr>
+          <w:rFonts w:ascii="Arial Narrow" w:eastAsia="Arial Narrow" w:hAnsi="Arial Narrow" w:cs="Arial Narrow"/>
+          <w:b/>
+          <w:bCs/>
+          <w:sz w:val="16"/>
+          <w:szCs w:val="16"/>
+        </w:rPr>
+      </w:pPr>
+      <w:r>
+        <w:rPr>
+          <w:rFonts w:ascii="Arial Narrow" w:eastAsia="Arial Narrow" w:hAnsi="Arial Narrow" w:cs="Arial Narrow"/>
+          <w:b/>
+          <w:bCs/>
+          <w:sz w:val="16"/>
+          <w:szCs w:val="16"/>
+        </w:rPr>
+        <w:t>Artículo 47.- Protección mínima del contrato de consumo</w:t>
+      </w:r>
+    </w:p>
+    <w:p>
+      <w:pPr>
+        <w:pStyle w:val="Textonotapie"/>
+        <w:ind w:left="567" w:right="-1"/>
+        <w:jc w:val="both"/>
+        <w:rPr>
+          <w:rFonts w:ascii="Arial Narrow" w:eastAsia="Arial Narrow" w:hAnsi="Arial Narrow" w:cs="Arial Narrow"/>
+          <w:sz w:val="16"/>
+          <w:szCs w:val="16"/>
+        </w:rPr>
+      </w:pPr>
+      <w:r>
+        <w:rPr>
+          <w:rFonts w:ascii="Arial Narrow" w:eastAsia="Arial Narrow" w:hAnsi="Arial Narrow" w:cs="Arial Narrow"/>
+          <w:sz w:val="16"/>
+          <w:szCs w:val="16"/>
+        </w:rPr>
+        <w:t>En los contratos de consumo se observa lo siguiente:</w:t>
+      </w:r>
+    </w:p>
+    <w:p>
+      <w:pPr>
+        <w:pStyle w:val="Textonotapie"/>
+        <w:ind w:left="567" w:right="-1"/>
+        <w:jc w:val="both"/>
+        <w:rPr>
+          <w:rFonts w:ascii="Arial Narrow" w:eastAsia="Arial Narrow" w:hAnsi="Arial Narrow" w:cs="Arial Narrow"/>
+          <w:sz w:val="16"/>
+          <w:szCs w:val="16"/>
+        </w:rPr>
+      </w:pPr>
+      <w:r>
+        <w:rPr>
+          <w:rFonts w:ascii="Arial Narrow" w:eastAsia="Arial Narrow" w:hAnsi="Arial Narrow" w:cs="Arial Narrow"/>
+          <w:sz w:val="16"/>
+          <w:szCs w:val="16"/>
+        </w:rPr>
+        <w:t>(…)</w:t>
+      </w:r>
+    </w:p>
+    <w:p>
+      <w:pPr>
+        <w:pStyle w:val="Textonotapie"/>
+        <w:ind w:left="567" w:right="-1"/>
+        <w:jc w:val="both"/>
+        <w:rPr>
+          <w:rFonts w:ascii="Arial Narrow" w:eastAsia="Arial Narrow" w:hAnsi="Arial Narrow" w:cs="Arial Narrow"/>
+          <w:sz w:val="16"/>
+          <w:szCs w:val="16"/>
+        </w:rPr>
+      </w:pPr>
+      <w:r>
+        <w:rPr>
+          <w:rFonts w:ascii="Arial Narrow" w:eastAsia="Arial Narrow" w:hAnsi="Arial Narrow" w:cs="Arial Narrow"/>
+          <w:sz w:val="16"/>
+          <w:szCs w:val="16"/>
+        </w:rPr>
+        <w:t xml:space="preserve">e. </w:t>
+      </w:r>
+      <w:r>
+        <w:rPr>
+          <w:rFonts w:ascii="Arial Narrow" w:eastAsia="Arial Narrow" w:hAnsi="Arial Narrow" w:cs="Arial Narrow"/>
+          <w:sz w:val="16"/>
+          <w:szCs w:val="16"/>
+        </w:rPr>
+        <w:t>Los proveedores deben entregar a los usuarios copia de los contratos y demás documentación relacionada con dichos actos jurídicos cuando estos hayan sido celebrados por escrito, incluidas las condiciones generales de la contratación. Asimismo, cuando el consumidor solicite copia física o virtual de estos, el proveedor debe entregar los documentos en un plazo máximo de quince días hábiles contados desde que recibió la solicitud. Los proveedores son responsables de dejar constancia de la entrega de los documentos al consumidor.</w:t>
+      </w:r>
+    </w:p>
     <w:p>
       <w:pPr>
         <w:pStyle w:val="Textonotapie"/>
@@ -8350,161 +8392,9 @@
           <w:szCs w:val="16"/>
         </w:rPr>
       </w:pPr>
-      <w:r>
-        <w:rPr>
-          <w:rStyle w:val="Refdenotaalpie"/>
-          <w:rFonts w:ascii="Arial Narrow" w:eastAsia="Arial Narrow" w:hAnsi="Arial Narrow" w:cs="Arial Narrow"/>
-          <w:sz w:val="16"/>
-          <w:szCs w:val="16"/>
-          <w:vertAlign w:val="superscript"/>
-        </w:rPr>
-        <w:footnoteRef/>
-      </w:r>
-      <w:r>
-        <w:rPr>
-          <w:rFonts w:ascii="Arial Narrow" w:eastAsia="Arial Narrow" w:hAnsi="Arial Narrow" w:cs="Arial Narrow"/>
-          <w:sz w:val="16"/>
-          <w:szCs w:val="16"/>
-        </w:rPr>
-        <w:t xml:space="preserve"> </w:t>
-      </w:r>
-      <w:r>
-        <w:rPr>
-          <w:rFonts w:ascii="Arial Narrow" w:eastAsia="Arial Narrow" w:hAnsi="Arial Narrow" w:cs="Arial Narrow"/>
-          <w:sz w:val="16"/>
-          <w:szCs w:val="16"/>
-        </w:rPr>
-        <w:tab/>
-      </w:r>
-      <w:r>
-        <w:rPr>
-          <w:rFonts w:ascii="Arial Narrow" w:eastAsia="Arial Narrow" w:hAnsi="Arial Narrow" w:cs="Arial Narrow"/>
-          <w:b/>
-          <w:bCs/>
-          <w:sz w:val="16"/>
-          <w:szCs w:val="16"/>
-        </w:rPr>
-        <w:t xml:space="preserve">LEY 29571, CÓDIGO DE PROTECCIÓN Y DEFENSA DEL CONSUMIDOR, publicado el 2 de setiembre de 2010 y modificado por Decreto Legislativo 1308 </w:t>
-      </w:r>
-    </w:p>
-    <w:p>
-      <w:pPr>
-        <w:pStyle w:val="Textonotapie"/>
-        <w:ind w:left="567" w:right="-1"/>
-        <w:jc w:val="both"/>
-        <w:rPr>
-          <w:rFonts w:ascii="Arial Narrow" w:eastAsia="Arial Narrow" w:hAnsi="Arial Narrow" w:cs="Arial Narrow"/>
-          <w:b/>
-          <w:bCs/>
-          <w:sz w:val="16"/>
-          <w:szCs w:val="16"/>
-        </w:rPr>
-      </w:pPr>
-      <w:r>
-        <w:rPr>
-          <w:rFonts w:ascii="Arial Narrow" w:eastAsia="Arial Narrow" w:hAnsi="Arial Narrow" w:cs="Arial Narrow"/>
-          <w:b/>
-          <w:bCs/>
-          <w:sz w:val="16"/>
-          <w:szCs w:val="16"/>
-        </w:rPr>
-        <w:t xml:space="preserve">Artículo 18.- Idoneidad </w:t>
-      </w:r>
-    </w:p>
-    <w:p>
-      <w:pPr>
-        <w:pStyle w:val="Textonotapie"/>
-        <w:ind w:left="567" w:right="-1"/>
-        <w:jc w:val="both"/>
-        <w:rPr>
-          <w:rFonts w:ascii="Arial Narrow" w:eastAsia="Arial Narrow" w:hAnsi="Arial Narrow" w:cs="Arial Narrow"/>
-          <w:sz w:val="16"/>
-          <w:szCs w:val="16"/>
-        </w:rPr>
-      </w:pPr>
-      <w:r>
-        <w:rPr>
-          <w:rFonts w:ascii="Arial Narrow" w:eastAsia="Arial Narrow" w:hAnsi="Arial Narrow" w:cs="Arial Narrow"/>
-          <w:sz w:val="16"/>
-          <w:szCs w:val="16"/>
-        </w:rPr>
-        <w:t xml:space="preserve">Se entiende por idoneidad la correspondencia entre lo que un consumidor espera y lo que efectivamente recibe, en función a lo que se le hubiera ofrecido, la publicidad e información transmitida, las condiciones y circunstancias de la transacción, las características y naturaleza del producto o servicio, el precio, entre otros factores, atendiendo a las circunstancias del caso. </w:t>
-      </w:r>
-    </w:p>
-    <w:p>
-      <w:pPr>
-        <w:pStyle w:val="Textonotapie"/>
-        <w:ind w:left="567" w:right="-1"/>
-        <w:jc w:val="both"/>
-        <w:rPr>
-          <w:rFonts w:ascii="Arial Narrow" w:eastAsia="Arial Narrow" w:hAnsi="Arial Narrow" w:cs="Arial Narrow"/>
-          <w:sz w:val="16"/>
-          <w:szCs w:val="16"/>
-        </w:rPr>
-      </w:pPr>
-      <w:r>
-        <w:rPr>
-          <w:rFonts w:ascii="Arial Narrow" w:eastAsia="Arial Narrow" w:hAnsi="Arial Narrow" w:cs="Arial Narrow"/>
-          <w:sz w:val="16"/>
-          <w:szCs w:val="16"/>
-        </w:rPr>
-        <w:t xml:space="preserve">La idoneidad es evaluada en función a la propia naturaleza del producto o servicio y a su aptitud para satisfacer la finalidad para la cual ha sido puesto en el mercado. Las autorizaciones por parte de los organismos del Estado para la fabricación de un producto o la prestación de un servicio, en los casos que sea necesario, no eximen de responsabilidad al proveedor frente al consumidor. </w:t>
-      </w:r>
-    </w:p>
-    <w:p>
-      <w:pPr>
-        <w:pStyle w:val="Textonotapie"/>
-        <w:ind w:left="567" w:right="-1"/>
-        <w:jc w:val="both"/>
-        <w:rPr>
-          <w:rFonts w:ascii="Arial Narrow" w:eastAsia="Arial Narrow" w:hAnsi="Arial Narrow" w:cs="Arial Narrow"/>
-          <w:sz w:val="16"/>
-          <w:szCs w:val="16"/>
-        </w:rPr>
-      </w:pPr>
-    </w:p>
-    <w:p>
-      <w:pPr>
-        <w:pStyle w:val="Textonotapie"/>
-        <w:ind w:left="567" w:right="-1"/>
-        <w:jc w:val="both"/>
-        <w:rPr>
-          <w:rFonts w:ascii="Arial Narrow" w:eastAsia="Arial Narrow" w:hAnsi="Arial Narrow" w:cs="Arial Narrow"/>
-          <w:sz w:val="16"/>
-          <w:szCs w:val="16"/>
-        </w:rPr>
-      </w:pPr>
-      <w:r>
-        <w:rPr>
-          <w:rFonts w:ascii="Arial Narrow" w:eastAsia="Arial Narrow" w:hAnsi="Arial Narrow" w:cs="Arial Narrow"/>
-          <w:b/>
-          <w:bCs/>
-          <w:sz w:val="16"/>
-          <w:szCs w:val="16"/>
-        </w:rPr>
-        <w:t xml:space="preserve">Artículo 19.- Obligación de los proveedores </w:t>
-      </w:r>
-    </w:p>
-    <w:p>
-      <w:pPr>
-        <w:pStyle w:val="Textonotapie"/>
-        <w:ind w:left="567" w:right="-1"/>
-        <w:jc w:val="both"/>
-        <w:rPr>
-          <w:rFonts w:ascii="Arial Narrow" w:eastAsia="Arial Narrow" w:hAnsi="Arial Narrow" w:cs="Arial Narrow"/>
-          <w:sz w:val="16"/>
-          <w:szCs w:val="16"/>
-        </w:rPr>
-      </w:pPr>
-      <w:r>
-        <w:rPr>
-          <w:rFonts w:ascii="Arial Narrow" w:eastAsia="Arial Narrow" w:hAnsi="Arial Narrow" w:cs="Arial Narrow"/>
-          <w:sz w:val="16"/>
-          <w:szCs w:val="16"/>
-        </w:rPr>
-        <w:t>El proveedor responde por la idoneidad y calidad de los productos y servicios ofrecidos; por la autenticidad de las marcas y leyendas que exhiben sus productos o del signo que respalda al prestador del servicio, por la falta de conformidad entre la publicidad comercial de los productos y servicios y estos, así como por el contenido y la vida útil del producto indicado en el envase, en lo que corresponda.</w:t>
-      </w:r>
-    </w:p>
+    </w:p>
+  </w:footnote>
+  <w:footnote w:id="5">
     <w:p>
       <w:pPr>
         <w:pStyle w:val="Textonotapie"/>
@@ -8521,9 +8411,150 @@
           <w:szCs w:val="16"/>
         </w:rPr>
       </w:pPr>
-    </w:p>
-  </w:footnote>
-  <w:footnote w:id="6">
+      <w:r>
+        <w:rPr>
+          <w:rStyle w:val="Refdenotaalpie"/>
+          <w:rFonts w:ascii="Arial Narrow" w:eastAsia="Arial Narrow" w:hAnsi="Arial Narrow" w:cs="Arial Narrow"/>
+          <w:sz w:val="16"/>
+          <w:szCs w:val="16"/>
+          <w:vertAlign w:val="superscript"/>
+        </w:rPr>
+        <w:footnoteRef/>
+      </w:r>
+      <w:r>
+        <w:rPr>
+          <w:rFonts w:ascii="Arial Narrow" w:eastAsia="Arial Narrow" w:hAnsi="Arial Narrow" w:cs="Arial Narrow"/>
+          <w:sz w:val="16"/>
+          <w:szCs w:val="16"/>
+        </w:rPr>
+        <w:tab/>
+        <w:t xml:space="preserve"/>
+      </w:r>
+      <w:r>
+        <w:rPr>
+          <w:rFonts w:ascii="Arial Narrow" w:eastAsia="Arial Narrow" w:hAnsi="Arial Narrow" w:cs="Arial Narrow"/>
+          <w:sz w:val="16"/>
+          <w:szCs w:val="16"/>
+        </w:rPr>
+        <w:tab/>
+      </w:r>
+      <w:r>
+        <w:rPr>
+          <w:rFonts w:ascii="Arial Narrow" w:eastAsia="Arial Narrow" w:hAnsi="Arial Narrow" w:cs="Arial Narrow"/>
+          <w:b/>
+          <w:bCs/>
+          <w:sz w:val="16"/>
+          <w:szCs w:val="16"/>
+        </w:rPr>
+        <w:t xml:space="preserve">LEY 29571, CÓDIGO DE PROTECCIÓN Y DEFENSA DEL CONSUMIDOR, publicado el 2 de setiembre de 2010 y modificado por Decreto Legislativo 1308 </w:t>
+      </w:r>
+    </w:p>
+    <w:p>
+      <w:pPr>
+        <w:pStyle w:val="Textonotapie"/>
+        <w:ind w:left="567" w:right="-1"/>
+        <w:jc w:val="both"/>
+        <w:rPr>
+          <w:rFonts w:ascii="Arial Narrow" w:eastAsia="Arial Narrow" w:hAnsi="Arial Narrow" w:cs="Arial Narrow"/>
+          <w:b/>
+          <w:bCs/>
+          <w:sz w:val="16"/>
+          <w:szCs w:val="16"/>
+        </w:rPr>
+      </w:pPr>
+      <w:r>
+        <w:rPr>
+          <w:rFonts w:ascii="Arial Narrow" w:eastAsia="Arial Narrow" w:hAnsi="Arial Narrow" w:cs="Arial Narrow"/>
+          <w:b/>
+          <w:bCs/>
+          <w:sz w:val="16"/>
+          <w:szCs w:val="16"/>
+        </w:rPr>
+        <w:t xml:space="preserve">Artículo 18.- Idoneidad </w:t>
+      </w:r>
+    </w:p>
+    <w:p>
+      <w:pPr>
+        <w:pStyle w:val="Textonotapie"/>
+        <w:ind w:left="567" w:right="-1"/>
+        <w:jc w:val="both"/>
+        <w:rPr>
+          <w:rFonts w:ascii="Arial Narrow" w:eastAsia="Arial Narrow" w:hAnsi="Arial Narrow" w:cs="Arial Narrow"/>
+          <w:sz w:val="16"/>
+          <w:szCs w:val="16"/>
+        </w:rPr>
+      </w:pPr>
+      <w:r>
+        <w:rPr>
+          <w:rFonts w:ascii="Arial Narrow" w:eastAsia="Arial Narrow" w:hAnsi="Arial Narrow" w:cs="Arial Narrow"/>
+          <w:sz w:val="16"/>
+          <w:szCs w:val="16"/>
+        </w:rPr>
+        <w:t xml:space="preserve">Se entiende por idoneidad la correspondencia entre lo que un consumidor espera y lo que efectivamente recibe, en función a lo que se le hubiera ofrecido, la publicidad e información transmitida, las condiciones y circunstancias de la transacción, las características y naturaleza del producto o servicio, el precio, entre otros factores, atendiendo a las circunstancias del caso. </w:t>
+      </w:r>
+    </w:p>
+    <w:p>
+      <w:pPr>
+        <w:pStyle w:val="Textonotapie"/>
+        <w:ind w:left="567" w:right="-1"/>
+        <w:jc w:val="both"/>
+        <w:rPr>
+          <w:rFonts w:ascii="Arial Narrow" w:eastAsia="Arial Narrow" w:hAnsi="Arial Narrow" w:cs="Arial Narrow"/>
+          <w:sz w:val="16"/>
+          <w:szCs w:val="16"/>
+        </w:rPr>
+      </w:pPr>
+      <w:r>
+        <w:rPr>
+          <w:rFonts w:ascii="Arial Narrow" w:eastAsia="Arial Narrow" w:hAnsi="Arial Narrow" w:cs="Arial Narrow"/>
+          <w:sz w:val="16"/>
+          <w:szCs w:val="16"/>
+        </w:rPr>
+        <w:t xml:space="preserve">La idoneidad es evaluada en función a la propia naturaleza del producto o servicio y a su aptitud para satisfacer la finalidad para la cual ha sido puesto en el mercado. Las autorizaciones por parte de los organismos del Estado para la fabricación de un producto o la prestación de un servicio, en los casos que sea necesario, no eximen de responsabilidad al proveedor frente al consumidor. </w:t>
+      </w:r>
+    </w:p>
+    <w:p>
+      <w:pPr>
+        <w:pStyle w:val="Textonotapie"/>
+        <w:ind w:left="567" w:right="-1"/>
+        <w:jc w:val="both"/>
+        <w:rPr>
+          <w:rFonts w:ascii="Arial Narrow" w:eastAsia="Arial Narrow" w:hAnsi="Arial Narrow" w:cs="Arial Narrow"/>
+          <w:sz w:val="16"/>
+          <w:szCs w:val="16"/>
+        </w:rPr>
+      </w:pPr>
+      <w:r>
+        <w:rPr>
+          <w:rFonts w:ascii="Arial Narrow" w:eastAsia="Arial Narrow" w:hAnsi="Arial Narrow" w:cs="Arial Narrow"/>
+          <w:b/>
+          <w:bCs/>
+          <w:sz w:val="16"/>
+          <w:szCs w:val="16"/>
+        </w:rPr>
+        <w:t xml:space="preserve">Artículo 19.- Obligación de los proveedores </w:t>
+      </w:r>
+    </w:p>
+    <w:p>
+      <w:pPr>
+        <w:pStyle w:val="Textonotapie"/>
+        <w:ind w:left="567" w:right="-1"/>
+        <w:jc w:val="both"/>
+        <w:rPr>
+          <w:rFonts w:ascii="Arial Narrow" w:eastAsia="Arial Narrow" w:hAnsi="Arial Narrow" w:cs="Arial Narrow"/>
+          <w:sz w:val="16"/>
+          <w:szCs w:val="16"/>
+        </w:rPr>
+      </w:pPr>
+      <w:r>
+        <w:rPr>
+          <w:rFonts w:ascii="Arial Narrow" w:eastAsia="Arial Narrow" w:hAnsi="Arial Narrow" w:cs="Arial Narrow"/>
+          <w:sz w:val="16"/>
+          <w:szCs w:val="16"/>
+        </w:rPr>
+        <w:t>El proveedor responde por la idoneidad y calidad de los productos y servicios ofrecidos; por la autenticidad de las marcas y leyendas que exhiben sus productos o del signo que respalda al prestador del servicio, por la falta de conformidad entre la publicidad comercial de los productos y servicios y estos, así como por el contenido y la vida útil del producto indicado en el envase, en lo que corresponda.</w:t>
+      </w:r>
+    </w:p>
     <w:p>
       <w:pPr>
         <w:pStyle w:val="Textonotapie"/>
@@ -8540,193 +8571,9 @@
           <w:szCs w:val="16"/>
         </w:rPr>
       </w:pPr>
-      <w:r>
-        <w:rPr>
-          <w:rStyle w:val="Refdenotaalpie"/>
-          <w:rFonts w:ascii="Arial Narrow" w:eastAsia="Arial Narrow" w:hAnsi="Arial Narrow" w:cs="Arial Narrow"/>
-          <w:sz w:val="16"/>
-          <w:szCs w:val="16"/>
-          <w:vertAlign w:val="superscript"/>
-        </w:rPr>
-        <w:footnoteRef/>
-      </w:r>
-      <w:r>
-        <w:rPr>
-          <w:rFonts w:ascii="Arial Narrow" w:eastAsia="Arial Narrow" w:hAnsi="Arial Narrow" w:cs="Arial Narrow"/>
-          <w:sz w:val="16"/>
-          <w:szCs w:val="16"/>
-        </w:rPr>
-        <w:t xml:space="preserve"> </w:t>
-      </w:r>
-      <w:r>
-        <w:rPr>
-          <w:rFonts w:ascii="Arial Narrow" w:eastAsia="Arial Narrow" w:hAnsi="Arial Narrow" w:cs="Arial Narrow"/>
-          <w:sz w:val="16"/>
-          <w:szCs w:val="16"/>
-        </w:rPr>
-        <w:tab/>
-      </w:r>
-      <w:r>
-        <w:rPr>
-          <w:rFonts w:ascii="Arial Narrow" w:eastAsia="Arial Narrow" w:hAnsi="Arial Narrow" w:cs="Arial Narrow"/>
-          <w:b/>
-          <w:bCs/>
-          <w:sz w:val="16"/>
-          <w:szCs w:val="16"/>
-        </w:rPr>
-        <w:t xml:space="preserve">CÓDIGO PROCESAL CIVIL </w:t>
-      </w:r>
-    </w:p>
-    <w:p>
-      <w:pPr>
-        <w:pStyle w:val="Textonotapie"/>
-        <w:ind w:left="567" w:right="-1"/>
-        <w:jc w:val="both"/>
-        <w:rPr>
-          <w:rFonts w:ascii="Arial Narrow" w:eastAsia="Arial Narrow" w:hAnsi="Arial Narrow" w:cs="Arial Narrow"/>
-          <w:sz w:val="16"/>
-          <w:szCs w:val="16"/>
-        </w:rPr>
-      </w:pPr>
-      <w:r>
-        <w:rPr>
-          <w:rFonts w:ascii="Arial Narrow" w:eastAsia="Arial Narrow" w:hAnsi="Arial Narrow" w:cs="Arial Narrow"/>
-          <w:b/>
-          <w:bCs/>
-          <w:sz w:val="16"/>
-          <w:szCs w:val="16"/>
-        </w:rPr>
-        <w:t>Artículo 442.-</w:t>
-      </w:r>
-      <w:r>
-        <w:rPr>
-          <w:rFonts w:ascii="Arial Narrow" w:eastAsia="Arial Narrow" w:hAnsi="Arial Narrow" w:cs="Arial Narrow"/>
-          <w:sz w:val="16"/>
-          <w:szCs w:val="16"/>
-        </w:rPr>
-        <w:t xml:space="preserve"> Al contestar el demandado debe: </w:t>
-      </w:r>
-    </w:p>
-    <w:p>
-      <w:pPr>
-        <w:pStyle w:val="Textonotapie"/>
-        <w:ind w:left="567" w:right="-1"/>
-        <w:jc w:val="both"/>
-        <w:rPr>
-          <w:rFonts w:ascii="Arial Narrow" w:eastAsia="Arial Narrow" w:hAnsi="Arial Narrow" w:cs="Arial Narrow"/>
-          <w:sz w:val="16"/>
-          <w:szCs w:val="16"/>
-        </w:rPr>
-      </w:pPr>
-      <w:r>
-        <w:rPr>
-          <w:rFonts w:ascii="Arial Narrow" w:eastAsia="Arial Narrow" w:hAnsi="Arial Narrow" w:cs="Arial Narrow"/>
-          <w:sz w:val="16"/>
-          <w:szCs w:val="16"/>
-        </w:rPr>
-        <w:t xml:space="preserve">1. Observar los requisitos previstos para la demanda, en lo que corresponda; </w:t>
-      </w:r>
-    </w:p>
-    <w:p>
-      <w:pPr>
-        <w:pStyle w:val="Textonotapie"/>
-        <w:ind w:left="567" w:right="-1"/>
-        <w:jc w:val="both"/>
-        <w:rPr>
-          <w:rFonts w:ascii="Arial Narrow" w:eastAsia="Arial Narrow" w:hAnsi="Arial Narrow" w:cs="Arial Narrow"/>
-          <w:sz w:val="16"/>
-          <w:szCs w:val="16"/>
-        </w:rPr>
-      </w:pPr>
-      <w:r>
-        <w:rPr>
-          <w:rFonts w:ascii="Arial Narrow" w:eastAsia="Arial Narrow" w:hAnsi="Arial Narrow" w:cs="Arial Narrow"/>
-          <w:sz w:val="16"/>
-          <w:szCs w:val="16"/>
-        </w:rPr>
-        <w:t xml:space="preserve">2. Pronunciarse respecto de cada uno de los hechos expuestos en la demanda. El silencio, la respuesta evasiva o la negativa genérica pueden ser apreciados por el Juez como reconocimiento de verdad de los hechos alegados; </w:t>
-      </w:r>
-    </w:p>
-    <w:p>
-      <w:pPr>
-        <w:pStyle w:val="Textonotapie"/>
-        <w:ind w:left="567" w:right="-1"/>
-        <w:jc w:val="both"/>
-        <w:rPr>
-          <w:rFonts w:ascii="Arial Narrow" w:eastAsia="Arial Narrow" w:hAnsi="Arial Narrow" w:cs="Arial Narrow"/>
-          <w:sz w:val="16"/>
-          <w:szCs w:val="16"/>
-        </w:rPr>
-      </w:pPr>
-      <w:r>
-        <w:rPr>
-          <w:rFonts w:ascii="Arial Narrow" w:eastAsia="Arial Narrow" w:hAnsi="Arial Narrow" w:cs="Arial Narrow"/>
-          <w:sz w:val="16"/>
-          <w:szCs w:val="16"/>
-        </w:rPr>
-        <w:t xml:space="preserve">3. Reconocer o negar categóricamente la autenticidad de los documentos que se le atribuyen, o aceptar o negar, de igual manera, la recepción de documentos que se alega le fueron enviados. El silencio puede ser apreciado por el Juez como reconocimiento o aceptación de recepción de los documentos; </w:t>
-      </w:r>
-    </w:p>
-    <w:p>
-      <w:pPr>
-        <w:pStyle w:val="Textonotapie"/>
-        <w:ind w:left="567" w:right="-1"/>
-        <w:jc w:val="both"/>
-        <w:rPr>
-          <w:rFonts w:ascii="Arial Narrow" w:eastAsia="Arial Narrow" w:hAnsi="Arial Narrow" w:cs="Arial Narrow"/>
-          <w:sz w:val="16"/>
-          <w:szCs w:val="16"/>
-        </w:rPr>
-      </w:pPr>
-      <w:r>
-        <w:rPr>
-          <w:rFonts w:ascii="Arial Narrow" w:eastAsia="Arial Narrow" w:hAnsi="Arial Narrow" w:cs="Arial Narrow"/>
-          <w:sz w:val="16"/>
-          <w:szCs w:val="16"/>
-        </w:rPr>
-        <w:t xml:space="preserve">4. Exponer los hechos en que funda su defensa en forma precisa, ordenada y clara; </w:t>
-      </w:r>
-    </w:p>
-    <w:p>
-      <w:pPr>
-        <w:pStyle w:val="Textonotapie"/>
-        <w:ind w:left="567" w:right="-1"/>
-        <w:jc w:val="both"/>
-        <w:rPr>
-          <w:rFonts w:ascii="Arial Narrow" w:eastAsia="Arial Narrow" w:hAnsi="Arial Narrow" w:cs="Arial Narrow"/>
-          <w:sz w:val="16"/>
-          <w:szCs w:val="16"/>
-        </w:rPr>
-      </w:pPr>
-      <w:r>
-        <w:rPr>
-          <w:rFonts w:ascii="Arial Narrow" w:eastAsia="Arial Narrow" w:hAnsi="Arial Narrow" w:cs="Arial Narrow"/>
-          <w:sz w:val="16"/>
-          <w:szCs w:val="16"/>
-        </w:rPr>
-        <w:t xml:space="preserve">5. Ofrecer los medios probatorios; y </w:t>
-      </w:r>
-    </w:p>
-    <w:p>
-      <w:pPr>
-        <w:pStyle w:val="Textonotapie"/>
-        <w:ind w:left="567" w:right="-1"/>
-        <w:jc w:val="both"/>
-        <w:rPr>
-          <w:rFonts w:ascii="Arial Narrow" w:eastAsia="Arial Narrow" w:hAnsi="Arial Narrow" w:cs="Arial Narrow"/>
-          <w:sz w:val="16"/>
-          <w:szCs w:val="16"/>
-        </w:rPr>
-      </w:pPr>
-      <w:r>
-        <w:rPr>
-          <w:rFonts w:ascii="Arial Narrow" w:eastAsia="Arial Narrow" w:hAnsi="Arial Narrow" w:cs="Arial Narrow"/>
-          <w:sz w:val="16"/>
-          <w:szCs w:val="16"/>
-        </w:rPr>
-        <w:t>6. Incluir su firma o la de su representante o de su apoderado, y la del Abogado. El Secretario respectivo certificará la huella digital del demandado analfabeto.</w:t>
-      </w:r>
-    </w:p>
+    </w:p>
+  </w:footnote>
+  <w:footnote w:id="6">
     <w:p>
       <w:pPr>
         <w:pStyle w:val="Textonotapie"/>
@@ -8743,1457 +8590,213 @@
           <w:szCs w:val="16"/>
         </w:rPr>
       </w:pPr>
+      <w:r>
+        <w:rPr>
+          <w:rStyle w:val="Refdenotaalpie"/>
+          <w:rFonts w:ascii="Arial Narrow" w:eastAsia="Arial Narrow" w:hAnsi="Arial Narrow" w:cs="Arial Narrow"/>
+          <w:sz w:val="16"/>
+          <w:szCs w:val="16"/>
+          <w:vertAlign w:val="superscript"/>
+        </w:rPr>
+        <w:footnoteRef/>
+      </w:r>
+      <w:r>
+        <w:rPr>
+          <w:rFonts w:ascii="Arial Narrow" w:eastAsia="Arial Narrow" w:hAnsi="Arial Narrow" w:cs="Arial Narrow"/>
+          <w:sz w:val="16"/>
+          <w:szCs w:val="16"/>
+        </w:rPr>
+        <w:tab/>
+        <w:t xml:space="preserve"/>
+      </w:r>
+      <w:r>
+        <w:rPr>
+          <w:rFonts w:ascii="Arial Narrow" w:eastAsia="Arial Narrow" w:hAnsi="Arial Narrow" w:cs="Arial Narrow"/>
+          <w:sz w:val="16"/>
+          <w:szCs w:val="16"/>
+        </w:rPr>
+        <w:tab/>
+      </w:r>
+      <w:r>
+        <w:rPr>
+          <w:rFonts w:ascii="Arial Narrow" w:eastAsia="Arial Narrow" w:hAnsi="Arial Narrow" w:cs="Arial Narrow"/>
+          <w:b/>
+          <w:bCs/>
+          <w:sz w:val="16"/>
+          <w:szCs w:val="16"/>
+        </w:rPr>
+        <w:t xml:space="preserve">CÓDIGO PROCESAL CIVIL </w:t>
+      </w:r>
+    </w:p>
+    <w:p>
+      <w:pPr>
+        <w:pStyle w:val="Textonotapie"/>
+        <w:ind w:left="567" w:right="-1"/>
+        <w:jc w:val="both"/>
+        <w:rPr>
+          <w:rFonts w:ascii="Arial Narrow" w:eastAsia="Arial Narrow" w:hAnsi="Arial Narrow" w:cs="Arial Narrow"/>
+          <w:sz w:val="16"/>
+          <w:szCs w:val="16"/>
+        </w:rPr>
+      </w:pPr>
+      <w:r>
+        <w:rPr>
+          <w:rFonts w:ascii="Arial Narrow" w:eastAsia="Arial Narrow" w:hAnsi="Arial Narrow" w:cs="Arial Narrow"/>
+          <w:b/>
+          <w:bCs/>
+          <w:sz w:val="16"/>
+          <w:szCs w:val="16"/>
+        </w:rPr>
+        <w:t>Artículo 442.-</w:t>
+      </w:r>
+      <w:r>
+        <w:rPr>
+          <w:rFonts w:ascii="Arial Narrow" w:eastAsia="Arial Narrow" w:hAnsi="Arial Narrow" w:cs="Arial Narrow"/>
+          <w:sz w:val="16"/>
+          <w:szCs w:val="16"/>
+        </w:rPr>
+        <w:t xml:space="preserve"> Al contestar el demandado debe: </w:t>
+      </w:r>
+    </w:p>
+    <w:p>
+      <w:pPr>
+        <w:pStyle w:val="Textonotapie"/>
+        <w:ind w:left="567" w:right="-1"/>
+        <w:jc w:val="both"/>
+        <w:rPr>
+          <w:rFonts w:ascii="Arial Narrow" w:eastAsia="Arial Narrow" w:hAnsi="Arial Narrow" w:cs="Arial Narrow"/>
+          <w:sz w:val="16"/>
+          <w:szCs w:val="16"/>
+        </w:rPr>
+      </w:pPr>
+      <w:r>
+        <w:rPr>
+          <w:rFonts w:ascii="Arial Narrow" w:eastAsia="Arial Narrow" w:hAnsi="Arial Narrow" w:cs="Arial Narrow"/>
+          <w:sz w:val="16"/>
+          <w:szCs w:val="16"/>
+        </w:rPr>
+        <w:t xml:space="preserve">1. Observar los requisitos previstos para la demanda, en lo que corresponda; </w:t>
+      </w:r>
+    </w:p>
+    <w:p>
+      <w:pPr>
+        <w:pStyle w:val="Textonotapie"/>
+        <w:ind w:left="567" w:right="-1"/>
+        <w:jc w:val="both"/>
+        <w:rPr>
+          <w:rFonts w:ascii="Arial Narrow" w:eastAsia="Arial Narrow" w:hAnsi="Arial Narrow" w:cs="Arial Narrow"/>
+          <w:sz w:val="16"/>
+          <w:szCs w:val="16"/>
+        </w:rPr>
+      </w:pPr>
+      <w:r>
+        <w:rPr>
+          <w:rFonts w:ascii="Arial Narrow" w:eastAsia="Arial Narrow" w:hAnsi="Arial Narrow" w:cs="Arial Narrow"/>
+          <w:sz w:val="16"/>
+          <w:szCs w:val="16"/>
+        </w:rPr>
+        <w:t xml:space="preserve">2. Pronunciarse respecto de cada uno de los hechos expuestos en la demanda. El silencio, la respuesta evasiva o la negativa genérica pueden ser apreciados por el Juez como reconocimiento de verdad de los hechos alegados; </w:t>
+      </w:r>
+    </w:p>
+    <w:p>
+      <w:pPr>
+        <w:pStyle w:val="Textonotapie"/>
+        <w:ind w:left="567" w:right="-1"/>
+        <w:jc w:val="both"/>
+        <w:rPr>
+          <w:rFonts w:ascii="Arial Narrow" w:eastAsia="Arial Narrow" w:hAnsi="Arial Narrow" w:cs="Arial Narrow"/>
+          <w:sz w:val="16"/>
+          <w:szCs w:val="16"/>
+        </w:rPr>
+      </w:pPr>
+      <w:r>
+        <w:rPr>
+          <w:rFonts w:ascii="Arial Narrow" w:eastAsia="Arial Narrow" w:hAnsi="Arial Narrow" w:cs="Arial Narrow"/>
+          <w:sz w:val="16"/>
+          <w:szCs w:val="16"/>
+        </w:rPr>
+        <w:t xml:space="preserve">3. Reconocer o negar categóricamente la autenticidad de los documentos que se le atribuyen, o aceptar o negar, de igual manera, la recepción de documentos que se alega le fueron enviados. El silencio puede ser apreciado por el Juez como reconocimiento o aceptación de recepción de los documentos; </w:t>
+      </w:r>
+    </w:p>
+    <w:p>
+      <w:pPr>
+        <w:pStyle w:val="Textonotapie"/>
+        <w:ind w:left="567" w:right="-1"/>
+        <w:jc w:val="both"/>
+        <w:rPr>
+          <w:rFonts w:ascii="Arial Narrow" w:eastAsia="Arial Narrow" w:hAnsi="Arial Narrow" w:cs="Arial Narrow"/>
+          <w:sz w:val="16"/>
+          <w:szCs w:val="16"/>
+        </w:rPr>
+      </w:pPr>
+      <w:r>
+        <w:rPr>
+          <w:rFonts w:ascii="Arial Narrow" w:eastAsia="Arial Narrow" w:hAnsi="Arial Narrow" w:cs="Arial Narrow"/>
+          <w:sz w:val="16"/>
+          <w:szCs w:val="16"/>
+        </w:rPr>
+        <w:t xml:space="preserve">4. Exponer los hechos en que funda su defensa en forma precisa, ordenada y clara; </w:t>
+      </w:r>
+    </w:p>
+    <w:p>
+      <w:pPr>
+        <w:pStyle w:val="Textonotapie"/>
+        <w:ind w:left="567" w:right="-1"/>
+        <w:jc w:val="both"/>
+        <w:rPr>
+          <w:rFonts w:ascii="Arial Narrow" w:eastAsia="Arial Narrow" w:hAnsi="Arial Narrow" w:cs="Arial Narrow"/>
+          <w:sz w:val="16"/>
+          <w:szCs w:val="16"/>
+        </w:rPr>
+      </w:pPr>
+      <w:r>
+        <w:rPr>
+          <w:rFonts w:ascii="Arial Narrow" w:eastAsia="Arial Narrow" w:hAnsi="Arial Narrow" w:cs="Arial Narrow"/>
+          <w:sz w:val="16"/>
+          <w:szCs w:val="16"/>
+        </w:rPr>
+        <w:t xml:space="preserve">5. Ofrecer los medios probatorios; y </w:t>
+      </w:r>
+    </w:p>
+    <w:p>
+      <w:pPr>
+        <w:pStyle w:val="Textonotapie"/>
+        <w:ind w:left="567" w:right="-1"/>
+        <w:jc w:val="both"/>
+        <w:rPr>
+          <w:rFonts w:ascii="Arial Narrow" w:eastAsia="Arial Narrow" w:hAnsi="Arial Narrow" w:cs="Arial Narrow"/>
+          <w:sz w:val="16"/>
+          <w:szCs w:val="16"/>
+        </w:rPr>
+      </w:pPr>
+      <w:r>
+        <w:rPr>
+          <w:rFonts w:ascii="Arial Narrow" w:eastAsia="Arial Narrow" w:hAnsi="Arial Narrow" w:cs="Arial Narrow"/>
+          <w:sz w:val="16"/>
+          <w:szCs w:val="16"/>
+        </w:rPr>
+        <w:t>6. Incluir su firma o la de su representante o de su apoderado, y la del Abogado. El Secretario respectivo certificará la huella digital del demandado analfabeto.</w:t>
+      </w:r>
+    </w:p>
+    <w:p>
+      <w:pPr>
+        <w:pStyle w:val="Textonotapie"/>
+        <w:tabs>
+          <w:tab w:val="left" w:pos="567"/>
+        </w:tabs>
+        <w:ind w:left="567" w:right="-1" w:hanging="567"/>
+        <w:jc w:val="both"/>
+        <w:rPr>
+          <w:rFonts w:ascii="Arial Narrow" w:eastAsia="Arial Narrow" w:hAnsi="Arial Narrow" w:cs="Arial Narrow"/>
+          <w:b/>
+          <w:bCs/>
+          <w:sz w:val="16"/>
+          <w:szCs w:val="16"/>
+        </w:rPr>
+      </w:pPr>
     </w:p>
   </w:footnote>
   <w:footnote w:id="7">
-    <w:p>
-      <w:pPr>
-        <w:pStyle w:val="Textonotapie"/>
-        <w:ind w:left="567" w:hanging="567"/>
-        <w:jc w:val="both"/>
-        <w:rPr>
-          <w:rFonts w:ascii="Arial Narrow" w:eastAsia="Arial Narrow" w:hAnsi="Arial Narrow" w:cs="Arial Narrow"/>
-          <w:sz w:val="16"/>
-          <w:szCs w:val="16"/>
-        </w:rPr>
-      </w:pPr>
-      <w:r>
-        <w:rPr>
-          <w:rStyle w:val="Refdenotaalpie"/>
-          <w:rFonts w:ascii="Arial Narrow" w:eastAsia="Arial Narrow" w:hAnsi="Arial Narrow" w:cs="Arial Narrow"/>
-          <w:sz w:val="16"/>
-          <w:szCs w:val="16"/>
-          <w:vertAlign w:val="superscript"/>
-        </w:rPr>
-        <w:footnoteRef/>
-      </w:r>
-      <w:r>
-        <w:rPr>
-          <w:rFonts w:ascii="Arial Narrow" w:eastAsia="Arial Narrow" w:hAnsi="Arial Narrow" w:cs="Arial Narrow"/>
-          <w:sz w:val="16"/>
-          <w:szCs w:val="16"/>
-        </w:rPr>
-        <w:t xml:space="preserve"> </w:t>
-      </w:r>
-      <w:r>
-        <w:rPr>
-          <w:rFonts w:ascii="Arial Narrow" w:eastAsia="Arial Narrow" w:hAnsi="Arial Narrow" w:cs="Arial Narrow"/>
-          <w:sz w:val="16"/>
-          <w:szCs w:val="16"/>
-        </w:rPr>
-        <w:tab/>
-        <w:t>El número de trabajadores se atenderá siempre que la empresa haya sido constituida antes de la vigencia de la Ley 30056, publicada el 2 de julio de 2013, que modificó el artículo 5 del Texto Único Ordenado de la Ley de Promoción de la Competitividad, Formalización y Desarrollo de la Micro y Pequeña Empresa y de Acceso al Empleo Decente (LEY MYPE). Ello, en la medida que la Tercera Disposición Complementaria Transitoria de la norma modificatoria precisa que las empresas constituidas antes de la entrada en vigencia de dicha Ley se rigen por los requisitos de acogimiento al régimen de las micro y pequeñas empresas regulados en el Decreto Legislativo 1086.</w:t>
-      </w:r>
-    </w:p>
-    <w:p>
-      <w:pPr>
-        <w:pStyle w:val="Textonotapie"/>
-        <w:ind w:left="567" w:hanging="567"/>
-        <w:jc w:val="both"/>
-        <w:rPr>
-          <w:rFonts w:ascii="Arial Narrow" w:eastAsia="Arial Narrow" w:hAnsi="Arial Narrow" w:cs="Arial Narrow"/>
-          <w:sz w:val="16"/>
-          <w:szCs w:val="16"/>
-        </w:rPr>
-      </w:pPr>
-    </w:p>
-  </w:footnote>
-  <w:footnote w:id="8">
-    <w:p>
-      <w:pPr>
-        <w:pStyle w:val="Textonotapie"/>
-        <w:ind w:left="567" w:hanging="567"/>
-        <w:jc w:val="both"/>
-        <w:rPr>
-          <w:rFonts w:ascii="Arial Narrow" w:eastAsia="Arial Narrow" w:hAnsi="Arial Narrow" w:cs="Arial Narrow"/>
-          <w:sz w:val="16"/>
-          <w:szCs w:val="16"/>
-        </w:rPr>
-      </w:pPr>
-      <w:r>
-        <w:rPr>
-          <w:rStyle w:val="Refdenotaalpie"/>
-          <w:rFonts w:ascii="Arial Narrow" w:eastAsia="Arial Narrow" w:hAnsi="Arial Narrow" w:cs="Arial Narrow"/>
-          <w:sz w:val="16"/>
-          <w:szCs w:val="16"/>
-          <w:vertAlign w:val="superscript"/>
-        </w:rPr>
-        <w:footnoteRef/>
-      </w:r>
-      <w:r>
-        <w:rPr>
-          <w:rFonts w:ascii="Arial Narrow" w:eastAsia="Arial Narrow" w:hAnsi="Arial Narrow" w:cs="Arial Narrow"/>
-          <w:sz w:val="16"/>
-          <w:szCs w:val="16"/>
-        </w:rPr>
-        <w:t xml:space="preserve"> </w:t>
-      </w:r>
-      <w:r>
-        <w:rPr>
-          <w:rFonts w:ascii="Arial Narrow" w:eastAsia="Arial Narrow" w:hAnsi="Arial Narrow" w:cs="Arial Narrow"/>
-          <w:sz w:val="16"/>
-          <w:szCs w:val="16"/>
-        </w:rPr>
-        <w:tab/>
-      </w:r>
-      <w:r>
-        <w:rPr>
-          <w:rFonts w:ascii="Arial Narrow" w:eastAsia="Arial Narrow" w:hAnsi="Arial Narrow" w:cs="Arial Narrow"/>
-          <w:b/>
-          <w:sz w:val="16"/>
-          <w:szCs w:val="16"/>
-        </w:rPr>
-        <w:t>LEY 29571, CÓDIGO DE PROTECCIÓN Y DEFENSA DEL CONSUMIDOR</w:t>
-      </w:r>
-      <w:r>
-        <w:rPr>
-          <w:rFonts w:ascii="Arial Narrow" w:eastAsia="Arial Narrow" w:hAnsi="Arial Narrow" w:cs="Arial Narrow"/>
-          <w:b/>
-          <w:bCs/>
-          <w:sz w:val="16"/>
-          <w:szCs w:val="16"/>
-        </w:rPr>
-        <w:t xml:space="preserve">, </w:t>
-      </w:r>
-      <w:r>
-        <w:rPr>
-          <w:rFonts w:ascii="Arial Narrow" w:eastAsia="Arial Narrow" w:hAnsi="Arial Narrow" w:cs="Arial Narrow"/>
-          <w:b/>
-          <w:sz w:val="16"/>
-          <w:szCs w:val="16"/>
-        </w:rPr>
-        <w:t>publicado el 2 de setiembre de 2010 y modificado por Decreto Legislativo 1308</w:t>
-      </w:r>
-    </w:p>
-    <w:p>
-      <w:pPr>
-        <w:pStyle w:val="Textonotapie"/>
-        <w:ind w:left="567" w:hanging="567"/>
-        <w:jc w:val="both"/>
-        <w:rPr>
-          <w:rFonts w:ascii="Arial Narrow" w:eastAsia="Arial Narrow" w:hAnsi="Arial Narrow" w:cs="Arial Narrow"/>
-          <w:b/>
-          <w:bCs/>
-          <w:sz w:val="16"/>
-          <w:szCs w:val="16"/>
-        </w:rPr>
-      </w:pPr>
-      <w:r>
-        <w:rPr>
-          <w:rFonts w:ascii="Arial Narrow" w:eastAsia="Arial Narrow" w:hAnsi="Arial Narrow" w:cs="Arial Narrow"/>
-          <w:sz w:val="16"/>
-          <w:szCs w:val="16"/>
-        </w:rPr>
-        <w:tab/>
-      </w:r>
-      <w:r>
-        <w:rPr>
-          <w:rFonts w:ascii="Arial Narrow" w:eastAsia="Arial Narrow" w:hAnsi="Arial Narrow" w:cs="Arial Narrow"/>
-          <w:b/>
-          <w:bCs/>
-          <w:sz w:val="16"/>
-          <w:szCs w:val="16"/>
-        </w:rPr>
-        <w:t>Artículo 110.- Sanciones Administrativas</w:t>
-      </w:r>
-    </w:p>
-    <w:p>
-      <w:pPr>
-        <w:autoSpaceDE w:val="0"/>
-        <w:autoSpaceDN w:val="0"/>
-        <w:adjustRightInd w:val="0"/>
-        <w:spacing w:after="0" w:line="240" w:lineRule="auto"/>
-        <w:ind w:left="567"/>
-        <w:jc w:val="both"/>
-        <w:rPr>
-          <w:rFonts w:ascii="Arial Narrow" w:eastAsia="Arial Narrow" w:hAnsi="Arial Narrow" w:cs="Arial Narrow"/>
-          <w:sz w:val="16"/>
-          <w:szCs w:val="16"/>
-          <w:lang w:eastAsia="es-PE"/>
-        </w:rPr>
-      </w:pPr>
-      <w:r>
-        <w:rPr>
-          <w:rFonts w:ascii="Arial Narrow" w:eastAsia="Arial Narrow" w:hAnsi="Arial Narrow" w:cs="Arial Narrow"/>
-          <w:sz w:val="16"/>
-          <w:szCs w:val="16"/>
-          <w:lang w:eastAsia="es-PE"/>
-        </w:rPr>
-        <w:t>(…)</w:t>
-      </w:r>
-    </w:p>
-    <w:p>
-      <w:pPr>
-        <w:autoSpaceDE w:val="0"/>
-        <w:autoSpaceDN w:val="0"/>
-        <w:adjustRightInd w:val="0"/>
-        <w:spacing w:after="0" w:line="240" w:lineRule="auto"/>
-        <w:ind w:left="567"/>
-        <w:jc w:val="both"/>
-        <w:rPr>
-          <w:rFonts w:ascii="Arial Narrow" w:eastAsia="Arial Narrow" w:hAnsi="Arial Narrow" w:cs="Arial Narrow"/>
-          <w:sz w:val="16"/>
-          <w:szCs w:val="16"/>
-          <w:lang w:eastAsia="es-PE"/>
-        </w:rPr>
-      </w:pPr>
-      <w:r>
-        <w:rPr>
-          <w:rFonts w:ascii="Arial Narrow" w:eastAsia="Arial Narrow" w:hAnsi="Arial Narrow" w:cs="Arial Narrow"/>
-          <w:sz w:val="16"/>
-          <w:szCs w:val="16"/>
-          <w:lang w:eastAsia="es-PE"/>
-        </w:rPr>
-        <w:t>En el caso de las microempresas, la multa no puede superar el diez por ciento (10%) de las ventas o ingresos brutos percibidos por el infractor, relativos a todas sus actividades económicas, correspondientes al ejercicio inmediato anterior al de la expedición de la resolución de primera instancia, siempre que se haya acreditado dichos ingresos, no se encuentre en una situación de reincidencia y el caso no verse sobre la vida, salud o integridad de los consumidores. Para el caso de las pequeñas empresas, la multa no puede superar el veinte por ciento (20%) de las ventas o ingresos brutos percibidos por el infractor, conforme a los requisitos señalados anteriormente.</w:t>
-      </w:r>
-    </w:p>
-    <w:p>
-      <w:pPr>
-        <w:pStyle w:val="Textonotapie"/>
-        <w:ind w:left="567"/>
-        <w:jc w:val="both"/>
-        <w:rPr>
-          <w:rFonts w:ascii="Arial Narrow" w:eastAsia="Arial Narrow" w:hAnsi="Arial Narrow" w:cs="Arial Narrow"/>
-          <w:bCs/>
-          <w:sz w:val="16"/>
-          <w:szCs w:val="16"/>
-        </w:rPr>
-      </w:pPr>
-      <w:r>
-        <w:rPr>
-          <w:rFonts w:ascii="Arial Narrow" w:eastAsia="Arial Narrow" w:hAnsi="Arial Narrow" w:cs="Arial Narrow"/>
-          <w:bCs/>
-          <w:sz w:val="16"/>
-          <w:szCs w:val="16"/>
-        </w:rPr>
-        <w:t>[…]</w:t>
-      </w:r>
-    </w:p>
-    <w:p>
-      <w:pPr>
-        <w:pStyle w:val="Textonotapie"/>
-        <w:ind w:left="567" w:hanging="567"/>
-        <w:jc w:val="both"/>
-        <w:rPr>
-          <w:rFonts w:ascii="Arial Narrow" w:eastAsia="Arial Narrow" w:hAnsi="Arial Narrow" w:cs="Arial Narrow"/>
-          <w:sz w:val="16"/>
-          <w:szCs w:val="16"/>
-        </w:rPr>
-      </w:pPr>
-    </w:p>
-  </w:footnote>
-  <w:footnote w:id="16">
-    <w:p>
-      <w:pPr>
-        <w:pStyle w:val="Textonotapie"/>
-        <w:ind w:left="567" w:hanging="567"/>
-        <w:jc w:val="both"/>
-        <w:rPr>
-          <w:rFonts w:ascii="Arial Narrow" w:eastAsia="Arial Narrow" w:hAnsi="Arial Narrow" w:cs="Arial Narrow"/>
-          <w:sz w:val="16"/>
-          <w:szCs w:val="16"/>
-        </w:rPr>
-      </w:pPr>
-      <w:r>
-        <w:rPr>
-          <w:rStyle w:val="Refdenotaalpie"/>
-          <w:rFonts w:ascii="Arial Narrow" w:eastAsia="Arial Narrow" w:hAnsi="Arial Narrow" w:cs="Arial Narrow"/>
-          <w:sz w:val="16"/>
-          <w:szCs w:val="16"/>
-          <w:vertAlign w:val="superscript"/>
-        </w:rPr>
-        <w:footnoteRef/>
-      </w:r>
-      <w:r>
-        <w:rPr>
-          <w:rFonts w:ascii="Arial Narrow" w:eastAsia="Arial Narrow" w:hAnsi="Arial Narrow" w:cs="Arial Narrow"/>
-          <w:sz w:val="16"/>
-          <w:szCs w:val="16"/>
-        </w:rPr>
-        <w:tab/>
-      </w:r>
-      <w:r>
-        <w:rPr>
-          <w:rFonts w:ascii="Arial Narrow" w:eastAsia="Arial Narrow" w:hAnsi="Arial Narrow" w:cs="Arial Narrow"/>
-          <w:b/>
-          <w:bCs/>
-          <w:sz w:val="16"/>
-          <w:szCs w:val="16"/>
-        </w:rPr>
-        <w:t xml:space="preserve">DECRETO LEGISLATIVO 807, LEY SOBRE FACULTADES, NORMAS Y ORGANIZACIÓN DEL INDECOPI, publicado el 18 de abril de 1996</w:t>
-      </w:r>
-    </w:p>
-    <w:p>
-      <w:pPr>
-        <w:pStyle w:val="Textonotapie"/>
-        <w:ind w:left="567" w:hanging="567"/>
-        <w:jc w:val="both"/>
-        <w:rPr>
-          <w:rFonts w:ascii="Arial Narrow" w:eastAsia="Arial Narrow" w:hAnsi="Arial Narrow" w:cs="Arial Narrow"/>
-          <w:sz w:val="16"/>
-          <w:szCs w:val="16"/>
-        </w:rPr>
-      </w:pPr>
-      <w:r>
-        <w:rPr>
-          <w:rFonts w:ascii="Arial Narrow" w:eastAsia="Arial Narrow" w:hAnsi="Arial Narrow" w:cs="Arial Narrow"/>
-          <w:sz w:val="16"/>
-          <w:szCs w:val="16"/>
-        </w:rPr>
-        <w:tab/>
-      </w:r>
-      <w:r>
-        <w:rPr>
-          <w:rFonts w:ascii="Arial Narrow" w:eastAsia="Arial Narrow" w:hAnsi="Arial Narrow" w:cs="Arial Narrow"/>
-          <w:b/>
-          <w:bCs/>
-          <w:sz w:val="16"/>
-          <w:szCs w:val="16"/>
-        </w:rPr>
-        <w:t xml:space="preserve">Artículo 26.-</w:t>
-      </w:r>
-      <w:r>
-        <w:rPr>
-          <w:rFonts w:ascii="Arial Narrow" w:eastAsia="Arial Narrow" w:hAnsi="Arial Narrow" w:cs="Arial Narrow"/>
-          <w:sz w:val="16"/>
-          <w:szCs w:val="16"/>
-        </w:rPr>
-        <w:t xml:space="preserve"> Una vez admitida a trámite la denuncia, se correrá traslado de la misma al denunciado, a fin de que éste presente su descargo. El plazo para la presentación del descargo será de cinco (5) días contados desde la notificación, vencido el cual, el Secretario Técnico declarará en rebeldía al denunciado que no lo hubiera presentado.</w:t>
-      </w:r>
-    </w:p>
-    <w:p>
-      <w:pPr>
-        <w:pStyle w:val="Textonotapie"/>
-        <w:ind w:left="567" w:hanging="567"/>
-        <w:jc w:val="both"/>
-        <w:rPr>
-          <w:rFonts w:ascii="Arial Narrow" w:eastAsia="Arial Narrow" w:hAnsi="Arial Narrow" w:cs="Arial Narrow"/>
-          <w:sz w:val="16"/>
-          <w:szCs w:val="16"/>
-        </w:rPr>
-      </w:pPr>
-    </w:p>
-  </w:footnote>
-  <w:footnote w:id="17">
-    <w:p>
-      <w:pPr>
-        <w:pStyle w:val="Textonotapie"/>
-        <w:ind w:left="567" w:hanging="567"/>
-        <w:jc w:val="both"/>
-        <w:rPr>
-          <w:rFonts w:ascii="Arial Narrow" w:eastAsia="Arial Narrow" w:hAnsi="Arial Narrow" w:cs="Arial Narrow"/>
-          <w:sz w:val="16"/>
-          <w:szCs w:val="16"/>
-        </w:rPr>
-      </w:pPr>
-      <w:r>
-        <w:rPr>
-          <w:rStyle w:val="Refdenotaalpie"/>
-          <w:rFonts w:ascii="Arial Narrow" w:eastAsia="Arial Narrow" w:hAnsi="Arial Narrow" w:cs="Arial Narrow"/>
-          <w:sz w:val="16"/>
-          <w:szCs w:val="16"/>
-          <w:vertAlign w:val="superscript"/>
-        </w:rPr>
-        <w:footnoteRef/>
-      </w:r>
-      <w:r>
-        <w:rPr>
-          <w:rFonts w:ascii="Arial Narrow" w:eastAsia="Arial Narrow" w:hAnsi="Arial Narrow" w:cs="Arial Narrow"/>
-          <w:sz w:val="16"/>
-          <w:szCs w:val="16"/>
-        </w:rPr>
-        <w:tab/>
-      </w:r>
-      <w:r>
-        <w:rPr>
-          <w:rFonts w:ascii="Arial Narrow" w:eastAsia="Arial Narrow" w:hAnsi="Arial Narrow" w:cs="Arial Narrow"/>
-          <w:b/>
-          <w:bCs/>
-          <w:sz w:val="16"/>
-          <w:szCs w:val="16"/>
-        </w:rPr>
-        <w:t xml:space="preserve">DECRETO SUPREMO 006-2026-JUS, TEXTO ÚNICO ORDENADO DE LA LEY 27444, LEY DEL PROCEDIMIENTO ADMINISTRATIVO GENERAL, publicado el 30 de abril de 2026</w:t>
-      </w:r>
-    </w:p>
-    <w:p>
-      <w:pPr>
-        <w:pStyle w:val="Textonotapie"/>
-        <w:ind w:left="567" w:hanging="567"/>
-        <w:jc w:val="both"/>
-        <w:rPr>
-          <w:rFonts w:ascii="Arial Narrow" w:eastAsia="Arial Narrow" w:hAnsi="Arial Narrow" w:cs="Arial Narrow"/>
-          <w:sz w:val="16"/>
-          <w:szCs w:val="16"/>
-        </w:rPr>
-      </w:pPr>
-      <w:r>
-        <w:rPr>
-          <w:rFonts w:ascii="Arial Narrow" w:eastAsia="Arial Narrow" w:hAnsi="Arial Narrow" w:cs="Arial Narrow"/>
-          <w:sz w:val="16"/>
-          <w:szCs w:val="16"/>
-        </w:rPr>
-        <w:tab/>
-      </w:r>
-      <w:r>
-        <w:rPr>
-          <w:rFonts w:ascii="Arial Narrow" w:eastAsia="Arial Narrow" w:hAnsi="Arial Narrow" w:cs="Arial Narrow"/>
-          <w:b/>
-          <w:bCs/>
-          <w:sz w:val="16"/>
-          <w:szCs w:val="16"/>
-        </w:rPr>
-        <w:t xml:space="preserve">Artículo 223.- Contestación de la reclamación</w:t>
-      </w:r>
-    </w:p>
-    <w:p>
-      <w:pPr>
-        <w:pStyle w:val="Textonotapie"/>
-        <w:ind w:left="567" w:hanging="567"/>
-        <w:jc w:val="both"/>
-        <w:rPr>
-          <w:rFonts w:ascii="Arial Narrow" w:eastAsia="Arial Narrow" w:hAnsi="Arial Narrow" w:cs="Arial Narrow"/>
-          <w:sz w:val="16"/>
-          <w:szCs w:val="16"/>
-        </w:rPr>
-      </w:pPr>
-      <w:r>
-        <w:rPr>
-          <w:rFonts w:ascii="Arial Narrow" w:eastAsia="Arial Narrow" w:hAnsi="Arial Narrow" w:cs="Arial Narrow"/>
-          <w:sz w:val="16"/>
-          <w:szCs w:val="16"/>
-        </w:rPr>
-        <w:tab/>
-      </w:r>
-      <w:r>
-        <w:rPr>
-          <w:rFonts w:ascii="Arial Narrow" w:eastAsia="Arial Narrow" w:hAnsi="Arial Narrow" w:cs="Arial Narrow"/>
-          <w:sz w:val="16"/>
-          <w:szCs w:val="16"/>
-        </w:rPr>
-        <w:t xml:space="preserve">223.1 El reclamado deberá presentar la contestación de la reclamación dentro de los quince (15) días posteriores a la notificación de ésta; vencido este plazo, la Administración declarará en rebeldía al reclamado que no la hubiera presentado. La contestación deberá contener los requisitos de los escritos previstos en el artículo 113 de la presente Ley, así como la absolución de todos los asuntos controvertidos de hecho y de derecho, Las alegaciones y los hechos relevantes de la reclamación, salvo que hayan sido específicamente negadas en la contestación, se tendrán por aceptadas o merituadas como ciertas.</w:t>
-      </w:r>
-    </w:p>
-    <w:p>
-      <w:pPr>
-        <w:pStyle w:val="Textonotapie"/>
-        <w:ind w:left="567" w:hanging="567"/>
-        <w:jc w:val="both"/>
-        <w:rPr>
-          <w:rFonts w:ascii="Arial Narrow" w:eastAsia="Arial Narrow" w:hAnsi="Arial Narrow" w:cs="Arial Narrow"/>
-          <w:sz w:val="16"/>
-          <w:szCs w:val="16"/>
-        </w:rPr>
-      </w:pPr>
-    </w:p>
-  </w:footnote>
-  <w:footnote w:id="10">
-    <w:p>
-      <w:pPr>
-        <w:spacing w:after="0" w:line="240" w:lineRule="auto"/>
-        <w:ind w:left="567" w:hanging="567"/>
-        <w:jc w:val="both"/>
-        <w:rPr>
-          <w:rFonts w:ascii="Arial Narrow" w:eastAsia="Arial Narrow" w:hAnsi="Arial Narrow" w:cs="Arial Narrow"/>
-          <w:sz w:val="16"/>
-          <w:szCs w:val="16"/>
-        </w:rPr>
-      </w:pPr>
-      <w:r>
-        <w:rPr>
-          <w:rStyle w:val="Refdenotaalpie"/>
-          <w:rFonts w:ascii="Arial Narrow" w:eastAsia="Arial Narrow" w:hAnsi="Arial Narrow" w:cs="Arial Narrow"/>
-          <w:sz w:val="16"/>
-          <w:szCs w:val="16"/>
-          <w:vertAlign w:val="superscript"/>
-        </w:rPr>
-        <w:footnoteRef/>
-      </w:r>
-      <w:r>
-        <w:rPr>
-          <w:rFonts w:ascii="Arial Narrow" w:eastAsia="Arial Narrow" w:hAnsi="Arial Narrow" w:cs="Arial Narrow"/>
-          <w:sz w:val="16"/>
-          <w:szCs w:val="16"/>
-          <w:vertAlign w:val="superscript"/>
-        </w:rPr>
-        <w:t xml:space="preserve"> </w:t>
-      </w:r>
-      <w:r>
-        <w:rPr>
-          <w:rFonts w:ascii="Arial Narrow" w:eastAsia="Arial Narrow" w:hAnsi="Arial Narrow" w:cs="Arial Narrow"/>
-          <w:sz w:val="16"/>
-          <w:szCs w:val="16"/>
-        </w:rPr>
-        <w:t xml:space="preserve"> </w:t>
-      </w:r>
-      <w:r>
-        <w:rPr>
-          <w:rFonts w:ascii="Arial Narrow" w:eastAsia="Arial Narrow" w:hAnsi="Arial Narrow" w:cs="Arial Narrow"/>
-          <w:sz w:val="16"/>
-          <w:szCs w:val="16"/>
-        </w:rPr>
-        <w:tab/>
-      </w:r>
-      <w:r>
-        <w:rPr>
-          <w:rFonts w:ascii="Arial Narrow" w:eastAsia="Arial Narrow" w:hAnsi="Arial Narrow" w:cs="Arial Narrow"/>
-          <w:b/>
-          <w:sz w:val="16"/>
-          <w:szCs w:val="16"/>
-        </w:rPr>
-        <w:t>LEY 29571, CÓDIGO DE PROTECCIÓN Y DEFENSA DEL CONSUMIDOR</w:t>
-      </w:r>
-      <w:r>
-        <w:rPr>
-          <w:rFonts w:ascii="Arial Narrow" w:eastAsia="Arial Narrow" w:hAnsi="Arial Narrow" w:cs="Arial Narrow"/>
-          <w:b/>
-          <w:bCs/>
-          <w:sz w:val="16"/>
-          <w:szCs w:val="16"/>
-        </w:rPr>
-        <w:t xml:space="preserve">, </w:t>
-      </w:r>
-      <w:r>
-        <w:rPr>
-          <w:rFonts w:ascii="Arial Narrow" w:eastAsia="Arial Narrow" w:hAnsi="Arial Narrow" w:cs="Arial Narrow"/>
-          <w:b/>
-          <w:sz w:val="16"/>
-          <w:szCs w:val="16"/>
-        </w:rPr>
-        <w:t>publicado el 2 de setiembre de 2010 y modificado por Decreto Legislativo 1308</w:t>
-      </w:r>
-    </w:p>
-    <w:p>
-      <w:pPr>
-        <w:spacing w:after="0" w:line="240" w:lineRule="auto"/>
-        <w:ind w:left="567" w:hanging="567"/>
-        <w:jc w:val="both"/>
-        <w:rPr>
-          <w:rFonts w:ascii="Arial Narrow" w:eastAsia="Arial Narrow" w:hAnsi="Arial Narrow" w:cs="Arial Narrow"/>
-          <w:b/>
-          <w:sz w:val="16"/>
-          <w:szCs w:val="16"/>
-        </w:rPr>
-      </w:pPr>
-      <w:r>
-        <w:rPr>
-          <w:rFonts w:ascii="Arial Narrow" w:eastAsia="Arial Narrow" w:hAnsi="Arial Narrow" w:cs="Arial Narrow"/>
-          <w:b/>
-          <w:sz w:val="16"/>
-          <w:szCs w:val="16"/>
-        </w:rPr>
-        <w:tab/>
-        <w:t>Artículo 110.- Sanciones administrativas</w:t>
-      </w:r>
-    </w:p>
-    <w:p>
-      <w:pPr>
-        <w:spacing w:after="0" w:line="240" w:lineRule="auto"/>
-        <w:ind w:left="567"/>
-        <w:jc w:val="both"/>
-        <w:rPr>
-          <w:rFonts w:ascii="Arial Narrow" w:eastAsia="Arial Narrow" w:hAnsi="Arial Narrow" w:cs="Arial Narrow"/>
-          <w:sz w:val="16"/>
-          <w:szCs w:val="16"/>
-        </w:rPr>
-      </w:pPr>
-      <w:r>
-        <w:rPr>
-          <w:rFonts w:ascii="Arial Narrow" w:eastAsia="Arial Narrow" w:hAnsi="Arial Narrow" w:cs="Arial Narrow"/>
-          <w:sz w:val="16"/>
-          <w:szCs w:val="16"/>
-        </w:rPr>
-        <w:t>El órgano resolutivo puede sancionar las infracciones administrativas a que se refiere el artículo 108 con amonestación y multas de hasta cuatrocientos cincuenta (450) Unidades Impositivas Tributarias (UIT), las cuales son calificadas de la siguiente manera:</w:t>
-      </w:r>
-    </w:p>
-    <w:p>
-      <w:pPr>
-        <w:numPr>
-          <w:ilvl w:val="0"/>
-          <w:numId w:val="2"/>
-        </w:numPr>
-        <w:spacing w:after="0" w:line="240" w:lineRule="auto"/>
-        <w:ind w:left="426" w:firstLine="141"/>
-        <w:jc w:val="both"/>
-        <w:rPr>
-          <w:rFonts w:ascii="Arial Narrow" w:eastAsia="Arial Narrow" w:hAnsi="Arial Narrow" w:cs="Arial Narrow"/>
-          <w:sz w:val="16"/>
-          <w:szCs w:val="16"/>
-        </w:rPr>
-      </w:pPr>
-      <w:r>
-        <w:rPr>
-          <w:rFonts w:ascii="Arial Narrow" w:eastAsia="Arial Narrow" w:hAnsi="Arial Narrow" w:cs="Arial Narrow"/>
-          <w:sz w:val="16"/>
-          <w:szCs w:val="16"/>
-        </w:rPr>
-        <w:t>Infracciones leves, con una amonestación o con una multa de hasta cincuenta (50) UIT.</w:t>
-      </w:r>
-    </w:p>
-    <w:p>
-      <w:pPr>
-        <w:numPr>
-          <w:ilvl w:val="0"/>
-          <w:numId w:val="2"/>
-        </w:numPr>
-        <w:spacing w:after="0" w:line="240" w:lineRule="auto"/>
-        <w:ind w:left="426" w:firstLine="141"/>
-        <w:jc w:val="both"/>
-        <w:rPr>
-          <w:rFonts w:ascii="Arial Narrow" w:eastAsia="Arial Narrow" w:hAnsi="Arial Narrow" w:cs="Arial Narrow"/>
-          <w:sz w:val="16"/>
-          <w:szCs w:val="16"/>
-        </w:rPr>
-      </w:pPr>
-      <w:r>
-        <w:rPr>
-          <w:rFonts w:ascii="Arial Narrow" w:eastAsia="Arial Narrow" w:hAnsi="Arial Narrow" w:cs="Arial Narrow"/>
-          <w:sz w:val="16"/>
-          <w:szCs w:val="16"/>
-        </w:rPr>
-        <w:t>Infracciones graves, con una multa de hasta ciento cincuenta (150) UIT.</w:t>
-      </w:r>
-    </w:p>
-    <w:p>
-      <w:pPr>
-        <w:numPr>
-          <w:ilvl w:val="0"/>
-          <w:numId w:val="2"/>
-        </w:numPr>
-        <w:spacing w:after="0" w:line="240" w:lineRule="auto"/>
-        <w:ind w:left="426" w:firstLine="141"/>
-        <w:jc w:val="both"/>
-        <w:rPr>
-          <w:rFonts w:ascii="Arial Narrow" w:eastAsia="Arial Narrow" w:hAnsi="Arial Narrow" w:cs="Arial Narrow"/>
-          <w:sz w:val="16"/>
-          <w:szCs w:val="16"/>
-        </w:rPr>
-      </w:pPr>
-      <w:r>
-        <w:rPr>
-          <w:rFonts w:ascii="Arial Narrow" w:eastAsia="Arial Narrow" w:hAnsi="Arial Narrow" w:cs="Arial Narrow"/>
-          <w:sz w:val="16"/>
-          <w:szCs w:val="16"/>
-        </w:rPr>
-        <w:t>Infracciones muy graves, con una multa de hasta cuatrocientos cincuenta (450) UIT.</w:t>
-      </w:r>
-    </w:p>
-    <w:p>
-      <w:pPr>
-        <w:spacing w:after="0" w:line="240" w:lineRule="auto"/>
-        <w:ind w:left="567" w:hanging="426"/>
-        <w:jc w:val="both"/>
-        <w:rPr>
-          <w:rFonts w:ascii="Arial Narrow" w:eastAsia="Arial Narrow" w:hAnsi="Arial Narrow" w:cs="Arial Narrow"/>
-          <w:sz w:val="16"/>
-          <w:szCs w:val="16"/>
-        </w:rPr>
-      </w:pPr>
-      <w:r>
-        <w:rPr>
-          <w:rFonts w:ascii="Arial Narrow" w:eastAsia="Arial Narrow" w:hAnsi="Arial Narrow" w:cs="Arial Narrow"/>
-          <w:sz w:val="16"/>
-          <w:szCs w:val="16"/>
-        </w:rPr>
-        <w:tab/>
-        <w:t>En el caso de las microempresas, la multa no puede superar el diez por ciento (10%) de las ventas o ingresos brutos percibidos por el infractor, relativos a todas sus actividades económicas, correspondientes al ejercicio inmediato anterior al de la expedición de la resolución de primera instancia, siempre que se haya acreditado dichos ingresos, no se encuentre en una situación de reincidencia y el caso no verse sobre la vida, salud o integridad de los consumidores. Para el caso de las pequeñas empresas, la multa no puede superar el veinte por ciento (20%) de las ventas o ingresos brutos percibidos por el infractor, conforme a los requisitos señalados anteriormente.</w:t>
-      </w:r>
-    </w:p>
-    <w:p>
-      <w:pPr>
-        <w:spacing w:after="0" w:line="240" w:lineRule="auto"/>
-        <w:ind w:left="567"/>
-        <w:jc w:val="both"/>
-        <w:rPr>
-          <w:rFonts w:ascii="Arial Narrow" w:eastAsia="Arial Narrow" w:hAnsi="Arial Narrow" w:cs="Arial Narrow"/>
-          <w:sz w:val="16"/>
-          <w:szCs w:val="16"/>
-        </w:rPr>
-      </w:pPr>
-      <w:r>
-        <w:rPr>
-          <w:rFonts w:ascii="Arial Narrow" w:eastAsia="Arial Narrow" w:hAnsi="Arial Narrow" w:cs="Arial Narrow"/>
-          <w:sz w:val="16"/>
-          <w:szCs w:val="16"/>
-        </w:rPr>
-        <w:t>En caso de que el proveedor incumpla un acuerdo conciliatorio o cualquier otro acuerdo que de forma indubitable deje constancia de la manifestación de voluntad expresa de las partes de dar por culminada la controversia, o un laudo arbitral, el órgano resolutivo puede sancionar con una multa entre una (1) Unidad Impositiva Tributaria y doscientos (200) Unidades Impositivas Tributarias. Para la graduación se observan los criterios establecidos en el presente Código y supletoriamente, los criterios que establece la Ley 27444, Ley del Procedimiento Administrativo General o la norma que la sustituya o complemente.</w:t>
-      </w:r>
-    </w:p>
-    <w:p>
-      <w:pPr>
-        <w:pStyle w:val="Textonotapie"/>
-        <w:ind w:left="567"/>
-        <w:jc w:val="both"/>
-        <w:rPr>
-          <w:rFonts w:ascii="Arial Narrow" w:eastAsia="Arial Narrow" w:hAnsi="Arial Narrow" w:cs="Arial Narrow"/>
-          <w:sz w:val="16"/>
-          <w:szCs w:val="16"/>
-        </w:rPr>
-      </w:pPr>
-      <w:r>
-        <w:rPr>
-          <w:rFonts w:ascii="Arial Narrow" w:eastAsia="Arial Narrow" w:hAnsi="Arial Narrow" w:cs="Arial Narrow"/>
-          <w:sz w:val="16"/>
-          <w:szCs w:val="16"/>
-        </w:rPr>
-        <w:t>(…)</w:t>
-      </w:r>
-    </w:p>
-    <w:p>
-      <w:pPr>
-        <w:spacing w:after="0" w:line="240" w:lineRule="auto"/>
-        <w:ind w:left="567" w:hanging="567"/>
-        <w:jc w:val="both"/>
-        <w:rPr>
-          <w:rFonts w:ascii="Arial Narrow" w:eastAsia="Arial Narrow" w:hAnsi="Arial Narrow" w:cs="Arial Narrow"/>
-          <w:sz w:val="16"/>
-          <w:szCs w:val="16"/>
-        </w:rPr>
-      </w:pPr>
-    </w:p>
-  </w:footnote>
-  <w:footnote w:id="11">
-    <w:p>
-      <w:pPr>
-        <w:spacing w:after="0" w:line="240" w:lineRule="auto"/>
-        <w:ind w:left="567" w:hanging="567"/>
-        <w:jc w:val="both"/>
-        <w:rPr>
-          <w:rFonts w:ascii="Arial Narrow" w:eastAsia="Arial Narrow" w:hAnsi="Arial Narrow" w:cs="Arial Narrow"/>
-          <w:sz w:val="16"/>
-          <w:szCs w:val="16"/>
-        </w:rPr>
-      </w:pPr>
-      <w:r>
-        <w:rPr>
-          <w:rStyle w:val="Refdenotaalpie"/>
-          <w:rFonts w:ascii="Arial Narrow" w:eastAsia="Arial Narrow" w:hAnsi="Arial Narrow" w:cs="Arial Narrow"/>
-          <w:sz w:val="16"/>
-          <w:szCs w:val="16"/>
-          <w:vertAlign w:val="superscript"/>
-        </w:rPr>
-        <w:footnoteRef/>
-      </w:r>
-      <w:r>
-        <w:rPr>
-          <w:rFonts w:ascii="Arial Narrow" w:eastAsia="Arial Narrow" w:hAnsi="Arial Narrow" w:cs="Arial Narrow"/>
-          <w:sz w:val="16"/>
-          <w:szCs w:val="16"/>
-        </w:rPr>
-        <w:t xml:space="preserve"> </w:t>
-      </w:r>
-      <w:r>
-        <w:rPr>
-          <w:rFonts w:ascii="Arial Narrow" w:eastAsia="Arial Narrow" w:hAnsi="Arial Narrow" w:cs="Arial Narrow"/>
-          <w:sz w:val="16"/>
-          <w:szCs w:val="16"/>
-        </w:rPr>
-        <w:tab/>
-      </w:r>
-      <w:r>
-        <w:rPr>
-          <w:rFonts w:ascii="Arial Narrow" w:eastAsia="Arial Narrow" w:hAnsi="Arial Narrow" w:cs="Arial Narrow"/>
-          <w:b/>
-          <w:sz w:val="16"/>
-          <w:szCs w:val="16"/>
-        </w:rPr>
-        <w:t>Artículo 114.- Medidas correctivas</w:t>
-      </w:r>
-    </w:p>
-    <w:p>
-      <w:pPr>
-        <w:spacing w:after="0" w:line="240" w:lineRule="auto"/>
-        <w:ind w:left="567"/>
-        <w:jc w:val="both"/>
-        <w:rPr>
-          <w:rFonts w:ascii="Arial Narrow" w:eastAsia="Arial Narrow" w:hAnsi="Arial Narrow" w:cs="Arial Narrow"/>
-          <w:sz w:val="16"/>
-          <w:szCs w:val="16"/>
-        </w:rPr>
-      </w:pPr>
-      <w:r>
-        <w:rPr>
-          <w:rFonts w:ascii="Arial Narrow" w:eastAsia="Arial Narrow" w:hAnsi="Arial Narrow" w:cs="Arial Narrow"/>
-          <w:sz w:val="16"/>
-          <w:szCs w:val="16"/>
-        </w:rPr>
-        <w:t xml:space="preserve">Sin perjuicio de la sanción administrativa que corresponda al proveedor por una infracción al presente Código, el Indecopi puede dictar, en calidad de mandatos, medidas correctivas reparadoras y complementarias. </w:t>
-      </w:r>
-    </w:p>
-    <w:p>
-      <w:pPr>
-        <w:spacing w:after="0" w:line="240" w:lineRule="auto"/>
-        <w:ind w:left="567" w:hanging="567"/>
-        <w:jc w:val="both"/>
-        <w:rPr>
-          <w:rFonts w:ascii="Arial Narrow" w:eastAsia="Arial Narrow" w:hAnsi="Arial Narrow" w:cs="Arial Narrow"/>
-          <w:sz w:val="16"/>
-          <w:szCs w:val="16"/>
-        </w:rPr>
-      </w:pPr>
-      <w:r>
-        <w:rPr>
-          <w:rFonts w:ascii="Arial Narrow" w:eastAsia="Arial Narrow" w:hAnsi="Arial Narrow" w:cs="Arial Narrow"/>
-          <w:sz w:val="16"/>
-          <w:szCs w:val="16"/>
-        </w:rPr>
-        <w:tab/>
-        <w:t xml:space="preserve">Las medidas correctivas reparadoras pueden dictarse a pedido de parte o de oficio, siempre y cuando sean expresamente informadas sobre esa posibilidad en la notificación de cargo al proveedor por la autoridad encargada del procedimiento. </w:t>
-      </w:r>
-    </w:p>
-    <w:p>
-      <w:pPr>
-        <w:spacing w:after="0" w:line="240" w:lineRule="auto"/>
-        <w:ind w:left="567" w:hanging="567"/>
-        <w:jc w:val="both"/>
-        <w:rPr>
-          <w:rFonts w:ascii="Arial Narrow" w:eastAsia="Arial Narrow" w:hAnsi="Arial Narrow" w:cs="Arial Narrow"/>
-          <w:sz w:val="16"/>
-          <w:szCs w:val="16"/>
-        </w:rPr>
-      </w:pPr>
-      <w:r>
-        <w:rPr>
-          <w:rFonts w:ascii="Arial Narrow" w:eastAsia="Arial Narrow" w:hAnsi="Arial Narrow" w:cs="Arial Narrow"/>
-          <w:sz w:val="16"/>
-          <w:szCs w:val="16"/>
-        </w:rPr>
-        <w:tab/>
-        <w:t>Las medidas correctivas complementarias pueden dictarse de oficio o a pedido de parte.</w:t>
-      </w:r>
-    </w:p>
-    <w:p>
-      <w:pPr>
-        <w:spacing w:after="0" w:line="240" w:lineRule="auto"/>
-        <w:ind w:left="567" w:hanging="567"/>
-        <w:jc w:val="both"/>
-        <w:rPr>
-          <w:rFonts w:ascii="Arial Narrow" w:eastAsia="Arial Narrow" w:hAnsi="Arial Narrow" w:cs="Arial Narrow"/>
-          <w:sz w:val="16"/>
-          <w:szCs w:val="16"/>
-        </w:rPr>
-      </w:pPr>
-    </w:p>
-    <w:p>
-      <w:pPr>
-        <w:spacing w:after="0" w:line="240" w:lineRule="auto"/>
-        <w:ind w:left="567" w:hanging="567"/>
-        <w:jc w:val="both"/>
-        <w:rPr>
-          <w:rFonts w:ascii="Arial Narrow" w:eastAsia="Arial Narrow" w:hAnsi="Arial Narrow" w:cs="Arial Narrow"/>
-          <w:sz w:val="16"/>
-          <w:szCs w:val="16"/>
-        </w:rPr>
-      </w:pPr>
-      <w:r>
-        <w:rPr>
-          <w:rFonts w:ascii="Arial Narrow" w:eastAsia="Arial Narrow" w:hAnsi="Arial Narrow" w:cs="Arial Narrow"/>
-          <w:b/>
-          <w:sz w:val="16"/>
-          <w:szCs w:val="16"/>
-        </w:rPr>
-        <w:tab/>
-        <w:t>Artículo 115.- Medidas correctivas reparadoras</w:t>
-      </w:r>
-    </w:p>
-    <w:p>
-      <w:pPr>
-        <w:spacing w:after="0" w:line="240" w:lineRule="auto"/>
-        <w:ind w:left="567" w:hanging="283"/>
-        <w:jc w:val="both"/>
-        <w:rPr>
-          <w:rFonts w:ascii="Arial Narrow" w:eastAsia="Arial Narrow" w:hAnsi="Arial Narrow" w:cs="Arial Narrow"/>
-          <w:sz w:val="16"/>
-          <w:szCs w:val="16"/>
-        </w:rPr>
-      </w:pPr>
-      <w:r>
-        <w:rPr>
-          <w:rFonts w:ascii="Arial Narrow" w:eastAsia="Arial Narrow" w:hAnsi="Arial Narrow" w:cs="Arial Narrow"/>
-          <w:sz w:val="16"/>
-          <w:szCs w:val="16"/>
-        </w:rPr>
-        <w:tab/>
-        <w:t>115.1 Las medidas correctivas reparadoras tienen el objeto de resarcir las consecuencias patrimoniales directas e inmediatas ocasionadas al consumidor por la infracción administrativa a su estado anterior. En caso el órgano resolutivo dicte una o varias medidas correctivas, debe considerar lo acordado por las partes durante la relación de consumo. Las medidas correctivas reparadoras pueden consistir en ordenar al proveedor infractor lo siguiente:</w:t>
-      </w:r>
-    </w:p>
-    <w:p>
-      <w:pPr>
-        <w:numPr>
-          <w:ilvl w:val="0"/>
-          <w:numId w:val="1"/>
-        </w:numPr>
-        <w:spacing w:after="0" w:line="240" w:lineRule="auto"/>
-        <w:ind w:left="567" w:firstLine="0"/>
-        <w:jc w:val="both"/>
-        <w:rPr>
-          <w:rFonts w:ascii="Arial Narrow" w:eastAsia="Arial Narrow" w:hAnsi="Arial Narrow" w:cs="Arial Narrow"/>
-          <w:sz w:val="16"/>
-          <w:szCs w:val="16"/>
-        </w:rPr>
-      </w:pPr>
-      <w:r>
-        <w:rPr>
-          <w:rFonts w:ascii="Arial Narrow" w:eastAsia="Arial Narrow" w:hAnsi="Arial Narrow" w:cs="Arial Narrow"/>
-          <w:sz w:val="16"/>
-          <w:szCs w:val="16"/>
-        </w:rPr>
-        <w:t>Reparar productos.</w:t>
-      </w:r>
-    </w:p>
-    <w:p>
-      <w:pPr>
-        <w:numPr>
-          <w:ilvl w:val="0"/>
-          <w:numId w:val="1"/>
-        </w:numPr>
-        <w:spacing w:after="0" w:line="240" w:lineRule="auto"/>
-        <w:ind w:left="567" w:firstLine="0"/>
-        <w:jc w:val="both"/>
-        <w:rPr>
-          <w:rFonts w:ascii="Arial Narrow" w:eastAsia="Arial Narrow" w:hAnsi="Arial Narrow" w:cs="Arial Narrow"/>
-          <w:sz w:val="16"/>
-          <w:szCs w:val="16"/>
-        </w:rPr>
-      </w:pPr>
-      <w:r>
-        <w:rPr>
-          <w:rFonts w:ascii="Arial Narrow" w:eastAsia="Arial Narrow" w:hAnsi="Arial Narrow" w:cs="Arial Narrow"/>
-          <w:sz w:val="16"/>
-          <w:szCs w:val="16"/>
-        </w:rPr>
-        <w:t>Cambiar productos por otros de idénticas o similares características, cuando la reparación no sea posible o no resulte razonable según las circunstancias.</w:t>
-      </w:r>
-    </w:p>
-    <w:p>
-      <w:pPr>
-        <w:numPr>
-          <w:ilvl w:val="0"/>
-          <w:numId w:val="1"/>
-        </w:numPr>
-        <w:spacing w:after="0" w:line="240" w:lineRule="auto"/>
-        <w:ind w:left="567" w:firstLine="0"/>
-        <w:jc w:val="both"/>
-        <w:rPr>
-          <w:rFonts w:ascii="Arial Narrow" w:eastAsia="Arial Narrow" w:hAnsi="Arial Narrow" w:cs="Arial Narrow"/>
-          <w:sz w:val="16"/>
-          <w:szCs w:val="16"/>
-        </w:rPr>
-      </w:pPr>
-      <w:r>
-        <w:rPr>
-          <w:rFonts w:ascii="Arial Narrow" w:eastAsia="Arial Narrow" w:hAnsi="Arial Narrow" w:cs="Arial Narrow"/>
-          <w:sz w:val="16"/>
-          <w:szCs w:val="16"/>
-        </w:rPr>
-        <w:t>Entregar un producto de idénticas características o, cuando esto no resulte posible, de similares características, en los supuestos de pérdida o deterioro atribuible al proveedor y siempre que exista interés del consumidor.</w:t>
-      </w:r>
-    </w:p>
-    <w:p>
-      <w:pPr>
-        <w:numPr>
-          <w:ilvl w:val="0"/>
-          <w:numId w:val="1"/>
-        </w:numPr>
-        <w:spacing w:after="0" w:line="240" w:lineRule="auto"/>
-        <w:ind w:left="567" w:firstLine="0"/>
-        <w:jc w:val="both"/>
-        <w:rPr>
-          <w:rFonts w:ascii="Arial Narrow" w:eastAsia="Arial Narrow" w:hAnsi="Arial Narrow" w:cs="Arial Narrow"/>
-          <w:sz w:val="16"/>
-          <w:szCs w:val="16"/>
-        </w:rPr>
-      </w:pPr>
-      <w:r>
-        <w:rPr>
-          <w:rFonts w:ascii="Arial Narrow" w:eastAsia="Arial Narrow" w:hAnsi="Arial Narrow" w:cs="Arial Narrow"/>
-          <w:sz w:val="16"/>
-          <w:szCs w:val="16"/>
-        </w:rPr>
-        <w:t>Cumplir con ejecutar la prestación u obligación asumida; y si esto no resulte posible o no sea razonable, otra de efectos equivalentes, incluyendo prestaciones dinerarias.</w:t>
-      </w:r>
-    </w:p>
-    <w:p>
-      <w:pPr>
-        <w:numPr>
-          <w:ilvl w:val="0"/>
-          <w:numId w:val="1"/>
-        </w:numPr>
-        <w:spacing w:after="0" w:line="240" w:lineRule="auto"/>
-        <w:ind w:left="567" w:firstLine="0"/>
-        <w:jc w:val="both"/>
-        <w:rPr>
-          <w:rFonts w:ascii="Arial Narrow" w:eastAsia="Arial Narrow" w:hAnsi="Arial Narrow" w:cs="Arial Narrow"/>
-          <w:sz w:val="16"/>
-          <w:szCs w:val="16"/>
-        </w:rPr>
-      </w:pPr>
-      <w:r>
-        <w:rPr>
-          <w:rFonts w:ascii="Arial Narrow" w:eastAsia="Arial Narrow" w:hAnsi="Arial Narrow" w:cs="Arial Narrow"/>
-          <w:sz w:val="16"/>
-          <w:szCs w:val="16"/>
-        </w:rPr>
-        <w:t>Cumplir con ejecutar otras prestaciones u obligaciones legales o convencionales a su cargo.</w:t>
-      </w:r>
-    </w:p>
-    <w:p>
-      <w:pPr>
-        <w:numPr>
-          <w:ilvl w:val="0"/>
-          <w:numId w:val="1"/>
-        </w:numPr>
-        <w:spacing w:after="0" w:line="240" w:lineRule="auto"/>
-        <w:ind w:left="567" w:firstLine="0"/>
-        <w:jc w:val="both"/>
-        <w:rPr>
-          <w:rFonts w:ascii="Arial Narrow" w:eastAsia="Arial Narrow" w:hAnsi="Arial Narrow" w:cs="Arial Narrow"/>
-          <w:sz w:val="16"/>
-          <w:szCs w:val="16"/>
-        </w:rPr>
-      </w:pPr>
-      <w:r>
-        <w:rPr>
-          <w:rFonts w:ascii="Arial Narrow" w:eastAsia="Arial Narrow" w:hAnsi="Arial Narrow" w:cs="Arial Narrow"/>
-          <w:sz w:val="16"/>
-          <w:szCs w:val="16"/>
-        </w:rPr>
-        <w:t>Devolver la contraprestación pagada por el consumidor, más los intereses legales correspondientes, cuando la reparación, reposición, o cumplimiento de la prestación u obligación, según sea el caso, no resulte posible o no sea razonable según las circunstancias.</w:t>
-      </w:r>
-    </w:p>
-    <w:p>
-      <w:pPr>
-        <w:numPr>
-          <w:ilvl w:val="0"/>
-          <w:numId w:val="1"/>
-        </w:numPr>
-        <w:spacing w:after="0" w:line="240" w:lineRule="auto"/>
-        <w:ind w:left="567" w:firstLine="0"/>
-        <w:jc w:val="both"/>
-        <w:rPr>
-          <w:rFonts w:ascii="Arial Narrow" w:eastAsia="Arial Narrow" w:hAnsi="Arial Narrow" w:cs="Arial Narrow"/>
-          <w:sz w:val="16"/>
-          <w:szCs w:val="16"/>
-        </w:rPr>
-      </w:pPr>
-      <w:r>
-        <w:rPr>
-          <w:rFonts w:ascii="Arial Narrow" w:eastAsia="Arial Narrow" w:hAnsi="Arial Narrow" w:cs="Arial Narrow"/>
-          <w:sz w:val="16"/>
-          <w:szCs w:val="16"/>
-        </w:rPr>
-        <w:t>En los supuestos de pagos indebidos o en exceso, devolver estos montos, más los intereses correspondientes.</w:t>
-      </w:r>
-    </w:p>
-    <w:p>
-      <w:pPr>
-        <w:pStyle w:val="Sinespaciado"/>
-        <w:ind w:firstLine="567"/>
-        <w:jc w:val="both"/>
-        <w:rPr>
-          <w:rFonts w:ascii="Arial Narrow" w:eastAsia="Arial Narrow" w:hAnsi="Arial Narrow" w:cs="Arial Narrow"/>
-          <w:sz w:val="16"/>
-          <w:szCs w:val="16"/>
-        </w:rPr>
-      </w:pPr>
-      <w:r>
-        <w:rPr>
-          <w:rFonts w:ascii="Arial Narrow" w:eastAsia="Arial Narrow" w:hAnsi="Arial Narrow" w:cs="Arial Narrow"/>
-          <w:sz w:val="16"/>
-          <w:szCs w:val="16"/>
-        </w:rPr>
-        <w:t>Pagar los gastos incurridos por el consumidor para mitigar las consecuencias de la infracción administrativa.</w:t>
-      </w:r>
-    </w:p>
-    <w:p>
-      <w:pPr>
-        <w:pStyle w:val="Sinespaciado"/>
-        <w:ind w:firstLine="567"/>
-        <w:jc w:val="both"/>
-        <w:rPr>
-          <w:rFonts w:ascii="Arial Narrow" w:eastAsia="Arial Narrow" w:hAnsi="Arial Narrow" w:cs="Arial Narrow"/>
-          <w:sz w:val="16"/>
-          <w:szCs w:val="16"/>
-        </w:rPr>
-      </w:pPr>
-      <w:r>
-        <w:rPr>
-          <w:rFonts w:ascii="Arial Narrow" w:eastAsia="Arial Narrow" w:hAnsi="Arial Narrow" w:cs="Arial Narrow"/>
-          <w:sz w:val="16"/>
-          <w:szCs w:val="16"/>
-        </w:rPr>
-        <w:t>Otras medidas reparadoras análogas de efectos equivalentes a las anteriores.</w:t>
-      </w:r>
-    </w:p>
-    <w:p>
-      <w:pPr>
-        <w:pStyle w:val="Sinespaciado"/>
-        <w:ind w:left="567"/>
-        <w:jc w:val="both"/>
-        <w:rPr>
-          <w:rFonts w:ascii="Arial Narrow" w:eastAsia="Arial Narrow" w:hAnsi="Arial Narrow" w:cs="Arial Narrow"/>
-          <w:sz w:val="16"/>
-          <w:szCs w:val="16"/>
-        </w:rPr>
-      </w:pPr>
-      <w:r>
-        <w:rPr>
-          <w:rFonts w:ascii="Arial Narrow" w:eastAsia="Arial Narrow" w:hAnsi="Arial Narrow" w:cs="Arial Narrow"/>
-          <w:sz w:val="16"/>
-          <w:szCs w:val="16"/>
-        </w:rPr>
-        <w:t>115.2 Las medidas correctivas reparadoras no pueden ser solicitadas de manera acumulativa conjunta, pudiendo plantearse de manera alternativa o subsidiaria, con excepción de la medida correctiva señalada en el literal h) que puede solicitarse conjuntamente con otra medida correctiva. Cuando los órganos competentes del Indecopi se pronuncian respecto de una medida correctiva reparadora, aplican el principio de congruencia procesal.</w:t>
-      </w:r>
-    </w:p>
-    <w:p>
-      <w:pPr>
-        <w:spacing w:after="0" w:line="240" w:lineRule="auto"/>
-        <w:ind w:left="567"/>
-        <w:jc w:val="both"/>
-        <w:rPr>
-          <w:rFonts w:ascii="Arial Narrow" w:eastAsia="Arial Narrow" w:hAnsi="Arial Narrow" w:cs="Arial Narrow"/>
-          <w:sz w:val="16"/>
-          <w:szCs w:val="16"/>
-        </w:rPr>
-      </w:pPr>
-      <w:r>
-        <w:rPr>
-          <w:rFonts w:ascii="Arial Narrow" w:eastAsia="Arial Narrow" w:hAnsi="Arial Narrow" w:cs="Arial Narrow"/>
-          <w:sz w:val="16"/>
-          <w:szCs w:val="16"/>
-        </w:rPr>
-        <w:t>115.3 Las medidas correctivas reparadoras pueden solicitarse en cualquier momento hasta antes de la notificación de cargo al proveedor, sin perjuicio de la facultad de secretaría técnica de la comisión de requerir al consumidor que precise la medida correctiva materia de solicitud. El consumidor puede variar su solicitud de medida correctiva hasta antes de la decisión de primera instancia, en cuyo caso se confiere traslado al proveedor para que formule su descargo.</w:t>
-      </w:r>
-    </w:p>
-    <w:p>
-      <w:pPr>
-        <w:spacing w:after="0" w:line="240" w:lineRule="auto"/>
-        <w:ind w:left="567"/>
-        <w:jc w:val="both"/>
-        <w:rPr>
-          <w:rFonts w:ascii="Arial Narrow" w:eastAsia="Arial Narrow" w:hAnsi="Arial Narrow" w:cs="Arial Narrow"/>
-          <w:sz w:val="16"/>
-          <w:szCs w:val="16"/>
-        </w:rPr>
-      </w:pPr>
-      <w:r>
-        <w:rPr>
-          <w:rFonts w:ascii="Arial Narrow" w:eastAsia="Arial Narrow" w:hAnsi="Arial Narrow" w:cs="Arial Narrow"/>
-          <w:sz w:val="16"/>
-          <w:szCs w:val="16"/>
-        </w:rPr>
-        <w:t>115.4 Corresponde al consumidor que solicita el dictado de la medida correctiva reparadora probar las consecuencias patrimoniales directas e inmediatas causadas por la comisión de la infracción administrativa.</w:t>
-      </w:r>
-    </w:p>
-    <w:p>
-      <w:pPr>
-        <w:spacing w:after="0" w:line="240" w:lineRule="auto"/>
-        <w:ind w:left="567"/>
-        <w:jc w:val="both"/>
-        <w:rPr>
-          <w:rFonts w:ascii="Arial Narrow" w:eastAsia="Arial Narrow" w:hAnsi="Arial Narrow" w:cs="Arial Narrow"/>
-          <w:sz w:val="16"/>
-          <w:szCs w:val="16"/>
-        </w:rPr>
-      </w:pPr>
-      <w:r>
-        <w:rPr>
-          <w:rFonts w:ascii="Arial Narrow" w:eastAsia="Arial Narrow" w:hAnsi="Arial Narrow" w:cs="Arial Narrow"/>
-          <w:sz w:val="16"/>
-          <w:szCs w:val="16"/>
-        </w:rPr>
-        <w:t>115.5 Los bienes o montos objeto de medidas correctivas reparadoras son entregados por el proveedor directamente al consumidor que los reclama, salvo mandato distinto contenido en la resolución. Aquellos bienes o montos materia de una medida correctiva reparadora, que por algún motivo se encuentran en posesión del Indecopi y deban ser entregados a los consumidores beneficiados, son puestos a disposición de estos.</w:t>
-      </w:r>
-    </w:p>
-    <w:p>
-      <w:pPr>
-        <w:spacing w:after="0" w:line="240" w:lineRule="auto"/>
-        <w:ind w:left="567"/>
-        <w:jc w:val="both"/>
-        <w:rPr>
-          <w:rFonts w:ascii="Arial Narrow" w:eastAsia="Arial Narrow" w:hAnsi="Arial Narrow" w:cs="Arial Narrow"/>
-          <w:sz w:val="16"/>
-          <w:szCs w:val="16"/>
-        </w:rPr>
-      </w:pPr>
-      <w:r>
-        <w:rPr>
-          <w:rFonts w:ascii="Arial Narrow" w:eastAsia="Arial Narrow" w:hAnsi="Arial Narrow" w:cs="Arial Narrow"/>
-          <w:sz w:val="16"/>
-          <w:szCs w:val="16"/>
-        </w:rPr>
-        <w:t>115.6 El extremo de la resolución final que ordena el cumplimiento de una medida correctiva reparadora a favor del consumidor constituye título ejecutivo conforme con lo dispuesto en el artículo 688 del Código Procesal Civil, una vez que quedan consentidas o causan estado en la vía administrativa. La legitimidad para obrar en los procesos civiles de ejecución corresponde a los consumidores beneficiados con la medida correctiva reparadora.</w:t>
-      </w:r>
-    </w:p>
-    <w:p>
-      <w:pPr>
-        <w:spacing w:after="0" w:line="240" w:lineRule="auto"/>
-        <w:ind w:left="567"/>
-        <w:jc w:val="both"/>
-        <w:rPr>
-          <w:rFonts w:ascii="Arial Narrow" w:eastAsia="Arial Narrow" w:hAnsi="Arial Narrow" w:cs="Arial Narrow"/>
-          <w:sz w:val="16"/>
-          <w:szCs w:val="16"/>
-        </w:rPr>
-      </w:pPr>
-      <w:r>
-        <w:rPr>
-          <w:rFonts w:ascii="Arial Narrow" w:eastAsia="Arial Narrow" w:hAnsi="Arial Narrow" w:cs="Arial Narrow"/>
-          <w:sz w:val="16"/>
-          <w:szCs w:val="16"/>
-        </w:rPr>
-        <w:t>115.7 Las medidas correctivas reparadoras como mandatos dirigidos a resarcir las consecuencias patrimoniales directas e inmediatas originadas por la infracción buscan corregir la conducta infractora y no tienen naturaleza indemnizatoria; son dictadas sin perjuicio de la indemnización por los daños y perjuicios que el consumidor puede solicitar en la vía judicial o arbitral correspondiente. No obstante, se descuenta de la indemnización patrimonial aquella satisfacción patrimonial deducible que el consumidor haya recibido a consecuencia del dictado de una medida correctiva reparadora en sede administrativa.</w:t>
-      </w:r>
-    </w:p>
-    <w:p>
-      <w:pPr>
-        <w:spacing w:after="0" w:line="240" w:lineRule="auto"/>
-        <w:ind w:left="567"/>
-        <w:jc w:val="both"/>
-        <w:rPr>
-          <w:rFonts w:ascii="Arial Narrow" w:eastAsia="Arial Narrow" w:hAnsi="Arial Narrow" w:cs="Arial Narrow"/>
-          <w:sz w:val="16"/>
-          <w:szCs w:val="16"/>
-        </w:rPr>
-      </w:pPr>
-    </w:p>
-    <w:p>
-      <w:pPr>
-        <w:spacing w:after="0" w:line="240" w:lineRule="auto"/>
-        <w:ind w:left="567"/>
-        <w:jc w:val="both"/>
-        <w:rPr>
-          <w:rFonts w:ascii="Arial Narrow" w:eastAsia="Arial Narrow" w:hAnsi="Arial Narrow" w:cs="Arial Narrow"/>
-          <w:b/>
-          <w:bCs/>
-          <w:sz w:val="16"/>
-          <w:szCs w:val="16"/>
-        </w:rPr>
-      </w:pPr>
-      <w:r>
-        <w:rPr>
-          <w:rFonts w:ascii="Arial Narrow" w:eastAsia="Arial Narrow" w:hAnsi="Arial Narrow" w:cs="Arial Narrow"/>
-          <w:b/>
-          <w:bCs/>
-          <w:sz w:val="16"/>
-          <w:szCs w:val="16"/>
-        </w:rPr>
-        <w:t>Artículo 116.- Medidas correctivas complementarias</w:t>
-      </w:r>
-    </w:p>
-    <w:p>
-      <w:pPr>
-        <w:spacing w:after="0" w:line="240" w:lineRule="auto"/>
-        <w:ind w:left="567"/>
-        <w:jc w:val="both"/>
-        <w:rPr>
-          <w:rFonts w:ascii="Arial Narrow" w:eastAsia="Arial Narrow" w:hAnsi="Arial Narrow" w:cs="Arial Narrow"/>
-          <w:sz w:val="16"/>
-          <w:szCs w:val="16"/>
-        </w:rPr>
-      </w:pPr>
-      <w:r>
-        <w:rPr>
-          <w:rFonts w:ascii="Arial Narrow" w:eastAsia="Arial Narrow" w:hAnsi="Arial Narrow" w:cs="Arial Narrow"/>
-          <w:sz w:val="16"/>
-          <w:szCs w:val="16"/>
-        </w:rPr>
-        <w:t xml:space="preserve">Las medidas correctivas complementarias tienen el objeto de revertir los efectos de la conducta infractora o evitar que esta se produzca nuevamente en el futuro y pueden ser, entre otras, las siguientes: </w:t>
-      </w:r>
-    </w:p>
-    <w:p>
-      <w:pPr>
-        <w:spacing w:after="0" w:line="240" w:lineRule="auto"/>
-        <w:ind w:left="567"/>
-        <w:jc w:val="both"/>
-        <w:rPr>
-          <w:rFonts w:ascii="Arial Narrow" w:eastAsia="Arial Narrow" w:hAnsi="Arial Narrow" w:cs="Arial Narrow"/>
-          <w:sz w:val="16"/>
-          <w:szCs w:val="16"/>
-        </w:rPr>
-      </w:pPr>
-      <w:r>
-        <w:rPr>
-          <w:rFonts w:ascii="Arial Narrow" w:eastAsia="Arial Narrow" w:hAnsi="Arial Narrow" w:cs="Arial Narrow"/>
-          <w:sz w:val="16"/>
-          <w:szCs w:val="16"/>
-        </w:rPr>
-        <w:t xml:space="preserve">a. Que el proveedor cumpla con atender la solicitud de información requerida por el consumidor, siempre que dicho requerimiento guarde relación con el producto adquirido o servicio contratado. </w:t>
-      </w:r>
-    </w:p>
-    <w:p>
-      <w:pPr>
-        <w:spacing w:after="0" w:line="240" w:lineRule="auto"/>
-        <w:ind w:left="567"/>
-        <w:jc w:val="both"/>
-        <w:rPr>
-          <w:rFonts w:ascii="Arial Narrow" w:eastAsia="Arial Narrow" w:hAnsi="Arial Narrow" w:cs="Arial Narrow"/>
-          <w:sz w:val="16"/>
-          <w:szCs w:val="16"/>
-        </w:rPr>
-      </w:pPr>
-      <w:r>
-        <w:rPr>
-          <w:rFonts w:ascii="Arial Narrow" w:eastAsia="Arial Narrow" w:hAnsi="Arial Narrow" w:cs="Arial Narrow"/>
-          <w:sz w:val="16"/>
-          <w:szCs w:val="16"/>
-        </w:rPr>
-        <w:t xml:space="preserve">b. Declarar inexigibles las cláusulas que han sido identificadas como abusivas en el procedimiento. </w:t>
-      </w:r>
-    </w:p>
-    <w:p>
-      <w:pPr>
-        <w:spacing w:after="0" w:line="240" w:lineRule="auto"/>
-        <w:ind w:left="567"/>
-        <w:jc w:val="both"/>
-        <w:rPr>
-          <w:rFonts w:ascii="Arial Narrow" w:eastAsia="Arial Narrow" w:hAnsi="Arial Narrow" w:cs="Arial Narrow"/>
-          <w:sz w:val="16"/>
-          <w:szCs w:val="16"/>
-        </w:rPr>
-      </w:pPr>
-      <w:r>
-        <w:rPr>
-          <w:rFonts w:ascii="Arial Narrow" w:eastAsia="Arial Narrow" w:hAnsi="Arial Narrow" w:cs="Arial Narrow"/>
-          <w:sz w:val="16"/>
-          <w:szCs w:val="16"/>
-        </w:rPr>
-        <w:t xml:space="preserve">c. El decomiso y destrucción de la mercadería, envases, envolturas o etiquetas. </w:t>
-      </w:r>
-    </w:p>
-    <w:p>
-      <w:pPr>
-        <w:spacing w:after="0" w:line="240" w:lineRule="auto"/>
-        <w:ind w:left="567"/>
-        <w:jc w:val="both"/>
-        <w:rPr>
-          <w:rFonts w:ascii="Arial Narrow" w:eastAsia="Arial Narrow" w:hAnsi="Arial Narrow" w:cs="Arial Narrow"/>
-          <w:sz w:val="16"/>
-          <w:szCs w:val="16"/>
-        </w:rPr>
-      </w:pPr>
-      <w:r>
-        <w:rPr>
-          <w:rFonts w:ascii="Arial Narrow" w:eastAsia="Arial Narrow" w:hAnsi="Arial Narrow" w:cs="Arial Narrow"/>
-          <w:sz w:val="16"/>
-          <w:szCs w:val="16"/>
-        </w:rPr>
-        <w:t xml:space="preserve">d. En caso de infracciones muy graves y de reincidencia o reiterancia: </w:t>
-      </w:r>
-    </w:p>
-    <w:p>
-      <w:pPr>
-        <w:spacing w:after="0" w:line="240" w:lineRule="auto"/>
-        <w:ind w:left="567"/>
-        <w:jc w:val="both"/>
-        <w:rPr>
-          <w:rFonts w:ascii="Arial Narrow" w:eastAsia="Arial Narrow" w:hAnsi="Arial Narrow" w:cs="Arial Narrow"/>
-          <w:sz w:val="16"/>
-          <w:szCs w:val="16"/>
-        </w:rPr>
-      </w:pPr>
-      <w:r>
-        <w:rPr>
-          <w:rFonts w:ascii="Arial Narrow" w:eastAsia="Arial Narrow" w:hAnsi="Arial Narrow" w:cs="Arial Narrow"/>
-          <w:sz w:val="16"/>
-          <w:szCs w:val="16"/>
-        </w:rPr>
-        <w:t xml:space="preserve">(i) Solicitar a la autoridad correspondiente la clausura temporal del establecimiento industrial, comercial o de servicios por un plazo máximo de seis (6) meses. </w:t>
-      </w:r>
-    </w:p>
-    <w:p>
-      <w:pPr>
-        <w:spacing w:after="0" w:line="240" w:lineRule="auto"/>
-        <w:ind w:left="567"/>
-        <w:jc w:val="both"/>
-        <w:rPr>
-          <w:rFonts w:ascii="Arial Narrow" w:eastAsia="Arial Narrow" w:hAnsi="Arial Narrow" w:cs="Arial Narrow"/>
-          <w:sz w:val="16"/>
-          <w:szCs w:val="16"/>
-        </w:rPr>
-      </w:pPr>
-      <w:r>
-        <w:rPr>
-          <w:rFonts w:ascii="Arial Narrow" w:eastAsia="Arial Narrow" w:hAnsi="Arial Narrow" w:cs="Arial Narrow"/>
-          <w:sz w:val="16"/>
-          <w:szCs w:val="16"/>
-        </w:rPr>
-        <w:t xml:space="preserve">(ii) Solicitar a la autoridad competente la inhabilitación, temporal o permanente, del proveedor en función de los alcances de la infracción sancionada. </w:t>
-      </w:r>
-    </w:p>
-    <w:p>
-      <w:pPr>
-        <w:spacing w:after="0" w:line="240" w:lineRule="auto"/>
-        <w:ind w:left="567"/>
-        <w:jc w:val="both"/>
-        <w:rPr>
-          <w:rFonts w:ascii="Arial Narrow" w:eastAsia="Arial Narrow" w:hAnsi="Arial Narrow" w:cs="Arial Narrow"/>
-          <w:sz w:val="16"/>
-          <w:szCs w:val="16"/>
-        </w:rPr>
-      </w:pPr>
-      <w:r>
-        <w:rPr>
-          <w:rFonts w:ascii="Arial Narrow" w:eastAsia="Arial Narrow" w:hAnsi="Arial Narrow" w:cs="Arial Narrow"/>
-          <w:sz w:val="16"/>
-          <w:szCs w:val="16"/>
-        </w:rPr>
-        <w:t xml:space="preserve">e. Publicación de avisos rectificatorios o informativos en la forma que determine el Indecopi, tomando en consideración los medios que resulten idóneos para revertir los efectos que el acto objeto de sanción ha ocasionado. </w:t>
-      </w:r>
-    </w:p>
-    <w:p>
-      <w:pPr>
-        <w:spacing w:after="0" w:line="240" w:lineRule="auto"/>
-        <w:ind w:left="567"/>
-        <w:jc w:val="both"/>
-        <w:rPr>
-          <w:rFonts w:ascii="Arial Narrow" w:eastAsia="Arial Narrow" w:hAnsi="Arial Narrow" w:cs="Arial Narrow"/>
-          <w:sz w:val="16"/>
-          <w:szCs w:val="16"/>
-        </w:rPr>
-      </w:pPr>
-      <w:r>
-        <w:rPr>
-          <w:rFonts w:ascii="Arial Narrow" w:eastAsia="Arial Narrow" w:hAnsi="Arial Narrow" w:cs="Arial Narrow"/>
-          <w:sz w:val="16"/>
-          <w:szCs w:val="16"/>
-        </w:rPr>
-        <w:t xml:space="preserve">f. Cualquier otra medida correctiva que tenga el objeto de revertir los efectos de la conducta infractora o evitar que esta se produzca nuevamente en el futuro. </w:t>
-      </w:r>
-    </w:p>
-    <w:p>
-      <w:pPr>
-        <w:spacing w:after="0" w:line="240" w:lineRule="auto"/>
-        <w:ind w:left="567"/>
-        <w:jc w:val="both"/>
-        <w:rPr>
-          <w:rFonts w:ascii="Arial Narrow" w:eastAsia="Arial Narrow" w:hAnsi="Arial Narrow" w:cs="Arial Narrow"/>
-          <w:sz w:val="16"/>
-          <w:szCs w:val="16"/>
-        </w:rPr>
-      </w:pPr>
-      <w:r>
-        <w:rPr>
-          <w:rFonts w:ascii="Arial Narrow" w:eastAsia="Arial Narrow" w:hAnsi="Arial Narrow" w:cs="Arial Narrow"/>
-          <w:sz w:val="16"/>
-          <w:szCs w:val="16"/>
-        </w:rPr>
-        <w:t>El Indecopi está facultado para solicitar a la autoridad municipal y policial el apoyo respectivo para la ejecución de las medidas correctivas complementarias correspondientes.</w:t>
-      </w:r>
-    </w:p>
-    <w:p>
-      <w:pPr>
-        <w:spacing w:after="0" w:line="240" w:lineRule="auto"/>
-        <w:ind w:left="567" w:hanging="567"/>
-        <w:jc w:val="both"/>
-        <w:rPr>
-          <w:rFonts w:ascii="Arial Narrow" w:eastAsia="Arial Narrow" w:hAnsi="Arial Narrow" w:cs="Arial Narrow"/>
-          <w:sz w:val="16"/>
-          <w:szCs w:val="16"/>
-        </w:rPr>
-      </w:pPr>
-    </w:p>
-  </w:footnote>
-  <w:footnote w:id="12">
     <w:p>
       <w:pPr>
         <w:pStyle w:val="Textonotapie"/>
@@ -10204,7 +8807,6 @@
         <w:jc w:val="both"/>
         <w:rPr>
           <w:rFonts w:ascii="Arial Narrow" w:eastAsia="Arial Narrow" w:hAnsi="Arial Narrow" w:cs="Arial Narrow"/>
-          <w:b/>
           <w:sz w:val="16"/>
           <w:szCs w:val="16"/>
         </w:rPr>
@@ -10225,7 +8827,1499 @@
           <w:sz w:val="16"/>
           <w:szCs w:val="16"/>
         </w:rPr>
+        <w:tab/>
+        <w:t xml:space="preserve"/>
+      </w:r>
+      <w:r>
+        <w:rPr>
+          <w:rFonts w:ascii="Arial Narrow" w:eastAsia="Arial Narrow" w:hAnsi="Arial Narrow" w:cs="Arial Narrow"/>
+          <w:sz w:val="16"/>
+          <w:szCs w:val="16"/>
+        </w:rPr>
+        <w:tab/>
+        <w:t>El número de trabajadores se atenderá siempre que la empresa haya sido constituida antes de la vigencia de la Ley 30056, publicada el 2 de julio de 2013, que modificó el artículo 5 del Texto Único Ordenado de la Ley de Promoción de la Competitividad, Formalización y Desarrollo de la Micro y Pequeña Empresa y de Acceso al Empleo Decente (LEY MYPE). Ello, en la medida que la Tercera Disposición Complementaria Transitoria de la norma modificatoria precisa que las empresas constituidas antes de la entrada en vigencia de dicha Ley se rigen por los requisitos de acogimiento al régimen de las micro y pequeñas empresas regulados en el Decreto Legislativo 1086.</w:t>
+      </w:r>
+    </w:p>
+    <w:p>
+      <w:pPr>
+        <w:pStyle w:val="Textonotapie"/>
+        <w:ind w:left="567" w:hanging="567"/>
+        <w:jc w:val="both"/>
+        <w:rPr>
+          <w:rFonts w:ascii="Arial Narrow" w:eastAsia="Arial Narrow" w:hAnsi="Arial Narrow" w:cs="Arial Narrow"/>
+          <w:sz w:val="16"/>
+          <w:szCs w:val="16"/>
+        </w:rPr>
+      </w:pPr>
+    </w:p>
+  </w:footnote>
+  <w:footnote w:id="8">
+    <w:p>
+      <w:pPr>
+        <w:pStyle w:val="Textonotapie"/>
+        <w:tabs>
+          <w:tab w:val="left" w:pos="567"/>
+        </w:tabs>
+        <w:ind w:left="567" w:hanging="567"/>
+        <w:jc w:val="both"/>
+        <w:rPr>
+          <w:rFonts w:ascii="Arial Narrow" w:eastAsia="Arial Narrow" w:hAnsi="Arial Narrow" w:cs="Arial Narrow"/>
+          <w:sz w:val="16"/>
+          <w:szCs w:val="16"/>
+        </w:rPr>
+      </w:pPr>
+      <w:r>
+        <w:rPr>
+          <w:rStyle w:val="Refdenotaalpie"/>
+          <w:rFonts w:ascii="Arial Narrow" w:eastAsia="Arial Narrow" w:hAnsi="Arial Narrow" w:cs="Arial Narrow"/>
+          <w:sz w:val="16"/>
+          <w:szCs w:val="16"/>
+          <w:vertAlign w:val="superscript"/>
+        </w:rPr>
+        <w:footnoteRef/>
+      </w:r>
+      <w:r>
+        <w:rPr>
+          <w:rFonts w:ascii="Arial Narrow" w:eastAsia="Arial Narrow" w:hAnsi="Arial Narrow" w:cs="Arial Narrow"/>
+          <w:sz w:val="16"/>
+          <w:szCs w:val="16"/>
+        </w:rPr>
+        <w:tab/>
+        <w:t xml:space="preserve"/>
+      </w:r>
+      <w:r>
+        <w:rPr>
+          <w:rFonts w:ascii="Arial Narrow" w:eastAsia="Arial Narrow" w:hAnsi="Arial Narrow" w:cs="Arial Narrow"/>
+          <w:sz w:val="16"/>
+          <w:szCs w:val="16"/>
+        </w:rPr>
+        <w:tab/>
+      </w:r>
+      <w:r>
+        <w:rPr>
+          <w:rFonts w:ascii="Arial Narrow" w:eastAsia="Arial Narrow" w:hAnsi="Arial Narrow" w:cs="Arial Narrow"/>
+          <w:b/>
+          <w:sz w:val="16"/>
+          <w:szCs w:val="16"/>
+        </w:rPr>
+        <w:t>LEY 29571, CÓDIGO DE PROTECCIÓN Y DEFENSA DEL CONSUMIDOR</w:t>
+      </w:r>
+      <w:r>
+        <w:rPr>
+          <w:rFonts w:ascii="Arial Narrow" w:eastAsia="Arial Narrow" w:hAnsi="Arial Narrow" w:cs="Arial Narrow"/>
+          <w:b/>
+          <w:bCs/>
+          <w:sz w:val="16"/>
+          <w:szCs w:val="16"/>
+        </w:rPr>
+        <w:t xml:space="preserve">, </w:t>
+      </w:r>
+      <w:r>
+        <w:rPr>
+          <w:rFonts w:ascii="Arial Narrow" w:eastAsia="Arial Narrow" w:hAnsi="Arial Narrow" w:cs="Arial Narrow"/>
+          <w:b/>
+          <w:sz w:val="16"/>
+          <w:szCs w:val="16"/>
+        </w:rPr>
+        <w:t>publicado el 2 de setiembre de 2010 y modificado por Decreto Legislativo 1308</w:t>
+      </w:r>
+    </w:p>
+    <w:p>
+      <w:pPr>
+        <w:pStyle w:val="Textonotapie"/>
+        <w:ind w:left="567" w:hanging="567"/>
+        <w:jc w:val="both"/>
+        <w:rPr>
+          <w:rFonts w:ascii="Arial Narrow" w:eastAsia="Arial Narrow" w:hAnsi="Arial Narrow" w:cs="Arial Narrow"/>
+          <w:b/>
+          <w:bCs/>
+          <w:sz w:val="16"/>
+          <w:szCs w:val="16"/>
+        </w:rPr>
+      </w:pPr>
+      <w:r>
+        <w:rPr>
+          <w:rFonts w:ascii="Arial Narrow" w:eastAsia="Arial Narrow" w:hAnsi="Arial Narrow" w:cs="Arial Narrow"/>
+          <w:sz w:val="16"/>
+          <w:szCs w:val="16"/>
+        </w:rPr>
+        <w:tab/>
+      </w:r>
+      <w:r>
+        <w:rPr>
+          <w:rFonts w:ascii="Arial Narrow" w:eastAsia="Arial Narrow" w:hAnsi="Arial Narrow" w:cs="Arial Narrow"/>
+          <w:b/>
+          <w:bCs/>
+          <w:sz w:val="16"/>
+          <w:szCs w:val="16"/>
+        </w:rPr>
+        <w:t>Artículo 110.- Sanciones Administrativas</w:t>
+      </w:r>
+    </w:p>
+    <w:p>
+      <w:pPr>
+        <w:autoSpaceDE w:val="0"/>
+        <w:autoSpaceDN w:val="0"/>
+        <w:adjustRightInd w:val="0"/>
+        <w:spacing w:after="0" w:line="240" w:lineRule="auto"/>
+        <w:ind w:left="567"/>
+        <w:jc w:val="both"/>
+        <w:rPr>
+          <w:rFonts w:ascii="Arial Narrow" w:eastAsia="Arial Narrow" w:hAnsi="Arial Narrow" w:cs="Arial Narrow"/>
+          <w:sz w:val="16"/>
+          <w:szCs w:val="16"/>
+          <w:lang w:eastAsia="es-PE"/>
+        </w:rPr>
+      </w:pPr>
+      <w:r>
+        <w:rPr>
+          <w:rFonts w:ascii="Arial Narrow" w:eastAsia="Arial Narrow" w:hAnsi="Arial Narrow" w:cs="Arial Narrow"/>
+          <w:sz w:val="16"/>
+          <w:szCs w:val="16"/>
+          <w:lang w:eastAsia="es-PE"/>
+        </w:rPr>
+        <w:t>(…)</w:t>
+      </w:r>
+    </w:p>
+    <w:p>
+      <w:pPr>
+        <w:autoSpaceDE w:val="0"/>
+        <w:autoSpaceDN w:val="0"/>
+        <w:adjustRightInd w:val="0"/>
+        <w:spacing w:after="0" w:line="240" w:lineRule="auto"/>
+        <w:ind w:left="567"/>
+        <w:jc w:val="both"/>
+        <w:rPr>
+          <w:rFonts w:ascii="Arial Narrow" w:eastAsia="Arial Narrow" w:hAnsi="Arial Narrow" w:cs="Arial Narrow"/>
+          <w:sz w:val="16"/>
+          <w:szCs w:val="16"/>
+          <w:lang w:eastAsia="es-PE"/>
+        </w:rPr>
+      </w:pPr>
+      <w:r>
+        <w:rPr>
+          <w:rFonts w:ascii="Arial Narrow" w:eastAsia="Arial Narrow" w:hAnsi="Arial Narrow" w:cs="Arial Narrow"/>
+          <w:sz w:val="16"/>
+          <w:szCs w:val="16"/>
+          <w:lang w:eastAsia="es-PE"/>
+        </w:rPr>
+        <w:t>En el caso de las microempresas, la multa no puede superar el diez por ciento (10%) de las ventas o ingresos brutos percibidos por el infractor, relativos a todas sus actividades económicas, correspondientes al ejercicio inmediato anterior al de la expedición de la resolución de primera instancia, siempre que se haya acreditado dichos ingresos, no se encuentre en una situación de reincidencia y el caso no verse sobre la vida, salud o integridad de los consumidores. Para el caso de las pequeñas empresas, la multa no puede superar el veinte por ciento (20%) de las ventas o ingresos brutos percibidos por el infractor, conforme a los requisitos señalados anteriormente.</w:t>
+      </w:r>
+    </w:p>
+    <w:p>
+      <w:pPr>
+        <w:pStyle w:val="Textonotapie"/>
+        <w:ind w:left="567"/>
+        <w:jc w:val="both"/>
+        <w:rPr>
+          <w:rFonts w:ascii="Arial Narrow" w:eastAsia="Arial Narrow" w:hAnsi="Arial Narrow" w:cs="Arial Narrow"/>
+          <w:bCs/>
+          <w:sz w:val="16"/>
+          <w:szCs w:val="16"/>
+        </w:rPr>
+      </w:pPr>
+      <w:r>
+        <w:rPr>
+          <w:rFonts w:ascii="Arial Narrow" w:eastAsia="Arial Narrow" w:hAnsi="Arial Narrow" w:cs="Arial Narrow"/>
+          <w:bCs/>
+          <w:sz w:val="16"/>
+          <w:szCs w:val="16"/>
+        </w:rPr>
+        <w:t>[…]</w:t>
+      </w:r>
+    </w:p>
+    <w:p>
+      <w:pPr>
+        <w:pStyle w:val="Textonotapie"/>
+        <w:ind w:left="567" w:hanging="567"/>
+        <w:jc w:val="both"/>
+        <w:rPr>
+          <w:rFonts w:ascii="Arial Narrow" w:eastAsia="Arial Narrow" w:hAnsi="Arial Narrow" w:cs="Arial Narrow"/>
+          <w:sz w:val="16"/>
+          <w:szCs w:val="16"/>
+        </w:rPr>
+      </w:pPr>
+    </w:p>
+  </w:footnote>
+  <w:footnote w:id="9">
+    <w:p>
+      <w:pPr>
+        <w:pStyle w:val="Textonotapie"/>
+        <w:tabs>
+          <w:tab w:val="left" w:pos="567"/>
+        </w:tabs>
+        <w:ind w:left="567" w:hanging="567"/>
+        <w:jc w:val="both"/>
+        <w:rPr>
+          <w:rFonts w:ascii="Arial Narrow" w:eastAsia="Arial Narrow" w:hAnsi="Arial Narrow" w:cs="Arial Narrow"/>
+          <w:sz w:val="16"/>
+          <w:szCs w:val="16"/>
+        </w:rPr>
+      </w:pPr>
+      <w:r>
+        <w:rPr>
+          <w:rStyle w:val="Refdenotaalpie"/>
+          <w:rFonts w:ascii="Arial Narrow" w:eastAsia="Arial Narrow" w:hAnsi="Arial Narrow" w:cs="Arial Narrow"/>
+          <w:sz w:val="16"/>
+          <w:szCs w:val="16"/>
+          <w:vertAlign w:val="superscript"/>
+        </w:rPr>
+        <w:footnoteRef/>
+      </w:r>
+      <w:r>
+        <w:rPr>
+          <w:rFonts w:ascii="Arial Narrow" w:eastAsia="Arial Narrow" w:hAnsi="Arial Narrow" w:cs="Arial Narrow"/>
+          <w:sz w:val="16"/>
+          <w:szCs w:val="16"/>
+        </w:rPr>
+        <w:tab/>
+      </w:r>
+      <w:r>
+        <w:rPr>
+          <w:rFonts w:ascii="Arial Narrow" w:eastAsia="Arial Narrow" w:hAnsi="Arial Narrow" w:cs="Arial Narrow"/>
+          <w:b/>
+          <w:bCs/>
+          <w:sz w:val="16"/>
+          <w:szCs w:val="16"/>
+        </w:rPr>
+        <w:t xml:space="preserve">DECRETO LEGISLATIVO 807, LEY SOBRE FACULTADES, NORMAS Y ORGANIZACIÓN DEL INDECOPI, publicado el 18 de abril de 1996</w:t>
+      </w:r>
+    </w:p>
+    <w:p>
+      <w:pPr>
+        <w:pStyle w:val="Textonotapie"/>
+        <w:ind w:left="567" w:hanging="567"/>
+        <w:jc w:val="both"/>
+        <w:rPr>
+          <w:rFonts w:ascii="Arial Narrow" w:eastAsia="Arial Narrow" w:hAnsi="Arial Narrow" w:cs="Arial Narrow"/>
+          <w:sz w:val="16"/>
+          <w:szCs w:val="16"/>
+        </w:rPr>
+      </w:pPr>
+      <w:r>
+        <w:rPr>
+          <w:rFonts w:ascii="Arial Narrow" w:eastAsia="Arial Narrow" w:hAnsi="Arial Narrow" w:cs="Arial Narrow"/>
+          <w:sz w:val="16"/>
+          <w:szCs w:val="16"/>
+        </w:rPr>
+        <w:tab/>
+      </w:r>
+      <w:r>
+        <w:rPr>
+          <w:rFonts w:ascii="Arial Narrow" w:eastAsia="Arial Narrow" w:hAnsi="Arial Narrow" w:cs="Arial Narrow"/>
+          <w:b/>
+          <w:bCs/>
+          <w:sz w:val="16"/>
+          <w:szCs w:val="16"/>
+        </w:rPr>
+        <w:t xml:space="preserve">Artículo 26.-</w:t>
+      </w:r>
+      <w:r>
+        <w:rPr>
+          <w:rFonts w:ascii="Arial Narrow" w:eastAsia="Arial Narrow" w:hAnsi="Arial Narrow" w:cs="Arial Narrow"/>
+          <w:sz w:val="16"/>
+          <w:szCs w:val="16"/>
+        </w:rPr>
+        <w:t xml:space="preserve"> Una vez admitida a trámite la denuncia, se correrá traslado de la misma al denunciado, a fin de que éste presente su descargo. El plazo para la presentación del descargo será de cinco (5) días contados desde la notificación, vencido el cual, el Secretario Técnico declarará en rebeldía al denunciado que no lo hubiera presentado.</w:t>
+      </w:r>
+    </w:p>
+    <w:p>
+      <w:pPr>
+        <w:pStyle w:val="Textonotapie"/>
+        <w:ind w:left="567" w:hanging="567"/>
+        <w:jc w:val="both"/>
+        <w:rPr>
+          <w:rFonts w:ascii="Arial Narrow" w:eastAsia="Arial Narrow" w:hAnsi="Arial Narrow" w:cs="Arial Narrow"/>
+          <w:sz w:val="16"/>
+          <w:szCs w:val="16"/>
+        </w:rPr>
+      </w:pPr>
+    </w:p>
+  </w:footnote>
+  <w:footnote w:id="10">
+    <w:p>
+      <w:pPr>
+        <w:pStyle w:val="Textonotapie"/>
+        <w:tabs>
+          <w:tab w:val="left" w:pos="567"/>
+        </w:tabs>
+        <w:ind w:left="567" w:hanging="567"/>
+        <w:jc w:val="both"/>
+        <w:rPr>
+          <w:rFonts w:ascii="Arial Narrow" w:eastAsia="Arial Narrow" w:hAnsi="Arial Narrow" w:cs="Arial Narrow"/>
+          <w:sz w:val="16"/>
+          <w:szCs w:val="16"/>
+        </w:rPr>
+      </w:pPr>
+      <w:r>
+        <w:rPr>
+          <w:rStyle w:val="Refdenotaalpie"/>
+          <w:rFonts w:ascii="Arial Narrow" w:eastAsia="Arial Narrow" w:hAnsi="Arial Narrow" w:cs="Arial Narrow"/>
+          <w:sz w:val="16"/>
+          <w:szCs w:val="16"/>
+          <w:vertAlign w:val="superscript"/>
+        </w:rPr>
+        <w:footnoteRef/>
+      </w:r>
+      <w:r>
+        <w:rPr>
+          <w:rFonts w:ascii="Arial Narrow" w:eastAsia="Arial Narrow" w:hAnsi="Arial Narrow" w:cs="Arial Narrow"/>
+          <w:sz w:val="16"/>
+          <w:szCs w:val="16"/>
+        </w:rPr>
+        <w:tab/>
+      </w:r>
+      <w:r>
+        <w:rPr>
+          <w:rFonts w:ascii="Arial Narrow" w:eastAsia="Arial Narrow" w:hAnsi="Arial Narrow" w:cs="Arial Narrow"/>
+          <w:b/>
+          <w:bCs/>
+          <w:sz w:val="16"/>
+          <w:szCs w:val="16"/>
+        </w:rPr>
+        <w:t xml:space="preserve">DECRETO SUPREMO 006-2026-JUS, TEXTO ÚNICO ORDENADO DE LA LEY 27444, LEY DEL PROCEDIMIENTO ADMINISTRATIVO GENERAL, publicado el 30 de abril de 2026</w:t>
+      </w:r>
+    </w:p>
+    <w:p>
+      <w:pPr>
+        <w:pStyle w:val="Textonotapie"/>
+        <w:ind w:left="567" w:hanging="567"/>
+        <w:jc w:val="both"/>
+        <w:rPr>
+          <w:rFonts w:ascii="Arial Narrow" w:eastAsia="Arial Narrow" w:hAnsi="Arial Narrow" w:cs="Arial Narrow"/>
+          <w:sz w:val="16"/>
+          <w:szCs w:val="16"/>
+        </w:rPr>
+      </w:pPr>
+      <w:r>
+        <w:rPr>
+          <w:rFonts w:ascii="Arial Narrow" w:eastAsia="Arial Narrow" w:hAnsi="Arial Narrow" w:cs="Arial Narrow"/>
+          <w:sz w:val="16"/>
+          <w:szCs w:val="16"/>
+        </w:rPr>
+        <w:tab/>
+      </w:r>
+      <w:r>
+        <w:rPr>
+          <w:rFonts w:ascii="Arial Narrow" w:eastAsia="Arial Narrow" w:hAnsi="Arial Narrow" w:cs="Arial Narrow"/>
+          <w:b/>
+          <w:bCs/>
+          <w:sz w:val="16"/>
+          <w:szCs w:val="16"/>
+        </w:rPr>
+        <w:t xml:space="preserve">Artículo 223.- Contestación de la reclamación</w:t>
+      </w:r>
+    </w:p>
+    <w:p>
+      <w:pPr>
+        <w:pStyle w:val="Textonotapie"/>
+        <w:ind w:left="567" w:hanging="567"/>
+        <w:jc w:val="both"/>
+        <w:rPr>
+          <w:rFonts w:ascii="Arial Narrow" w:eastAsia="Arial Narrow" w:hAnsi="Arial Narrow" w:cs="Arial Narrow"/>
+          <w:sz w:val="16"/>
+          <w:szCs w:val="16"/>
+        </w:rPr>
+      </w:pPr>
+      <w:r>
+        <w:rPr>
+          <w:rFonts w:ascii="Arial Narrow" w:eastAsia="Arial Narrow" w:hAnsi="Arial Narrow" w:cs="Arial Narrow"/>
+          <w:sz w:val="16"/>
+          <w:szCs w:val="16"/>
+        </w:rPr>
+        <w:tab/>
+      </w:r>
+      <w:r>
+        <w:rPr>
+          <w:rFonts w:ascii="Arial Narrow" w:eastAsia="Arial Narrow" w:hAnsi="Arial Narrow" w:cs="Arial Narrow"/>
+          <w:sz w:val="16"/>
+          <w:szCs w:val="16"/>
+        </w:rPr>
+        <w:t xml:space="preserve">223.1 El reclamado deberá presentar la contestación de la reclamación dentro de los quince (15) días posteriores a la notificación de ésta; vencido este plazo, la Administración declarará en rebeldía al reclamado que no la hubiera presentado. La contestación deberá contener los requisitos de los escritos previstos en el artículo 113 de la presente Ley, así como la absolución de todos los asuntos controvertidos de hecho y de derecho, Las alegaciones y los hechos relevantes de la reclamación, salvo que hayan sido específicamente negadas en la contestación, se tendrán por aceptadas o merituadas como ciertas.</w:t>
+      </w:r>
+    </w:p>
+    <w:p>
+      <w:pPr>
+        <w:pStyle w:val="Textonotapie"/>
+        <w:ind w:left="567" w:hanging="567"/>
+        <w:jc w:val="both"/>
+        <w:rPr>
+          <w:rFonts w:ascii="Arial Narrow" w:eastAsia="Arial Narrow" w:hAnsi="Arial Narrow" w:cs="Arial Narrow"/>
+          <w:sz w:val="16"/>
+          <w:szCs w:val="16"/>
+        </w:rPr>
+      </w:pPr>
+    </w:p>
+  </w:footnote>
+  <w:footnote w:id="11">
+    <w:p>
+      <w:pPr>
+        <w:tabs>
+          <w:tab w:val="left" w:pos="567"/>
+        </w:tabs>
+        <w:spacing w:after="0" w:line="240" w:lineRule="auto"/>
+        <w:ind w:left="567" w:hanging="567"/>
+        <w:jc w:val="both"/>
+        <w:rPr>
+          <w:rFonts w:ascii="Arial Narrow" w:eastAsia="Arial Narrow" w:hAnsi="Arial Narrow" w:cs="Arial Narrow"/>
+          <w:sz w:val="16"/>
+          <w:szCs w:val="16"/>
+        </w:rPr>
+      </w:pPr>
+      <w:r>
+        <w:rPr>
+          <w:rStyle w:val="Refdenotaalpie"/>
+          <w:rFonts w:ascii="Arial Narrow" w:eastAsia="Arial Narrow" w:hAnsi="Arial Narrow" w:cs="Arial Narrow"/>
+          <w:sz w:val="16"/>
+          <w:szCs w:val="16"/>
+          <w:vertAlign w:val="superscript"/>
+        </w:rPr>
+        <w:footnoteRef/>
+      </w:r>
+      <w:r>
+        <w:rPr>
+          <w:rFonts w:ascii="Arial Narrow" w:eastAsia="Arial Narrow" w:hAnsi="Arial Narrow" w:cs="Arial Narrow"/>
+          <w:sz w:val="16"/>
+          <w:szCs w:val="16"/>
+          <w:vertAlign w:val="superscript"/>
+        </w:rPr>
+        <w:tab/>
+        <w:t xml:space="preserve"/>
+      </w:r>
+      <w:r>
+        <w:rPr>
+          <w:rFonts w:ascii="Arial Narrow" w:eastAsia="Arial Narrow" w:hAnsi="Arial Narrow" w:cs="Arial Narrow"/>
+          <w:sz w:val="16"/>
+          <w:szCs w:val="16"/>
+        </w:rPr>
         <w:t xml:space="preserve"> </w:t>
+      </w:r>
+      <w:r>
+        <w:rPr>
+          <w:rFonts w:ascii="Arial Narrow" w:eastAsia="Arial Narrow" w:hAnsi="Arial Narrow" w:cs="Arial Narrow"/>
+          <w:sz w:val="16"/>
+          <w:szCs w:val="16"/>
+        </w:rPr>
+        <w:tab/>
+      </w:r>
+      <w:r>
+        <w:rPr>
+          <w:rFonts w:ascii="Arial Narrow" w:eastAsia="Arial Narrow" w:hAnsi="Arial Narrow" w:cs="Arial Narrow"/>
+          <w:b/>
+          <w:sz w:val="16"/>
+          <w:szCs w:val="16"/>
+        </w:rPr>
+        <w:t>LEY 29571, CÓDIGO DE PROTECCIÓN Y DEFENSA DEL CONSUMIDOR</w:t>
+      </w:r>
+      <w:r>
+        <w:rPr>
+          <w:rFonts w:ascii="Arial Narrow" w:eastAsia="Arial Narrow" w:hAnsi="Arial Narrow" w:cs="Arial Narrow"/>
+          <w:b/>
+          <w:bCs/>
+          <w:sz w:val="16"/>
+          <w:szCs w:val="16"/>
+        </w:rPr>
+        <w:t xml:space="preserve">, </w:t>
+      </w:r>
+      <w:r>
+        <w:rPr>
+          <w:rFonts w:ascii="Arial Narrow" w:eastAsia="Arial Narrow" w:hAnsi="Arial Narrow" w:cs="Arial Narrow"/>
+          <w:b/>
+          <w:sz w:val="16"/>
+          <w:szCs w:val="16"/>
+        </w:rPr>
+        <w:t>publicado el 2 de setiembre de 2010 y modificado por Decreto Legislativo 1308</w:t>
+      </w:r>
+    </w:p>
+    <w:p>
+      <w:pPr>
+        <w:spacing w:after="0" w:line="240" w:lineRule="auto"/>
+        <w:ind w:left="567" w:hanging="567"/>
+        <w:jc w:val="both"/>
+        <w:rPr>
+          <w:rFonts w:ascii="Arial Narrow" w:eastAsia="Arial Narrow" w:hAnsi="Arial Narrow" w:cs="Arial Narrow"/>
+          <w:b/>
+          <w:sz w:val="16"/>
+          <w:szCs w:val="16"/>
+        </w:rPr>
+      </w:pPr>
+      <w:r>
+        <w:rPr>
+          <w:rFonts w:ascii="Arial Narrow" w:eastAsia="Arial Narrow" w:hAnsi="Arial Narrow" w:cs="Arial Narrow"/>
+          <w:b/>
+          <w:sz w:val="16"/>
+          <w:szCs w:val="16"/>
+        </w:rPr>
+        <w:tab/>
+        <w:t>Artículo 110.- Sanciones administrativas</w:t>
+      </w:r>
+    </w:p>
+    <w:p>
+      <w:pPr>
+        <w:spacing w:after="0" w:line="240" w:lineRule="auto"/>
+        <w:ind w:left="567"/>
+        <w:jc w:val="both"/>
+        <w:rPr>
+          <w:rFonts w:ascii="Arial Narrow" w:eastAsia="Arial Narrow" w:hAnsi="Arial Narrow" w:cs="Arial Narrow"/>
+          <w:sz w:val="16"/>
+          <w:szCs w:val="16"/>
+        </w:rPr>
+      </w:pPr>
+      <w:r>
+        <w:rPr>
+          <w:rFonts w:ascii="Arial Narrow" w:eastAsia="Arial Narrow" w:hAnsi="Arial Narrow" w:cs="Arial Narrow"/>
+          <w:sz w:val="16"/>
+          <w:szCs w:val="16"/>
+        </w:rPr>
+        <w:t>El órgano resolutivo puede sancionar las infracciones administrativas a que se refiere el artículo 108 con amonestación y multas de hasta cuatrocientos cincuenta (450) Unidades Impositivas Tributarias (UIT), las cuales son calificadas de la siguiente manera:</w:t>
+      </w:r>
+    </w:p>
+    <w:p>
+      <w:pPr>
+        <w:numPr>
+          <w:ilvl w:val="0"/>
+          <w:numId w:val="2"/>
+        </w:numPr>
+        <w:spacing w:after="0" w:line="240" w:lineRule="auto"/>
+        <w:ind w:left="426" w:firstLine="141"/>
+        <w:jc w:val="both"/>
+        <w:rPr>
+          <w:rFonts w:ascii="Arial Narrow" w:eastAsia="Arial Narrow" w:hAnsi="Arial Narrow" w:cs="Arial Narrow"/>
+          <w:sz w:val="16"/>
+          <w:szCs w:val="16"/>
+        </w:rPr>
+      </w:pPr>
+      <w:r>
+        <w:rPr>
+          <w:rFonts w:ascii="Arial Narrow" w:eastAsia="Arial Narrow" w:hAnsi="Arial Narrow" w:cs="Arial Narrow"/>
+          <w:sz w:val="16"/>
+          <w:szCs w:val="16"/>
+        </w:rPr>
+        <w:t>Infracciones leves, con una amonestación o con una multa de hasta cincuenta (50) UIT.</w:t>
+      </w:r>
+    </w:p>
+    <w:p>
+      <w:pPr>
+        <w:numPr>
+          <w:ilvl w:val="0"/>
+          <w:numId w:val="2"/>
+        </w:numPr>
+        <w:spacing w:after="0" w:line="240" w:lineRule="auto"/>
+        <w:ind w:left="426" w:firstLine="141"/>
+        <w:jc w:val="both"/>
+        <w:rPr>
+          <w:rFonts w:ascii="Arial Narrow" w:eastAsia="Arial Narrow" w:hAnsi="Arial Narrow" w:cs="Arial Narrow"/>
+          <w:sz w:val="16"/>
+          <w:szCs w:val="16"/>
+        </w:rPr>
+      </w:pPr>
+      <w:r>
+        <w:rPr>
+          <w:rFonts w:ascii="Arial Narrow" w:eastAsia="Arial Narrow" w:hAnsi="Arial Narrow" w:cs="Arial Narrow"/>
+          <w:sz w:val="16"/>
+          <w:szCs w:val="16"/>
+        </w:rPr>
+        <w:t>Infracciones graves, con una multa de hasta ciento cincuenta (150) UIT.</w:t>
+      </w:r>
+    </w:p>
+    <w:p>
+      <w:pPr>
+        <w:numPr>
+          <w:ilvl w:val="0"/>
+          <w:numId w:val="2"/>
+        </w:numPr>
+        <w:spacing w:after="0" w:line="240" w:lineRule="auto"/>
+        <w:ind w:left="426" w:firstLine="141"/>
+        <w:jc w:val="both"/>
+        <w:rPr>
+          <w:rFonts w:ascii="Arial Narrow" w:eastAsia="Arial Narrow" w:hAnsi="Arial Narrow" w:cs="Arial Narrow"/>
+          <w:sz w:val="16"/>
+          <w:szCs w:val="16"/>
+        </w:rPr>
+      </w:pPr>
+      <w:r>
+        <w:rPr>
+          <w:rFonts w:ascii="Arial Narrow" w:eastAsia="Arial Narrow" w:hAnsi="Arial Narrow" w:cs="Arial Narrow"/>
+          <w:sz w:val="16"/>
+          <w:szCs w:val="16"/>
+        </w:rPr>
+        <w:t>Infracciones muy graves, con una multa de hasta cuatrocientos cincuenta (450) UIT.</w:t>
+      </w:r>
+    </w:p>
+    <w:p>
+      <w:pPr>
+        <w:spacing w:after="0" w:line="240" w:lineRule="auto"/>
+        <w:ind w:left="567" w:hanging="426"/>
+        <w:jc w:val="both"/>
+        <w:rPr>
+          <w:rFonts w:ascii="Arial Narrow" w:eastAsia="Arial Narrow" w:hAnsi="Arial Narrow" w:cs="Arial Narrow"/>
+          <w:sz w:val="16"/>
+          <w:szCs w:val="16"/>
+        </w:rPr>
+      </w:pPr>
+      <w:r>
+        <w:rPr>
+          <w:rFonts w:ascii="Arial Narrow" w:eastAsia="Arial Narrow" w:hAnsi="Arial Narrow" w:cs="Arial Narrow"/>
+          <w:sz w:val="16"/>
+          <w:szCs w:val="16"/>
+        </w:rPr>
+        <w:tab/>
+        <w:t>En el caso de las microempresas, la multa no puede superar el diez por ciento (10%) de las ventas o ingresos brutos percibidos por el infractor, relativos a todas sus actividades económicas, correspondientes al ejercicio inmediato anterior al de la expedición de la resolución de primera instancia, siempre que se haya acreditado dichos ingresos, no se encuentre en una situación de reincidencia y el caso no verse sobre la vida, salud o integridad de los consumidores. Para el caso de las pequeñas empresas, la multa no puede superar el veinte por ciento (20%) de las ventas o ingresos brutos percibidos por el infractor, conforme a los requisitos señalados anteriormente.</w:t>
+      </w:r>
+    </w:p>
+    <w:p>
+      <w:pPr>
+        <w:spacing w:after="0" w:line="240" w:lineRule="auto"/>
+        <w:ind w:left="567"/>
+        <w:jc w:val="both"/>
+        <w:rPr>
+          <w:rFonts w:ascii="Arial Narrow" w:eastAsia="Arial Narrow" w:hAnsi="Arial Narrow" w:cs="Arial Narrow"/>
+          <w:sz w:val="16"/>
+          <w:szCs w:val="16"/>
+        </w:rPr>
+      </w:pPr>
+      <w:r>
+        <w:rPr>
+          <w:rFonts w:ascii="Arial Narrow" w:eastAsia="Arial Narrow" w:hAnsi="Arial Narrow" w:cs="Arial Narrow"/>
+          <w:sz w:val="16"/>
+          <w:szCs w:val="16"/>
+        </w:rPr>
+        <w:t>En caso de que el proveedor incumpla un acuerdo conciliatorio o cualquier otro acuerdo que de forma indubitable deje constancia de la manifestación de voluntad expresa de las partes de dar por culminada la controversia, o un laudo arbitral, el órgano resolutivo puede sancionar con una multa entre una (1) Unidad Impositiva Tributaria y doscientos (200) Unidades Impositivas Tributarias. Para la graduación se observan los criterios establecidos en el presente Código y supletoriamente, los criterios que establece la Ley 27444, Ley del Procedimiento Administrativo General o la norma que la sustituya o complemente.</w:t>
+      </w:r>
+    </w:p>
+    <w:p>
+      <w:pPr>
+        <w:pStyle w:val="Textonotapie"/>
+        <w:ind w:left="567"/>
+        <w:jc w:val="both"/>
+        <w:rPr>
+          <w:rFonts w:ascii="Arial Narrow" w:eastAsia="Arial Narrow" w:hAnsi="Arial Narrow" w:cs="Arial Narrow"/>
+          <w:sz w:val="16"/>
+          <w:szCs w:val="16"/>
+        </w:rPr>
+      </w:pPr>
+      <w:r>
+        <w:rPr>
+          <w:rFonts w:ascii="Arial Narrow" w:eastAsia="Arial Narrow" w:hAnsi="Arial Narrow" w:cs="Arial Narrow"/>
+          <w:sz w:val="16"/>
+          <w:szCs w:val="16"/>
+        </w:rPr>
+        <w:t>(…)</w:t>
+      </w:r>
+    </w:p>
+    <w:p>
+      <w:pPr>
+        <w:spacing w:after="0" w:line="240" w:lineRule="auto"/>
+        <w:ind w:left="567" w:hanging="567"/>
+        <w:jc w:val="both"/>
+        <w:rPr>
+          <w:rFonts w:ascii="Arial Narrow" w:eastAsia="Arial Narrow" w:hAnsi="Arial Narrow" w:cs="Arial Narrow"/>
+          <w:sz w:val="16"/>
+          <w:szCs w:val="16"/>
+        </w:rPr>
+      </w:pPr>
+    </w:p>
+  </w:footnote>
+  <w:footnote w:id="12">
+    <w:p>
+      <w:pPr>
+        <w:pStyle w:val="Textonotapie"/>
+        <w:tabs>
+          <w:tab w:val="left" w:pos="567"/>
+        </w:tabs>
+        <w:ind w:left="567" w:right="-1" w:hanging="567"/>
+        <w:jc w:val="both"/>
+        <w:rPr>
+          <w:rFonts w:ascii="Arial Narrow" w:eastAsia="Arial Narrow" w:hAnsi="Arial Narrow" w:cs="Arial Narrow"/>
+          <w:b/>
+          <w:bCs/>
+          <w:sz w:val="16"/>
+          <w:szCs w:val="16"/>
+        </w:rPr>
+      </w:pPr>
+      <w:r>
+        <w:rPr>
+          <w:rStyle w:val="Refdenotaalpie"/>
+          <w:rFonts w:ascii="Arial Narrow" w:eastAsia="Arial Narrow" w:hAnsi="Arial Narrow" w:cs="Arial Narrow"/>
+          <w:sz w:val="16"/>
+          <w:szCs w:val="16"/>
+          <w:vertAlign w:val="superscript"/>
+        </w:rPr>
+        <w:footnoteRef/>
+      </w:r>
+      <w:r>
+        <w:rPr>
+          <w:rFonts w:ascii="Arial Narrow" w:eastAsia="Arial Narrow" w:hAnsi="Arial Narrow" w:cs="Arial Narrow"/>
+          <w:sz w:val="16"/>
+          <w:szCs w:val="16"/>
+        </w:rPr>
+        <w:tab/>
+        <w:t xml:space="preserve"/>
+      </w:r>
+      <w:r>
+        <w:rPr>
+          <w:rFonts w:ascii="Arial Narrow" w:eastAsia="Arial Narrow" w:hAnsi="Arial Narrow" w:cs="Arial Narrow"/>
+          <w:sz w:val="16"/>
+          <w:szCs w:val="16"/>
+        </w:rPr>
+        <w:tab/>
+      </w:r>
+      <w:r>
+        <w:rPr>
+          <w:rFonts w:ascii="Arial Narrow" w:eastAsia="Arial Narrow" w:hAnsi="Arial Narrow" w:cs="Arial Narrow"/>
+          <w:b/>
+          <w:bCs/>
+          <w:sz w:val="16"/>
+          <w:szCs w:val="16"/>
+        </w:rPr>
+        <w:t xml:space="preserve">LEY 29571, CÓDIGO DE PROTECCIÓN Y DEFENSA DEL CONSUMIDOR, publicado el 2 de setiembre de 2010 y modificado por Decreto Legislativo 1308 </w:t>
+      </w:r>
+    </w:p>
+    <w:p>
+      <w:pPr>
+        <w:tabs>
+          <w:tab w:val="left" w:pos="567"/>
+        </w:tabs>
+        <w:spacing w:after="0" w:line="240" w:lineRule="auto"/>
+        <w:ind w:left="567" w:hanging="567"/>
+        <w:jc w:val="both"/>
+        <w:rPr>
+          <w:rFonts w:ascii="Arial Narrow" w:eastAsia="Arial Narrow" w:hAnsi="Arial Narrow" w:cs="Arial Narrow"/>
+          <w:sz w:val="16"/>
+          <w:szCs w:val="16"/>
+        </w:rPr>
+      </w:pPr>
+      <w:r>
+        <w:rPr>
+          <w:rFonts w:ascii="Arial Narrow" w:eastAsia="Arial Narrow" w:hAnsi="Arial Narrow" w:cs="Arial Narrow"/>
+          <w:sz w:val="16"/>
+          <w:szCs w:val="16"/>
+        </w:rPr>
+        <w:tab/>
+        <w:t xml:space="preserve"/>
+      </w:r>
+      <w:r>
+        <w:rPr>
+          <w:rFonts w:ascii="Arial Narrow" w:eastAsia="Arial Narrow" w:hAnsi="Arial Narrow" w:cs="Arial Narrow"/>
+          <w:b/>
+          <w:sz w:val="16"/>
+          <w:szCs w:val="16"/>
+        </w:rPr>
+        <w:t>Artículo 114.- Medidas correctivas</w:t>
+      </w:r>
+    </w:p>
+    <w:p>
+      <w:pPr>
+        <w:spacing w:after="0" w:line="240" w:lineRule="auto"/>
+        <w:ind w:left="567"/>
+        <w:jc w:val="both"/>
+        <w:rPr>
+          <w:rFonts w:ascii="Arial Narrow" w:eastAsia="Arial Narrow" w:hAnsi="Arial Narrow" w:cs="Arial Narrow"/>
+          <w:sz w:val="16"/>
+          <w:szCs w:val="16"/>
+        </w:rPr>
+      </w:pPr>
+      <w:r>
+        <w:rPr>
+          <w:rFonts w:ascii="Arial Narrow" w:eastAsia="Arial Narrow" w:hAnsi="Arial Narrow" w:cs="Arial Narrow"/>
+          <w:sz w:val="16"/>
+          <w:szCs w:val="16"/>
+        </w:rPr>
+        <w:t xml:space="preserve">Sin perjuicio de la sanción administrativa que corresponda al proveedor por una infracción al presente Código, el Indecopi puede dictar, en calidad de mandatos, medidas correctivas reparadoras y complementarias. </w:t>
+      </w:r>
+    </w:p>
+    <w:p>
+      <w:pPr>
+        <w:spacing w:after="0" w:line="240" w:lineRule="auto"/>
+        <w:ind w:left="567" w:hanging="567"/>
+        <w:jc w:val="both"/>
+        <w:rPr>
+          <w:rFonts w:ascii="Arial Narrow" w:eastAsia="Arial Narrow" w:hAnsi="Arial Narrow" w:cs="Arial Narrow"/>
+          <w:sz w:val="16"/>
+          <w:szCs w:val="16"/>
+        </w:rPr>
+      </w:pPr>
+      <w:r>
+        <w:rPr>
+          <w:rFonts w:ascii="Arial Narrow" w:eastAsia="Arial Narrow" w:hAnsi="Arial Narrow" w:cs="Arial Narrow"/>
+          <w:sz w:val="16"/>
+          <w:szCs w:val="16"/>
+        </w:rPr>
+        <w:tab/>
+        <w:t xml:space="preserve">Las medidas correctivas reparadoras pueden dictarse a pedido de parte o de oficio, siempre y cuando sean expresamente informadas sobre esa posibilidad en la notificación de cargo al proveedor por la autoridad encargada del procedimiento. </w:t>
+      </w:r>
+    </w:p>
+    <w:p>
+      <w:pPr>
+        <w:spacing w:after="0" w:line="240" w:lineRule="auto"/>
+        <w:ind w:left="567" w:hanging="567"/>
+        <w:jc w:val="both"/>
+        <w:rPr>
+          <w:rFonts w:ascii="Arial Narrow" w:eastAsia="Arial Narrow" w:hAnsi="Arial Narrow" w:cs="Arial Narrow"/>
+          <w:sz w:val="16"/>
+          <w:szCs w:val="16"/>
+        </w:rPr>
+      </w:pPr>
+      <w:r>
+        <w:rPr>
+          <w:rFonts w:ascii="Arial Narrow" w:eastAsia="Arial Narrow" w:hAnsi="Arial Narrow" w:cs="Arial Narrow"/>
+          <w:sz w:val="16"/>
+          <w:szCs w:val="16"/>
+        </w:rPr>
+        <w:tab/>
+        <w:t>Las medidas correctivas complementarias pueden dictarse de oficio o a pedido de parte.</w:t>
+      </w:r>
+    </w:p>
+    <w:p>
+      <w:pPr>
+        <w:spacing w:after="0" w:line="240" w:lineRule="auto"/>
+        <w:ind w:left="567" w:hanging="567"/>
+        <w:jc w:val="both"/>
+        <w:rPr>
+          <w:rFonts w:ascii="Arial Narrow" w:eastAsia="Arial Narrow" w:hAnsi="Arial Narrow" w:cs="Arial Narrow"/>
+          <w:sz w:val="16"/>
+          <w:szCs w:val="16"/>
+        </w:rPr>
+      </w:pPr>
+      <w:r>
+        <w:rPr>
+          <w:rFonts w:ascii="Arial Narrow" w:eastAsia="Arial Narrow" w:hAnsi="Arial Narrow" w:cs="Arial Narrow"/>
+          <w:b/>
+          <w:sz w:val="16"/>
+          <w:szCs w:val="16"/>
+        </w:rPr>
+        <w:tab/>
+        <w:t>Artículo 115.- Medidas correctivas reparadoras</w:t>
+      </w:r>
+    </w:p>
+    <w:p>
+      <w:pPr>
+        <w:spacing w:after="0" w:line="240" w:lineRule="auto"/>
+        <w:ind w:left="567" w:hanging="283"/>
+        <w:jc w:val="both"/>
+        <w:rPr>
+          <w:rFonts w:ascii="Arial Narrow" w:eastAsia="Arial Narrow" w:hAnsi="Arial Narrow" w:cs="Arial Narrow"/>
+          <w:sz w:val="16"/>
+          <w:szCs w:val="16"/>
+        </w:rPr>
+      </w:pPr>
+      <w:r>
+        <w:rPr>
+          <w:rFonts w:ascii="Arial Narrow" w:eastAsia="Arial Narrow" w:hAnsi="Arial Narrow" w:cs="Arial Narrow"/>
+          <w:sz w:val="16"/>
+          <w:szCs w:val="16"/>
+        </w:rPr>
+        <w:tab/>
+        <w:t>115.1 Las medidas correctivas reparadoras tienen el objeto de resarcir las consecuencias patrimoniales directas e inmediatas ocasionadas al consumidor por la infracción administrativa a su estado anterior. En caso el órgano resolutivo dicte una o varias medidas correctivas, debe considerar lo acordado por las partes durante la relación de consumo. Las medidas correctivas reparadoras pueden consistir en ordenar al proveedor infractor lo siguiente:</w:t>
+      </w:r>
+    </w:p>
+    <w:p>
+      <w:pPr>
+        <w:numPr>
+          <w:ilvl w:val="0"/>
+          <w:numId w:val="1"/>
+        </w:numPr>
+        <w:spacing w:after="0" w:line="240" w:lineRule="auto"/>
+        <w:ind w:left="567" w:firstLine="0"/>
+        <w:jc w:val="both"/>
+        <w:rPr>
+          <w:rFonts w:ascii="Arial Narrow" w:eastAsia="Arial Narrow" w:hAnsi="Arial Narrow" w:cs="Arial Narrow"/>
+          <w:sz w:val="16"/>
+          <w:szCs w:val="16"/>
+        </w:rPr>
+      </w:pPr>
+      <w:r>
+        <w:rPr>
+          <w:rFonts w:ascii="Arial Narrow" w:eastAsia="Arial Narrow" w:hAnsi="Arial Narrow" w:cs="Arial Narrow"/>
+          <w:sz w:val="16"/>
+          <w:szCs w:val="16"/>
+        </w:rPr>
+        <w:t>Reparar productos.</w:t>
+      </w:r>
+    </w:p>
+    <w:p>
+      <w:pPr>
+        <w:numPr>
+          <w:ilvl w:val="0"/>
+          <w:numId w:val="1"/>
+        </w:numPr>
+        <w:spacing w:after="0" w:line="240" w:lineRule="auto"/>
+        <w:ind w:left="567" w:firstLine="0"/>
+        <w:jc w:val="both"/>
+        <w:rPr>
+          <w:rFonts w:ascii="Arial Narrow" w:eastAsia="Arial Narrow" w:hAnsi="Arial Narrow" w:cs="Arial Narrow"/>
+          <w:sz w:val="16"/>
+          <w:szCs w:val="16"/>
+        </w:rPr>
+      </w:pPr>
+      <w:r>
+        <w:rPr>
+          <w:rFonts w:ascii="Arial Narrow" w:eastAsia="Arial Narrow" w:hAnsi="Arial Narrow" w:cs="Arial Narrow"/>
+          <w:sz w:val="16"/>
+          <w:szCs w:val="16"/>
+        </w:rPr>
+        <w:t>Cambiar productos por otros de idénticas o similares características, cuando la reparación no sea posible o no resulte razonable según las circunstancias.</w:t>
+      </w:r>
+    </w:p>
+    <w:p>
+      <w:pPr>
+        <w:numPr>
+          <w:ilvl w:val="0"/>
+          <w:numId w:val="1"/>
+        </w:numPr>
+        <w:spacing w:after="0" w:line="240" w:lineRule="auto"/>
+        <w:ind w:left="567" w:firstLine="0"/>
+        <w:jc w:val="both"/>
+        <w:rPr>
+          <w:rFonts w:ascii="Arial Narrow" w:eastAsia="Arial Narrow" w:hAnsi="Arial Narrow" w:cs="Arial Narrow"/>
+          <w:sz w:val="16"/>
+          <w:szCs w:val="16"/>
+        </w:rPr>
+      </w:pPr>
+      <w:r>
+        <w:rPr>
+          <w:rFonts w:ascii="Arial Narrow" w:eastAsia="Arial Narrow" w:hAnsi="Arial Narrow" w:cs="Arial Narrow"/>
+          <w:sz w:val="16"/>
+          <w:szCs w:val="16"/>
+        </w:rPr>
+        <w:t>Entregar un producto de idénticas características o, cuando esto no resulte posible, de similares características, en los supuestos de pérdida o deterioro atribuible al proveedor y siempre que exista interés del consumidor.</w:t>
+      </w:r>
+    </w:p>
+    <w:p>
+      <w:pPr>
+        <w:numPr>
+          <w:ilvl w:val="0"/>
+          <w:numId w:val="1"/>
+        </w:numPr>
+        <w:spacing w:after="0" w:line="240" w:lineRule="auto"/>
+        <w:ind w:left="567" w:firstLine="0"/>
+        <w:jc w:val="both"/>
+        <w:rPr>
+          <w:rFonts w:ascii="Arial Narrow" w:eastAsia="Arial Narrow" w:hAnsi="Arial Narrow" w:cs="Arial Narrow"/>
+          <w:sz w:val="16"/>
+          <w:szCs w:val="16"/>
+        </w:rPr>
+      </w:pPr>
+      <w:r>
+        <w:rPr>
+          <w:rFonts w:ascii="Arial Narrow" w:eastAsia="Arial Narrow" w:hAnsi="Arial Narrow" w:cs="Arial Narrow"/>
+          <w:sz w:val="16"/>
+          <w:szCs w:val="16"/>
+        </w:rPr>
+        <w:t>Cumplir con ejecutar la prestación u obligación asumida; y si esto no resulte posible o no sea razonable, otra de efectos equivalentes, incluyendo prestaciones dinerarias.</w:t>
+      </w:r>
+    </w:p>
+    <w:p>
+      <w:pPr>
+        <w:numPr>
+          <w:ilvl w:val="0"/>
+          <w:numId w:val="1"/>
+        </w:numPr>
+        <w:spacing w:after="0" w:line="240" w:lineRule="auto"/>
+        <w:ind w:left="567" w:firstLine="0"/>
+        <w:jc w:val="both"/>
+        <w:rPr>
+          <w:rFonts w:ascii="Arial Narrow" w:eastAsia="Arial Narrow" w:hAnsi="Arial Narrow" w:cs="Arial Narrow"/>
+          <w:sz w:val="16"/>
+          <w:szCs w:val="16"/>
+        </w:rPr>
+      </w:pPr>
+      <w:r>
+        <w:rPr>
+          <w:rFonts w:ascii="Arial Narrow" w:eastAsia="Arial Narrow" w:hAnsi="Arial Narrow" w:cs="Arial Narrow"/>
+          <w:sz w:val="16"/>
+          <w:szCs w:val="16"/>
+        </w:rPr>
+        <w:t>Cumplir con ejecutar otras prestaciones u obligaciones legales o convencionales a su cargo.</w:t>
+      </w:r>
+    </w:p>
+    <w:p>
+      <w:pPr>
+        <w:numPr>
+          <w:ilvl w:val="0"/>
+          <w:numId w:val="1"/>
+        </w:numPr>
+        <w:spacing w:after="0" w:line="240" w:lineRule="auto"/>
+        <w:ind w:left="567" w:firstLine="0"/>
+        <w:jc w:val="both"/>
+        <w:rPr>
+          <w:rFonts w:ascii="Arial Narrow" w:eastAsia="Arial Narrow" w:hAnsi="Arial Narrow" w:cs="Arial Narrow"/>
+          <w:sz w:val="16"/>
+          <w:szCs w:val="16"/>
+        </w:rPr>
+      </w:pPr>
+      <w:r>
+        <w:rPr>
+          <w:rFonts w:ascii="Arial Narrow" w:eastAsia="Arial Narrow" w:hAnsi="Arial Narrow" w:cs="Arial Narrow"/>
+          <w:sz w:val="16"/>
+          <w:szCs w:val="16"/>
+        </w:rPr>
+        <w:t>Devolver la contraprestación pagada por el consumidor, más los intereses legales correspondientes, cuando la reparación, reposición, o cumplimiento de la prestación u obligación, según sea el caso, no resulte posible o no sea razonable según las circunstancias.</w:t>
+      </w:r>
+    </w:p>
+    <w:p>
+      <w:pPr>
+        <w:numPr>
+          <w:ilvl w:val="0"/>
+          <w:numId w:val="1"/>
+        </w:numPr>
+        <w:spacing w:after="0" w:line="240" w:lineRule="auto"/>
+        <w:ind w:left="567" w:firstLine="0"/>
+        <w:jc w:val="both"/>
+        <w:rPr>
+          <w:rFonts w:ascii="Arial Narrow" w:eastAsia="Arial Narrow" w:hAnsi="Arial Narrow" w:cs="Arial Narrow"/>
+          <w:sz w:val="16"/>
+          <w:szCs w:val="16"/>
+        </w:rPr>
+      </w:pPr>
+      <w:r>
+        <w:rPr>
+          <w:rFonts w:ascii="Arial Narrow" w:eastAsia="Arial Narrow" w:hAnsi="Arial Narrow" w:cs="Arial Narrow"/>
+          <w:sz w:val="16"/>
+          <w:szCs w:val="16"/>
+        </w:rPr>
+        <w:t>En los supuestos de pagos indebidos o en exceso, devolver estos montos, más los intereses correspondientes.</w:t>
+      </w:r>
+    </w:p>
+    <w:p>
+      <w:pPr>
+        <w:numPr>
+          <w:ilvl w:val="0"/>
+          <w:numId w:val="1"/>
+        </w:numPr>
+        <w:spacing w:after="0" w:line="240" w:lineRule="auto"/>
+        <w:ind w:left="567" w:firstLine="0"/>
+        <w:jc w:val="both"/>
+        <w:rPr>
+          <w:rFonts w:ascii="Arial Narrow" w:eastAsia="Arial Narrow" w:hAnsi="Arial Narrow" w:cs="Arial Narrow"/>
+          <w:sz w:val="16"/>
+          <w:szCs w:val="16"/>
+        </w:rPr>
+      </w:pPr>
+      <w:r>
+        <w:rPr>
+          <w:rFonts w:ascii="Arial Narrow" w:eastAsia="Arial Narrow" w:hAnsi="Arial Narrow" w:cs="Arial Narrow"/>
+          <w:sz w:val="16"/>
+          <w:szCs w:val="16"/>
+        </w:rPr>
+        <w:t>Pagar los gastos incurridos por el consumidor para mitigar las consecuencias de la infracción administrativa.</w:t>
+      </w:r>
+    </w:p>
+    <w:p>
+      <w:pPr>
+        <w:numPr>
+          <w:ilvl w:val="0"/>
+          <w:numId w:val="1"/>
+        </w:numPr>
+        <w:spacing w:after="0" w:line="240" w:lineRule="auto"/>
+        <w:ind w:left="567" w:firstLine="0"/>
+        <w:jc w:val="both"/>
+        <w:rPr>
+          <w:rFonts w:ascii="Arial Narrow" w:eastAsia="Arial Narrow" w:hAnsi="Arial Narrow" w:cs="Arial Narrow"/>
+          <w:sz w:val="16"/>
+          <w:szCs w:val="16"/>
+        </w:rPr>
+      </w:pPr>
+      <w:r>
+        <w:rPr>
+          <w:rFonts w:ascii="Arial Narrow" w:eastAsia="Arial Narrow" w:hAnsi="Arial Narrow" w:cs="Arial Narrow"/>
+          <w:sz w:val="16"/>
+          <w:szCs w:val="16"/>
+        </w:rPr>
+        <w:t>Otras medidas reparadoras análogas de efectos equivalentes a las anteriores.</w:t>
+      </w:r>
+    </w:p>
+    <w:p>
+      <w:pPr>
+        <w:pStyle w:val="Sinespaciado"/>
+        <w:ind w:left="567"/>
+        <w:jc w:val="both"/>
+        <w:rPr>
+          <w:rFonts w:ascii="Arial Narrow" w:eastAsia="Arial Narrow" w:hAnsi="Arial Narrow" w:cs="Arial Narrow"/>
+          <w:sz w:val="16"/>
+          <w:szCs w:val="16"/>
+        </w:rPr>
+      </w:pPr>
+      <w:r>
+        <w:rPr>
+          <w:rFonts w:ascii="Arial Narrow" w:eastAsia="Arial Narrow" w:hAnsi="Arial Narrow" w:cs="Arial Narrow"/>
+          <w:sz w:val="16"/>
+          <w:szCs w:val="16"/>
+        </w:rPr>
+        <w:t>115.2 Las medidas correctivas reparadoras no pueden ser solicitadas de manera acumulativa conjunta, pudiendo plantearse de manera alternativa o subsidiaria, con excepción de la medida correctiva señalada en el literal h) que puede solicitarse conjuntamente con otra medida correctiva. Cuando los órganos competentes del Indecopi se pronuncian respecto de una medida correctiva reparadora, aplican el principio de congruencia procesal.</w:t>
+      </w:r>
+    </w:p>
+    <w:p>
+      <w:pPr>
+        <w:spacing w:after="0" w:line="240" w:lineRule="auto"/>
+        <w:ind w:left="567"/>
+        <w:jc w:val="both"/>
+        <w:rPr>
+          <w:rFonts w:ascii="Arial Narrow" w:eastAsia="Arial Narrow" w:hAnsi="Arial Narrow" w:cs="Arial Narrow"/>
+          <w:sz w:val="16"/>
+          <w:szCs w:val="16"/>
+        </w:rPr>
+      </w:pPr>
+      <w:r>
+        <w:rPr>
+          <w:rFonts w:ascii="Arial Narrow" w:eastAsia="Arial Narrow" w:hAnsi="Arial Narrow" w:cs="Arial Narrow"/>
+          <w:sz w:val="16"/>
+          <w:szCs w:val="16"/>
+        </w:rPr>
+        <w:t>115.3 Las medidas correctivas reparadoras pueden solicitarse en cualquier momento hasta antes de la notificación de cargo al proveedor, sin perjuicio de la facultad de secretaría técnica de la comisión de requerir al consumidor que precise la medida correctiva materia de solicitud. El consumidor puede variar su solicitud de medida correctiva hasta antes de la decisión de primera instancia, en cuyo caso se confiere traslado al proveedor para que formule su descargo.</w:t>
+      </w:r>
+    </w:p>
+    <w:p>
+      <w:pPr>
+        <w:spacing w:after="0" w:line="240" w:lineRule="auto"/>
+        <w:ind w:left="567"/>
+        <w:jc w:val="both"/>
+        <w:rPr>
+          <w:rFonts w:ascii="Arial Narrow" w:eastAsia="Arial Narrow" w:hAnsi="Arial Narrow" w:cs="Arial Narrow"/>
+          <w:sz w:val="16"/>
+          <w:szCs w:val="16"/>
+        </w:rPr>
+      </w:pPr>
+      <w:r>
+        <w:rPr>
+          <w:rFonts w:ascii="Arial Narrow" w:eastAsia="Arial Narrow" w:hAnsi="Arial Narrow" w:cs="Arial Narrow"/>
+          <w:sz w:val="16"/>
+          <w:szCs w:val="16"/>
+        </w:rPr>
+        <w:t>115.4 Corresponde al consumidor que solicita el dictado de la medida correctiva reparadora probar las consecuencias patrimoniales directas e inmediatas causadas por la comisión de la infracción administrativa.</w:t>
+      </w:r>
+    </w:p>
+    <w:p>
+      <w:pPr>
+        <w:spacing w:after="0" w:line="240" w:lineRule="auto"/>
+        <w:ind w:left="567"/>
+        <w:jc w:val="both"/>
+        <w:rPr>
+          <w:rFonts w:ascii="Arial Narrow" w:eastAsia="Arial Narrow" w:hAnsi="Arial Narrow" w:cs="Arial Narrow"/>
+          <w:sz w:val="16"/>
+          <w:szCs w:val="16"/>
+        </w:rPr>
+      </w:pPr>
+      <w:r>
+        <w:rPr>
+          <w:rFonts w:ascii="Arial Narrow" w:eastAsia="Arial Narrow" w:hAnsi="Arial Narrow" w:cs="Arial Narrow"/>
+          <w:sz w:val="16"/>
+          <w:szCs w:val="16"/>
+        </w:rPr>
+        <w:t>115.5 Los bienes o montos objeto de medidas correctivas reparadoras son entregados por el proveedor directamente al consumidor que los reclama, salvo mandato distinto contenido en la resolución. Aquellos bienes o montos materia de una medida correctiva reparadora, que por algún motivo se encuentran en posesión del Indecopi y deban ser entregados a los consumidores beneficiados, son puestos a disposición de estos.</w:t>
+      </w:r>
+    </w:p>
+    <w:p>
+      <w:pPr>
+        <w:spacing w:after="0" w:line="240" w:lineRule="auto"/>
+        <w:ind w:left="567"/>
+        <w:jc w:val="both"/>
+        <w:rPr>
+          <w:rFonts w:ascii="Arial Narrow" w:eastAsia="Arial Narrow" w:hAnsi="Arial Narrow" w:cs="Arial Narrow"/>
+          <w:sz w:val="16"/>
+          <w:szCs w:val="16"/>
+        </w:rPr>
+      </w:pPr>
+      <w:r>
+        <w:rPr>
+          <w:rFonts w:ascii="Arial Narrow" w:eastAsia="Arial Narrow" w:hAnsi="Arial Narrow" w:cs="Arial Narrow"/>
+          <w:sz w:val="16"/>
+          <w:szCs w:val="16"/>
+        </w:rPr>
+        <w:t>115.6 El extremo de la resolución final que ordena el cumplimiento de una medida correctiva reparadora a favor del consumidor constituye título ejecutivo conforme con lo dispuesto en el artículo 688 del Código Procesal Civil, una vez que quedan consentidas o causan estado en la vía administrativa. La legitimidad para obrar en los procesos civiles de ejecución corresponde a los consumidores beneficiados con la medida correctiva reparadora.</w:t>
+      </w:r>
+    </w:p>
+    <w:p>
+      <w:pPr>
+        <w:spacing w:after="0" w:line="240" w:lineRule="auto"/>
+        <w:ind w:left="567"/>
+        <w:jc w:val="both"/>
+        <w:rPr>
+          <w:rFonts w:ascii="Arial Narrow" w:eastAsia="Arial Narrow" w:hAnsi="Arial Narrow" w:cs="Arial Narrow"/>
+          <w:sz w:val="16"/>
+          <w:szCs w:val="16"/>
+        </w:rPr>
+      </w:pPr>
+      <w:r>
+        <w:rPr>
+          <w:rFonts w:ascii="Arial Narrow" w:eastAsia="Arial Narrow" w:hAnsi="Arial Narrow" w:cs="Arial Narrow"/>
+          <w:sz w:val="16"/>
+          <w:szCs w:val="16"/>
+        </w:rPr>
+        <w:t>115.7 Las medidas correctivas reparadoras como mandatos dirigidos a resarcir las consecuencias patrimoniales directas e inmediatas originadas por la infracción buscan corregir la conducta infractora y no tienen naturaleza indemnizatoria; son dictadas sin perjuicio de la indemnización por los daños y perjuicios que el consumidor puede solicitar en la vía judicial o arbitral correspondiente. No obstante, se descuenta de la indemnización patrimonial aquella satisfacción patrimonial deducible que el consumidor haya recibido a consecuencia del dictado de una medida correctiva reparadora en sede administrativa.</w:t>
+      </w:r>
+    </w:p>
+    <w:p>
+      <w:pPr>
+        <w:spacing w:after="0" w:line="240" w:lineRule="auto"/>
+        <w:ind w:left="567"/>
+        <w:jc w:val="both"/>
+        <w:rPr>
+          <w:rFonts w:ascii="Arial Narrow" w:eastAsia="Arial Narrow" w:hAnsi="Arial Narrow" w:cs="Arial Narrow"/>
+          <w:b/>
+          <w:bCs/>
+          <w:sz w:val="16"/>
+          <w:szCs w:val="16"/>
+        </w:rPr>
+      </w:pPr>
+      <w:r>
+        <w:rPr>
+          <w:rFonts w:ascii="Arial Narrow" w:eastAsia="Arial Narrow" w:hAnsi="Arial Narrow" w:cs="Arial Narrow"/>
+          <w:b/>
+          <w:bCs/>
+          <w:sz w:val="16"/>
+          <w:szCs w:val="16"/>
+        </w:rPr>
+        <w:t>Artículo 116.- Medidas correctivas complementarias</w:t>
+      </w:r>
+    </w:p>
+    <w:p>
+      <w:pPr>
+        <w:spacing w:after="0" w:line="240" w:lineRule="auto"/>
+        <w:ind w:left="567"/>
+        <w:jc w:val="both"/>
+        <w:rPr>
+          <w:rFonts w:ascii="Arial Narrow" w:eastAsia="Arial Narrow" w:hAnsi="Arial Narrow" w:cs="Arial Narrow"/>
+          <w:sz w:val="16"/>
+          <w:szCs w:val="16"/>
+        </w:rPr>
+      </w:pPr>
+      <w:r>
+        <w:rPr>
+          <w:rFonts w:ascii="Arial Narrow" w:eastAsia="Arial Narrow" w:hAnsi="Arial Narrow" w:cs="Arial Narrow"/>
+          <w:sz w:val="16"/>
+          <w:szCs w:val="16"/>
+        </w:rPr>
+        <w:t xml:space="preserve">Las medidas correctivas complementarias tienen el objeto de revertir los efectos de la conducta infractora o evitar que esta se produzca nuevamente en el futuro y pueden ser, entre otras, las siguientes: </w:t>
+      </w:r>
+    </w:p>
+    <w:p>
+      <w:pPr>
+        <w:spacing w:after="0" w:line="240" w:lineRule="auto"/>
+        <w:ind w:left="567"/>
+        <w:jc w:val="both"/>
+        <w:rPr>
+          <w:rFonts w:ascii="Arial Narrow" w:eastAsia="Arial Narrow" w:hAnsi="Arial Narrow" w:cs="Arial Narrow"/>
+          <w:sz w:val="16"/>
+          <w:szCs w:val="16"/>
+        </w:rPr>
+      </w:pPr>
+      <w:r>
+        <w:rPr>
+          <w:rFonts w:ascii="Arial Narrow" w:eastAsia="Arial Narrow" w:hAnsi="Arial Narrow" w:cs="Arial Narrow"/>
+          <w:sz w:val="16"/>
+          <w:szCs w:val="16"/>
+        </w:rPr>
+        <w:t xml:space="preserve">a. Que el proveedor cumpla con atender la solicitud de información requerida por el consumidor, siempre que dicho requerimiento guarde relación con el producto adquirido o servicio contratado. </w:t>
+      </w:r>
+    </w:p>
+    <w:p>
+      <w:pPr>
+        <w:spacing w:after="0" w:line="240" w:lineRule="auto"/>
+        <w:ind w:left="567"/>
+        <w:jc w:val="both"/>
+        <w:rPr>
+          <w:rFonts w:ascii="Arial Narrow" w:eastAsia="Arial Narrow" w:hAnsi="Arial Narrow" w:cs="Arial Narrow"/>
+          <w:sz w:val="16"/>
+          <w:szCs w:val="16"/>
+        </w:rPr>
+      </w:pPr>
+      <w:r>
+        <w:rPr>
+          <w:rFonts w:ascii="Arial Narrow" w:eastAsia="Arial Narrow" w:hAnsi="Arial Narrow" w:cs="Arial Narrow"/>
+          <w:sz w:val="16"/>
+          <w:szCs w:val="16"/>
+        </w:rPr>
+        <w:t xml:space="preserve">b. Declarar inexigibles las cláusulas que han sido identificadas como abusivas en el procedimiento. </w:t>
+      </w:r>
+    </w:p>
+    <w:p>
+      <w:pPr>
+        <w:spacing w:after="0" w:line="240" w:lineRule="auto"/>
+        <w:ind w:left="567"/>
+        <w:jc w:val="both"/>
+        <w:rPr>
+          <w:rFonts w:ascii="Arial Narrow" w:eastAsia="Arial Narrow" w:hAnsi="Arial Narrow" w:cs="Arial Narrow"/>
+          <w:sz w:val="16"/>
+          <w:szCs w:val="16"/>
+        </w:rPr>
+      </w:pPr>
+      <w:r>
+        <w:rPr>
+          <w:rFonts w:ascii="Arial Narrow" w:eastAsia="Arial Narrow" w:hAnsi="Arial Narrow" w:cs="Arial Narrow"/>
+          <w:sz w:val="16"/>
+          <w:szCs w:val="16"/>
+        </w:rPr>
+        <w:t xml:space="preserve">c. El decomiso y destrucción de la mercadería, envases, envolturas o etiquetas. </w:t>
+      </w:r>
+    </w:p>
+    <w:p>
+      <w:pPr>
+        <w:spacing w:after="0" w:line="240" w:lineRule="auto"/>
+        <w:ind w:left="567"/>
+        <w:jc w:val="both"/>
+        <w:rPr>
+          <w:rFonts w:ascii="Arial Narrow" w:eastAsia="Arial Narrow" w:hAnsi="Arial Narrow" w:cs="Arial Narrow"/>
+          <w:sz w:val="16"/>
+          <w:szCs w:val="16"/>
+        </w:rPr>
+      </w:pPr>
+      <w:r>
+        <w:rPr>
+          <w:rFonts w:ascii="Arial Narrow" w:eastAsia="Arial Narrow" w:hAnsi="Arial Narrow" w:cs="Arial Narrow"/>
+          <w:sz w:val="16"/>
+          <w:szCs w:val="16"/>
+        </w:rPr>
+        <w:t xml:space="preserve">d. En caso de infracciones muy graves y de reincidencia o reiterancia: </w:t>
+      </w:r>
+    </w:p>
+    <w:p>
+      <w:pPr>
+        <w:spacing w:after="0" w:line="240" w:lineRule="auto"/>
+        <w:ind w:left="567"/>
+        <w:jc w:val="both"/>
+        <w:rPr>
+          <w:rFonts w:ascii="Arial Narrow" w:eastAsia="Arial Narrow" w:hAnsi="Arial Narrow" w:cs="Arial Narrow"/>
+          <w:sz w:val="16"/>
+          <w:szCs w:val="16"/>
+        </w:rPr>
+      </w:pPr>
+      <w:r>
+        <w:rPr>
+          <w:rFonts w:ascii="Arial Narrow" w:eastAsia="Arial Narrow" w:hAnsi="Arial Narrow" w:cs="Arial Narrow"/>
+          <w:sz w:val="16"/>
+          <w:szCs w:val="16"/>
+        </w:rPr>
+        <w:t xml:space="preserve">(i) Solicitar a la autoridad correspondiente la clausura temporal del establecimiento industrial, comercial o de servicios por un plazo máximo de seis (6) meses. </w:t>
+      </w:r>
+    </w:p>
+    <w:p>
+      <w:pPr>
+        <w:spacing w:after="0" w:line="240" w:lineRule="auto"/>
+        <w:ind w:left="567"/>
+        <w:jc w:val="both"/>
+        <w:rPr>
+          <w:rFonts w:ascii="Arial Narrow" w:eastAsia="Arial Narrow" w:hAnsi="Arial Narrow" w:cs="Arial Narrow"/>
+          <w:sz w:val="16"/>
+          <w:szCs w:val="16"/>
+        </w:rPr>
+      </w:pPr>
+      <w:r>
+        <w:rPr>
+          <w:rFonts w:ascii="Arial Narrow" w:eastAsia="Arial Narrow" w:hAnsi="Arial Narrow" w:cs="Arial Narrow"/>
+          <w:sz w:val="16"/>
+          <w:szCs w:val="16"/>
+        </w:rPr>
+        <w:t xml:space="preserve">(ii) Solicitar a la autoridad competente la inhabilitación, temporal o permanente, del proveedor en función de los alcances de la infracción sancionada. </w:t>
+      </w:r>
+    </w:p>
+    <w:p>
+      <w:pPr>
+        <w:spacing w:after="0" w:line="240" w:lineRule="auto"/>
+        <w:ind w:left="567"/>
+        <w:jc w:val="both"/>
+        <w:rPr>
+          <w:rFonts w:ascii="Arial Narrow" w:eastAsia="Arial Narrow" w:hAnsi="Arial Narrow" w:cs="Arial Narrow"/>
+          <w:sz w:val="16"/>
+          <w:szCs w:val="16"/>
+        </w:rPr>
+      </w:pPr>
+      <w:r>
+        <w:rPr>
+          <w:rFonts w:ascii="Arial Narrow" w:eastAsia="Arial Narrow" w:hAnsi="Arial Narrow" w:cs="Arial Narrow"/>
+          <w:sz w:val="16"/>
+          <w:szCs w:val="16"/>
+        </w:rPr>
+        <w:t xml:space="preserve">e. Publicación de avisos rectificatorios o informativos en la forma que determine el Indecopi, tomando en consideración los medios que resulten idóneos para revertir los efectos que el acto objeto de sanción ha ocasionado. </w:t>
+      </w:r>
+    </w:p>
+    <w:p>
+      <w:pPr>
+        <w:spacing w:after="0" w:line="240" w:lineRule="auto"/>
+        <w:ind w:left="567"/>
+        <w:jc w:val="both"/>
+        <w:rPr>
+          <w:rFonts w:ascii="Arial Narrow" w:eastAsia="Arial Narrow" w:hAnsi="Arial Narrow" w:cs="Arial Narrow"/>
+          <w:sz w:val="16"/>
+          <w:szCs w:val="16"/>
+        </w:rPr>
+      </w:pPr>
+      <w:r>
+        <w:rPr>
+          <w:rFonts w:ascii="Arial Narrow" w:eastAsia="Arial Narrow" w:hAnsi="Arial Narrow" w:cs="Arial Narrow"/>
+          <w:sz w:val="16"/>
+          <w:szCs w:val="16"/>
+        </w:rPr>
+        <w:t xml:space="preserve">f. Cualquier otra medida correctiva que tenga el objeto de revertir los efectos de la conducta infractora o evitar que esta se produzca nuevamente en el futuro. </w:t>
+      </w:r>
+    </w:p>
+    <w:p>
+      <w:pPr>
+        <w:spacing w:after="0" w:line="240" w:lineRule="auto"/>
+        <w:ind w:left="567"/>
+        <w:jc w:val="both"/>
+        <w:rPr>
+          <w:rFonts w:ascii="Arial Narrow" w:eastAsia="Arial Narrow" w:hAnsi="Arial Narrow" w:cs="Arial Narrow"/>
+          <w:sz w:val="16"/>
+          <w:szCs w:val="16"/>
+        </w:rPr>
+      </w:pPr>
+      <w:r>
+        <w:rPr>
+          <w:rFonts w:ascii="Arial Narrow" w:eastAsia="Arial Narrow" w:hAnsi="Arial Narrow" w:cs="Arial Narrow"/>
+          <w:sz w:val="16"/>
+          <w:szCs w:val="16"/>
+        </w:rPr>
+        <w:t>El Indecopi está facultado para solicitar a la autoridad municipal y policial el apoyo respectivo para la ejecución de las medidas correctivas complementarias correspondientes.</w:t>
+      </w:r>
+    </w:p>
+    <w:p>
+      <w:pPr>
+        <w:spacing w:after="0" w:line="240" w:lineRule="auto"/>
+        <w:ind w:left="567" w:hanging="567"/>
+        <w:jc w:val="both"/>
+        <w:rPr>
+          <w:rFonts w:ascii="Arial Narrow" w:eastAsia="Arial Narrow" w:hAnsi="Arial Narrow" w:cs="Arial Narrow"/>
+          <w:sz w:val="16"/>
+          <w:szCs w:val="16"/>
+        </w:rPr>
+      </w:pPr>
+    </w:p>
+  </w:footnote>
+  <w:footnote w:id="13">
+    <w:p>
+      <w:pPr>
+        <w:pStyle w:val="Textonotapie"/>
+        <w:tabs>
+          <w:tab w:val="left" w:pos="567"/>
+        </w:tabs>
+        <w:ind w:left="567" w:hanging="567"/>
+        <w:jc w:val="both"/>
+        <w:rPr>
+          <w:rFonts w:ascii="Arial Narrow" w:eastAsia="Arial Narrow" w:hAnsi="Arial Narrow" w:cs="Arial Narrow"/>
+          <w:b/>
+          <w:sz w:val="16"/>
+          <w:szCs w:val="16"/>
+        </w:rPr>
+      </w:pPr>
+      <w:r>
+        <w:rPr>
+          <w:rStyle w:val="Refdenotaalpie"/>
+          <w:rFonts w:ascii="Arial Narrow" w:eastAsia="Arial Narrow" w:hAnsi="Arial Narrow" w:cs="Arial Narrow"/>
+          <w:sz w:val="16"/>
+          <w:szCs w:val="16"/>
+          <w:vertAlign w:val="superscript"/>
+        </w:rPr>
+        <w:footnoteRef/>
+      </w:r>
+      <w:r>
+        <w:rPr>
+          <w:rFonts w:ascii="Arial Narrow" w:eastAsia="Arial Narrow" w:hAnsi="Arial Narrow" w:cs="Arial Narrow"/>
+          <w:sz w:val="16"/>
+          <w:szCs w:val="16"/>
+        </w:rPr>
+        <w:tab/>
+        <w:t xml:space="preserve"/>
       </w:r>
       <w:r>
         <w:rPr>
@@ -10398,7 +10492,7 @@
       </w:pPr>
     </w:p>
   </w:footnote>
-  <w:footnote w:id="13">
+  <w:footnote w:id="14">
     <w:p>
       <w:pPr>
         <w:pStyle w:val="Textonotapie"/>
@@ -10430,7 +10524,8 @@
           <w:sz w:val="16"/>
           <w:szCs w:val="16"/>
         </w:rPr>
-        <w:t xml:space="preserve"> </w:t>
+        <w:tab/>
+        <w:t xml:space="preserve"/>
       </w:r>
       <w:r>
         <w:rPr>
@@ -10510,12 +10605,15 @@
       </w:pPr>
     </w:p>
   </w:footnote>
-  <w:footnote w:id="14">
+  <w:footnote w:id="15">
     <w:p>
       <w:pPr>
         <w:autoSpaceDE w:val="0"/>
         <w:autoSpaceDN w:val="0"/>
         <w:adjustRightInd w:val="0"/>
+        <w:tabs>
+          <w:tab w:val="left" w:pos="567"/>
+        </w:tabs>
         <w:spacing w:after="0" w:line="240" w:lineRule="auto"/>
         <w:ind w:left="567" w:hanging="567"/>
         <w:jc w:val="both"/>
@@ -10547,7 +10645,8 @@
           <w:sz w:val="16"/>
           <w:szCs w:val="16"/>
         </w:rPr>
-        <w:t xml:space="preserve"> </w:t>
+        <w:tab/>
+        <w:t xml:space="preserve"/>
       </w:r>
       <w:r>
         <w:rPr>
@@ -10611,7 +10710,151 @@
       </w:pPr>
     </w:p>
   </w:footnote>
-  <w:footnote w:id="15">
+  <w:footnote w:id="16">
+    <w:p>
+      <w:pPr>
+        <w:pStyle w:val="Textonotapie"/>
+        <w:tabs>
+          <w:tab w:val="left" w:pos="567"/>
+        </w:tabs>
+        <w:ind w:left="567" w:hanging="567"/>
+        <w:jc w:val="both"/>
+        <w:rPr>
+          <w:rFonts w:ascii="Arial Narrow" w:eastAsia="Arial Narrow" w:hAnsi="Arial Narrow" w:cs="Arial Narrow"/>
+          <w:sz w:val="16"/>
+          <w:szCs w:val="16"/>
+        </w:rPr>
+      </w:pPr>
+      <w:r>
+        <w:rPr>
+          <w:rStyle w:val="Refdenotaalpie"/>
+          <w:rFonts w:ascii="Arial Narrow" w:eastAsia="Arial Narrow" w:hAnsi="Arial Narrow" w:cs="Arial Narrow"/>
+          <w:sz w:val="16"/>
+          <w:szCs w:val="16"/>
+          <w:vertAlign w:val="superscript"/>
+        </w:rPr>
+        <w:footnoteRef/>
+      </w:r>
+      <w:r>
+        <w:rPr>
+          <w:rFonts w:ascii="Arial Narrow" w:eastAsia="Arial Narrow" w:hAnsi="Arial Narrow" w:cs="Arial Narrow"/>
+          <w:sz w:val="16"/>
+          <w:szCs w:val="16"/>
+        </w:rPr>
+        <w:tab/>
+        <w:t xml:space="preserve"/>
+      </w:r>
+      <w:r>
+        <w:rPr>
+          <w:rFonts w:ascii="Arial Narrow" w:eastAsia="Arial Narrow" w:hAnsi="Arial Narrow" w:cs="Arial Narrow"/>
+          <w:sz w:val="16"/>
+          <w:szCs w:val="16"/>
+        </w:rPr>
+        <w:tab/>
+      </w:r>
+      <w:r>
+        <w:rPr>
+          <w:rFonts w:ascii="Arial Narrow" w:eastAsia="Arial Narrow" w:hAnsi="Arial Narrow" w:cs="Arial Narrow"/>
+          <w:b/>
+          <w:sz w:val="16"/>
+          <w:szCs w:val="16"/>
+        </w:rPr>
+        <w:t>TEXTO ÚNICO ORDENADO DE LA LEY DEL PROCEDIMIENTO ADMINISTRATIVO GENERAL, aprobado mediante Decreto Supremo 006-2026-JUS y publicado el 30 de abril de 2026</w:t>
+      </w:r>
+    </w:p>
+    <w:p>
+      <w:pPr>
+        <w:pStyle w:val="Textonotapie"/>
+        <w:ind w:left="1134" w:hanging="567"/>
+        <w:jc w:val="both"/>
+        <w:rPr>
+          <w:rFonts w:ascii="Arial Narrow" w:eastAsia="Arial Narrow" w:hAnsi="Arial Narrow" w:cs="Arial Narrow"/>
+          <w:b/>
+          <w:bCs/>
+          <w:sz w:val="16"/>
+          <w:szCs w:val="16"/>
+        </w:rPr>
+      </w:pPr>
+      <w:r>
+        <w:rPr>
+          <w:rFonts w:ascii="Arial Narrow" w:eastAsia="Arial Narrow" w:hAnsi="Arial Narrow" w:cs="Arial Narrow"/>
+          <w:b/>
+          <w:bCs/>
+          <w:sz w:val="16"/>
+          <w:szCs w:val="16"/>
+        </w:rPr>
+        <w:t>Artículo 20. Modalidades de notificación|</w:t>
+      </w:r>
+    </w:p>
+    <w:p>
+      <w:pPr>
+        <w:pStyle w:val="Textonotapie"/>
+        <w:ind w:left="1134" w:hanging="567"/>
+        <w:jc w:val="both"/>
+        <w:rPr>
+          <w:rFonts w:ascii="Arial Narrow" w:eastAsia="Arial Narrow" w:hAnsi="Arial Narrow" w:cs="Arial Narrow"/>
+          <w:sz w:val="16"/>
+          <w:szCs w:val="16"/>
+        </w:rPr>
+      </w:pPr>
+      <w:r>
+        <w:rPr>
+          <w:rFonts w:ascii="Arial Narrow" w:eastAsia="Arial Narrow" w:hAnsi="Arial Narrow" w:cs="Arial Narrow"/>
+          <w:sz w:val="16"/>
+          <w:szCs w:val="16"/>
+        </w:rPr>
+        <w:t xml:space="preserve">20.4. </w:t>
+      </w:r>
+      <w:r>
+        <w:rPr>
+          <w:rFonts w:ascii="Arial Narrow" w:eastAsia="Arial Narrow" w:hAnsi="Arial Narrow" w:cs="Arial Narrow"/>
+          <w:sz w:val="16"/>
+          <w:szCs w:val="16"/>
+        </w:rPr>
+        <w:tab/>
+        <w:t>El administrado interesado o afectado por el acto que hubiera consignado en su escrito alguna dirección electrónica que conste en el expediente puede ser notificado a través de ese medio siempre que haya dado su autorización expresa para ello. Para este caso no es de aplicación el orden de prelación dispuesto en el numeral 20.1.</w:t>
+      </w:r>
+    </w:p>
+    <w:p>
+      <w:pPr>
+        <w:pStyle w:val="Textonotapie"/>
+        <w:ind w:left="1134"/>
+        <w:jc w:val="both"/>
+        <w:rPr>
+          <w:rFonts w:ascii="Arial Narrow" w:eastAsia="Arial Narrow" w:hAnsi="Arial Narrow" w:cs="Arial Narrow"/>
+          <w:sz w:val="16"/>
+          <w:szCs w:val="16"/>
+        </w:rPr>
+      </w:pPr>
+      <w:r>
+        <w:rPr>
+          <w:rFonts w:ascii="Arial Narrow" w:eastAsia="Arial Narrow" w:hAnsi="Arial Narrow" w:cs="Arial Narrow"/>
+          <w:sz w:val="16"/>
+          <w:szCs w:val="16"/>
+        </w:rPr>
+        <w:t xml:space="preserve">La notificación dirigida a la dirección de correo electrónico señalada por el administrado se entiende válidamente efectuada cuando la entidad reciba la respuesta de recepción de la dirección electrónica señalada por el administrado o esta sea generada en forma automática por una plataforma tecnológica o sistema informático que garantice que la notificación ha sido efectuada. La notificación surte efectos el día que conste haber sido recibida, conforme lo previsto en el numeral 2 del artículo 25. </w:t>
+      </w:r>
+    </w:p>
+    <w:p>
+      <w:pPr>
+        <w:pStyle w:val="Textonotapie"/>
+        <w:ind w:left="1134"/>
+        <w:jc w:val="both"/>
+        <w:rPr>
+          <w:rFonts w:ascii="Arial Narrow" w:eastAsia="Arial Narrow" w:hAnsi="Arial Narrow" w:cs="Arial Narrow"/>
+          <w:sz w:val="16"/>
+          <w:szCs w:val="16"/>
+        </w:rPr>
+      </w:pPr>
+      <w:r>
+        <w:rPr>
+          <w:rFonts w:ascii="Arial Narrow" w:eastAsia="Arial Narrow" w:hAnsi="Arial Narrow" w:cs="Arial Narrow"/>
+          <w:sz w:val="16"/>
+          <w:szCs w:val="16"/>
+        </w:rPr>
+        <w:t>En caso de no recibirse respuesta automática de recepción en un plazo máximo de dos (2) días hábiles contados desde el día siguiente de efectuado el acto de notificación vía correo electrónico, se procede a notificar por cédula conforme al inciso 20.1.1, volviéndose a computar el plazo establecido en el numeral 24.1 del artículo 24.</w:t>
+      </w:r>
+    </w:p>
     <w:p>
       <w:pPr>
         <w:pStyle w:val="Textonotapie"/>
@@ -10619,262 +10862,6 @@
         <w:jc w:val="both"/>
         <w:rPr>
           <w:rFonts w:ascii="Arial Narrow" w:eastAsia="Arial Narrow" w:hAnsi="Arial Narrow" w:cs="Arial Narrow"/>
-          <w:sz w:val="16"/>
-          <w:szCs w:val="16"/>
-        </w:rPr>
-      </w:pPr>
-      <w:r>
-        <w:rPr>
-          <w:rStyle w:val="Refdenotaalpie"/>
-          <w:rFonts w:ascii="Arial Narrow" w:eastAsia="Arial Narrow" w:hAnsi="Arial Narrow" w:cs="Arial Narrow"/>
-          <w:sz w:val="16"/>
-          <w:szCs w:val="16"/>
-          <w:vertAlign w:val="superscript"/>
-        </w:rPr>
-        <w:footnoteRef/>
-      </w:r>
-      <w:r>
-        <w:rPr>
-          <w:rFonts w:ascii="Arial Narrow" w:eastAsia="Arial Narrow" w:hAnsi="Arial Narrow" w:cs="Arial Narrow"/>
-          <w:sz w:val="16"/>
-          <w:szCs w:val="16"/>
-        </w:rPr>
-        <w:t xml:space="preserve"> </w:t>
-      </w:r>
-      <w:r>
-        <w:rPr>
-          <w:rFonts w:ascii="Arial Narrow" w:eastAsia="Arial Narrow" w:hAnsi="Arial Narrow" w:cs="Arial Narrow"/>
-          <w:sz w:val="16"/>
-          <w:szCs w:val="16"/>
-        </w:rPr>
-        <w:tab/>
-      </w:r>
-      <w:r>
-        <w:rPr>
-          <w:rFonts w:ascii="Arial Narrow" w:eastAsia="Arial Narrow" w:hAnsi="Arial Narrow" w:cs="Arial Narrow"/>
-          <w:b/>
-          <w:sz w:val="16"/>
-          <w:szCs w:val="16"/>
-        </w:rPr>
-        <w:t>TEXTO ÚNICO ORDENADO DE LA LEY DEL PROCEDIMIENTO ADMINISTRATIVO GENERAL, aprobado mediante Decreto Supremo 006-2026-JUS y publicado el 30 de abril de 2026</w:t>
-      </w:r>
-    </w:p>
-    <w:p>
-      <w:pPr>
-        <w:pStyle w:val="Textonotapie"/>
-        <w:ind w:left="1134" w:hanging="567"/>
-        <w:jc w:val="both"/>
-        <w:rPr>
-          <w:rFonts w:ascii="Arial Narrow" w:eastAsia="Arial Narrow" w:hAnsi="Arial Narrow" w:cs="Arial Narrow"/>
-          <w:b/>
-          <w:bCs/>
-          <w:sz w:val="16"/>
-          <w:szCs w:val="16"/>
-        </w:rPr>
-      </w:pPr>
-      <w:r>
-        <w:rPr>
-          <w:rFonts w:ascii="Arial Narrow" w:eastAsia="Arial Narrow" w:hAnsi="Arial Narrow" w:cs="Arial Narrow"/>
-          <w:b/>
-          <w:bCs/>
-          <w:sz w:val="16"/>
-          <w:szCs w:val="16"/>
-        </w:rPr>
-        <w:t>Artículo 20. Modalidades de notificación|</w:t>
-      </w:r>
-    </w:p>
-    <w:p>
-      <w:pPr>
-        <w:pStyle w:val="Textonotapie"/>
-        <w:ind w:left="1134" w:hanging="567"/>
-        <w:jc w:val="both"/>
-        <w:rPr>
-          <w:rFonts w:ascii="Arial Narrow" w:eastAsia="Arial Narrow" w:hAnsi="Arial Narrow" w:cs="Arial Narrow"/>
-          <w:sz w:val="16"/>
-          <w:szCs w:val="16"/>
-        </w:rPr>
-      </w:pPr>
-      <w:r>
-        <w:rPr>
-          <w:rFonts w:ascii="Arial Narrow" w:eastAsia="Arial Narrow" w:hAnsi="Arial Narrow" w:cs="Arial Narrow"/>
-          <w:sz w:val="16"/>
-          <w:szCs w:val="16"/>
-        </w:rPr>
-        <w:t xml:space="preserve">20.4. </w:t>
-      </w:r>
-      <w:r>
-        <w:rPr>
-          <w:rFonts w:ascii="Arial Narrow" w:eastAsia="Arial Narrow" w:hAnsi="Arial Narrow" w:cs="Arial Narrow"/>
-          <w:sz w:val="16"/>
-          <w:szCs w:val="16"/>
-        </w:rPr>
-        <w:tab/>
-        <w:t>El administrado interesado o afectado por el acto que hubiera consignado en su escrito alguna dirección electrónica que conste en el expediente puede ser notificado a través de ese medio siempre que haya dado su autorización expresa para ello. Para este caso no es de aplicación el orden de prelación dispuesto en el numeral 20.1.</w:t>
-      </w:r>
-    </w:p>
-    <w:p>
-      <w:pPr>
-        <w:pStyle w:val="Textonotapie"/>
-        <w:ind w:left="1134"/>
-        <w:jc w:val="both"/>
-        <w:rPr>
-          <w:rFonts w:ascii="Arial Narrow" w:eastAsia="Arial Narrow" w:hAnsi="Arial Narrow" w:cs="Arial Narrow"/>
-          <w:sz w:val="16"/>
-          <w:szCs w:val="16"/>
-        </w:rPr>
-      </w:pPr>
-      <w:r>
-        <w:rPr>
-          <w:rFonts w:ascii="Arial Narrow" w:eastAsia="Arial Narrow" w:hAnsi="Arial Narrow" w:cs="Arial Narrow"/>
-          <w:sz w:val="16"/>
-          <w:szCs w:val="16"/>
-        </w:rPr>
-        <w:t xml:space="preserve">La notificación dirigida a la dirección de correo electrónico señalada por el administrado se entiende válidamente efectuada cuando la entidad reciba la respuesta de recepción de la dirección electrónica señalada por el administrado o esta sea generada en forma automática por una plataforma tecnológica o sistema informático que garantice que la notificación ha sido efectuada. La notificación surte efectos el día que conste haber sido recibida, conforme lo previsto en el numeral 2 del artículo 25. </w:t>
-      </w:r>
-    </w:p>
-    <w:p>
-      <w:pPr>
-        <w:pStyle w:val="Textonotapie"/>
-        <w:ind w:left="1134"/>
-        <w:jc w:val="both"/>
-        <w:rPr>
-          <w:rFonts w:ascii="Arial Narrow" w:eastAsia="Arial Narrow" w:hAnsi="Arial Narrow" w:cs="Arial Narrow"/>
-          <w:sz w:val="16"/>
-          <w:szCs w:val="16"/>
-        </w:rPr>
-      </w:pPr>
-      <w:r>
-        <w:rPr>
-          <w:rFonts w:ascii="Arial Narrow" w:eastAsia="Arial Narrow" w:hAnsi="Arial Narrow" w:cs="Arial Narrow"/>
-          <w:sz w:val="16"/>
-          <w:szCs w:val="16"/>
-        </w:rPr>
-        <w:t>En caso de no recibirse respuesta automática de recepción en un plazo máximo de dos (2) días hábiles contados desde el día siguiente de efectuado el acto de notificación vía correo electrónico, se procede a notificar por cédula conforme al inciso 20.1.1, volviéndose a computar el plazo establecido en el numeral 24.1 del artículo 24.</w:t>
-      </w:r>
-    </w:p>
-    <w:p>
-      <w:pPr>
-        <w:pStyle w:val="Textonotapie"/>
-        <w:ind w:left="567" w:hanging="567"/>
-        <w:jc w:val="both"/>
-        <w:rPr>
-          <w:rFonts w:ascii="Arial Narrow" w:eastAsia="Arial Narrow" w:hAnsi="Arial Narrow" w:cs="Arial Narrow"/>
-          <w:sz w:val="16"/>
-          <w:szCs w:val="16"/>
-        </w:rPr>
-      </w:pPr>
-    </w:p>
-  </w:footnote>
-  <w:footnote w:id="9">
-    <w:p>
-      <w:pPr>
-        <w:pStyle w:val="Textonotapie"/>
-        <w:ind w:left="567" w:hanging="567"/>
-        <w:jc w:val="both"/>
-        <w:rPr>
-          <w:rFonts w:ascii="Arial Narrow" w:eastAsia="Arial Narrow" w:hAnsi="Arial Narrow" w:cs="Arial Narrow"/>
-          <w:b/>
-          <w:sz w:val="16"/>
-          <w:szCs w:val="16"/>
-        </w:rPr>
-      </w:pPr>
-      <w:r>
-        <w:rPr>
-          <w:rStyle w:val="Refdenotaalpie"/>
-          <w:rFonts w:ascii="Arial Narrow" w:eastAsia="Arial Narrow" w:hAnsi="Arial Narrow" w:cs="Arial Narrow"/>
-          <w:sz w:val="16"/>
-          <w:szCs w:val="16"/>
-          <w:vertAlign w:val="superscript"/>
-        </w:rPr>
-        <w:footnoteRef/>
-      </w:r>
-      <w:r>
-        <w:rPr>
-          <w:rFonts w:ascii="Arial Narrow" w:eastAsia="Arial Narrow" w:hAnsi="Arial Narrow" w:cs="Arial Narrow"/>
-          <w:sz w:val="16"/>
-          <w:szCs w:val="16"/>
-        </w:rPr>
-        <w:t xml:space="preserve"> </w:t>
-      </w:r>
-      <w:r>
-        <w:rPr>
-          <w:rFonts w:ascii="Arial Narrow" w:eastAsia="Arial Narrow" w:hAnsi="Arial Narrow" w:cs="Arial Narrow"/>
-          <w:sz w:val="16"/>
-          <w:szCs w:val="16"/>
-        </w:rPr>
-        <w:tab/>
-      </w:r>
-      <w:r>
-        <w:rPr>
-          <w:rFonts w:ascii="Arial Narrow" w:eastAsia="Arial Narrow" w:hAnsi="Arial Narrow" w:cs="Arial Narrow"/>
-          <w:b/>
-          <w:sz w:val="16"/>
-          <w:szCs w:val="16"/>
-        </w:rPr>
-        <w:t>LEY SOBRE FACULTADES, NORMAS Y ORGANIZACIÓN DEL INDECOPI, aprobada por Decreto Legislativo 807</w:t>
-      </w:r>
-    </w:p>
-    <w:p>
-      <w:pPr>
-        <w:pStyle w:val="Textonotapie"/>
-        <w:ind w:left="567"/>
-        <w:jc w:val="both"/>
-        <w:rPr>
-          <w:rFonts w:ascii="Arial Narrow" w:eastAsia="Arial Narrow" w:hAnsi="Arial Narrow" w:cs="Arial Narrow"/>
-          <w:bCs/>
-          <w:sz w:val="16"/>
-          <w:szCs w:val="16"/>
-        </w:rPr>
-      </w:pPr>
-      <w:r>
-        <w:rPr>
-          <w:rFonts w:ascii="Arial Narrow" w:eastAsia="Arial Narrow" w:hAnsi="Arial Narrow" w:cs="Arial Narrow"/>
-          <w:b/>
-          <w:sz w:val="16"/>
-          <w:szCs w:val="16"/>
-        </w:rPr>
-        <w:t xml:space="preserve">Artículo 26.- </w:t>
-      </w:r>
-      <w:r>
-        <w:rPr>
-          <w:rFonts w:ascii="Arial Narrow" w:eastAsia="Arial Narrow" w:hAnsi="Arial Narrow" w:cs="Arial Narrow"/>
-          <w:bCs/>
-          <w:sz w:val="16"/>
-          <w:szCs w:val="16"/>
-        </w:rPr>
-        <w:t xml:space="preserve">Una vez admitida a trámite la denuncia, se correrá traslado de la misma al denunciado, a fin de que este presente su descargo. El plazo para la presentación del descargo será de cinco (5) días contados desde la notificación, vencido el cual, el Secretario Técnico declarará en rebeldía al denunciado que no lo hubiera presentado. </w:t>
-      </w:r>
-    </w:p>
-    <w:p>
-      <w:pPr>
-        <w:pStyle w:val="Textonotapie"/>
-        <w:ind w:left="567"/>
-        <w:jc w:val="both"/>
-        <w:rPr>
-          <w:rFonts w:ascii="Arial Narrow" w:eastAsia="Arial Narrow" w:hAnsi="Arial Narrow" w:cs="Arial Narrow"/>
-          <w:bCs/>
-          <w:sz w:val="16"/>
-          <w:szCs w:val="16"/>
-        </w:rPr>
-      </w:pPr>
-      <w:r>
-        <w:rPr>
-          <w:rFonts w:ascii="Arial Narrow" w:eastAsia="Arial Narrow" w:hAnsi="Arial Narrow" w:cs="Arial Narrow"/>
-          <w:bCs/>
-          <w:sz w:val="16"/>
-          <w:szCs w:val="16"/>
-        </w:rPr>
-        <w:t>En el caso de los procedimientos de oficio, el plazo para la presentación de descargos correrá a partir de la fecha en la que el Secretario Técnico notifica al denunciado los hechos materia de investigación, así como la tipificación y descripción de la presunta infracción. El Secretario Técnico podrá realizar las inspecciones e investigaciones que considere necesarias, antes de enviar dicha comunicación. La notificación de la denuncia podrá efectuarse simultáneamente con la realización de una inspección, ya sea a pedido del denunciante o de oficio, en caso de que el Secretario Técnico considere que su actuación sea pertinente.</w:t>
-      </w:r>
-    </w:p>
-    <w:p>
-      <w:pPr>
-        <w:pStyle w:val="Textonotapie"/>
-        <w:ind w:left="567" w:hanging="567"/>
-        <w:jc w:val="both"/>
-        <w:rPr>
-          <w:rFonts w:ascii="Arial Narrow" w:eastAsia="Arial Narrow" w:hAnsi="Arial Narrow" w:cs="Arial Narrow"/>
-          <w:b/>
           <w:sz w:val="16"/>
           <w:szCs w:val="16"/>
         </w:rPr>

--- a/plantillas_maestras/04_seguro_proteccion_tarjetas_y_dinero/contratacion_no_consentida/2_ddos_banco_y_aseguradora/mujer/TPL_0731_2025_SEGURO_PROTECCION_TARJETAS_Y_DINERO_CONTRATACION_NO_CONSENTIDA_BANCO_MUJER_R1.docx
+++ b/plantillas_maestras/04_seguro_proteccion_tarjetas_y_dinero/contratacion_no_consentida/2_ddos_banco_y_aseguradora/mujer/TPL_0731_2025_SEGURO_PROTECCION_TARJETAS_Y_DINERO_CONTRATACION_NO_CONSENTIDA_BANCO_MUJER_R1.docx
@@ -659,7 +659,7 @@
     </w:p>
     <w:p>
       <w:pPr>
-        <w:spacing w:after="0" w:line="240" w:lineRule="auto"/>
+        <w:spacing w:before="0" w:after="0" w:line="240" w:lineRule="auto"/>
         <w:jc w:val="both"/>
         <w:rPr>
           <w:rFonts w:ascii="Arial Narrow" w:eastAsia="Arial Narrow" w:hAnsi="Arial Narrow" w:cs="Arial Narrow"/>
@@ -883,7 +883,7 @@
     </w:p>
     <w:p>
       <w:pPr>
-        <w:spacing w:after="0" w:line="240" w:lineRule="auto"/>
+        <w:spacing w:before="0" w:after="0" w:line="240" w:lineRule="auto"/>
         <w:jc w:val="both"/>
         <w:rPr>
           <w:rFonts w:ascii="Arial Narrow" w:eastAsia="Arial Narrow" w:hAnsi="Arial Narrow" w:cs="Arial Narrow"/>
@@ -936,11 +936,11 @@
     </w:p>
     <w:p>
       <w:pPr>
+        <w:spacing w:before="0" w:after="0" w:line="240" w:lineRule="auto"/>
         <w:tabs>
           <w:tab w:val="left" w:pos="567"/>
           <w:tab w:val="left" w:pos="1134"/>
         </w:tabs>
-        <w:spacing w:after="0" w:line="240" w:lineRule="auto"/>
         <w:ind w:left="1134" w:hanging="567"/>
         <w:contextualSpacing/>
         <w:jc w:val="both"/>
@@ -995,11 +995,11 @@
     </w:p>
     <w:p>
       <w:pPr>
+        <w:spacing w:before="0" w:after="0" w:line="240" w:lineRule="auto"/>
         <w:tabs>
           <w:tab w:val="left" w:pos="567"/>
           <w:tab w:val="left" w:pos="1134"/>
         </w:tabs>
-        <w:spacing w:after="0" w:line="240" w:lineRule="auto"/>
         <w:ind w:left="1134" w:hanging="567"/>
         <w:contextualSpacing/>
         <w:jc w:val="both"/>
@@ -1210,11 +1210,11 @@
     </w:p>
     <w:p>
       <w:pPr>
+        <w:spacing w:before="0" w:after="0" w:line="240" w:lineRule="auto"/>
         <w:tabs>
           <w:tab w:val="left" w:pos="567"/>
           <w:tab w:val="left" w:pos="1134"/>
         </w:tabs>
-        <w:spacing w:after="0" w:line="240" w:lineRule="auto"/>
         <w:contextualSpacing/>
         <w:jc w:val="both"/>
         <w:rPr>
@@ -1352,11 +1352,11 @@
     </w:p>
     <w:p>
       <w:pPr>
+        <w:spacing w:before="0" w:after="0" w:line="240" w:lineRule="auto"/>
         <w:tabs>
           <w:tab w:val="left" w:pos="567"/>
           <w:tab w:val="left" w:pos="1134"/>
         </w:tabs>
-        <w:spacing w:after="0" w:line="240" w:lineRule="auto"/>
         <w:contextualSpacing/>
         <w:jc w:val="both"/>
         <w:rPr>
@@ -1729,7 +1729,7 @@
     </w:p>
     <w:p>
       <w:pPr>
-        <w:spacing w:after="0" w:line="240" w:lineRule="auto"/>
+        <w:spacing w:before="0" w:after="0" w:line="240" w:lineRule="auto"/>
         <w:contextualSpacing/>
         <w:jc w:val="both"/>
         <w:rPr>
@@ -1784,7 +1784,7 @@
     </w:p>
     <w:p>
       <w:pPr>
-        <w:spacing w:after="0" w:line="240" w:lineRule="auto"/>
+        <w:spacing w:before="0" w:after="0" w:line="240" w:lineRule="auto"/>
         <w:ind w:left="567"/>
         <w:contextualSpacing/>
         <w:jc w:val="both"/>
@@ -2272,7 +2272,7 @@
     <w:p>
       <w:pPr>
         <w:pStyle w:val="Prrafodelista"/>
-        <w:spacing w:after="0" w:line="240" w:lineRule="auto"/>
+        <w:spacing w:before="0" w:after="0" w:line="240" w:lineRule="auto"/>
         <w:ind w:left="567"/>
         <w:jc w:val="both"/>
         <w:rPr>
@@ -2475,6 +2475,7 @@
     <w:p>
       <w:pPr>
         <w:pStyle w:val="Prrafodelista"/>
+        <w:spacing w:before="0" w:after="0" w:line="240" w:lineRule="auto"/>
         <w:rPr>
           <w:rFonts w:ascii="Arial Narrow" w:eastAsia="Arial Narrow" w:hAnsi="Arial Narrow" w:cs="Arial Narrow"/>
           <w:kern w:val="0"/>
@@ -2657,7 +2658,7 @@
     <w:p>
       <w:pPr>
         <w:pStyle w:val="Prrafodelista"/>
-        <w:spacing w:after="0" w:line="240" w:lineRule="auto"/>
+        <w:spacing w:before="0" w:after="0" w:line="240" w:lineRule="auto"/>
         <w:ind w:left="567"/>
         <w:jc w:val="both"/>
         <w:rPr>
@@ -2815,6 +2816,7 @@
     <w:p>
       <w:pPr>
         <w:pStyle w:val="Prrafodelista"/>
+        <w:spacing w:before="0" w:after="0" w:line="240" w:lineRule="auto"/>
         <w:rPr>
           <w:rFonts w:ascii="Arial Narrow" w:eastAsia="Arial Narrow" w:hAnsi="Arial Narrow" w:cs="Arial Narrow"/>
           <w:kern w:val="0"/>
@@ -2925,7 +2927,7 @@
     </w:p>
     <w:p>
       <w:pPr>
-        <w:spacing w:after="0" w:line="240" w:lineRule="auto"/>
+        <w:spacing w:before="0" w:after="0" w:line="240" w:lineRule="auto"/>
         <w:jc w:val="both"/>
         <w:rPr>
           <w:rFonts w:ascii="Arial Narrow" w:eastAsia="Arial Narrow" w:hAnsi="Arial Narrow" w:cs="Arial Narrow"/>
@@ -2971,7 +2973,7 @@
     </w:p>
     <w:p>
       <w:pPr>
-        <w:spacing w:after="0" w:line="240" w:lineRule="auto"/>
+        <w:spacing w:before="0" w:after="0" w:line="240" w:lineRule="auto"/>
         <w:ind w:left="567"/>
         <w:contextualSpacing/>
         <w:jc w:val="both"/>
@@ -3017,7 +3019,7 @@
     </w:p>
     <w:p>
       <w:pPr>
-        <w:spacing w:after="0" w:line="240" w:lineRule="auto"/>
+        <w:spacing w:before="0" w:after="0" w:line="240" w:lineRule="auto"/>
         <w:jc w:val="both"/>
         <w:rPr>
           <w:rFonts w:ascii="Arial Narrow" w:eastAsia="Arial Narrow" w:hAnsi="Arial Narrow" w:cs="Arial Narrow"/>
@@ -3079,7 +3081,7 @@
     <w:p>
       <w:pPr>
         <w:pStyle w:val="Prrafodelista"/>
-        <w:spacing w:after="0" w:line="240" w:lineRule="auto"/>
+        <w:spacing w:before="0" w:after="0" w:line="240" w:lineRule="auto"/>
         <w:ind w:left="567"/>
         <w:jc w:val="both"/>
         <w:rPr>
@@ -3132,7 +3134,7 @@
           <w:lang w:val="es-ES" w:eastAsia="es-ES"/>
           <w14:ligatures w14:val="none"/>
         </w:rPr>
-        <w:t xml:space="preserve">: </w:t>
+        <w:t xml:space="preserve">:</w:t>
       </w:r>
       <w:r>
         <w:rPr>
@@ -3144,6 +3146,18 @@
           <w:lang w:val="es-ES" w:eastAsia="es-ES"/>
           <w14:ligatures w14:val="none"/>
         </w:rPr>
+        <w:t xml:space="preserve"> </w:t>
+      </w:r>
+      <w:r>
+        <w:rPr>
+          <w:rFonts w:ascii="Arial Narrow" w:eastAsia="Arial Narrow" w:hAnsi="Arial Narrow" w:cs="Arial Narrow"/>
+          <w:color w:val="000000"/>
+          <w:kern w:val="0"/>
+          <w:sz w:val="22"/>
+          <w:szCs w:val="22"/>
+          <w:lang w:val="es-ES" w:eastAsia="es-ES"/>
+          <w14:ligatures w14:val="none"/>
+        </w:rPr>
         <w:t>(i) presentar una copia completa, legible y debidamente suscrita de la Póliza 8080071 y la Póliza 27330 materia de denuncia (ii) presentar los medios probatorios que acrediten que remitió la Póliza 8080071 y la Póliza 27330 al consumidor; y, (iii) presentar los medios probatorios que acrediten que los datos de correo electrónico y número telefónico consignadas en las pólizas materia de denuncia pertenecen al consumidor</w:t>
       </w:r>
       <w:r>
@@ -3158,6 +3172,24 @@
         </w:rPr>
         <w:t>.</w:t>
       </w:r>
+    </w:p>
+    <w:p>
+      <w:pPr>
+        <w:pStyle w:val="Prrafodelista"/>
+        <w:spacing w:before="0" w:after="0" w:line="240" w:lineRule="auto"/>
+        <w:ind w:left="567"/>
+        <w:jc w:val="both"/>
+        <w:rPr>
+          <w:rFonts w:ascii="Arial Narrow" w:eastAsia="Arial Narrow" w:hAnsi="Arial Narrow" w:cs="Arial Narrow"/>
+          <w:color w:val="000000"/>
+          <w:kern w:val="0"/>
+          <w:sz w:val="22"/>
+          <w:szCs w:val="22"/>
+          <w:u w:val="single"/>
+          <w:lang w:val="es-ES" w:eastAsia="es-ES"/>
+          <w14:ligatures w14:val="none"/>
+        </w:rPr>
+      </w:pPr>
     </w:p>
     <w:p>
       <w:pPr>
@@ -3176,13 +3208,7 @@
           <w14:ligatures w14:val="none"/>
         </w:rPr>
       </w:pPr>
-    </w:p>
-    <w:p>
-      <w:pPr>
-        <w:pStyle w:val="Prrafodelista"/>
-        <w:spacing w:after="0" w:line="240" w:lineRule="auto"/>
-        <w:ind w:left="567"/>
-        <w:jc w:val="both"/>
+      <w:r>
         <w:rPr>
           <w:rFonts w:ascii="Arial Narrow" w:eastAsia="Arial Narrow" w:hAnsi="Arial Narrow" w:cs="Arial Narrow"/>
           <w:color w:val="000000"/>
@@ -3193,7 +3219,8 @@
           <w:lang w:val="es-ES" w:eastAsia="es-ES"/>
           <w14:ligatures w14:val="none"/>
         </w:rPr>
-      </w:pPr>
+        <w:t xml:space="preserve">A </w:t>
+      </w:r>
       <w:r>
         <w:rPr>
           <w:rFonts w:ascii="Arial Narrow" w:eastAsia="Arial Narrow" w:hAnsi="Arial Narrow" w:cs="Arial Narrow"/>
@@ -3205,31 +3232,18 @@
           <w:lang w:val="es-ES" w:eastAsia="es-ES"/>
           <w14:ligatures w14:val="none"/>
         </w:rPr>
-        <w:t xml:space="preserve">A </w:t>
-      </w:r>
-      <w:r>
-        <w:rPr>
-          <w:rFonts w:ascii="Arial Narrow" w:eastAsia="Arial Narrow" w:hAnsi="Arial Narrow" w:cs="Arial Narrow"/>
-          <w:color w:val="000000"/>
-          <w:kern w:val="0"/>
-          <w:sz w:val="22"/>
-          <w:szCs w:val="22"/>
-          <w:u w:val="single"/>
+        <w:t>Mapfre</w:t>
+      </w:r>
+      <w:r>
+        <w:rPr>
+          <w:rFonts w:ascii="Arial Narrow" w:eastAsia="Arial Narrow" w:hAnsi="Arial Narrow" w:cs="Arial Narrow"/>
+          <w:color w:val="000000"/>
+          <w:kern w:val="0"/>
+          <w:sz w:val="22"/>
+          <w:szCs w:val="22"/>
           <w:lang w:val="es-ES" w:eastAsia="es-ES"/>
           <w14:ligatures w14:val="none"/>
         </w:rPr>
-        <w:t>Mapfre</w:t>
-      </w:r>
-      <w:r>
-        <w:rPr>
-          <w:rFonts w:ascii="Arial Narrow" w:eastAsia="Arial Narrow" w:hAnsi="Arial Narrow" w:cs="Arial Narrow"/>
-          <w:color w:val="000000"/>
-          <w:kern w:val="0"/>
-          <w:sz w:val="22"/>
-          <w:szCs w:val="22"/>
-          <w:lang w:val="es-ES" w:eastAsia="es-ES"/>
-          <w14:ligatures w14:val="none"/>
-        </w:rPr>
         <w:t>:</w:t>
       </w:r>
       <w:r>
@@ -3271,7 +3285,7 @@
     </w:p>
     <w:p>
       <w:pPr>
-        <w:spacing w:after="0" w:line="240" w:lineRule="auto"/>
+        <w:spacing w:before="0" w:after="0" w:line="240" w:lineRule="auto"/>
         <w:jc w:val="both"/>
         <w:rPr>
           <w:rFonts w:ascii="Arial Narrow" w:eastAsia="Arial Narrow" w:hAnsi="Arial Narrow" w:cs="Arial Narrow"/>
@@ -3321,26 +3335,26 @@
     </w:p>
     <w:p>
       <w:pPr>
+        <w:spacing w:before="0" w:after="0" w:line="240" w:lineRule="auto"/>
+        <w:jc w:val="both"/>
+        <w:rPr>
+          <w:rFonts w:ascii="Arial Narrow" w:eastAsia="Arial Narrow" w:hAnsi="Arial Narrow" w:cs="Arial Narrow"/>
+          <w:b/>
+          <w:color w:val="000000"/>
+          <w:kern w:val="0"/>
+          <w:sz w:val="22"/>
+          <w:szCs w:val="22"/>
+          <w:lang w:eastAsia="es-PE"/>
+          <w14:ligatures w14:val="none"/>
+        </w:rPr>
+      </w:pPr>
+    </w:p>
+    <w:p>
+      <w:pPr>
         <w:spacing w:after="0" w:line="240" w:lineRule="auto"/>
         <w:jc w:val="both"/>
         <w:rPr>
           <w:rFonts w:ascii="Arial Narrow" w:eastAsia="Arial Narrow" w:hAnsi="Arial Narrow" w:cs="Arial Narrow"/>
-          <w:b/>
-          <w:color w:val="000000"/>
-          <w:kern w:val="0"/>
-          <w:sz w:val="22"/>
-          <w:szCs w:val="22"/>
-          <w:lang w:eastAsia="es-PE"/>
-          <w14:ligatures w14:val="none"/>
-        </w:rPr>
-      </w:pPr>
-    </w:p>
-    <w:p>
-      <w:pPr>
-        <w:spacing w:after="0" w:line="240" w:lineRule="auto"/>
-        <w:jc w:val="both"/>
-        <w:rPr>
-          <w:rFonts w:ascii="Arial Narrow" w:eastAsia="Arial Narrow" w:hAnsi="Arial Narrow" w:cs="Arial Narrow"/>
           <w:color w:val="000000"/>
           <w:kern w:val="0"/>
           <w:sz w:val="22"/>
@@ -3691,7 +3705,7 @@
     </w:p>
     <w:p>
       <w:pPr>
-        <w:spacing w:after="0" w:line="240" w:lineRule="auto"/>
+        <w:spacing w:before="0" w:after="0" w:line="240" w:lineRule="auto"/>
         <w:jc w:val="both"/>
         <w:rPr>
           <w:rFonts w:ascii="Arial Narrow" w:eastAsia="Arial Narrow" w:hAnsi="Arial Narrow" w:cs="Arial Narrow"/>
@@ -3879,10 +3893,10 @@
     <w:p>
       <w:pPr>
         <w:pStyle w:val="Prrafodelista"/>
+        <w:spacing w:before="0" w:after="0" w:line="240" w:lineRule="auto"/>
         <w:tabs>
           <w:tab w:val="left" w:pos="567"/>
         </w:tabs>
-        <w:spacing w:after="0" w:line="240" w:lineRule="auto"/>
         <w:ind w:left="567"/>
         <w:jc w:val="both"/>
         <w:rPr>
@@ -4017,10 +4031,10 @@
     <w:p>
       <w:pPr>
         <w:pStyle w:val="Prrafodelista"/>
+        <w:spacing w:before="0" w:after="0" w:line="240" w:lineRule="auto"/>
         <w:tabs>
           <w:tab w:val="left" w:pos="567"/>
         </w:tabs>
-        <w:spacing w:after="0" w:line="240" w:lineRule="auto"/>
         <w:ind w:left="567"/>
         <w:jc w:val="both"/>
         <w:rPr>
@@ -4201,10 +4215,10 @@
     </w:p>
     <w:p>
       <w:pPr>
+        <w:spacing w:before="0" w:after="0" w:line="240" w:lineRule="auto"/>
         <w:tabs>
           <w:tab w:val="left" w:pos="567"/>
         </w:tabs>
-        <w:spacing w:after="0" w:line="240" w:lineRule="auto"/>
         <w:jc w:val="both"/>
         <w:rPr>
           <w:rFonts w:ascii="Arial Narrow" w:eastAsia="Arial Narrow" w:hAnsi="Arial Narrow" w:cs="Arial Narrow"/>
@@ -4372,10 +4386,10 @@
     </w:p>
     <w:p>
       <w:pPr>
+        <w:spacing w:before="0" w:after="0" w:line="240" w:lineRule="auto"/>
         <w:tabs>
           <w:tab w:val="left" w:pos="567"/>
         </w:tabs>
-        <w:spacing w:after="0" w:line="240" w:lineRule="auto"/>
         <w:jc w:val="both"/>
         <w:rPr>
           <w:rFonts w:ascii="Arial Narrow" w:eastAsia="Arial Narrow" w:hAnsi="Arial Narrow" w:cs="Arial Narrow"/>
@@ -4544,10 +4558,10 @@
     </w:p>
     <w:p>
       <w:pPr>
+        <w:spacing w:before="0" w:after="0" w:line="240" w:lineRule="auto"/>
         <w:tabs>
           <w:tab w:val="left" w:pos="567"/>
         </w:tabs>
-        <w:spacing w:after="0" w:line="240" w:lineRule="auto"/>
         <w:jc w:val="both"/>
         <w:rPr>
           <w:rFonts w:ascii="Arial Narrow" w:eastAsia="Arial Narrow" w:hAnsi="Arial Narrow" w:cs="Arial Narrow"/>
@@ -4667,10 +4681,10 @@
     </w:p>
     <w:p>
       <w:pPr>
+        <w:spacing w:before="0" w:after="0" w:line="240" w:lineRule="auto"/>
         <w:tabs>
           <w:tab w:val="left" w:pos="567"/>
         </w:tabs>
-        <w:spacing w:after="0" w:line="240" w:lineRule="auto"/>
         <w:jc w:val="both"/>
         <w:rPr>
           <w:rFonts w:ascii="Arial Narrow" w:eastAsia="Arial Narrow" w:hAnsi="Arial Narrow" w:cs="Arial Narrow"/>
@@ -4773,7 +4787,7 @@
     </w:p>
     <w:p>
       <w:pPr>
-        <w:spacing w:line="240" w:lineRule="auto"/>
+        <w:spacing w:before="0" w:after="0" w:line="240" w:lineRule="auto"/>
         <w:contextualSpacing/>
         <w:jc w:val="both"/>
         <w:rPr>
@@ -5025,7 +5039,7 @@
     </w:p>
     <w:p>
       <w:pPr>
-        <w:spacing w:after="0" w:line="240" w:lineRule="auto"/>
+        <w:spacing w:before="0" w:after="0" w:line="240" w:lineRule="auto"/>
         <w:jc w:val="both"/>
         <w:rPr>
           <w:rFonts w:ascii="Arial Narrow" w:eastAsia="Arial Narrow" w:hAnsi="Arial Narrow" w:cs="Arial Narrow"/>
@@ -5320,7 +5334,7 @@
     </w:p>
     <w:p>
       <w:pPr>
-        <w:spacing w:after="0" w:line="240" w:lineRule="auto"/>
+        <w:spacing w:before="0" w:after="0" w:line="240" w:lineRule="auto"/>
         <w:ind w:left="567"/>
         <w:jc w:val="both"/>
         <w:rPr>
@@ -5419,7 +5433,7 @@
     </w:p>
     <w:p>
       <w:pPr>
-        <w:spacing w:after="0" w:line="240" w:lineRule="auto"/>
+        <w:spacing w:before="0" w:after="0" w:line="240" w:lineRule="auto"/>
         <w:jc w:val="both"/>
         <w:rPr>
           <w:rFonts w:ascii="Arial Narrow" w:eastAsia="Arial Narrow" w:hAnsi="Arial Narrow" w:cs="Arial Narrow"/>
@@ -5816,9 +5830,86 @@
     </w:p>
     <w:p>
       <w:pPr>
+        <w:spacing w:before="0" w:after="0" w:line="240" w:lineRule="auto"/>
+        <w:contextualSpacing/>
+        <w:jc w:val="both"/>
+        <w:rPr>
+          <w:rFonts w:ascii="Arial Narrow" w:eastAsia="Arial Narrow" w:hAnsi="Arial Narrow" w:cs="Arial Narrow"/>
+          <w:color w:val="000000"/>
+          <w:kern w:val="0"/>
+          <w:sz w:val="22"/>
+          <w:szCs w:val="22"/>
+          <w:lang w:val="es-ES" w:eastAsia="es-ES"/>
+          <w14:ligatures w14:val="none"/>
+        </w:rPr>
+      </w:pPr>
+    </w:p>
+    <w:p>
+      <w:pPr>
         <w:spacing w:after="0" w:line="240" w:lineRule="auto"/>
-        <w:contextualSpacing/>
-        <w:jc w:val="both"/>
+        <w:jc w:val="both"/>
+        <w:rPr>
+          <w:rFonts w:ascii="Arial Narrow" w:eastAsia="Arial Narrow" w:hAnsi="Arial Narrow" w:cs="Arial Narrow"/>
+          <w:color w:val="000000"/>
+          <w:kern w:val="0"/>
+          <w:sz w:val="22"/>
+          <w:szCs w:val="22"/>
+          <w:lang w:eastAsia="es-ES"/>
+          <w14:ligatures w14:val="none"/>
+        </w:rPr>
+      </w:pPr>
+      <w:r>
+        <w:rPr>
+          <w:rFonts w:ascii="Arial Narrow" w:eastAsia="Arial Narrow" w:hAnsi="Arial Narrow" w:cs="Arial Narrow"/>
+          <w:b/>
+          <w:color w:val="000000"/>
+          <w:kern w:val="0"/>
+          <w:sz w:val="22"/>
+          <w:szCs w:val="22"/>
+          <w:lang w:val="es-ES" w:eastAsia="es-PE"/>
+          <w14:ligatures w14:val="none"/>
+        </w:rPr>
+        <w:t>SEXTO</w:t>
+      </w:r>
+      <w:r>
+        <w:rPr>
+          <w:rFonts w:ascii="Arial Narrow" w:eastAsia="Arial Narrow" w:hAnsi="Arial Narrow" w:cs="Arial Narrow"/>
+          <w:b/>
+          <w:color w:val="000000"/>
+          <w:kern w:val="0"/>
+          <w:sz w:val="22"/>
+          <w:szCs w:val="22"/>
+          <w:lang w:eastAsia="es-PE"/>
+          <w14:ligatures w14:val="none"/>
+        </w:rPr>
+        <w:t>:</w:t>
+      </w:r>
+      <w:r>
+        <w:rPr>
+          <w:rFonts w:ascii="Arial Narrow" w:eastAsia="Arial Narrow" w:hAnsi="Arial Narrow" w:cs="Arial Narrow"/>
+          <w:color w:val="000000"/>
+          <w:kern w:val="0"/>
+          <w:sz w:val="22"/>
+          <w:szCs w:val="22"/>
+          <w:lang w:eastAsia="es-PE"/>
+          <w14:ligatures w14:val="none"/>
+        </w:rPr>
+        <w:t xml:space="preserve"> </w:t>
+      </w:r>
+      <w:bookmarkStart w:id="12" w:name="_Hlk182351813"/>
+      <w:r>
+        <w:rPr>
+          <w:rFonts w:ascii="Arial Narrow" w:eastAsia="Arial Narrow" w:hAnsi="Arial Narrow" w:cs="Arial Narrow"/>
+          <w:color w:val="000000"/>
+          <w:kern w:val="0"/>
+          <w:sz w:val="22"/>
+          <w:szCs w:val="22"/>
+          <w:lang w:eastAsia="es-PE"/>
+          <w14:ligatures w14:val="none"/>
+        </w:rPr>
+        <w:t xml:space="preserve">requerir </w:t>
+      </w:r>
+      <w:r>
         <w:rPr>
           <w:rFonts w:ascii="Arial Narrow" w:eastAsia="Arial Narrow" w:hAnsi="Arial Narrow" w:cs="Arial Narrow"/>
           <w:color w:val="000000"/>
@@ -5828,12 +5919,135 @@
           <w:lang w:val="es-ES" w:eastAsia="es-ES"/>
           <w14:ligatures w14:val="none"/>
         </w:rPr>
-      </w:pPr>
-    </w:p>
-    <w:p>
-      <w:pPr>
-        <w:spacing w:after="0" w:line="240" w:lineRule="auto"/>
-        <w:jc w:val="both"/>
+        <w:t xml:space="preserve">que, en un </w:t>
+      </w:r>
+      <w:r>
+        <w:rPr>
+          <w:rFonts w:ascii="Arial Narrow" w:eastAsia="Arial Narrow" w:hAnsi="Arial Narrow" w:cs="Arial Narrow"/>
+          <w:color w:val="000000"/>
+          <w:kern w:val="0"/>
+          <w:sz w:val="22"/>
+          <w:szCs w:val="22"/>
+          <w:lang w:eastAsia="es-PE"/>
+          <w14:ligatures w14:val="none"/>
+        </w:rPr>
+        <w:t xml:space="preserve">plazo no </w:t>
+      </w:r>
+      <w:r>
+        <w:rPr>
+          <w:rFonts w:ascii="Arial Narrow" w:eastAsia="Arial Narrow" w:hAnsi="Arial Narrow" w:cs="Arial Narrow"/>
+          <w:color w:val="000000"/>
+          <w:kern w:val="0"/>
+          <w:sz w:val="22"/>
+          <w:szCs w:val="22"/>
+          <w:lang w:eastAsia="es-PE"/>
+          <w14:ligatures w14:val="none"/>
+        </w:rPr>
+        <w:t xml:space="preserve">mayor de cinco (5) días hábiles contado a partir del día siguiente de la notificación de la presente </w:t>
+      </w:r>
+      <w:r>
+        <w:rPr>
+          <w:rFonts w:ascii="Arial Narrow" w:eastAsia="Arial Narrow" w:hAnsi="Arial Narrow" w:cs="Arial Narrow"/>
+          <w:kern w:val="0"/>
+          <w:sz w:val="22"/>
+          <w:szCs w:val="22"/>
+          <w:lang w:eastAsia="es-PE"/>
+          <w14:ligatures w14:val="none"/>
+        </w:rPr>
+        <w:t>resolución,</w:t>
+      </w:r>
+      <w:r>
+        <w:rPr>
+          <w:rFonts w:ascii="Arial Narrow" w:eastAsia="Arial Narrow" w:hAnsi="Arial Narrow" w:cs="Arial Narrow"/>
+          <w:kern w:val="0"/>
+          <w:sz w:val="22"/>
+          <w:szCs w:val="22"/>
+          <w:lang w:eastAsia="es-PE"/>
+          <w14:ligatures w14:val="none"/>
+        </w:rPr>
+        <w:t xml:space="preserve"> Mapfre</w:t>
+      </w:r>
+      <w:r>
+        <w:rPr>
+          <w:rFonts w:ascii="Arial Narrow" w:eastAsia="Arial Narrow" w:hAnsi="Arial Narrow" w:cs="Arial Narrow"/>
+          <w:kern w:val="0"/>
+          <w:sz w:val="22"/>
+          <w:szCs w:val="22"/>
+          <w:lang w:eastAsia="es-PE"/>
+          <w14:ligatures w14:val="none"/>
+        </w:rPr>
+        <w:t xml:space="preserve"> </w:t>
+      </w:r>
+      <w:r>
+        <w:rPr>
+          <w:rFonts w:ascii="Arial Narrow" w:eastAsia="Arial Narrow" w:hAnsi="Arial Narrow" w:cs="Arial Narrow"/>
+          <w:sz w:val="22"/>
+          <w:szCs w:val="22"/>
+        </w:rPr>
+        <w:t>Perú</w:t>
+      </w:r>
+      <w:r>
+        <w:rPr>
+          <w:rFonts w:ascii="Arial Narrow" w:eastAsia="Arial Narrow" w:hAnsi="Arial Narrow" w:cs="Arial Narrow"/>
+          <w:sz w:val="22"/>
+          <w:szCs w:val="22"/>
+        </w:rPr>
+        <w:t xml:space="preserve"> </w:t>
+      </w:r>
+      <w:r>
+        <w:rPr>
+          <w:rFonts w:ascii="Arial Narrow" w:eastAsia="Arial Narrow" w:hAnsi="Arial Narrow" w:cs="Arial Narrow"/>
+          <w:sz w:val="22"/>
+          <w:szCs w:val="22"/>
+        </w:rPr>
+        <w:t>C</w:t>
+      </w:r>
+      <w:r>
+        <w:rPr>
+          <w:rFonts w:ascii="Arial Narrow" w:eastAsia="Arial Narrow" w:hAnsi="Arial Narrow" w:cs="Arial Narrow"/>
+          <w:sz w:val="22"/>
+          <w:szCs w:val="22"/>
+        </w:rPr>
+        <w:t>ompañía</w:t>
+      </w:r>
+      <w:r>
+        <w:rPr>
+          <w:rFonts w:ascii="Arial Narrow" w:eastAsia="Arial Narrow" w:hAnsi="Arial Narrow" w:cs="Arial Narrow"/>
+          <w:color w:val="000000"/>
+          <w:kern w:val="0"/>
+          <w:sz w:val="22"/>
+          <w:szCs w:val="22"/>
+          <w:shd w:val="clear" w:color="auto" w:fill="FFFFFF"/>
+          <w:lang w:eastAsia="es-PE"/>
+          <w14:ligatures w14:val="none"/>
+        </w:rPr>
+        <w:t xml:space="preserve"> de Seguros y Reaseguros S.A.</w:t>
+      </w:r>
+      <w:r>
+        <w:rPr>
+          <w:rFonts w:ascii="Arial Narrow" w:eastAsia="Arial Narrow" w:hAnsi="Arial Narrow" w:cs="Arial Narrow"/>
+          <w:kern w:val="0"/>
+          <w:sz w:val="22"/>
+          <w:szCs w:val="22"/>
+          <w:shd w:val="clear" w:color="auto" w:fill="FFFFFF"/>
+          <w:lang w:eastAsia="es-PE"/>
+          <w14:ligatures w14:val="none"/>
+        </w:rPr>
+        <w:t xml:space="preserve">, </w:t>
+      </w:r>
+      <w:r>
+        <w:rPr>
+          <w:rFonts w:ascii="Arial Narrow" w:eastAsia="Arial Narrow" w:hAnsi="Arial Narrow" w:cs="Arial Narrow"/>
+          <w:kern w:val="0"/>
+          <w:sz w:val="22"/>
+          <w:szCs w:val="22"/>
+          <w:lang w:val="es-ES" w:eastAsia="es-ES"/>
+          <w14:ligatures w14:val="none"/>
+        </w:rPr>
+        <w:t xml:space="preserve">cumpla con lo siguiente: </w:t>
+      </w:r>
+      <w:bookmarkEnd w:id="12"/>
+      <w:r>
         <w:rPr>
           <w:rFonts w:ascii="Arial Narrow" w:eastAsia="Arial Narrow" w:hAnsi="Arial Narrow" w:cs="Arial Narrow"/>
           <w:color w:val="000000"/>
@@ -5843,196 +6057,8 @@
           <w:lang w:eastAsia="es-ES"/>
           <w14:ligatures w14:val="none"/>
         </w:rPr>
-      </w:pPr>
-      <w:r>
-        <w:rPr>
-          <w:rFonts w:ascii="Arial Narrow" w:eastAsia="Arial Narrow" w:hAnsi="Arial Narrow" w:cs="Arial Narrow"/>
-          <w:b/>
-          <w:color w:val="000000"/>
-          <w:kern w:val="0"/>
-          <w:sz w:val="22"/>
-          <w:szCs w:val="22"/>
-          <w:lang w:val="es-ES" w:eastAsia="es-PE"/>
-          <w14:ligatures w14:val="none"/>
-        </w:rPr>
-        <w:t>SEXTO</w:t>
-      </w:r>
-      <w:r>
-        <w:rPr>
-          <w:rFonts w:ascii="Arial Narrow" w:eastAsia="Arial Narrow" w:hAnsi="Arial Narrow" w:cs="Arial Narrow"/>
-          <w:b/>
-          <w:color w:val="000000"/>
-          <w:kern w:val="0"/>
-          <w:sz w:val="22"/>
-          <w:szCs w:val="22"/>
-          <w:lang w:eastAsia="es-PE"/>
-          <w14:ligatures w14:val="none"/>
-        </w:rPr>
-        <w:t>:</w:t>
-      </w:r>
-      <w:r>
-        <w:rPr>
-          <w:rFonts w:ascii="Arial Narrow" w:eastAsia="Arial Narrow" w:hAnsi="Arial Narrow" w:cs="Arial Narrow"/>
-          <w:color w:val="000000"/>
-          <w:kern w:val="0"/>
-          <w:sz w:val="22"/>
-          <w:szCs w:val="22"/>
-          <w:lang w:eastAsia="es-PE"/>
-          <w14:ligatures w14:val="none"/>
-        </w:rPr>
-        <w:t xml:space="preserve"> </w:t>
-      </w:r>
-      <w:bookmarkStart w:id="12" w:name="_Hlk182351813"/>
-      <w:r>
-        <w:rPr>
-          <w:rFonts w:ascii="Arial Narrow" w:eastAsia="Arial Narrow" w:hAnsi="Arial Narrow" w:cs="Arial Narrow"/>
-          <w:color w:val="000000"/>
-          <w:kern w:val="0"/>
-          <w:sz w:val="22"/>
-          <w:szCs w:val="22"/>
-          <w:lang w:eastAsia="es-PE"/>
-          <w14:ligatures w14:val="none"/>
-        </w:rPr>
-        <w:t xml:space="preserve">requerir </w:t>
-      </w:r>
-      <w:r>
-        <w:rPr>
-          <w:rFonts w:ascii="Arial Narrow" w:eastAsia="Arial Narrow" w:hAnsi="Arial Narrow" w:cs="Arial Narrow"/>
-          <w:color w:val="000000"/>
-          <w:kern w:val="0"/>
-          <w:sz w:val="22"/>
-          <w:szCs w:val="22"/>
-          <w:lang w:val="es-ES" w:eastAsia="es-ES"/>
-          <w14:ligatures w14:val="none"/>
-        </w:rPr>
-        <w:t xml:space="preserve">que, en un </w:t>
-      </w:r>
-      <w:r>
-        <w:rPr>
-          <w:rFonts w:ascii="Arial Narrow" w:eastAsia="Arial Narrow" w:hAnsi="Arial Narrow" w:cs="Arial Narrow"/>
-          <w:color w:val="000000"/>
-          <w:kern w:val="0"/>
-          <w:sz w:val="22"/>
-          <w:szCs w:val="22"/>
-          <w:lang w:eastAsia="es-PE"/>
-          <w14:ligatures w14:val="none"/>
-        </w:rPr>
-        <w:t xml:space="preserve">plazo no </w:t>
-      </w:r>
-      <w:r>
-        <w:rPr>
-          <w:rFonts w:ascii="Arial Narrow" w:eastAsia="Arial Narrow" w:hAnsi="Arial Narrow" w:cs="Arial Narrow"/>
-          <w:color w:val="000000"/>
-          <w:kern w:val="0"/>
-          <w:sz w:val="22"/>
-          <w:szCs w:val="22"/>
-          <w:lang w:eastAsia="es-PE"/>
-          <w14:ligatures w14:val="none"/>
-        </w:rPr>
-        <w:t xml:space="preserve">mayor de cinco (5) días hábiles contado a partir del día siguiente de la notificación de la presente </w:t>
-      </w:r>
-      <w:r>
-        <w:rPr>
-          <w:rFonts w:ascii="Arial Narrow" w:eastAsia="Arial Narrow" w:hAnsi="Arial Narrow" w:cs="Arial Narrow"/>
-          <w:kern w:val="0"/>
-          <w:sz w:val="22"/>
-          <w:szCs w:val="22"/>
-          <w:lang w:eastAsia="es-PE"/>
-          <w14:ligatures w14:val="none"/>
-        </w:rPr>
-        <w:t>resolución,</w:t>
-      </w:r>
-      <w:r>
-        <w:rPr>
-          <w:rFonts w:ascii="Arial Narrow" w:eastAsia="Arial Narrow" w:hAnsi="Arial Narrow" w:cs="Arial Narrow"/>
-          <w:kern w:val="0"/>
-          <w:sz w:val="22"/>
-          <w:szCs w:val="22"/>
-          <w:lang w:eastAsia="es-PE"/>
-          <w14:ligatures w14:val="none"/>
-        </w:rPr>
-        <w:t xml:space="preserve"> Mapfre</w:t>
-      </w:r>
-      <w:r>
-        <w:rPr>
-          <w:rFonts w:ascii="Arial Narrow" w:eastAsia="Arial Narrow" w:hAnsi="Arial Narrow" w:cs="Arial Narrow"/>
-          <w:kern w:val="0"/>
-          <w:sz w:val="22"/>
-          <w:szCs w:val="22"/>
-          <w:lang w:eastAsia="es-PE"/>
-          <w14:ligatures w14:val="none"/>
-        </w:rPr>
-        <w:t xml:space="preserve"> </w:t>
-      </w:r>
-      <w:r>
-        <w:rPr>
-          <w:rFonts w:ascii="Arial Narrow" w:eastAsia="Arial Narrow" w:hAnsi="Arial Narrow" w:cs="Arial Narrow"/>
-          <w:sz w:val="22"/>
-          <w:szCs w:val="22"/>
-        </w:rPr>
-        <w:t>Perú</w:t>
-      </w:r>
-      <w:r>
-        <w:rPr>
-          <w:rFonts w:ascii="Arial Narrow" w:eastAsia="Arial Narrow" w:hAnsi="Arial Narrow" w:cs="Arial Narrow"/>
-          <w:sz w:val="22"/>
-          <w:szCs w:val="22"/>
-        </w:rPr>
-        <w:t xml:space="preserve"> </w:t>
-      </w:r>
-      <w:r>
-        <w:rPr>
-          <w:rFonts w:ascii="Arial Narrow" w:eastAsia="Arial Narrow" w:hAnsi="Arial Narrow" w:cs="Arial Narrow"/>
-          <w:sz w:val="22"/>
-          <w:szCs w:val="22"/>
-        </w:rPr>
-        <w:t>C</w:t>
-      </w:r>
-      <w:r>
-        <w:rPr>
-          <w:rFonts w:ascii="Arial Narrow" w:eastAsia="Arial Narrow" w:hAnsi="Arial Narrow" w:cs="Arial Narrow"/>
-          <w:sz w:val="22"/>
-          <w:szCs w:val="22"/>
-        </w:rPr>
-        <w:t>ompañía</w:t>
-      </w:r>
-      <w:r>
-        <w:rPr>
-          <w:rFonts w:ascii="Arial Narrow" w:eastAsia="Arial Narrow" w:hAnsi="Arial Narrow" w:cs="Arial Narrow"/>
-          <w:color w:val="000000"/>
-          <w:kern w:val="0"/>
-          <w:sz w:val="22"/>
-          <w:szCs w:val="22"/>
-          <w:shd w:val="clear" w:color="auto" w:fill="FFFFFF"/>
-          <w:lang w:eastAsia="es-PE"/>
-          <w14:ligatures w14:val="none"/>
-        </w:rPr>
-        <w:t xml:space="preserve"> de Seguros y Reaseguros S.A.</w:t>
-      </w:r>
-      <w:r>
-        <w:rPr>
-          <w:rFonts w:ascii="Arial Narrow" w:eastAsia="Arial Narrow" w:hAnsi="Arial Narrow" w:cs="Arial Narrow"/>
-          <w:kern w:val="0"/>
-          <w:sz w:val="22"/>
-          <w:szCs w:val="22"/>
-          <w:shd w:val="clear" w:color="auto" w:fill="FFFFFF"/>
-          <w:lang w:eastAsia="es-PE"/>
-          <w14:ligatures w14:val="none"/>
-        </w:rPr>
-        <w:t xml:space="preserve">, </w:t>
-      </w:r>
-      <w:r>
-        <w:rPr>
-          <w:rFonts w:ascii="Arial Narrow" w:eastAsia="Arial Narrow" w:hAnsi="Arial Narrow" w:cs="Arial Narrow"/>
-          <w:kern w:val="0"/>
-          <w:sz w:val="22"/>
-          <w:szCs w:val="22"/>
-          <w:lang w:val="es-ES" w:eastAsia="es-ES"/>
-          <w14:ligatures w14:val="none"/>
-        </w:rPr>
-        <w:t xml:space="preserve">cumpla con lo siguiente: </w:t>
-      </w:r>
-      <w:bookmarkEnd w:id="12"/>
+        <w:t>(i) presentar una copia debidamente suscrita de la Póliza 8080071 y la Póliza 27330 materia de denuncia; y, (ii) presentar todas las comunicaciones cursadas con la parte denunciante en virtud de los hechos materia de denuncia</w:t>
+      </w:r>
       <w:r>
         <w:rPr>
           <w:rFonts w:ascii="Arial Narrow" w:eastAsia="Arial Narrow" w:hAnsi="Arial Narrow" w:cs="Arial Narrow"/>
@@ -6043,24 +6069,12 @@
           <w:lang w:eastAsia="es-ES"/>
           <w14:ligatures w14:val="none"/>
         </w:rPr>
-        <w:t>(i) presentar una copia debidamente suscrita de la Póliza 8080071 y la Póliza 27330 materia de denuncia; y, (ii) presentar todas las comunicaciones cursadas con la parte denunciante en virtud de los hechos materia de denuncia</w:t>
-      </w:r>
-      <w:r>
-        <w:rPr>
-          <w:rFonts w:ascii="Arial Narrow" w:eastAsia="Arial Narrow" w:hAnsi="Arial Narrow" w:cs="Arial Narrow"/>
-          <w:color w:val="000000"/>
-          <w:kern w:val="0"/>
-          <w:sz w:val="22"/>
-          <w:szCs w:val="22"/>
-          <w:lang w:eastAsia="es-ES"/>
-          <w14:ligatures w14:val="none"/>
-        </w:rPr>
         <w:t>.</w:t>
       </w:r>
     </w:p>
     <w:p>
       <w:pPr>
-        <w:spacing w:after="0" w:line="240" w:lineRule="auto"/>
+        <w:spacing w:before="0" w:after="0" w:line="240" w:lineRule="auto"/>
         <w:jc w:val="both"/>
         <w:rPr>
           <w:rFonts w:ascii="Arial Narrow" w:eastAsia="Arial Narrow" w:hAnsi="Arial Narrow" w:cs="Arial Narrow"/>
@@ -6341,129 +6355,129 @@
     </w:p>
     <w:p>
       <w:pPr>
+        <w:spacing w:before="0" w:after="0" w:line="240" w:lineRule="auto"/>
+        <w:shd w:val="clear" w:color="auto" w:fill="FFFFFF"/>
+        <w:jc w:val="both"/>
+        <w:rPr>
+          <w:rFonts w:ascii="Arial Narrow" w:eastAsia="Arial Narrow" w:hAnsi="Arial Narrow" w:cs="Arial Narrow"/>
+          <w:b/>
+          <w:color w:val="000000"/>
+          <w:kern w:val="0"/>
+          <w:sz w:val="22"/>
+          <w:szCs w:val="22"/>
+          <w:lang w:eastAsia="es-PE"/>
+          <w14:ligatures w14:val="none"/>
+        </w:rPr>
+      </w:pPr>
+    </w:p>
+    <w:p>
+      <w:pPr>
         <w:shd w:val="clear" w:color="auto" w:fill="FFFFFF"/>
         <w:spacing w:after="0" w:line="240" w:lineRule="auto"/>
         <w:jc w:val="both"/>
         <w:rPr>
           <w:rFonts w:ascii="Arial Narrow" w:eastAsia="Arial Narrow" w:hAnsi="Arial Narrow" w:cs="Arial Narrow"/>
-          <w:b/>
-          <w:color w:val="000000"/>
-          <w:kern w:val="0"/>
-          <w:sz w:val="22"/>
-          <w:szCs w:val="22"/>
-          <w:lang w:eastAsia="es-PE"/>
-          <w14:ligatures w14:val="none"/>
-        </w:rPr>
-      </w:pPr>
-    </w:p>
-    <w:p>
-      <w:pPr>
+          <w:color w:val="000000"/>
+          <w:kern w:val="0"/>
+          <w:sz w:val="22"/>
+          <w:szCs w:val="22"/>
+          <w:lang w:eastAsia="es-PE"/>
+          <w14:ligatures w14:val="none"/>
+        </w:rPr>
+      </w:pPr>
+      <w:r>
+        <w:rPr>
+          <w:rFonts w:ascii="Arial Narrow" w:eastAsia="Arial Narrow" w:hAnsi="Arial Narrow" w:cs="Arial Narrow"/>
+          <w:b/>
+          <w:color w:val="000000"/>
+          <w:kern w:val="0"/>
+          <w:sz w:val="22"/>
+          <w:szCs w:val="22"/>
+          <w:lang w:eastAsia="es-PE"/>
+          <w14:ligatures w14:val="none"/>
+        </w:rPr>
+        <w:t>OCTAVO</w:t>
+      </w:r>
+      <w:r>
+        <w:rPr>
+          <w:rFonts w:ascii="Arial Narrow" w:eastAsia="Arial Narrow" w:hAnsi="Arial Narrow" w:cs="Arial Narrow"/>
+          <w:b/>
+          <w:color w:val="000000"/>
+          <w:kern w:val="0"/>
+          <w:sz w:val="22"/>
+          <w:szCs w:val="22"/>
+          <w:lang w:eastAsia="es-PE"/>
+          <w14:ligatures w14:val="none"/>
+        </w:rPr>
+        <w:t>:</w:t>
+      </w:r>
+      <w:r>
+        <w:rPr>
+          <w:rFonts w:ascii="Arial Narrow" w:eastAsia="Arial Narrow" w:hAnsi="Arial Narrow" w:cs="Arial Narrow"/>
+          <w:color w:val="000000"/>
+          <w:kern w:val="0"/>
+          <w:sz w:val="22"/>
+          <w:szCs w:val="22"/>
+          <w:lang w:eastAsia="es-PE"/>
+          <w14:ligatures w14:val="none"/>
+        </w:rPr>
+        <w:t xml:space="preserve"> informar a las partes que conforme a lo establecido en el artículo 39</w:t>
+      </w:r>
+      <w:r>
+        <w:rPr>
+          <w:rFonts w:ascii="Arial Narrow" w:eastAsia="Arial Narrow" w:hAnsi="Arial Narrow" w:cs="Arial Narrow"/>
+          <w:color w:val="000000"/>
+          <w:kern w:val="0"/>
+          <w:sz w:val="22"/>
+          <w:szCs w:val="22"/>
+          <w:lang w:eastAsia="es-PE"/>
+          <w14:ligatures w14:val="none"/>
+        </w:rPr>
+        <w:t/>
+      </w:r>
+      <w:r>
+        <w:rPr>
+          <w:rFonts w:ascii="Arial Narrow" w:eastAsia="Arial Narrow" w:hAnsi="Arial Narrow" w:cs="Arial Narrow"/>
+          <w:color w:val="000000"/>
+          <w:kern w:val="0"/>
+          <w:sz w:val="22"/>
+          <w:szCs w:val="22"/>
+          <w:lang w:eastAsia="es-PE"/>
+          <w14:ligatures w14:val="none"/>
+        </w:rPr>
+        <w:t xml:space="preserve"> de la Ley sobre Facultades, Normas y Organización del Indecopi, aprobada por Decreto Legislativo 807</w:t>
+      </w:r>
+      <w:r>
+        <w:rPr>
+          <w:rStyle w:val="Refdenotaalpie"/>
+          <w:rFonts w:ascii="Arial Narrow" w:eastAsia="Arial Narrow" w:hAnsi="Arial Narrow" w:cs="Arial Narrow"/>
+          <w:color w:val="000000"/>
+          <w:kern w:val="0"/>
+          <w:sz w:val="22"/>
+          <w:szCs w:val="22"/>
+          <w:vertAlign w:val="superscript"/>
+          <w:lang w:eastAsia="es-PE"/>
+          <w14:ligatures w14:val="none"/>
+        </w:rPr>
+        <w:footnoteReference w:id="14"/>
+      </w:r>
+      <w:r>
+        <w:rPr>
+          <w:rFonts w:ascii="Arial Narrow" w:eastAsia="Arial Narrow" w:hAnsi="Arial Narrow" w:cs="Arial Narrow"/>
+          <w:color w:val="000000"/>
+          <w:kern w:val="0"/>
+          <w:sz w:val="22"/>
+          <w:szCs w:val="22"/>
+          <w:lang w:eastAsia="es-PE"/>
+          <w14:ligatures w14:val="none"/>
+        </w:rPr>
+        <w:t xml:space="preserve">, los gastos por los peritajes realizados, actuación de pruebas, inspecciones y otros derivados de la tramitación del proceso serán de cargo de la parte que solicita la prueba, salvo pacto en contrario. En todos los casos, la resolución final determinará si los gastos deben ser asumidos por alguna de las partes, o reembolsados a la otra parte o al Indecopi, según sea el caso, de manera adicional a la sanción que haya podido imponerse. </w:t>
+      </w:r>
+    </w:p>
+    <w:p>
+      <w:pPr>
+        <w:spacing w:before="0" w:after="0" w:line="240" w:lineRule="auto"/>
         <w:shd w:val="clear" w:color="auto" w:fill="FFFFFF"/>
-        <w:spacing w:after="0" w:line="240" w:lineRule="auto"/>
-        <w:jc w:val="both"/>
-        <w:rPr>
-          <w:rFonts w:ascii="Arial Narrow" w:eastAsia="Arial Narrow" w:hAnsi="Arial Narrow" w:cs="Arial Narrow"/>
-          <w:color w:val="000000"/>
-          <w:kern w:val="0"/>
-          <w:sz w:val="22"/>
-          <w:szCs w:val="22"/>
-          <w:lang w:eastAsia="es-PE"/>
-          <w14:ligatures w14:val="none"/>
-        </w:rPr>
-      </w:pPr>
-      <w:r>
-        <w:rPr>
-          <w:rFonts w:ascii="Arial Narrow" w:eastAsia="Arial Narrow" w:hAnsi="Arial Narrow" w:cs="Arial Narrow"/>
-          <w:b/>
-          <w:color w:val="000000"/>
-          <w:kern w:val="0"/>
-          <w:sz w:val="22"/>
-          <w:szCs w:val="22"/>
-          <w:lang w:eastAsia="es-PE"/>
-          <w14:ligatures w14:val="none"/>
-        </w:rPr>
-        <w:t>OCTAVO</w:t>
-      </w:r>
-      <w:r>
-        <w:rPr>
-          <w:rFonts w:ascii="Arial Narrow" w:eastAsia="Arial Narrow" w:hAnsi="Arial Narrow" w:cs="Arial Narrow"/>
-          <w:b/>
-          <w:color w:val="000000"/>
-          <w:kern w:val="0"/>
-          <w:sz w:val="22"/>
-          <w:szCs w:val="22"/>
-          <w:lang w:eastAsia="es-PE"/>
-          <w14:ligatures w14:val="none"/>
-        </w:rPr>
-        <w:t>:</w:t>
-      </w:r>
-      <w:r>
-        <w:rPr>
-          <w:rFonts w:ascii="Arial Narrow" w:eastAsia="Arial Narrow" w:hAnsi="Arial Narrow" w:cs="Arial Narrow"/>
-          <w:color w:val="000000"/>
-          <w:kern w:val="0"/>
-          <w:sz w:val="22"/>
-          <w:szCs w:val="22"/>
-          <w:lang w:eastAsia="es-PE"/>
-          <w14:ligatures w14:val="none"/>
-        </w:rPr>
-        <w:t xml:space="preserve"> informar a las partes que conforme a lo establecido en el artículo 39</w:t>
-      </w:r>
-      <w:r>
-        <w:rPr>
-          <w:rFonts w:ascii="Arial Narrow" w:eastAsia="Arial Narrow" w:hAnsi="Arial Narrow" w:cs="Arial Narrow"/>
-          <w:color w:val="000000"/>
-          <w:kern w:val="0"/>
-          <w:sz w:val="22"/>
-          <w:szCs w:val="22"/>
-          <w:lang w:eastAsia="es-PE"/>
-          <w14:ligatures w14:val="none"/>
-        </w:rPr>
-        <w:t/>
-      </w:r>
-      <w:r>
-        <w:rPr>
-          <w:rFonts w:ascii="Arial Narrow" w:eastAsia="Arial Narrow" w:hAnsi="Arial Narrow" w:cs="Arial Narrow"/>
-          <w:color w:val="000000"/>
-          <w:kern w:val="0"/>
-          <w:sz w:val="22"/>
-          <w:szCs w:val="22"/>
-          <w:lang w:eastAsia="es-PE"/>
-          <w14:ligatures w14:val="none"/>
-        </w:rPr>
-        <w:t xml:space="preserve"> de la Ley sobre Facultades, Normas y Organización del Indecopi, aprobada por Decreto Legislativo 807</w:t>
-      </w:r>
-      <w:r>
-        <w:rPr>
-          <w:rStyle w:val="Refdenotaalpie"/>
-          <w:rFonts w:ascii="Arial Narrow" w:eastAsia="Arial Narrow" w:hAnsi="Arial Narrow" w:cs="Arial Narrow"/>
-          <w:color w:val="000000"/>
-          <w:kern w:val="0"/>
-          <w:sz w:val="22"/>
-          <w:szCs w:val="22"/>
-          <w:vertAlign w:val="superscript"/>
-          <w:lang w:eastAsia="es-PE"/>
-          <w14:ligatures w14:val="none"/>
-        </w:rPr>
-        <w:footnoteReference w:id="14"/>
-      </w:r>
-      <w:r>
-        <w:rPr>
-          <w:rFonts w:ascii="Arial Narrow" w:eastAsia="Arial Narrow" w:hAnsi="Arial Narrow" w:cs="Arial Narrow"/>
-          <w:color w:val="000000"/>
-          <w:kern w:val="0"/>
-          <w:sz w:val="22"/>
-          <w:szCs w:val="22"/>
-          <w:lang w:eastAsia="es-PE"/>
-          <w14:ligatures w14:val="none"/>
-        </w:rPr>
-        <w:t xml:space="preserve">, los gastos por los peritajes realizados, actuación de pruebas, inspecciones y otros derivados de la tramitación del proceso serán de cargo de la parte que solicita la prueba, salvo pacto en contrario. En todos los casos, la resolución final determinará si los gastos deben ser asumidos por alguna de las partes, o reembolsados a la otra parte o al Indecopi, según sea el caso, de manera adicional a la sanción que haya podido imponerse. </w:t>
-      </w:r>
-    </w:p>
-    <w:p>
-      <w:pPr>
-        <w:shd w:val="clear" w:color="auto" w:fill="FFFFFF"/>
-        <w:spacing w:after="0" w:line="240" w:lineRule="auto"/>
         <w:jc w:val="both"/>
         <w:rPr>
           <w:rFonts w:ascii="Arial Narrow" w:eastAsia="Arial Narrow" w:hAnsi="Arial Narrow" w:cs="Arial Narrow"/>
@@ -6588,15 +6602,86 @@
     </w:p>
     <w:p>
       <w:pPr>
+        <w:spacing w:before="0" w:after="0" w:line="240" w:lineRule="auto"/>
+        <w:suppressAutoHyphens/>
+        <w:jc w:val="both"/>
+        <w:rPr>
+          <w:rFonts w:ascii="Arial Narrow" w:eastAsia="Arial Narrow" w:hAnsi="Arial Narrow" w:cs="Arial Narrow"/>
+          <w:kern w:val="0"/>
+          <w:sz w:val="22"/>
+          <w:szCs w:val="22"/>
+          <w:u w:val="single"/>
+          <w14:ligatures w14:val="none"/>
+        </w:rPr>
+      </w:pPr>
+    </w:p>
+    <w:p>
+      <w:pPr>
         <w:suppressAutoHyphens/>
         <w:spacing w:after="0" w:line="240" w:lineRule="auto"/>
         <w:jc w:val="both"/>
         <w:rPr>
           <w:rFonts w:ascii="Arial Narrow" w:eastAsia="Arial Narrow" w:hAnsi="Arial Narrow" w:cs="Arial Narrow"/>
-          <w:kern w:val="0"/>
-          <w:sz w:val="22"/>
-          <w:szCs w:val="22"/>
-          <w:u w:val="single"/>
+          <w:color w:val="000000"/>
+          <w:kern w:val="0"/>
+          <w:sz w:val="22"/>
+          <w:szCs w:val="22"/>
+          <w:lang w:eastAsia="es-PE"/>
+          <w14:ligatures w14:val="none"/>
+        </w:rPr>
+      </w:pPr>
+      <w:r>
+        <w:rPr>
+          <w:rFonts w:ascii="Arial Narrow" w:eastAsia="Arial Narrow" w:hAnsi="Arial Narrow" w:cs="Arial Narrow"/>
+          <w:b/>
+          <w:color w:val="000000"/>
+          <w:kern w:val="0"/>
+          <w:sz w:val="22"/>
+          <w:szCs w:val="22"/>
+          <w:lang w:eastAsia="es-PE"/>
+          <w14:ligatures w14:val="none"/>
+        </w:rPr>
+        <w:t>DÉCIMO:</w:t>
+      </w:r>
+      <w:r>
+        <w:rPr>
+          <w:rFonts w:ascii="Arial Narrow" w:eastAsia="Arial Narrow" w:hAnsi="Arial Narrow" w:cs="Arial Narrow"/>
+          <w:color w:val="000000"/>
+          <w:kern w:val="0"/>
+          <w:sz w:val="22"/>
+          <w:szCs w:val="22"/>
+          <w:lang w:eastAsia="es-PE"/>
+          <w14:ligatures w14:val="none"/>
+        </w:rPr>
+        <w:t xml:space="preserve"> </w:t>
+      </w:r>
+      <w:r>
+        <w:rPr>
+          <w:rFonts w:ascii="Arial Narrow" w:eastAsia="Arial Narrow" w:hAnsi="Arial Narrow" w:cs="Arial Narrow"/>
+          <w:color w:val="000000"/>
+          <w:kern w:val="0"/>
+          <w:sz w:val="22"/>
+          <w:szCs w:val="22"/>
+          <w:lang w:eastAsia="es-PE"/>
+          <w14:ligatures w14:val="none"/>
+        </w:rPr>
+        <w:t xml:space="preserve">poner en conocimiento de las partes que, antes de la emisión de la Resolución Final, tienen la posibilidad de formular su desistimiento o presentar el acuerdo arribado mediante la conciliación, mediación, transacción o cualquier otro que, de forma indubitable, deje constancia que se ha solucionado la controversia materia de denuncia.</w:t>
+      </w:r>
+      <w:bookmarkStart w:id="13" w:name="h.gjdgxs" w:colFirst="0" w:colLast="0"/>
+      <w:bookmarkEnd w:id="13"/>
+    </w:p>
+    <w:p>
+      <w:pPr>
+        <w:spacing w:before="0" w:after="0" w:line="240" w:lineRule="auto"/>
+        <w:suppressAutoHyphens/>
+        <w:jc w:val="both"/>
+        <w:rPr>
+          <w:rFonts w:ascii="Arial Narrow" w:eastAsia="Arial Narrow" w:hAnsi="Arial Narrow" w:cs="Arial Narrow"/>
+          <w:color w:val="000000"/>
+          <w:kern w:val="0"/>
+          <w:sz w:val="22"/>
+          <w:szCs w:val="22"/>
+          <w:lang w:eastAsia="es-PE"/>
           <w14:ligatures w14:val="none"/>
         </w:rPr>
       </w:pPr>
@@ -6608,361 +6693,290 @@
         <w:jc w:val="both"/>
         <w:rPr>
           <w:rFonts w:ascii="Arial Narrow" w:eastAsia="Arial Narrow" w:hAnsi="Arial Narrow" w:cs="Arial Narrow"/>
-          <w:color w:val="000000"/>
-          <w:kern w:val="0"/>
-          <w:sz w:val="22"/>
-          <w:szCs w:val="22"/>
-          <w:lang w:eastAsia="es-PE"/>
-          <w14:ligatures w14:val="none"/>
-        </w:rPr>
-      </w:pPr>
-      <w:r>
-        <w:rPr>
-          <w:rFonts w:ascii="Arial Narrow" w:eastAsia="Arial Narrow" w:hAnsi="Arial Narrow" w:cs="Arial Narrow"/>
-          <w:b/>
-          <w:color w:val="000000"/>
-          <w:kern w:val="0"/>
-          <w:sz w:val="22"/>
-          <w:szCs w:val="22"/>
-          <w:lang w:eastAsia="es-PE"/>
-          <w14:ligatures w14:val="none"/>
-        </w:rPr>
-        <w:t>DÉCIMO:</w:t>
-      </w:r>
-      <w:r>
-        <w:rPr>
-          <w:rFonts w:ascii="Arial Narrow" w:eastAsia="Arial Narrow" w:hAnsi="Arial Narrow" w:cs="Arial Narrow"/>
-          <w:color w:val="000000"/>
-          <w:kern w:val="0"/>
-          <w:sz w:val="22"/>
-          <w:szCs w:val="22"/>
-          <w:lang w:eastAsia="es-PE"/>
-          <w14:ligatures w14:val="none"/>
+          <w:sz w:val="22"/>
+          <w:szCs w:val="22"/>
+        </w:rPr>
+      </w:pPr>
+      <w:r>
+        <w:rPr>
+          <w:rFonts w:ascii="Arial Narrow" w:eastAsia="Arial Narrow" w:hAnsi="Arial Narrow" w:cs="Arial Narrow"/>
+          <w:b/>
+          <w:spacing w:val="-3"/>
+          <w:kern w:val="0"/>
+          <w14:ligatures w14:val="none"/>
+          <w:sz w:val="22"/>
+          <w:szCs w:val="22"/>
+        </w:rPr>
+        <w:t xml:space="preserve">DÉCIMO PRIMERO:</w:t>
+      </w:r>
+      <w:r>
+        <w:rPr>
+          <w:rFonts w:ascii="Arial Narrow" w:eastAsia="Arial Narrow" w:hAnsi="Arial Narrow" w:cs="Arial Narrow"/>
+          <w:spacing w:val="-3"/>
+          <w:kern w:val="0"/>
+          <w14:ligatures w14:val="none"/>
+          <w:sz w:val="22"/>
+          <w:szCs w:val="22"/>
         </w:rPr>
         <w:t xml:space="preserve"> </w:t>
       </w:r>
       <w:r>
         <w:rPr>
           <w:rFonts w:ascii="Arial Narrow" w:eastAsia="Arial Narrow" w:hAnsi="Arial Narrow" w:cs="Arial Narrow"/>
-          <w:color w:val="000000"/>
-          <w:kern w:val="0"/>
-          <w:sz w:val="22"/>
-          <w:szCs w:val="22"/>
-          <w:lang w:eastAsia="es-PE"/>
-          <w14:ligatures w14:val="none"/>
-        </w:rPr>
-        <w:t xml:space="preserve">poner en conocimiento de las partes que, antes de la emisión de la Resolución Final, tienen la posibilidad de formular su desistimiento o presentar el acuerdo arribado mediante la conciliación, mediación, transacción o cualquier otro que, de forma indubitable, deje constancia que se ha solucionado la controversia materia de denuncia.</w:t>
-      </w:r>
-      <w:bookmarkStart w:id="13" w:name="h.gjdgxs" w:colFirst="0" w:colLast="0"/>
-      <w:bookmarkEnd w:id="13"/>
-    </w:p>
-    <w:p>
-      <w:pPr>
+          <w:spacing w:val="-3"/>
+          <w:kern w:val="0"/>
+          <w14:ligatures w14:val="none"/>
+          <w:sz w:val="22"/>
+          <w:szCs w:val="22"/>
+        </w:rPr>
+        <w:t xml:space="preserve">requerir a la señora [APELLIDO] Velásquez y Banco Ripley Perú S.A. para que, dentro del plazo de dos (2) días hábiles siguientes a la fecha en que reciba la notificación en su bandeja de correo electrónico, efectúe la confirmación de recepción de la notificación remitida por este despacho a su correo electrónico, de conformidad con el segundo párrafo del numeral 4 del artículo 20 del Texto Único Ordenado de la Ley del Procedimiento Administrativo General, aprobado mediante Decreto Supremo 006-2026-JUS, bajo apercibimiento de rehacer el acto de notificación y notificarle conforme al numeral 1 del artículo 20 del citado cuerpo normativo.</w:t>
+      </w:r>
+      <w:r>
+        <w:rPr>
+          <w:rFonts w:ascii="Arial Narrow" w:eastAsia="Arial Narrow" w:hAnsi="Arial Narrow" w:cs="Arial Narrow"/>
+          <w:sz w:val="22"/>
+          <w:szCs w:val="22"/>
+        </w:rPr>
+        <w:t/>
+      </w:r>
+      <w:r>
+        <w:rPr>
+          <w:rFonts w:ascii="Arial Narrow" w:eastAsia="Arial Narrow" w:hAnsi="Arial Narrow" w:cs="Arial Narrow"/>
+          <w:spacing w:val="-3"/>
+          <w:kern w:val="0"/>
+          <w14:ligatures w14:val="none"/>
+          <w:sz w:val="22"/>
+          <w:szCs w:val="22"/>
+        </w:rPr>
+        <w:t/>
+      </w:r>
+      <w:r>
+        <w:rPr>
+          <w:rFonts w:ascii="Arial Narrow" w:eastAsia="Arial Narrow" w:hAnsi="Arial Narrow" w:cs="Arial Narrow"/>
+          <w:spacing w:val="-3"/>
+          <w:kern w:val="0"/>
+          <w14:ligatures w14:val="none"/>
+          <w:sz w:val="22"/>
+          <w:szCs w:val="22"/>
+        </w:rPr>
+        <w:t xml:space="preserve"/>
+      </w:r>
+      <w:bookmarkStart w:id="14" w:name="_Hlk182351875"/>
+      <w:r>
+        <w:rPr>
+          <w:rFonts w:ascii="Arial Narrow" w:eastAsia="Arial Narrow" w:hAnsi="Arial Narrow" w:cs="Arial Narrow"/>
+          <w:spacing w:val="-3"/>
+          <w:kern w:val="0"/>
+          <w14:ligatures w14:val="none"/>
+          <w:sz w:val="22"/>
+          <w:szCs w:val="22"/>
+        </w:rPr>
+        <w:t/>
+      </w:r>
+      <w:r>
+        <w:rPr>
+          <w:rFonts w:ascii="Arial Narrow" w:eastAsia="Arial Narrow" w:hAnsi="Arial Narrow" w:cs="Arial Narrow"/>
+          <w:spacing w:val="-3"/>
+          <w:kern w:val="0"/>
+          <w14:ligatures w14:val="none"/>
+          <w:sz w:val="22"/>
+          <w:szCs w:val="22"/>
+        </w:rPr>
+        <w:t xml:space="preserve"/>
+      </w:r>
+      <w:r>
+        <w:rPr>
+          <w:rFonts w:ascii="Arial Narrow" w:eastAsia="Arial Narrow" w:hAnsi="Arial Narrow" w:cs="Arial Narrow"/>
+          <w:spacing w:val="-3"/>
+          <w:kern w:val="0"/>
+          <w14:ligatures w14:val="none"/>
+          <w:sz w:val="22"/>
+          <w:szCs w:val="22"/>
+        </w:rPr>
+        <w:t xml:space="preserve"/>
+      </w:r>
+      <w:r>
+        <w:rPr>
+          <w:rFonts w:ascii="Arial Narrow" w:eastAsia="Arial Narrow" w:hAnsi="Arial Narrow" w:cs="Arial Narrow"/>
+          <w:kern w:val="0"/>
+          <w14:ligatures w14:val="none"/>
+          <w:sz w:val="22"/>
+          <w:szCs w:val="22"/>
+        </w:rPr>
+        <w:t xml:space="preserve"/>
+      </w:r>
+      <w:r>
+        <w:rPr>
+          <w:rFonts w:ascii="Arial Narrow" w:eastAsia="Arial Narrow" w:hAnsi="Arial Narrow" w:cs="Arial Narrow"/>
+          <w:kern w:val="0"/>
+          <w14:ligatures w14:val="none"/>
+          <w:sz w:val="22"/>
+          <w:szCs w:val="22"/>
+        </w:rPr>
+        <w:t/>
+      </w:r>
+      <w:r>
+        <w:rPr>
+          <w:rFonts w:ascii="Arial Narrow" w:eastAsia="Arial Narrow" w:hAnsi="Arial Narrow" w:cs="Arial Narrow"/>
+          <w:spacing w:val="-3"/>
+          <w:kern w:val="0"/>
+          <w14:ligatures w14:val="none"/>
+          <w:sz w:val="22"/>
+          <w:szCs w:val="22"/>
+        </w:rPr>
+        <w:t xml:space="preserve"/>
+      </w:r>
+      <w:r>
+        <w:rPr>
+          <w:rFonts w:ascii="Arial Narrow" w:eastAsia="Arial Narrow" w:hAnsi="Arial Narrow" w:cs="Arial Narrow"/>
+          <w:spacing w:val="-3"/>
+          <w:kern w:val="0"/>
+          <w14:ligatures w14:val="none"/>
+          <w:sz w:val="22"/>
+          <w:szCs w:val="22"/>
+        </w:rPr>
+        <w:t xml:space="preserve"/>
+      </w:r>
+      <w:r>
+        <w:rPr>
+          <w:rFonts w:ascii="Arial Narrow" w:eastAsia="Arial Narrow" w:hAnsi="Arial Narrow" w:cs="Arial Narrow"/>
+          <w:color w:val="000000"/>
+          <w:kern w:val="0"/>
+          <w:sz w:val="22"/>
+          <w:szCs w:val="22"/>
+          <w:shd w:val="clear" w:color="auto" w:fill="FFFFFF"/>
+          <w:lang w:eastAsia="es-PE"/>
+          <w14:ligatures w14:val="none"/>
+        </w:rPr>
+        <w:t xml:space="preserve"/>
+      </w:r>
+      <w:r>
+        <w:rPr>
+          <w:rFonts w:ascii="Arial Narrow" w:eastAsia="Arial Narrow" w:hAnsi="Arial Narrow" w:cs="Arial Narrow"/>
+          <w:color w:val="000000"/>
+          <w:kern w:val="0"/>
+          <w:sz w:val="22"/>
+          <w:szCs w:val="22"/>
+          <w:shd w:val="clear" w:color="auto" w:fill="FFFFFF"/>
+          <w:lang w:eastAsia="es-PE"/>
+          <w14:ligatures w14:val="none"/>
+        </w:rPr>
+        <w:t/>
+      </w:r>
+      <w:r>
+        <w:rPr>
+          <w:rFonts w:ascii="Arial Narrow" w:eastAsia="Arial Narrow" w:hAnsi="Arial Narrow" w:cs="Arial Narrow"/>
+          <w:color w:val="000000"/>
+          <w:kern w:val="0"/>
+          <w:sz w:val="22"/>
+          <w:szCs w:val="22"/>
+          <w:shd w:val="clear" w:color="auto" w:fill="FFFFFF"/>
+          <w:lang w:eastAsia="es-PE"/>
+          <w14:ligatures w14:val="none"/>
+        </w:rPr>
+        <w:t xml:space="preserve"/>
+      </w:r>
+      <w:r>
+        <w:rPr>
+          <w:rFonts w:ascii="Arial Narrow" w:eastAsia="Arial Narrow" w:hAnsi="Arial Narrow" w:cs="Arial Narrow"/>
+          <w:kern w:val="0"/>
+          <w:sz w:val="22"/>
+          <w:szCs w:val="22"/>
+          <w:shd w:val="clear" w:color="auto" w:fill="FFFFFF"/>
+          <w:lang w:eastAsia="es-PE"/>
+          <w14:ligatures w14:val="none"/>
+        </w:rPr>
+        <w:t xml:space="preserve"/>
+      </w:r>
+      <w:r>
+        <w:rPr>
+          <w:rFonts w:ascii="Arial Narrow" w:eastAsia="Arial Narrow" w:hAnsi="Arial Narrow" w:cs="Arial Narrow"/>
+          <w:spacing w:val="-3"/>
+          <w:kern w:val="0"/>
+          <w14:ligatures w14:val="none"/>
+          <w:sz w:val="22"/>
+          <w:szCs w:val="22"/>
+        </w:rPr>
+        <w:t xml:space="preserve"/>
+      </w:r>
+      <w:r>
+        <w:rPr>
+          <w:rFonts w:ascii="Arial Narrow" w:eastAsia="Arial Narrow" w:hAnsi="Arial Narrow" w:cs="Arial Narrow"/>
+          <w:color w:val="000000"/>
+          <w:sz w:val="22"/>
+          <w:szCs w:val="22"/>
+        </w:rPr>
+        <w:t/>
+      </w:r>
+      <w:r>
+        <w:rPr>
+          <w:rFonts w:ascii="Arial Narrow" w:eastAsia="Arial Narrow" w:hAnsi="Arial Narrow" w:cs="Arial Narrow"/>
+          <w:color w:val="000000"/>
+          <w:sz w:val="22"/>
+          <w:szCs w:val="22"/>
+        </w:rPr>
+        <w:t xml:space="preserve"/>
+      </w:r>
+      <w:r>
+        <w:rPr>
+          <w:rFonts w:ascii="Arial Narrow" w:eastAsia="Arial Narrow" w:hAnsi="Arial Narrow" w:cs="Arial Narrow"/>
+          <w:color w:val="000000"/>
+          <w:sz w:val="22"/>
+          <w:szCs w:val="22"/>
+        </w:rPr>
+        <w:t/>
+      </w:r>
+      <w:r>
+        <w:rPr>
+          <w:rFonts w:ascii="Arial Narrow" w:eastAsia="Arial Narrow" w:hAnsi="Arial Narrow" w:cs="Arial Narrow"/>
+          <w:color w:val="000000"/>
+          <w:sz w:val="22"/>
+          <w:szCs w:val="22"/>
+        </w:rPr>
+        <w:t xml:space="preserve"/>
+      </w:r>
+      <w:r>
+        <w:rPr>
+          <w:rFonts w:ascii="Arial Narrow" w:eastAsia="Arial Narrow" w:hAnsi="Arial Narrow" w:cs="Arial Narrow"/>
+          <w:color w:val="000000"/>
+          <w:sz w:val="22"/>
+          <w:szCs w:val="22"/>
+        </w:rPr>
+        <w:t/>
+      </w:r>
+      <w:r>
+        <w:rPr>
+          <w:rFonts w:ascii="Arial Narrow" w:eastAsia="Arial Narrow" w:hAnsi="Arial Narrow" w:cs="Arial Narrow"/>
+          <w:color w:val="000000"/>
+          <w:sz w:val="22"/>
+          <w:szCs w:val="22"/>
+        </w:rPr>
+        <w:t xml:space="preserve"/>
+      </w:r>
+      <w:r>
+        <w:rPr>
+          <w:rStyle w:val="Refdenotaalpie"/>
+          <w:rFonts w:ascii="Arial Narrow" w:eastAsia="Arial Narrow" w:hAnsi="Arial Narrow" w:cs="Arial Narrow"/>
+          <w:sz w:val="22"/>
+          <w:szCs w:val="22"/>
+          <w:vertAlign w:val="superscript"/>
+        </w:rPr>
+        <w:footnoteReference w:id="16"/>
+      </w:r>
+      <w:r>
+        <w:rPr>
+          <w:rFonts w:ascii="Arial Narrow" w:eastAsia="Arial Narrow" w:hAnsi="Arial Narrow" w:cs="Arial Narrow"/>
+          <w:sz w:val="22"/>
+          <w:szCs w:val="22"/>
+        </w:rPr>
+        <w:t/>
+      </w:r>
+      <w:bookmarkEnd w:id="14"/>
+    </w:p>
+    <w:p>
+      <w:pPr>
+        <w:spacing w:before="0" w:after="0" w:line="240" w:lineRule="auto"/>
         <w:suppressAutoHyphens/>
-        <w:spacing w:after="0" w:line="240" w:lineRule="auto"/>
-        <w:jc w:val="both"/>
-        <w:rPr>
-          <w:rFonts w:ascii="Arial Narrow" w:eastAsia="Arial Narrow" w:hAnsi="Arial Narrow" w:cs="Arial Narrow"/>
-          <w:color w:val="000000"/>
-          <w:kern w:val="0"/>
-          <w:sz w:val="22"/>
-          <w:szCs w:val="22"/>
-          <w:lang w:eastAsia="es-PE"/>
-          <w14:ligatures w14:val="none"/>
-        </w:rPr>
-      </w:pPr>
-    </w:p>
-    <w:p>
-      <w:pPr>
-        <w:suppressAutoHyphens/>
-        <w:spacing w:after="0" w:line="240" w:lineRule="auto"/>
-        <w:jc w:val="both"/>
-        <w:rPr>
-          <w:rFonts w:ascii="Arial Narrow" w:eastAsia="Arial Narrow" w:hAnsi="Arial Narrow" w:cs="Arial Narrow"/>
-          <w:sz w:val="22"/>
-          <w:szCs w:val="22"/>
-        </w:rPr>
-      </w:pPr>
-      <w:r>
-        <w:rPr>
-          <w:rFonts w:ascii="Arial Narrow" w:eastAsia="Arial Narrow" w:hAnsi="Arial Narrow" w:cs="Arial Narrow"/>
-          <w:b/>
-          <w:spacing w:val="-3"/>
-          <w:kern w:val="0"/>
-          <w14:ligatures w14:val="none"/>
-          <w:sz w:val="22"/>
-          <w:szCs w:val="22"/>
-        </w:rPr>
-        <w:t xml:space="preserve">DÉCIMO PRIMERO:</w:t>
-      </w:r>
-      <w:r>
-        <w:rPr>
-          <w:rFonts w:ascii="Arial Narrow" w:eastAsia="Arial Narrow" w:hAnsi="Arial Narrow" w:cs="Arial Narrow"/>
-          <w:spacing w:val="-3"/>
-          <w:kern w:val="0"/>
-          <w14:ligatures w14:val="none"/>
-          <w:sz w:val="22"/>
-          <w:szCs w:val="22"/>
-        </w:rPr>
-        <w:t xml:space="preserve"> </w:t>
-      </w:r>
-      <w:r>
-        <w:rPr>
-          <w:rFonts w:ascii="Arial Narrow" w:eastAsia="Arial Narrow" w:hAnsi="Arial Narrow" w:cs="Arial Narrow"/>
-          <w:spacing w:val="-3"/>
-          <w:kern w:val="0"/>
-          <w14:ligatures w14:val="none"/>
-          <w:sz w:val="22"/>
-          <w:szCs w:val="22"/>
-        </w:rPr>
-        <w:t xml:space="preserve">requerir a la señora [APELLIDO] Velásquez y Banco Ripley Perú S.A. para que, dentro del plazo de dos (2) días hábiles siguientes a la fecha en que reciba la notificación en su bandeja de correo electrónico, efectúe la confirmación de recepción de la notificación remitida por este despacho a su correo electrónico, de conformidad con el segundo párrafo del numeral 4 del artículo 20 del Texto Único Ordenado de la Ley del Procedimiento Administrativo General, aprobado mediante Decreto Supremo 006-2026-JUS, bajo apercibimiento de rehacer el acto de notificación y notificarle conforme al numeral 1 del artículo 20 del citado cuerpo normativo.</w:t>
-      </w:r>
-      <w:r>
-        <w:rPr>
-          <w:rFonts w:ascii="Arial Narrow" w:eastAsia="Arial Narrow" w:hAnsi="Arial Narrow" w:cs="Arial Narrow"/>
-          <w:sz w:val="22"/>
-          <w:szCs w:val="22"/>
-        </w:rPr>
-        <w:t/>
-      </w:r>
-      <w:r>
-        <w:rPr>
-          <w:rFonts w:ascii="Arial Narrow" w:eastAsia="Arial Narrow" w:hAnsi="Arial Narrow" w:cs="Arial Narrow"/>
-          <w:spacing w:val="-3"/>
-          <w:kern w:val="0"/>
-          <w14:ligatures w14:val="none"/>
-          <w:sz w:val="22"/>
-          <w:szCs w:val="22"/>
-        </w:rPr>
-        <w:t/>
-      </w:r>
-      <w:r>
-        <w:rPr>
-          <w:rFonts w:ascii="Arial Narrow" w:eastAsia="Arial Narrow" w:hAnsi="Arial Narrow" w:cs="Arial Narrow"/>
-          <w:spacing w:val="-3"/>
-          <w:kern w:val="0"/>
-          <w14:ligatures w14:val="none"/>
-          <w:sz w:val="22"/>
-          <w:szCs w:val="22"/>
-        </w:rPr>
-        <w:t xml:space="preserve"/>
-      </w:r>
-      <w:bookmarkStart w:id="14" w:name="_Hlk182351875"/>
-      <w:r>
-        <w:rPr>
-          <w:rFonts w:ascii="Arial Narrow" w:eastAsia="Arial Narrow" w:hAnsi="Arial Narrow" w:cs="Arial Narrow"/>
-          <w:spacing w:val="-3"/>
-          <w:kern w:val="0"/>
-          <w14:ligatures w14:val="none"/>
-          <w:sz w:val="22"/>
-          <w:szCs w:val="22"/>
-        </w:rPr>
-        <w:t/>
-      </w:r>
-      <w:r>
-        <w:rPr>
-          <w:rFonts w:ascii="Arial Narrow" w:eastAsia="Arial Narrow" w:hAnsi="Arial Narrow" w:cs="Arial Narrow"/>
-          <w:spacing w:val="-3"/>
-          <w:kern w:val="0"/>
-          <w14:ligatures w14:val="none"/>
-          <w:sz w:val="22"/>
-          <w:szCs w:val="22"/>
-        </w:rPr>
-        <w:t xml:space="preserve"/>
-      </w:r>
-      <w:r>
-        <w:rPr>
-          <w:rFonts w:ascii="Arial Narrow" w:eastAsia="Arial Narrow" w:hAnsi="Arial Narrow" w:cs="Arial Narrow"/>
-          <w:spacing w:val="-3"/>
-          <w:kern w:val="0"/>
-          <w14:ligatures w14:val="none"/>
-          <w:sz w:val="22"/>
-          <w:szCs w:val="22"/>
-        </w:rPr>
-        <w:t xml:space="preserve"/>
-      </w:r>
-      <w:r>
-        <w:rPr>
-          <w:rFonts w:ascii="Arial Narrow" w:eastAsia="Arial Narrow" w:hAnsi="Arial Narrow" w:cs="Arial Narrow"/>
-          <w:kern w:val="0"/>
-          <w14:ligatures w14:val="none"/>
-          <w:sz w:val="22"/>
-          <w:szCs w:val="22"/>
-        </w:rPr>
-        <w:t xml:space="preserve"/>
-      </w:r>
-      <w:r>
-        <w:rPr>
-          <w:rFonts w:ascii="Arial Narrow" w:eastAsia="Arial Narrow" w:hAnsi="Arial Narrow" w:cs="Arial Narrow"/>
-          <w:kern w:val="0"/>
-          <w14:ligatures w14:val="none"/>
-          <w:sz w:val="22"/>
-          <w:szCs w:val="22"/>
-        </w:rPr>
-        <w:t/>
-      </w:r>
-      <w:r>
-        <w:rPr>
-          <w:rFonts w:ascii="Arial Narrow" w:eastAsia="Arial Narrow" w:hAnsi="Arial Narrow" w:cs="Arial Narrow"/>
-          <w:spacing w:val="-3"/>
-          <w:kern w:val="0"/>
-          <w14:ligatures w14:val="none"/>
-          <w:sz w:val="22"/>
-          <w:szCs w:val="22"/>
-        </w:rPr>
-        <w:t xml:space="preserve"/>
-      </w:r>
-      <w:r>
-        <w:rPr>
-          <w:rFonts w:ascii="Arial Narrow" w:eastAsia="Arial Narrow" w:hAnsi="Arial Narrow" w:cs="Arial Narrow"/>
-          <w:spacing w:val="-3"/>
-          <w:kern w:val="0"/>
-          <w14:ligatures w14:val="none"/>
-          <w:sz w:val="22"/>
-          <w:szCs w:val="22"/>
-        </w:rPr>
-        <w:t xml:space="preserve"/>
-      </w:r>
-      <w:r>
-        <w:rPr>
-          <w:rFonts w:ascii="Arial Narrow" w:eastAsia="Arial Narrow" w:hAnsi="Arial Narrow" w:cs="Arial Narrow"/>
-          <w:color w:val="000000"/>
-          <w:kern w:val="0"/>
-          <w:sz w:val="22"/>
-          <w:szCs w:val="22"/>
-          <w:shd w:val="clear" w:color="auto" w:fill="FFFFFF"/>
-          <w:lang w:eastAsia="es-PE"/>
-          <w14:ligatures w14:val="none"/>
-        </w:rPr>
-        <w:t xml:space="preserve"/>
-      </w:r>
-      <w:r>
-        <w:rPr>
-          <w:rFonts w:ascii="Arial Narrow" w:eastAsia="Arial Narrow" w:hAnsi="Arial Narrow" w:cs="Arial Narrow"/>
-          <w:color w:val="000000"/>
-          <w:kern w:val="0"/>
-          <w:sz w:val="22"/>
-          <w:szCs w:val="22"/>
-          <w:shd w:val="clear" w:color="auto" w:fill="FFFFFF"/>
-          <w:lang w:eastAsia="es-PE"/>
-          <w14:ligatures w14:val="none"/>
-        </w:rPr>
-        <w:t/>
-      </w:r>
-      <w:r>
-        <w:rPr>
-          <w:rFonts w:ascii="Arial Narrow" w:eastAsia="Arial Narrow" w:hAnsi="Arial Narrow" w:cs="Arial Narrow"/>
-          <w:color w:val="000000"/>
-          <w:kern w:val="0"/>
-          <w:sz w:val="22"/>
-          <w:szCs w:val="22"/>
-          <w:shd w:val="clear" w:color="auto" w:fill="FFFFFF"/>
-          <w:lang w:eastAsia="es-PE"/>
-          <w14:ligatures w14:val="none"/>
-        </w:rPr>
-        <w:t xml:space="preserve"/>
-      </w:r>
-      <w:r>
-        <w:rPr>
-          <w:rFonts w:ascii="Arial Narrow" w:eastAsia="Arial Narrow" w:hAnsi="Arial Narrow" w:cs="Arial Narrow"/>
-          <w:kern w:val="0"/>
-          <w:sz w:val="22"/>
-          <w:szCs w:val="22"/>
-          <w:shd w:val="clear" w:color="auto" w:fill="FFFFFF"/>
-          <w:lang w:eastAsia="es-PE"/>
-          <w14:ligatures w14:val="none"/>
-        </w:rPr>
-        <w:t xml:space="preserve"/>
-      </w:r>
-      <w:r>
-        <w:rPr>
-          <w:rFonts w:ascii="Arial Narrow" w:eastAsia="Arial Narrow" w:hAnsi="Arial Narrow" w:cs="Arial Narrow"/>
-          <w:spacing w:val="-3"/>
-          <w:kern w:val="0"/>
-          <w14:ligatures w14:val="none"/>
-          <w:sz w:val="22"/>
-          <w:szCs w:val="22"/>
-        </w:rPr>
-        <w:t xml:space="preserve"/>
-      </w:r>
-      <w:r>
-        <w:rPr>
-          <w:rFonts w:ascii="Arial Narrow" w:eastAsia="Arial Narrow" w:hAnsi="Arial Narrow" w:cs="Arial Narrow"/>
-          <w:color w:val="000000"/>
-          <w:sz w:val="22"/>
-          <w:szCs w:val="22"/>
-        </w:rPr>
-        <w:t/>
-      </w:r>
-      <w:r>
-        <w:rPr>
-          <w:rFonts w:ascii="Arial Narrow" w:eastAsia="Arial Narrow" w:hAnsi="Arial Narrow" w:cs="Arial Narrow"/>
-          <w:color w:val="000000"/>
-          <w:sz w:val="22"/>
-          <w:szCs w:val="22"/>
-        </w:rPr>
-        <w:t xml:space="preserve"/>
-      </w:r>
-      <w:r>
-        <w:rPr>
-          <w:rFonts w:ascii="Arial Narrow" w:eastAsia="Arial Narrow" w:hAnsi="Arial Narrow" w:cs="Arial Narrow"/>
-          <w:color w:val="000000"/>
-          <w:sz w:val="22"/>
-          <w:szCs w:val="22"/>
-        </w:rPr>
-        <w:t/>
-      </w:r>
-      <w:r>
-        <w:rPr>
-          <w:rFonts w:ascii="Arial Narrow" w:eastAsia="Arial Narrow" w:hAnsi="Arial Narrow" w:cs="Arial Narrow"/>
-          <w:color w:val="000000"/>
-          <w:sz w:val="22"/>
-          <w:szCs w:val="22"/>
-        </w:rPr>
-        <w:t xml:space="preserve"/>
-      </w:r>
-      <w:r>
-        <w:rPr>
-          <w:rFonts w:ascii="Arial Narrow" w:eastAsia="Arial Narrow" w:hAnsi="Arial Narrow" w:cs="Arial Narrow"/>
-          <w:color w:val="000000"/>
-          <w:sz w:val="22"/>
-          <w:szCs w:val="22"/>
-        </w:rPr>
-        <w:t/>
-      </w:r>
-      <w:r>
-        <w:rPr>
-          <w:rFonts w:ascii="Arial Narrow" w:eastAsia="Arial Narrow" w:hAnsi="Arial Narrow" w:cs="Arial Narrow"/>
-          <w:color w:val="000000"/>
-          <w:sz w:val="22"/>
-          <w:szCs w:val="22"/>
-        </w:rPr>
-        <w:t xml:space="preserve"/>
-      </w:r>
-      <w:r>
-        <w:rPr>
-          <w:rStyle w:val="Refdenotaalpie"/>
-          <w:rFonts w:ascii="Arial Narrow" w:eastAsia="Arial Narrow" w:hAnsi="Arial Narrow" w:cs="Arial Narrow"/>
-          <w:sz w:val="22"/>
-          <w:szCs w:val="22"/>
-          <w:vertAlign w:val="superscript"/>
-        </w:rPr>
-        <w:footnoteReference w:id="16"/>
-      </w:r>
-      <w:r>
-        <w:rPr>
-          <w:rFonts w:ascii="Arial Narrow" w:eastAsia="Arial Narrow" w:hAnsi="Arial Narrow" w:cs="Arial Narrow"/>
-          <w:sz w:val="22"/>
-          <w:szCs w:val="22"/>
-        </w:rPr>
-        <w:t/>
-      </w:r>
-      <w:bookmarkEnd w:id="14"/>
-    </w:p>
-    <w:p>
-      <w:pPr>
-        <w:suppressAutoHyphens/>
-        <w:spacing w:after="0" w:line="240" w:lineRule="auto"/>
         <w:jc w:val="both"/>
         <w:rPr>
           <w:rFonts w:ascii="Arial Narrow" w:eastAsia="Arial Narrow" w:hAnsi="Arial Narrow" w:cs="Arial Narrow"/>
@@ -7527,7 +7541,6 @@
           <w:sz w:val="16"/>
           <w:szCs w:val="16"/>
         </w:rPr>
-        <w:tab/>
         <w:t xml:space="preserve"/>
       </w:r>
       <w:r>
@@ -7603,25 +7616,24 @@
           <w:sz w:val="16"/>
           <w:szCs w:val="16"/>
         </w:rPr>
+        <w:t xml:space="preserve"/>
+      </w:r>
+      <w:r>
+        <w:rPr>
+          <w:rFonts w:ascii="Arial Narrow" w:eastAsia="Arial Narrow" w:hAnsi="Arial Narrow" w:cs="Arial Narrow"/>
+          <w:sz w:val="16"/>
+          <w:szCs w:val="16"/>
+        </w:rPr>
+      </w:r>
+      <w:r>
+        <w:rPr>
+          <w:rFonts w:ascii="Arial Narrow" w:eastAsia="Arial Narrow" w:hAnsi="Arial Narrow" w:cs="Arial Narrow"/>
+          <w:b/>
+          <w:bCs/>
+          <w:sz w:val="16"/>
+          <w:szCs w:val="16"/>
+        </w:rPr>
         <w:tab/>
-        <w:t xml:space="preserve"/>
-      </w:r>
-      <w:r>
-        <w:rPr>
-          <w:rFonts w:ascii="Arial Narrow" w:eastAsia="Arial Narrow" w:hAnsi="Arial Narrow" w:cs="Arial Narrow"/>
-          <w:sz w:val="16"/>
-          <w:szCs w:val="16"/>
-        </w:rPr>
-        <w:tab/>
-      </w:r>
-      <w:r>
-        <w:rPr>
-          <w:rFonts w:ascii="Arial Narrow" w:eastAsia="Arial Narrow" w:hAnsi="Arial Narrow" w:cs="Arial Narrow"/>
-          <w:b/>
-          <w:bCs/>
-          <w:sz w:val="16"/>
-          <w:szCs w:val="16"/>
-        </w:rPr>
         <w:t xml:space="preserve">LEY 29571, CÓDIGO DE PROTECCIÓN Y DEFENSA DEL CONSUMIDOR, publicado el 2 de setiembre de 2010 y modificado por Decreto Legislativo 1308 </w:t>
       </w:r>
     </w:p>
@@ -7931,25 +7943,24 @@
           <w:sz w:val="16"/>
           <w:szCs w:val="16"/>
         </w:rPr>
+        <w:t xml:space="preserve"/>
+      </w:r>
+      <w:r>
+        <w:rPr>
+          <w:rFonts w:ascii="Arial Narrow" w:eastAsia="Arial Narrow" w:hAnsi="Arial Narrow" w:cs="Arial Narrow"/>
+          <w:sz w:val="16"/>
+          <w:szCs w:val="16"/>
+        </w:rPr>
+      </w:r>
+      <w:r>
+        <w:rPr>
+          <w:rFonts w:ascii="Arial Narrow" w:eastAsia="Arial Narrow" w:hAnsi="Arial Narrow" w:cs="Arial Narrow"/>
+          <w:b/>
+          <w:bCs/>
+          <w:sz w:val="16"/>
+          <w:szCs w:val="16"/>
+        </w:rPr>
         <w:tab/>
-        <w:t xml:space="preserve"/>
-      </w:r>
-      <w:r>
-        <w:rPr>
-          <w:rFonts w:ascii="Arial Narrow" w:eastAsia="Arial Narrow" w:hAnsi="Arial Narrow" w:cs="Arial Narrow"/>
-          <w:sz w:val="16"/>
-          <w:szCs w:val="16"/>
-        </w:rPr>
-        <w:tab/>
-      </w:r>
-      <w:r>
-        <w:rPr>
-          <w:rFonts w:ascii="Arial Narrow" w:eastAsia="Arial Narrow" w:hAnsi="Arial Narrow" w:cs="Arial Narrow"/>
-          <w:b/>
-          <w:bCs/>
-          <w:sz w:val="16"/>
-          <w:szCs w:val="16"/>
-        </w:rPr>
         <w:t xml:space="preserve">LEY 29571, CÓDIGO DE PROTECCIÓN Y DEFENSA DEL CONSUMIDOR, publicado el 2 de setiembre de 2010 y modificado por Decreto Legislativo 1308 </w:t>
       </w:r>
     </w:p>
@@ -8262,25 +8273,24 @@
           <w:sz w:val="16"/>
           <w:szCs w:val="16"/>
         </w:rPr>
+        <w:t xml:space="preserve"/>
+      </w:r>
+      <w:r>
+        <w:rPr>
+          <w:rFonts w:ascii="Arial Narrow" w:eastAsia="Arial Narrow" w:hAnsi="Arial Narrow" w:cs="Arial Narrow"/>
+          <w:sz w:val="16"/>
+          <w:szCs w:val="16"/>
+        </w:rPr>
+      </w:r>
+      <w:r>
+        <w:rPr>
+          <w:rFonts w:ascii="Arial Narrow" w:eastAsia="Arial Narrow" w:hAnsi="Arial Narrow" w:cs="Arial Narrow"/>
+          <w:b/>
+          <w:bCs/>
+          <w:sz w:val="16"/>
+          <w:szCs w:val="16"/>
+        </w:rPr>
         <w:tab/>
-        <w:t xml:space="preserve"/>
-      </w:r>
-      <w:r>
-        <w:rPr>
-          <w:rFonts w:ascii="Arial Narrow" w:eastAsia="Arial Narrow" w:hAnsi="Arial Narrow" w:cs="Arial Narrow"/>
-          <w:sz w:val="16"/>
-          <w:szCs w:val="16"/>
-        </w:rPr>
-        <w:tab/>
-      </w:r>
-      <w:r>
-        <w:rPr>
-          <w:rFonts w:ascii="Arial Narrow" w:eastAsia="Arial Narrow" w:hAnsi="Arial Narrow" w:cs="Arial Narrow"/>
-          <w:b/>
-          <w:bCs/>
-          <w:sz w:val="16"/>
-          <w:szCs w:val="16"/>
-        </w:rPr>
         <w:t xml:space="preserve">LEY 29571, CÓDIGO DE PROTECCIÓN Y DEFENSA DEL CONSUMIDOR, publicado el 2 de setiembre de 2010 y modificado por Decreto Legislativo 1308 </w:t>
       </w:r>
     </w:p>
@@ -8427,25 +8437,24 @@
           <w:sz w:val="16"/>
           <w:szCs w:val="16"/>
         </w:rPr>
+        <w:t xml:space="preserve"/>
+      </w:r>
+      <w:r>
+        <w:rPr>
+          <w:rFonts w:ascii="Arial Narrow" w:eastAsia="Arial Narrow" w:hAnsi="Arial Narrow" w:cs="Arial Narrow"/>
+          <w:sz w:val="16"/>
+          <w:szCs w:val="16"/>
+        </w:rPr>
+      </w:r>
+      <w:r>
+        <w:rPr>
+          <w:rFonts w:ascii="Arial Narrow" w:eastAsia="Arial Narrow" w:hAnsi="Arial Narrow" w:cs="Arial Narrow"/>
+          <w:b/>
+          <w:bCs/>
+          <w:sz w:val="16"/>
+          <w:szCs w:val="16"/>
+        </w:rPr>
         <w:tab/>
-        <w:t xml:space="preserve"/>
-      </w:r>
-      <w:r>
-        <w:rPr>
-          <w:rFonts w:ascii="Arial Narrow" w:eastAsia="Arial Narrow" w:hAnsi="Arial Narrow" w:cs="Arial Narrow"/>
-          <w:sz w:val="16"/>
-          <w:szCs w:val="16"/>
-        </w:rPr>
-        <w:tab/>
-      </w:r>
-      <w:r>
-        <w:rPr>
-          <w:rFonts w:ascii="Arial Narrow" w:eastAsia="Arial Narrow" w:hAnsi="Arial Narrow" w:cs="Arial Narrow"/>
-          <w:b/>
-          <w:bCs/>
-          <w:sz w:val="16"/>
-          <w:szCs w:val="16"/>
-        </w:rPr>
         <w:t xml:space="preserve">LEY 29571, CÓDIGO DE PROTECCIÓN Y DEFENSA DEL CONSUMIDOR, publicado el 2 de setiembre de 2010 y modificado por Decreto Legislativo 1308 </w:t>
       </w:r>
     </w:p>
@@ -8606,25 +8615,24 @@
           <w:sz w:val="16"/>
           <w:szCs w:val="16"/>
         </w:rPr>
+        <w:t xml:space="preserve"/>
+      </w:r>
+      <w:r>
+        <w:rPr>
+          <w:rFonts w:ascii="Arial Narrow" w:eastAsia="Arial Narrow" w:hAnsi="Arial Narrow" w:cs="Arial Narrow"/>
+          <w:sz w:val="16"/>
+          <w:szCs w:val="16"/>
+        </w:rPr>
+      </w:r>
+      <w:r>
+        <w:rPr>
+          <w:rFonts w:ascii="Arial Narrow" w:eastAsia="Arial Narrow" w:hAnsi="Arial Narrow" w:cs="Arial Narrow"/>
+          <w:b/>
+          <w:bCs/>
+          <w:sz w:val="16"/>
+          <w:szCs w:val="16"/>
+        </w:rPr>
         <w:tab/>
-        <w:t xml:space="preserve"/>
-      </w:r>
-      <w:r>
-        <w:rPr>
-          <w:rFonts w:ascii="Arial Narrow" w:eastAsia="Arial Narrow" w:hAnsi="Arial Narrow" w:cs="Arial Narrow"/>
-          <w:sz w:val="16"/>
-          <w:szCs w:val="16"/>
-        </w:rPr>
-        <w:tab/>
-      </w:r>
-      <w:r>
-        <w:rPr>
-          <w:rFonts w:ascii="Arial Narrow" w:eastAsia="Arial Narrow" w:hAnsi="Arial Narrow" w:cs="Arial Narrow"/>
-          <w:b/>
-          <w:bCs/>
-          <w:sz w:val="16"/>
-          <w:szCs w:val="16"/>
-        </w:rPr>
         <w:t xml:space="preserve">CÓDIGO PROCESAL CIVIL </w:t>
       </w:r>
     </w:p>
@@ -8827,7 +8835,6 @@
           <w:sz w:val="16"/>
           <w:szCs w:val="16"/>
         </w:rPr>
-        <w:tab/>
         <w:t xml:space="preserve"/>
       </w:r>
       <w:r>
@@ -8884,24 +8891,23 @@
           <w:sz w:val="16"/>
           <w:szCs w:val="16"/>
         </w:rPr>
+        <w:t xml:space="preserve"/>
+      </w:r>
+      <w:r>
+        <w:rPr>
+          <w:rFonts w:ascii="Arial Narrow" w:eastAsia="Arial Narrow" w:hAnsi="Arial Narrow" w:cs="Arial Narrow"/>
+          <w:sz w:val="16"/>
+          <w:szCs w:val="16"/>
+        </w:rPr>
+      </w:r>
+      <w:r>
+        <w:rPr>
+          <w:rFonts w:ascii="Arial Narrow" w:eastAsia="Arial Narrow" w:hAnsi="Arial Narrow" w:cs="Arial Narrow"/>
+          <w:b/>
+          <w:sz w:val="16"/>
+          <w:szCs w:val="16"/>
+        </w:rPr>
         <w:tab/>
-        <w:t xml:space="preserve"/>
-      </w:r>
-      <w:r>
-        <w:rPr>
-          <w:rFonts w:ascii="Arial Narrow" w:eastAsia="Arial Narrow" w:hAnsi="Arial Narrow" w:cs="Arial Narrow"/>
-          <w:sz w:val="16"/>
-          <w:szCs w:val="16"/>
-        </w:rPr>
-        <w:tab/>
-      </w:r>
-      <w:r>
-        <w:rPr>
-          <w:rFonts w:ascii="Arial Narrow" w:eastAsia="Arial Narrow" w:hAnsi="Arial Narrow" w:cs="Arial Narrow"/>
-          <w:b/>
-          <w:sz w:val="16"/>
-          <w:szCs w:val="16"/>
-        </w:rPr>
         <w:t>LEY 29571, CÓDIGO DE PROTECCIÓN Y DEFENSA DEL CONSUMIDOR</w:t>
       </w:r>
       <w:r>
@@ -9283,32 +9289,31 @@
           <w:szCs w:val="16"/>
           <w:vertAlign w:val="superscript"/>
         </w:rPr>
+        <w:t xml:space="preserve"/>
+      </w:r>
+      <w:r>
+        <w:rPr>
+          <w:rFonts w:ascii="Arial Narrow" w:eastAsia="Arial Narrow" w:hAnsi="Arial Narrow" w:cs="Arial Narrow"/>
+          <w:sz w:val="16"/>
+          <w:szCs w:val="16"/>
+        </w:rPr>
+        <w:t xml:space="preserve"/>
+      </w:r>
+      <w:r>
+        <w:rPr>
+          <w:rFonts w:ascii="Arial Narrow" w:eastAsia="Arial Narrow" w:hAnsi="Arial Narrow" w:cs="Arial Narrow"/>
+          <w:sz w:val="16"/>
+          <w:szCs w:val="16"/>
+        </w:rPr>
+      </w:r>
+      <w:r>
+        <w:rPr>
+          <w:rFonts w:ascii="Arial Narrow" w:eastAsia="Arial Narrow" w:hAnsi="Arial Narrow" w:cs="Arial Narrow"/>
+          <w:b/>
+          <w:sz w:val="16"/>
+          <w:szCs w:val="16"/>
+        </w:rPr>
         <w:tab/>
-        <w:t xml:space="preserve"/>
-      </w:r>
-      <w:r>
-        <w:rPr>
-          <w:rFonts w:ascii="Arial Narrow" w:eastAsia="Arial Narrow" w:hAnsi="Arial Narrow" w:cs="Arial Narrow"/>
-          <w:sz w:val="16"/>
-          <w:szCs w:val="16"/>
-        </w:rPr>
-        <w:t xml:space="preserve"> </w:t>
-      </w:r>
-      <w:r>
-        <w:rPr>
-          <w:rFonts w:ascii="Arial Narrow" w:eastAsia="Arial Narrow" w:hAnsi="Arial Narrow" w:cs="Arial Narrow"/>
-          <w:sz w:val="16"/>
-          <w:szCs w:val="16"/>
-        </w:rPr>
-        <w:tab/>
-      </w:r>
-      <w:r>
-        <w:rPr>
-          <w:rFonts w:ascii="Arial Narrow" w:eastAsia="Arial Narrow" w:hAnsi="Arial Narrow" w:cs="Arial Narrow"/>
-          <w:b/>
-          <w:sz w:val="16"/>
-          <w:szCs w:val="16"/>
-        </w:rPr>
         <w:t>LEY 29571, CÓDIGO DE PROTECCIÓN Y DEFENSA DEL CONSUMIDOR</w:t>
       </w:r>
       <w:r>
@@ -9553,25 +9558,24 @@
           <w:sz w:val="16"/>
           <w:szCs w:val="16"/>
         </w:rPr>
+        <w:t xml:space="preserve"/>
+      </w:r>
+      <w:r>
+        <w:rPr>
+          <w:rFonts w:ascii="Arial Narrow" w:eastAsia="Arial Narrow" w:hAnsi="Arial Narrow" w:cs="Arial Narrow"/>
+          <w:sz w:val="16"/>
+          <w:szCs w:val="16"/>
+        </w:rPr>
+      </w:r>
+      <w:r>
+        <w:rPr>
+          <w:rFonts w:ascii="Arial Narrow" w:eastAsia="Arial Narrow" w:hAnsi="Arial Narrow" w:cs="Arial Narrow"/>
+          <w:b/>
+          <w:bCs/>
+          <w:sz w:val="16"/>
+          <w:szCs w:val="16"/>
+        </w:rPr>
         <w:tab/>
-        <w:t xml:space="preserve"/>
-      </w:r>
-      <w:r>
-        <w:rPr>
-          <w:rFonts w:ascii="Arial Narrow" w:eastAsia="Arial Narrow" w:hAnsi="Arial Narrow" w:cs="Arial Narrow"/>
-          <w:sz w:val="16"/>
-          <w:szCs w:val="16"/>
-        </w:rPr>
-        <w:tab/>
-      </w:r>
-      <w:r>
-        <w:rPr>
-          <w:rFonts w:ascii="Arial Narrow" w:eastAsia="Arial Narrow" w:hAnsi="Arial Narrow" w:cs="Arial Narrow"/>
-          <w:b/>
-          <w:bCs/>
-          <w:sz w:val="16"/>
-          <w:szCs w:val="16"/>
-        </w:rPr>
         <w:t xml:space="preserve">LEY 29571, CÓDIGO DE PROTECCIÓN Y DEFENSA DEL CONSUMIDOR, publicado el 2 de setiembre de 2010 y modificado por Decreto Legislativo 1308 </w:t>
       </w:r>
     </w:p>
@@ -10318,24 +10322,23 @@
           <w:sz w:val="16"/>
           <w:szCs w:val="16"/>
         </w:rPr>
+        <w:t xml:space="preserve"/>
+      </w:r>
+      <w:r>
+        <w:rPr>
+          <w:rFonts w:ascii="Arial Narrow" w:eastAsia="Arial Narrow" w:hAnsi="Arial Narrow" w:cs="Arial Narrow"/>
+          <w:sz w:val="16"/>
+          <w:szCs w:val="16"/>
+        </w:rPr>
+      </w:r>
+      <w:r>
+        <w:rPr>
+          <w:rFonts w:ascii="Arial Narrow" w:eastAsia="Arial Narrow" w:hAnsi="Arial Narrow" w:cs="Arial Narrow"/>
+          <w:b/>
+          <w:sz w:val="16"/>
+          <w:szCs w:val="16"/>
+        </w:rPr>
         <w:tab/>
-        <w:t xml:space="preserve"/>
-      </w:r>
-      <w:r>
-        <w:rPr>
-          <w:rFonts w:ascii="Arial Narrow" w:eastAsia="Arial Narrow" w:hAnsi="Arial Narrow" w:cs="Arial Narrow"/>
-          <w:sz w:val="16"/>
-          <w:szCs w:val="16"/>
-        </w:rPr>
-        <w:tab/>
-      </w:r>
-      <w:r>
-        <w:rPr>
-          <w:rFonts w:ascii="Arial Narrow" w:eastAsia="Arial Narrow" w:hAnsi="Arial Narrow" w:cs="Arial Narrow"/>
-          <w:b/>
-          <w:sz w:val="16"/>
-          <w:szCs w:val="16"/>
-        </w:rPr>
         <w:t>LEY 29571, CÓDIGO DE PROTECCIÓN Y DEFENSA DEL CONSUMIDOR</w:t>
       </w:r>
       <w:r>
@@ -10524,24 +10527,23 @@
           <w:sz w:val="16"/>
           <w:szCs w:val="16"/>
         </w:rPr>
+        <w:t xml:space="preserve"/>
+      </w:r>
+      <w:r>
+        <w:rPr>
+          <w:rFonts w:ascii="Arial Narrow" w:eastAsia="Arial Narrow" w:hAnsi="Arial Narrow" w:cs="Arial Narrow"/>
+          <w:sz w:val="16"/>
+          <w:szCs w:val="16"/>
+        </w:rPr>
+      </w:r>
+      <w:r>
+        <w:rPr>
+          <w:rFonts w:ascii="Arial Narrow" w:eastAsia="Arial Narrow" w:hAnsi="Arial Narrow" w:cs="Arial Narrow"/>
+          <w:b/>
+          <w:sz w:val="16"/>
+          <w:szCs w:val="16"/>
+        </w:rPr>
         <w:tab/>
-        <w:t xml:space="preserve"/>
-      </w:r>
-      <w:r>
-        <w:rPr>
-          <w:rFonts w:ascii="Arial Narrow" w:eastAsia="Arial Narrow" w:hAnsi="Arial Narrow" w:cs="Arial Narrow"/>
-          <w:sz w:val="16"/>
-          <w:szCs w:val="16"/>
-        </w:rPr>
-        <w:tab/>
-      </w:r>
-      <w:r>
-        <w:rPr>
-          <w:rFonts w:ascii="Arial Narrow" w:eastAsia="Arial Narrow" w:hAnsi="Arial Narrow" w:cs="Arial Narrow"/>
-          <w:b/>
-          <w:sz w:val="16"/>
-          <w:szCs w:val="16"/>
-        </w:rPr>
         <w:t>LEY SOBRE FACULTADES, NORMAS Y ORGANIZACIÓN DEL INDECOPI, aprobada por Decreto Legislativo 807</w:t>
       </w:r>
     </w:p>
@@ -10645,7 +10647,6 @@
           <w:sz w:val="16"/>
           <w:szCs w:val="16"/>
         </w:rPr>
-        <w:tab/>
         <w:t xml:space="preserve"/>
       </w:r>
       <w:r>
@@ -10741,31 +10742,30 @@
           <w:sz w:val="16"/>
           <w:szCs w:val="16"/>
         </w:rPr>
+        <w:t xml:space="preserve"/>
+      </w:r>
+      <w:r>
+        <w:rPr>
+          <w:rFonts w:ascii="Arial Narrow" w:eastAsia="Arial Narrow" w:hAnsi="Arial Narrow" w:cs="Arial Narrow"/>
+          <w:sz w:val="16"/>
+          <w:szCs w:val="16"/>
+        </w:rPr>
+      </w:r>
+      <w:r>
+        <w:rPr>
+          <w:rFonts w:ascii="Arial Narrow" w:eastAsia="Arial Narrow" w:hAnsi="Arial Narrow" w:cs="Arial Narrow"/>
+          <w:b/>
+          <w:sz w:val="16"/>
+          <w:szCs w:val="16"/>
+        </w:rPr>
         <w:tab/>
-        <w:t xml:space="preserve"/>
-      </w:r>
-      <w:r>
-        <w:rPr>
-          <w:rFonts w:ascii="Arial Narrow" w:eastAsia="Arial Narrow" w:hAnsi="Arial Narrow" w:cs="Arial Narrow"/>
-          <w:sz w:val="16"/>
-          <w:szCs w:val="16"/>
-        </w:rPr>
-        <w:tab/>
-      </w:r>
-      <w:r>
-        <w:rPr>
-          <w:rFonts w:ascii="Arial Narrow" w:eastAsia="Arial Narrow" w:hAnsi="Arial Narrow" w:cs="Arial Narrow"/>
-          <w:b/>
-          <w:sz w:val="16"/>
-          <w:szCs w:val="16"/>
-        </w:rPr>
         <w:t>TEXTO ÚNICO ORDENADO DE LA LEY DEL PROCEDIMIENTO ADMINISTRATIVO GENERAL, aprobado mediante Decreto Supremo 006-2026-JUS y publicado el 30 de abril de 2026</w:t>
       </w:r>
     </w:p>
     <w:p>
       <w:pPr>
         <w:pStyle w:val="Textonotapie"/>
-        <w:ind w:left="1134" w:hanging="567"/>
+        <w:ind w:left="1134"/>
         <w:jc w:val="both"/>
         <w:rPr>
           <w:rFonts w:ascii="Arial Narrow" w:eastAsia="Arial Narrow" w:hAnsi="Arial Narrow" w:cs="Arial Narrow"/>
@@ -10789,7 +10789,7 @@
     <w:p>
       <w:pPr>
         <w:pStyle w:val="Textonotapie"/>
-        <w:ind w:left="1134" w:hanging="567"/>
+        <w:ind w:left="1134" w:hanging="1134"/>
         <w:jc w:val="both"/>
         <w:rPr>
           <w:rFonts w:ascii="Arial Narrow" w:eastAsia="Arial Narrow" w:hAnsi="Arial Narrow" w:cs="Arial Narrow"/>

--- a/plantillas_maestras/04_seguro_proteccion_tarjetas_y_dinero/contratacion_no_consentida/2_ddos_banco_y_aseguradora/mujer/TPL_0731_2025_SEGURO_PROTECCION_TARJETAS_Y_DINERO_CONTRATACION_NO_CONSENTIDA_BANCO_MUJER_R1.docx
+++ b/plantillas_maestras/04_seguro_proteccion_tarjetas_y_dinero/contratacion_no_consentida/2_ddos_banco_y_aseguradora/mujer/TPL_0731_2025_SEGURO_PROTECCION_TARJETAS_Y_DINERO_CONTRATACION_NO_CONSENTIDA_BANCO_MUJER_R1.docx
@@ -5384,7 +5384,7 @@
           <w:sz w:val="22"/>
           <w:szCs w:val="22"/>
         </w:rPr>
-        <w:t xml:space="preserve">correr traslado de la presente resolución a Banco Ripley Perú S.A. y a Mapfre Perú Compañía de Seguros y Reaseguros S.A. para que, de conformidad con lo dispuesto por el artículo 26 de la Ley sobre Facultades, Normas y Organización del Indecopi, aprobada por Decreto Legislativo 807</w:t>
+        <w:t xml:space="preserve">correr traslado de la denuncia del 23 de marzo de 2025 a Banco Ripley Perú S.A. y a Mapfre Perú Compañía de Seguros y Reaseguros S.A. para que, de conformidad con lo dispuesto por el artículo 26 de la Ley sobre Facultades, Normas y Organización del Indecopi, aprobada por Decreto Legislativo 807</w:t>
       </w:r>
       <w:r>
         <w:rPr>
